--- a/Inputs/Templates/Levantamiento.docx
+++ b/Inputs/Templates/Levantamiento.docx
@@ -2,2162 +2,6 @@
 <file path=word/document.xml><?xml version="1.0" encoding="utf-8"?>
 <w:document xmlns:wpc="http://schemas.microsoft.com/office/word/2010/wordprocessingCanvas" xmlns:cx="http://schemas.microsoft.com/office/drawing/2014/chartex" xmlns:cx1="http://schemas.microsoft.com/office/drawing/2015/9/8/chartex" xmlns:cx2="http://schemas.microsoft.com/office/drawing/2015/10/21/chartex" xmlns:cx3="http://schemas.microsoft.com/office/drawing/2016/5/9/chartex" xmlns:cx4="http://schemas.microsoft.com/office/drawing/2016/5/10/chartex" xmlns:cx5="http://schemas.microsoft.com/office/drawing/2016/5/11/chartex" xmlns:cx6="http://schemas.microsoft.com/office/drawing/2016/5/12/chartex" xmlns:cx7="http://schemas.microsoft.com/office/drawing/2016/5/13/chartex" xmlns:cx8="http://schemas.microsoft.com/office/drawing/2016/5/14/chartex" xmlns:mc="http://schemas.openxmlformats.org/markup-compatibility/2006" xmlns:aink="http://schemas.microsoft.com/office/drawing/2016/ink" xmlns:am3d="http://schemas.microsoft.com/office/drawing/2017/model3d" xmlns:o="urn:schemas-microsoft-com:office:office" xmlns:oel="http://schemas.microsoft.com/office/2019/extlst" xmlns:r="http://schemas.openxmlformats.org/officeDocument/2006/relationships" xmlns:m="http://schemas.openxmlformats.org/officeDocument/2006/math" xmlns:v="urn:schemas-microsoft-com:vml" xmlns:wp14="http://schemas.microsoft.com/office/word/2010/wordprocessingDrawing" xmlns:wp="http://schemas.openxmlformats.org/drawingml/2006/wordprocessingDrawing" xmlns:w10="urn:schemas-microsoft-com:office:word" xmlns:w="http://schemas.openxmlformats.org/wordprocessingml/2006/main" xmlns:w14="http://schemas.microsoft.com/office/word/2010/wordml" xmlns:w15="http://schemas.microsoft.com/office/word/2012/wordml" xmlns:w16cex="http://schemas.microsoft.com/office/word/2018/wordml/cex" xmlns:w16cid="http://schemas.microsoft.com/office/word/2016/wordml/cid" xmlns:w16="http://schemas.microsoft.com/office/word/2018/wordml" xmlns:w16du="http://schemas.microsoft.com/office/word/2023/wordml/word16du" xmlns:w16sdtdh="http://schemas.microsoft.com/office/word/2020/wordml/sdtdatahash" xmlns:w16sdtfl="http://schemas.microsoft.com/office/word/2024/wordml/sdtformatlock" xmlns:w16se="http://schemas.microsoft.com/office/word/2015/wordml/symex" xmlns:wpg="http://schemas.microsoft.com/office/word/2010/wordprocessingGroup" xmlns:wpi="http://schemas.microsoft.com/office/word/2010/wordprocessingInk" xmlns:wne="http://schemas.microsoft.com/office/word/2006/wordml" xmlns:wps="http://schemas.microsoft.com/office/word/2010/wordprocessingShape" mc:Ignorable="w14 w15 w16se w16cid w16 w16cex w16sdtdh w16sdtfl w16du wp14">
   <w:body>
-    <w:tbl>
-      <w:tblPr>
-        <w:tblW w:w="9479" w:type="dxa"/>
-        <w:jc w:val="center"/>
-        <w:tblCellMar>
-          <w:left w:w="70" w:type="dxa"/>
-          <w:right w:w="70" w:type="dxa"/>
-        </w:tblCellMar>
-        <w:tblLook w:val="04A0" w:firstRow="1" w:lastRow="0" w:firstColumn="1" w:lastColumn="0" w:noHBand="0" w:noVBand="1"/>
-      </w:tblPr>
-      <w:tblGrid>
-        <w:gridCol w:w="3397"/>
-        <w:gridCol w:w="6082"/>
-      </w:tblGrid>
-      <w:tr>
-        <w:trPr>
-          <w:trHeight w:hRule="exact" w:val="297"/>
-          <w:jc w:val="center"/>
-        </w:trPr>
-        <w:tc>
-          <w:tcPr>
-            <w:tcW w:w="9479" w:type="dxa"/>
-            <w:gridSpan w:val="2"/>
-            <w:tcBorders>
-              <w:top w:val="single" w:sz="4" w:space="0" w:color="auto"/>
-              <w:left w:val="single" w:sz="4" w:space="0" w:color="auto"/>
-              <w:bottom w:val="single" w:sz="4" w:space="0" w:color="auto"/>
-              <w:right w:val="single" w:sz="4" w:space="0" w:color="auto"/>
-            </w:tcBorders>
-            <w:shd w:val="clear" w:color="auto" w:fill="D9D9D9" w:themeFill="background1" w:themeFillShade="D9"/>
-            <w:noWrap/>
-            <w:vAlign w:val="center"/>
-            <w:hideMark/>
-          </w:tcPr>
-          <w:p>
-            <w:pPr>
-              <w:jc w:val="center"/>
-              <w:rPr>
-                <w:b/>
-                <w:bCs/>
-              </w:rPr>
-            </w:pPr>
-            <w:r>
-              <w:rPr>
-                <w:b/>
-                <w:bCs/>
-              </w:rPr>
-              <w:t>DATOS GENERALES</w:t>
-            </w:r>
-          </w:p>
-        </w:tc>
-      </w:tr>
-      <w:tr>
-        <w:trPr>
-          <w:trHeight w:val="283"/>
-          <w:jc w:val="center"/>
-        </w:trPr>
-        <w:tc>
-          <w:tcPr>
-            <w:tcW w:w="3397" w:type="dxa"/>
-            <w:tcBorders>
-              <w:top w:val="nil"/>
-              <w:left w:val="single" w:sz="4" w:space="0" w:color="auto"/>
-              <w:bottom w:val="single" w:sz="4" w:space="0" w:color="auto"/>
-              <w:right w:val="single" w:sz="4" w:space="0" w:color="auto"/>
-            </w:tcBorders>
-            <w:shd w:val="clear" w:color="auto" w:fill="auto"/>
-            <w:noWrap/>
-            <w:vAlign w:val="center"/>
-            <w:hideMark/>
-          </w:tcPr>
-          <w:p>
-            <w:pPr>
-              <w:spacing w:after="0"/>
-              <w:jc w:val="both"/>
-            </w:pPr>
-            <w:r>
-              <w:t>Razón Social</w:t>
-            </w:r>
-          </w:p>
-        </w:tc>
-        <w:tc>
-          <w:tcPr>
-            <w:tcW w:w="6082" w:type="dxa"/>
-            <w:tcBorders>
-              <w:top w:val="nil"/>
-              <w:left w:val="nil"/>
-              <w:bottom w:val="single" w:sz="4" w:space="0" w:color="auto"/>
-              <w:right w:val="single" w:sz="4" w:space="0" w:color="auto"/>
-            </w:tcBorders>
-            <w:shd w:val="clear" w:color="auto" w:fill="auto"/>
-            <w:noWrap/>
-            <w:vAlign w:val="center"/>
-            <w:hideMark/>
-          </w:tcPr>
-          <w:p>
-            <w:pPr>
-              <w:spacing w:after="0"/>
-              <w:jc w:val="both"/>
-              <w:rPr>
-                <w:color w:val="FFFFFF" w:themeColor="background1"/>
-              </w:rPr>
-            </w:pPr>
-            <w:proofErr w:type="gramStart"/>
-            <w:r>
-              <w:rPr>
-                <w:color w:val="FFFFFF" w:themeColor="background1"/>
-              </w:rPr>
-              <w:t xml:space="preserve">{{ </w:t>
-            </w:r>
-            <w:proofErr w:type="spellStart"/>
-            <w:r>
-              <w:rPr>
-                <w:color w:val="FFFFFF" w:themeColor="background1"/>
-              </w:rPr>
-              <w:t>razon</w:t>
-            </w:r>
-            <w:proofErr w:type="gramEnd"/>
-            <w:r>
-              <w:rPr>
-                <w:color w:val="FFFFFF" w:themeColor="background1"/>
-              </w:rPr>
-              <w:t>_social</w:t>
-            </w:r>
-            <w:proofErr w:type="spellEnd"/>
-            <w:r>
-              <w:rPr>
-                <w:color w:val="FFFFFF" w:themeColor="background1"/>
-              </w:rPr>
-              <w:t xml:space="preserve"> }}</w:t>
-            </w:r>
-          </w:p>
-        </w:tc>
-      </w:tr>
-      <w:tr>
-        <w:trPr>
-          <w:trHeight w:val="283"/>
-          <w:jc w:val="center"/>
-        </w:trPr>
-        <w:tc>
-          <w:tcPr>
-            <w:tcW w:w="3397" w:type="dxa"/>
-            <w:tcBorders>
-              <w:top w:val="nil"/>
-              <w:left w:val="single" w:sz="4" w:space="0" w:color="auto"/>
-              <w:bottom w:val="single" w:sz="4" w:space="0" w:color="auto"/>
-              <w:right w:val="single" w:sz="4" w:space="0" w:color="auto"/>
-            </w:tcBorders>
-            <w:shd w:val="clear" w:color="auto" w:fill="auto"/>
-            <w:noWrap/>
-            <w:vAlign w:val="center"/>
-            <w:hideMark/>
-          </w:tcPr>
-          <w:p>
-            <w:pPr>
-              <w:spacing w:after="0"/>
-              <w:jc w:val="both"/>
-            </w:pPr>
-            <w:r>
-              <w:t>Nombre comercial</w:t>
-            </w:r>
-          </w:p>
-        </w:tc>
-        <w:tc>
-          <w:tcPr>
-            <w:tcW w:w="6082" w:type="dxa"/>
-            <w:tcBorders>
-              <w:top w:val="nil"/>
-              <w:left w:val="nil"/>
-              <w:bottom w:val="single" w:sz="4" w:space="0" w:color="auto"/>
-              <w:right w:val="single" w:sz="4" w:space="0" w:color="auto"/>
-            </w:tcBorders>
-            <w:shd w:val="clear" w:color="auto" w:fill="auto"/>
-            <w:noWrap/>
-            <w:vAlign w:val="center"/>
-            <w:hideMark/>
-          </w:tcPr>
-          <w:p>
-            <w:pPr>
-              <w:spacing w:after="0"/>
-              <w:jc w:val="both"/>
-              <w:rPr>
-                <w:color w:val="FFFFFF" w:themeColor="background1"/>
-              </w:rPr>
-            </w:pPr>
-            <w:proofErr w:type="gramStart"/>
-            <w:r>
-              <w:rPr>
-                <w:color w:val="FFFFFF" w:themeColor="background1"/>
-              </w:rPr>
-              <w:t xml:space="preserve">{{ </w:t>
-            </w:r>
-            <w:proofErr w:type="spellStart"/>
-            <w:r>
-              <w:rPr>
-                <w:color w:val="FFFFFF" w:themeColor="background1"/>
-              </w:rPr>
-              <w:t>nombre</w:t>
-            </w:r>
-            <w:proofErr w:type="gramEnd"/>
-            <w:r>
-              <w:rPr>
-                <w:color w:val="FFFFFF" w:themeColor="background1"/>
-              </w:rPr>
-              <w:t>_comercial</w:t>
-            </w:r>
-            <w:proofErr w:type="spellEnd"/>
-            <w:r>
-              <w:rPr>
-                <w:color w:val="FFFFFF" w:themeColor="background1"/>
-              </w:rPr>
-              <w:t xml:space="preserve"> }}</w:t>
-            </w:r>
-          </w:p>
-        </w:tc>
-      </w:tr>
-      <w:tr>
-        <w:trPr>
-          <w:trHeight w:val="283"/>
-          <w:jc w:val="center"/>
-        </w:trPr>
-        <w:tc>
-          <w:tcPr>
-            <w:tcW w:w="3397" w:type="dxa"/>
-            <w:tcBorders>
-              <w:top w:val="nil"/>
-              <w:left w:val="single" w:sz="4" w:space="0" w:color="auto"/>
-              <w:bottom w:val="single" w:sz="4" w:space="0" w:color="auto"/>
-              <w:right w:val="single" w:sz="4" w:space="0" w:color="auto"/>
-            </w:tcBorders>
-            <w:shd w:val="clear" w:color="auto" w:fill="auto"/>
-            <w:noWrap/>
-            <w:vAlign w:val="center"/>
-            <w:hideMark/>
-          </w:tcPr>
-          <w:p>
-            <w:pPr>
-              <w:spacing w:after="0"/>
-              <w:jc w:val="both"/>
-            </w:pPr>
-            <w:r>
-              <w:t>RFC</w:t>
-            </w:r>
-          </w:p>
-        </w:tc>
-        <w:tc>
-          <w:tcPr>
-            <w:tcW w:w="6082" w:type="dxa"/>
-            <w:tcBorders>
-              <w:top w:val="nil"/>
-              <w:left w:val="nil"/>
-              <w:bottom w:val="single" w:sz="4" w:space="0" w:color="auto"/>
-              <w:right w:val="single" w:sz="4" w:space="0" w:color="auto"/>
-            </w:tcBorders>
-            <w:shd w:val="clear" w:color="auto" w:fill="auto"/>
-            <w:noWrap/>
-            <w:vAlign w:val="center"/>
-            <w:hideMark/>
-          </w:tcPr>
-          <w:p>
-            <w:pPr>
-              <w:spacing w:after="0"/>
-              <w:jc w:val="both"/>
-              <w:rPr>
-                <w:color w:val="FFFFFF" w:themeColor="background1"/>
-              </w:rPr>
-            </w:pPr>
-            <w:proofErr w:type="gramStart"/>
-            <w:r>
-              <w:rPr>
-                <w:color w:val="FFFFFF" w:themeColor="background1"/>
-              </w:rPr>
-              <w:t xml:space="preserve">{{ </w:t>
-            </w:r>
-            <w:proofErr w:type="spellStart"/>
-            <w:r>
-              <w:rPr>
-                <w:color w:val="FFFFFF" w:themeColor="background1"/>
-              </w:rPr>
-              <w:t>rfc</w:t>
-            </w:r>
-            <w:proofErr w:type="spellEnd"/>
-            <w:proofErr w:type="gramEnd"/>
-            <w:r>
-              <w:rPr>
-                <w:color w:val="FFFFFF" w:themeColor="background1"/>
-              </w:rPr>
-              <w:t xml:space="preserve"> }}</w:t>
-            </w:r>
-          </w:p>
-        </w:tc>
-      </w:tr>
-      <w:tr>
-        <w:trPr>
-          <w:trHeight w:val="283"/>
-          <w:jc w:val="center"/>
-        </w:trPr>
-        <w:tc>
-          <w:tcPr>
-            <w:tcW w:w="3397" w:type="dxa"/>
-            <w:tcBorders>
-              <w:top w:val="nil"/>
-              <w:left w:val="single" w:sz="4" w:space="0" w:color="auto"/>
-              <w:bottom w:val="single" w:sz="4" w:space="0" w:color="auto"/>
-              <w:right w:val="single" w:sz="4" w:space="0" w:color="auto"/>
-            </w:tcBorders>
-            <w:shd w:val="clear" w:color="auto" w:fill="auto"/>
-            <w:noWrap/>
-            <w:vAlign w:val="center"/>
-          </w:tcPr>
-          <w:p>
-            <w:pPr>
-              <w:spacing w:after="0"/>
-              <w:jc w:val="both"/>
-            </w:pPr>
-            <w:r>
-              <w:t>Calle</w:t>
-            </w:r>
-          </w:p>
-        </w:tc>
-        <w:tc>
-          <w:tcPr>
-            <w:tcW w:w="6082" w:type="dxa"/>
-            <w:tcBorders>
-              <w:top w:val="nil"/>
-              <w:left w:val="nil"/>
-              <w:bottom w:val="single" w:sz="4" w:space="0" w:color="auto"/>
-              <w:right w:val="single" w:sz="4" w:space="0" w:color="auto"/>
-            </w:tcBorders>
-            <w:shd w:val="clear" w:color="auto" w:fill="auto"/>
-            <w:noWrap/>
-            <w:vAlign w:val="center"/>
-          </w:tcPr>
-          <w:p>
-            <w:pPr>
-              <w:spacing w:after="0"/>
-              <w:jc w:val="both"/>
-              <w:rPr>
-                <w:color w:val="FFFFFF" w:themeColor="background1"/>
-              </w:rPr>
-            </w:pPr>
-            <w:proofErr w:type="gramStart"/>
-            <w:r>
-              <w:rPr>
-                <w:color w:val="FFFFFF" w:themeColor="background1"/>
-              </w:rPr>
-              <w:t>{{ calle</w:t>
-            </w:r>
-            <w:proofErr w:type="gramEnd"/>
-            <w:r>
-              <w:rPr>
-                <w:color w:val="FFFFFF" w:themeColor="background1"/>
-              </w:rPr>
-              <w:t xml:space="preserve"> }}</w:t>
-            </w:r>
-          </w:p>
-        </w:tc>
-      </w:tr>
-      <w:tr>
-        <w:trPr>
-          <w:trHeight w:val="283"/>
-          <w:jc w:val="center"/>
-        </w:trPr>
-        <w:tc>
-          <w:tcPr>
-            <w:tcW w:w="3397" w:type="dxa"/>
-            <w:tcBorders>
-              <w:top w:val="nil"/>
-              <w:left w:val="single" w:sz="4" w:space="0" w:color="auto"/>
-              <w:bottom w:val="single" w:sz="4" w:space="0" w:color="auto"/>
-              <w:right w:val="single" w:sz="4" w:space="0" w:color="auto"/>
-            </w:tcBorders>
-            <w:shd w:val="clear" w:color="auto" w:fill="auto"/>
-            <w:noWrap/>
-            <w:vAlign w:val="center"/>
-          </w:tcPr>
-          <w:p>
-            <w:pPr>
-              <w:spacing w:after="0"/>
-              <w:jc w:val="both"/>
-            </w:pPr>
-            <w:r>
-              <w:t>No Exterior</w:t>
-            </w:r>
-            <w:r>
-              <w:t xml:space="preserve"> e Interior</w:t>
-            </w:r>
-          </w:p>
-        </w:tc>
-        <w:tc>
-          <w:tcPr>
-            <w:tcW w:w="6082" w:type="dxa"/>
-            <w:tcBorders>
-              <w:top w:val="nil"/>
-              <w:left w:val="nil"/>
-              <w:bottom w:val="single" w:sz="4" w:space="0" w:color="auto"/>
-              <w:right w:val="single" w:sz="4" w:space="0" w:color="auto"/>
-            </w:tcBorders>
-            <w:shd w:val="clear" w:color="auto" w:fill="auto"/>
-            <w:noWrap/>
-            <w:vAlign w:val="center"/>
-          </w:tcPr>
-          <w:p>
-            <w:pPr>
-              <w:spacing w:after="0"/>
-              <w:jc w:val="both"/>
-              <w:rPr>
-                <w:color w:val="FFFFFF" w:themeColor="background1"/>
-              </w:rPr>
-            </w:pPr>
-            <w:proofErr w:type="gramStart"/>
-            <w:r>
-              <w:rPr>
-                <w:color w:val="FFFFFF" w:themeColor="background1"/>
-              </w:rPr>
-              <w:t xml:space="preserve">{{ </w:t>
-            </w:r>
-            <w:proofErr w:type="spellStart"/>
-            <w:r>
-              <w:rPr>
-                <w:color w:val="FFFFFF" w:themeColor="background1"/>
-              </w:rPr>
-              <w:t>no</w:t>
-            </w:r>
-            <w:proofErr w:type="gramEnd"/>
-            <w:r>
-              <w:rPr>
-                <w:color w:val="FFFFFF" w:themeColor="background1"/>
-              </w:rPr>
-              <w:t>_exterior</w:t>
-            </w:r>
-            <w:proofErr w:type="spellEnd"/>
-            <w:r>
-              <w:rPr>
-                <w:color w:val="FFFFFF" w:themeColor="background1"/>
-              </w:rPr>
-              <w:t xml:space="preserve"> }}</w:t>
-            </w:r>
-          </w:p>
-        </w:tc>
-      </w:tr>
-      <w:tr>
-        <w:trPr>
-          <w:trHeight w:val="283"/>
-          <w:jc w:val="center"/>
-        </w:trPr>
-        <w:tc>
-          <w:tcPr>
-            <w:tcW w:w="3397" w:type="dxa"/>
-            <w:tcBorders>
-              <w:top w:val="nil"/>
-              <w:left w:val="single" w:sz="4" w:space="0" w:color="auto"/>
-              <w:bottom w:val="single" w:sz="4" w:space="0" w:color="auto"/>
-              <w:right w:val="single" w:sz="4" w:space="0" w:color="auto"/>
-            </w:tcBorders>
-            <w:shd w:val="clear" w:color="auto" w:fill="auto"/>
-            <w:noWrap/>
-            <w:vAlign w:val="center"/>
-          </w:tcPr>
-          <w:p>
-            <w:pPr>
-              <w:spacing w:after="0"/>
-              <w:jc w:val="both"/>
-            </w:pPr>
-            <w:r>
-              <w:t>Colonia y/o Barrio</w:t>
-            </w:r>
-          </w:p>
-        </w:tc>
-        <w:tc>
-          <w:tcPr>
-            <w:tcW w:w="6082" w:type="dxa"/>
-            <w:tcBorders>
-              <w:top w:val="nil"/>
-              <w:left w:val="nil"/>
-              <w:bottom w:val="single" w:sz="4" w:space="0" w:color="auto"/>
-              <w:right w:val="single" w:sz="4" w:space="0" w:color="auto"/>
-            </w:tcBorders>
-            <w:shd w:val="clear" w:color="auto" w:fill="auto"/>
-            <w:noWrap/>
-            <w:vAlign w:val="center"/>
-          </w:tcPr>
-          <w:p>
-            <w:pPr>
-              <w:spacing w:after="0"/>
-              <w:jc w:val="both"/>
-              <w:rPr>
-                <w:color w:val="FFFFFF" w:themeColor="background1"/>
-              </w:rPr>
-            </w:pPr>
-            <w:proofErr w:type="gramStart"/>
-            <w:r>
-              <w:rPr>
-                <w:color w:val="FFFFFF" w:themeColor="background1"/>
-              </w:rPr>
-              <w:t xml:space="preserve">{{ </w:t>
-            </w:r>
-            <w:proofErr w:type="spellStart"/>
-            <w:r>
-              <w:rPr>
-                <w:color w:val="FFFFFF" w:themeColor="background1"/>
-              </w:rPr>
-              <w:t>colonia</w:t>
-            </w:r>
-            <w:proofErr w:type="gramEnd"/>
-            <w:r>
-              <w:rPr>
-                <w:color w:val="FFFFFF" w:themeColor="background1"/>
-              </w:rPr>
-              <w:t>_barrio</w:t>
-            </w:r>
-            <w:proofErr w:type="spellEnd"/>
-            <w:r>
-              <w:rPr>
-                <w:color w:val="FFFFFF" w:themeColor="background1"/>
-              </w:rPr>
-              <w:t xml:space="preserve"> }}</w:t>
-            </w:r>
-          </w:p>
-        </w:tc>
-      </w:tr>
-      <w:tr>
-        <w:trPr>
-          <w:trHeight w:val="283"/>
-          <w:jc w:val="center"/>
-        </w:trPr>
-        <w:tc>
-          <w:tcPr>
-            <w:tcW w:w="3397" w:type="dxa"/>
-            <w:tcBorders>
-              <w:top w:val="nil"/>
-              <w:left w:val="single" w:sz="4" w:space="0" w:color="auto"/>
-              <w:bottom w:val="single" w:sz="4" w:space="0" w:color="auto"/>
-              <w:right w:val="single" w:sz="4" w:space="0" w:color="auto"/>
-            </w:tcBorders>
-            <w:shd w:val="clear" w:color="auto" w:fill="auto"/>
-            <w:noWrap/>
-            <w:vAlign w:val="center"/>
-          </w:tcPr>
-          <w:p>
-            <w:pPr>
-              <w:spacing w:after="0"/>
-              <w:jc w:val="both"/>
-            </w:pPr>
-            <w:r>
-              <w:t>Código Postal</w:t>
-            </w:r>
-          </w:p>
-        </w:tc>
-        <w:tc>
-          <w:tcPr>
-            <w:tcW w:w="6082" w:type="dxa"/>
-            <w:tcBorders>
-              <w:top w:val="nil"/>
-              <w:left w:val="nil"/>
-              <w:bottom w:val="single" w:sz="4" w:space="0" w:color="auto"/>
-              <w:right w:val="single" w:sz="4" w:space="0" w:color="auto"/>
-            </w:tcBorders>
-            <w:shd w:val="clear" w:color="auto" w:fill="auto"/>
-            <w:noWrap/>
-            <w:vAlign w:val="center"/>
-          </w:tcPr>
-          <w:p>
-            <w:pPr>
-              <w:spacing w:after="0"/>
-              <w:jc w:val="both"/>
-              <w:rPr>
-                <w:color w:val="FFFFFF" w:themeColor="background1"/>
-              </w:rPr>
-            </w:pPr>
-            <w:proofErr w:type="gramStart"/>
-            <w:r>
-              <w:rPr>
-                <w:color w:val="FFFFFF" w:themeColor="background1"/>
-              </w:rPr>
-              <w:t xml:space="preserve">{{ </w:t>
-            </w:r>
-            <w:proofErr w:type="spellStart"/>
-            <w:r>
-              <w:rPr>
-                <w:color w:val="FFFFFF" w:themeColor="background1"/>
-              </w:rPr>
-              <w:t>codigo</w:t>
-            </w:r>
-            <w:proofErr w:type="gramEnd"/>
-            <w:r>
-              <w:rPr>
-                <w:color w:val="FFFFFF" w:themeColor="background1"/>
-              </w:rPr>
-              <w:t>_postal</w:t>
-            </w:r>
-            <w:proofErr w:type="spellEnd"/>
-            <w:r>
-              <w:rPr>
-                <w:color w:val="FFFFFF" w:themeColor="background1"/>
-              </w:rPr>
-              <w:t xml:space="preserve"> }}</w:t>
-            </w:r>
-          </w:p>
-        </w:tc>
-      </w:tr>
-      <w:tr>
-        <w:trPr>
-          <w:trHeight w:val="283"/>
-          <w:jc w:val="center"/>
-        </w:trPr>
-        <w:tc>
-          <w:tcPr>
-            <w:tcW w:w="3397" w:type="dxa"/>
-            <w:tcBorders>
-              <w:top w:val="nil"/>
-              <w:left w:val="single" w:sz="4" w:space="0" w:color="auto"/>
-              <w:bottom w:val="single" w:sz="4" w:space="0" w:color="auto"/>
-              <w:right w:val="single" w:sz="4" w:space="0" w:color="auto"/>
-            </w:tcBorders>
-            <w:shd w:val="clear" w:color="auto" w:fill="auto"/>
-            <w:noWrap/>
-            <w:vAlign w:val="center"/>
-          </w:tcPr>
-          <w:p>
-            <w:pPr>
-              <w:spacing w:after="0"/>
-              <w:jc w:val="both"/>
-            </w:pPr>
-            <w:r>
-              <w:t>Municipio</w:t>
-            </w:r>
-          </w:p>
-        </w:tc>
-        <w:tc>
-          <w:tcPr>
-            <w:tcW w:w="6082" w:type="dxa"/>
-            <w:tcBorders>
-              <w:top w:val="nil"/>
-              <w:left w:val="nil"/>
-              <w:bottom w:val="single" w:sz="4" w:space="0" w:color="auto"/>
-              <w:right w:val="single" w:sz="4" w:space="0" w:color="auto"/>
-            </w:tcBorders>
-            <w:shd w:val="clear" w:color="auto" w:fill="auto"/>
-            <w:noWrap/>
-            <w:vAlign w:val="center"/>
-          </w:tcPr>
-          <w:p>
-            <w:pPr>
-              <w:spacing w:after="0"/>
-              <w:jc w:val="both"/>
-              <w:rPr>
-                <w:color w:val="FFFFFF" w:themeColor="background1"/>
-              </w:rPr>
-            </w:pPr>
-            <w:proofErr w:type="gramStart"/>
-            <w:r>
-              <w:rPr>
-                <w:color w:val="FFFFFF" w:themeColor="background1"/>
-              </w:rPr>
-              <w:t>{{ municipio</w:t>
-            </w:r>
-            <w:proofErr w:type="gramEnd"/>
-            <w:r>
-              <w:rPr>
-                <w:color w:val="FFFFFF" w:themeColor="background1"/>
-              </w:rPr>
-              <w:t xml:space="preserve"> }}</w:t>
-            </w:r>
-          </w:p>
-        </w:tc>
-      </w:tr>
-      <w:tr>
-        <w:trPr>
-          <w:trHeight w:val="283"/>
-          <w:jc w:val="center"/>
-        </w:trPr>
-        <w:tc>
-          <w:tcPr>
-            <w:tcW w:w="3397" w:type="dxa"/>
-            <w:tcBorders>
-              <w:top w:val="nil"/>
-              <w:left w:val="single" w:sz="4" w:space="0" w:color="auto"/>
-              <w:bottom w:val="single" w:sz="4" w:space="0" w:color="auto"/>
-              <w:right w:val="single" w:sz="4" w:space="0" w:color="auto"/>
-            </w:tcBorders>
-            <w:shd w:val="clear" w:color="auto" w:fill="auto"/>
-            <w:noWrap/>
-            <w:vAlign w:val="center"/>
-          </w:tcPr>
-          <w:p>
-            <w:pPr>
-              <w:spacing w:after="0"/>
-              <w:jc w:val="both"/>
-            </w:pPr>
-            <w:r>
-              <w:t>Estado</w:t>
-            </w:r>
-          </w:p>
-        </w:tc>
-        <w:tc>
-          <w:tcPr>
-            <w:tcW w:w="6082" w:type="dxa"/>
-            <w:tcBorders>
-              <w:top w:val="nil"/>
-              <w:left w:val="nil"/>
-              <w:bottom w:val="single" w:sz="4" w:space="0" w:color="auto"/>
-              <w:right w:val="single" w:sz="4" w:space="0" w:color="auto"/>
-            </w:tcBorders>
-            <w:shd w:val="clear" w:color="auto" w:fill="auto"/>
-            <w:noWrap/>
-            <w:vAlign w:val="center"/>
-          </w:tcPr>
-          <w:p>
-            <w:pPr>
-              <w:spacing w:after="0"/>
-              <w:jc w:val="both"/>
-              <w:rPr>
-                <w:color w:val="FFFFFF" w:themeColor="background1"/>
-              </w:rPr>
-            </w:pPr>
-            <w:proofErr w:type="gramStart"/>
-            <w:r>
-              <w:rPr>
-                <w:color w:val="FFFFFF" w:themeColor="background1"/>
-              </w:rPr>
-              <w:t>{{ estado</w:t>
-            </w:r>
-            <w:proofErr w:type="gramEnd"/>
-            <w:r>
-              <w:rPr>
-                <w:color w:val="FFFFFF" w:themeColor="background1"/>
-              </w:rPr>
-              <w:t xml:space="preserve"> }}</w:t>
-            </w:r>
-          </w:p>
-        </w:tc>
-      </w:tr>
-      <w:tr>
-        <w:trPr>
-          <w:trHeight w:val="283"/>
-          <w:jc w:val="center"/>
-        </w:trPr>
-        <w:tc>
-          <w:tcPr>
-            <w:tcW w:w="3397" w:type="dxa"/>
-            <w:tcBorders>
-              <w:top w:val="nil"/>
-              <w:left w:val="single" w:sz="4" w:space="0" w:color="auto"/>
-              <w:bottom w:val="single" w:sz="4" w:space="0" w:color="auto"/>
-              <w:right w:val="single" w:sz="4" w:space="0" w:color="auto"/>
-            </w:tcBorders>
-            <w:shd w:val="clear" w:color="auto" w:fill="auto"/>
-            <w:noWrap/>
-            <w:vAlign w:val="center"/>
-            <w:hideMark/>
-          </w:tcPr>
-          <w:p>
-            <w:pPr>
-              <w:spacing w:after="0"/>
-              <w:jc w:val="both"/>
-            </w:pPr>
-            <w:r>
-              <w:t>Giro comercial</w:t>
-            </w:r>
-          </w:p>
-        </w:tc>
-        <w:tc>
-          <w:tcPr>
-            <w:tcW w:w="6082" w:type="dxa"/>
-            <w:tcBorders>
-              <w:top w:val="nil"/>
-              <w:left w:val="nil"/>
-              <w:bottom w:val="single" w:sz="4" w:space="0" w:color="auto"/>
-              <w:right w:val="single" w:sz="4" w:space="0" w:color="auto"/>
-            </w:tcBorders>
-            <w:shd w:val="clear" w:color="auto" w:fill="auto"/>
-            <w:noWrap/>
-            <w:vAlign w:val="center"/>
-            <w:hideMark/>
-          </w:tcPr>
-          <w:p>
-            <w:pPr>
-              <w:spacing w:after="0"/>
-              <w:jc w:val="both"/>
-              <w:rPr>
-                <w:color w:val="FFFFFF" w:themeColor="background1"/>
-              </w:rPr>
-            </w:pPr>
-            <w:proofErr w:type="gramStart"/>
-            <w:r>
-              <w:rPr>
-                <w:color w:val="FFFFFF" w:themeColor="background1"/>
-              </w:rPr>
-              <w:t xml:space="preserve">{{ </w:t>
-            </w:r>
-            <w:proofErr w:type="spellStart"/>
-            <w:r>
-              <w:rPr>
-                <w:color w:val="FFFFFF" w:themeColor="background1"/>
-              </w:rPr>
-              <w:t>giro</w:t>
-            </w:r>
-            <w:proofErr w:type="gramEnd"/>
-            <w:r>
-              <w:rPr>
-                <w:color w:val="FFFFFF" w:themeColor="background1"/>
-              </w:rPr>
-              <w:t>_comercial</w:t>
-            </w:r>
-            <w:proofErr w:type="spellEnd"/>
-            <w:r>
-              <w:rPr>
-                <w:color w:val="FFFFFF" w:themeColor="background1"/>
-              </w:rPr>
-              <w:t xml:space="preserve"> }}</w:t>
-            </w:r>
-          </w:p>
-        </w:tc>
-      </w:tr>
-      <w:tr>
-        <w:trPr>
-          <w:trHeight w:val="283"/>
-          <w:jc w:val="center"/>
-        </w:trPr>
-        <w:tc>
-          <w:tcPr>
-            <w:tcW w:w="3397" w:type="dxa"/>
-            <w:tcBorders>
-              <w:top w:val="nil"/>
-              <w:left w:val="single" w:sz="4" w:space="0" w:color="auto"/>
-              <w:bottom w:val="single" w:sz="4" w:space="0" w:color="auto"/>
-              <w:right w:val="single" w:sz="4" w:space="0" w:color="auto"/>
-            </w:tcBorders>
-            <w:shd w:val="clear" w:color="auto" w:fill="auto"/>
-            <w:noWrap/>
-            <w:vAlign w:val="center"/>
-            <w:hideMark/>
-          </w:tcPr>
-          <w:p>
-            <w:pPr>
-              <w:spacing w:after="0"/>
-              <w:jc w:val="both"/>
-            </w:pPr>
-            <w:r>
-              <w:t>Descripción de actividade</w:t>
-            </w:r>
-            <w:r>
-              <w:t>s</w:t>
-            </w:r>
-          </w:p>
-        </w:tc>
-        <w:tc>
-          <w:tcPr>
-            <w:tcW w:w="6082" w:type="dxa"/>
-            <w:tcBorders>
-              <w:top w:val="nil"/>
-              <w:left w:val="nil"/>
-              <w:bottom w:val="single" w:sz="4" w:space="0" w:color="auto"/>
-              <w:right w:val="single" w:sz="4" w:space="0" w:color="auto"/>
-            </w:tcBorders>
-            <w:shd w:val="clear" w:color="auto" w:fill="auto"/>
-            <w:noWrap/>
-            <w:vAlign w:val="center"/>
-            <w:hideMark/>
-          </w:tcPr>
-          <w:p>
-            <w:pPr>
-              <w:spacing w:after="0"/>
-              <w:jc w:val="both"/>
-              <w:rPr>
-                <w:color w:val="FFFFFF" w:themeColor="background1"/>
-              </w:rPr>
-            </w:pPr>
-          </w:p>
-        </w:tc>
-      </w:tr>
-      <w:tr>
-        <w:trPr>
-          <w:trHeight w:val="454"/>
-          <w:jc w:val="center"/>
-        </w:trPr>
-        <w:tc>
-          <w:tcPr>
-            <w:tcW w:w="3397" w:type="dxa"/>
-            <w:tcBorders>
-              <w:top w:val="nil"/>
-              <w:left w:val="single" w:sz="4" w:space="0" w:color="auto"/>
-              <w:bottom w:val="single" w:sz="4" w:space="0" w:color="auto"/>
-              <w:right w:val="single" w:sz="4" w:space="0" w:color="auto"/>
-            </w:tcBorders>
-            <w:shd w:val="clear" w:color="auto" w:fill="auto"/>
-            <w:noWrap/>
-            <w:vAlign w:val="center"/>
-            <w:hideMark/>
-          </w:tcPr>
-          <w:p>
-            <w:pPr>
-              <w:spacing w:after="0"/>
-              <w:jc w:val="both"/>
-            </w:pPr>
-            <w:r>
-              <w:t>Teléfono</w:t>
-            </w:r>
-          </w:p>
-        </w:tc>
-        <w:tc>
-          <w:tcPr>
-            <w:tcW w:w="6082" w:type="dxa"/>
-            <w:tcBorders>
-              <w:top w:val="nil"/>
-              <w:left w:val="nil"/>
-              <w:bottom w:val="single" w:sz="4" w:space="0" w:color="auto"/>
-              <w:right w:val="single" w:sz="4" w:space="0" w:color="auto"/>
-            </w:tcBorders>
-            <w:shd w:val="clear" w:color="auto" w:fill="auto"/>
-            <w:noWrap/>
-            <w:vAlign w:val="center"/>
-          </w:tcPr>
-          <w:p>
-            <w:pPr>
-              <w:spacing w:after="0"/>
-              <w:jc w:val="both"/>
-              <w:rPr>
-                <w:color w:val="FFFFFF" w:themeColor="background1"/>
-              </w:rPr>
-            </w:pPr>
-          </w:p>
-        </w:tc>
-      </w:tr>
-      <w:tr>
-        <w:trPr>
-          <w:trHeight w:val="454"/>
-          <w:jc w:val="center"/>
-        </w:trPr>
-        <w:tc>
-          <w:tcPr>
-            <w:tcW w:w="3397" w:type="dxa"/>
-            <w:tcBorders>
-              <w:top w:val="nil"/>
-              <w:left w:val="single" w:sz="4" w:space="0" w:color="auto"/>
-              <w:bottom w:val="single" w:sz="4" w:space="0" w:color="auto"/>
-              <w:right w:val="single" w:sz="4" w:space="0" w:color="auto"/>
-            </w:tcBorders>
-            <w:shd w:val="clear" w:color="auto" w:fill="auto"/>
-            <w:noWrap/>
-            <w:vAlign w:val="center"/>
-            <w:hideMark/>
-          </w:tcPr>
-          <w:p>
-            <w:pPr>
-              <w:spacing w:after="0"/>
-              <w:jc w:val="both"/>
-            </w:pPr>
-            <w:r>
-              <w:t>Correo electrónico</w:t>
-            </w:r>
-          </w:p>
-        </w:tc>
-        <w:tc>
-          <w:tcPr>
-            <w:tcW w:w="6082" w:type="dxa"/>
-            <w:tcBorders>
-              <w:top w:val="nil"/>
-              <w:left w:val="nil"/>
-              <w:bottom w:val="single" w:sz="4" w:space="0" w:color="auto"/>
-              <w:right w:val="single" w:sz="4" w:space="0" w:color="auto"/>
-            </w:tcBorders>
-            <w:shd w:val="clear" w:color="auto" w:fill="auto"/>
-            <w:noWrap/>
-            <w:vAlign w:val="center"/>
-          </w:tcPr>
-          <w:p>
-            <w:pPr>
-              <w:spacing w:after="0"/>
-              <w:jc w:val="both"/>
-              <w:rPr>
-                <w:color w:val="FFFFFF" w:themeColor="background1"/>
-              </w:rPr>
-            </w:pPr>
-          </w:p>
-        </w:tc>
-      </w:tr>
-      <w:tr>
-        <w:trPr>
-          <w:trHeight w:val="283"/>
-          <w:jc w:val="center"/>
-        </w:trPr>
-        <w:tc>
-          <w:tcPr>
-            <w:tcW w:w="3397" w:type="dxa"/>
-            <w:tcBorders>
-              <w:top w:val="nil"/>
-              <w:left w:val="single" w:sz="4" w:space="0" w:color="auto"/>
-              <w:bottom w:val="single" w:sz="4" w:space="0" w:color="auto"/>
-              <w:right w:val="single" w:sz="4" w:space="0" w:color="auto"/>
-            </w:tcBorders>
-            <w:shd w:val="clear" w:color="auto" w:fill="auto"/>
-            <w:noWrap/>
-            <w:vAlign w:val="center"/>
-          </w:tcPr>
-          <w:p>
-            <w:pPr>
-              <w:spacing w:after="0"/>
-              <w:jc w:val="both"/>
-            </w:pPr>
-            <w:r>
-              <w:t>Días</w:t>
-            </w:r>
-          </w:p>
-        </w:tc>
-        <w:tc>
-          <w:tcPr>
-            <w:tcW w:w="6082" w:type="dxa"/>
-            <w:tcBorders>
-              <w:top w:val="nil"/>
-              <w:left w:val="nil"/>
-              <w:bottom w:val="single" w:sz="4" w:space="0" w:color="auto"/>
-              <w:right w:val="single" w:sz="4" w:space="0" w:color="auto"/>
-            </w:tcBorders>
-            <w:shd w:val="clear" w:color="auto" w:fill="auto"/>
-            <w:noWrap/>
-            <w:vAlign w:val="center"/>
-          </w:tcPr>
-          <w:p>
-            <w:pPr>
-              <w:spacing w:after="0"/>
-              <w:jc w:val="both"/>
-              <w:rPr>
-                <w:color w:val="FFFFFF" w:themeColor="background1"/>
-              </w:rPr>
-            </w:pPr>
-            <w:proofErr w:type="gramStart"/>
-            <w:r>
-              <w:rPr>
-                <w:color w:val="FFFFFF" w:themeColor="background1"/>
-              </w:rPr>
-              <w:t xml:space="preserve">{{ </w:t>
-            </w:r>
-            <w:proofErr w:type="spellStart"/>
-            <w:r>
-              <w:rPr>
-                <w:color w:val="FFFFFF" w:themeColor="background1"/>
-              </w:rPr>
-              <w:t>dias</w:t>
-            </w:r>
-            <w:proofErr w:type="spellEnd"/>
-            <w:proofErr w:type="gramEnd"/>
-            <w:r>
-              <w:rPr>
-                <w:color w:val="FFFFFF" w:themeColor="background1"/>
-              </w:rPr>
-              <w:t xml:space="preserve"> }}</w:t>
-            </w:r>
-          </w:p>
-        </w:tc>
-      </w:tr>
-      <w:tr>
-        <w:trPr>
-          <w:trHeight w:val="283"/>
-          <w:jc w:val="center"/>
-        </w:trPr>
-        <w:tc>
-          <w:tcPr>
-            <w:tcW w:w="3397" w:type="dxa"/>
-            <w:tcBorders>
-              <w:top w:val="nil"/>
-              <w:left w:val="single" w:sz="4" w:space="0" w:color="auto"/>
-              <w:bottom w:val="single" w:sz="4" w:space="0" w:color="auto"/>
-              <w:right w:val="single" w:sz="4" w:space="0" w:color="auto"/>
-            </w:tcBorders>
-            <w:shd w:val="clear" w:color="auto" w:fill="auto"/>
-            <w:noWrap/>
-            <w:vAlign w:val="center"/>
-          </w:tcPr>
-          <w:p>
-            <w:pPr>
-              <w:spacing w:after="0"/>
-              <w:jc w:val="both"/>
-            </w:pPr>
-            <w:r>
-              <w:t>Horario</w:t>
-            </w:r>
-          </w:p>
-        </w:tc>
-        <w:tc>
-          <w:tcPr>
-            <w:tcW w:w="6082" w:type="dxa"/>
-            <w:tcBorders>
-              <w:top w:val="nil"/>
-              <w:left w:val="nil"/>
-              <w:bottom w:val="single" w:sz="4" w:space="0" w:color="auto"/>
-              <w:right w:val="single" w:sz="4" w:space="0" w:color="auto"/>
-            </w:tcBorders>
-            <w:shd w:val="clear" w:color="auto" w:fill="auto"/>
-            <w:noWrap/>
-            <w:vAlign w:val="center"/>
-          </w:tcPr>
-          <w:p>
-            <w:pPr>
-              <w:spacing w:after="0"/>
-              <w:jc w:val="both"/>
-              <w:rPr>
-                <w:color w:val="FFFFFF" w:themeColor="background1"/>
-              </w:rPr>
-            </w:pPr>
-            <w:proofErr w:type="gramStart"/>
-            <w:r>
-              <w:rPr>
-                <w:color w:val="FFFFFF" w:themeColor="background1"/>
-              </w:rPr>
-              <w:t>{{ horario</w:t>
-            </w:r>
-            <w:proofErr w:type="gramEnd"/>
-            <w:r>
-              <w:rPr>
-                <w:color w:val="FFFFFF" w:themeColor="background1"/>
-              </w:rPr>
-              <w:t xml:space="preserve"> }}</w:t>
-            </w:r>
-          </w:p>
-        </w:tc>
-      </w:tr>
-      <w:tr>
-        <w:trPr>
-          <w:trHeight w:val="283"/>
-          <w:jc w:val="center"/>
-        </w:trPr>
-        <w:tc>
-          <w:tcPr>
-            <w:tcW w:w="3397" w:type="dxa"/>
-            <w:tcBorders>
-              <w:top w:val="nil"/>
-              <w:left w:val="single" w:sz="4" w:space="0" w:color="auto"/>
-              <w:bottom w:val="single" w:sz="4" w:space="0" w:color="auto"/>
-              <w:right w:val="single" w:sz="4" w:space="0" w:color="auto"/>
-            </w:tcBorders>
-            <w:shd w:val="clear" w:color="auto" w:fill="auto"/>
-            <w:noWrap/>
-            <w:vAlign w:val="center"/>
-          </w:tcPr>
-          <w:p>
-            <w:pPr>
-              <w:spacing w:after="0"/>
-              <w:jc w:val="both"/>
-            </w:pPr>
-            <w:r>
-              <w:t>Antigüedad del inmueble</w:t>
-            </w:r>
-          </w:p>
-        </w:tc>
-        <w:tc>
-          <w:tcPr>
-            <w:tcW w:w="6082" w:type="dxa"/>
-            <w:tcBorders>
-              <w:top w:val="nil"/>
-              <w:left w:val="nil"/>
-              <w:bottom w:val="single" w:sz="4" w:space="0" w:color="auto"/>
-              <w:right w:val="single" w:sz="4" w:space="0" w:color="auto"/>
-            </w:tcBorders>
-            <w:shd w:val="clear" w:color="auto" w:fill="auto"/>
-            <w:noWrap/>
-            <w:vAlign w:val="center"/>
-          </w:tcPr>
-          <w:p>
-            <w:pPr>
-              <w:spacing w:after="0"/>
-              <w:jc w:val="both"/>
-              <w:rPr>
-                <w:color w:val="FFFFFF" w:themeColor="background1"/>
-              </w:rPr>
-            </w:pPr>
-            <w:proofErr w:type="gramStart"/>
-            <w:r>
-              <w:rPr>
-                <w:color w:val="FFFFFF" w:themeColor="background1"/>
-              </w:rPr>
-              <w:t xml:space="preserve">{{ </w:t>
-            </w:r>
-            <w:proofErr w:type="spellStart"/>
-            <w:r>
-              <w:rPr>
-                <w:color w:val="FFFFFF" w:themeColor="background1"/>
-              </w:rPr>
-              <w:t>antiguedad</w:t>
-            </w:r>
-            <w:proofErr w:type="gramEnd"/>
-            <w:r>
-              <w:rPr>
-                <w:color w:val="FFFFFF" w:themeColor="background1"/>
-              </w:rPr>
-              <w:t>_inmueble</w:t>
-            </w:r>
-            <w:proofErr w:type="spellEnd"/>
-            <w:r>
-              <w:rPr>
-                <w:color w:val="FFFFFF" w:themeColor="background1"/>
-              </w:rPr>
-              <w:t xml:space="preserve"> }} AÑOS</w:t>
-            </w:r>
-          </w:p>
-        </w:tc>
-      </w:tr>
-      <w:tr>
-        <w:trPr>
-          <w:trHeight w:val="283"/>
-          <w:jc w:val="center"/>
-        </w:trPr>
-        <w:tc>
-          <w:tcPr>
-            <w:tcW w:w="3397" w:type="dxa"/>
-            <w:tcBorders>
-              <w:top w:val="nil"/>
-              <w:left w:val="single" w:sz="4" w:space="0" w:color="auto"/>
-              <w:bottom w:val="single" w:sz="4" w:space="0" w:color="auto"/>
-              <w:right w:val="single" w:sz="4" w:space="0" w:color="auto"/>
-            </w:tcBorders>
-            <w:shd w:val="clear" w:color="auto" w:fill="auto"/>
-            <w:noWrap/>
-            <w:vAlign w:val="center"/>
-          </w:tcPr>
-          <w:p>
-            <w:pPr>
-              <w:spacing w:after="0"/>
-              <w:jc w:val="both"/>
-            </w:pPr>
-            <w:r>
-              <w:t>Inicio de Operaciones</w:t>
-            </w:r>
-          </w:p>
-        </w:tc>
-        <w:tc>
-          <w:tcPr>
-            <w:tcW w:w="6082" w:type="dxa"/>
-            <w:tcBorders>
-              <w:top w:val="nil"/>
-              <w:left w:val="nil"/>
-              <w:bottom w:val="single" w:sz="4" w:space="0" w:color="auto"/>
-              <w:right w:val="single" w:sz="4" w:space="0" w:color="auto"/>
-            </w:tcBorders>
-            <w:shd w:val="clear" w:color="auto" w:fill="auto"/>
-            <w:noWrap/>
-            <w:vAlign w:val="center"/>
-          </w:tcPr>
-          <w:p>
-            <w:pPr>
-              <w:spacing w:after="0"/>
-              <w:jc w:val="both"/>
-              <w:rPr>
-                <w:color w:val="FFFFFF" w:themeColor="background1"/>
-              </w:rPr>
-            </w:pPr>
-            <w:proofErr w:type="gramStart"/>
-            <w:r>
-              <w:rPr>
-                <w:color w:val="FFFFFF" w:themeColor="background1"/>
-              </w:rPr>
-              <w:t xml:space="preserve">{{ </w:t>
-            </w:r>
-            <w:proofErr w:type="spellStart"/>
-            <w:r>
-              <w:rPr>
-                <w:color w:val="FFFFFF" w:themeColor="background1"/>
-              </w:rPr>
-              <w:t>inicio</w:t>
-            </w:r>
-            <w:proofErr w:type="gramEnd"/>
-            <w:r>
-              <w:rPr>
-                <w:color w:val="FFFFFF" w:themeColor="background1"/>
-              </w:rPr>
-              <w:t>_operaciones</w:t>
-            </w:r>
-            <w:proofErr w:type="spellEnd"/>
-            <w:r>
-              <w:rPr>
-                <w:color w:val="FFFFFF" w:themeColor="background1"/>
-              </w:rPr>
-              <w:t xml:space="preserve"> }}</w:t>
-            </w:r>
-          </w:p>
-        </w:tc>
-      </w:tr>
-      <w:tr>
-        <w:trPr>
-          <w:trHeight w:val="283"/>
-          <w:jc w:val="center"/>
-        </w:trPr>
-        <w:tc>
-          <w:tcPr>
-            <w:tcW w:w="3397" w:type="dxa"/>
-            <w:tcBorders>
-              <w:top w:val="nil"/>
-              <w:left w:val="single" w:sz="4" w:space="0" w:color="auto"/>
-              <w:bottom w:val="single" w:sz="4" w:space="0" w:color="auto"/>
-              <w:right w:val="single" w:sz="4" w:space="0" w:color="auto"/>
-            </w:tcBorders>
-            <w:shd w:val="clear" w:color="auto" w:fill="auto"/>
-            <w:noWrap/>
-            <w:vAlign w:val="center"/>
-          </w:tcPr>
-          <w:p>
-            <w:pPr>
-              <w:spacing w:after="0"/>
-              <w:jc w:val="both"/>
-            </w:pPr>
-            <w:r>
-              <w:t>No. de Edificios</w:t>
-            </w:r>
-          </w:p>
-        </w:tc>
-        <w:tc>
-          <w:tcPr>
-            <w:tcW w:w="6082" w:type="dxa"/>
-            <w:tcBorders>
-              <w:top w:val="nil"/>
-              <w:left w:val="nil"/>
-              <w:bottom w:val="single" w:sz="4" w:space="0" w:color="auto"/>
-              <w:right w:val="single" w:sz="4" w:space="0" w:color="auto"/>
-            </w:tcBorders>
-            <w:shd w:val="clear" w:color="auto" w:fill="auto"/>
-            <w:noWrap/>
-            <w:vAlign w:val="center"/>
-          </w:tcPr>
-          <w:p>
-            <w:pPr>
-              <w:spacing w:after="0"/>
-              <w:jc w:val="both"/>
-              <w:rPr>
-                <w:color w:val="FFFFFF" w:themeColor="background1"/>
-              </w:rPr>
-            </w:pPr>
-            <w:proofErr w:type="gramStart"/>
-            <w:r>
-              <w:rPr>
-                <w:color w:val="FFFFFF" w:themeColor="background1"/>
-              </w:rPr>
-              <w:t>{{ edificios</w:t>
-            </w:r>
-            <w:proofErr w:type="gramEnd"/>
-            <w:r>
-              <w:rPr>
-                <w:color w:val="FFFFFF" w:themeColor="background1"/>
-              </w:rPr>
-              <w:t xml:space="preserve"> }}</w:t>
-            </w:r>
-          </w:p>
-        </w:tc>
-      </w:tr>
-      <w:tr>
-        <w:trPr>
-          <w:trHeight w:val="283"/>
-          <w:jc w:val="center"/>
-        </w:trPr>
-        <w:tc>
-          <w:tcPr>
-            <w:tcW w:w="3397" w:type="dxa"/>
-            <w:tcBorders>
-              <w:top w:val="nil"/>
-              <w:left w:val="single" w:sz="4" w:space="0" w:color="auto"/>
-              <w:bottom w:val="single" w:sz="4" w:space="0" w:color="auto"/>
-              <w:right w:val="single" w:sz="4" w:space="0" w:color="auto"/>
-            </w:tcBorders>
-            <w:shd w:val="clear" w:color="auto" w:fill="auto"/>
-            <w:noWrap/>
-            <w:vAlign w:val="center"/>
-          </w:tcPr>
-          <w:p>
-            <w:pPr>
-              <w:spacing w:after="0"/>
-              <w:jc w:val="both"/>
-            </w:pPr>
-            <w:r>
-              <w:t>No. de niveles</w:t>
-            </w:r>
-          </w:p>
-        </w:tc>
-        <w:tc>
-          <w:tcPr>
-            <w:tcW w:w="6082" w:type="dxa"/>
-            <w:tcBorders>
-              <w:top w:val="nil"/>
-              <w:left w:val="nil"/>
-              <w:bottom w:val="single" w:sz="4" w:space="0" w:color="auto"/>
-              <w:right w:val="single" w:sz="4" w:space="0" w:color="auto"/>
-            </w:tcBorders>
-            <w:shd w:val="clear" w:color="auto" w:fill="auto"/>
-            <w:noWrap/>
-            <w:vAlign w:val="center"/>
-          </w:tcPr>
-          <w:p>
-            <w:pPr>
-              <w:spacing w:after="0"/>
-              <w:jc w:val="both"/>
-              <w:rPr>
-                <w:color w:val="FFFFFF" w:themeColor="background1"/>
-              </w:rPr>
-            </w:pPr>
-            <w:proofErr w:type="gramStart"/>
-            <w:r>
-              <w:rPr>
-                <w:color w:val="FFFFFF" w:themeColor="background1"/>
-              </w:rPr>
-              <w:t>{{ niveles</w:t>
-            </w:r>
-            <w:proofErr w:type="gramEnd"/>
-            <w:r>
-              <w:rPr>
-                <w:color w:val="FFFFFF" w:themeColor="background1"/>
-              </w:rPr>
-              <w:t xml:space="preserve"> }}</w:t>
-            </w:r>
-          </w:p>
-        </w:tc>
-      </w:tr>
-      <w:tr>
-        <w:trPr>
-          <w:trHeight w:val="283"/>
-          <w:jc w:val="center"/>
-        </w:trPr>
-        <w:tc>
-          <w:tcPr>
-            <w:tcW w:w="3397" w:type="dxa"/>
-            <w:tcBorders>
-              <w:top w:val="nil"/>
-              <w:left w:val="single" w:sz="4" w:space="0" w:color="auto"/>
-              <w:bottom w:val="single" w:sz="4" w:space="0" w:color="auto"/>
-              <w:right w:val="single" w:sz="4" w:space="0" w:color="auto"/>
-            </w:tcBorders>
-            <w:shd w:val="clear" w:color="auto" w:fill="auto"/>
-            <w:noWrap/>
-            <w:vAlign w:val="center"/>
-          </w:tcPr>
-          <w:p>
-            <w:pPr>
-              <w:spacing w:after="0"/>
-              <w:jc w:val="both"/>
-            </w:pPr>
-            <w:r>
-              <w:t>No. Accesos</w:t>
-            </w:r>
-          </w:p>
-        </w:tc>
-        <w:tc>
-          <w:tcPr>
-            <w:tcW w:w="6082" w:type="dxa"/>
-            <w:tcBorders>
-              <w:top w:val="nil"/>
-              <w:left w:val="nil"/>
-              <w:bottom w:val="single" w:sz="4" w:space="0" w:color="auto"/>
-              <w:right w:val="single" w:sz="4" w:space="0" w:color="auto"/>
-            </w:tcBorders>
-            <w:shd w:val="clear" w:color="auto" w:fill="auto"/>
-            <w:noWrap/>
-            <w:vAlign w:val="center"/>
-          </w:tcPr>
-          <w:p>
-            <w:pPr>
-              <w:spacing w:after="0"/>
-              <w:jc w:val="both"/>
-              <w:rPr>
-                <w:color w:val="FFFFFF" w:themeColor="background1"/>
-              </w:rPr>
-            </w:pPr>
-            <w:proofErr w:type="gramStart"/>
-            <w:r>
-              <w:rPr>
-                <w:color w:val="FFFFFF" w:themeColor="background1"/>
-              </w:rPr>
-              <w:t>{{ accesos</w:t>
-            </w:r>
-            <w:proofErr w:type="gramEnd"/>
-            <w:r>
-              <w:rPr>
-                <w:color w:val="FFFFFF" w:themeColor="background1"/>
-              </w:rPr>
-              <w:t xml:space="preserve"> }}</w:t>
-            </w:r>
-          </w:p>
-        </w:tc>
-      </w:tr>
-      <w:tr>
-        <w:trPr>
-          <w:trHeight w:val="283"/>
-          <w:jc w:val="center"/>
-        </w:trPr>
-        <w:tc>
-          <w:tcPr>
-            <w:tcW w:w="3397" w:type="dxa"/>
-            <w:tcBorders>
-              <w:top w:val="nil"/>
-              <w:left w:val="single" w:sz="4" w:space="0" w:color="auto"/>
-              <w:bottom w:val="single" w:sz="4" w:space="0" w:color="auto"/>
-              <w:right w:val="single" w:sz="4" w:space="0" w:color="auto"/>
-            </w:tcBorders>
-            <w:shd w:val="clear" w:color="auto" w:fill="auto"/>
-            <w:noWrap/>
-            <w:vAlign w:val="center"/>
-          </w:tcPr>
-          <w:p>
-            <w:pPr>
-              <w:spacing w:after="0"/>
-              <w:jc w:val="both"/>
-            </w:pPr>
-            <w:r>
-              <w:t>No. Salidas de Emergencia</w:t>
-            </w:r>
-          </w:p>
-        </w:tc>
-        <w:tc>
-          <w:tcPr>
-            <w:tcW w:w="6082" w:type="dxa"/>
-            <w:tcBorders>
-              <w:top w:val="nil"/>
-              <w:left w:val="nil"/>
-              <w:bottom w:val="single" w:sz="4" w:space="0" w:color="auto"/>
-              <w:right w:val="single" w:sz="4" w:space="0" w:color="auto"/>
-            </w:tcBorders>
-            <w:shd w:val="clear" w:color="auto" w:fill="auto"/>
-            <w:noWrap/>
-            <w:vAlign w:val="center"/>
-          </w:tcPr>
-          <w:p>
-            <w:pPr>
-              <w:spacing w:after="0"/>
-              <w:jc w:val="both"/>
-              <w:rPr>
-                <w:color w:val="FFFFFF" w:themeColor="background1"/>
-              </w:rPr>
-            </w:pPr>
-            <w:proofErr w:type="gramStart"/>
-            <w:r>
-              <w:rPr>
-                <w:color w:val="FFFFFF" w:themeColor="background1"/>
-              </w:rPr>
-              <w:t xml:space="preserve">{{ </w:t>
-            </w:r>
-            <w:proofErr w:type="spellStart"/>
-            <w:r>
-              <w:rPr>
-                <w:color w:val="FFFFFF" w:themeColor="background1"/>
-              </w:rPr>
-              <w:t>salidas</w:t>
-            </w:r>
-            <w:proofErr w:type="gramEnd"/>
-            <w:r>
-              <w:rPr>
-                <w:color w:val="FFFFFF" w:themeColor="background1"/>
-              </w:rPr>
-              <w:t>_emergencia</w:t>
-            </w:r>
-            <w:proofErr w:type="spellEnd"/>
-            <w:r>
-              <w:rPr>
-                <w:color w:val="FFFFFF" w:themeColor="background1"/>
-              </w:rPr>
-              <w:t xml:space="preserve"> }}</w:t>
-            </w:r>
-          </w:p>
-        </w:tc>
-      </w:tr>
-      <w:tr>
-        <w:trPr>
-          <w:trHeight w:val="283"/>
-          <w:jc w:val="center"/>
-        </w:trPr>
-        <w:tc>
-          <w:tcPr>
-            <w:tcW w:w="3397" w:type="dxa"/>
-            <w:tcBorders>
-              <w:top w:val="nil"/>
-              <w:left w:val="single" w:sz="4" w:space="0" w:color="auto"/>
-              <w:bottom w:val="single" w:sz="4" w:space="0" w:color="auto"/>
-              <w:right w:val="single" w:sz="4" w:space="0" w:color="auto"/>
-            </w:tcBorders>
-            <w:shd w:val="clear" w:color="auto" w:fill="auto"/>
-            <w:noWrap/>
-            <w:vAlign w:val="center"/>
-          </w:tcPr>
-          <w:p>
-            <w:pPr>
-              <w:spacing w:after="0"/>
-              <w:jc w:val="both"/>
-            </w:pPr>
-            <w:r>
-              <w:t>No. Escaleras</w:t>
-            </w:r>
-          </w:p>
-        </w:tc>
-        <w:tc>
-          <w:tcPr>
-            <w:tcW w:w="6082" w:type="dxa"/>
-            <w:tcBorders>
-              <w:top w:val="nil"/>
-              <w:left w:val="nil"/>
-              <w:bottom w:val="single" w:sz="4" w:space="0" w:color="auto"/>
-              <w:right w:val="single" w:sz="4" w:space="0" w:color="auto"/>
-            </w:tcBorders>
-            <w:shd w:val="clear" w:color="auto" w:fill="auto"/>
-            <w:noWrap/>
-            <w:vAlign w:val="center"/>
-          </w:tcPr>
-          <w:p>
-            <w:pPr>
-              <w:spacing w:after="0"/>
-              <w:jc w:val="both"/>
-              <w:rPr>
-                <w:color w:val="FFFFFF" w:themeColor="background1"/>
-              </w:rPr>
-            </w:pPr>
-            <w:proofErr w:type="gramStart"/>
-            <w:r>
-              <w:rPr>
-                <w:color w:val="FFFFFF" w:themeColor="background1"/>
-              </w:rPr>
-              <w:t>{{ escaleras</w:t>
-            </w:r>
-            <w:proofErr w:type="gramEnd"/>
-            <w:r>
-              <w:rPr>
-                <w:color w:val="FFFFFF" w:themeColor="background1"/>
-              </w:rPr>
-              <w:t xml:space="preserve"> }}</w:t>
-            </w:r>
-          </w:p>
-        </w:tc>
-      </w:tr>
-      <w:tr>
-        <w:trPr>
-          <w:trHeight w:val="283"/>
-          <w:jc w:val="center"/>
-        </w:trPr>
-        <w:tc>
-          <w:tcPr>
-            <w:tcW w:w="3397" w:type="dxa"/>
-            <w:tcBorders>
-              <w:top w:val="nil"/>
-              <w:left w:val="single" w:sz="4" w:space="0" w:color="auto"/>
-              <w:bottom w:val="single" w:sz="4" w:space="0" w:color="auto"/>
-              <w:right w:val="single" w:sz="4" w:space="0" w:color="auto"/>
-            </w:tcBorders>
-            <w:shd w:val="clear" w:color="auto" w:fill="auto"/>
-            <w:noWrap/>
-            <w:vAlign w:val="center"/>
-          </w:tcPr>
-          <w:p>
-            <w:pPr>
-              <w:spacing w:after="0"/>
-              <w:jc w:val="both"/>
-            </w:pPr>
-            <w:r>
-              <w:t>No. Escaleras de Emergencia</w:t>
-            </w:r>
-          </w:p>
-        </w:tc>
-        <w:tc>
-          <w:tcPr>
-            <w:tcW w:w="6082" w:type="dxa"/>
-            <w:tcBorders>
-              <w:top w:val="nil"/>
-              <w:left w:val="nil"/>
-              <w:bottom w:val="single" w:sz="4" w:space="0" w:color="auto"/>
-              <w:right w:val="single" w:sz="4" w:space="0" w:color="auto"/>
-            </w:tcBorders>
-            <w:shd w:val="clear" w:color="auto" w:fill="auto"/>
-            <w:noWrap/>
-            <w:vAlign w:val="center"/>
-          </w:tcPr>
-          <w:p>
-            <w:pPr>
-              <w:spacing w:after="0"/>
-              <w:jc w:val="both"/>
-              <w:rPr>
-                <w:color w:val="FFFFFF" w:themeColor="background1"/>
-              </w:rPr>
-            </w:pPr>
-            <w:proofErr w:type="gramStart"/>
-            <w:r>
-              <w:rPr>
-                <w:color w:val="FFFFFF" w:themeColor="background1"/>
-              </w:rPr>
-              <w:t xml:space="preserve">{{ </w:t>
-            </w:r>
-            <w:proofErr w:type="spellStart"/>
-            <w:r>
-              <w:rPr>
-                <w:color w:val="FFFFFF" w:themeColor="background1"/>
-              </w:rPr>
-              <w:t>escaleras</w:t>
-            </w:r>
-            <w:proofErr w:type="gramEnd"/>
-            <w:r>
-              <w:rPr>
-                <w:color w:val="FFFFFF" w:themeColor="background1"/>
-              </w:rPr>
-              <w:t>_emergencia</w:t>
-            </w:r>
-            <w:proofErr w:type="spellEnd"/>
-            <w:r>
-              <w:rPr>
-                <w:color w:val="FFFFFF" w:themeColor="background1"/>
-              </w:rPr>
-              <w:t xml:space="preserve"> }}</w:t>
-            </w:r>
-          </w:p>
-        </w:tc>
-      </w:tr>
-      <w:tr>
-        <w:trPr>
-          <w:trHeight w:val="283"/>
-          <w:jc w:val="center"/>
-        </w:trPr>
-        <w:tc>
-          <w:tcPr>
-            <w:tcW w:w="3397" w:type="dxa"/>
-            <w:tcBorders>
-              <w:top w:val="nil"/>
-              <w:left w:val="single" w:sz="4" w:space="0" w:color="auto"/>
-              <w:bottom w:val="single" w:sz="4" w:space="0" w:color="auto"/>
-              <w:right w:val="single" w:sz="4" w:space="0" w:color="auto"/>
-            </w:tcBorders>
-            <w:shd w:val="clear" w:color="auto" w:fill="auto"/>
-            <w:noWrap/>
-            <w:vAlign w:val="center"/>
-          </w:tcPr>
-          <w:p>
-            <w:pPr>
-              <w:spacing w:after="0"/>
-              <w:jc w:val="both"/>
-            </w:pPr>
-            <w:r>
-              <w:t>Estacionamiento</w:t>
-            </w:r>
-          </w:p>
-        </w:tc>
-        <w:tc>
-          <w:tcPr>
-            <w:tcW w:w="6082" w:type="dxa"/>
-            <w:tcBorders>
-              <w:top w:val="nil"/>
-              <w:left w:val="nil"/>
-              <w:bottom w:val="single" w:sz="4" w:space="0" w:color="auto"/>
-              <w:right w:val="single" w:sz="4" w:space="0" w:color="auto"/>
-            </w:tcBorders>
-            <w:shd w:val="clear" w:color="auto" w:fill="auto"/>
-            <w:noWrap/>
-            <w:vAlign w:val="center"/>
-          </w:tcPr>
-          <w:p>
-            <w:pPr>
-              <w:spacing w:after="0"/>
-              <w:jc w:val="both"/>
-              <w:rPr>
-                <w:color w:val="FFFFFF" w:themeColor="background1"/>
-              </w:rPr>
-            </w:pPr>
-            <w:proofErr w:type="gramStart"/>
-            <w:r>
-              <w:rPr>
-                <w:color w:val="FFFFFF" w:themeColor="background1"/>
-              </w:rPr>
-              <w:t>{{ estacionamiento</w:t>
-            </w:r>
-            <w:proofErr w:type="gramEnd"/>
-            <w:r>
-              <w:rPr>
-                <w:color w:val="FFFFFF" w:themeColor="background1"/>
-              </w:rPr>
-              <w:t xml:space="preserve"> }}</w:t>
-            </w:r>
-          </w:p>
-        </w:tc>
-      </w:tr>
-      <w:tr>
-        <w:trPr>
-          <w:trHeight w:val="283"/>
-          <w:jc w:val="center"/>
-        </w:trPr>
-        <w:tc>
-          <w:tcPr>
-            <w:tcW w:w="3397" w:type="dxa"/>
-            <w:tcBorders>
-              <w:top w:val="nil"/>
-              <w:left w:val="single" w:sz="4" w:space="0" w:color="auto"/>
-              <w:bottom w:val="single" w:sz="4" w:space="0" w:color="auto"/>
-              <w:right w:val="single" w:sz="4" w:space="0" w:color="auto"/>
-            </w:tcBorders>
-            <w:shd w:val="clear" w:color="auto" w:fill="auto"/>
-            <w:noWrap/>
-            <w:vAlign w:val="center"/>
-            <w:hideMark/>
-          </w:tcPr>
-          <w:p>
-            <w:pPr>
-              <w:spacing w:after="0"/>
-              <w:jc w:val="both"/>
-            </w:pPr>
-            <w:r>
-              <w:t>Superficie total del terreno</w:t>
-            </w:r>
-          </w:p>
-        </w:tc>
-        <w:tc>
-          <w:tcPr>
-            <w:tcW w:w="6082" w:type="dxa"/>
-            <w:tcBorders>
-              <w:top w:val="nil"/>
-              <w:left w:val="nil"/>
-              <w:bottom w:val="single" w:sz="4" w:space="0" w:color="auto"/>
-              <w:right w:val="single" w:sz="4" w:space="0" w:color="auto"/>
-            </w:tcBorders>
-            <w:shd w:val="clear" w:color="auto" w:fill="auto"/>
-            <w:noWrap/>
-            <w:vAlign w:val="center"/>
-          </w:tcPr>
-          <w:p>
-            <w:pPr>
-              <w:spacing w:after="0"/>
-              <w:jc w:val="both"/>
-              <w:rPr>
-                <w:color w:val="FFFFFF" w:themeColor="background1"/>
-              </w:rPr>
-            </w:pPr>
-            <w:proofErr w:type="gramStart"/>
-            <w:r>
-              <w:rPr>
-                <w:color w:val="FFFFFF" w:themeColor="background1"/>
-              </w:rPr>
-              <w:t>{{ terreno</w:t>
-            </w:r>
-            <w:proofErr w:type="gramEnd"/>
-            <w:r>
-              <w:rPr>
-                <w:color w:val="FFFFFF" w:themeColor="background1"/>
-              </w:rPr>
-              <w:t>_m2 }} M2</w:t>
-            </w:r>
-          </w:p>
-        </w:tc>
-      </w:tr>
-      <w:tr>
-        <w:trPr>
-          <w:trHeight w:val="283"/>
-          <w:jc w:val="center"/>
-        </w:trPr>
-        <w:tc>
-          <w:tcPr>
-            <w:tcW w:w="3397" w:type="dxa"/>
-            <w:tcBorders>
-              <w:top w:val="nil"/>
-              <w:left w:val="single" w:sz="4" w:space="0" w:color="auto"/>
-              <w:bottom w:val="single" w:sz="4" w:space="0" w:color="auto"/>
-              <w:right w:val="single" w:sz="4" w:space="0" w:color="auto"/>
-            </w:tcBorders>
-            <w:shd w:val="clear" w:color="auto" w:fill="auto"/>
-            <w:noWrap/>
-            <w:vAlign w:val="center"/>
-            <w:hideMark/>
-          </w:tcPr>
-          <w:p>
-            <w:pPr>
-              <w:spacing w:after="0"/>
-              <w:jc w:val="both"/>
-            </w:pPr>
-            <w:r>
-              <w:t>Superficie total construida</w:t>
-            </w:r>
-          </w:p>
-        </w:tc>
-        <w:tc>
-          <w:tcPr>
-            <w:tcW w:w="6082" w:type="dxa"/>
-            <w:tcBorders>
-              <w:top w:val="nil"/>
-              <w:left w:val="nil"/>
-              <w:bottom w:val="single" w:sz="4" w:space="0" w:color="auto"/>
-              <w:right w:val="single" w:sz="4" w:space="0" w:color="auto"/>
-            </w:tcBorders>
-            <w:shd w:val="clear" w:color="auto" w:fill="auto"/>
-            <w:noWrap/>
-            <w:vAlign w:val="center"/>
-          </w:tcPr>
-          <w:p>
-            <w:pPr>
-              <w:spacing w:after="0"/>
-              <w:jc w:val="both"/>
-              <w:rPr>
-                <w:color w:val="FFFFFF" w:themeColor="background1"/>
-              </w:rPr>
-            </w:pPr>
-            <w:proofErr w:type="gramStart"/>
-            <w:r>
-              <w:rPr>
-                <w:color w:val="FFFFFF" w:themeColor="background1"/>
-              </w:rPr>
-              <w:t>{{ construccion</w:t>
-            </w:r>
-            <w:proofErr w:type="gramEnd"/>
-            <w:r>
-              <w:rPr>
-                <w:color w:val="FFFFFF" w:themeColor="background1"/>
-              </w:rPr>
-              <w:t>_m2 }} M2</w:t>
-            </w:r>
-          </w:p>
-        </w:tc>
-      </w:tr>
-      <w:tr>
-        <w:trPr>
-          <w:trHeight w:hRule="exact" w:val="297"/>
-          <w:jc w:val="center"/>
-        </w:trPr>
-        <w:tc>
-          <w:tcPr>
-            <w:tcW w:w="9479" w:type="dxa"/>
-            <w:gridSpan w:val="2"/>
-            <w:tcBorders>
-              <w:top w:val="nil"/>
-              <w:left w:val="single" w:sz="4" w:space="0" w:color="auto"/>
-              <w:bottom w:val="single" w:sz="4" w:space="0" w:color="auto"/>
-              <w:right w:val="single" w:sz="4" w:space="0" w:color="auto"/>
-            </w:tcBorders>
-            <w:shd w:val="clear" w:color="auto" w:fill="D9D9D9" w:themeFill="background1" w:themeFillShade="D9"/>
-            <w:noWrap/>
-            <w:vAlign w:val="center"/>
-            <w:hideMark/>
-          </w:tcPr>
-          <w:p>
-            <w:pPr>
-              <w:jc w:val="center"/>
-              <w:rPr>
-                <w:b/>
-                <w:bCs/>
-              </w:rPr>
-            </w:pPr>
-            <w:r>
-              <w:rPr>
-                <w:b/>
-                <w:bCs/>
-              </w:rPr>
-              <w:t>POBLACIÓN</w:t>
-            </w:r>
-          </w:p>
-          <w:p>
-            <w:pPr>
-              <w:jc w:val="center"/>
-              <w:rPr>
-                <w:b/>
-                <w:bCs/>
-              </w:rPr>
-            </w:pPr>
-          </w:p>
-        </w:tc>
-      </w:tr>
-      <w:tr>
-        <w:trPr>
-          <w:trHeight w:val="283"/>
-          <w:jc w:val="center"/>
-        </w:trPr>
-        <w:tc>
-          <w:tcPr>
-            <w:tcW w:w="3397" w:type="dxa"/>
-            <w:tcBorders>
-              <w:top w:val="nil"/>
-              <w:left w:val="single" w:sz="4" w:space="0" w:color="auto"/>
-              <w:bottom w:val="single" w:sz="4" w:space="0" w:color="auto"/>
-              <w:right w:val="single" w:sz="4" w:space="0" w:color="auto"/>
-            </w:tcBorders>
-            <w:shd w:val="clear" w:color="auto" w:fill="auto"/>
-            <w:noWrap/>
-            <w:vAlign w:val="center"/>
-            <w:hideMark/>
-          </w:tcPr>
-          <w:p>
-            <w:pPr>
-              <w:spacing w:after="0"/>
-              <w:jc w:val="both"/>
-            </w:pPr>
-            <w:r>
-              <w:t>Representante Legal</w:t>
-            </w:r>
-          </w:p>
-        </w:tc>
-        <w:tc>
-          <w:tcPr>
-            <w:tcW w:w="6082" w:type="dxa"/>
-            <w:tcBorders>
-              <w:top w:val="nil"/>
-              <w:left w:val="nil"/>
-              <w:bottom w:val="single" w:sz="4" w:space="0" w:color="auto"/>
-              <w:right w:val="single" w:sz="4" w:space="0" w:color="auto"/>
-            </w:tcBorders>
-            <w:shd w:val="clear" w:color="auto" w:fill="auto"/>
-            <w:noWrap/>
-            <w:vAlign w:val="center"/>
-          </w:tcPr>
-          <w:p>
-            <w:pPr>
-              <w:spacing w:after="0"/>
-              <w:jc w:val="both"/>
-              <w:rPr>
-                <w:color w:val="FFFFFF" w:themeColor="background1"/>
-              </w:rPr>
-            </w:pPr>
-            <w:proofErr w:type="gramStart"/>
-            <w:r>
-              <w:rPr>
-                <w:color w:val="FFFFFF" w:themeColor="background1"/>
-              </w:rPr>
-              <w:t xml:space="preserve">{{ </w:t>
-            </w:r>
-            <w:proofErr w:type="spellStart"/>
-            <w:r>
-              <w:rPr>
-                <w:color w:val="FFFFFF" w:themeColor="background1"/>
-              </w:rPr>
-              <w:t>representante</w:t>
-            </w:r>
-            <w:proofErr w:type="gramEnd"/>
-            <w:r>
-              <w:rPr>
-                <w:color w:val="FFFFFF" w:themeColor="background1"/>
-              </w:rPr>
-              <w:t>_legal</w:t>
-            </w:r>
-            <w:proofErr w:type="spellEnd"/>
-            <w:r>
-              <w:rPr>
-                <w:color w:val="FFFFFF" w:themeColor="background1"/>
-              </w:rPr>
-              <w:t xml:space="preserve"> }}</w:t>
-            </w:r>
-          </w:p>
-        </w:tc>
-      </w:tr>
-      <w:tr>
-        <w:trPr>
-          <w:trHeight w:val="283"/>
-          <w:jc w:val="center"/>
-        </w:trPr>
-        <w:tc>
-          <w:tcPr>
-            <w:tcW w:w="3397" w:type="dxa"/>
-            <w:tcBorders>
-              <w:top w:val="nil"/>
-              <w:left w:val="single" w:sz="4" w:space="0" w:color="auto"/>
-              <w:bottom w:val="single" w:sz="4" w:space="0" w:color="auto"/>
-              <w:right w:val="single" w:sz="4" w:space="0" w:color="auto"/>
-            </w:tcBorders>
-            <w:shd w:val="clear" w:color="auto" w:fill="auto"/>
-            <w:noWrap/>
-            <w:vAlign w:val="center"/>
-          </w:tcPr>
-          <w:p>
-            <w:pPr>
-              <w:spacing w:after="0"/>
-              <w:jc w:val="both"/>
-            </w:pPr>
-            <w:r>
-              <w:t>Responsable de Programa Interno de Protección Civil</w:t>
-            </w:r>
-          </w:p>
-        </w:tc>
-        <w:tc>
-          <w:tcPr>
-            <w:tcW w:w="6082" w:type="dxa"/>
-            <w:tcBorders>
-              <w:top w:val="nil"/>
-              <w:left w:val="nil"/>
-              <w:bottom w:val="single" w:sz="4" w:space="0" w:color="auto"/>
-              <w:right w:val="single" w:sz="4" w:space="0" w:color="auto"/>
-            </w:tcBorders>
-            <w:shd w:val="clear" w:color="auto" w:fill="auto"/>
-            <w:noWrap/>
-            <w:vAlign w:val="center"/>
-          </w:tcPr>
-          <w:p>
-            <w:pPr>
-              <w:spacing w:after="0"/>
-              <w:jc w:val="both"/>
-              <w:rPr>
-                <w:color w:val="FFFFFF" w:themeColor="background1"/>
-              </w:rPr>
-            </w:pPr>
-          </w:p>
-        </w:tc>
-      </w:tr>
-      <w:tr>
-        <w:trPr>
-          <w:trHeight w:val="283"/>
-          <w:jc w:val="center"/>
-        </w:trPr>
-        <w:tc>
-          <w:tcPr>
-            <w:tcW w:w="3397" w:type="dxa"/>
-            <w:tcBorders>
-              <w:top w:val="nil"/>
-              <w:left w:val="single" w:sz="4" w:space="0" w:color="auto"/>
-              <w:bottom w:val="single" w:sz="4" w:space="0" w:color="auto"/>
-              <w:right w:val="single" w:sz="4" w:space="0" w:color="auto"/>
-            </w:tcBorders>
-            <w:shd w:val="clear" w:color="auto" w:fill="auto"/>
-            <w:noWrap/>
-            <w:vAlign w:val="center"/>
-            <w:hideMark/>
-          </w:tcPr>
-          <w:p>
-            <w:pPr>
-              <w:spacing w:after="0"/>
-              <w:jc w:val="both"/>
-            </w:pPr>
-            <w:r>
-              <w:t>Población flotante</w:t>
-            </w:r>
-          </w:p>
-        </w:tc>
-        <w:tc>
-          <w:tcPr>
-            <w:tcW w:w="6082" w:type="dxa"/>
-            <w:tcBorders>
-              <w:top w:val="nil"/>
-              <w:left w:val="nil"/>
-              <w:bottom w:val="single" w:sz="4" w:space="0" w:color="auto"/>
-              <w:right w:val="single" w:sz="4" w:space="0" w:color="auto"/>
-            </w:tcBorders>
-            <w:shd w:val="clear" w:color="auto" w:fill="auto"/>
-            <w:noWrap/>
-            <w:vAlign w:val="center"/>
-          </w:tcPr>
-          <w:p>
-            <w:pPr>
-              <w:spacing w:after="0"/>
-              <w:jc w:val="both"/>
-              <w:rPr>
-                <w:color w:val="FFFFFF" w:themeColor="background1"/>
-              </w:rPr>
-            </w:pPr>
-            <w:r>
-              <w:rPr>
-                <w:color w:val="FFFFFF" w:themeColor="background1"/>
-              </w:rPr>
-              <w:t xml:space="preserve">Visitantes: </w:t>
-            </w:r>
-            <w:proofErr w:type="gramStart"/>
-            <w:r>
-              <w:rPr>
-                <w:color w:val="FFFFFF" w:themeColor="background1"/>
-              </w:rPr>
-              <w:t>{{ visitantes</w:t>
-            </w:r>
-            <w:proofErr w:type="gramEnd"/>
-            <w:r>
-              <w:rPr>
-                <w:color w:val="FFFFFF" w:themeColor="background1"/>
-              </w:rPr>
-              <w:t xml:space="preserve"> }} - Proveedores: {{ proveedores }}</w:t>
-            </w:r>
-          </w:p>
-        </w:tc>
-      </w:tr>
-    </w:tbl>
     <w:tbl>
       <w:tblPr>
         <w:tblStyle w:val="Tablaconcuadrcula"/>
@@ -2166,9 +10,9 @@
         <w:tblLook w:val="04A0" w:firstRow="1" w:lastRow="0" w:firstColumn="1" w:lastColumn="0" w:noHBand="0" w:noVBand="1"/>
       </w:tblPr>
       <w:tblGrid>
-        <w:gridCol w:w="3104"/>
-        <w:gridCol w:w="3105"/>
-        <w:gridCol w:w="3273"/>
+        <w:gridCol w:w="3319"/>
+        <w:gridCol w:w="3245"/>
+        <w:gridCol w:w="3141"/>
       </w:tblGrid>
       <w:tr>
         <w:trPr>
@@ -2182,6 +26,1935 @@
             <w:shd w:val="clear" w:color="auto" w:fill="D9D9D9" w:themeFill="background1" w:themeFillShade="D9"/>
             <w:vAlign w:val="center"/>
           </w:tcPr>
+          <w:tbl>
+            <w:tblPr>
+              <w:tblW w:w="9479" w:type="dxa"/>
+              <w:tblCellMar>
+                <w:left w:w="70" w:type="dxa"/>
+                <w:right w:w="70" w:type="dxa"/>
+              </w:tblCellMar>
+              <w:tblLook w:val="04A0" w:firstRow="1" w:lastRow="0" w:firstColumn="1" w:lastColumn="0" w:noHBand="0" w:noVBand="1"/>
+            </w:tblPr>
+            <w:tblGrid>
+              <w:gridCol w:w="3397"/>
+              <w:gridCol w:w="6082"/>
+            </w:tblGrid>
+            <w:tr>
+              <w:trPr>
+                <w:trHeight w:hRule="exact" w:val="297"/>
+              </w:trPr>
+              <w:tc>
+                <w:tcPr>
+                  <w:tcW w:w="9479" w:type="dxa"/>
+                  <w:gridSpan w:val="2"/>
+                  <w:tcBorders>
+                    <w:top w:val="single" w:sz="4" w:space="0" w:color="auto"/>
+                    <w:left w:val="single" w:sz="4" w:space="0" w:color="auto"/>
+                    <w:bottom w:val="single" w:sz="4" w:space="0" w:color="auto"/>
+                    <w:right w:val="single" w:sz="4" w:space="0" w:color="auto"/>
+                  </w:tcBorders>
+                  <w:shd w:val="clear" w:color="auto" w:fill="D9D9D9" w:themeFill="background1" w:themeFillShade="D9"/>
+                  <w:noWrap/>
+                  <w:vAlign w:val="center"/>
+                  <w:hideMark/>
+                </w:tcPr>
+                <w:p>
+                  <w:pPr>
+                    <w:jc w:val="center"/>
+                    <w:rPr>
+                      <w:b/>
+                      <w:bCs/>
+                    </w:rPr>
+                  </w:pPr>
+                  <w:r>
+                    <w:rPr>
+                      <w:b/>
+                      <w:bCs/>
+                    </w:rPr>
+                    <w:t>DATOS GENERALES</w:t>
+                  </w:r>
+                </w:p>
+              </w:tc>
+            </w:tr>
+            <w:tr>
+              <w:trPr>
+                <w:trHeight w:val="283"/>
+              </w:trPr>
+              <w:tc>
+                <w:tcPr>
+                  <w:tcW w:w="3397" w:type="dxa"/>
+                  <w:tcBorders>
+                    <w:top w:val="nil"/>
+                    <w:left w:val="single" w:sz="4" w:space="0" w:color="auto"/>
+                    <w:bottom w:val="single" w:sz="4" w:space="0" w:color="auto"/>
+                    <w:right w:val="single" w:sz="4" w:space="0" w:color="auto"/>
+                  </w:tcBorders>
+                  <w:shd w:val="clear" w:color="auto" w:fill="auto"/>
+                  <w:noWrap/>
+                  <w:vAlign w:val="center"/>
+                  <w:hideMark/>
+                </w:tcPr>
+                <w:p>
+                  <w:pPr>
+                    <w:spacing w:after="0"/>
+                    <w:jc w:val="both"/>
+                  </w:pPr>
+                  <w:r>
+                    <w:t>Razón Social</w:t>
+                  </w:r>
+                </w:p>
+              </w:tc>
+              <w:tc>
+                <w:tcPr>
+                  <w:tcW w:w="6082" w:type="dxa"/>
+                  <w:tcBorders>
+                    <w:top w:val="nil"/>
+                    <w:left w:val="nil"/>
+                    <w:bottom w:val="single" w:sz="4" w:space="0" w:color="auto"/>
+                    <w:right w:val="single" w:sz="4" w:space="0" w:color="auto"/>
+                  </w:tcBorders>
+                  <w:shd w:val="clear" w:color="auto" w:fill="auto"/>
+                  <w:noWrap/>
+                  <w:vAlign w:val="center"/>
+                  <w:hideMark/>
+                </w:tcPr>
+                <w:p>
+                  <w:pPr>
+                    <w:spacing w:after="0"/>
+                    <w:jc w:val="both"/>
+                  </w:pPr>
+                  <w:proofErr w:type="gramStart"/>
+                  <w:r>
+                    <w:t xml:space="preserve">{{ </w:t>
+                  </w:r>
+                  <w:proofErr w:type="spellStart"/>
+                  <w:r>
+                    <w:t>razon</w:t>
+                  </w:r>
+                  <w:proofErr w:type="gramEnd"/>
+                  <w:r>
+                    <w:t>_social</w:t>
+                  </w:r>
+                  <w:proofErr w:type="spellEnd"/>
+                  <w:r>
+                    <w:t xml:space="preserve"> }}</w:t>
+                  </w:r>
+                </w:p>
+              </w:tc>
+            </w:tr>
+            <w:tr>
+              <w:trPr>
+                <w:trHeight w:val="283"/>
+              </w:trPr>
+              <w:tc>
+                <w:tcPr>
+                  <w:tcW w:w="3397" w:type="dxa"/>
+                  <w:tcBorders>
+                    <w:top w:val="nil"/>
+                    <w:left w:val="single" w:sz="4" w:space="0" w:color="auto"/>
+                    <w:bottom w:val="single" w:sz="4" w:space="0" w:color="auto"/>
+                    <w:right w:val="single" w:sz="4" w:space="0" w:color="auto"/>
+                  </w:tcBorders>
+                  <w:shd w:val="clear" w:color="auto" w:fill="auto"/>
+                  <w:noWrap/>
+                  <w:vAlign w:val="center"/>
+                  <w:hideMark/>
+                </w:tcPr>
+                <w:p>
+                  <w:pPr>
+                    <w:spacing w:after="0"/>
+                    <w:jc w:val="both"/>
+                  </w:pPr>
+                  <w:r>
+                    <w:t>Nombre comercial</w:t>
+                  </w:r>
+                </w:p>
+              </w:tc>
+              <w:tc>
+                <w:tcPr>
+                  <w:tcW w:w="6082" w:type="dxa"/>
+                  <w:tcBorders>
+                    <w:top w:val="nil"/>
+                    <w:left w:val="nil"/>
+                    <w:bottom w:val="single" w:sz="4" w:space="0" w:color="auto"/>
+                    <w:right w:val="single" w:sz="4" w:space="0" w:color="auto"/>
+                  </w:tcBorders>
+                  <w:shd w:val="clear" w:color="auto" w:fill="auto"/>
+                  <w:noWrap/>
+                  <w:vAlign w:val="center"/>
+                  <w:hideMark/>
+                </w:tcPr>
+                <w:p>
+                  <w:pPr>
+                    <w:spacing w:after="0"/>
+                    <w:jc w:val="both"/>
+                  </w:pPr>
+                  <w:proofErr w:type="gramStart"/>
+                  <w:r>
+                    <w:t xml:space="preserve">{{ </w:t>
+                  </w:r>
+                  <w:proofErr w:type="spellStart"/>
+                  <w:r>
+                    <w:t>nombre</w:t>
+                  </w:r>
+                  <w:proofErr w:type="gramEnd"/>
+                  <w:r>
+                    <w:t>_comercial</w:t>
+                  </w:r>
+                  <w:proofErr w:type="spellEnd"/>
+                  <w:r>
+                    <w:t xml:space="preserve"> }}</w:t>
+                  </w:r>
+                </w:p>
+              </w:tc>
+            </w:tr>
+            <w:tr>
+              <w:trPr>
+                <w:trHeight w:val="283"/>
+              </w:trPr>
+              <w:tc>
+                <w:tcPr>
+                  <w:tcW w:w="3397" w:type="dxa"/>
+                  <w:tcBorders>
+                    <w:top w:val="nil"/>
+                    <w:left w:val="single" w:sz="4" w:space="0" w:color="auto"/>
+                    <w:bottom w:val="single" w:sz="4" w:space="0" w:color="auto"/>
+                    <w:right w:val="single" w:sz="4" w:space="0" w:color="auto"/>
+                  </w:tcBorders>
+                  <w:shd w:val="clear" w:color="auto" w:fill="auto"/>
+                  <w:noWrap/>
+                  <w:vAlign w:val="center"/>
+                  <w:hideMark/>
+                </w:tcPr>
+                <w:p>
+                  <w:pPr>
+                    <w:spacing w:after="0"/>
+                    <w:jc w:val="both"/>
+                  </w:pPr>
+                  <w:r>
+                    <w:t>RFC</w:t>
+                  </w:r>
+                </w:p>
+              </w:tc>
+              <w:tc>
+                <w:tcPr>
+                  <w:tcW w:w="6082" w:type="dxa"/>
+                  <w:tcBorders>
+                    <w:top w:val="nil"/>
+                    <w:left w:val="nil"/>
+                    <w:bottom w:val="single" w:sz="4" w:space="0" w:color="auto"/>
+                    <w:right w:val="single" w:sz="4" w:space="0" w:color="auto"/>
+                  </w:tcBorders>
+                  <w:shd w:val="clear" w:color="auto" w:fill="auto"/>
+                  <w:noWrap/>
+                  <w:vAlign w:val="center"/>
+                  <w:hideMark/>
+                </w:tcPr>
+                <w:p>
+                  <w:pPr>
+                    <w:spacing w:after="0"/>
+                    <w:jc w:val="both"/>
+                  </w:pPr>
+                  <w:proofErr w:type="gramStart"/>
+                  <w:r>
+                    <w:t xml:space="preserve">{{ </w:t>
+                  </w:r>
+                  <w:proofErr w:type="spellStart"/>
+                  <w:r>
+                    <w:t>rfc</w:t>
+                  </w:r>
+                  <w:proofErr w:type="spellEnd"/>
+                  <w:proofErr w:type="gramEnd"/>
+                  <w:r>
+                    <w:t xml:space="preserve"> }}</w:t>
+                  </w:r>
+                </w:p>
+              </w:tc>
+            </w:tr>
+            <w:tr>
+              <w:trPr>
+                <w:trHeight w:val="283"/>
+              </w:trPr>
+              <w:tc>
+                <w:tcPr>
+                  <w:tcW w:w="3397" w:type="dxa"/>
+                  <w:tcBorders>
+                    <w:top w:val="nil"/>
+                    <w:left w:val="single" w:sz="4" w:space="0" w:color="auto"/>
+                    <w:bottom w:val="single" w:sz="4" w:space="0" w:color="auto"/>
+                    <w:right w:val="single" w:sz="4" w:space="0" w:color="auto"/>
+                  </w:tcBorders>
+                  <w:shd w:val="clear" w:color="auto" w:fill="auto"/>
+                  <w:noWrap/>
+                  <w:vAlign w:val="center"/>
+                </w:tcPr>
+                <w:p>
+                  <w:pPr>
+                    <w:spacing w:after="0"/>
+                    <w:jc w:val="both"/>
+                  </w:pPr>
+                  <w:r>
+                    <w:t>Calle</w:t>
+                  </w:r>
+                </w:p>
+              </w:tc>
+              <w:tc>
+                <w:tcPr>
+                  <w:tcW w:w="6082" w:type="dxa"/>
+                  <w:tcBorders>
+                    <w:top w:val="nil"/>
+                    <w:left w:val="nil"/>
+                    <w:bottom w:val="single" w:sz="4" w:space="0" w:color="auto"/>
+                    <w:right w:val="single" w:sz="4" w:space="0" w:color="auto"/>
+                  </w:tcBorders>
+                  <w:shd w:val="clear" w:color="auto" w:fill="auto"/>
+                  <w:noWrap/>
+                  <w:vAlign w:val="center"/>
+                </w:tcPr>
+                <w:p>
+                  <w:pPr>
+                    <w:spacing w:after="0"/>
+                    <w:jc w:val="both"/>
+                  </w:pPr>
+                  <w:proofErr w:type="gramStart"/>
+                  <w:r>
+                    <w:t>{{ calle</w:t>
+                  </w:r>
+                  <w:proofErr w:type="gramEnd"/>
+                  <w:r>
+                    <w:t xml:space="preserve"> }}</w:t>
+                  </w:r>
+                </w:p>
+              </w:tc>
+            </w:tr>
+            <w:tr>
+              <w:trPr>
+                <w:trHeight w:val="283"/>
+              </w:trPr>
+              <w:tc>
+                <w:tcPr>
+                  <w:tcW w:w="3397" w:type="dxa"/>
+                  <w:tcBorders>
+                    <w:top w:val="nil"/>
+                    <w:left w:val="single" w:sz="4" w:space="0" w:color="auto"/>
+                    <w:bottom w:val="single" w:sz="4" w:space="0" w:color="auto"/>
+                    <w:right w:val="single" w:sz="4" w:space="0" w:color="auto"/>
+                  </w:tcBorders>
+                  <w:shd w:val="clear" w:color="auto" w:fill="auto"/>
+                  <w:noWrap/>
+                  <w:vAlign w:val="center"/>
+                </w:tcPr>
+                <w:p>
+                  <w:pPr>
+                    <w:spacing w:after="0"/>
+                    <w:jc w:val="both"/>
+                  </w:pPr>
+                  <w:r>
+                    <w:t>No Exterior</w:t>
+                  </w:r>
+                  <w:r>
+                    <w:t xml:space="preserve"> e Interior</w:t>
+                  </w:r>
+                </w:p>
+              </w:tc>
+              <w:tc>
+                <w:tcPr>
+                  <w:tcW w:w="6082" w:type="dxa"/>
+                  <w:tcBorders>
+                    <w:top w:val="nil"/>
+                    <w:left w:val="nil"/>
+                    <w:bottom w:val="single" w:sz="4" w:space="0" w:color="auto"/>
+                    <w:right w:val="single" w:sz="4" w:space="0" w:color="auto"/>
+                  </w:tcBorders>
+                  <w:shd w:val="clear" w:color="auto" w:fill="auto"/>
+                  <w:noWrap/>
+                  <w:vAlign w:val="center"/>
+                </w:tcPr>
+                <w:p>
+                  <w:pPr>
+                    <w:spacing w:after="0"/>
+                    <w:jc w:val="both"/>
+                  </w:pPr>
+                  <w:proofErr w:type="gramStart"/>
+                  <w:r>
+                    <w:t xml:space="preserve">{{ </w:t>
+                  </w:r>
+                  <w:proofErr w:type="spellStart"/>
+                  <w:r>
+                    <w:t>no</w:t>
+                  </w:r>
+                  <w:proofErr w:type="gramEnd"/>
+                  <w:r>
+                    <w:t>_exterior</w:t>
+                  </w:r>
+                  <w:proofErr w:type="spellEnd"/>
+                  <w:r>
+                    <w:t xml:space="preserve"> }}</w:t>
+                  </w:r>
+                </w:p>
+              </w:tc>
+            </w:tr>
+            <w:tr>
+              <w:trPr>
+                <w:trHeight w:val="283"/>
+              </w:trPr>
+              <w:tc>
+                <w:tcPr>
+                  <w:tcW w:w="3397" w:type="dxa"/>
+                  <w:tcBorders>
+                    <w:top w:val="nil"/>
+                    <w:left w:val="single" w:sz="4" w:space="0" w:color="auto"/>
+                    <w:bottom w:val="single" w:sz="4" w:space="0" w:color="auto"/>
+                    <w:right w:val="single" w:sz="4" w:space="0" w:color="auto"/>
+                  </w:tcBorders>
+                  <w:shd w:val="clear" w:color="auto" w:fill="auto"/>
+                  <w:noWrap/>
+                  <w:vAlign w:val="center"/>
+                </w:tcPr>
+                <w:p>
+                  <w:pPr>
+                    <w:spacing w:after="0"/>
+                    <w:jc w:val="both"/>
+                  </w:pPr>
+                  <w:r>
+                    <w:t>Colonia y/o Barrio</w:t>
+                  </w:r>
+                </w:p>
+              </w:tc>
+              <w:tc>
+                <w:tcPr>
+                  <w:tcW w:w="6082" w:type="dxa"/>
+                  <w:tcBorders>
+                    <w:top w:val="nil"/>
+                    <w:left w:val="nil"/>
+                    <w:bottom w:val="single" w:sz="4" w:space="0" w:color="auto"/>
+                    <w:right w:val="single" w:sz="4" w:space="0" w:color="auto"/>
+                  </w:tcBorders>
+                  <w:shd w:val="clear" w:color="auto" w:fill="auto"/>
+                  <w:noWrap/>
+                  <w:vAlign w:val="center"/>
+                </w:tcPr>
+                <w:p>
+                  <w:pPr>
+                    <w:spacing w:after="0"/>
+                    <w:jc w:val="both"/>
+                  </w:pPr>
+                  <w:proofErr w:type="gramStart"/>
+                  <w:r>
+                    <w:t xml:space="preserve">{{ </w:t>
+                  </w:r>
+                  <w:proofErr w:type="spellStart"/>
+                  <w:r>
+                    <w:t>colonia</w:t>
+                  </w:r>
+                  <w:proofErr w:type="gramEnd"/>
+                  <w:r>
+                    <w:t>_barrio</w:t>
+                  </w:r>
+                  <w:proofErr w:type="spellEnd"/>
+                  <w:r>
+                    <w:t xml:space="preserve"> }}</w:t>
+                  </w:r>
+                </w:p>
+              </w:tc>
+            </w:tr>
+            <w:tr>
+              <w:trPr>
+                <w:trHeight w:val="283"/>
+              </w:trPr>
+              <w:tc>
+                <w:tcPr>
+                  <w:tcW w:w="3397" w:type="dxa"/>
+                  <w:tcBorders>
+                    <w:top w:val="nil"/>
+                    <w:left w:val="single" w:sz="4" w:space="0" w:color="auto"/>
+                    <w:bottom w:val="single" w:sz="4" w:space="0" w:color="auto"/>
+                    <w:right w:val="single" w:sz="4" w:space="0" w:color="auto"/>
+                  </w:tcBorders>
+                  <w:shd w:val="clear" w:color="auto" w:fill="auto"/>
+                  <w:noWrap/>
+                  <w:vAlign w:val="center"/>
+                </w:tcPr>
+                <w:p>
+                  <w:pPr>
+                    <w:spacing w:after="0"/>
+                    <w:jc w:val="both"/>
+                  </w:pPr>
+                  <w:r>
+                    <w:t>Código Postal</w:t>
+                  </w:r>
+                </w:p>
+              </w:tc>
+              <w:tc>
+                <w:tcPr>
+                  <w:tcW w:w="6082" w:type="dxa"/>
+                  <w:tcBorders>
+                    <w:top w:val="nil"/>
+                    <w:left w:val="nil"/>
+                    <w:bottom w:val="single" w:sz="4" w:space="0" w:color="auto"/>
+                    <w:right w:val="single" w:sz="4" w:space="0" w:color="auto"/>
+                  </w:tcBorders>
+                  <w:shd w:val="clear" w:color="auto" w:fill="auto"/>
+                  <w:noWrap/>
+                  <w:vAlign w:val="center"/>
+                </w:tcPr>
+                <w:p>
+                  <w:pPr>
+                    <w:spacing w:after="0"/>
+                    <w:jc w:val="both"/>
+                  </w:pPr>
+                  <w:proofErr w:type="gramStart"/>
+                  <w:r>
+                    <w:t xml:space="preserve">{{ </w:t>
+                  </w:r>
+                  <w:proofErr w:type="spellStart"/>
+                  <w:r>
+                    <w:t>codigo</w:t>
+                  </w:r>
+                  <w:proofErr w:type="gramEnd"/>
+                  <w:r>
+                    <w:t>_postal</w:t>
+                  </w:r>
+                  <w:proofErr w:type="spellEnd"/>
+                  <w:r>
+                    <w:t xml:space="preserve"> }}</w:t>
+                  </w:r>
+                </w:p>
+              </w:tc>
+            </w:tr>
+            <w:tr>
+              <w:trPr>
+                <w:trHeight w:val="283"/>
+              </w:trPr>
+              <w:tc>
+                <w:tcPr>
+                  <w:tcW w:w="3397" w:type="dxa"/>
+                  <w:tcBorders>
+                    <w:top w:val="nil"/>
+                    <w:left w:val="single" w:sz="4" w:space="0" w:color="auto"/>
+                    <w:bottom w:val="single" w:sz="4" w:space="0" w:color="auto"/>
+                    <w:right w:val="single" w:sz="4" w:space="0" w:color="auto"/>
+                  </w:tcBorders>
+                  <w:shd w:val="clear" w:color="auto" w:fill="auto"/>
+                  <w:noWrap/>
+                  <w:vAlign w:val="center"/>
+                </w:tcPr>
+                <w:p>
+                  <w:pPr>
+                    <w:spacing w:after="0"/>
+                    <w:jc w:val="both"/>
+                  </w:pPr>
+                  <w:r>
+                    <w:t>Municipio</w:t>
+                  </w:r>
+                </w:p>
+              </w:tc>
+              <w:tc>
+                <w:tcPr>
+                  <w:tcW w:w="6082" w:type="dxa"/>
+                  <w:tcBorders>
+                    <w:top w:val="nil"/>
+                    <w:left w:val="nil"/>
+                    <w:bottom w:val="single" w:sz="4" w:space="0" w:color="auto"/>
+                    <w:right w:val="single" w:sz="4" w:space="0" w:color="auto"/>
+                  </w:tcBorders>
+                  <w:shd w:val="clear" w:color="auto" w:fill="auto"/>
+                  <w:noWrap/>
+                  <w:vAlign w:val="center"/>
+                </w:tcPr>
+                <w:p>
+                  <w:pPr>
+                    <w:spacing w:after="0"/>
+                    <w:jc w:val="both"/>
+                  </w:pPr>
+                  <w:proofErr w:type="gramStart"/>
+                  <w:r>
+                    <w:t>{{ municipio</w:t>
+                  </w:r>
+                  <w:proofErr w:type="gramEnd"/>
+                  <w:r>
+                    <w:t xml:space="preserve"> }}</w:t>
+                  </w:r>
+                </w:p>
+              </w:tc>
+            </w:tr>
+            <w:tr>
+              <w:trPr>
+                <w:trHeight w:val="283"/>
+              </w:trPr>
+              <w:tc>
+                <w:tcPr>
+                  <w:tcW w:w="3397" w:type="dxa"/>
+                  <w:tcBorders>
+                    <w:top w:val="nil"/>
+                    <w:left w:val="single" w:sz="4" w:space="0" w:color="auto"/>
+                    <w:bottom w:val="single" w:sz="4" w:space="0" w:color="auto"/>
+                    <w:right w:val="single" w:sz="4" w:space="0" w:color="auto"/>
+                  </w:tcBorders>
+                  <w:shd w:val="clear" w:color="auto" w:fill="auto"/>
+                  <w:noWrap/>
+                  <w:vAlign w:val="center"/>
+                </w:tcPr>
+                <w:p>
+                  <w:pPr>
+                    <w:spacing w:after="0"/>
+                    <w:jc w:val="both"/>
+                  </w:pPr>
+                  <w:r>
+                    <w:t>Estado</w:t>
+                  </w:r>
+                </w:p>
+              </w:tc>
+              <w:tc>
+                <w:tcPr>
+                  <w:tcW w:w="6082" w:type="dxa"/>
+                  <w:tcBorders>
+                    <w:top w:val="nil"/>
+                    <w:left w:val="nil"/>
+                    <w:bottom w:val="single" w:sz="4" w:space="0" w:color="auto"/>
+                    <w:right w:val="single" w:sz="4" w:space="0" w:color="auto"/>
+                  </w:tcBorders>
+                  <w:shd w:val="clear" w:color="auto" w:fill="auto"/>
+                  <w:noWrap/>
+                  <w:vAlign w:val="center"/>
+                </w:tcPr>
+                <w:p>
+                  <w:pPr>
+                    <w:spacing w:after="0"/>
+                    <w:jc w:val="both"/>
+                  </w:pPr>
+                  <w:proofErr w:type="gramStart"/>
+                  <w:r>
+                    <w:t>{{ estado</w:t>
+                  </w:r>
+                  <w:proofErr w:type="gramEnd"/>
+                  <w:r>
+                    <w:t xml:space="preserve"> }}</w:t>
+                  </w:r>
+                </w:p>
+              </w:tc>
+            </w:tr>
+            <w:tr>
+              <w:trPr>
+                <w:trHeight w:val="283"/>
+              </w:trPr>
+              <w:tc>
+                <w:tcPr>
+                  <w:tcW w:w="3397" w:type="dxa"/>
+                  <w:tcBorders>
+                    <w:top w:val="nil"/>
+                    <w:left w:val="single" w:sz="4" w:space="0" w:color="auto"/>
+                    <w:bottom w:val="single" w:sz="4" w:space="0" w:color="auto"/>
+                    <w:right w:val="single" w:sz="4" w:space="0" w:color="auto"/>
+                  </w:tcBorders>
+                  <w:shd w:val="clear" w:color="auto" w:fill="auto"/>
+                  <w:noWrap/>
+                  <w:vAlign w:val="center"/>
+                  <w:hideMark/>
+                </w:tcPr>
+                <w:p>
+                  <w:pPr>
+                    <w:spacing w:after="0"/>
+                    <w:jc w:val="both"/>
+                  </w:pPr>
+                  <w:r>
+                    <w:t>Giro comercial</w:t>
+                  </w:r>
+                </w:p>
+              </w:tc>
+              <w:tc>
+                <w:tcPr>
+                  <w:tcW w:w="6082" w:type="dxa"/>
+                  <w:tcBorders>
+                    <w:top w:val="nil"/>
+                    <w:left w:val="nil"/>
+                    <w:bottom w:val="single" w:sz="4" w:space="0" w:color="auto"/>
+                    <w:right w:val="single" w:sz="4" w:space="0" w:color="auto"/>
+                  </w:tcBorders>
+                  <w:shd w:val="clear" w:color="auto" w:fill="auto"/>
+                  <w:noWrap/>
+                  <w:vAlign w:val="center"/>
+                  <w:hideMark/>
+                </w:tcPr>
+                <w:p>
+                  <w:pPr>
+                    <w:spacing w:after="0"/>
+                    <w:jc w:val="both"/>
+                  </w:pPr>
+                  <w:proofErr w:type="gramStart"/>
+                  <w:r>
+                    <w:t xml:space="preserve">{{ </w:t>
+                  </w:r>
+                  <w:proofErr w:type="spellStart"/>
+                  <w:r>
+                    <w:t>giro</w:t>
+                  </w:r>
+                  <w:proofErr w:type="gramEnd"/>
+                  <w:r>
+                    <w:t>_comercial</w:t>
+                  </w:r>
+                  <w:proofErr w:type="spellEnd"/>
+                  <w:r>
+                    <w:t xml:space="preserve"> }}</w:t>
+                  </w:r>
+                </w:p>
+              </w:tc>
+            </w:tr>
+            <w:tr>
+              <w:trPr>
+                <w:trHeight w:val="283"/>
+              </w:trPr>
+              <w:tc>
+                <w:tcPr>
+                  <w:tcW w:w="3397" w:type="dxa"/>
+                  <w:tcBorders>
+                    <w:top w:val="nil"/>
+                    <w:left w:val="single" w:sz="4" w:space="0" w:color="auto"/>
+                    <w:bottom w:val="single" w:sz="4" w:space="0" w:color="auto"/>
+                    <w:right w:val="single" w:sz="4" w:space="0" w:color="auto"/>
+                  </w:tcBorders>
+                  <w:shd w:val="clear" w:color="auto" w:fill="auto"/>
+                  <w:noWrap/>
+                  <w:vAlign w:val="center"/>
+                  <w:hideMark/>
+                </w:tcPr>
+                <w:p>
+                  <w:pPr>
+                    <w:spacing w:after="0"/>
+                    <w:jc w:val="both"/>
+                  </w:pPr>
+                  <w:r>
+                    <w:t>Descripción de actividades</w:t>
+                  </w:r>
+                </w:p>
+              </w:tc>
+              <w:tc>
+                <w:tcPr>
+                  <w:tcW w:w="6082" w:type="dxa"/>
+                  <w:tcBorders>
+                    <w:top w:val="nil"/>
+                    <w:left w:val="nil"/>
+                    <w:bottom w:val="single" w:sz="4" w:space="0" w:color="auto"/>
+                    <w:right w:val="single" w:sz="4" w:space="0" w:color="auto"/>
+                  </w:tcBorders>
+                  <w:shd w:val="clear" w:color="auto" w:fill="auto"/>
+                  <w:noWrap/>
+                  <w:vAlign w:val="center"/>
+                  <w:hideMark/>
+                </w:tcPr>
+                <w:p>
+                  <w:pPr>
+                    <w:spacing w:after="0"/>
+                    <w:jc w:val="both"/>
+                  </w:pPr>
+                  <w:proofErr w:type="gramStart"/>
+                  <w:r>
+                    <w:t xml:space="preserve">{{ </w:t>
+                  </w:r>
+                  <w:proofErr w:type="spellStart"/>
+                  <w:r>
+                    <w:t>descripcion</w:t>
+                  </w:r>
+                  <w:proofErr w:type="gramEnd"/>
+                  <w:r>
+                    <w:t>_actividades</w:t>
+                  </w:r>
+                  <w:proofErr w:type="spellEnd"/>
+                  <w:r>
+                    <w:t xml:space="preserve"> }}</w:t>
+                  </w:r>
+                </w:p>
+              </w:tc>
+            </w:tr>
+            <w:tr>
+              <w:trPr>
+                <w:trHeight w:val="283"/>
+              </w:trPr>
+              <w:tc>
+                <w:tcPr>
+                  <w:tcW w:w="3397" w:type="dxa"/>
+                  <w:tcBorders>
+                    <w:top w:val="nil"/>
+                    <w:left w:val="single" w:sz="4" w:space="0" w:color="auto"/>
+                    <w:bottom w:val="single" w:sz="4" w:space="0" w:color="auto"/>
+                    <w:right w:val="single" w:sz="4" w:space="0" w:color="auto"/>
+                  </w:tcBorders>
+                  <w:shd w:val="clear" w:color="auto" w:fill="auto"/>
+                  <w:noWrap/>
+                  <w:vAlign w:val="center"/>
+                  <w:hideMark/>
+                </w:tcPr>
+                <w:p>
+                  <w:pPr>
+                    <w:spacing w:after="0"/>
+                    <w:jc w:val="both"/>
+                  </w:pPr>
+                  <w:r>
+                    <w:t>Teléfono</w:t>
+                  </w:r>
+                </w:p>
+              </w:tc>
+              <w:tc>
+                <w:tcPr>
+                  <w:tcW w:w="6082" w:type="dxa"/>
+                  <w:tcBorders>
+                    <w:top w:val="nil"/>
+                    <w:left w:val="nil"/>
+                    <w:bottom w:val="single" w:sz="4" w:space="0" w:color="auto"/>
+                    <w:right w:val="single" w:sz="4" w:space="0" w:color="auto"/>
+                  </w:tcBorders>
+                  <w:shd w:val="clear" w:color="auto" w:fill="auto"/>
+                  <w:noWrap/>
+                  <w:vAlign w:val="center"/>
+                </w:tcPr>
+                <w:p>
+                  <w:pPr>
+                    <w:spacing w:after="0"/>
+                    <w:jc w:val="both"/>
+                  </w:pPr>
+                  <w:proofErr w:type="gramStart"/>
+                  <w:r>
+                    <w:t xml:space="preserve">{{ </w:t>
+                  </w:r>
+                  <w:proofErr w:type="spellStart"/>
+                  <w:r>
+                    <w:t>telefono</w:t>
+                  </w:r>
+                  <w:proofErr w:type="spellEnd"/>
+                  <w:proofErr w:type="gramEnd"/>
+                  <w:r>
+                    <w:t xml:space="preserve"> }}</w:t>
+                  </w:r>
+                </w:p>
+              </w:tc>
+            </w:tr>
+            <w:tr>
+              <w:trPr>
+                <w:trHeight w:val="283"/>
+              </w:trPr>
+              <w:tc>
+                <w:tcPr>
+                  <w:tcW w:w="3397" w:type="dxa"/>
+                  <w:tcBorders>
+                    <w:top w:val="nil"/>
+                    <w:left w:val="single" w:sz="4" w:space="0" w:color="auto"/>
+                    <w:bottom w:val="single" w:sz="4" w:space="0" w:color="auto"/>
+                    <w:right w:val="single" w:sz="4" w:space="0" w:color="auto"/>
+                  </w:tcBorders>
+                  <w:shd w:val="clear" w:color="auto" w:fill="auto"/>
+                  <w:noWrap/>
+                  <w:vAlign w:val="center"/>
+                  <w:hideMark/>
+                </w:tcPr>
+                <w:p>
+                  <w:pPr>
+                    <w:spacing w:after="0"/>
+                    <w:jc w:val="both"/>
+                  </w:pPr>
+                  <w:r>
+                    <w:t>Correo electrónico</w:t>
+                  </w:r>
+                </w:p>
+              </w:tc>
+              <w:tc>
+                <w:tcPr>
+                  <w:tcW w:w="6082" w:type="dxa"/>
+                  <w:tcBorders>
+                    <w:top w:val="nil"/>
+                    <w:left w:val="nil"/>
+                    <w:bottom w:val="single" w:sz="4" w:space="0" w:color="auto"/>
+                    <w:right w:val="single" w:sz="4" w:space="0" w:color="auto"/>
+                  </w:tcBorders>
+                  <w:shd w:val="clear" w:color="auto" w:fill="auto"/>
+                  <w:noWrap/>
+                  <w:vAlign w:val="center"/>
+                </w:tcPr>
+                <w:p>
+                  <w:pPr>
+                    <w:spacing w:after="0"/>
+                    <w:jc w:val="both"/>
+                  </w:pPr>
+                  <w:proofErr w:type="gramStart"/>
+                  <w:r>
+                    <w:t>{{ email</w:t>
+                  </w:r>
+                  <w:proofErr w:type="gramEnd"/>
+                  <w:r>
+                    <w:t xml:space="preserve"> }}</w:t>
+                  </w:r>
+                </w:p>
+              </w:tc>
+            </w:tr>
+            <w:tr>
+              <w:trPr>
+                <w:trHeight w:val="283"/>
+              </w:trPr>
+              <w:tc>
+                <w:tcPr>
+                  <w:tcW w:w="3397" w:type="dxa"/>
+                  <w:tcBorders>
+                    <w:top w:val="nil"/>
+                    <w:left w:val="single" w:sz="4" w:space="0" w:color="auto"/>
+                    <w:bottom w:val="single" w:sz="4" w:space="0" w:color="auto"/>
+                    <w:right w:val="single" w:sz="4" w:space="0" w:color="auto"/>
+                  </w:tcBorders>
+                  <w:shd w:val="clear" w:color="auto" w:fill="auto"/>
+                  <w:noWrap/>
+                  <w:vAlign w:val="center"/>
+                </w:tcPr>
+                <w:p>
+                  <w:pPr>
+                    <w:spacing w:after="0"/>
+                    <w:jc w:val="both"/>
+                  </w:pPr>
+                  <w:r>
+                    <w:t>Días</w:t>
+                  </w:r>
+                </w:p>
+              </w:tc>
+              <w:tc>
+                <w:tcPr>
+                  <w:tcW w:w="6082" w:type="dxa"/>
+                  <w:tcBorders>
+                    <w:top w:val="nil"/>
+                    <w:left w:val="nil"/>
+                    <w:bottom w:val="single" w:sz="4" w:space="0" w:color="auto"/>
+                    <w:right w:val="single" w:sz="4" w:space="0" w:color="auto"/>
+                  </w:tcBorders>
+                  <w:shd w:val="clear" w:color="auto" w:fill="auto"/>
+                  <w:noWrap/>
+                  <w:vAlign w:val="center"/>
+                </w:tcPr>
+                <w:p>
+                  <w:pPr>
+                    <w:spacing w:after="0"/>
+                    <w:jc w:val="both"/>
+                  </w:pPr>
+                  <w:proofErr w:type="gramStart"/>
+                  <w:r>
+                    <w:t xml:space="preserve">{{ </w:t>
+                  </w:r>
+                  <w:proofErr w:type="spellStart"/>
+                  <w:r>
+                    <w:t>dias</w:t>
+                  </w:r>
+                  <w:proofErr w:type="gramEnd"/>
+                  <w:r>
+                    <w:t>_trabajo</w:t>
+                  </w:r>
+                  <w:proofErr w:type="spellEnd"/>
+                  <w:r>
+                    <w:t xml:space="preserve"> }}</w:t>
+                  </w:r>
+                </w:p>
+              </w:tc>
+            </w:tr>
+            <w:tr>
+              <w:trPr>
+                <w:trHeight w:val="283"/>
+              </w:trPr>
+              <w:tc>
+                <w:tcPr>
+                  <w:tcW w:w="3397" w:type="dxa"/>
+                  <w:tcBorders>
+                    <w:top w:val="nil"/>
+                    <w:left w:val="single" w:sz="4" w:space="0" w:color="auto"/>
+                    <w:bottom w:val="single" w:sz="4" w:space="0" w:color="auto"/>
+                    <w:right w:val="single" w:sz="4" w:space="0" w:color="auto"/>
+                  </w:tcBorders>
+                  <w:shd w:val="clear" w:color="auto" w:fill="auto"/>
+                  <w:noWrap/>
+                  <w:vAlign w:val="center"/>
+                </w:tcPr>
+                <w:p>
+                  <w:pPr>
+                    <w:spacing w:after="0"/>
+                    <w:jc w:val="both"/>
+                  </w:pPr>
+                  <w:r>
+                    <w:t>Horario</w:t>
+                  </w:r>
+                </w:p>
+              </w:tc>
+              <w:tc>
+                <w:tcPr>
+                  <w:tcW w:w="6082" w:type="dxa"/>
+                  <w:tcBorders>
+                    <w:top w:val="nil"/>
+                    <w:left w:val="nil"/>
+                    <w:bottom w:val="single" w:sz="4" w:space="0" w:color="auto"/>
+                    <w:right w:val="single" w:sz="4" w:space="0" w:color="auto"/>
+                  </w:tcBorders>
+                  <w:shd w:val="clear" w:color="auto" w:fill="auto"/>
+                  <w:noWrap/>
+                  <w:vAlign w:val="center"/>
+                </w:tcPr>
+                <w:p>
+                  <w:pPr>
+                    <w:spacing w:after="0"/>
+                    <w:jc w:val="both"/>
+                  </w:pPr>
+                  <w:proofErr w:type="gramStart"/>
+                  <w:r>
+                    <w:t>{{ horario</w:t>
+                  </w:r>
+                  <w:proofErr w:type="gramEnd"/>
+                  <w:r>
+                    <w:t xml:space="preserve"> }}</w:t>
+                  </w:r>
+                </w:p>
+              </w:tc>
+            </w:tr>
+            <w:tr>
+              <w:trPr>
+                <w:trHeight w:val="283"/>
+              </w:trPr>
+              <w:tc>
+                <w:tcPr>
+                  <w:tcW w:w="3397" w:type="dxa"/>
+                  <w:tcBorders>
+                    <w:top w:val="nil"/>
+                    <w:left w:val="single" w:sz="4" w:space="0" w:color="auto"/>
+                    <w:bottom w:val="single" w:sz="4" w:space="0" w:color="auto"/>
+                    <w:right w:val="single" w:sz="4" w:space="0" w:color="auto"/>
+                  </w:tcBorders>
+                  <w:shd w:val="clear" w:color="auto" w:fill="auto"/>
+                  <w:noWrap/>
+                  <w:vAlign w:val="center"/>
+                </w:tcPr>
+                <w:p>
+                  <w:pPr>
+                    <w:spacing w:after="0"/>
+                    <w:jc w:val="both"/>
+                  </w:pPr>
+                  <w:r>
+                    <w:t>Antigüedad del inmueble</w:t>
+                  </w:r>
+                </w:p>
+              </w:tc>
+              <w:tc>
+                <w:tcPr>
+                  <w:tcW w:w="6082" w:type="dxa"/>
+                  <w:tcBorders>
+                    <w:top w:val="nil"/>
+                    <w:left w:val="nil"/>
+                    <w:bottom w:val="single" w:sz="4" w:space="0" w:color="auto"/>
+                    <w:right w:val="single" w:sz="4" w:space="0" w:color="auto"/>
+                  </w:tcBorders>
+                  <w:shd w:val="clear" w:color="auto" w:fill="auto"/>
+                  <w:noWrap/>
+                  <w:vAlign w:val="center"/>
+                </w:tcPr>
+                <w:p>
+                  <w:pPr>
+                    <w:spacing w:after="0"/>
+                    <w:jc w:val="both"/>
+                  </w:pPr>
+                  <w:proofErr w:type="gramStart"/>
+                  <w:r>
+                    <w:t xml:space="preserve">{{ </w:t>
+                  </w:r>
+                  <w:proofErr w:type="spellStart"/>
+                  <w:r>
+                    <w:t>antiguedad</w:t>
+                  </w:r>
+                  <w:proofErr w:type="gramEnd"/>
+                  <w:r>
+                    <w:t>_inmueble</w:t>
+                  </w:r>
+                  <w:proofErr w:type="spellEnd"/>
+                  <w:r>
+                    <w:t xml:space="preserve"> }}</w:t>
+                  </w:r>
+                  <w:r>
+                    <w:t xml:space="preserve"> AÑOS</w:t>
+                  </w:r>
+                </w:p>
+              </w:tc>
+            </w:tr>
+            <w:tr>
+              <w:trPr>
+                <w:trHeight w:val="283"/>
+              </w:trPr>
+              <w:tc>
+                <w:tcPr>
+                  <w:tcW w:w="3397" w:type="dxa"/>
+                  <w:tcBorders>
+                    <w:top w:val="nil"/>
+                    <w:left w:val="single" w:sz="4" w:space="0" w:color="auto"/>
+                    <w:bottom w:val="single" w:sz="4" w:space="0" w:color="auto"/>
+                    <w:right w:val="single" w:sz="4" w:space="0" w:color="auto"/>
+                  </w:tcBorders>
+                  <w:shd w:val="clear" w:color="auto" w:fill="auto"/>
+                  <w:noWrap/>
+                  <w:vAlign w:val="center"/>
+                </w:tcPr>
+                <w:p>
+                  <w:pPr>
+                    <w:spacing w:after="0"/>
+                    <w:jc w:val="both"/>
+                  </w:pPr>
+                  <w:r>
+                    <w:t>Inicio de Operaciones</w:t>
+                  </w:r>
+                </w:p>
+              </w:tc>
+              <w:tc>
+                <w:tcPr>
+                  <w:tcW w:w="6082" w:type="dxa"/>
+                  <w:tcBorders>
+                    <w:top w:val="nil"/>
+                    <w:left w:val="nil"/>
+                    <w:bottom w:val="single" w:sz="4" w:space="0" w:color="auto"/>
+                    <w:right w:val="single" w:sz="4" w:space="0" w:color="auto"/>
+                  </w:tcBorders>
+                  <w:shd w:val="clear" w:color="auto" w:fill="auto"/>
+                  <w:noWrap/>
+                  <w:vAlign w:val="center"/>
+                </w:tcPr>
+                <w:p>
+                  <w:pPr>
+                    <w:spacing w:after="0"/>
+                    <w:jc w:val="both"/>
+                  </w:pPr>
+                  <w:proofErr w:type="gramStart"/>
+                  <w:r>
+                    <w:t xml:space="preserve">{{ </w:t>
+                  </w:r>
+                  <w:proofErr w:type="spellStart"/>
+                  <w:r>
+                    <w:t>inicio</w:t>
+                  </w:r>
+                  <w:proofErr w:type="gramEnd"/>
+                  <w:r>
+                    <w:t>_operaciones</w:t>
+                  </w:r>
+                  <w:proofErr w:type="spellEnd"/>
+                  <w:r>
+                    <w:t xml:space="preserve"> }}</w:t>
+                  </w:r>
+                </w:p>
+              </w:tc>
+            </w:tr>
+            <w:tr>
+              <w:trPr>
+                <w:trHeight w:val="283"/>
+              </w:trPr>
+              <w:tc>
+                <w:tcPr>
+                  <w:tcW w:w="3397" w:type="dxa"/>
+                  <w:tcBorders>
+                    <w:top w:val="nil"/>
+                    <w:left w:val="single" w:sz="4" w:space="0" w:color="auto"/>
+                    <w:bottom w:val="single" w:sz="4" w:space="0" w:color="auto"/>
+                    <w:right w:val="single" w:sz="4" w:space="0" w:color="auto"/>
+                  </w:tcBorders>
+                  <w:shd w:val="clear" w:color="auto" w:fill="auto"/>
+                  <w:noWrap/>
+                  <w:vAlign w:val="center"/>
+                </w:tcPr>
+                <w:p>
+                  <w:pPr>
+                    <w:spacing w:after="0"/>
+                    <w:jc w:val="both"/>
+                  </w:pPr>
+                  <w:r>
+                    <w:t>No. de Edificios</w:t>
+                  </w:r>
+                </w:p>
+              </w:tc>
+              <w:tc>
+                <w:tcPr>
+                  <w:tcW w:w="6082" w:type="dxa"/>
+                  <w:tcBorders>
+                    <w:top w:val="nil"/>
+                    <w:left w:val="nil"/>
+                    <w:bottom w:val="single" w:sz="4" w:space="0" w:color="auto"/>
+                    <w:right w:val="single" w:sz="4" w:space="0" w:color="auto"/>
+                  </w:tcBorders>
+                  <w:shd w:val="clear" w:color="auto" w:fill="auto"/>
+                  <w:noWrap/>
+                  <w:vAlign w:val="center"/>
+                </w:tcPr>
+                <w:p>
+                  <w:pPr>
+                    <w:spacing w:after="0"/>
+                    <w:jc w:val="both"/>
+                  </w:pPr>
+                  <w:proofErr w:type="gramStart"/>
+                  <w:r>
+                    <w:t>{{ edificios</w:t>
+                  </w:r>
+                  <w:proofErr w:type="gramEnd"/>
+                  <w:r>
+                    <w:t xml:space="preserve"> }}</w:t>
+                  </w:r>
+                </w:p>
+              </w:tc>
+            </w:tr>
+            <w:tr>
+              <w:trPr>
+                <w:trHeight w:val="283"/>
+              </w:trPr>
+              <w:tc>
+                <w:tcPr>
+                  <w:tcW w:w="3397" w:type="dxa"/>
+                  <w:tcBorders>
+                    <w:top w:val="nil"/>
+                    <w:left w:val="single" w:sz="4" w:space="0" w:color="auto"/>
+                    <w:bottom w:val="single" w:sz="4" w:space="0" w:color="auto"/>
+                    <w:right w:val="single" w:sz="4" w:space="0" w:color="auto"/>
+                  </w:tcBorders>
+                  <w:shd w:val="clear" w:color="auto" w:fill="auto"/>
+                  <w:noWrap/>
+                  <w:vAlign w:val="center"/>
+                </w:tcPr>
+                <w:p>
+                  <w:pPr>
+                    <w:spacing w:after="0"/>
+                    <w:jc w:val="both"/>
+                  </w:pPr>
+                  <w:r>
+                    <w:t>No. de niveles</w:t>
+                  </w:r>
+                </w:p>
+              </w:tc>
+              <w:tc>
+                <w:tcPr>
+                  <w:tcW w:w="6082" w:type="dxa"/>
+                  <w:tcBorders>
+                    <w:top w:val="nil"/>
+                    <w:left w:val="nil"/>
+                    <w:bottom w:val="single" w:sz="4" w:space="0" w:color="auto"/>
+                    <w:right w:val="single" w:sz="4" w:space="0" w:color="auto"/>
+                  </w:tcBorders>
+                  <w:shd w:val="clear" w:color="auto" w:fill="auto"/>
+                  <w:noWrap/>
+                  <w:vAlign w:val="center"/>
+                </w:tcPr>
+                <w:p>
+                  <w:pPr>
+                    <w:spacing w:after="0"/>
+                    <w:jc w:val="both"/>
+                  </w:pPr>
+                  <w:proofErr w:type="gramStart"/>
+                  <w:r>
+                    <w:t>{{ niveles</w:t>
+                  </w:r>
+                  <w:proofErr w:type="gramEnd"/>
+                  <w:r>
+                    <w:t xml:space="preserve"> }}</w:t>
+                  </w:r>
+                </w:p>
+              </w:tc>
+            </w:tr>
+            <w:tr>
+              <w:trPr>
+                <w:trHeight w:val="283"/>
+              </w:trPr>
+              <w:tc>
+                <w:tcPr>
+                  <w:tcW w:w="3397" w:type="dxa"/>
+                  <w:tcBorders>
+                    <w:top w:val="nil"/>
+                    <w:left w:val="single" w:sz="4" w:space="0" w:color="auto"/>
+                    <w:bottom w:val="single" w:sz="4" w:space="0" w:color="auto"/>
+                    <w:right w:val="single" w:sz="4" w:space="0" w:color="auto"/>
+                  </w:tcBorders>
+                  <w:shd w:val="clear" w:color="auto" w:fill="auto"/>
+                  <w:noWrap/>
+                  <w:vAlign w:val="center"/>
+                </w:tcPr>
+                <w:p>
+                  <w:pPr>
+                    <w:spacing w:after="0"/>
+                    <w:jc w:val="both"/>
+                  </w:pPr>
+                  <w:r>
+                    <w:t>No. Accesos</w:t>
+                  </w:r>
+                </w:p>
+              </w:tc>
+              <w:tc>
+                <w:tcPr>
+                  <w:tcW w:w="6082" w:type="dxa"/>
+                  <w:tcBorders>
+                    <w:top w:val="nil"/>
+                    <w:left w:val="nil"/>
+                    <w:bottom w:val="single" w:sz="4" w:space="0" w:color="auto"/>
+                    <w:right w:val="single" w:sz="4" w:space="0" w:color="auto"/>
+                  </w:tcBorders>
+                  <w:shd w:val="clear" w:color="auto" w:fill="auto"/>
+                  <w:noWrap/>
+                  <w:vAlign w:val="center"/>
+                </w:tcPr>
+                <w:p>
+                  <w:pPr>
+                    <w:spacing w:after="0"/>
+                    <w:jc w:val="both"/>
+                  </w:pPr>
+                  <w:proofErr w:type="gramStart"/>
+                  <w:r>
+                    <w:t>{{ accesos</w:t>
+                  </w:r>
+                  <w:proofErr w:type="gramEnd"/>
+                  <w:r>
+                    <w:t xml:space="preserve"> }}</w:t>
+                  </w:r>
+                </w:p>
+              </w:tc>
+            </w:tr>
+            <w:tr>
+              <w:trPr>
+                <w:trHeight w:val="283"/>
+              </w:trPr>
+              <w:tc>
+                <w:tcPr>
+                  <w:tcW w:w="3397" w:type="dxa"/>
+                  <w:tcBorders>
+                    <w:top w:val="nil"/>
+                    <w:left w:val="single" w:sz="4" w:space="0" w:color="auto"/>
+                    <w:bottom w:val="single" w:sz="4" w:space="0" w:color="auto"/>
+                    <w:right w:val="single" w:sz="4" w:space="0" w:color="auto"/>
+                  </w:tcBorders>
+                  <w:shd w:val="clear" w:color="auto" w:fill="auto"/>
+                  <w:noWrap/>
+                  <w:vAlign w:val="center"/>
+                </w:tcPr>
+                <w:p>
+                  <w:pPr>
+                    <w:spacing w:after="0"/>
+                    <w:jc w:val="both"/>
+                  </w:pPr>
+                  <w:r>
+                    <w:t>No. Salidas de Emergencia</w:t>
+                  </w:r>
+                </w:p>
+              </w:tc>
+              <w:tc>
+                <w:tcPr>
+                  <w:tcW w:w="6082" w:type="dxa"/>
+                  <w:tcBorders>
+                    <w:top w:val="nil"/>
+                    <w:left w:val="nil"/>
+                    <w:bottom w:val="single" w:sz="4" w:space="0" w:color="auto"/>
+                    <w:right w:val="single" w:sz="4" w:space="0" w:color="auto"/>
+                  </w:tcBorders>
+                  <w:shd w:val="clear" w:color="auto" w:fill="auto"/>
+                  <w:noWrap/>
+                  <w:vAlign w:val="center"/>
+                </w:tcPr>
+                <w:p>
+                  <w:pPr>
+                    <w:spacing w:after="0"/>
+                    <w:jc w:val="both"/>
+                  </w:pPr>
+                  <w:proofErr w:type="gramStart"/>
+                  <w:r>
+                    <w:t xml:space="preserve">{{ </w:t>
+                  </w:r>
+                  <w:proofErr w:type="spellStart"/>
+                  <w:r>
+                    <w:t>salidas</w:t>
+                  </w:r>
+                  <w:proofErr w:type="gramEnd"/>
+                  <w:r>
+                    <w:t>_emergencia</w:t>
+                  </w:r>
+                  <w:proofErr w:type="spellEnd"/>
+                  <w:r>
+                    <w:t xml:space="preserve"> }}</w:t>
+                  </w:r>
+                </w:p>
+              </w:tc>
+            </w:tr>
+            <w:tr>
+              <w:trPr>
+                <w:trHeight w:val="283"/>
+              </w:trPr>
+              <w:tc>
+                <w:tcPr>
+                  <w:tcW w:w="3397" w:type="dxa"/>
+                  <w:tcBorders>
+                    <w:top w:val="nil"/>
+                    <w:left w:val="single" w:sz="4" w:space="0" w:color="auto"/>
+                    <w:bottom w:val="single" w:sz="4" w:space="0" w:color="auto"/>
+                    <w:right w:val="single" w:sz="4" w:space="0" w:color="auto"/>
+                  </w:tcBorders>
+                  <w:shd w:val="clear" w:color="auto" w:fill="auto"/>
+                  <w:noWrap/>
+                  <w:vAlign w:val="center"/>
+                </w:tcPr>
+                <w:p>
+                  <w:pPr>
+                    <w:spacing w:after="0"/>
+                    <w:jc w:val="both"/>
+                  </w:pPr>
+                  <w:r>
+                    <w:t>No. Escaleras</w:t>
+                  </w:r>
+                </w:p>
+              </w:tc>
+              <w:tc>
+                <w:tcPr>
+                  <w:tcW w:w="6082" w:type="dxa"/>
+                  <w:tcBorders>
+                    <w:top w:val="nil"/>
+                    <w:left w:val="nil"/>
+                    <w:bottom w:val="single" w:sz="4" w:space="0" w:color="auto"/>
+                    <w:right w:val="single" w:sz="4" w:space="0" w:color="auto"/>
+                  </w:tcBorders>
+                  <w:shd w:val="clear" w:color="auto" w:fill="auto"/>
+                  <w:noWrap/>
+                  <w:vAlign w:val="center"/>
+                </w:tcPr>
+                <w:p>
+                  <w:pPr>
+                    <w:spacing w:after="0"/>
+                    <w:jc w:val="both"/>
+                  </w:pPr>
+                  <w:proofErr w:type="gramStart"/>
+                  <w:r>
+                    <w:t>{{ escaleras</w:t>
+                  </w:r>
+                  <w:proofErr w:type="gramEnd"/>
+                  <w:r>
+                    <w:t xml:space="preserve"> }}</w:t>
+                  </w:r>
+                </w:p>
+              </w:tc>
+            </w:tr>
+            <w:tr>
+              <w:trPr>
+                <w:trHeight w:val="283"/>
+              </w:trPr>
+              <w:tc>
+                <w:tcPr>
+                  <w:tcW w:w="3397" w:type="dxa"/>
+                  <w:tcBorders>
+                    <w:top w:val="nil"/>
+                    <w:left w:val="single" w:sz="4" w:space="0" w:color="auto"/>
+                    <w:bottom w:val="single" w:sz="4" w:space="0" w:color="auto"/>
+                    <w:right w:val="single" w:sz="4" w:space="0" w:color="auto"/>
+                  </w:tcBorders>
+                  <w:shd w:val="clear" w:color="auto" w:fill="auto"/>
+                  <w:noWrap/>
+                  <w:vAlign w:val="center"/>
+                </w:tcPr>
+                <w:p>
+                  <w:pPr>
+                    <w:spacing w:after="0"/>
+                    <w:jc w:val="both"/>
+                  </w:pPr>
+                  <w:r>
+                    <w:t>No. Escaleras de Emergencia</w:t>
+                  </w:r>
+                </w:p>
+              </w:tc>
+              <w:tc>
+                <w:tcPr>
+                  <w:tcW w:w="6082" w:type="dxa"/>
+                  <w:tcBorders>
+                    <w:top w:val="nil"/>
+                    <w:left w:val="nil"/>
+                    <w:bottom w:val="single" w:sz="4" w:space="0" w:color="auto"/>
+                    <w:right w:val="single" w:sz="4" w:space="0" w:color="auto"/>
+                  </w:tcBorders>
+                  <w:shd w:val="clear" w:color="auto" w:fill="auto"/>
+                  <w:noWrap/>
+                  <w:vAlign w:val="center"/>
+                </w:tcPr>
+                <w:p>
+                  <w:pPr>
+                    <w:spacing w:after="0"/>
+                    <w:jc w:val="both"/>
+                  </w:pPr>
+                  <w:proofErr w:type="gramStart"/>
+                  <w:r>
+                    <w:t xml:space="preserve">{{ </w:t>
+                  </w:r>
+                  <w:proofErr w:type="spellStart"/>
+                  <w:r>
+                    <w:t>escaleras</w:t>
+                  </w:r>
+                  <w:proofErr w:type="gramEnd"/>
+                  <w:r>
+                    <w:t>_emergencia</w:t>
+                  </w:r>
+                  <w:proofErr w:type="spellEnd"/>
+                  <w:r>
+                    <w:t xml:space="preserve"> }}</w:t>
+                  </w:r>
+                </w:p>
+              </w:tc>
+            </w:tr>
+            <w:tr>
+              <w:trPr>
+                <w:trHeight w:val="283"/>
+              </w:trPr>
+              <w:tc>
+                <w:tcPr>
+                  <w:tcW w:w="3397" w:type="dxa"/>
+                  <w:tcBorders>
+                    <w:top w:val="nil"/>
+                    <w:left w:val="single" w:sz="4" w:space="0" w:color="auto"/>
+                    <w:bottom w:val="single" w:sz="4" w:space="0" w:color="auto"/>
+                    <w:right w:val="single" w:sz="4" w:space="0" w:color="auto"/>
+                  </w:tcBorders>
+                  <w:shd w:val="clear" w:color="auto" w:fill="auto"/>
+                  <w:noWrap/>
+                  <w:vAlign w:val="center"/>
+                </w:tcPr>
+                <w:p>
+                  <w:pPr>
+                    <w:spacing w:after="0"/>
+                    <w:jc w:val="both"/>
+                  </w:pPr>
+                  <w:r>
+                    <w:t>Estacionamiento</w:t>
+                  </w:r>
+                </w:p>
+              </w:tc>
+              <w:tc>
+                <w:tcPr>
+                  <w:tcW w:w="6082" w:type="dxa"/>
+                  <w:tcBorders>
+                    <w:top w:val="nil"/>
+                    <w:left w:val="nil"/>
+                    <w:bottom w:val="single" w:sz="4" w:space="0" w:color="auto"/>
+                    <w:right w:val="single" w:sz="4" w:space="0" w:color="auto"/>
+                  </w:tcBorders>
+                  <w:shd w:val="clear" w:color="auto" w:fill="auto"/>
+                  <w:noWrap/>
+                  <w:vAlign w:val="center"/>
+                </w:tcPr>
+                <w:p>
+                  <w:pPr>
+                    <w:spacing w:after="0"/>
+                    <w:jc w:val="both"/>
+                  </w:pPr>
+                  <w:proofErr w:type="gramStart"/>
+                  <w:r>
+                    <w:t>{{ estacionamiento</w:t>
+                  </w:r>
+                  <w:proofErr w:type="gramEnd"/>
+                  <w:r>
+                    <w:t xml:space="preserve"> }}</w:t>
+                  </w:r>
+                </w:p>
+              </w:tc>
+            </w:tr>
+            <w:tr>
+              <w:trPr>
+                <w:trHeight w:val="283"/>
+              </w:trPr>
+              <w:tc>
+                <w:tcPr>
+                  <w:tcW w:w="3397" w:type="dxa"/>
+                  <w:tcBorders>
+                    <w:top w:val="nil"/>
+                    <w:left w:val="single" w:sz="4" w:space="0" w:color="auto"/>
+                    <w:bottom w:val="single" w:sz="4" w:space="0" w:color="auto"/>
+                    <w:right w:val="single" w:sz="4" w:space="0" w:color="auto"/>
+                  </w:tcBorders>
+                  <w:shd w:val="clear" w:color="auto" w:fill="auto"/>
+                  <w:noWrap/>
+                  <w:vAlign w:val="center"/>
+                  <w:hideMark/>
+                </w:tcPr>
+                <w:p>
+                  <w:pPr>
+                    <w:spacing w:after="0"/>
+                    <w:jc w:val="both"/>
+                  </w:pPr>
+                  <w:r>
+                    <w:t>Superficie total del terreno</w:t>
+                  </w:r>
+                </w:p>
+              </w:tc>
+              <w:tc>
+                <w:tcPr>
+                  <w:tcW w:w="6082" w:type="dxa"/>
+                  <w:tcBorders>
+                    <w:top w:val="nil"/>
+                    <w:left w:val="nil"/>
+                    <w:bottom w:val="single" w:sz="4" w:space="0" w:color="auto"/>
+                    <w:right w:val="single" w:sz="4" w:space="0" w:color="auto"/>
+                  </w:tcBorders>
+                  <w:shd w:val="clear" w:color="auto" w:fill="auto"/>
+                  <w:noWrap/>
+                  <w:vAlign w:val="center"/>
+                </w:tcPr>
+                <w:p>
+                  <w:pPr>
+                    <w:spacing w:after="0"/>
+                    <w:jc w:val="both"/>
+                  </w:pPr>
+                  <w:proofErr w:type="gramStart"/>
+                  <w:r>
+                    <w:t>{{ terreno</w:t>
+                  </w:r>
+                  <w:proofErr w:type="gramEnd"/>
+                  <w:r>
+                    <w:t>_m2 }}</w:t>
+                  </w:r>
+                  <w:r>
+                    <w:t xml:space="preserve"> M2</w:t>
+                  </w:r>
+                </w:p>
+              </w:tc>
+            </w:tr>
+            <w:tr>
+              <w:trPr>
+                <w:trHeight w:val="283"/>
+              </w:trPr>
+              <w:tc>
+                <w:tcPr>
+                  <w:tcW w:w="3397" w:type="dxa"/>
+                  <w:tcBorders>
+                    <w:top w:val="nil"/>
+                    <w:left w:val="single" w:sz="4" w:space="0" w:color="auto"/>
+                    <w:bottom w:val="single" w:sz="4" w:space="0" w:color="auto"/>
+                    <w:right w:val="single" w:sz="4" w:space="0" w:color="auto"/>
+                  </w:tcBorders>
+                  <w:shd w:val="clear" w:color="auto" w:fill="auto"/>
+                  <w:noWrap/>
+                  <w:vAlign w:val="center"/>
+                  <w:hideMark/>
+                </w:tcPr>
+                <w:p>
+                  <w:pPr>
+                    <w:spacing w:after="0"/>
+                    <w:jc w:val="both"/>
+                  </w:pPr>
+                  <w:r>
+                    <w:t>Superficie total construida</w:t>
+                  </w:r>
+                </w:p>
+              </w:tc>
+              <w:tc>
+                <w:tcPr>
+                  <w:tcW w:w="6082" w:type="dxa"/>
+                  <w:tcBorders>
+                    <w:top w:val="nil"/>
+                    <w:left w:val="nil"/>
+                    <w:bottom w:val="single" w:sz="4" w:space="0" w:color="auto"/>
+                    <w:right w:val="single" w:sz="4" w:space="0" w:color="auto"/>
+                  </w:tcBorders>
+                  <w:shd w:val="clear" w:color="auto" w:fill="auto"/>
+                  <w:noWrap/>
+                  <w:vAlign w:val="center"/>
+                </w:tcPr>
+                <w:p>
+                  <w:pPr>
+                    <w:spacing w:after="0"/>
+                    <w:jc w:val="both"/>
+                  </w:pPr>
+                  <w:proofErr w:type="gramStart"/>
+                  <w:r>
+                    <w:t>{{ construccion</w:t>
+                  </w:r>
+                  <w:proofErr w:type="gramEnd"/>
+                  <w:r>
+                    <w:t>_m2 }}</w:t>
+                  </w:r>
+                  <w:r>
+                    <w:t xml:space="preserve"> M2</w:t>
+                  </w:r>
+                </w:p>
+              </w:tc>
+            </w:tr>
+            <w:tr>
+              <w:trPr>
+                <w:trHeight w:hRule="exact" w:val="297"/>
+              </w:trPr>
+              <w:tc>
+                <w:tcPr>
+                  <w:tcW w:w="9479" w:type="dxa"/>
+                  <w:gridSpan w:val="2"/>
+                  <w:tcBorders>
+                    <w:top w:val="nil"/>
+                    <w:left w:val="single" w:sz="4" w:space="0" w:color="auto"/>
+                    <w:bottom w:val="single" w:sz="4" w:space="0" w:color="auto"/>
+                    <w:right w:val="single" w:sz="4" w:space="0" w:color="auto"/>
+                  </w:tcBorders>
+                  <w:shd w:val="clear" w:color="auto" w:fill="D9D9D9" w:themeFill="background1" w:themeFillShade="D9"/>
+                  <w:noWrap/>
+                  <w:vAlign w:val="center"/>
+                  <w:hideMark/>
+                </w:tcPr>
+                <w:p>
+                  <w:pPr>
+                    <w:jc w:val="center"/>
+                    <w:rPr>
+                      <w:b/>
+                      <w:bCs/>
+                    </w:rPr>
+                  </w:pPr>
+                  <w:r>
+                    <w:rPr>
+                      <w:b/>
+                      <w:bCs/>
+                    </w:rPr>
+                    <w:t>POBLACIÓN</w:t>
+                  </w:r>
+                </w:p>
+                <w:p>
+                  <w:pPr>
+                    <w:jc w:val="center"/>
+                    <w:rPr>
+                      <w:b/>
+                      <w:bCs/>
+                    </w:rPr>
+                  </w:pPr>
+                </w:p>
+              </w:tc>
+            </w:tr>
+            <w:tr>
+              <w:trPr>
+                <w:trHeight w:val="283"/>
+              </w:trPr>
+              <w:tc>
+                <w:tcPr>
+                  <w:tcW w:w="3397" w:type="dxa"/>
+                  <w:tcBorders>
+                    <w:top w:val="nil"/>
+                    <w:left w:val="single" w:sz="4" w:space="0" w:color="auto"/>
+                    <w:bottom w:val="single" w:sz="4" w:space="0" w:color="auto"/>
+                    <w:right w:val="single" w:sz="4" w:space="0" w:color="auto"/>
+                  </w:tcBorders>
+                  <w:shd w:val="clear" w:color="auto" w:fill="auto"/>
+                  <w:noWrap/>
+                  <w:vAlign w:val="center"/>
+                  <w:hideMark/>
+                </w:tcPr>
+                <w:p>
+                  <w:pPr>
+                    <w:spacing w:after="0"/>
+                    <w:jc w:val="both"/>
+                  </w:pPr>
+                  <w:r>
+                    <w:t>Representante Legal</w:t>
+                  </w:r>
+                </w:p>
+              </w:tc>
+              <w:tc>
+                <w:tcPr>
+                  <w:tcW w:w="6082" w:type="dxa"/>
+                  <w:tcBorders>
+                    <w:top w:val="nil"/>
+                    <w:left w:val="nil"/>
+                    <w:bottom w:val="single" w:sz="4" w:space="0" w:color="auto"/>
+                    <w:right w:val="single" w:sz="4" w:space="0" w:color="auto"/>
+                  </w:tcBorders>
+                  <w:shd w:val="clear" w:color="auto" w:fill="auto"/>
+                  <w:noWrap/>
+                  <w:vAlign w:val="center"/>
+                </w:tcPr>
+                <w:p>
+                  <w:pPr>
+                    <w:spacing w:after="0"/>
+                    <w:jc w:val="both"/>
+                  </w:pPr>
+                  <w:proofErr w:type="gramStart"/>
+                  <w:r>
+                    <w:t xml:space="preserve">{{ </w:t>
+                  </w:r>
+                  <w:proofErr w:type="spellStart"/>
+                  <w:r>
+                    <w:t>representante</w:t>
+                  </w:r>
+                  <w:proofErr w:type="gramEnd"/>
+                  <w:r>
+                    <w:t>_legal</w:t>
+                  </w:r>
+                  <w:proofErr w:type="spellEnd"/>
+                  <w:r>
+                    <w:t xml:space="preserve"> }}</w:t>
+                  </w:r>
+                </w:p>
+              </w:tc>
+            </w:tr>
+            <w:tr>
+              <w:trPr>
+                <w:trHeight w:val="283"/>
+              </w:trPr>
+              <w:tc>
+                <w:tcPr>
+                  <w:tcW w:w="3397" w:type="dxa"/>
+                  <w:tcBorders>
+                    <w:top w:val="nil"/>
+                    <w:left w:val="single" w:sz="4" w:space="0" w:color="auto"/>
+                    <w:bottom w:val="single" w:sz="4" w:space="0" w:color="auto"/>
+                    <w:right w:val="single" w:sz="4" w:space="0" w:color="auto"/>
+                  </w:tcBorders>
+                  <w:shd w:val="clear" w:color="auto" w:fill="auto"/>
+                  <w:noWrap/>
+                  <w:vAlign w:val="center"/>
+                </w:tcPr>
+                <w:p>
+                  <w:pPr>
+                    <w:spacing w:after="0"/>
+                    <w:jc w:val="both"/>
+                  </w:pPr>
+                  <w:r>
+                    <w:t>Responsable de Programa Interno de Protección Civil</w:t>
+                  </w:r>
+                </w:p>
+              </w:tc>
+              <w:tc>
+                <w:tcPr>
+                  <w:tcW w:w="6082" w:type="dxa"/>
+                  <w:tcBorders>
+                    <w:top w:val="nil"/>
+                    <w:left w:val="nil"/>
+                    <w:bottom w:val="single" w:sz="4" w:space="0" w:color="auto"/>
+                    <w:right w:val="single" w:sz="4" w:space="0" w:color="auto"/>
+                  </w:tcBorders>
+                  <w:shd w:val="clear" w:color="auto" w:fill="auto"/>
+                  <w:noWrap/>
+                  <w:vAlign w:val="center"/>
+                </w:tcPr>
+                <w:p>
+                  <w:pPr>
+                    <w:spacing w:after="0"/>
+                    <w:jc w:val="both"/>
+                  </w:pPr>
+                  <w:proofErr w:type="gramStart"/>
+                  <w:r>
+                    <w:t>{{ coordinador</w:t>
+                  </w:r>
+                  <w:proofErr w:type="gramEnd"/>
+                  <w:r>
+                    <w:t xml:space="preserve"> }}</w:t>
+                  </w:r>
+                </w:p>
+              </w:tc>
+            </w:tr>
+            <w:tr>
+              <w:trPr>
+                <w:trHeight w:val="283"/>
+              </w:trPr>
+              <w:tc>
+                <w:tcPr>
+                  <w:tcW w:w="3397" w:type="dxa"/>
+                  <w:tcBorders>
+                    <w:top w:val="nil"/>
+                    <w:left w:val="single" w:sz="4" w:space="0" w:color="auto"/>
+                    <w:bottom w:val="single" w:sz="4" w:space="0" w:color="auto"/>
+                    <w:right w:val="single" w:sz="4" w:space="0" w:color="auto"/>
+                  </w:tcBorders>
+                  <w:shd w:val="clear" w:color="auto" w:fill="auto"/>
+                  <w:noWrap/>
+                  <w:vAlign w:val="center"/>
+                  <w:hideMark/>
+                </w:tcPr>
+                <w:p>
+                  <w:pPr>
+                    <w:spacing w:after="0"/>
+                    <w:jc w:val="both"/>
+                  </w:pPr>
+                  <w:r>
+                    <w:t>No. Trabajadores</w:t>
+                  </w:r>
+                </w:p>
+              </w:tc>
+              <w:tc>
+                <w:tcPr>
+                  <w:tcW w:w="6082" w:type="dxa"/>
+                  <w:tcBorders>
+                    <w:top w:val="nil"/>
+                    <w:left w:val="nil"/>
+                    <w:bottom w:val="single" w:sz="4" w:space="0" w:color="auto"/>
+                    <w:right w:val="single" w:sz="4" w:space="0" w:color="auto"/>
+                  </w:tcBorders>
+                  <w:shd w:val="clear" w:color="auto" w:fill="auto"/>
+                  <w:noWrap/>
+                  <w:vAlign w:val="center"/>
+                </w:tcPr>
+                <w:p>
+                  <w:pPr>
+                    <w:spacing w:after="0"/>
+                    <w:jc w:val="both"/>
+                  </w:pPr>
+                  <w:proofErr w:type="gramStart"/>
+                  <w:r>
+                    <w:t>{{ trabajadores</w:t>
+                  </w:r>
+                  <w:proofErr w:type="gramEnd"/>
+                  <w:r>
+                    <w:t xml:space="preserve"> }}</w:t>
+                  </w:r>
+                </w:p>
+              </w:tc>
+            </w:tr>
+            <w:tr>
+              <w:trPr>
+                <w:trHeight w:val="283"/>
+              </w:trPr>
+              <w:tc>
+                <w:tcPr>
+                  <w:tcW w:w="3397" w:type="dxa"/>
+                  <w:tcBorders>
+                    <w:top w:val="nil"/>
+                    <w:left w:val="single" w:sz="4" w:space="0" w:color="auto"/>
+                    <w:bottom w:val="single" w:sz="4" w:space="0" w:color="auto"/>
+                    <w:right w:val="single" w:sz="4" w:space="0" w:color="auto"/>
+                  </w:tcBorders>
+                  <w:shd w:val="clear" w:color="auto" w:fill="auto"/>
+                  <w:noWrap/>
+                  <w:vAlign w:val="center"/>
+                  <w:hideMark/>
+                </w:tcPr>
+                <w:p>
+                  <w:pPr>
+                    <w:spacing w:after="0"/>
+                    <w:jc w:val="both"/>
+                  </w:pPr>
+                  <w:r>
+                    <w:t>Población flotante</w:t>
+                  </w:r>
+                </w:p>
+              </w:tc>
+              <w:tc>
+                <w:tcPr>
+                  <w:tcW w:w="6082" w:type="dxa"/>
+                  <w:tcBorders>
+                    <w:top w:val="nil"/>
+                    <w:left w:val="nil"/>
+                    <w:bottom w:val="single" w:sz="4" w:space="0" w:color="auto"/>
+                    <w:right w:val="single" w:sz="4" w:space="0" w:color="auto"/>
+                  </w:tcBorders>
+                  <w:shd w:val="clear" w:color="auto" w:fill="auto"/>
+                  <w:noWrap/>
+                  <w:vAlign w:val="center"/>
+                </w:tcPr>
+                <w:p>
+                  <w:pPr>
+                    <w:spacing w:after="0"/>
+                    <w:jc w:val="both"/>
+                  </w:pPr>
+                  <w:r>
+                    <w:t xml:space="preserve">Visitantes: </w:t>
+                  </w:r>
+                  <w:proofErr w:type="gramStart"/>
+                  <w:r>
+                    <w:t>{{ visitantes</w:t>
+                  </w:r>
+                  <w:proofErr w:type="gramEnd"/>
+                  <w:r>
+                    <w:t xml:space="preserve"> }}</w:t>
+                  </w:r>
+                  <w:r>
+                    <w:t xml:space="preserve"> - Proveedores: </w:t>
+                  </w:r>
+                  <w:r>
+                    <w:t>{{ proveedores }}</w:t>
+                  </w:r>
+                </w:p>
+              </w:tc>
+            </w:tr>
+          </w:tbl>
           <w:p>
             <w:pPr>
               <w:jc w:val="center"/>
@@ -2431,6 +2204,7 @@
         </w:rPr>
         <w:t xml:space="preserve">del mes de </w:t>
       </w:r>
+      <w:proofErr w:type="gramStart"/>
       <w:r>
         <w:rPr>
           <w:rFonts w:cstheme="minorHAnsi"/>
@@ -2439,7 +2213,28 @@
           <w:sz w:val="24"/>
           <w:szCs w:val="24"/>
         </w:rPr>
-        <w:t>febrero</w:t>
+        <w:t xml:space="preserve">{{ </w:t>
+      </w:r>
+      <w:r>
+        <w:rPr>
+          <w:rFonts w:cstheme="minorHAnsi"/>
+          <w:b/>
+          <w:bCs/>
+          <w:sz w:val="24"/>
+          <w:szCs w:val="24"/>
+        </w:rPr>
+        <w:t>mes</w:t>
+      </w:r>
+      <w:proofErr w:type="gramEnd"/>
+      <w:r>
+        <w:rPr>
+          <w:rFonts w:cstheme="minorHAnsi"/>
+          <w:b/>
+          <w:bCs/>
+          <w:sz w:val="24"/>
+          <w:szCs w:val="24"/>
+        </w:rPr>
+        <w:t xml:space="preserve"> }}</w:t>
       </w:r>
       <w:r>
         <w:rPr>
@@ -2467,7 +2262,29 @@
           <w:sz w:val="24"/>
           <w:szCs w:val="24"/>
         </w:rPr>
-        <w:t>2025</w:t>
+        <w:t xml:space="preserve">{{ </w:t>
+      </w:r>
+      <w:proofErr w:type="spellStart"/>
+      <w:r>
+        <w:rPr>
+          <w:rFonts w:cstheme="minorHAnsi"/>
+          <w:b/>
+          <w:bCs/>
+          <w:sz w:val="24"/>
+          <w:szCs w:val="24"/>
+        </w:rPr>
+        <w:t>anio</w:t>
+      </w:r>
+      <w:proofErr w:type="spellEnd"/>
+      <w:r>
+        <w:rPr>
+          <w:rFonts w:cstheme="minorHAnsi"/>
+          <w:b/>
+          <w:bCs/>
+          <w:sz w:val="24"/>
+          <w:szCs w:val="24"/>
+        </w:rPr>
+        <w:t xml:space="preserve"> }}</w:t>
       </w:r>
       <w:r>
         <w:rPr>
@@ -2507,7 +2324,6 @@
         </w:rPr>
         <w:t xml:space="preserve"> </w:t>
       </w:r>
-      <w:proofErr w:type="gramStart"/>
       <w:r>
         <w:rPr>
           <w:b/>
@@ -2515,17 +2331,7 @@
           <w:sz w:val="24"/>
           <w:szCs w:val="24"/>
         </w:rPr>
-        <w:t>{{ municipio</w:t>
-      </w:r>
-      <w:proofErr w:type="gramEnd"/>
-      <w:r>
-        <w:rPr>
-          <w:b/>
-          <w:bCs/>
-          <w:sz w:val="24"/>
-          <w:szCs w:val="24"/>
-        </w:rPr>
-        <w:t xml:space="preserve"> }}</w:t>
+        <w:t>{{ municipio }}</w:t>
       </w:r>
       <w:r>
         <w:rPr>
@@ -39299,7 +39105,7 @@
                 <w:szCs w:val="18"/>
               </w:rPr>
               <w:drawing>
-                <wp:anchor distT="0" distB="0" distL="114300" distR="114300" simplePos="0" relativeHeight="251674624" behindDoc="0" locked="0" layoutInCell="1" allowOverlap="1" wp14:anchorId="114D277A" wp14:editId="3CDA101B">
+                <wp:anchor distT="0" distB="0" distL="114300" distR="114300" simplePos="0" relativeHeight="251674624" behindDoc="0" locked="0" layoutInCell="1" allowOverlap="1" wp14:anchorId="114D277A" wp14:editId="6C105970">
                   <wp:simplePos x="0" y="0"/>
                   <wp:positionH relativeFrom="column">
                     <wp:posOffset>417830</wp:posOffset>
@@ -40343,7 +40149,7 @@
                 <w:szCs w:val="18"/>
               </w:rPr>
               <w:drawing>
-                <wp:anchor distT="0" distB="0" distL="114300" distR="114300" simplePos="0" relativeHeight="251677696" behindDoc="1" locked="0" layoutInCell="1" allowOverlap="1" wp14:anchorId="1FDFE95E" wp14:editId="4FD1C0B0">
+                <wp:anchor distT="0" distB="0" distL="114300" distR="114300" simplePos="0" relativeHeight="251677696" behindDoc="1" locked="0" layoutInCell="1" allowOverlap="1" wp14:anchorId="1FDFE95E" wp14:editId="0491E524">
                   <wp:simplePos x="0" y="0"/>
                   <wp:positionH relativeFrom="column">
                     <wp:posOffset>398780</wp:posOffset>

--- a/Inputs/Templates/Levantamiento.docx
+++ b/Inputs/Templates/Levantamiento.docx
@@ -4,15 +4,1651 @@
   <w:body>
     <w:tbl>
       <w:tblPr>
+        <w:tblW w:w="9479" w:type="dxa"/>
+        <w:jc w:val="center"/>
+        <w:shd w:val="clear" w:color="auto" w:fill="FFFFFF" w:themeFill="background1"/>
+        <w:tblCellMar>
+          <w:left w:w="70" w:type="dxa"/>
+          <w:right w:w="70" w:type="dxa"/>
+        </w:tblCellMar>
+        <w:tblLook w:val="04A0" w:firstRow="1" w:lastRow="0" w:firstColumn="1" w:lastColumn="0" w:noHBand="0" w:noVBand="1"/>
+      </w:tblPr>
+      <w:tblGrid>
+        <w:gridCol w:w="3397"/>
+        <w:gridCol w:w="6082"/>
+      </w:tblGrid>
+      <w:tr>
+        <w:trPr>
+          <w:trHeight w:hRule="exact" w:val="297"/>
+          <w:jc w:val="center"/>
+        </w:trPr>
+        <w:tc>
+          <w:tcPr>
+            <w:tcW w:w="9479" w:type="dxa"/>
+            <w:gridSpan w:val="2"/>
+            <w:tcBorders>
+              <w:top w:val="single" w:sz="4" w:space="0" w:color="auto"/>
+              <w:left w:val="single" w:sz="4" w:space="0" w:color="auto"/>
+              <w:bottom w:val="single" w:sz="4" w:space="0" w:color="auto"/>
+              <w:right w:val="single" w:sz="4" w:space="0" w:color="auto"/>
+            </w:tcBorders>
+            <w:shd w:val="clear" w:color="auto" w:fill="E8E8E8" w:themeFill="background2"/>
+            <w:noWrap/>
+            <w:vAlign w:val="center"/>
+            <w:hideMark/>
+          </w:tcPr>
+          <w:p>
+            <w:pPr>
+              <w:jc w:val="center"/>
+              <w:rPr>
+                <w:b/>
+                <w:bCs/>
+              </w:rPr>
+            </w:pPr>
+            <w:r>
+              <w:rPr>
+                <w:b/>
+                <w:bCs/>
+              </w:rPr>
+              <w:t>DATOS GENERALES</w:t>
+            </w:r>
+          </w:p>
+        </w:tc>
+      </w:tr>
+      <w:tr>
+        <w:trPr>
+          <w:trHeight w:val="283"/>
+          <w:jc w:val="center"/>
+        </w:trPr>
+        <w:tc>
+          <w:tcPr>
+            <w:tcW w:w="3397" w:type="dxa"/>
+            <w:tcBorders>
+              <w:top w:val="nil"/>
+              <w:left w:val="single" w:sz="4" w:space="0" w:color="auto"/>
+              <w:bottom w:val="single" w:sz="4" w:space="0" w:color="auto"/>
+              <w:right w:val="single" w:sz="4" w:space="0" w:color="auto"/>
+            </w:tcBorders>
+            <w:shd w:val="clear" w:color="auto" w:fill="FFFFFF" w:themeFill="background1"/>
+            <w:noWrap/>
+            <w:vAlign w:val="center"/>
+            <w:hideMark/>
+          </w:tcPr>
+          <w:p>
+            <w:pPr>
+              <w:spacing w:after="0"/>
+              <w:jc w:val="both"/>
+            </w:pPr>
+            <w:r>
+              <w:t>Razón Social</w:t>
+            </w:r>
+          </w:p>
+        </w:tc>
+        <w:tc>
+          <w:tcPr>
+            <w:tcW w:w="6082" w:type="dxa"/>
+            <w:tcBorders>
+              <w:top w:val="nil"/>
+              <w:left w:val="nil"/>
+              <w:bottom w:val="single" w:sz="4" w:space="0" w:color="auto"/>
+              <w:right w:val="single" w:sz="4" w:space="0" w:color="auto"/>
+            </w:tcBorders>
+            <w:shd w:val="clear" w:color="auto" w:fill="FFFFFF" w:themeFill="background1"/>
+            <w:noWrap/>
+            <w:vAlign w:val="center"/>
+            <w:hideMark/>
+          </w:tcPr>
+          <w:p>
+            <w:pPr>
+              <w:spacing w:after="0"/>
+              <w:jc w:val="both"/>
+            </w:pPr>
+            <w:r>
+              <w:t>{{ razon_social }}</w:t>
+            </w:r>
+          </w:p>
+        </w:tc>
+      </w:tr>
+      <w:tr>
+        <w:trPr>
+          <w:trHeight w:val="283"/>
+          <w:jc w:val="center"/>
+        </w:trPr>
+        <w:tc>
+          <w:tcPr>
+            <w:tcW w:w="3397" w:type="dxa"/>
+            <w:tcBorders>
+              <w:top w:val="nil"/>
+              <w:left w:val="single" w:sz="4" w:space="0" w:color="auto"/>
+              <w:bottom w:val="single" w:sz="4" w:space="0" w:color="auto"/>
+              <w:right w:val="single" w:sz="4" w:space="0" w:color="auto"/>
+            </w:tcBorders>
+            <w:shd w:val="clear" w:color="auto" w:fill="FFFFFF" w:themeFill="background1"/>
+            <w:noWrap/>
+            <w:vAlign w:val="center"/>
+            <w:hideMark/>
+          </w:tcPr>
+          <w:p>
+            <w:pPr>
+              <w:spacing w:after="0"/>
+              <w:jc w:val="both"/>
+            </w:pPr>
+            <w:r>
+              <w:t>Nombre comercial</w:t>
+            </w:r>
+          </w:p>
+        </w:tc>
+        <w:tc>
+          <w:tcPr>
+            <w:tcW w:w="6082" w:type="dxa"/>
+            <w:tcBorders>
+              <w:top w:val="nil"/>
+              <w:left w:val="nil"/>
+              <w:bottom w:val="single" w:sz="4" w:space="0" w:color="auto"/>
+              <w:right w:val="single" w:sz="4" w:space="0" w:color="auto"/>
+            </w:tcBorders>
+            <w:shd w:val="clear" w:color="auto" w:fill="FFFFFF" w:themeFill="background1"/>
+            <w:noWrap/>
+            <w:vAlign w:val="center"/>
+            <w:hideMark/>
+          </w:tcPr>
+          <w:p>
+            <w:pPr>
+              <w:spacing w:after="0"/>
+              <w:jc w:val="both"/>
+            </w:pPr>
+            <w:r>
+              <w:t>{{ nombre_comercial }}</w:t>
+            </w:r>
+          </w:p>
+        </w:tc>
+      </w:tr>
+      <w:tr>
+        <w:trPr>
+          <w:trHeight w:val="283"/>
+          <w:jc w:val="center"/>
+        </w:trPr>
+        <w:tc>
+          <w:tcPr>
+            <w:tcW w:w="3397" w:type="dxa"/>
+            <w:tcBorders>
+              <w:top w:val="nil"/>
+              <w:left w:val="single" w:sz="4" w:space="0" w:color="auto"/>
+              <w:bottom w:val="single" w:sz="4" w:space="0" w:color="auto"/>
+              <w:right w:val="single" w:sz="4" w:space="0" w:color="auto"/>
+            </w:tcBorders>
+            <w:shd w:val="clear" w:color="auto" w:fill="FFFFFF" w:themeFill="background1"/>
+            <w:noWrap/>
+            <w:vAlign w:val="center"/>
+            <w:hideMark/>
+          </w:tcPr>
+          <w:p>
+            <w:pPr>
+              <w:spacing w:after="0"/>
+              <w:jc w:val="both"/>
+            </w:pPr>
+            <w:r>
+              <w:t>RFC</w:t>
+            </w:r>
+          </w:p>
+        </w:tc>
+        <w:tc>
+          <w:tcPr>
+            <w:tcW w:w="6082" w:type="dxa"/>
+            <w:tcBorders>
+              <w:top w:val="nil"/>
+              <w:left w:val="nil"/>
+              <w:bottom w:val="single" w:sz="4" w:space="0" w:color="auto"/>
+              <w:right w:val="single" w:sz="4" w:space="0" w:color="auto"/>
+            </w:tcBorders>
+            <w:shd w:val="clear" w:color="auto" w:fill="FFFFFF" w:themeFill="background1"/>
+            <w:noWrap/>
+            <w:vAlign w:val="center"/>
+            <w:hideMark/>
+          </w:tcPr>
+          <w:p>
+            <w:pPr>
+              <w:spacing w:after="0"/>
+              <w:jc w:val="both"/>
+            </w:pPr>
+            <w:r>
+              <w:t>{{ rfc }}</w:t>
+            </w:r>
+          </w:p>
+        </w:tc>
+      </w:tr>
+      <w:tr>
+        <w:trPr>
+          <w:trHeight w:val="283"/>
+          <w:jc w:val="center"/>
+        </w:trPr>
+        <w:tc>
+          <w:tcPr>
+            <w:tcW w:w="3397" w:type="dxa"/>
+            <w:tcBorders>
+              <w:top w:val="nil"/>
+              <w:left w:val="single" w:sz="4" w:space="0" w:color="auto"/>
+              <w:bottom w:val="single" w:sz="4" w:space="0" w:color="auto"/>
+              <w:right w:val="single" w:sz="4" w:space="0" w:color="auto"/>
+            </w:tcBorders>
+            <w:shd w:val="clear" w:color="auto" w:fill="FFFFFF" w:themeFill="background1"/>
+            <w:noWrap/>
+            <w:vAlign w:val="center"/>
+          </w:tcPr>
+          <w:p>
+            <w:pPr>
+              <w:spacing w:after="0"/>
+              <w:jc w:val="both"/>
+            </w:pPr>
+            <w:r>
+              <w:t>Calle</w:t>
+            </w:r>
+          </w:p>
+        </w:tc>
+        <w:tc>
+          <w:tcPr>
+            <w:tcW w:w="6082" w:type="dxa"/>
+            <w:tcBorders>
+              <w:top w:val="nil"/>
+              <w:left w:val="nil"/>
+              <w:bottom w:val="single" w:sz="4" w:space="0" w:color="auto"/>
+              <w:right w:val="single" w:sz="4" w:space="0" w:color="auto"/>
+            </w:tcBorders>
+            <w:shd w:val="clear" w:color="auto" w:fill="FFFFFF" w:themeFill="background1"/>
+            <w:noWrap/>
+            <w:vAlign w:val="center"/>
+          </w:tcPr>
+          <w:p>
+            <w:pPr>
+              <w:spacing w:after="0"/>
+              <w:jc w:val="both"/>
+            </w:pPr>
+            <w:r>
+              <w:t>{{ calle }}</w:t>
+            </w:r>
+          </w:p>
+        </w:tc>
+      </w:tr>
+      <w:tr>
+        <w:trPr>
+          <w:trHeight w:val="283"/>
+          <w:jc w:val="center"/>
+        </w:trPr>
+        <w:tc>
+          <w:tcPr>
+            <w:tcW w:w="3397" w:type="dxa"/>
+            <w:tcBorders>
+              <w:top w:val="nil"/>
+              <w:left w:val="single" w:sz="4" w:space="0" w:color="auto"/>
+              <w:bottom w:val="single" w:sz="4" w:space="0" w:color="auto"/>
+              <w:right w:val="single" w:sz="4" w:space="0" w:color="auto"/>
+            </w:tcBorders>
+            <w:shd w:val="clear" w:color="auto" w:fill="FFFFFF" w:themeFill="background1"/>
+            <w:noWrap/>
+            <w:vAlign w:val="center"/>
+          </w:tcPr>
+          <w:p>
+            <w:pPr>
+              <w:spacing w:after="0"/>
+              <w:jc w:val="both"/>
+            </w:pPr>
+            <w:r>
+              <w:t>No Exterior</w:t>
+            </w:r>
+            <w:r>
+              <w:t xml:space="preserve"> e Interior</w:t>
+            </w:r>
+          </w:p>
+        </w:tc>
+        <w:tc>
+          <w:tcPr>
+            <w:tcW w:w="6082" w:type="dxa"/>
+            <w:tcBorders>
+              <w:top w:val="nil"/>
+              <w:left w:val="nil"/>
+              <w:bottom w:val="single" w:sz="4" w:space="0" w:color="auto"/>
+              <w:right w:val="single" w:sz="4" w:space="0" w:color="auto"/>
+            </w:tcBorders>
+            <w:shd w:val="clear" w:color="auto" w:fill="FFFFFF" w:themeFill="background1"/>
+            <w:noWrap/>
+            <w:vAlign w:val="center"/>
+          </w:tcPr>
+          <w:p>
+            <w:pPr>
+              <w:spacing w:after="0"/>
+              <w:jc w:val="both"/>
+            </w:pPr>
+            <w:r>
+              <w:t>{{ no_exterior }}</w:t>
+            </w:r>
+          </w:p>
+        </w:tc>
+      </w:tr>
+      <w:tr>
+        <w:trPr>
+          <w:trHeight w:val="283"/>
+          <w:jc w:val="center"/>
+        </w:trPr>
+        <w:tc>
+          <w:tcPr>
+            <w:tcW w:w="3397" w:type="dxa"/>
+            <w:tcBorders>
+              <w:top w:val="nil"/>
+              <w:left w:val="single" w:sz="4" w:space="0" w:color="auto"/>
+              <w:bottom w:val="single" w:sz="4" w:space="0" w:color="auto"/>
+              <w:right w:val="single" w:sz="4" w:space="0" w:color="auto"/>
+            </w:tcBorders>
+            <w:shd w:val="clear" w:color="auto" w:fill="FFFFFF" w:themeFill="background1"/>
+            <w:noWrap/>
+            <w:vAlign w:val="center"/>
+          </w:tcPr>
+          <w:p>
+            <w:pPr>
+              <w:spacing w:after="0"/>
+              <w:jc w:val="both"/>
+            </w:pPr>
+            <w:r>
+              <w:t>Colonia y/o Barrio</w:t>
+            </w:r>
+          </w:p>
+        </w:tc>
+        <w:tc>
+          <w:tcPr>
+            <w:tcW w:w="6082" w:type="dxa"/>
+            <w:tcBorders>
+              <w:top w:val="nil"/>
+              <w:left w:val="nil"/>
+              <w:bottom w:val="single" w:sz="4" w:space="0" w:color="auto"/>
+              <w:right w:val="single" w:sz="4" w:space="0" w:color="auto"/>
+            </w:tcBorders>
+            <w:shd w:val="clear" w:color="auto" w:fill="FFFFFF" w:themeFill="background1"/>
+            <w:noWrap/>
+            <w:vAlign w:val="center"/>
+          </w:tcPr>
+          <w:p>
+            <w:pPr>
+              <w:spacing w:after="0"/>
+              <w:jc w:val="both"/>
+            </w:pPr>
+            <w:r>
+              <w:t>{{ colonia_barrio }}</w:t>
+            </w:r>
+          </w:p>
+        </w:tc>
+      </w:tr>
+      <w:tr>
+        <w:trPr>
+          <w:trHeight w:val="283"/>
+          <w:jc w:val="center"/>
+        </w:trPr>
+        <w:tc>
+          <w:tcPr>
+            <w:tcW w:w="3397" w:type="dxa"/>
+            <w:tcBorders>
+              <w:top w:val="nil"/>
+              <w:left w:val="single" w:sz="4" w:space="0" w:color="auto"/>
+              <w:bottom w:val="single" w:sz="4" w:space="0" w:color="auto"/>
+              <w:right w:val="single" w:sz="4" w:space="0" w:color="auto"/>
+            </w:tcBorders>
+            <w:shd w:val="clear" w:color="auto" w:fill="FFFFFF" w:themeFill="background1"/>
+            <w:noWrap/>
+            <w:vAlign w:val="center"/>
+          </w:tcPr>
+          <w:p>
+            <w:pPr>
+              <w:spacing w:after="0"/>
+              <w:jc w:val="both"/>
+            </w:pPr>
+            <w:r>
+              <w:t>Código Postal</w:t>
+            </w:r>
+          </w:p>
+        </w:tc>
+        <w:tc>
+          <w:tcPr>
+            <w:tcW w:w="6082" w:type="dxa"/>
+            <w:tcBorders>
+              <w:top w:val="nil"/>
+              <w:left w:val="nil"/>
+              <w:bottom w:val="single" w:sz="4" w:space="0" w:color="auto"/>
+              <w:right w:val="single" w:sz="4" w:space="0" w:color="auto"/>
+            </w:tcBorders>
+            <w:shd w:val="clear" w:color="auto" w:fill="FFFFFF" w:themeFill="background1"/>
+            <w:noWrap/>
+            <w:vAlign w:val="center"/>
+          </w:tcPr>
+          <w:p>
+            <w:pPr>
+              <w:spacing w:after="0"/>
+              <w:jc w:val="both"/>
+            </w:pPr>
+            <w:r>
+              <w:t>{{ codigo_postal }}</w:t>
+            </w:r>
+          </w:p>
+        </w:tc>
+      </w:tr>
+      <w:tr>
+        <w:trPr>
+          <w:trHeight w:val="283"/>
+          <w:jc w:val="center"/>
+        </w:trPr>
+        <w:tc>
+          <w:tcPr>
+            <w:tcW w:w="3397" w:type="dxa"/>
+            <w:tcBorders>
+              <w:top w:val="nil"/>
+              <w:left w:val="single" w:sz="4" w:space="0" w:color="auto"/>
+              <w:bottom w:val="single" w:sz="4" w:space="0" w:color="auto"/>
+              <w:right w:val="single" w:sz="4" w:space="0" w:color="auto"/>
+            </w:tcBorders>
+            <w:shd w:val="clear" w:color="auto" w:fill="FFFFFF" w:themeFill="background1"/>
+            <w:noWrap/>
+            <w:vAlign w:val="center"/>
+          </w:tcPr>
+          <w:p>
+            <w:pPr>
+              <w:spacing w:after="0"/>
+              <w:jc w:val="both"/>
+            </w:pPr>
+            <w:r>
+              <w:t>Municipio</w:t>
+            </w:r>
+          </w:p>
+        </w:tc>
+        <w:tc>
+          <w:tcPr>
+            <w:tcW w:w="6082" w:type="dxa"/>
+            <w:tcBorders>
+              <w:top w:val="nil"/>
+              <w:left w:val="nil"/>
+              <w:bottom w:val="single" w:sz="4" w:space="0" w:color="auto"/>
+              <w:right w:val="single" w:sz="4" w:space="0" w:color="auto"/>
+            </w:tcBorders>
+            <w:shd w:val="clear" w:color="auto" w:fill="FFFFFF" w:themeFill="background1"/>
+            <w:noWrap/>
+            <w:vAlign w:val="center"/>
+          </w:tcPr>
+          <w:p>
+            <w:pPr>
+              <w:spacing w:after="0"/>
+              <w:jc w:val="both"/>
+            </w:pPr>
+            <w:r>
+              <w:t>{{ municipio }}</w:t>
+            </w:r>
+          </w:p>
+        </w:tc>
+      </w:tr>
+      <w:tr>
+        <w:trPr>
+          <w:trHeight w:val="283"/>
+          <w:jc w:val="center"/>
+        </w:trPr>
+        <w:tc>
+          <w:tcPr>
+            <w:tcW w:w="3397" w:type="dxa"/>
+            <w:tcBorders>
+              <w:top w:val="nil"/>
+              <w:left w:val="single" w:sz="4" w:space="0" w:color="auto"/>
+              <w:bottom w:val="single" w:sz="4" w:space="0" w:color="auto"/>
+              <w:right w:val="single" w:sz="4" w:space="0" w:color="auto"/>
+            </w:tcBorders>
+            <w:shd w:val="clear" w:color="auto" w:fill="FFFFFF" w:themeFill="background1"/>
+            <w:noWrap/>
+            <w:vAlign w:val="center"/>
+          </w:tcPr>
+          <w:p>
+            <w:pPr>
+              <w:spacing w:after="0"/>
+              <w:jc w:val="both"/>
+            </w:pPr>
+            <w:r>
+              <w:t>Estado</w:t>
+            </w:r>
+          </w:p>
+        </w:tc>
+        <w:tc>
+          <w:tcPr>
+            <w:tcW w:w="6082" w:type="dxa"/>
+            <w:tcBorders>
+              <w:top w:val="nil"/>
+              <w:left w:val="nil"/>
+              <w:bottom w:val="single" w:sz="4" w:space="0" w:color="auto"/>
+              <w:right w:val="single" w:sz="4" w:space="0" w:color="auto"/>
+            </w:tcBorders>
+            <w:shd w:val="clear" w:color="auto" w:fill="FFFFFF" w:themeFill="background1"/>
+            <w:noWrap/>
+            <w:vAlign w:val="center"/>
+          </w:tcPr>
+          <w:p>
+            <w:pPr>
+              <w:spacing w:after="0"/>
+              <w:jc w:val="both"/>
+            </w:pPr>
+            <w:r>
+              <w:t>{{ estado }}</w:t>
+            </w:r>
+          </w:p>
+        </w:tc>
+      </w:tr>
+      <w:tr>
+        <w:trPr>
+          <w:trHeight w:val="283"/>
+          <w:jc w:val="center"/>
+        </w:trPr>
+        <w:tc>
+          <w:tcPr>
+            <w:tcW w:w="3397" w:type="dxa"/>
+            <w:tcBorders>
+              <w:top w:val="nil"/>
+              <w:left w:val="single" w:sz="4" w:space="0" w:color="auto"/>
+              <w:bottom w:val="single" w:sz="4" w:space="0" w:color="auto"/>
+              <w:right w:val="single" w:sz="4" w:space="0" w:color="auto"/>
+            </w:tcBorders>
+            <w:shd w:val="clear" w:color="auto" w:fill="FFFFFF" w:themeFill="background1"/>
+            <w:noWrap/>
+            <w:vAlign w:val="center"/>
+            <w:hideMark/>
+          </w:tcPr>
+          <w:p>
+            <w:pPr>
+              <w:spacing w:after="0"/>
+              <w:jc w:val="both"/>
+            </w:pPr>
+            <w:r>
+              <w:t>Giro comercial</w:t>
+            </w:r>
+          </w:p>
+        </w:tc>
+        <w:tc>
+          <w:tcPr>
+            <w:tcW w:w="6082" w:type="dxa"/>
+            <w:tcBorders>
+              <w:top w:val="nil"/>
+              <w:left w:val="nil"/>
+              <w:bottom w:val="single" w:sz="4" w:space="0" w:color="auto"/>
+              <w:right w:val="single" w:sz="4" w:space="0" w:color="auto"/>
+            </w:tcBorders>
+            <w:shd w:val="clear" w:color="auto" w:fill="FFFFFF" w:themeFill="background1"/>
+            <w:noWrap/>
+            <w:vAlign w:val="center"/>
+            <w:hideMark/>
+          </w:tcPr>
+          <w:p>
+            <w:pPr>
+              <w:spacing w:after="0"/>
+              <w:jc w:val="both"/>
+            </w:pPr>
+            <w:r>
+              <w:t>{{ giro_comercial }}</w:t>
+            </w:r>
+          </w:p>
+        </w:tc>
+      </w:tr>
+      <w:tr>
+        <w:trPr>
+          <w:trHeight w:val="454"/>
+          <w:jc w:val="center"/>
+        </w:trPr>
+        <w:tc>
+          <w:tcPr>
+            <w:tcW w:w="3397" w:type="dxa"/>
+            <w:tcBorders>
+              <w:top w:val="nil"/>
+              <w:left w:val="single" w:sz="4" w:space="0" w:color="auto"/>
+              <w:bottom w:val="single" w:sz="4" w:space="0" w:color="auto"/>
+              <w:right w:val="single" w:sz="4" w:space="0" w:color="auto"/>
+            </w:tcBorders>
+            <w:shd w:val="clear" w:color="auto" w:fill="FFFFFF" w:themeFill="background1"/>
+            <w:noWrap/>
+            <w:vAlign w:val="center"/>
+            <w:hideMark/>
+          </w:tcPr>
+          <w:p>
+            <w:pPr>
+              <w:spacing w:after="0"/>
+              <w:jc w:val="both"/>
+            </w:pPr>
+            <w:r>
+              <w:t>Descripción de actividades</w:t>
+            </w:r>
+          </w:p>
+        </w:tc>
+        <w:tc>
+          <w:tcPr>
+            <w:tcW w:w="6082" w:type="dxa"/>
+            <w:tcBorders>
+              <w:top w:val="nil"/>
+              <w:left w:val="nil"/>
+              <w:bottom w:val="single" w:sz="4" w:space="0" w:color="auto"/>
+              <w:right w:val="single" w:sz="4" w:space="0" w:color="auto"/>
+            </w:tcBorders>
+            <w:shd w:val="clear" w:color="auto" w:fill="FFFFFF" w:themeFill="background1"/>
+            <w:noWrap/>
+            <w:vAlign w:val="center"/>
+          </w:tcPr>
+          <w:p>
+            <w:pPr>
+              <w:spacing w:after="0"/>
+              <w:jc w:val="both"/>
+            </w:pPr>
+          </w:p>
+        </w:tc>
+      </w:tr>
+      <w:tr>
+        <w:trPr>
+          <w:trHeight w:val="454"/>
+          <w:jc w:val="center"/>
+        </w:trPr>
+        <w:tc>
+          <w:tcPr>
+            <w:tcW w:w="3397" w:type="dxa"/>
+            <w:tcBorders>
+              <w:top w:val="nil"/>
+              <w:left w:val="single" w:sz="4" w:space="0" w:color="auto"/>
+              <w:bottom w:val="single" w:sz="4" w:space="0" w:color="auto"/>
+              <w:right w:val="single" w:sz="4" w:space="0" w:color="auto"/>
+            </w:tcBorders>
+            <w:shd w:val="clear" w:color="auto" w:fill="FFFFFF" w:themeFill="background1"/>
+            <w:noWrap/>
+            <w:vAlign w:val="center"/>
+            <w:hideMark/>
+          </w:tcPr>
+          <w:p>
+            <w:pPr>
+              <w:spacing w:after="0"/>
+              <w:jc w:val="both"/>
+            </w:pPr>
+            <w:r>
+              <w:t>Teléfono</w:t>
+            </w:r>
+          </w:p>
+        </w:tc>
+        <w:tc>
+          <w:tcPr>
+            <w:tcW w:w="6082" w:type="dxa"/>
+            <w:tcBorders>
+              <w:top w:val="nil"/>
+              <w:left w:val="nil"/>
+              <w:bottom w:val="single" w:sz="4" w:space="0" w:color="auto"/>
+              <w:right w:val="single" w:sz="4" w:space="0" w:color="auto"/>
+            </w:tcBorders>
+            <w:shd w:val="clear" w:color="auto" w:fill="FFFFFF" w:themeFill="background1"/>
+            <w:noWrap/>
+            <w:vAlign w:val="center"/>
+          </w:tcPr>
+          <w:p>
+            <w:pPr>
+              <w:spacing w:after="0"/>
+              <w:jc w:val="both"/>
+            </w:pPr>
+          </w:p>
+        </w:tc>
+      </w:tr>
+      <w:tr>
+        <w:trPr>
+          <w:trHeight w:val="454"/>
+          <w:jc w:val="center"/>
+        </w:trPr>
+        <w:tc>
+          <w:tcPr>
+            <w:tcW w:w="3397" w:type="dxa"/>
+            <w:tcBorders>
+              <w:top w:val="nil"/>
+              <w:left w:val="single" w:sz="4" w:space="0" w:color="auto"/>
+              <w:bottom w:val="single" w:sz="4" w:space="0" w:color="auto"/>
+              <w:right w:val="single" w:sz="4" w:space="0" w:color="auto"/>
+            </w:tcBorders>
+            <w:shd w:val="clear" w:color="auto" w:fill="FFFFFF" w:themeFill="background1"/>
+            <w:noWrap/>
+            <w:vAlign w:val="center"/>
+            <w:hideMark/>
+          </w:tcPr>
+          <w:p>
+            <w:pPr>
+              <w:spacing w:after="0"/>
+              <w:jc w:val="both"/>
+            </w:pPr>
+            <w:r>
+              <w:t>Correo electrónico</w:t>
+            </w:r>
+          </w:p>
+        </w:tc>
+        <w:tc>
+          <w:tcPr>
+            <w:tcW w:w="6082" w:type="dxa"/>
+            <w:tcBorders>
+              <w:top w:val="nil"/>
+              <w:left w:val="nil"/>
+              <w:bottom w:val="single" w:sz="4" w:space="0" w:color="auto"/>
+              <w:right w:val="single" w:sz="4" w:space="0" w:color="auto"/>
+            </w:tcBorders>
+            <w:shd w:val="clear" w:color="auto" w:fill="FFFFFF" w:themeFill="background1"/>
+            <w:noWrap/>
+            <w:vAlign w:val="center"/>
+          </w:tcPr>
+          <w:p>
+            <w:pPr>
+              <w:spacing w:after="0"/>
+              <w:jc w:val="both"/>
+            </w:pPr>
+          </w:p>
+        </w:tc>
+      </w:tr>
+      <w:tr>
+        <w:trPr>
+          <w:trHeight w:val="283"/>
+          <w:jc w:val="center"/>
+        </w:trPr>
+        <w:tc>
+          <w:tcPr>
+            <w:tcW w:w="3397" w:type="dxa"/>
+            <w:tcBorders>
+              <w:top w:val="nil"/>
+              <w:left w:val="single" w:sz="4" w:space="0" w:color="auto"/>
+              <w:bottom w:val="single" w:sz="4" w:space="0" w:color="auto"/>
+              <w:right w:val="single" w:sz="4" w:space="0" w:color="auto"/>
+            </w:tcBorders>
+            <w:shd w:val="clear" w:color="auto" w:fill="FFFFFF" w:themeFill="background1"/>
+            <w:noWrap/>
+            <w:vAlign w:val="center"/>
+          </w:tcPr>
+          <w:p>
+            <w:pPr>
+              <w:spacing w:after="0"/>
+              <w:jc w:val="both"/>
+            </w:pPr>
+            <w:r>
+              <w:t>Días</w:t>
+            </w:r>
+          </w:p>
+        </w:tc>
+        <w:tc>
+          <w:tcPr>
+            <w:tcW w:w="6082" w:type="dxa"/>
+            <w:tcBorders>
+              <w:top w:val="nil"/>
+              <w:left w:val="nil"/>
+              <w:bottom w:val="single" w:sz="4" w:space="0" w:color="auto"/>
+              <w:right w:val="single" w:sz="4" w:space="0" w:color="auto"/>
+            </w:tcBorders>
+            <w:shd w:val="clear" w:color="auto" w:fill="FFFFFF" w:themeFill="background1"/>
+            <w:noWrap/>
+            <w:vAlign w:val="center"/>
+          </w:tcPr>
+          <w:p>
+            <w:pPr>
+              <w:spacing w:after="0"/>
+              <w:jc w:val="both"/>
+            </w:pPr>
+            <w:r>
+              <w:t>{{ dias_trabajo }}</w:t>
+            </w:r>
+          </w:p>
+        </w:tc>
+      </w:tr>
+      <w:tr>
+        <w:trPr>
+          <w:trHeight w:val="283"/>
+          <w:jc w:val="center"/>
+        </w:trPr>
+        <w:tc>
+          <w:tcPr>
+            <w:tcW w:w="3397" w:type="dxa"/>
+            <w:tcBorders>
+              <w:top w:val="nil"/>
+              <w:left w:val="single" w:sz="4" w:space="0" w:color="auto"/>
+              <w:bottom w:val="single" w:sz="4" w:space="0" w:color="auto"/>
+              <w:right w:val="single" w:sz="4" w:space="0" w:color="auto"/>
+            </w:tcBorders>
+            <w:shd w:val="clear" w:color="auto" w:fill="FFFFFF" w:themeFill="background1"/>
+            <w:noWrap/>
+            <w:vAlign w:val="center"/>
+          </w:tcPr>
+          <w:p>
+            <w:pPr>
+              <w:spacing w:after="0"/>
+              <w:jc w:val="both"/>
+            </w:pPr>
+            <w:r>
+              <w:t>Horario</w:t>
+            </w:r>
+          </w:p>
+        </w:tc>
+        <w:tc>
+          <w:tcPr>
+            <w:tcW w:w="6082" w:type="dxa"/>
+            <w:tcBorders>
+              <w:top w:val="nil"/>
+              <w:left w:val="nil"/>
+              <w:bottom w:val="single" w:sz="4" w:space="0" w:color="auto"/>
+              <w:right w:val="single" w:sz="4" w:space="0" w:color="auto"/>
+            </w:tcBorders>
+            <w:shd w:val="clear" w:color="auto" w:fill="FFFFFF" w:themeFill="background1"/>
+            <w:noWrap/>
+            <w:vAlign w:val="center"/>
+          </w:tcPr>
+          <w:p>
+            <w:pPr>
+              <w:spacing w:after="0"/>
+              <w:jc w:val="both"/>
+            </w:pPr>
+            <w:r>
+              <w:t>{{ horario }}</w:t>
+            </w:r>
+          </w:p>
+        </w:tc>
+      </w:tr>
+      <w:tr>
+        <w:trPr>
+          <w:trHeight w:val="283"/>
+          <w:jc w:val="center"/>
+        </w:trPr>
+        <w:tc>
+          <w:tcPr>
+            <w:tcW w:w="3397" w:type="dxa"/>
+            <w:tcBorders>
+              <w:top w:val="nil"/>
+              <w:left w:val="single" w:sz="4" w:space="0" w:color="auto"/>
+              <w:bottom w:val="single" w:sz="4" w:space="0" w:color="auto"/>
+              <w:right w:val="single" w:sz="4" w:space="0" w:color="auto"/>
+            </w:tcBorders>
+            <w:shd w:val="clear" w:color="auto" w:fill="FFFFFF" w:themeFill="background1"/>
+            <w:noWrap/>
+            <w:vAlign w:val="center"/>
+          </w:tcPr>
+          <w:p>
+            <w:pPr>
+              <w:spacing w:after="0"/>
+              <w:jc w:val="both"/>
+            </w:pPr>
+            <w:r>
+              <w:t>Antigüedad del inmueble</w:t>
+            </w:r>
+          </w:p>
+        </w:tc>
+        <w:tc>
+          <w:tcPr>
+            <w:tcW w:w="6082" w:type="dxa"/>
+            <w:tcBorders>
+              <w:top w:val="nil"/>
+              <w:left w:val="nil"/>
+              <w:bottom w:val="single" w:sz="4" w:space="0" w:color="auto"/>
+              <w:right w:val="single" w:sz="4" w:space="0" w:color="auto"/>
+            </w:tcBorders>
+            <w:shd w:val="clear" w:color="auto" w:fill="FFFFFF" w:themeFill="background1"/>
+            <w:noWrap/>
+            <w:vAlign w:val="center"/>
+          </w:tcPr>
+          <w:p>
+            <w:pPr>
+              <w:spacing w:after="0"/>
+              <w:jc w:val="both"/>
+            </w:pPr>
+            <w:r>
+              <w:t>{{ antiguedad_inmueble }}</w:t>
+            </w:r>
+            <w:r>
+              <w:t xml:space="preserve"> AÑOS</w:t>
+            </w:r>
+          </w:p>
+        </w:tc>
+      </w:tr>
+      <w:tr>
+        <w:trPr>
+          <w:trHeight w:val="283"/>
+          <w:jc w:val="center"/>
+        </w:trPr>
+        <w:tc>
+          <w:tcPr>
+            <w:tcW w:w="3397" w:type="dxa"/>
+            <w:tcBorders>
+              <w:top w:val="nil"/>
+              <w:left w:val="single" w:sz="4" w:space="0" w:color="auto"/>
+              <w:bottom w:val="single" w:sz="4" w:space="0" w:color="auto"/>
+              <w:right w:val="single" w:sz="4" w:space="0" w:color="auto"/>
+            </w:tcBorders>
+            <w:shd w:val="clear" w:color="auto" w:fill="FFFFFF" w:themeFill="background1"/>
+            <w:noWrap/>
+            <w:vAlign w:val="center"/>
+          </w:tcPr>
+          <w:p>
+            <w:pPr>
+              <w:spacing w:after="0"/>
+              <w:jc w:val="both"/>
+            </w:pPr>
+            <w:r>
+              <w:t>Inicio de Operaciones</w:t>
+            </w:r>
+          </w:p>
+        </w:tc>
+        <w:tc>
+          <w:tcPr>
+            <w:tcW w:w="6082" w:type="dxa"/>
+            <w:tcBorders>
+              <w:top w:val="nil"/>
+              <w:left w:val="nil"/>
+              <w:bottom w:val="single" w:sz="4" w:space="0" w:color="auto"/>
+              <w:right w:val="single" w:sz="4" w:space="0" w:color="auto"/>
+            </w:tcBorders>
+            <w:shd w:val="clear" w:color="auto" w:fill="FFFFFF" w:themeFill="background1"/>
+            <w:noWrap/>
+            <w:vAlign w:val="center"/>
+          </w:tcPr>
+          <w:p>
+            <w:pPr>
+              <w:spacing w:after="0"/>
+              <w:jc w:val="both"/>
+            </w:pPr>
+            <w:r>
+              <w:t>{{ inicio_operaciones }}</w:t>
+            </w:r>
+          </w:p>
+        </w:tc>
+      </w:tr>
+      <w:tr>
+        <w:trPr>
+          <w:trHeight w:val="283"/>
+          <w:jc w:val="center"/>
+        </w:trPr>
+        <w:tc>
+          <w:tcPr>
+            <w:tcW w:w="3397" w:type="dxa"/>
+            <w:tcBorders>
+              <w:top w:val="nil"/>
+              <w:left w:val="single" w:sz="4" w:space="0" w:color="auto"/>
+              <w:bottom w:val="single" w:sz="4" w:space="0" w:color="auto"/>
+              <w:right w:val="single" w:sz="4" w:space="0" w:color="auto"/>
+            </w:tcBorders>
+            <w:shd w:val="clear" w:color="auto" w:fill="FFFFFF" w:themeFill="background1"/>
+            <w:noWrap/>
+            <w:vAlign w:val="center"/>
+          </w:tcPr>
+          <w:p>
+            <w:pPr>
+              <w:spacing w:after="0"/>
+              <w:jc w:val="both"/>
+            </w:pPr>
+            <w:r>
+              <w:t>No. de Edificios</w:t>
+            </w:r>
+          </w:p>
+        </w:tc>
+        <w:tc>
+          <w:tcPr>
+            <w:tcW w:w="6082" w:type="dxa"/>
+            <w:tcBorders>
+              <w:top w:val="nil"/>
+              <w:left w:val="nil"/>
+              <w:bottom w:val="single" w:sz="4" w:space="0" w:color="auto"/>
+              <w:right w:val="single" w:sz="4" w:space="0" w:color="auto"/>
+            </w:tcBorders>
+            <w:shd w:val="clear" w:color="auto" w:fill="FFFFFF" w:themeFill="background1"/>
+            <w:noWrap/>
+            <w:vAlign w:val="center"/>
+          </w:tcPr>
+          <w:p>
+            <w:pPr>
+              <w:spacing w:after="0"/>
+              <w:jc w:val="both"/>
+            </w:pPr>
+            <w:r>
+              <w:t>{{ edificios }}</w:t>
+            </w:r>
+          </w:p>
+        </w:tc>
+      </w:tr>
+      <w:tr>
+        <w:trPr>
+          <w:trHeight w:val="283"/>
+          <w:jc w:val="center"/>
+        </w:trPr>
+        <w:tc>
+          <w:tcPr>
+            <w:tcW w:w="3397" w:type="dxa"/>
+            <w:tcBorders>
+              <w:top w:val="nil"/>
+              <w:left w:val="single" w:sz="4" w:space="0" w:color="auto"/>
+              <w:bottom w:val="single" w:sz="4" w:space="0" w:color="auto"/>
+              <w:right w:val="single" w:sz="4" w:space="0" w:color="auto"/>
+            </w:tcBorders>
+            <w:shd w:val="clear" w:color="auto" w:fill="FFFFFF" w:themeFill="background1"/>
+            <w:noWrap/>
+            <w:vAlign w:val="center"/>
+          </w:tcPr>
+          <w:p>
+            <w:pPr>
+              <w:spacing w:after="0"/>
+              <w:jc w:val="both"/>
+            </w:pPr>
+            <w:r>
+              <w:t>No. de niveles</w:t>
+            </w:r>
+          </w:p>
+        </w:tc>
+        <w:tc>
+          <w:tcPr>
+            <w:tcW w:w="6082" w:type="dxa"/>
+            <w:tcBorders>
+              <w:top w:val="nil"/>
+              <w:left w:val="nil"/>
+              <w:bottom w:val="single" w:sz="4" w:space="0" w:color="auto"/>
+              <w:right w:val="single" w:sz="4" w:space="0" w:color="auto"/>
+            </w:tcBorders>
+            <w:shd w:val="clear" w:color="auto" w:fill="FFFFFF" w:themeFill="background1"/>
+            <w:noWrap/>
+            <w:vAlign w:val="center"/>
+          </w:tcPr>
+          <w:p>
+            <w:pPr>
+              <w:spacing w:after="0"/>
+              <w:jc w:val="both"/>
+            </w:pPr>
+            <w:r>
+              <w:t>{{ niveles }}</w:t>
+            </w:r>
+          </w:p>
+        </w:tc>
+      </w:tr>
+      <w:tr>
+        <w:trPr>
+          <w:trHeight w:val="283"/>
+          <w:jc w:val="center"/>
+        </w:trPr>
+        <w:tc>
+          <w:tcPr>
+            <w:tcW w:w="3397" w:type="dxa"/>
+            <w:tcBorders>
+              <w:top w:val="nil"/>
+              <w:left w:val="single" w:sz="4" w:space="0" w:color="auto"/>
+              <w:bottom w:val="single" w:sz="4" w:space="0" w:color="auto"/>
+              <w:right w:val="single" w:sz="4" w:space="0" w:color="auto"/>
+            </w:tcBorders>
+            <w:shd w:val="clear" w:color="auto" w:fill="FFFFFF" w:themeFill="background1"/>
+            <w:noWrap/>
+            <w:vAlign w:val="center"/>
+          </w:tcPr>
+          <w:p>
+            <w:pPr>
+              <w:spacing w:after="0"/>
+              <w:jc w:val="both"/>
+            </w:pPr>
+            <w:r>
+              <w:t>No. Accesos</w:t>
+            </w:r>
+          </w:p>
+        </w:tc>
+        <w:tc>
+          <w:tcPr>
+            <w:tcW w:w="6082" w:type="dxa"/>
+            <w:tcBorders>
+              <w:top w:val="nil"/>
+              <w:left w:val="nil"/>
+              <w:bottom w:val="single" w:sz="4" w:space="0" w:color="auto"/>
+              <w:right w:val="single" w:sz="4" w:space="0" w:color="auto"/>
+            </w:tcBorders>
+            <w:shd w:val="clear" w:color="auto" w:fill="FFFFFF" w:themeFill="background1"/>
+            <w:noWrap/>
+            <w:vAlign w:val="center"/>
+          </w:tcPr>
+          <w:p>
+            <w:pPr>
+              <w:spacing w:after="0"/>
+              <w:jc w:val="both"/>
+            </w:pPr>
+            <w:r>
+              <w:t>{{ accesos }}</w:t>
+            </w:r>
+          </w:p>
+        </w:tc>
+      </w:tr>
+      <w:tr>
+        <w:trPr>
+          <w:trHeight w:val="283"/>
+          <w:jc w:val="center"/>
+        </w:trPr>
+        <w:tc>
+          <w:tcPr>
+            <w:tcW w:w="3397" w:type="dxa"/>
+            <w:tcBorders>
+              <w:top w:val="nil"/>
+              <w:left w:val="single" w:sz="4" w:space="0" w:color="auto"/>
+              <w:bottom w:val="single" w:sz="4" w:space="0" w:color="auto"/>
+              <w:right w:val="single" w:sz="4" w:space="0" w:color="auto"/>
+            </w:tcBorders>
+            <w:shd w:val="clear" w:color="auto" w:fill="FFFFFF" w:themeFill="background1"/>
+            <w:noWrap/>
+            <w:vAlign w:val="center"/>
+          </w:tcPr>
+          <w:p>
+            <w:pPr>
+              <w:spacing w:after="0"/>
+              <w:jc w:val="both"/>
+            </w:pPr>
+            <w:r>
+              <w:t>No. Salidas de Emergencia</w:t>
+            </w:r>
+          </w:p>
+        </w:tc>
+        <w:tc>
+          <w:tcPr>
+            <w:tcW w:w="6082" w:type="dxa"/>
+            <w:tcBorders>
+              <w:top w:val="nil"/>
+              <w:left w:val="nil"/>
+              <w:bottom w:val="single" w:sz="4" w:space="0" w:color="auto"/>
+              <w:right w:val="single" w:sz="4" w:space="0" w:color="auto"/>
+            </w:tcBorders>
+            <w:shd w:val="clear" w:color="auto" w:fill="FFFFFF" w:themeFill="background1"/>
+            <w:noWrap/>
+            <w:vAlign w:val="center"/>
+          </w:tcPr>
+          <w:p>
+            <w:pPr>
+              <w:spacing w:after="0"/>
+              <w:jc w:val="both"/>
+            </w:pPr>
+            <w:r>
+              <w:t>{{ salidas_emergencia }}</w:t>
+            </w:r>
+          </w:p>
+        </w:tc>
+      </w:tr>
+      <w:tr>
+        <w:trPr>
+          <w:trHeight w:val="283"/>
+          <w:jc w:val="center"/>
+        </w:trPr>
+        <w:tc>
+          <w:tcPr>
+            <w:tcW w:w="3397" w:type="dxa"/>
+            <w:tcBorders>
+              <w:top w:val="nil"/>
+              <w:left w:val="single" w:sz="4" w:space="0" w:color="auto"/>
+              <w:bottom w:val="single" w:sz="4" w:space="0" w:color="auto"/>
+              <w:right w:val="single" w:sz="4" w:space="0" w:color="auto"/>
+            </w:tcBorders>
+            <w:shd w:val="clear" w:color="auto" w:fill="FFFFFF" w:themeFill="background1"/>
+            <w:noWrap/>
+            <w:vAlign w:val="center"/>
+          </w:tcPr>
+          <w:p>
+            <w:pPr>
+              <w:spacing w:after="0"/>
+              <w:jc w:val="both"/>
+            </w:pPr>
+            <w:r>
+              <w:t>No. Escaleras</w:t>
+            </w:r>
+          </w:p>
+        </w:tc>
+        <w:tc>
+          <w:tcPr>
+            <w:tcW w:w="6082" w:type="dxa"/>
+            <w:tcBorders>
+              <w:top w:val="nil"/>
+              <w:left w:val="nil"/>
+              <w:bottom w:val="single" w:sz="4" w:space="0" w:color="auto"/>
+              <w:right w:val="single" w:sz="4" w:space="0" w:color="auto"/>
+            </w:tcBorders>
+            <w:shd w:val="clear" w:color="auto" w:fill="FFFFFF" w:themeFill="background1"/>
+            <w:noWrap/>
+            <w:vAlign w:val="center"/>
+          </w:tcPr>
+          <w:p>
+            <w:pPr>
+              <w:spacing w:after="0"/>
+              <w:jc w:val="both"/>
+            </w:pPr>
+            <w:r>
+              <w:t>{{ escaleras }}</w:t>
+            </w:r>
+          </w:p>
+        </w:tc>
+      </w:tr>
+      <w:tr>
+        <w:trPr>
+          <w:trHeight w:val="283"/>
+          <w:jc w:val="center"/>
+        </w:trPr>
+        <w:tc>
+          <w:tcPr>
+            <w:tcW w:w="3397" w:type="dxa"/>
+            <w:tcBorders>
+              <w:top w:val="nil"/>
+              <w:left w:val="single" w:sz="4" w:space="0" w:color="auto"/>
+              <w:bottom w:val="single" w:sz="4" w:space="0" w:color="auto"/>
+              <w:right w:val="single" w:sz="4" w:space="0" w:color="auto"/>
+            </w:tcBorders>
+            <w:shd w:val="clear" w:color="auto" w:fill="FFFFFF" w:themeFill="background1"/>
+            <w:noWrap/>
+            <w:vAlign w:val="center"/>
+          </w:tcPr>
+          <w:p>
+            <w:pPr>
+              <w:spacing w:after="0"/>
+              <w:jc w:val="both"/>
+            </w:pPr>
+            <w:r>
+              <w:t>No. Escaleras de Emergencia</w:t>
+            </w:r>
+          </w:p>
+        </w:tc>
+        <w:tc>
+          <w:tcPr>
+            <w:tcW w:w="6082" w:type="dxa"/>
+            <w:tcBorders>
+              <w:top w:val="nil"/>
+              <w:left w:val="nil"/>
+              <w:bottom w:val="single" w:sz="4" w:space="0" w:color="auto"/>
+              <w:right w:val="single" w:sz="4" w:space="0" w:color="auto"/>
+            </w:tcBorders>
+            <w:shd w:val="clear" w:color="auto" w:fill="FFFFFF" w:themeFill="background1"/>
+            <w:noWrap/>
+            <w:vAlign w:val="center"/>
+          </w:tcPr>
+          <w:p>
+            <w:pPr>
+              <w:spacing w:after="0"/>
+              <w:jc w:val="both"/>
+            </w:pPr>
+            <w:r>
+              <w:t>{{ escaleras_emergencia }}</w:t>
+            </w:r>
+          </w:p>
+        </w:tc>
+      </w:tr>
+      <w:tr>
+        <w:trPr>
+          <w:trHeight w:val="283"/>
+          <w:jc w:val="center"/>
+        </w:trPr>
+        <w:tc>
+          <w:tcPr>
+            <w:tcW w:w="3397" w:type="dxa"/>
+            <w:tcBorders>
+              <w:top w:val="nil"/>
+              <w:left w:val="single" w:sz="4" w:space="0" w:color="auto"/>
+              <w:bottom w:val="single" w:sz="4" w:space="0" w:color="auto"/>
+              <w:right w:val="single" w:sz="4" w:space="0" w:color="auto"/>
+            </w:tcBorders>
+            <w:shd w:val="clear" w:color="auto" w:fill="FFFFFF" w:themeFill="background1"/>
+            <w:noWrap/>
+            <w:vAlign w:val="center"/>
+          </w:tcPr>
+          <w:p>
+            <w:pPr>
+              <w:spacing w:after="0"/>
+              <w:jc w:val="both"/>
+            </w:pPr>
+            <w:r>
+              <w:t>Estacionamiento</w:t>
+            </w:r>
+          </w:p>
+        </w:tc>
+        <w:tc>
+          <w:tcPr>
+            <w:tcW w:w="6082" w:type="dxa"/>
+            <w:tcBorders>
+              <w:top w:val="nil"/>
+              <w:left w:val="nil"/>
+              <w:bottom w:val="single" w:sz="4" w:space="0" w:color="auto"/>
+              <w:right w:val="single" w:sz="4" w:space="0" w:color="auto"/>
+            </w:tcBorders>
+            <w:shd w:val="clear" w:color="auto" w:fill="FFFFFF" w:themeFill="background1"/>
+            <w:noWrap/>
+            <w:vAlign w:val="center"/>
+          </w:tcPr>
+          <w:p>
+            <w:pPr>
+              <w:spacing w:after="0"/>
+              <w:jc w:val="both"/>
+            </w:pPr>
+            <w:r>
+              <w:t>{{ estacionamiento }}</w:t>
+            </w:r>
+          </w:p>
+        </w:tc>
+      </w:tr>
+      <w:tr>
+        <w:trPr>
+          <w:trHeight w:val="283"/>
+          <w:jc w:val="center"/>
+        </w:trPr>
+        <w:tc>
+          <w:tcPr>
+            <w:tcW w:w="3397" w:type="dxa"/>
+            <w:tcBorders>
+              <w:top w:val="nil"/>
+              <w:left w:val="single" w:sz="4" w:space="0" w:color="auto"/>
+              <w:bottom w:val="single" w:sz="4" w:space="0" w:color="auto"/>
+              <w:right w:val="single" w:sz="4" w:space="0" w:color="auto"/>
+            </w:tcBorders>
+            <w:shd w:val="clear" w:color="auto" w:fill="FFFFFF" w:themeFill="background1"/>
+            <w:noWrap/>
+            <w:vAlign w:val="center"/>
+            <w:hideMark/>
+          </w:tcPr>
+          <w:p>
+            <w:pPr>
+              <w:spacing w:after="0"/>
+              <w:jc w:val="both"/>
+            </w:pPr>
+            <w:r>
+              <w:t>Superficie total del terreno</w:t>
+            </w:r>
+          </w:p>
+        </w:tc>
+        <w:tc>
+          <w:tcPr>
+            <w:tcW w:w="6082" w:type="dxa"/>
+            <w:tcBorders>
+              <w:top w:val="nil"/>
+              <w:left w:val="nil"/>
+              <w:bottom w:val="single" w:sz="4" w:space="0" w:color="auto"/>
+              <w:right w:val="single" w:sz="4" w:space="0" w:color="auto"/>
+            </w:tcBorders>
+            <w:shd w:val="clear" w:color="auto" w:fill="FFFFFF" w:themeFill="background1"/>
+            <w:noWrap/>
+            <w:vAlign w:val="center"/>
+          </w:tcPr>
+          <w:p>
+            <w:pPr>
+              <w:spacing w:after="0"/>
+              <w:jc w:val="both"/>
+            </w:pPr>
+            <w:r>
+              <w:t>{{ terreno_m2 }}</w:t>
+            </w:r>
+            <w:r>
+              <w:t xml:space="preserve"> M2</w:t>
+            </w:r>
+          </w:p>
+        </w:tc>
+      </w:tr>
+      <w:tr>
+        <w:trPr>
+          <w:trHeight w:val="283"/>
+          <w:jc w:val="center"/>
+        </w:trPr>
+        <w:tc>
+          <w:tcPr>
+            <w:tcW w:w="3397" w:type="dxa"/>
+            <w:tcBorders>
+              <w:top w:val="nil"/>
+              <w:left w:val="single" w:sz="4" w:space="0" w:color="auto"/>
+              <w:bottom w:val="single" w:sz="4" w:space="0" w:color="auto"/>
+              <w:right w:val="single" w:sz="4" w:space="0" w:color="auto"/>
+            </w:tcBorders>
+            <w:shd w:val="clear" w:color="auto" w:fill="FFFFFF" w:themeFill="background1"/>
+            <w:noWrap/>
+            <w:vAlign w:val="center"/>
+            <w:hideMark/>
+          </w:tcPr>
+          <w:p>
+            <w:pPr>
+              <w:spacing w:after="0"/>
+              <w:jc w:val="both"/>
+            </w:pPr>
+            <w:r>
+              <w:t>Superficie total construida</w:t>
+            </w:r>
+          </w:p>
+        </w:tc>
+        <w:tc>
+          <w:tcPr>
+            <w:tcW w:w="6082" w:type="dxa"/>
+            <w:tcBorders>
+              <w:top w:val="nil"/>
+              <w:left w:val="nil"/>
+              <w:bottom w:val="single" w:sz="4" w:space="0" w:color="auto"/>
+              <w:right w:val="single" w:sz="4" w:space="0" w:color="auto"/>
+            </w:tcBorders>
+            <w:shd w:val="clear" w:color="auto" w:fill="FFFFFF" w:themeFill="background1"/>
+            <w:noWrap/>
+            <w:vAlign w:val="center"/>
+          </w:tcPr>
+          <w:p>
+            <w:pPr>
+              <w:spacing w:after="0"/>
+              <w:jc w:val="both"/>
+            </w:pPr>
+            <w:r>
+              <w:t>{{ construccion_m2 }}</w:t>
+            </w:r>
+            <w:r>
+              <w:t xml:space="preserve"> M2</w:t>
+            </w:r>
+          </w:p>
+        </w:tc>
+      </w:tr>
+      <w:tr>
+        <w:trPr>
+          <w:trHeight w:hRule="exact" w:val="297"/>
+          <w:jc w:val="center"/>
+        </w:trPr>
+        <w:tc>
+          <w:tcPr>
+            <w:tcW w:w="9479" w:type="dxa"/>
+            <w:gridSpan w:val="2"/>
+            <w:tcBorders>
+              <w:top w:val="nil"/>
+              <w:left w:val="single" w:sz="4" w:space="0" w:color="auto"/>
+              <w:bottom w:val="single" w:sz="4" w:space="0" w:color="auto"/>
+              <w:right w:val="single" w:sz="4" w:space="0" w:color="auto"/>
+            </w:tcBorders>
+            <w:shd w:val="clear" w:color="auto" w:fill="FFFFFF" w:themeFill="background1"/>
+            <w:noWrap/>
+            <w:vAlign w:val="center"/>
+            <w:hideMark/>
+          </w:tcPr>
+          <w:p>
+            <w:pPr>
+              <w:jc w:val="center"/>
+              <w:rPr>
+                <w:b/>
+                <w:bCs/>
+              </w:rPr>
+            </w:pPr>
+            <w:r>
+              <w:rPr>
+                <w:b/>
+                <w:bCs/>
+              </w:rPr>
+              <w:t>POBLACIÓN</w:t>
+            </w:r>
+          </w:p>
+          <w:p>
+            <w:pPr>
+              <w:jc w:val="center"/>
+              <w:rPr>
+                <w:b/>
+                <w:bCs/>
+              </w:rPr>
+            </w:pPr>
+          </w:p>
+        </w:tc>
+      </w:tr>
+      <w:tr>
+        <w:trPr>
+          <w:trHeight w:val="283"/>
+          <w:jc w:val="center"/>
+        </w:trPr>
+        <w:tc>
+          <w:tcPr>
+            <w:tcW w:w="3397" w:type="dxa"/>
+            <w:tcBorders>
+              <w:top w:val="nil"/>
+              <w:left w:val="single" w:sz="4" w:space="0" w:color="auto"/>
+              <w:bottom w:val="single" w:sz="4" w:space="0" w:color="auto"/>
+              <w:right w:val="single" w:sz="4" w:space="0" w:color="auto"/>
+            </w:tcBorders>
+            <w:shd w:val="clear" w:color="auto" w:fill="FFFFFF" w:themeFill="background1"/>
+            <w:noWrap/>
+            <w:vAlign w:val="center"/>
+            <w:hideMark/>
+          </w:tcPr>
+          <w:p>
+            <w:pPr>
+              <w:spacing w:after="0"/>
+              <w:jc w:val="both"/>
+            </w:pPr>
+            <w:r>
+              <w:t>Representante Legal</w:t>
+            </w:r>
+          </w:p>
+        </w:tc>
+        <w:tc>
+          <w:tcPr>
+            <w:tcW w:w="6082" w:type="dxa"/>
+            <w:tcBorders>
+              <w:top w:val="nil"/>
+              <w:left w:val="nil"/>
+              <w:bottom w:val="single" w:sz="4" w:space="0" w:color="auto"/>
+              <w:right w:val="single" w:sz="4" w:space="0" w:color="auto"/>
+            </w:tcBorders>
+            <w:shd w:val="clear" w:color="auto" w:fill="FFFFFF" w:themeFill="background1"/>
+            <w:noWrap/>
+            <w:vAlign w:val="center"/>
+          </w:tcPr>
+          <w:p>
+            <w:pPr>
+              <w:spacing w:after="0"/>
+              <w:jc w:val="both"/>
+            </w:pPr>
+            <w:r>
+              <w:t>{{ representante_legal }}</w:t>
+            </w:r>
+          </w:p>
+        </w:tc>
+      </w:tr>
+      <w:tr>
+        <w:trPr>
+          <w:trHeight w:val="283"/>
+          <w:jc w:val="center"/>
+        </w:trPr>
+        <w:tc>
+          <w:tcPr>
+            <w:tcW w:w="3397" w:type="dxa"/>
+            <w:tcBorders>
+              <w:top w:val="nil"/>
+              <w:left w:val="single" w:sz="4" w:space="0" w:color="auto"/>
+              <w:bottom w:val="single" w:sz="4" w:space="0" w:color="auto"/>
+              <w:right w:val="single" w:sz="4" w:space="0" w:color="auto"/>
+            </w:tcBorders>
+            <w:shd w:val="clear" w:color="auto" w:fill="FFFFFF" w:themeFill="background1"/>
+            <w:noWrap/>
+            <w:vAlign w:val="center"/>
+          </w:tcPr>
+          <w:p>
+            <w:pPr>
+              <w:spacing w:after="0"/>
+              <w:jc w:val="both"/>
+            </w:pPr>
+            <w:r>
+              <w:t>Responsable de Programa Interno de Protección Civil</w:t>
+            </w:r>
+          </w:p>
+        </w:tc>
+        <w:tc>
+          <w:tcPr>
+            <w:tcW w:w="6082" w:type="dxa"/>
+            <w:tcBorders>
+              <w:top w:val="nil"/>
+              <w:left w:val="nil"/>
+              <w:bottom w:val="single" w:sz="4" w:space="0" w:color="auto"/>
+              <w:right w:val="single" w:sz="4" w:space="0" w:color="auto"/>
+            </w:tcBorders>
+            <w:shd w:val="clear" w:color="auto" w:fill="FFFFFF" w:themeFill="background1"/>
+            <w:noWrap/>
+            <w:vAlign w:val="center"/>
+          </w:tcPr>
+          <w:p>
+            <w:pPr>
+              <w:spacing w:after="0"/>
+              <w:jc w:val="both"/>
+            </w:pPr>
+            <w:r>
+              <w:t>{{ coordinador }}</w:t>
+            </w:r>
+          </w:p>
+        </w:tc>
+      </w:tr>
+      <w:tr>
+        <w:trPr>
+          <w:trHeight w:val="283"/>
+          <w:jc w:val="center"/>
+        </w:trPr>
+        <w:tc>
+          <w:tcPr>
+            <w:tcW w:w="3397" w:type="dxa"/>
+            <w:tcBorders>
+              <w:top w:val="nil"/>
+              <w:left w:val="single" w:sz="4" w:space="0" w:color="auto"/>
+              <w:bottom w:val="single" w:sz="4" w:space="0" w:color="auto"/>
+              <w:right w:val="single" w:sz="4" w:space="0" w:color="auto"/>
+            </w:tcBorders>
+            <w:shd w:val="clear" w:color="auto" w:fill="FFFFFF" w:themeFill="background1"/>
+            <w:noWrap/>
+            <w:vAlign w:val="center"/>
+            <w:hideMark/>
+          </w:tcPr>
+          <w:p>
+            <w:pPr>
+              <w:spacing w:after="0"/>
+              <w:jc w:val="both"/>
+            </w:pPr>
+            <w:r>
+              <w:t>Población flotante</w:t>
+            </w:r>
+          </w:p>
+        </w:tc>
+        <w:tc>
+          <w:tcPr>
+            <w:tcW w:w="6082" w:type="dxa"/>
+            <w:tcBorders>
+              <w:top w:val="nil"/>
+              <w:left w:val="nil"/>
+              <w:bottom w:val="single" w:sz="4" w:space="0" w:color="auto"/>
+              <w:right w:val="single" w:sz="4" w:space="0" w:color="auto"/>
+            </w:tcBorders>
+            <w:shd w:val="clear" w:color="auto" w:fill="FFFFFF" w:themeFill="background1"/>
+            <w:noWrap/>
+            <w:vAlign w:val="center"/>
+          </w:tcPr>
+          <w:p>
+            <w:pPr>
+              <w:spacing w:after="0"/>
+              <w:jc w:val="both"/>
+            </w:pPr>
+            <w:r>
+              <w:t xml:space="preserve">Visitantes: </w:t>
+            </w:r>
+            <w:r>
+              <w:t>{{ visitantes }}</w:t>
+            </w:r>
+            <w:r>
+              <w:t xml:space="preserve"> - Proveedores: </w:t>
+            </w:r>
+            <w:r>
+              <w:t>{{ proveedores }}</w:t>
+            </w:r>
+          </w:p>
+        </w:tc>
+      </w:tr>
+    </w:tbl>
+    <w:tbl>
+      <w:tblPr>
         <w:tblStyle w:val="Tablaconcuadrcula"/>
-        <w:tblW w:w="9482" w:type="dxa"/>
+        <w:tblW w:w="5378" w:type="pct"/>
         <w:jc w:val="center"/>
         <w:tblLook w:val="04A0" w:firstRow="1" w:lastRow="0" w:firstColumn="1" w:lastColumn="0" w:noHBand="0" w:noVBand="1"/>
       </w:tblPr>
       <w:tblGrid>
-        <w:gridCol w:w="3319"/>
-        <w:gridCol w:w="3245"/>
-        <w:gridCol w:w="3141"/>
+        <w:gridCol w:w="3829"/>
+        <w:gridCol w:w="3129"/>
+        <w:gridCol w:w="2540"/>
       </w:tblGrid>
       <w:tr>
         <w:trPr>
@@ -21,1940 +1657,11 @@
         </w:trPr>
         <w:tc>
           <w:tcPr>
-            <w:tcW w:w="9482" w:type="dxa"/>
+            <w:tcW w:w="5000" w:type="pct"/>
             <w:gridSpan w:val="3"/>
-            <w:shd w:val="clear" w:color="auto" w:fill="D9D9D9" w:themeFill="background1" w:themeFillShade="D9"/>
-            <w:vAlign w:val="center"/>
-          </w:tcPr>
-          <w:tbl>
-            <w:tblPr>
-              <w:tblW w:w="9479" w:type="dxa"/>
-              <w:tblCellMar>
-                <w:left w:w="70" w:type="dxa"/>
-                <w:right w:w="70" w:type="dxa"/>
-              </w:tblCellMar>
-              <w:tblLook w:val="04A0" w:firstRow="1" w:lastRow="0" w:firstColumn="1" w:lastColumn="0" w:noHBand="0" w:noVBand="1"/>
-            </w:tblPr>
-            <w:tblGrid>
-              <w:gridCol w:w="3397"/>
-              <w:gridCol w:w="6082"/>
-            </w:tblGrid>
-            <w:tr>
-              <w:trPr>
-                <w:trHeight w:hRule="exact" w:val="297"/>
-              </w:trPr>
-              <w:tc>
-                <w:tcPr>
-                  <w:tcW w:w="9479" w:type="dxa"/>
-                  <w:gridSpan w:val="2"/>
-                  <w:tcBorders>
-                    <w:top w:val="single" w:sz="4" w:space="0" w:color="auto"/>
-                    <w:left w:val="single" w:sz="4" w:space="0" w:color="auto"/>
-                    <w:bottom w:val="single" w:sz="4" w:space="0" w:color="auto"/>
-                    <w:right w:val="single" w:sz="4" w:space="0" w:color="auto"/>
-                  </w:tcBorders>
-                  <w:shd w:val="clear" w:color="auto" w:fill="D9D9D9" w:themeFill="background1" w:themeFillShade="D9"/>
-                  <w:noWrap/>
-                  <w:vAlign w:val="center"/>
-                  <w:hideMark/>
-                </w:tcPr>
-                <w:p>
-                  <w:pPr>
-                    <w:jc w:val="center"/>
-                    <w:rPr>
-                      <w:b/>
-                      <w:bCs/>
-                    </w:rPr>
-                  </w:pPr>
-                  <w:r>
-                    <w:rPr>
-                      <w:b/>
-                      <w:bCs/>
-                    </w:rPr>
-                    <w:t>DATOS GENERALES</w:t>
-                  </w:r>
-                </w:p>
-              </w:tc>
-            </w:tr>
-            <w:tr>
-              <w:trPr>
-                <w:trHeight w:val="283"/>
-              </w:trPr>
-              <w:tc>
-                <w:tcPr>
-                  <w:tcW w:w="3397" w:type="dxa"/>
-                  <w:tcBorders>
-                    <w:top w:val="nil"/>
-                    <w:left w:val="single" w:sz="4" w:space="0" w:color="auto"/>
-                    <w:bottom w:val="single" w:sz="4" w:space="0" w:color="auto"/>
-                    <w:right w:val="single" w:sz="4" w:space="0" w:color="auto"/>
-                  </w:tcBorders>
-                  <w:shd w:val="clear" w:color="auto" w:fill="auto"/>
-                  <w:noWrap/>
-                  <w:vAlign w:val="center"/>
-                  <w:hideMark/>
-                </w:tcPr>
-                <w:p>
-                  <w:pPr>
-                    <w:spacing w:after="0"/>
-                    <w:jc w:val="both"/>
-                  </w:pPr>
-                  <w:r>
-                    <w:t>Razón Social</w:t>
-                  </w:r>
-                </w:p>
-              </w:tc>
-              <w:tc>
-                <w:tcPr>
-                  <w:tcW w:w="6082" w:type="dxa"/>
-                  <w:tcBorders>
-                    <w:top w:val="nil"/>
-                    <w:left w:val="nil"/>
-                    <w:bottom w:val="single" w:sz="4" w:space="0" w:color="auto"/>
-                    <w:right w:val="single" w:sz="4" w:space="0" w:color="auto"/>
-                  </w:tcBorders>
-                  <w:shd w:val="clear" w:color="auto" w:fill="auto"/>
-                  <w:noWrap/>
-                  <w:vAlign w:val="center"/>
-                  <w:hideMark/>
-                </w:tcPr>
-                <w:p>
-                  <w:pPr>
-                    <w:spacing w:after="0"/>
-                    <w:jc w:val="both"/>
-                  </w:pPr>
-                  <w:proofErr w:type="gramStart"/>
-                  <w:r>
-                    <w:t xml:space="preserve">{{ </w:t>
-                  </w:r>
-                  <w:proofErr w:type="spellStart"/>
-                  <w:r>
-                    <w:t>razon</w:t>
-                  </w:r>
-                  <w:proofErr w:type="gramEnd"/>
-                  <w:r>
-                    <w:t>_social</w:t>
-                  </w:r>
-                  <w:proofErr w:type="spellEnd"/>
-                  <w:r>
-                    <w:t xml:space="preserve"> }}</w:t>
-                  </w:r>
-                </w:p>
-              </w:tc>
-            </w:tr>
-            <w:tr>
-              <w:trPr>
-                <w:trHeight w:val="283"/>
-              </w:trPr>
-              <w:tc>
-                <w:tcPr>
-                  <w:tcW w:w="3397" w:type="dxa"/>
-                  <w:tcBorders>
-                    <w:top w:val="nil"/>
-                    <w:left w:val="single" w:sz="4" w:space="0" w:color="auto"/>
-                    <w:bottom w:val="single" w:sz="4" w:space="0" w:color="auto"/>
-                    <w:right w:val="single" w:sz="4" w:space="0" w:color="auto"/>
-                  </w:tcBorders>
-                  <w:shd w:val="clear" w:color="auto" w:fill="auto"/>
-                  <w:noWrap/>
-                  <w:vAlign w:val="center"/>
-                  <w:hideMark/>
-                </w:tcPr>
-                <w:p>
-                  <w:pPr>
-                    <w:spacing w:after="0"/>
-                    <w:jc w:val="both"/>
-                  </w:pPr>
-                  <w:r>
-                    <w:t>Nombre comercial</w:t>
-                  </w:r>
-                </w:p>
-              </w:tc>
-              <w:tc>
-                <w:tcPr>
-                  <w:tcW w:w="6082" w:type="dxa"/>
-                  <w:tcBorders>
-                    <w:top w:val="nil"/>
-                    <w:left w:val="nil"/>
-                    <w:bottom w:val="single" w:sz="4" w:space="0" w:color="auto"/>
-                    <w:right w:val="single" w:sz="4" w:space="0" w:color="auto"/>
-                  </w:tcBorders>
-                  <w:shd w:val="clear" w:color="auto" w:fill="auto"/>
-                  <w:noWrap/>
-                  <w:vAlign w:val="center"/>
-                  <w:hideMark/>
-                </w:tcPr>
-                <w:p>
-                  <w:pPr>
-                    <w:spacing w:after="0"/>
-                    <w:jc w:val="both"/>
-                  </w:pPr>
-                  <w:proofErr w:type="gramStart"/>
-                  <w:r>
-                    <w:t xml:space="preserve">{{ </w:t>
-                  </w:r>
-                  <w:proofErr w:type="spellStart"/>
-                  <w:r>
-                    <w:t>nombre</w:t>
-                  </w:r>
-                  <w:proofErr w:type="gramEnd"/>
-                  <w:r>
-                    <w:t>_comercial</w:t>
-                  </w:r>
-                  <w:proofErr w:type="spellEnd"/>
-                  <w:r>
-                    <w:t xml:space="preserve"> }}</w:t>
-                  </w:r>
-                </w:p>
-              </w:tc>
-            </w:tr>
-            <w:tr>
-              <w:trPr>
-                <w:trHeight w:val="283"/>
-              </w:trPr>
-              <w:tc>
-                <w:tcPr>
-                  <w:tcW w:w="3397" w:type="dxa"/>
-                  <w:tcBorders>
-                    <w:top w:val="nil"/>
-                    <w:left w:val="single" w:sz="4" w:space="0" w:color="auto"/>
-                    <w:bottom w:val="single" w:sz="4" w:space="0" w:color="auto"/>
-                    <w:right w:val="single" w:sz="4" w:space="0" w:color="auto"/>
-                  </w:tcBorders>
-                  <w:shd w:val="clear" w:color="auto" w:fill="auto"/>
-                  <w:noWrap/>
-                  <w:vAlign w:val="center"/>
-                  <w:hideMark/>
-                </w:tcPr>
-                <w:p>
-                  <w:pPr>
-                    <w:spacing w:after="0"/>
-                    <w:jc w:val="both"/>
-                  </w:pPr>
-                  <w:r>
-                    <w:t>RFC</w:t>
-                  </w:r>
-                </w:p>
-              </w:tc>
-              <w:tc>
-                <w:tcPr>
-                  <w:tcW w:w="6082" w:type="dxa"/>
-                  <w:tcBorders>
-                    <w:top w:val="nil"/>
-                    <w:left w:val="nil"/>
-                    <w:bottom w:val="single" w:sz="4" w:space="0" w:color="auto"/>
-                    <w:right w:val="single" w:sz="4" w:space="0" w:color="auto"/>
-                  </w:tcBorders>
-                  <w:shd w:val="clear" w:color="auto" w:fill="auto"/>
-                  <w:noWrap/>
-                  <w:vAlign w:val="center"/>
-                  <w:hideMark/>
-                </w:tcPr>
-                <w:p>
-                  <w:pPr>
-                    <w:spacing w:after="0"/>
-                    <w:jc w:val="both"/>
-                  </w:pPr>
-                  <w:proofErr w:type="gramStart"/>
-                  <w:r>
-                    <w:t xml:space="preserve">{{ </w:t>
-                  </w:r>
-                  <w:proofErr w:type="spellStart"/>
-                  <w:r>
-                    <w:t>rfc</w:t>
-                  </w:r>
-                  <w:proofErr w:type="spellEnd"/>
-                  <w:proofErr w:type="gramEnd"/>
-                  <w:r>
-                    <w:t xml:space="preserve"> }}</w:t>
-                  </w:r>
-                </w:p>
-              </w:tc>
-            </w:tr>
-            <w:tr>
-              <w:trPr>
-                <w:trHeight w:val="283"/>
-              </w:trPr>
-              <w:tc>
-                <w:tcPr>
-                  <w:tcW w:w="3397" w:type="dxa"/>
-                  <w:tcBorders>
-                    <w:top w:val="nil"/>
-                    <w:left w:val="single" w:sz="4" w:space="0" w:color="auto"/>
-                    <w:bottom w:val="single" w:sz="4" w:space="0" w:color="auto"/>
-                    <w:right w:val="single" w:sz="4" w:space="0" w:color="auto"/>
-                  </w:tcBorders>
-                  <w:shd w:val="clear" w:color="auto" w:fill="auto"/>
-                  <w:noWrap/>
-                  <w:vAlign w:val="center"/>
-                </w:tcPr>
-                <w:p>
-                  <w:pPr>
-                    <w:spacing w:after="0"/>
-                    <w:jc w:val="both"/>
-                  </w:pPr>
-                  <w:r>
-                    <w:t>Calle</w:t>
-                  </w:r>
-                </w:p>
-              </w:tc>
-              <w:tc>
-                <w:tcPr>
-                  <w:tcW w:w="6082" w:type="dxa"/>
-                  <w:tcBorders>
-                    <w:top w:val="nil"/>
-                    <w:left w:val="nil"/>
-                    <w:bottom w:val="single" w:sz="4" w:space="0" w:color="auto"/>
-                    <w:right w:val="single" w:sz="4" w:space="0" w:color="auto"/>
-                  </w:tcBorders>
-                  <w:shd w:val="clear" w:color="auto" w:fill="auto"/>
-                  <w:noWrap/>
-                  <w:vAlign w:val="center"/>
-                </w:tcPr>
-                <w:p>
-                  <w:pPr>
-                    <w:spacing w:after="0"/>
-                    <w:jc w:val="both"/>
-                  </w:pPr>
-                  <w:proofErr w:type="gramStart"/>
-                  <w:r>
-                    <w:t>{{ calle</w:t>
-                  </w:r>
-                  <w:proofErr w:type="gramEnd"/>
-                  <w:r>
-                    <w:t xml:space="preserve"> }}</w:t>
-                  </w:r>
-                </w:p>
-              </w:tc>
-            </w:tr>
-            <w:tr>
-              <w:trPr>
-                <w:trHeight w:val="283"/>
-              </w:trPr>
-              <w:tc>
-                <w:tcPr>
-                  <w:tcW w:w="3397" w:type="dxa"/>
-                  <w:tcBorders>
-                    <w:top w:val="nil"/>
-                    <w:left w:val="single" w:sz="4" w:space="0" w:color="auto"/>
-                    <w:bottom w:val="single" w:sz="4" w:space="0" w:color="auto"/>
-                    <w:right w:val="single" w:sz="4" w:space="0" w:color="auto"/>
-                  </w:tcBorders>
-                  <w:shd w:val="clear" w:color="auto" w:fill="auto"/>
-                  <w:noWrap/>
-                  <w:vAlign w:val="center"/>
-                </w:tcPr>
-                <w:p>
-                  <w:pPr>
-                    <w:spacing w:after="0"/>
-                    <w:jc w:val="both"/>
-                  </w:pPr>
-                  <w:r>
-                    <w:t>No Exterior</w:t>
-                  </w:r>
-                  <w:r>
-                    <w:t xml:space="preserve"> e Interior</w:t>
-                  </w:r>
-                </w:p>
-              </w:tc>
-              <w:tc>
-                <w:tcPr>
-                  <w:tcW w:w="6082" w:type="dxa"/>
-                  <w:tcBorders>
-                    <w:top w:val="nil"/>
-                    <w:left w:val="nil"/>
-                    <w:bottom w:val="single" w:sz="4" w:space="0" w:color="auto"/>
-                    <w:right w:val="single" w:sz="4" w:space="0" w:color="auto"/>
-                  </w:tcBorders>
-                  <w:shd w:val="clear" w:color="auto" w:fill="auto"/>
-                  <w:noWrap/>
-                  <w:vAlign w:val="center"/>
-                </w:tcPr>
-                <w:p>
-                  <w:pPr>
-                    <w:spacing w:after="0"/>
-                    <w:jc w:val="both"/>
-                  </w:pPr>
-                  <w:proofErr w:type="gramStart"/>
-                  <w:r>
-                    <w:t xml:space="preserve">{{ </w:t>
-                  </w:r>
-                  <w:proofErr w:type="spellStart"/>
-                  <w:r>
-                    <w:t>no</w:t>
-                  </w:r>
-                  <w:proofErr w:type="gramEnd"/>
-                  <w:r>
-                    <w:t>_exterior</w:t>
-                  </w:r>
-                  <w:proofErr w:type="spellEnd"/>
-                  <w:r>
-                    <w:t xml:space="preserve"> }}</w:t>
-                  </w:r>
-                </w:p>
-              </w:tc>
-            </w:tr>
-            <w:tr>
-              <w:trPr>
-                <w:trHeight w:val="283"/>
-              </w:trPr>
-              <w:tc>
-                <w:tcPr>
-                  <w:tcW w:w="3397" w:type="dxa"/>
-                  <w:tcBorders>
-                    <w:top w:val="nil"/>
-                    <w:left w:val="single" w:sz="4" w:space="0" w:color="auto"/>
-                    <w:bottom w:val="single" w:sz="4" w:space="0" w:color="auto"/>
-                    <w:right w:val="single" w:sz="4" w:space="0" w:color="auto"/>
-                  </w:tcBorders>
-                  <w:shd w:val="clear" w:color="auto" w:fill="auto"/>
-                  <w:noWrap/>
-                  <w:vAlign w:val="center"/>
-                </w:tcPr>
-                <w:p>
-                  <w:pPr>
-                    <w:spacing w:after="0"/>
-                    <w:jc w:val="both"/>
-                  </w:pPr>
-                  <w:r>
-                    <w:t>Colonia y/o Barrio</w:t>
-                  </w:r>
-                </w:p>
-              </w:tc>
-              <w:tc>
-                <w:tcPr>
-                  <w:tcW w:w="6082" w:type="dxa"/>
-                  <w:tcBorders>
-                    <w:top w:val="nil"/>
-                    <w:left w:val="nil"/>
-                    <w:bottom w:val="single" w:sz="4" w:space="0" w:color="auto"/>
-                    <w:right w:val="single" w:sz="4" w:space="0" w:color="auto"/>
-                  </w:tcBorders>
-                  <w:shd w:val="clear" w:color="auto" w:fill="auto"/>
-                  <w:noWrap/>
-                  <w:vAlign w:val="center"/>
-                </w:tcPr>
-                <w:p>
-                  <w:pPr>
-                    <w:spacing w:after="0"/>
-                    <w:jc w:val="both"/>
-                  </w:pPr>
-                  <w:proofErr w:type="gramStart"/>
-                  <w:r>
-                    <w:t xml:space="preserve">{{ </w:t>
-                  </w:r>
-                  <w:proofErr w:type="spellStart"/>
-                  <w:r>
-                    <w:t>colonia</w:t>
-                  </w:r>
-                  <w:proofErr w:type="gramEnd"/>
-                  <w:r>
-                    <w:t>_barrio</w:t>
-                  </w:r>
-                  <w:proofErr w:type="spellEnd"/>
-                  <w:r>
-                    <w:t xml:space="preserve"> }}</w:t>
-                  </w:r>
-                </w:p>
-              </w:tc>
-            </w:tr>
-            <w:tr>
-              <w:trPr>
-                <w:trHeight w:val="283"/>
-              </w:trPr>
-              <w:tc>
-                <w:tcPr>
-                  <w:tcW w:w="3397" w:type="dxa"/>
-                  <w:tcBorders>
-                    <w:top w:val="nil"/>
-                    <w:left w:val="single" w:sz="4" w:space="0" w:color="auto"/>
-                    <w:bottom w:val="single" w:sz="4" w:space="0" w:color="auto"/>
-                    <w:right w:val="single" w:sz="4" w:space="0" w:color="auto"/>
-                  </w:tcBorders>
-                  <w:shd w:val="clear" w:color="auto" w:fill="auto"/>
-                  <w:noWrap/>
-                  <w:vAlign w:val="center"/>
-                </w:tcPr>
-                <w:p>
-                  <w:pPr>
-                    <w:spacing w:after="0"/>
-                    <w:jc w:val="both"/>
-                  </w:pPr>
-                  <w:r>
-                    <w:t>Código Postal</w:t>
-                  </w:r>
-                </w:p>
-              </w:tc>
-              <w:tc>
-                <w:tcPr>
-                  <w:tcW w:w="6082" w:type="dxa"/>
-                  <w:tcBorders>
-                    <w:top w:val="nil"/>
-                    <w:left w:val="nil"/>
-                    <w:bottom w:val="single" w:sz="4" w:space="0" w:color="auto"/>
-                    <w:right w:val="single" w:sz="4" w:space="0" w:color="auto"/>
-                  </w:tcBorders>
-                  <w:shd w:val="clear" w:color="auto" w:fill="auto"/>
-                  <w:noWrap/>
-                  <w:vAlign w:val="center"/>
-                </w:tcPr>
-                <w:p>
-                  <w:pPr>
-                    <w:spacing w:after="0"/>
-                    <w:jc w:val="both"/>
-                  </w:pPr>
-                  <w:proofErr w:type="gramStart"/>
-                  <w:r>
-                    <w:t xml:space="preserve">{{ </w:t>
-                  </w:r>
-                  <w:proofErr w:type="spellStart"/>
-                  <w:r>
-                    <w:t>codigo</w:t>
-                  </w:r>
-                  <w:proofErr w:type="gramEnd"/>
-                  <w:r>
-                    <w:t>_postal</w:t>
-                  </w:r>
-                  <w:proofErr w:type="spellEnd"/>
-                  <w:r>
-                    <w:t xml:space="preserve"> }}</w:t>
-                  </w:r>
-                </w:p>
-              </w:tc>
-            </w:tr>
-            <w:tr>
-              <w:trPr>
-                <w:trHeight w:val="283"/>
-              </w:trPr>
-              <w:tc>
-                <w:tcPr>
-                  <w:tcW w:w="3397" w:type="dxa"/>
-                  <w:tcBorders>
-                    <w:top w:val="nil"/>
-                    <w:left w:val="single" w:sz="4" w:space="0" w:color="auto"/>
-                    <w:bottom w:val="single" w:sz="4" w:space="0" w:color="auto"/>
-                    <w:right w:val="single" w:sz="4" w:space="0" w:color="auto"/>
-                  </w:tcBorders>
-                  <w:shd w:val="clear" w:color="auto" w:fill="auto"/>
-                  <w:noWrap/>
-                  <w:vAlign w:val="center"/>
-                </w:tcPr>
-                <w:p>
-                  <w:pPr>
-                    <w:spacing w:after="0"/>
-                    <w:jc w:val="both"/>
-                  </w:pPr>
-                  <w:r>
-                    <w:t>Municipio</w:t>
-                  </w:r>
-                </w:p>
-              </w:tc>
-              <w:tc>
-                <w:tcPr>
-                  <w:tcW w:w="6082" w:type="dxa"/>
-                  <w:tcBorders>
-                    <w:top w:val="nil"/>
-                    <w:left w:val="nil"/>
-                    <w:bottom w:val="single" w:sz="4" w:space="0" w:color="auto"/>
-                    <w:right w:val="single" w:sz="4" w:space="0" w:color="auto"/>
-                  </w:tcBorders>
-                  <w:shd w:val="clear" w:color="auto" w:fill="auto"/>
-                  <w:noWrap/>
-                  <w:vAlign w:val="center"/>
-                </w:tcPr>
-                <w:p>
-                  <w:pPr>
-                    <w:spacing w:after="0"/>
-                    <w:jc w:val="both"/>
-                  </w:pPr>
-                  <w:proofErr w:type="gramStart"/>
-                  <w:r>
-                    <w:t>{{ municipio</w:t>
-                  </w:r>
-                  <w:proofErr w:type="gramEnd"/>
-                  <w:r>
-                    <w:t xml:space="preserve"> }}</w:t>
-                  </w:r>
-                </w:p>
-              </w:tc>
-            </w:tr>
-            <w:tr>
-              <w:trPr>
-                <w:trHeight w:val="283"/>
-              </w:trPr>
-              <w:tc>
-                <w:tcPr>
-                  <w:tcW w:w="3397" w:type="dxa"/>
-                  <w:tcBorders>
-                    <w:top w:val="nil"/>
-                    <w:left w:val="single" w:sz="4" w:space="0" w:color="auto"/>
-                    <w:bottom w:val="single" w:sz="4" w:space="0" w:color="auto"/>
-                    <w:right w:val="single" w:sz="4" w:space="0" w:color="auto"/>
-                  </w:tcBorders>
-                  <w:shd w:val="clear" w:color="auto" w:fill="auto"/>
-                  <w:noWrap/>
-                  <w:vAlign w:val="center"/>
-                </w:tcPr>
-                <w:p>
-                  <w:pPr>
-                    <w:spacing w:after="0"/>
-                    <w:jc w:val="both"/>
-                  </w:pPr>
-                  <w:r>
-                    <w:t>Estado</w:t>
-                  </w:r>
-                </w:p>
-              </w:tc>
-              <w:tc>
-                <w:tcPr>
-                  <w:tcW w:w="6082" w:type="dxa"/>
-                  <w:tcBorders>
-                    <w:top w:val="nil"/>
-                    <w:left w:val="nil"/>
-                    <w:bottom w:val="single" w:sz="4" w:space="0" w:color="auto"/>
-                    <w:right w:val="single" w:sz="4" w:space="0" w:color="auto"/>
-                  </w:tcBorders>
-                  <w:shd w:val="clear" w:color="auto" w:fill="auto"/>
-                  <w:noWrap/>
-                  <w:vAlign w:val="center"/>
-                </w:tcPr>
-                <w:p>
-                  <w:pPr>
-                    <w:spacing w:after="0"/>
-                    <w:jc w:val="both"/>
-                  </w:pPr>
-                  <w:proofErr w:type="gramStart"/>
-                  <w:r>
-                    <w:t>{{ estado</w:t>
-                  </w:r>
-                  <w:proofErr w:type="gramEnd"/>
-                  <w:r>
-                    <w:t xml:space="preserve"> }}</w:t>
-                  </w:r>
-                </w:p>
-              </w:tc>
-            </w:tr>
-            <w:tr>
-              <w:trPr>
-                <w:trHeight w:val="283"/>
-              </w:trPr>
-              <w:tc>
-                <w:tcPr>
-                  <w:tcW w:w="3397" w:type="dxa"/>
-                  <w:tcBorders>
-                    <w:top w:val="nil"/>
-                    <w:left w:val="single" w:sz="4" w:space="0" w:color="auto"/>
-                    <w:bottom w:val="single" w:sz="4" w:space="0" w:color="auto"/>
-                    <w:right w:val="single" w:sz="4" w:space="0" w:color="auto"/>
-                  </w:tcBorders>
-                  <w:shd w:val="clear" w:color="auto" w:fill="auto"/>
-                  <w:noWrap/>
-                  <w:vAlign w:val="center"/>
-                  <w:hideMark/>
-                </w:tcPr>
-                <w:p>
-                  <w:pPr>
-                    <w:spacing w:after="0"/>
-                    <w:jc w:val="both"/>
-                  </w:pPr>
-                  <w:r>
-                    <w:t>Giro comercial</w:t>
-                  </w:r>
-                </w:p>
-              </w:tc>
-              <w:tc>
-                <w:tcPr>
-                  <w:tcW w:w="6082" w:type="dxa"/>
-                  <w:tcBorders>
-                    <w:top w:val="nil"/>
-                    <w:left w:val="nil"/>
-                    <w:bottom w:val="single" w:sz="4" w:space="0" w:color="auto"/>
-                    <w:right w:val="single" w:sz="4" w:space="0" w:color="auto"/>
-                  </w:tcBorders>
-                  <w:shd w:val="clear" w:color="auto" w:fill="auto"/>
-                  <w:noWrap/>
-                  <w:vAlign w:val="center"/>
-                  <w:hideMark/>
-                </w:tcPr>
-                <w:p>
-                  <w:pPr>
-                    <w:spacing w:after="0"/>
-                    <w:jc w:val="both"/>
-                  </w:pPr>
-                  <w:proofErr w:type="gramStart"/>
-                  <w:r>
-                    <w:t xml:space="preserve">{{ </w:t>
-                  </w:r>
-                  <w:proofErr w:type="spellStart"/>
-                  <w:r>
-                    <w:t>giro</w:t>
-                  </w:r>
-                  <w:proofErr w:type="gramEnd"/>
-                  <w:r>
-                    <w:t>_comercial</w:t>
-                  </w:r>
-                  <w:proofErr w:type="spellEnd"/>
-                  <w:r>
-                    <w:t xml:space="preserve"> }}</w:t>
-                  </w:r>
-                </w:p>
-              </w:tc>
-            </w:tr>
-            <w:tr>
-              <w:trPr>
-                <w:trHeight w:val="283"/>
-              </w:trPr>
-              <w:tc>
-                <w:tcPr>
-                  <w:tcW w:w="3397" w:type="dxa"/>
-                  <w:tcBorders>
-                    <w:top w:val="nil"/>
-                    <w:left w:val="single" w:sz="4" w:space="0" w:color="auto"/>
-                    <w:bottom w:val="single" w:sz="4" w:space="0" w:color="auto"/>
-                    <w:right w:val="single" w:sz="4" w:space="0" w:color="auto"/>
-                  </w:tcBorders>
-                  <w:shd w:val="clear" w:color="auto" w:fill="auto"/>
-                  <w:noWrap/>
-                  <w:vAlign w:val="center"/>
-                  <w:hideMark/>
-                </w:tcPr>
-                <w:p>
-                  <w:pPr>
-                    <w:spacing w:after="0"/>
-                    <w:jc w:val="both"/>
-                  </w:pPr>
-                  <w:r>
-                    <w:t>Descripción de actividades</w:t>
-                  </w:r>
-                </w:p>
-              </w:tc>
-              <w:tc>
-                <w:tcPr>
-                  <w:tcW w:w="6082" w:type="dxa"/>
-                  <w:tcBorders>
-                    <w:top w:val="nil"/>
-                    <w:left w:val="nil"/>
-                    <w:bottom w:val="single" w:sz="4" w:space="0" w:color="auto"/>
-                    <w:right w:val="single" w:sz="4" w:space="0" w:color="auto"/>
-                  </w:tcBorders>
-                  <w:shd w:val="clear" w:color="auto" w:fill="auto"/>
-                  <w:noWrap/>
-                  <w:vAlign w:val="center"/>
-                  <w:hideMark/>
-                </w:tcPr>
-                <w:p>
-                  <w:pPr>
-                    <w:spacing w:after="0"/>
-                    <w:jc w:val="both"/>
-                  </w:pPr>
-                  <w:proofErr w:type="gramStart"/>
-                  <w:r>
-                    <w:t xml:space="preserve">{{ </w:t>
-                  </w:r>
-                  <w:proofErr w:type="spellStart"/>
-                  <w:r>
-                    <w:t>descripcion</w:t>
-                  </w:r>
-                  <w:proofErr w:type="gramEnd"/>
-                  <w:r>
-                    <w:t>_actividades</w:t>
-                  </w:r>
-                  <w:proofErr w:type="spellEnd"/>
-                  <w:r>
-                    <w:t xml:space="preserve"> }}</w:t>
-                  </w:r>
-                </w:p>
-              </w:tc>
-            </w:tr>
-            <w:tr>
-              <w:trPr>
-                <w:trHeight w:val="283"/>
-              </w:trPr>
-              <w:tc>
-                <w:tcPr>
-                  <w:tcW w:w="3397" w:type="dxa"/>
-                  <w:tcBorders>
-                    <w:top w:val="nil"/>
-                    <w:left w:val="single" w:sz="4" w:space="0" w:color="auto"/>
-                    <w:bottom w:val="single" w:sz="4" w:space="0" w:color="auto"/>
-                    <w:right w:val="single" w:sz="4" w:space="0" w:color="auto"/>
-                  </w:tcBorders>
-                  <w:shd w:val="clear" w:color="auto" w:fill="auto"/>
-                  <w:noWrap/>
-                  <w:vAlign w:val="center"/>
-                  <w:hideMark/>
-                </w:tcPr>
-                <w:p>
-                  <w:pPr>
-                    <w:spacing w:after="0"/>
-                    <w:jc w:val="both"/>
-                  </w:pPr>
-                  <w:r>
-                    <w:t>Teléfono</w:t>
-                  </w:r>
-                </w:p>
-              </w:tc>
-              <w:tc>
-                <w:tcPr>
-                  <w:tcW w:w="6082" w:type="dxa"/>
-                  <w:tcBorders>
-                    <w:top w:val="nil"/>
-                    <w:left w:val="nil"/>
-                    <w:bottom w:val="single" w:sz="4" w:space="0" w:color="auto"/>
-                    <w:right w:val="single" w:sz="4" w:space="0" w:color="auto"/>
-                  </w:tcBorders>
-                  <w:shd w:val="clear" w:color="auto" w:fill="auto"/>
-                  <w:noWrap/>
-                  <w:vAlign w:val="center"/>
-                </w:tcPr>
-                <w:p>
-                  <w:pPr>
-                    <w:spacing w:after="0"/>
-                    <w:jc w:val="both"/>
-                  </w:pPr>
-                  <w:proofErr w:type="gramStart"/>
-                  <w:r>
-                    <w:t xml:space="preserve">{{ </w:t>
-                  </w:r>
-                  <w:proofErr w:type="spellStart"/>
-                  <w:r>
-                    <w:t>telefono</w:t>
-                  </w:r>
-                  <w:proofErr w:type="spellEnd"/>
-                  <w:proofErr w:type="gramEnd"/>
-                  <w:r>
-                    <w:t xml:space="preserve"> }}</w:t>
-                  </w:r>
-                </w:p>
-              </w:tc>
-            </w:tr>
-            <w:tr>
-              <w:trPr>
-                <w:trHeight w:val="283"/>
-              </w:trPr>
-              <w:tc>
-                <w:tcPr>
-                  <w:tcW w:w="3397" w:type="dxa"/>
-                  <w:tcBorders>
-                    <w:top w:val="nil"/>
-                    <w:left w:val="single" w:sz="4" w:space="0" w:color="auto"/>
-                    <w:bottom w:val="single" w:sz="4" w:space="0" w:color="auto"/>
-                    <w:right w:val="single" w:sz="4" w:space="0" w:color="auto"/>
-                  </w:tcBorders>
-                  <w:shd w:val="clear" w:color="auto" w:fill="auto"/>
-                  <w:noWrap/>
-                  <w:vAlign w:val="center"/>
-                  <w:hideMark/>
-                </w:tcPr>
-                <w:p>
-                  <w:pPr>
-                    <w:spacing w:after="0"/>
-                    <w:jc w:val="both"/>
-                  </w:pPr>
-                  <w:r>
-                    <w:t>Correo electrónico</w:t>
-                  </w:r>
-                </w:p>
-              </w:tc>
-              <w:tc>
-                <w:tcPr>
-                  <w:tcW w:w="6082" w:type="dxa"/>
-                  <w:tcBorders>
-                    <w:top w:val="nil"/>
-                    <w:left w:val="nil"/>
-                    <w:bottom w:val="single" w:sz="4" w:space="0" w:color="auto"/>
-                    <w:right w:val="single" w:sz="4" w:space="0" w:color="auto"/>
-                  </w:tcBorders>
-                  <w:shd w:val="clear" w:color="auto" w:fill="auto"/>
-                  <w:noWrap/>
-                  <w:vAlign w:val="center"/>
-                </w:tcPr>
-                <w:p>
-                  <w:pPr>
-                    <w:spacing w:after="0"/>
-                    <w:jc w:val="both"/>
-                  </w:pPr>
-                  <w:proofErr w:type="gramStart"/>
-                  <w:r>
-                    <w:t>{{ email</w:t>
-                  </w:r>
-                  <w:proofErr w:type="gramEnd"/>
-                  <w:r>
-                    <w:t xml:space="preserve"> }}</w:t>
-                  </w:r>
-                </w:p>
-              </w:tc>
-            </w:tr>
-            <w:tr>
-              <w:trPr>
-                <w:trHeight w:val="283"/>
-              </w:trPr>
-              <w:tc>
-                <w:tcPr>
-                  <w:tcW w:w="3397" w:type="dxa"/>
-                  <w:tcBorders>
-                    <w:top w:val="nil"/>
-                    <w:left w:val="single" w:sz="4" w:space="0" w:color="auto"/>
-                    <w:bottom w:val="single" w:sz="4" w:space="0" w:color="auto"/>
-                    <w:right w:val="single" w:sz="4" w:space="0" w:color="auto"/>
-                  </w:tcBorders>
-                  <w:shd w:val="clear" w:color="auto" w:fill="auto"/>
-                  <w:noWrap/>
-                  <w:vAlign w:val="center"/>
-                </w:tcPr>
-                <w:p>
-                  <w:pPr>
-                    <w:spacing w:after="0"/>
-                    <w:jc w:val="both"/>
-                  </w:pPr>
-                  <w:r>
-                    <w:t>Días</w:t>
-                  </w:r>
-                </w:p>
-              </w:tc>
-              <w:tc>
-                <w:tcPr>
-                  <w:tcW w:w="6082" w:type="dxa"/>
-                  <w:tcBorders>
-                    <w:top w:val="nil"/>
-                    <w:left w:val="nil"/>
-                    <w:bottom w:val="single" w:sz="4" w:space="0" w:color="auto"/>
-                    <w:right w:val="single" w:sz="4" w:space="0" w:color="auto"/>
-                  </w:tcBorders>
-                  <w:shd w:val="clear" w:color="auto" w:fill="auto"/>
-                  <w:noWrap/>
-                  <w:vAlign w:val="center"/>
-                </w:tcPr>
-                <w:p>
-                  <w:pPr>
-                    <w:spacing w:after="0"/>
-                    <w:jc w:val="both"/>
-                  </w:pPr>
-                  <w:proofErr w:type="gramStart"/>
-                  <w:r>
-                    <w:t xml:space="preserve">{{ </w:t>
-                  </w:r>
-                  <w:proofErr w:type="spellStart"/>
-                  <w:r>
-                    <w:t>dias</w:t>
-                  </w:r>
-                  <w:proofErr w:type="gramEnd"/>
-                  <w:r>
-                    <w:t>_trabajo</w:t>
-                  </w:r>
-                  <w:proofErr w:type="spellEnd"/>
-                  <w:r>
-                    <w:t xml:space="preserve"> }}</w:t>
-                  </w:r>
-                </w:p>
-              </w:tc>
-            </w:tr>
-            <w:tr>
-              <w:trPr>
-                <w:trHeight w:val="283"/>
-              </w:trPr>
-              <w:tc>
-                <w:tcPr>
-                  <w:tcW w:w="3397" w:type="dxa"/>
-                  <w:tcBorders>
-                    <w:top w:val="nil"/>
-                    <w:left w:val="single" w:sz="4" w:space="0" w:color="auto"/>
-                    <w:bottom w:val="single" w:sz="4" w:space="0" w:color="auto"/>
-                    <w:right w:val="single" w:sz="4" w:space="0" w:color="auto"/>
-                  </w:tcBorders>
-                  <w:shd w:val="clear" w:color="auto" w:fill="auto"/>
-                  <w:noWrap/>
-                  <w:vAlign w:val="center"/>
-                </w:tcPr>
-                <w:p>
-                  <w:pPr>
-                    <w:spacing w:after="0"/>
-                    <w:jc w:val="both"/>
-                  </w:pPr>
-                  <w:r>
-                    <w:t>Horario</w:t>
-                  </w:r>
-                </w:p>
-              </w:tc>
-              <w:tc>
-                <w:tcPr>
-                  <w:tcW w:w="6082" w:type="dxa"/>
-                  <w:tcBorders>
-                    <w:top w:val="nil"/>
-                    <w:left w:val="nil"/>
-                    <w:bottom w:val="single" w:sz="4" w:space="0" w:color="auto"/>
-                    <w:right w:val="single" w:sz="4" w:space="0" w:color="auto"/>
-                  </w:tcBorders>
-                  <w:shd w:val="clear" w:color="auto" w:fill="auto"/>
-                  <w:noWrap/>
-                  <w:vAlign w:val="center"/>
-                </w:tcPr>
-                <w:p>
-                  <w:pPr>
-                    <w:spacing w:after="0"/>
-                    <w:jc w:val="both"/>
-                  </w:pPr>
-                  <w:proofErr w:type="gramStart"/>
-                  <w:r>
-                    <w:t>{{ horario</w:t>
-                  </w:r>
-                  <w:proofErr w:type="gramEnd"/>
-                  <w:r>
-                    <w:t xml:space="preserve"> }}</w:t>
-                  </w:r>
-                </w:p>
-              </w:tc>
-            </w:tr>
-            <w:tr>
-              <w:trPr>
-                <w:trHeight w:val="283"/>
-              </w:trPr>
-              <w:tc>
-                <w:tcPr>
-                  <w:tcW w:w="3397" w:type="dxa"/>
-                  <w:tcBorders>
-                    <w:top w:val="nil"/>
-                    <w:left w:val="single" w:sz="4" w:space="0" w:color="auto"/>
-                    <w:bottom w:val="single" w:sz="4" w:space="0" w:color="auto"/>
-                    <w:right w:val="single" w:sz="4" w:space="0" w:color="auto"/>
-                  </w:tcBorders>
-                  <w:shd w:val="clear" w:color="auto" w:fill="auto"/>
-                  <w:noWrap/>
-                  <w:vAlign w:val="center"/>
-                </w:tcPr>
-                <w:p>
-                  <w:pPr>
-                    <w:spacing w:after="0"/>
-                    <w:jc w:val="both"/>
-                  </w:pPr>
-                  <w:r>
-                    <w:t>Antigüedad del inmueble</w:t>
-                  </w:r>
-                </w:p>
-              </w:tc>
-              <w:tc>
-                <w:tcPr>
-                  <w:tcW w:w="6082" w:type="dxa"/>
-                  <w:tcBorders>
-                    <w:top w:val="nil"/>
-                    <w:left w:val="nil"/>
-                    <w:bottom w:val="single" w:sz="4" w:space="0" w:color="auto"/>
-                    <w:right w:val="single" w:sz="4" w:space="0" w:color="auto"/>
-                  </w:tcBorders>
-                  <w:shd w:val="clear" w:color="auto" w:fill="auto"/>
-                  <w:noWrap/>
-                  <w:vAlign w:val="center"/>
-                </w:tcPr>
-                <w:p>
-                  <w:pPr>
-                    <w:spacing w:after="0"/>
-                    <w:jc w:val="both"/>
-                  </w:pPr>
-                  <w:proofErr w:type="gramStart"/>
-                  <w:r>
-                    <w:t xml:space="preserve">{{ </w:t>
-                  </w:r>
-                  <w:proofErr w:type="spellStart"/>
-                  <w:r>
-                    <w:t>antiguedad</w:t>
-                  </w:r>
-                  <w:proofErr w:type="gramEnd"/>
-                  <w:r>
-                    <w:t>_inmueble</w:t>
-                  </w:r>
-                  <w:proofErr w:type="spellEnd"/>
-                  <w:r>
-                    <w:t xml:space="preserve"> }}</w:t>
-                  </w:r>
-                  <w:r>
-                    <w:t xml:space="preserve"> AÑOS</w:t>
-                  </w:r>
-                </w:p>
-              </w:tc>
-            </w:tr>
-            <w:tr>
-              <w:trPr>
-                <w:trHeight w:val="283"/>
-              </w:trPr>
-              <w:tc>
-                <w:tcPr>
-                  <w:tcW w:w="3397" w:type="dxa"/>
-                  <w:tcBorders>
-                    <w:top w:val="nil"/>
-                    <w:left w:val="single" w:sz="4" w:space="0" w:color="auto"/>
-                    <w:bottom w:val="single" w:sz="4" w:space="0" w:color="auto"/>
-                    <w:right w:val="single" w:sz="4" w:space="0" w:color="auto"/>
-                  </w:tcBorders>
-                  <w:shd w:val="clear" w:color="auto" w:fill="auto"/>
-                  <w:noWrap/>
-                  <w:vAlign w:val="center"/>
-                </w:tcPr>
-                <w:p>
-                  <w:pPr>
-                    <w:spacing w:after="0"/>
-                    <w:jc w:val="both"/>
-                  </w:pPr>
-                  <w:r>
-                    <w:t>Inicio de Operaciones</w:t>
-                  </w:r>
-                </w:p>
-              </w:tc>
-              <w:tc>
-                <w:tcPr>
-                  <w:tcW w:w="6082" w:type="dxa"/>
-                  <w:tcBorders>
-                    <w:top w:val="nil"/>
-                    <w:left w:val="nil"/>
-                    <w:bottom w:val="single" w:sz="4" w:space="0" w:color="auto"/>
-                    <w:right w:val="single" w:sz="4" w:space="0" w:color="auto"/>
-                  </w:tcBorders>
-                  <w:shd w:val="clear" w:color="auto" w:fill="auto"/>
-                  <w:noWrap/>
-                  <w:vAlign w:val="center"/>
-                </w:tcPr>
-                <w:p>
-                  <w:pPr>
-                    <w:spacing w:after="0"/>
-                    <w:jc w:val="both"/>
-                  </w:pPr>
-                  <w:proofErr w:type="gramStart"/>
-                  <w:r>
-                    <w:t xml:space="preserve">{{ </w:t>
-                  </w:r>
-                  <w:proofErr w:type="spellStart"/>
-                  <w:r>
-                    <w:t>inicio</w:t>
-                  </w:r>
-                  <w:proofErr w:type="gramEnd"/>
-                  <w:r>
-                    <w:t>_operaciones</w:t>
-                  </w:r>
-                  <w:proofErr w:type="spellEnd"/>
-                  <w:r>
-                    <w:t xml:space="preserve"> }}</w:t>
-                  </w:r>
-                </w:p>
-              </w:tc>
-            </w:tr>
-            <w:tr>
-              <w:trPr>
-                <w:trHeight w:val="283"/>
-              </w:trPr>
-              <w:tc>
-                <w:tcPr>
-                  <w:tcW w:w="3397" w:type="dxa"/>
-                  <w:tcBorders>
-                    <w:top w:val="nil"/>
-                    <w:left w:val="single" w:sz="4" w:space="0" w:color="auto"/>
-                    <w:bottom w:val="single" w:sz="4" w:space="0" w:color="auto"/>
-                    <w:right w:val="single" w:sz="4" w:space="0" w:color="auto"/>
-                  </w:tcBorders>
-                  <w:shd w:val="clear" w:color="auto" w:fill="auto"/>
-                  <w:noWrap/>
-                  <w:vAlign w:val="center"/>
-                </w:tcPr>
-                <w:p>
-                  <w:pPr>
-                    <w:spacing w:after="0"/>
-                    <w:jc w:val="both"/>
-                  </w:pPr>
-                  <w:r>
-                    <w:t>No. de Edificios</w:t>
-                  </w:r>
-                </w:p>
-              </w:tc>
-              <w:tc>
-                <w:tcPr>
-                  <w:tcW w:w="6082" w:type="dxa"/>
-                  <w:tcBorders>
-                    <w:top w:val="nil"/>
-                    <w:left w:val="nil"/>
-                    <w:bottom w:val="single" w:sz="4" w:space="0" w:color="auto"/>
-                    <w:right w:val="single" w:sz="4" w:space="0" w:color="auto"/>
-                  </w:tcBorders>
-                  <w:shd w:val="clear" w:color="auto" w:fill="auto"/>
-                  <w:noWrap/>
-                  <w:vAlign w:val="center"/>
-                </w:tcPr>
-                <w:p>
-                  <w:pPr>
-                    <w:spacing w:after="0"/>
-                    <w:jc w:val="both"/>
-                  </w:pPr>
-                  <w:proofErr w:type="gramStart"/>
-                  <w:r>
-                    <w:t>{{ edificios</w:t>
-                  </w:r>
-                  <w:proofErr w:type="gramEnd"/>
-                  <w:r>
-                    <w:t xml:space="preserve"> }}</w:t>
-                  </w:r>
-                </w:p>
-              </w:tc>
-            </w:tr>
-            <w:tr>
-              <w:trPr>
-                <w:trHeight w:val="283"/>
-              </w:trPr>
-              <w:tc>
-                <w:tcPr>
-                  <w:tcW w:w="3397" w:type="dxa"/>
-                  <w:tcBorders>
-                    <w:top w:val="nil"/>
-                    <w:left w:val="single" w:sz="4" w:space="0" w:color="auto"/>
-                    <w:bottom w:val="single" w:sz="4" w:space="0" w:color="auto"/>
-                    <w:right w:val="single" w:sz="4" w:space="0" w:color="auto"/>
-                  </w:tcBorders>
-                  <w:shd w:val="clear" w:color="auto" w:fill="auto"/>
-                  <w:noWrap/>
-                  <w:vAlign w:val="center"/>
-                </w:tcPr>
-                <w:p>
-                  <w:pPr>
-                    <w:spacing w:after="0"/>
-                    <w:jc w:val="both"/>
-                  </w:pPr>
-                  <w:r>
-                    <w:t>No. de niveles</w:t>
-                  </w:r>
-                </w:p>
-              </w:tc>
-              <w:tc>
-                <w:tcPr>
-                  <w:tcW w:w="6082" w:type="dxa"/>
-                  <w:tcBorders>
-                    <w:top w:val="nil"/>
-                    <w:left w:val="nil"/>
-                    <w:bottom w:val="single" w:sz="4" w:space="0" w:color="auto"/>
-                    <w:right w:val="single" w:sz="4" w:space="0" w:color="auto"/>
-                  </w:tcBorders>
-                  <w:shd w:val="clear" w:color="auto" w:fill="auto"/>
-                  <w:noWrap/>
-                  <w:vAlign w:val="center"/>
-                </w:tcPr>
-                <w:p>
-                  <w:pPr>
-                    <w:spacing w:after="0"/>
-                    <w:jc w:val="both"/>
-                  </w:pPr>
-                  <w:proofErr w:type="gramStart"/>
-                  <w:r>
-                    <w:t>{{ niveles</w:t>
-                  </w:r>
-                  <w:proofErr w:type="gramEnd"/>
-                  <w:r>
-                    <w:t xml:space="preserve"> }}</w:t>
-                  </w:r>
-                </w:p>
-              </w:tc>
-            </w:tr>
-            <w:tr>
-              <w:trPr>
-                <w:trHeight w:val="283"/>
-              </w:trPr>
-              <w:tc>
-                <w:tcPr>
-                  <w:tcW w:w="3397" w:type="dxa"/>
-                  <w:tcBorders>
-                    <w:top w:val="nil"/>
-                    <w:left w:val="single" w:sz="4" w:space="0" w:color="auto"/>
-                    <w:bottom w:val="single" w:sz="4" w:space="0" w:color="auto"/>
-                    <w:right w:val="single" w:sz="4" w:space="0" w:color="auto"/>
-                  </w:tcBorders>
-                  <w:shd w:val="clear" w:color="auto" w:fill="auto"/>
-                  <w:noWrap/>
-                  <w:vAlign w:val="center"/>
-                </w:tcPr>
-                <w:p>
-                  <w:pPr>
-                    <w:spacing w:after="0"/>
-                    <w:jc w:val="both"/>
-                  </w:pPr>
-                  <w:r>
-                    <w:t>No. Accesos</w:t>
-                  </w:r>
-                </w:p>
-              </w:tc>
-              <w:tc>
-                <w:tcPr>
-                  <w:tcW w:w="6082" w:type="dxa"/>
-                  <w:tcBorders>
-                    <w:top w:val="nil"/>
-                    <w:left w:val="nil"/>
-                    <w:bottom w:val="single" w:sz="4" w:space="0" w:color="auto"/>
-                    <w:right w:val="single" w:sz="4" w:space="0" w:color="auto"/>
-                  </w:tcBorders>
-                  <w:shd w:val="clear" w:color="auto" w:fill="auto"/>
-                  <w:noWrap/>
-                  <w:vAlign w:val="center"/>
-                </w:tcPr>
-                <w:p>
-                  <w:pPr>
-                    <w:spacing w:after="0"/>
-                    <w:jc w:val="both"/>
-                  </w:pPr>
-                  <w:proofErr w:type="gramStart"/>
-                  <w:r>
-                    <w:t>{{ accesos</w:t>
-                  </w:r>
-                  <w:proofErr w:type="gramEnd"/>
-                  <w:r>
-                    <w:t xml:space="preserve"> }}</w:t>
-                  </w:r>
-                </w:p>
-              </w:tc>
-            </w:tr>
-            <w:tr>
-              <w:trPr>
-                <w:trHeight w:val="283"/>
-              </w:trPr>
-              <w:tc>
-                <w:tcPr>
-                  <w:tcW w:w="3397" w:type="dxa"/>
-                  <w:tcBorders>
-                    <w:top w:val="nil"/>
-                    <w:left w:val="single" w:sz="4" w:space="0" w:color="auto"/>
-                    <w:bottom w:val="single" w:sz="4" w:space="0" w:color="auto"/>
-                    <w:right w:val="single" w:sz="4" w:space="0" w:color="auto"/>
-                  </w:tcBorders>
-                  <w:shd w:val="clear" w:color="auto" w:fill="auto"/>
-                  <w:noWrap/>
-                  <w:vAlign w:val="center"/>
-                </w:tcPr>
-                <w:p>
-                  <w:pPr>
-                    <w:spacing w:after="0"/>
-                    <w:jc w:val="both"/>
-                  </w:pPr>
-                  <w:r>
-                    <w:t>No. Salidas de Emergencia</w:t>
-                  </w:r>
-                </w:p>
-              </w:tc>
-              <w:tc>
-                <w:tcPr>
-                  <w:tcW w:w="6082" w:type="dxa"/>
-                  <w:tcBorders>
-                    <w:top w:val="nil"/>
-                    <w:left w:val="nil"/>
-                    <w:bottom w:val="single" w:sz="4" w:space="0" w:color="auto"/>
-                    <w:right w:val="single" w:sz="4" w:space="0" w:color="auto"/>
-                  </w:tcBorders>
-                  <w:shd w:val="clear" w:color="auto" w:fill="auto"/>
-                  <w:noWrap/>
-                  <w:vAlign w:val="center"/>
-                </w:tcPr>
-                <w:p>
-                  <w:pPr>
-                    <w:spacing w:after="0"/>
-                    <w:jc w:val="both"/>
-                  </w:pPr>
-                  <w:proofErr w:type="gramStart"/>
-                  <w:r>
-                    <w:t xml:space="preserve">{{ </w:t>
-                  </w:r>
-                  <w:proofErr w:type="spellStart"/>
-                  <w:r>
-                    <w:t>salidas</w:t>
-                  </w:r>
-                  <w:proofErr w:type="gramEnd"/>
-                  <w:r>
-                    <w:t>_emergencia</w:t>
-                  </w:r>
-                  <w:proofErr w:type="spellEnd"/>
-                  <w:r>
-                    <w:t xml:space="preserve"> }}</w:t>
-                  </w:r>
-                </w:p>
-              </w:tc>
-            </w:tr>
-            <w:tr>
-              <w:trPr>
-                <w:trHeight w:val="283"/>
-              </w:trPr>
-              <w:tc>
-                <w:tcPr>
-                  <w:tcW w:w="3397" w:type="dxa"/>
-                  <w:tcBorders>
-                    <w:top w:val="nil"/>
-                    <w:left w:val="single" w:sz="4" w:space="0" w:color="auto"/>
-                    <w:bottom w:val="single" w:sz="4" w:space="0" w:color="auto"/>
-                    <w:right w:val="single" w:sz="4" w:space="0" w:color="auto"/>
-                  </w:tcBorders>
-                  <w:shd w:val="clear" w:color="auto" w:fill="auto"/>
-                  <w:noWrap/>
-                  <w:vAlign w:val="center"/>
-                </w:tcPr>
-                <w:p>
-                  <w:pPr>
-                    <w:spacing w:after="0"/>
-                    <w:jc w:val="both"/>
-                  </w:pPr>
-                  <w:r>
-                    <w:t>No. Escaleras</w:t>
-                  </w:r>
-                </w:p>
-              </w:tc>
-              <w:tc>
-                <w:tcPr>
-                  <w:tcW w:w="6082" w:type="dxa"/>
-                  <w:tcBorders>
-                    <w:top w:val="nil"/>
-                    <w:left w:val="nil"/>
-                    <w:bottom w:val="single" w:sz="4" w:space="0" w:color="auto"/>
-                    <w:right w:val="single" w:sz="4" w:space="0" w:color="auto"/>
-                  </w:tcBorders>
-                  <w:shd w:val="clear" w:color="auto" w:fill="auto"/>
-                  <w:noWrap/>
-                  <w:vAlign w:val="center"/>
-                </w:tcPr>
-                <w:p>
-                  <w:pPr>
-                    <w:spacing w:after="0"/>
-                    <w:jc w:val="both"/>
-                  </w:pPr>
-                  <w:proofErr w:type="gramStart"/>
-                  <w:r>
-                    <w:t>{{ escaleras</w:t>
-                  </w:r>
-                  <w:proofErr w:type="gramEnd"/>
-                  <w:r>
-                    <w:t xml:space="preserve"> }}</w:t>
-                  </w:r>
-                </w:p>
-              </w:tc>
-            </w:tr>
-            <w:tr>
-              <w:trPr>
-                <w:trHeight w:val="283"/>
-              </w:trPr>
-              <w:tc>
-                <w:tcPr>
-                  <w:tcW w:w="3397" w:type="dxa"/>
-                  <w:tcBorders>
-                    <w:top w:val="nil"/>
-                    <w:left w:val="single" w:sz="4" w:space="0" w:color="auto"/>
-                    <w:bottom w:val="single" w:sz="4" w:space="0" w:color="auto"/>
-                    <w:right w:val="single" w:sz="4" w:space="0" w:color="auto"/>
-                  </w:tcBorders>
-                  <w:shd w:val="clear" w:color="auto" w:fill="auto"/>
-                  <w:noWrap/>
-                  <w:vAlign w:val="center"/>
-                </w:tcPr>
-                <w:p>
-                  <w:pPr>
-                    <w:spacing w:after="0"/>
-                    <w:jc w:val="both"/>
-                  </w:pPr>
-                  <w:r>
-                    <w:t>No. Escaleras de Emergencia</w:t>
-                  </w:r>
-                </w:p>
-              </w:tc>
-              <w:tc>
-                <w:tcPr>
-                  <w:tcW w:w="6082" w:type="dxa"/>
-                  <w:tcBorders>
-                    <w:top w:val="nil"/>
-                    <w:left w:val="nil"/>
-                    <w:bottom w:val="single" w:sz="4" w:space="0" w:color="auto"/>
-                    <w:right w:val="single" w:sz="4" w:space="0" w:color="auto"/>
-                  </w:tcBorders>
-                  <w:shd w:val="clear" w:color="auto" w:fill="auto"/>
-                  <w:noWrap/>
-                  <w:vAlign w:val="center"/>
-                </w:tcPr>
-                <w:p>
-                  <w:pPr>
-                    <w:spacing w:after="0"/>
-                    <w:jc w:val="both"/>
-                  </w:pPr>
-                  <w:proofErr w:type="gramStart"/>
-                  <w:r>
-                    <w:t xml:space="preserve">{{ </w:t>
-                  </w:r>
-                  <w:proofErr w:type="spellStart"/>
-                  <w:r>
-                    <w:t>escaleras</w:t>
-                  </w:r>
-                  <w:proofErr w:type="gramEnd"/>
-                  <w:r>
-                    <w:t>_emergencia</w:t>
-                  </w:r>
-                  <w:proofErr w:type="spellEnd"/>
-                  <w:r>
-                    <w:t xml:space="preserve"> }}</w:t>
-                  </w:r>
-                </w:p>
-              </w:tc>
-            </w:tr>
-            <w:tr>
-              <w:trPr>
-                <w:trHeight w:val="283"/>
-              </w:trPr>
-              <w:tc>
-                <w:tcPr>
-                  <w:tcW w:w="3397" w:type="dxa"/>
-                  <w:tcBorders>
-                    <w:top w:val="nil"/>
-                    <w:left w:val="single" w:sz="4" w:space="0" w:color="auto"/>
-                    <w:bottom w:val="single" w:sz="4" w:space="0" w:color="auto"/>
-                    <w:right w:val="single" w:sz="4" w:space="0" w:color="auto"/>
-                  </w:tcBorders>
-                  <w:shd w:val="clear" w:color="auto" w:fill="auto"/>
-                  <w:noWrap/>
-                  <w:vAlign w:val="center"/>
-                </w:tcPr>
-                <w:p>
-                  <w:pPr>
-                    <w:spacing w:after="0"/>
-                    <w:jc w:val="both"/>
-                  </w:pPr>
-                  <w:r>
-                    <w:t>Estacionamiento</w:t>
-                  </w:r>
-                </w:p>
-              </w:tc>
-              <w:tc>
-                <w:tcPr>
-                  <w:tcW w:w="6082" w:type="dxa"/>
-                  <w:tcBorders>
-                    <w:top w:val="nil"/>
-                    <w:left w:val="nil"/>
-                    <w:bottom w:val="single" w:sz="4" w:space="0" w:color="auto"/>
-                    <w:right w:val="single" w:sz="4" w:space="0" w:color="auto"/>
-                  </w:tcBorders>
-                  <w:shd w:val="clear" w:color="auto" w:fill="auto"/>
-                  <w:noWrap/>
-                  <w:vAlign w:val="center"/>
-                </w:tcPr>
-                <w:p>
-                  <w:pPr>
-                    <w:spacing w:after="0"/>
-                    <w:jc w:val="both"/>
-                  </w:pPr>
-                  <w:proofErr w:type="gramStart"/>
-                  <w:r>
-                    <w:t>{{ estacionamiento</w:t>
-                  </w:r>
-                  <w:proofErr w:type="gramEnd"/>
-                  <w:r>
-                    <w:t xml:space="preserve"> }}</w:t>
-                  </w:r>
-                </w:p>
-              </w:tc>
-            </w:tr>
-            <w:tr>
-              <w:trPr>
-                <w:trHeight w:val="283"/>
-              </w:trPr>
-              <w:tc>
-                <w:tcPr>
-                  <w:tcW w:w="3397" w:type="dxa"/>
-                  <w:tcBorders>
-                    <w:top w:val="nil"/>
-                    <w:left w:val="single" w:sz="4" w:space="0" w:color="auto"/>
-                    <w:bottom w:val="single" w:sz="4" w:space="0" w:color="auto"/>
-                    <w:right w:val="single" w:sz="4" w:space="0" w:color="auto"/>
-                  </w:tcBorders>
-                  <w:shd w:val="clear" w:color="auto" w:fill="auto"/>
-                  <w:noWrap/>
-                  <w:vAlign w:val="center"/>
-                  <w:hideMark/>
-                </w:tcPr>
-                <w:p>
-                  <w:pPr>
-                    <w:spacing w:after="0"/>
-                    <w:jc w:val="both"/>
-                  </w:pPr>
-                  <w:r>
-                    <w:t>Superficie total del terreno</w:t>
-                  </w:r>
-                </w:p>
-              </w:tc>
-              <w:tc>
-                <w:tcPr>
-                  <w:tcW w:w="6082" w:type="dxa"/>
-                  <w:tcBorders>
-                    <w:top w:val="nil"/>
-                    <w:left w:val="nil"/>
-                    <w:bottom w:val="single" w:sz="4" w:space="0" w:color="auto"/>
-                    <w:right w:val="single" w:sz="4" w:space="0" w:color="auto"/>
-                  </w:tcBorders>
-                  <w:shd w:val="clear" w:color="auto" w:fill="auto"/>
-                  <w:noWrap/>
-                  <w:vAlign w:val="center"/>
-                </w:tcPr>
-                <w:p>
-                  <w:pPr>
-                    <w:spacing w:after="0"/>
-                    <w:jc w:val="both"/>
-                  </w:pPr>
-                  <w:proofErr w:type="gramStart"/>
-                  <w:r>
-                    <w:t>{{ terreno</w:t>
-                  </w:r>
-                  <w:proofErr w:type="gramEnd"/>
-                  <w:r>
-                    <w:t>_m2 }}</w:t>
-                  </w:r>
-                  <w:r>
-                    <w:t xml:space="preserve"> M2</w:t>
-                  </w:r>
-                </w:p>
-              </w:tc>
-            </w:tr>
-            <w:tr>
-              <w:trPr>
-                <w:trHeight w:val="283"/>
-              </w:trPr>
-              <w:tc>
-                <w:tcPr>
-                  <w:tcW w:w="3397" w:type="dxa"/>
-                  <w:tcBorders>
-                    <w:top w:val="nil"/>
-                    <w:left w:val="single" w:sz="4" w:space="0" w:color="auto"/>
-                    <w:bottom w:val="single" w:sz="4" w:space="0" w:color="auto"/>
-                    <w:right w:val="single" w:sz="4" w:space="0" w:color="auto"/>
-                  </w:tcBorders>
-                  <w:shd w:val="clear" w:color="auto" w:fill="auto"/>
-                  <w:noWrap/>
-                  <w:vAlign w:val="center"/>
-                  <w:hideMark/>
-                </w:tcPr>
-                <w:p>
-                  <w:pPr>
-                    <w:spacing w:after="0"/>
-                    <w:jc w:val="both"/>
-                  </w:pPr>
-                  <w:r>
-                    <w:t>Superficie total construida</w:t>
-                  </w:r>
-                </w:p>
-              </w:tc>
-              <w:tc>
-                <w:tcPr>
-                  <w:tcW w:w="6082" w:type="dxa"/>
-                  <w:tcBorders>
-                    <w:top w:val="nil"/>
-                    <w:left w:val="nil"/>
-                    <w:bottom w:val="single" w:sz="4" w:space="0" w:color="auto"/>
-                    <w:right w:val="single" w:sz="4" w:space="0" w:color="auto"/>
-                  </w:tcBorders>
-                  <w:shd w:val="clear" w:color="auto" w:fill="auto"/>
-                  <w:noWrap/>
-                  <w:vAlign w:val="center"/>
-                </w:tcPr>
-                <w:p>
-                  <w:pPr>
-                    <w:spacing w:after="0"/>
-                    <w:jc w:val="both"/>
-                  </w:pPr>
-                  <w:proofErr w:type="gramStart"/>
-                  <w:r>
-                    <w:t>{{ construccion</w:t>
-                  </w:r>
-                  <w:proofErr w:type="gramEnd"/>
-                  <w:r>
-                    <w:t>_m2 }}</w:t>
-                  </w:r>
-                  <w:r>
-                    <w:t xml:space="preserve"> M2</w:t>
-                  </w:r>
-                </w:p>
-              </w:tc>
-            </w:tr>
-            <w:tr>
-              <w:trPr>
-                <w:trHeight w:hRule="exact" w:val="297"/>
-              </w:trPr>
-              <w:tc>
-                <w:tcPr>
-                  <w:tcW w:w="9479" w:type="dxa"/>
-                  <w:gridSpan w:val="2"/>
-                  <w:tcBorders>
-                    <w:top w:val="nil"/>
-                    <w:left w:val="single" w:sz="4" w:space="0" w:color="auto"/>
-                    <w:bottom w:val="single" w:sz="4" w:space="0" w:color="auto"/>
-                    <w:right w:val="single" w:sz="4" w:space="0" w:color="auto"/>
-                  </w:tcBorders>
-                  <w:shd w:val="clear" w:color="auto" w:fill="D9D9D9" w:themeFill="background1" w:themeFillShade="D9"/>
-                  <w:noWrap/>
-                  <w:vAlign w:val="center"/>
-                  <w:hideMark/>
-                </w:tcPr>
-                <w:p>
-                  <w:pPr>
-                    <w:jc w:val="center"/>
-                    <w:rPr>
-                      <w:b/>
-                      <w:bCs/>
-                    </w:rPr>
-                  </w:pPr>
-                  <w:r>
-                    <w:rPr>
-                      <w:b/>
-                      <w:bCs/>
-                    </w:rPr>
-                    <w:t>POBLACIÓN</w:t>
-                  </w:r>
-                </w:p>
-                <w:p>
-                  <w:pPr>
-                    <w:jc w:val="center"/>
-                    <w:rPr>
-                      <w:b/>
-                      <w:bCs/>
-                    </w:rPr>
-                  </w:pPr>
-                </w:p>
-              </w:tc>
-            </w:tr>
-            <w:tr>
-              <w:trPr>
-                <w:trHeight w:val="283"/>
-              </w:trPr>
-              <w:tc>
-                <w:tcPr>
-                  <w:tcW w:w="3397" w:type="dxa"/>
-                  <w:tcBorders>
-                    <w:top w:val="nil"/>
-                    <w:left w:val="single" w:sz="4" w:space="0" w:color="auto"/>
-                    <w:bottom w:val="single" w:sz="4" w:space="0" w:color="auto"/>
-                    <w:right w:val="single" w:sz="4" w:space="0" w:color="auto"/>
-                  </w:tcBorders>
-                  <w:shd w:val="clear" w:color="auto" w:fill="auto"/>
-                  <w:noWrap/>
-                  <w:vAlign w:val="center"/>
-                  <w:hideMark/>
-                </w:tcPr>
-                <w:p>
-                  <w:pPr>
-                    <w:spacing w:after="0"/>
-                    <w:jc w:val="both"/>
-                  </w:pPr>
-                  <w:r>
-                    <w:t>Representante Legal</w:t>
-                  </w:r>
-                </w:p>
-              </w:tc>
-              <w:tc>
-                <w:tcPr>
-                  <w:tcW w:w="6082" w:type="dxa"/>
-                  <w:tcBorders>
-                    <w:top w:val="nil"/>
-                    <w:left w:val="nil"/>
-                    <w:bottom w:val="single" w:sz="4" w:space="0" w:color="auto"/>
-                    <w:right w:val="single" w:sz="4" w:space="0" w:color="auto"/>
-                  </w:tcBorders>
-                  <w:shd w:val="clear" w:color="auto" w:fill="auto"/>
-                  <w:noWrap/>
-                  <w:vAlign w:val="center"/>
-                </w:tcPr>
-                <w:p>
-                  <w:pPr>
-                    <w:spacing w:after="0"/>
-                    <w:jc w:val="both"/>
-                  </w:pPr>
-                  <w:proofErr w:type="gramStart"/>
-                  <w:r>
-                    <w:t xml:space="preserve">{{ </w:t>
-                  </w:r>
-                  <w:proofErr w:type="spellStart"/>
-                  <w:r>
-                    <w:t>representante</w:t>
-                  </w:r>
-                  <w:proofErr w:type="gramEnd"/>
-                  <w:r>
-                    <w:t>_legal</w:t>
-                  </w:r>
-                  <w:proofErr w:type="spellEnd"/>
-                  <w:r>
-                    <w:t xml:space="preserve"> }}</w:t>
-                  </w:r>
-                </w:p>
-              </w:tc>
-            </w:tr>
-            <w:tr>
-              <w:trPr>
-                <w:trHeight w:val="283"/>
-              </w:trPr>
-              <w:tc>
-                <w:tcPr>
-                  <w:tcW w:w="3397" w:type="dxa"/>
-                  <w:tcBorders>
-                    <w:top w:val="nil"/>
-                    <w:left w:val="single" w:sz="4" w:space="0" w:color="auto"/>
-                    <w:bottom w:val="single" w:sz="4" w:space="0" w:color="auto"/>
-                    <w:right w:val="single" w:sz="4" w:space="0" w:color="auto"/>
-                  </w:tcBorders>
-                  <w:shd w:val="clear" w:color="auto" w:fill="auto"/>
-                  <w:noWrap/>
-                  <w:vAlign w:val="center"/>
-                </w:tcPr>
-                <w:p>
-                  <w:pPr>
-                    <w:spacing w:after="0"/>
-                    <w:jc w:val="both"/>
-                  </w:pPr>
-                  <w:r>
-                    <w:t>Responsable de Programa Interno de Protección Civil</w:t>
-                  </w:r>
-                </w:p>
-              </w:tc>
-              <w:tc>
-                <w:tcPr>
-                  <w:tcW w:w="6082" w:type="dxa"/>
-                  <w:tcBorders>
-                    <w:top w:val="nil"/>
-                    <w:left w:val="nil"/>
-                    <w:bottom w:val="single" w:sz="4" w:space="0" w:color="auto"/>
-                    <w:right w:val="single" w:sz="4" w:space="0" w:color="auto"/>
-                  </w:tcBorders>
-                  <w:shd w:val="clear" w:color="auto" w:fill="auto"/>
-                  <w:noWrap/>
-                  <w:vAlign w:val="center"/>
-                </w:tcPr>
-                <w:p>
-                  <w:pPr>
-                    <w:spacing w:after="0"/>
-                    <w:jc w:val="both"/>
-                  </w:pPr>
-                  <w:proofErr w:type="gramStart"/>
-                  <w:r>
-                    <w:t>{{ coordinador</w:t>
-                  </w:r>
-                  <w:proofErr w:type="gramEnd"/>
-                  <w:r>
-                    <w:t xml:space="preserve"> }}</w:t>
-                  </w:r>
-                </w:p>
-              </w:tc>
-            </w:tr>
-            <w:tr>
-              <w:trPr>
-                <w:trHeight w:val="283"/>
-              </w:trPr>
-              <w:tc>
-                <w:tcPr>
-                  <w:tcW w:w="3397" w:type="dxa"/>
-                  <w:tcBorders>
-                    <w:top w:val="nil"/>
-                    <w:left w:val="single" w:sz="4" w:space="0" w:color="auto"/>
-                    <w:bottom w:val="single" w:sz="4" w:space="0" w:color="auto"/>
-                    <w:right w:val="single" w:sz="4" w:space="0" w:color="auto"/>
-                  </w:tcBorders>
-                  <w:shd w:val="clear" w:color="auto" w:fill="auto"/>
-                  <w:noWrap/>
-                  <w:vAlign w:val="center"/>
-                  <w:hideMark/>
-                </w:tcPr>
-                <w:p>
-                  <w:pPr>
-                    <w:spacing w:after="0"/>
-                    <w:jc w:val="both"/>
-                  </w:pPr>
-                  <w:r>
-                    <w:t>No. Trabajadores</w:t>
-                  </w:r>
-                </w:p>
-              </w:tc>
-              <w:tc>
-                <w:tcPr>
-                  <w:tcW w:w="6082" w:type="dxa"/>
-                  <w:tcBorders>
-                    <w:top w:val="nil"/>
-                    <w:left w:val="nil"/>
-                    <w:bottom w:val="single" w:sz="4" w:space="0" w:color="auto"/>
-                    <w:right w:val="single" w:sz="4" w:space="0" w:color="auto"/>
-                  </w:tcBorders>
-                  <w:shd w:val="clear" w:color="auto" w:fill="auto"/>
-                  <w:noWrap/>
-                  <w:vAlign w:val="center"/>
-                </w:tcPr>
-                <w:p>
-                  <w:pPr>
-                    <w:spacing w:after="0"/>
-                    <w:jc w:val="both"/>
-                  </w:pPr>
-                  <w:proofErr w:type="gramStart"/>
-                  <w:r>
-                    <w:t>{{ trabajadores</w:t>
-                  </w:r>
-                  <w:proofErr w:type="gramEnd"/>
-                  <w:r>
-                    <w:t xml:space="preserve"> }}</w:t>
-                  </w:r>
-                </w:p>
-              </w:tc>
-            </w:tr>
-            <w:tr>
-              <w:trPr>
-                <w:trHeight w:val="283"/>
-              </w:trPr>
-              <w:tc>
-                <w:tcPr>
-                  <w:tcW w:w="3397" w:type="dxa"/>
-                  <w:tcBorders>
-                    <w:top w:val="nil"/>
-                    <w:left w:val="single" w:sz="4" w:space="0" w:color="auto"/>
-                    <w:bottom w:val="single" w:sz="4" w:space="0" w:color="auto"/>
-                    <w:right w:val="single" w:sz="4" w:space="0" w:color="auto"/>
-                  </w:tcBorders>
-                  <w:shd w:val="clear" w:color="auto" w:fill="auto"/>
-                  <w:noWrap/>
-                  <w:vAlign w:val="center"/>
-                  <w:hideMark/>
-                </w:tcPr>
-                <w:p>
-                  <w:pPr>
-                    <w:spacing w:after="0"/>
-                    <w:jc w:val="both"/>
-                  </w:pPr>
-                  <w:r>
-                    <w:t>Población flotante</w:t>
-                  </w:r>
-                </w:p>
-              </w:tc>
-              <w:tc>
-                <w:tcPr>
-                  <w:tcW w:w="6082" w:type="dxa"/>
-                  <w:tcBorders>
-                    <w:top w:val="nil"/>
-                    <w:left w:val="nil"/>
-                    <w:bottom w:val="single" w:sz="4" w:space="0" w:color="auto"/>
-                    <w:right w:val="single" w:sz="4" w:space="0" w:color="auto"/>
-                  </w:tcBorders>
-                  <w:shd w:val="clear" w:color="auto" w:fill="auto"/>
-                  <w:noWrap/>
-                  <w:vAlign w:val="center"/>
-                </w:tcPr>
-                <w:p>
-                  <w:pPr>
-                    <w:spacing w:after="0"/>
-                    <w:jc w:val="both"/>
-                  </w:pPr>
-                  <w:r>
-                    <w:t xml:space="preserve">Visitantes: </w:t>
-                  </w:r>
-                  <w:proofErr w:type="gramStart"/>
-                  <w:r>
-                    <w:t>{{ visitantes</w:t>
-                  </w:r>
-                  <w:proofErr w:type="gramEnd"/>
-                  <w:r>
-                    <w:t xml:space="preserve"> }}</w:t>
-                  </w:r>
-                  <w:r>
-                    <w:t xml:space="preserve"> - Proveedores: </w:t>
-                  </w:r>
-                  <w:r>
-                    <w:t>{{ proveedores }}</w:t>
-                  </w:r>
-                </w:p>
-              </w:tc>
-            </w:tr>
-          </w:tbl>
+            <w:shd w:val="clear" w:color="auto" w:fill="E8E8E8" w:themeFill="background2"/>
+            <w:vAlign w:val="center"/>
+          </w:tcPr>
           <w:p>
             <w:pPr>
               <w:jc w:val="center"/>
@@ -1976,7 +1683,8 @@
         </w:trPr>
         <w:tc>
           <w:tcPr>
-            <w:tcW w:w="3104" w:type="dxa"/>
+            <w:tcW w:w="2016" w:type="pct"/>
+            <w:shd w:val="clear" w:color="auto" w:fill="auto"/>
             <w:vAlign w:val="center"/>
           </w:tcPr>
           <w:p>
@@ -1998,7 +1706,8 @@
         </w:tc>
         <w:tc>
           <w:tcPr>
-            <w:tcW w:w="3105" w:type="dxa"/>
+            <w:tcW w:w="1647" w:type="pct"/>
+            <w:shd w:val="clear" w:color="auto" w:fill="auto"/>
             <w:vAlign w:val="center"/>
           </w:tcPr>
           <w:p>
@@ -2020,7 +1729,8 @@
         </w:tc>
         <w:tc>
           <w:tcPr>
-            <w:tcW w:w="3273" w:type="dxa"/>
+            <w:tcW w:w="1337" w:type="pct"/>
+            <w:shd w:val="clear" w:color="auto" w:fill="auto"/>
             <w:vAlign w:val="center"/>
           </w:tcPr>
           <w:p>
@@ -2048,25 +1758,28 @@
         </w:trPr>
         <w:tc>
           <w:tcPr>
-            <w:tcW w:w="3104" w:type="dxa"/>
+            <w:tcW w:w="2016" w:type="pct"/>
+            <w:shd w:val="clear" w:color="auto" w:fill="auto"/>
             <w:vAlign w:val="center"/>
           </w:tcPr>
           <w:p/>
         </w:tc>
         <w:tc>
           <w:tcPr>
-            <w:tcW w:w="3105" w:type="dxa"/>
-            <w:vAlign w:val="center"/>
-          </w:tcPr>
-          <w:p>
-            <w:pPr>
-              <w:jc w:val="center"/>
-            </w:pPr>
-          </w:p>
-        </w:tc>
-        <w:tc>
-          <w:tcPr>
-            <w:tcW w:w="3273" w:type="dxa"/>
+            <w:tcW w:w="1647" w:type="pct"/>
+            <w:shd w:val="clear" w:color="auto" w:fill="auto"/>
+            <w:vAlign w:val="center"/>
+          </w:tcPr>
+          <w:p>
+            <w:pPr>
+              <w:jc w:val="center"/>
+            </w:pPr>
+          </w:p>
+        </w:tc>
+        <w:tc>
+          <w:tcPr>
+            <w:tcW w:w="1337" w:type="pct"/>
+            <w:shd w:val="clear" w:color="auto" w:fill="auto"/>
             <w:vAlign w:val="center"/>
           </w:tcPr>
           <w:p/>
@@ -2204,7 +1917,6 @@
         </w:rPr>
         <w:t xml:space="preserve">del mes de </w:t>
       </w:r>
-      <w:proofErr w:type="gramStart"/>
       <w:r>
         <w:rPr>
           <w:rFonts w:cstheme="minorHAnsi"/>
@@ -2225,7 +1937,6 @@
         </w:rPr>
         <w:t>mes</w:t>
       </w:r>
-      <w:proofErr w:type="gramEnd"/>
       <w:r>
         <w:rPr>
           <w:rFonts w:cstheme="minorHAnsi"/>
@@ -2262,29 +1973,7 @@
           <w:sz w:val="24"/>
           <w:szCs w:val="24"/>
         </w:rPr>
-        <w:t xml:space="preserve">{{ </w:t>
-      </w:r>
-      <w:proofErr w:type="spellStart"/>
-      <w:r>
-        <w:rPr>
-          <w:rFonts w:cstheme="minorHAnsi"/>
-          <w:b/>
-          <w:bCs/>
-          <w:sz w:val="24"/>
-          <w:szCs w:val="24"/>
-        </w:rPr>
-        <w:t>anio</w:t>
-      </w:r>
-      <w:proofErr w:type="spellEnd"/>
-      <w:r>
-        <w:rPr>
-          <w:rFonts w:cstheme="minorHAnsi"/>
-          <w:b/>
-          <w:bCs/>
-          <w:sz w:val="24"/>
-          <w:szCs w:val="24"/>
-        </w:rPr>
-        <w:t xml:space="preserve"> }}</w:t>
+        <w:t>{{ anio }}</w:t>
       </w:r>
       <w:r>
         <w:rPr>
@@ -2382,27 +2071,7 @@
           <w:sz w:val="24"/>
           <w:szCs w:val="24"/>
         </w:rPr>
-        <w:t xml:space="preserve">{{ calle }} #{{ </w:t>
-      </w:r>
-      <w:proofErr w:type="spellStart"/>
-      <w:r>
-        <w:rPr>
-          <w:rFonts w:cstheme="minorHAnsi"/>
-          <w:b/>
-          <w:sz w:val="24"/>
-          <w:szCs w:val="24"/>
-        </w:rPr>
-        <w:t>no_exterior</w:t>
-      </w:r>
-      <w:proofErr w:type="spellEnd"/>
-      <w:r>
-        <w:rPr>
-          <w:rFonts w:cstheme="minorHAnsi"/>
-          <w:b/>
-          <w:sz w:val="24"/>
-          <w:szCs w:val="24"/>
-        </w:rPr>
-        <w:t xml:space="preserve"> }} </w:t>
+        <w:t xml:space="preserve">{{ calle }} #{{ no_exterior }} </w:t>
       </w:r>
       <w:r>
         <w:rPr>
@@ -2420,27 +2089,7 @@
           <w:sz w:val="24"/>
           <w:szCs w:val="24"/>
         </w:rPr>
-        <w:t xml:space="preserve">. {{ </w:t>
-      </w:r>
-      <w:proofErr w:type="spellStart"/>
-      <w:r>
-        <w:rPr>
-          <w:rFonts w:cstheme="minorHAnsi"/>
-          <w:b/>
-          <w:sz w:val="24"/>
-          <w:szCs w:val="24"/>
-        </w:rPr>
-        <w:t>colonia_barrio</w:t>
-      </w:r>
-      <w:proofErr w:type="spellEnd"/>
-      <w:r>
-        <w:rPr>
-          <w:rFonts w:cstheme="minorHAnsi"/>
-          <w:b/>
-          <w:sz w:val="24"/>
-          <w:szCs w:val="24"/>
-        </w:rPr>
-        <w:t xml:space="preserve"> }} </w:t>
+        <w:t xml:space="preserve">. {{ colonia_barrio }} </w:t>
       </w:r>
       <w:bookmarkEnd w:id="0"/>
       <w:r>
@@ -2485,7 +2134,6 @@
         </w:rPr>
         <w:t xml:space="preserve">nmueble denominado. </w:t>
       </w:r>
-      <w:proofErr w:type="gramStart"/>
       <w:r>
         <w:rPr>
           <w:rFonts w:cstheme="minorHAnsi"/>
@@ -2493,37 +2141,7 @@
           <w:sz w:val="24"/>
           <w:szCs w:val="24"/>
         </w:rPr>
-        <w:t xml:space="preserve">{{ </w:t>
-      </w:r>
-      <w:proofErr w:type="spellStart"/>
-      <w:r>
-        <w:rPr>
-          <w:rFonts w:cstheme="minorHAnsi"/>
-          <w:b/>
-          <w:sz w:val="24"/>
-          <w:szCs w:val="24"/>
-        </w:rPr>
-        <w:t>razon</w:t>
-      </w:r>
-      <w:proofErr w:type="gramEnd"/>
-      <w:r>
-        <w:rPr>
-          <w:rFonts w:cstheme="minorHAnsi"/>
-          <w:b/>
-          <w:sz w:val="24"/>
-          <w:szCs w:val="24"/>
-        </w:rPr>
-        <w:t>_social</w:t>
-      </w:r>
-      <w:proofErr w:type="spellEnd"/>
-      <w:r>
-        <w:rPr>
-          <w:rFonts w:cstheme="minorHAnsi"/>
-          <w:b/>
-          <w:sz w:val="24"/>
-          <w:szCs w:val="24"/>
-        </w:rPr>
-        <w:t xml:space="preserve"> }}</w:t>
+        <w:t>{{ razon_social }}</w:t>
       </w:r>
       <w:r>
         <w:rPr>
@@ -2541,27 +2159,7 @@
           <w:sz w:val="24"/>
           <w:szCs w:val="24"/>
         </w:rPr>
-        <w:t xml:space="preserve">{{ </w:t>
-      </w:r>
-      <w:proofErr w:type="spellStart"/>
-      <w:r>
-        <w:rPr>
-          <w:rFonts w:cstheme="minorHAnsi"/>
-          <w:b/>
-          <w:sz w:val="24"/>
-          <w:szCs w:val="24"/>
-        </w:rPr>
-        <w:t>nombre_comercial</w:t>
-      </w:r>
-      <w:proofErr w:type="spellEnd"/>
-      <w:r>
-        <w:rPr>
-          <w:rFonts w:cstheme="minorHAnsi"/>
-          <w:b/>
-          <w:sz w:val="24"/>
-          <w:szCs w:val="24"/>
-        </w:rPr>
-        <w:t xml:space="preserve"> }}</w:t>
+        <w:t>{{ nombre_comercial }}</w:t>
       </w:r>
       <w:r>
         <w:rPr>
@@ -4214,6 +3812,15 @@
                 <w:sz w:val="20"/>
               </w:rPr>
             </w:pPr>
+            <w:r>
+              <w:rPr>
+                <w:rFonts w:eastAsia="Calibri" w:cs="Calibri"/>
+                <w:b/>
+                <w:color w:val="000000"/>
+                <w:sz w:val="20"/>
+              </w:rPr>
+              <w:t>{{ dia }}</w:t>
+            </w:r>
           </w:p>
         </w:tc>
         <w:tc>
@@ -4238,7 +3845,7 @@
                 <w:color w:val="000000"/>
                 <w:sz w:val="20"/>
               </w:rPr>
-              <w:t>FEB</w:t>
+              <w:t>{{ mes }}</w:t>
             </w:r>
           </w:p>
         </w:tc>
@@ -4264,7 +3871,7 @@
                 <w:color w:val="000000"/>
                 <w:sz w:val="20"/>
               </w:rPr>
-              <w:t>2025</w:t>
+              <w:t>{{ anio }}</w:t>
             </w:r>
           </w:p>
         </w:tc>
@@ -4317,8 +3924,8 @@
         <w:gridCol w:w="904"/>
         <w:gridCol w:w="373"/>
         <w:gridCol w:w="992"/>
-        <w:gridCol w:w="1420"/>
-        <w:gridCol w:w="419"/>
+        <w:gridCol w:w="1612"/>
+        <w:gridCol w:w="227"/>
         <w:gridCol w:w="305"/>
         <w:gridCol w:w="1117"/>
         <w:gridCol w:w="2492"/>
@@ -4354,7 +3961,6 @@
               </w:rPr>
               <w:t xml:space="preserve">Nombre, denominación o razón social:  </w:t>
             </w:r>
-            <w:proofErr w:type="gramStart"/>
             <w:r>
               <w:rPr>
                 <w:rFonts w:eastAsia="Calibri" w:cs="Calibri"/>
@@ -4371,17 +3977,7 @@
                 <w:szCs w:val="20"/>
                 <w:u w:val="single"/>
               </w:rPr>
-              <w:t>{</w:t>
-            </w:r>
-            <w:proofErr w:type="gramEnd"/>
-            <w:r>
-              <w:rPr>
-                <w:noProof/>
-                <w:sz w:val="20"/>
-                <w:szCs w:val="20"/>
-                <w:u w:val="single"/>
-              </w:rPr>
-              <w:t>{ nombre_comercial}}</w:t>
+              <w:t>{{ nombre_comercial}}</w:t>
             </w:r>
             <w:r>
               <w:rPr>
@@ -4426,7 +4022,6 @@
               </w:rPr>
               <w:t xml:space="preserve">Giro o actividad productiva principal del establecimiento:  </w:t>
             </w:r>
-            <w:proofErr w:type="gramStart"/>
             <w:r>
               <w:rPr>
                 <w:rFonts w:eastAsia="Calibri" w:cs="Calibri"/>
@@ -4434,37 +4029,7 @@
                 <w:sz w:val="20"/>
                 <w:u w:val="single"/>
               </w:rPr>
-              <w:t>_{</w:t>
-            </w:r>
-            <w:proofErr w:type="gramEnd"/>
-            <w:r>
-              <w:rPr>
-                <w:rFonts w:eastAsia="Calibri" w:cs="Calibri"/>
-                <w:color w:val="000000"/>
-                <w:sz w:val="20"/>
-                <w:u w:val="single"/>
-              </w:rPr>
-              <w:t xml:space="preserve">{ </w:t>
-            </w:r>
-            <w:proofErr w:type="spellStart"/>
-            <w:r>
-              <w:rPr>
-                <w:rFonts w:eastAsia="Calibri" w:cs="Calibri"/>
-                <w:color w:val="000000"/>
-                <w:sz w:val="20"/>
-                <w:u w:val="single"/>
-              </w:rPr>
-              <w:t>giro_comercial</w:t>
-            </w:r>
-            <w:proofErr w:type="spellEnd"/>
-            <w:r>
-              <w:rPr>
-                <w:rFonts w:eastAsia="Calibri" w:cs="Calibri"/>
-                <w:color w:val="000000"/>
-                <w:sz w:val="20"/>
-                <w:u w:val="single"/>
-              </w:rPr>
-              <w:t xml:space="preserve"> }}_______________________</w:t>
+              <w:t>_{{ giro_comercial }}_______________________</w:t>
             </w:r>
           </w:p>
         </w:tc>
@@ -4508,18 +4073,15 @@
                 <w:szCs w:val="20"/>
                 <w:u w:val="single"/>
               </w:rPr>
-              <w:t>_</w:t>
-            </w:r>
-            <w:proofErr w:type="gramStart"/>
-            <w:r>
-              <w:rPr>
-                <w:rFonts w:eastAsia="Calibri" w:cs="Calibri"/>
-                <w:color w:val="000000"/>
+              <w:t>__</w:t>
+            </w:r>
+            <w:r>
+              <w:rPr>
                 <w:sz w:val="20"/>
                 <w:szCs w:val="20"/>
                 <w:u w:val="single"/>
               </w:rPr>
-              <w:t>_</w:t>
+              <w:t>{{ calle }} #{{ no_exterior }}</w:t>
             </w:r>
             <w:r>
               <w:rPr>
@@ -4527,68 +4089,15 @@
                 <w:szCs w:val="20"/>
                 <w:u w:val="single"/>
               </w:rPr>
-              <w:t>{</w:t>
-            </w:r>
-            <w:proofErr w:type="gramEnd"/>
+              <w:t xml:space="preserve"> </w:t>
+            </w:r>
             <w:r>
               <w:rPr>
                 <w:sz w:val="20"/>
                 <w:szCs w:val="20"/>
                 <w:u w:val="single"/>
               </w:rPr>
-              <w:t xml:space="preserve">{ calle }} #{{ </w:t>
-            </w:r>
-            <w:proofErr w:type="spellStart"/>
-            <w:r>
-              <w:rPr>
-                <w:sz w:val="20"/>
-                <w:szCs w:val="20"/>
-                <w:u w:val="single"/>
-              </w:rPr>
-              <w:t>no_exterior</w:t>
-            </w:r>
-            <w:proofErr w:type="spellEnd"/>
-            <w:r>
-              <w:rPr>
-                <w:sz w:val="20"/>
-                <w:szCs w:val="20"/>
-                <w:u w:val="single"/>
-              </w:rPr>
-              <w:t xml:space="preserve"> }}</w:t>
-            </w:r>
-            <w:r>
-              <w:rPr>
-                <w:sz w:val="20"/>
-                <w:szCs w:val="20"/>
-                <w:u w:val="single"/>
-              </w:rPr>
-              <w:t xml:space="preserve"> </w:t>
-            </w:r>
-            <w:r>
-              <w:rPr>
-                <w:sz w:val="20"/>
-                <w:szCs w:val="20"/>
-                <w:u w:val="single"/>
-              </w:rPr>
-              <w:t xml:space="preserve">Col. {{ </w:t>
-            </w:r>
-            <w:proofErr w:type="spellStart"/>
-            <w:r>
-              <w:rPr>
-                <w:sz w:val="20"/>
-                <w:szCs w:val="20"/>
-                <w:u w:val="single"/>
-              </w:rPr>
-              <w:t>colonia_barrio</w:t>
-            </w:r>
-            <w:proofErr w:type="spellEnd"/>
-            <w:r>
-              <w:rPr>
-                <w:sz w:val="20"/>
-                <w:szCs w:val="20"/>
-                <w:u w:val="single"/>
-              </w:rPr>
-              <w:t xml:space="preserve"> }}</w:t>
+              <w:t>Col. {{ colonia_barrio }}</w:t>
             </w:r>
             <w:r>
               <w:rPr>
@@ -5262,21 +4771,14 @@
                 <w:color w:val="000000"/>
               </w:rPr>
             </w:pPr>
-            <w:proofErr w:type="gramStart"/>
-            <w:r>
-              <w:rPr>
-                <w:rFonts w:eastAsia="Calibri" w:cs="Calibri"/>
-                <w:color w:val="000000"/>
-              </w:rPr>
-              <w:t>{{ niveles</w:t>
-            </w:r>
-            <w:proofErr w:type="gramEnd"/>
-            <w:r>
-              <w:rPr>
-                <w:rFonts w:eastAsia="Calibri" w:cs="Calibri"/>
-                <w:color w:val="000000"/>
-              </w:rPr>
-              <w:t xml:space="preserve"> }}</w:t>
+            <w:r>
+              <w:rPr>
+                <w:rFonts w:eastAsia="Calibri" w:cs="Calibri"/>
+                <w:color w:val="000000"/>
+                <w:sz w:val="20"/>
+                <w:szCs w:val="20"/>
+              </w:rPr>
+              <w:t>{{ niveles }}</w:t>
             </w:r>
           </w:p>
         </w:tc>
@@ -5330,21 +4832,12 @@
                 <w:color w:val="000000"/>
               </w:rPr>
             </w:pPr>
-            <w:proofErr w:type="gramStart"/>
-            <w:r>
-              <w:rPr>
-                <w:rFonts w:eastAsia="Calibri" w:cs="Calibri"/>
-                <w:color w:val="000000"/>
-              </w:rPr>
-              <w:t>{{ estacionamiento</w:t>
-            </w:r>
-            <w:proofErr w:type="gramEnd"/>
-            <w:r>
-              <w:rPr>
-                <w:rFonts w:eastAsia="Calibri" w:cs="Calibri"/>
-                <w:color w:val="000000"/>
-              </w:rPr>
-              <w:t xml:space="preserve"> }}</w:t>
+            <w:r>
+              <w:rPr>
+                <w:rFonts w:eastAsia="Calibri" w:cs="Calibri"/>
+                <w:color w:val="000000"/>
+              </w:rPr>
+              <w:t>{{ estacionamiento }}</w:t>
             </w:r>
           </w:p>
         </w:tc>
@@ -5635,7 +5128,7 @@
         </w:tc>
         <w:tc>
           <w:tcPr>
-            <w:tcW w:w="1420" w:type="dxa"/>
+            <w:tcW w:w="1612" w:type="dxa"/>
             <w:tcBorders>
               <w:top w:val="single" w:sz="5" w:space="0" w:color="000000"/>
               <w:left w:val="single" w:sz="5" w:space="0" w:color="000000"/>
@@ -5664,7 +5157,7 @@
         </w:tc>
         <w:tc>
           <w:tcPr>
-            <w:tcW w:w="1841" w:type="dxa"/>
+            <w:tcW w:w="1649" w:type="dxa"/>
             <w:gridSpan w:val="3"/>
             <w:tcBorders>
               <w:top w:val="single" w:sz="5" w:space="0" w:color="000000"/>
@@ -5688,7 +5181,7 @@
                 <w:color w:val="000000"/>
                 <w:sz w:val="20"/>
               </w:rPr>
-              <w:t xml:space="preserve">Visitantes </w:t>
+              <w:t>Proveedores</w:t>
             </w:r>
           </w:p>
         </w:tc>
@@ -5746,6 +5239,38 @@
               </w:rPr>
               <w:t xml:space="preserve"> </w:t>
             </w:r>
+            <w:r>
+              <w:rPr>
+                <w:rFonts w:eastAsia="Calibri" w:cs="Calibri"/>
+                <w:color w:val="000000"/>
+                <w:sz w:val="20"/>
+              </w:rPr>
+              <w:t>{{ turno</w:t>
+            </w:r>
+            <w:r>
+              <w:rPr>
+                <w:rFonts w:eastAsia="Calibri" w:cs="Calibri"/>
+                <w:color w:val="000000"/>
+                <w:sz w:val="20"/>
+              </w:rPr>
+              <w:t>_</w:t>
+            </w:r>
+            <w:r>
+              <w:rPr>
+                <w:rFonts w:eastAsia="Calibri" w:cs="Calibri"/>
+                <w:color w:val="000000"/>
+                <w:sz w:val="20"/>
+              </w:rPr>
+              <w:t>1</w:t>
+            </w:r>
+            <w:r>
+              <w:rPr>
+                <w:rFonts w:eastAsia="Calibri" w:cs="Calibri"/>
+                <w:color w:val="000000"/>
+                <w:sz w:val="20"/>
+              </w:rPr>
+              <w:t xml:space="preserve"> }}</w:t>
+            </w:r>
           </w:p>
         </w:tc>
         <w:tc>
@@ -5774,6 +5299,14 @@
                 <w:color w:val="000000"/>
                 <w:sz w:val="20"/>
               </w:rPr>
+              <w:t>{{ turno_2 }}</w:t>
+            </w:r>
+            <w:r>
+              <w:rPr>
+                <w:rFonts w:eastAsia="Calibri" w:cs="Calibri"/>
+                <w:color w:val="000000"/>
+                <w:sz w:val="20"/>
+              </w:rPr>
               <w:t xml:space="preserve"> </w:t>
             </w:r>
           </w:p>
@@ -5804,6 +5337,14 @@
                 <w:color w:val="000000"/>
                 <w:sz w:val="20"/>
               </w:rPr>
+              <w:t>{{ turno_3 }}</w:t>
+            </w:r>
+            <w:r>
+              <w:rPr>
+                <w:rFonts w:eastAsia="Calibri" w:cs="Calibri"/>
+                <w:color w:val="000000"/>
+                <w:sz w:val="20"/>
+              </w:rPr>
               <w:t xml:space="preserve"> </w:t>
             </w:r>
           </w:p>
@@ -5839,7 +5380,7 @@
         </w:tc>
         <w:tc>
           <w:tcPr>
-            <w:tcW w:w="1420" w:type="dxa"/>
+            <w:tcW w:w="1612" w:type="dxa"/>
             <w:tcBorders>
               <w:top w:val="single" w:sz="5" w:space="0" w:color="000000"/>
               <w:left w:val="single" w:sz="5" w:space="0" w:color="000000"/>
@@ -5854,13 +5395,24 @@
               <w:rPr>
                 <w:rFonts w:eastAsia="Calibri" w:cs="Calibri"/>
                 <w:color w:val="000000"/>
-              </w:rPr>
-            </w:pPr>
-          </w:p>
-        </w:tc>
-        <w:tc>
-          <w:tcPr>
-            <w:tcW w:w="1841" w:type="dxa"/>
+                <w:sz w:val="20"/>
+                <w:szCs w:val="20"/>
+              </w:rPr>
+            </w:pPr>
+            <w:r>
+              <w:rPr>
+                <w:rFonts w:eastAsia="Calibri" w:cs="Calibri"/>
+                <w:color w:val="000000"/>
+                <w:sz w:val="20"/>
+                <w:szCs w:val="20"/>
+              </w:rPr>
+              <w:t>{{ visitantes }}</w:t>
+            </w:r>
+          </w:p>
+        </w:tc>
+        <w:tc>
+          <w:tcPr>
+            <w:tcW w:w="1649" w:type="dxa"/>
             <w:gridSpan w:val="3"/>
             <w:tcBorders>
               <w:top w:val="single" w:sz="5" w:space="0" w:color="000000"/>
@@ -5876,28 +5428,34 @@
               <w:rPr>
                 <w:rFonts w:eastAsia="Calibri" w:cs="Calibri"/>
                 <w:color w:val="000000"/>
-              </w:rPr>
-            </w:pPr>
-            <w:proofErr w:type="gramStart"/>
-            <w:r>
-              <w:rPr>
-                <w:rFonts w:eastAsia="Calibri" w:cs="Calibri"/>
-                <w:color w:val="000000"/>
-              </w:rPr>
-              <w:t>{{ visita</w:t>
-            </w:r>
-            <w:r>
-              <w:rPr>
-                <w:rFonts w:eastAsia="Calibri" w:cs="Calibri"/>
-                <w:color w:val="000000"/>
-              </w:rPr>
-              <w:t>ntes</w:t>
-            </w:r>
-            <w:proofErr w:type="gramEnd"/>
-            <w:r>
-              <w:rPr>
-                <w:rFonts w:eastAsia="Calibri" w:cs="Calibri"/>
-                <w:color w:val="000000"/>
+                <w:sz w:val="20"/>
+                <w:szCs w:val="20"/>
+              </w:rPr>
+            </w:pPr>
+            <w:r>
+              <w:rPr>
+                <w:rFonts w:eastAsia="Calibri" w:cs="Calibri"/>
+                <w:color w:val="000000"/>
+                <w:sz w:val="20"/>
+                <w:szCs w:val="20"/>
+              </w:rPr>
+              <w:t xml:space="preserve">{{ </w:t>
+            </w:r>
+            <w:r>
+              <w:rPr>
+                <w:rFonts w:eastAsia="Calibri" w:cs="Calibri"/>
+                <w:color w:val="000000"/>
+                <w:sz w:val="20"/>
+                <w:szCs w:val="20"/>
+              </w:rPr>
+              <w:t>proveedores</w:t>
+            </w:r>
+            <w:r>
+              <w:rPr>
+                <w:rFonts w:eastAsia="Calibri" w:cs="Calibri"/>
+                <w:color w:val="000000"/>
+                <w:sz w:val="20"/>
+                <w:szCs w:val="20"/>
               </w:rPr>
               <w:t xml:space="preserve"> }}</w:t>
             </w:r>
@@ -5920,8 +5478,25 @@
               <w:rPr>
                 <w:rFonts w:eastAsia="Calibri" w:cs="Calibri"/>
                 <w:color w:val="000000"/>
-              </w:rPr>
-            </w:pPr>
+                <w:sz w:val="20"/>
+              </w:rPr>
+            </w:pPr>
+            <w:r>
+              <w:rPr>
+                <w:rFonts w:eastAsia="Calibri" w:cs="Calibri"/>
+                <w:color w:val="000000"/>
+                <w:sz w:val="20"/>
+              </w:rPr>
+              <w:t>{{ trabajadores</w:t>
+            </w:r>
+            <w:r>
+              <w:rPr>
+                <w:rFonts w:eastAsia="Calibri" w:cs="Calibri"/>
+                <w:color w:val="000000"/>
+                <w:sz w:val="20"/>
+              </w:rPr>
+              <w:t xml:space="preserve"> }}</w:t>
+            </w:r>
             <w:r>
               <w:rPr>
                 <w:rFonts w:eastAsia="Calibri" w:cs="Calibri"/>
@@ -7640,6 +7215,13 @@
                 <w:color w:val="000000"/>
               </w:rPr>
             </w:pPr>
+            <w:r>
+              <w:rPr>
+                <w:rFonts w:eastAsia="Calibri" w:cs="Calibri"/>
+                <w:color w:val="000000"/>
+              </w:rPr>
+              <w:t>{{ turno_1 }}</w:t>
+            </w:r>
           </w:p>
         </w:tc>
         <w:tc>
@@ -9860,7 +9442,6 @@
               </w:rPr>
               <w:t xml:space="preserve">            </w:t>
             </w:r>
-            <w:proofErr w:type="gramStart"/>
             <w:r>
               <w:rPr>
                 <w:rFonts w:eastAsia="Calibri" w:cs="Calibri"/>
@@ -9882,7 +9463,6 @@
               </w:rPr>
               <w:t></w:t>
             </w:r>
-            <w:proofErr w:type="gramEnd"/>
             <w:r>
               <w:rPr>
                 <w:rFonts w:ascii="Arial" w:eastAsia="Arial" w:hAnsi="Arial" w:cs="Arial"/>
@@ -10498,23 +10078,7 @@
                 <w:rFonts w:eastAsia="Calibri" w:cs="Calibri"/>
                 <w:sz w:val="20"/>
               </w:rPr>
-              <w:t xml:space="preserve">Otra                </w:t>
-            </w:r>
-            <w:proofErr w:type="gramStart"/>
-            <w:r>
-              <w:rPr>
-                <w:rFonts w:eastAsia="Calibri" w:cs="Calibri"/>
-                <w:sz w:val="20"/>
-              </w:rPr>
-              <w:t xml:space="preserve">   ¿</w:t>
-            </w:r>
-            <w:proofErr w:type="gramEnd"/>
-            <w:r>
-              <w:rPr>
-                <w:rFonts w:eastAsia="Calibri" w:cs="Calibri"/>
-                <w:sz w:val="20"/>
-              </w:rPr>
-              <w:t xml:space="preserve">Cuentan con equipo de identificación?          SI     </w:t>
+              <w:t xml:space="preserve">Otra                   ¿Cuentan con equipo de identificación?          SI     </w:t>
             </w:r>
             <w:r>
               <w:rPr>
@@ -11029,22 +10593,12 @@
               </w:rPr>
               <w:t xml:space="preserve"> </w:t>
             </w:r>
-            <w:proofErr w:type="spellStart"/>
-            <w:proofErr w:type="gramStart"/>
-            <w:r>
-              <w:rPr>
-                <w:rFonts w:eastAsia="Calibri" w:cs="Calibri"/>
-                <w:sz w:val="20"/>
-              </w:rPr>
-              <w:t>Otras:_</w:t>
-            </w:r>
-            <w:proofErr w:type="gramEnd"/>
-            <w:r>
-              <w:rPr>
-                <w:rFonts w:eastAsia="Calibri" w:cs="Calibri"/>
-                <w:sz w:val="20"/>
-              </w:rPr>
-              <w:t>____</w:t>
+            <w:r>
+              <w:rPr>
+                <w:rFonts w:eastAsia="Calibri" w:cs="Calibri"/>
+                <w:sz w:val="20"/>
+              </w:rPr>
+              <w:t>Otras:_____</w:t>
             </w:r>
             <w:r>
               <w:rPr>
@@ -11054,7 +10608,6 @@
               </w:rPr>
               <w:t>Ninguna</w:t>
             </w:r>
-            <w:proofErr w:type="spellEnd"/>
             <w:r>
               <w:rPr>
                 <w:rFonts w:eastAsia="Calibri" w:cs="Calibri"/>
@@ -26511,27 +26064,7 @@
                 <w:sz w:val="20"/>
                 <w:szCs w:val="20"/>
               </w:rPr>
-              <w:t xml:space="preserve">Pintar las tuberías </w:t>
-            </w:r>
-            <w:proofErr w:type="gramStart"/>
-            <w:r>
-              <w:rPr>
-                <w:rFonts w:ascii="Arial" w:eastAsia="Times New Roman" w:hAnsi="Arial" w:cs="Arial"/>
-                <w:color w:val="000000"/>
-                <w:sz w:val="20"/>
-                <w:szCs w:val="20"/>
-              </w:rPr>
-              <w:t>de acuerdo al</w:t>
-            </w:r>
-            <w:proofErr w:type="gramEnd"/>
-            <w:r>
-              <w:rPr>
-                <w:rFonts w:ascii="Arial" w:eastAsia="Times New Roman" w:hAnsi="Arial" w:cs="Arial"/>
-                <w:color w:val="000000"/>
-                <w:sz w:val="20"/>
-                <w:szCs w:val="20"/>
-              </w:rPr>
-              <w:t xml:space="preserve"> código de colores.</w:t>
+              <w:t>Pintar las tuberías de acuerdo al código de colores.</w:t>
             </w:r>
           </w:p>
         </w:tc>
@@ -38328,7 +37861,7 @@
                 <w:szCs w:val="16"/>
               </w:rPr>
               <w:drawing>
-                <wp:anchor distT="0" distB="0" distL="114300" distR="114300" simplePos="0" relativeHeight="251671552" behindDoc="0" locked="0" layoutInCell="1" allowOverlap="1" wp14:anchorId="3C947B32" wp14:editId="7F79ACCD">
+                <wp:anchor distT="0" distB="0" distL="114300" distR="114300" simplePos="0" relativeHeight="251658242" behindDoc="0" locked="0" layoutInCell="1" allowOverlap="1" wp14:anchorId="3C947B32" wp14:editId="7F79ACCD">
                   <wp:simplePos x="0" y="0"/>
                   <wp:positionH relativeFrom="column">
                     <wp:posOffset>397933</wp:posOffset>
@@ -38613,7 +38146,7 @@
                 <w:noProof/>
               </w:rPr>
               <w:drawing>
-                <wp:anchor distT="0" distB="0" distL="114300" distR="114300" simplePos="0" relativeHeight="251672576" behindDoc="0" locked="0" layoutInCell="1" allowOverlap="1" wp14:anchorId="6B436D27" wp14:editId="2AAEAD2E">
+                <wp:anchor distT="0" distB="0" distL="114300" distR="114300" simplePos="0" relativeHeight="251658243" behindDoc="0" locked="0" layoutInCell="1" allowOverlap="1" wp14:anchorId="6B436D27" wp14:editId="2AAEAD2E">
                   <wp:simplePos x="0" y="0"/>
                   <wp:positionH relativeFrom="column">
                     <wp:posOffset>367665</wp:posOffset>
@@ -38779,13 +38312,6 @@
                 <w:b/>
               </w:rPr>
             </w:pPr>
-            <w:r>
-              <w:rPr>
-                <w:rFonts w:ascii="Segoe UI Symbol" w:hAnsi="Segoe UI Symbol" w:cs="Segoe UI Symbol"/>
-                <w:b/>
-              </w:rPr>
-              <w:t>✔️</w:t>
-            </w:r>
           </w:p>
         </w:tc>
         <w:tc>
@@ -38866,7 +38392,7 @@
                 <w:szCs w:val="18"/>
               </w:rPr>
               <w:drawing>
-                <wp:anchor distT="0" distB="0" distL="114300" distR="114300" simplePos="0" relativeHeight="251673600" behindDoc="0" locked="0" layoutInCell="1" allowOverlap="1" wp14:anchorId="0B81E879" wp14:editId="11C0175E">
+                <wp:anchor distT="0" distB="0" distL="114300" distR="114300" simplePos="0" relativeHeight="251658244" behindDoc="0" locked="0" layoutInCell="1" allowOverlap="1" wp14:anchorId="0B81E879" wp14:editId="11C0175E">
                   <wp:simplePos x="0" y="0"/>
                   <wp:positionH relativeFrom="column">
                     <wp:posOffset>360045</wp:posOffset>
@@ -39105,7 +38631,7 @@
                 <w:szCs w:val="18"/>
               </w:rPr>
               <w:drawing>
-                <wp:anchor distT="0" distB="0" distL="114300" distR="114300" simplePos="0" relativeHeight="251674624" behindDoc="0" locked="0" layoutInCell="1" allowOverlap="1" wp14:anchorId="114D277A" wp14:editId="6C105970">
+                <wp:anchor distT="0" distB="0" distL="114300" distR="114300" simplePos="0" relativeHeight="251658245" behindDoc="0" locked="0" layoutInCell="1" allowOverlap="1" wp14:anchorId="114D277A" wp14:editId="3C39D1D1">
                   <wp:simplePos x="0" y="0"/>
                   <wp:positionH relativeFrom="column">
                     <wp:posOffset>417830</wp:posOffset>
@@ -39356,7 +38882,7 @@
                 <w:noProof/>
               </w:rPr>
               <w:drawing>
-                <wp:anchor distT="0" distB="0" distL="114300" distR="114300" simplePos="0" relativeHeight="251675648" behindDoc="0" locked="0" layoutInCell="1" allowOverlap="1" wp14:anchorId="31442658" wp14:editId="1E7FDA6F">
+                <wp:anchor distT="0" distB="0" distL="114300" distR="114300" simplePos="0" relativeHeight="251658246" behindDoc="0" locked="0" layoutInCell="1" allowOverlap="1" wp14:anchorId="31442658" wp14:editId="1E7FDA6F">
                   <wp:simplePos x="0" y="0"/>
                   <wp:positionH relativeFrom="column">
                     <wp:posOffset>313055</wp:posOffset>
@@ -39586,7 +39112,7 @@
                 <w:noProof/>
               </w:rPr>
               <w:drawing>
-                <wp:anchor distT="0" distB="0" distL="114300" distR="114300" simplePos="0" relativeHeight="251676672" behindDoc="0" locked="0" layoutInCell="1" allowOverlap="1" wp14:anchorId="29EB8D59" wp14:editId="0620032C">
+                <wp:anchor distT="0" distB="0" distL="114300" distR="114300" simplePos="0" relativeHeight="251658247" behindDoc="0" locked="0" layoutInCell="1" allowOverlap="1" wp14:anchorId="29EB8D59" wp14:editId="0620032C">
                   <wp:simplePos x="0" y="0"/>
                   <wp:positionH relativeFrom="column">
                     <wp:posOffset>415290</wp:posOffset>
@@ -39856,7 +39382,7 @@
                 <w:noProof/>
               </w:rPr>
               <w:drawing>
-                <wp:anchor distT="0" distB="0" distL="114300" distR="114300" simplePos="0" relativeHeight="251678720" behindDoc="0" locked="0" layoutInCell="1" allowOverlap="1" wp14:anchorId="565221BD" wp14:editId="742F1077">
+                <wp:anchor distT="0" distB="0" distL="114300" distR="114300" simplePos="0" relativeHeight="251658249" behindDoc="0" locked="0" layoutInCell="1" allowOverlap="1" wp14:anchorId="565221BD" wp14:editId="742F1077">
                   <wp:simplePos x="0" y="0"/>
                   <wp:positionH relativeFrom="column">
                     <wp:posOffset>446405</wp:posOffset>
@@ -40149,7 +39675,7 @@
                 <w:szCs w:val="18"/>
               </w:rPr>
               <w:drawing>
-                <wp:anchor distT="0" distB="0" distL="114300" distR="114300" simplePos="0" relativeHeight="251677696" behindDoc="1" locked="0" layoutInCell="1" allowOverlap="1" wp14:anchorId="1FDFE95E" wp14:editId="0491E524">
+                <wp:anchor distT="0" distB="0" distL="114300" distR="114300" simplePos="0" relativeHeight="251658248" behindDoc="1" locked="0" layoutInCell="1" allowOverlap="1" wp14:anchorId="1FDFE95E" wp14:editId="4C999D71">
                   <wp:simplePos x="0" y="0"/>
                   <wp:positionH relativeFrom="column">
                     <wp:posOffset>398780</wp:posOffset>
@@ -40360,13 +39886,6 @@
                 <w:b/>
               </w:rPr>
             </w:pPr>
-            <w:r>
-              <w:rPr>
-                <w:rFonts w:ascii="Segoe UI Symbol" w:hAnsi="Segoe UI Symbol" w:cs="Segoe UI Symbol"/>
-                <w:b/>
-              </w:rPr>
-              <w:t>✔️</w:t>
-            </w:r>
           </w:p>
         </w:tc>
         <w:tc>
@@ -40668,7 +40187,7 @@
               <w:rPr>
                 <w:b/>
               </w:rPr>
-              <w:t xml:space="preserve"> FEBRERO 2025</w:t>
+              <w:t xml:space="preserve"> </w:t>
             </w:r>
           </w:p>
         </w:tc>
@@ -42902,7 +42421,7 @@
           <w:noProof/>
         </w:rPr>
         <w:drawing>
-          <wp:anchor distT="0" distB="0" distL="114300" distR="114300" simplePos="0" relativeHeight="251687936" behindDoc="0" locked="0" layoutInCell="1" allowOverlap="1" wp14:anchorId="1B48C9DA" wp14:editId="0F536786">
+          <wp:anchor distT="0" distB="0" distL="114300" distR="114300" simplePos="0" relativeHeight="251658252" behindDoc="0" locked="0" layoutInCell="1" allowOverlap="1" wp14:anchorId="1B48C9DA" wp14:editId="0F536786">
             <wp:simplePos x="0" y="0"/>
             <wp:positionH relativeFrom="margin">
               <wp:align>right</wp:align>
@@ -42963,7 +42482,7 @@
           <w:lang w:eastAsia="es-MX"/>
         </w:rPr>
         <w:drawing>
-          <wp:anchor distT="0" distB="0" distL="114300" distR="114300" simplePos="0" relativeHeight="251669502" behindDoc="0" locked="0" layoutInCell="1" allowOverlap="1" wp14:anchorId="5B3DA88A" wp14:editId="6A5DBC3C">
+          <wp:anchor distT="0" distB="0" distL="114300" distR="114300" simplePos="0" relativeHeight="251658240" behindDoc="0" locked="0" layoutInCell="1" allowOverlap="1" wp14:anchorId="5B3DA88A" wp14:editId="6A5DBC3C">
             <wp:simplePos x="0" y="0"/>
             <wp:positionH relativeFrom="column">
               <wp:posOffset>2517494</wp:posOffset>
@@ -43029,7 +42548,7 @@
           <w:lang w:eastAsia="es-MX"/>
         </w:rPr>
         <w:drawing>
-          <wp:anchor distT="0" distB="0" distL="114300" distR="114300" simplePos="0" relativeHeight="251680768" behindDoc="0" locked="0" layoutInCell="1" allowOverlap="1" wp14:anchorId="713FB09A" wp14:editId="3366E68D">
+          <wp:anchor distT="0" distB="0" distL="114300" distR="114300" simplePos="0" relativeHeight="251658250" behindDoc="0" locked="0" layoutInCell="1" allowOverlap="1" wp14:anchorId="713FB09A" wp14:editId="3366E68D">
             <wp:simplePos x="0" y="0"/>
             <wp:positionH relativeFrom="column">
               <wp:posOffset>5938</wp:posOffset>
@@ -43104,7 +42623,7 @@
           <w:lang w:eastAsia="es-MX"/>
         </w:rPr>
         <w:drawing>
-          <wp:anchor distT="0" distB="0" distL="114300" distR="114300" simplePos="0" relativeHeight="251670527" behindDoc="0" locked="0" layoutInCell="1" allowOverlap="1" wp14:anchorId="5CD45816" wp14:editId="665FA8AC">
+          <wp:anchor distT="0" distB="0" distL="114300" distR="114300" simplePos="0" relativeHeight="251658241" behindDoc="0" locked="0" layoutInCell="1" allowOverlap="1" wp14:anchorId="5CD45816" wp14:editId="665FA8AC">
             <wp:simplePos x="0" y="0"/>
             <wp:positionH relativeFrom="column">
               <wp:posOffset>5938</wp:posOffset>
@@ -43195,7 +42714,7 @@
         <mc:AlternateContent>
           <mc:Choice Requires="wps">
             <w:drawing>
-              <wp:anchor distT="45720" distB="45720" distL="114300" distR="114300" simplePos="0" relativeHeight="251686912" behindDoc="0" locked="0" layoutInCell="1" allowOverlap="1" wp14:anchorId="64AA7EDF" wp14:editId="7BD210B1">
+              <wp:anchor distT="45720" distB="45720" distL="114300" distR="114300" simplePos="0" relativeHeight="251658251" behindDoc="0" locked="0" layoutInCell="1" allowOverlap="1" wp14:anchorId="64AA7EDF" wp14:editId="7BD210B1">
                 <wp:simplePos x="0" y="0"/>
                 <wp:positionH relativeFrom="margin">
                   <wp:posOffset>2186940</wp:posOffset>
@@ -43309,7 +42828,7 @@
                 <v:stroke joinstyle="miter"/>
                 <v:path gradientshapeok="t" o:connecttype="rect"/>
               </v:shapetype>
-              <v:shape id="Cuadro de texto 2" o:spid="_x0000_s1026" type="#_x0000_t202" style="position:absolute;left:0;text-align:left;margin-left:172.2pt;margin-top:-23.9pt;width:375.6pt;height:66pt;z-index:251686912;visibility:visible;mso-wrap-style:square;mso-width-percent:0;mso-height-percent:0;mso-wrap-distance-left:9pt;mso-wrap-distance-top:3.6pt;mso-wrap-distance-right:9pt;mso-wrap-distance-bottom:3.6pt;mso-position-horizontal:absolute;mso-position-horizontal-relative:margin;mso-position-vertical:absolute;mso-position-vertical-relative:text;mso-width-percent:0;mso-height-percent:0;mso-width-relative:margin;mso-height-relative:margin;v-text-anchor:top" o:gfxdata="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" filled="f" stroked="f">
+              <v:shape id="Cuadro de texto 2" o:spid="_x0000_s1026" type="#_x0000_t202" style="position:absolute;left:0;text-align:left;margin-left:172.2pt;margin-top:-23.9pt;width:375.6pt;height:66pt;z-index:251658251;visibility:visible;mso-wrap-style:square;mso-width-percent:0;mso-height-percent:0;mso-wrap-distance-left:9pt;mso-wrap-distance-top:3.6pt;mso-wrap-distance-right:9pt;mso-wrap-distance-bottom:3.6pt;mso-position-horizontal:absolute;mso-position-horizontal-relative:margin;mso-position-vertical:absolute;mso-position-vertical-relative:text;mso-width-percent:0;mso-height-percent:0;mso-width-relative:margin;mso-height-relative:margin;v-text-anchor:top" o:gfxdata="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" filled="f" stroked="f">
                 <v:textbox>
                   <w:txbxContent>
                     <w:p>

--- a/Inputs/Templates/Levantamiento.docx
+++ b/Inputs/Templates/Levantamiento.docx
@@ -105,33 +105,11 @@
                 <w:color w:val="FFFFFF" w:themeColor="background1"/>
               </w:rPr>
             </w:pPr>
-            <w:proofErr w:type="gramStart"/>
             <w:r>
               <w:rPr>
                 <w:color w:val="FFFFFF" w:themeColor="background1"/>
               </w:rPr>
-              <w:t xml:space="preserve">{{ </w:t>
-            </w:r>
-            <w:proofErr w:type="spellStart"/>
-            <w:r>
-              <w:rPr>
-                <w:color w:val="FFFFFF" w:themeColor="background1"/>
-              </w:rPr>
-              <w:t>razon</w:t>
-            </w:r>
-            <w:proofErr w:type="gramEnd"/>
-            <w:r>
-              <w:rPr>
-                <w:color w:val="FFFFFF" w:themeColor="background1"/>
-              </w:rPr>
-              <w:t>_social</w:t>
-            </w:r>
-            <w:proofErr w:type="spellEnd"/>
-            <w:r>
-              <w:rPr>
-                <w:color w:val="FFFFFF" w:themeColor="background1"/>
-              </w:rPr>
-              <w:t xml:space="preserve"> }}</w:t>
+              <w:t>{{ razon_social }}</w:t>
             </w:r>
           </w:p>
         </w:tc>
@@ -187,33 +165,11 @@
                 <w:color w:val="FFFFFF" w:themeColor="background1"/>
               </w:rPr>
             </w:pPr>
-            <w:proofErr w:type="gramStart"/>
             <w:r>
               <w:rPr>
                 <w:color w:val="FFFFFF" w:themeColor="background1"/>
               </w:rPr>
-              <w:t xml:space="preserve">{{ </w:t>
-            </w:r>
-            <w:proofErr w:type="spellStart"/>
-            <w:r>
-              <w:rPr>
-                <w:color w:val="FFFFFF" w:themeColor="background1"/>
-              </w:rPr>
-              <w:t>nombre</w:t>
-            </w:r>
-            <w:proofErr w:type="gramEnd"/>
-            <w:r>
-              <w:rPr>
-                <w:color w:val="FFFFFF" w:themeColor="background1"/>
-              </w:rPr>
-              <w:t>_comercial</w:t>
-            </w:r>
-            <w:proofErr w:type="spellEnd"/>
-            <w:r>
-              <w:rPr>
-                <w:color w:val="FFFFFF" w:themeColor="background1"/>
-              </w:rPr>
-              <w:t xml:space="preserve"> }}</w:t>
+              <w:t>{{ nombre_comercial }}</w:t>
             </w:r>
           </w:p>
         </w:tc>
@@ -269,27 +225,11 @@
                 <w:color w:val="FFFFFF" w:themeColor="background1"/>
               </w:rPr>
             </w:pPr>
-            <w:proofErr w:type="gramStart"/>
             <w:r>
               <w:rPr>
                 <w:color w:val="FFFFFF" w:themeColor="background1"/>
               </w:rPr>
-              <w:t xml:space="preserve">{{ </w:t>
-            </w:r>
-            <w:proofErr w:type="spellStart"/>
-            <w:r>
-              <w:rPr>
-                <w:color w:val="FFFFFF" w:themeColor="background1"/>
-              </w:rPr>
-              <w:t>rfc</w:t>
-            </w:r>
-            <w:proofErr w:type="spellEnd"/>
-            <w:proofErr w:type="gramEnd"/>
-            <w:r>
-              <w:rPr>
-                <w:color w:val="FFFFFF" w:themeColor="background1"/>
-              </w:rPr>
-              <w:t xml:space="preserve"> }}</w:t>
+              <w:t>{{ rfc }}</w:t>
             </w:r>
           </w:p>
         </w:tc>
@@ -343,19 +283,11 @@
                 <w:color w:val="FFFFFF" w:themeColor="background1"/>
               </w:rPr>
             </w:pPr>
-            <w:proofErr w:type="gramStart"/>
             <w:r>
               <w:rPr>
                 <w:color w:val="FFFFFF" w:themeColor="background1"/>
               </w:rPr>
-              <w:t>{{ calle</w:t>
-            </w:r>
-            <w:proofErr w:type="gramEnd"/>
-            <w:r>
-              <w:rPr>
-                <w:color w:val="FFFFFF" w:themeColor="background1"/>
-              </w:rPr>
-              <w:t xml:space="preserve"> }}</w:t>
+              <w:t>{{ calle }}</w:t>
             </w:r>
           </w:p>
         </w:tc>
@@ -412,33 +344,11 @@
                 <w:color w:val="FFFFFF" w:themeColor="background1"/>
               </w:rPr>
             </w:pPr>
-            <w:proofErr w:type="gramStart"/>
             <w:r>
               <w:rPr>
                 <w:color w:val="FFFFFF" w:themeColor="background1"/>
               </w:rPr>
-              <w:t xml:space="preserve">{{ </w:t>
-            </w:r>
-            <w:proofErr w:type="spellStart"/>
-            <w:r>
-              <w:rPr>
-                <w:color w:val="FFFFFF" w:themeColor="background1"/>
-              </w:rPr>
-              <w:t>no</w:t>
-            </w:r>
-            <w:proofErr w:type="gramEnd"/>
-            <w:r>
-              <w:rPr>
-                <w:color w:val="FFFFFF" w:themeColor="background1"/>
-              </w:rPr>
-              <w:t>_exterior</w:t>
-            </w:r>
-            <w:proofErr w:type="spellEnd"/>
-            <w:r>
-              <w:rPr>
-                <w:color w:val="FFFFFF" w:themeColor="background1"/>
-              </w:rPr>
-              <w:t xml:space="preserve"> }}</w:t>
+              <w:t>{{ no_exterior }}</w:t>
             </w:r>
           </w:p>
         </w:tc>
@@ -492,33 +402,11 @@
                 <w:color w:val="FFFFFF" w:themeColor="background1"/>
               </w:rPr>
             </w:pPr>
-            <w:proofErr w:type="gramStart"/>
             <w:r>
               <w:rPr>
                 <w:color w:val="FFFFFF" w:themeColor="background1"/>
               </w:rPr>
-              <w:t xml:space="preserve">{{ </w:t>
-            </w:r>
-            <w:proofErr w:type="spellStart"/>
-            <w:r>
-              <w:rPr>
-                <w:color w:val="FFFFFF" w:themeColor="background1"/>
-              </w:rPr>
-              <w:t>colonia</w:t>
-            </w:r>
-            <w:proofErr w:type="gramEnd"/>
-            <w:r>
-              <w:rPr>
-                <w:color w:val="FFFFFF" w:themeColor="background1"/>
-              </w:rPr>
-              <w:t>_barrio</w:t>
-            </w:r>
-            <w:proofErr w:type="spellEnd"/>
-            <w:r>
-              <w:rPr>
-                <w:color w:val="FFFFFF" w:themeColor="background1"/>
-              </w:rPr>
-              <w:t xml:space="preserve"> }}</w:t>
+              <w:t>{{ colonia_barrio }}</w:t>
             </w:r>
           </w:p>
         </w:tc>
@@ -572,33 +460,11 @@
                 <w:color w:val="FFFFFF" w:themeColor="background1"/>
               </w:rPr>
             </w:pPr>
-            <w:proofErr w:type="gramStart"/>
             <w:r>
               <w:rPr>
                 <w:color w:val="FFFFFF" w:themeColor="background1"/>
               </w:rPr>
-              <w:t xml:space="preserve">{{ </w:t>
-            </w:r>
-            <w:proofErr w:type="spellStart"/>
-            <w:r>
-              <w:rPr>
-                <w:color w:val="FFFFFF" w:themeColor="background1"/>
-              </w:rPr>
-              <w:t>codigo</w:t>
-            </w:r>
-            <w:proofErr w:type="gramEnd"/>
-            <w:r>
-              <w:rPr>
-                <w:color w:val="FFFFFF" w:themeColor="background1"/>
-              </w:rPr>
-              <w:t>_postal</w:t>
-            </w:r>
-            <w:proofErr w:type="spellEnd"/>
-            <w:r>
-              <w:rPr>
-                <w:color w:val="FFFFFF" w:themeColor="background1"/>
-              </w:rPr>
-              <w:t xml:space="preserve"> }}</w:t>
+              <w:t>{{ codigo_postal }}</w:t>
             </w:r>
           </w:p>
         </w:tc>
@@ -652,19 +518,11 @@
                 <w:color w:val="FFFFFF" w:themeColor="background1"/>
               </w:rPr>
             </w:pPr>
-            <w:proofErr w:type="gramStart"/>
             <w:r>
               <w:rPr>
                 <w:color w:val="FFFFFF" w:themeColor="background1"/>
               </w:rPr>
-              <w:t>{{ municipio</w:t>
-            </w:r>
-            <w:proofErr w:type="gramEnd"/>
-            <w:r>
-              <w:rPr>
-                <w:color w:val="FFFFFF" w:themeColor="background1"/>
-              </w:rPr>
-              <w:t xml:space="preserve"> }}</w:t>
+              <w:t>{{ municipio }}</w:t>
             </w:r>
           </w:p>
         </w:tc>
@@ -718,19 +576,11 @@
                 <w:color w:val="FFFFFF" w:themeColor="background1"/>
               </w:rPr>
             </w:pPr>
-            <w:proofErr w:type="gramStart"/>
             <w:r>
               <w:rPr>
                 <w:color w:val="FFFFFF" w:themeColor="background1"/>
               </w:rPr>
-              <w:t>{{ estado</w:t>
-            </w:r>
-            <w:proofErr w:type="gramEnd"/>
-            <w:r>
-              <w:rPr>
-                <w:color w:val="FFFFFF" w:themeColor="background1"/>
-              </w:rPr>
-              <w:t xml:space="preserve"> }}</w:t>
+              <w:t>{{ estado }}</w:t>
             </w:r>
           </w:p>
         </w:tc>
@@ -786,33 +636,11 @@
                 <w:color w:val="FFFFFF" w:themeColor="background1"/>
               </w:rPr>
             </w:pPr>
-            <w:proofErr w:type="gramStart"/>
             <w:r>
               <w:rPr>
                 <w:color w:val="FFFFFF" w:themeColor="background1"/>
               </w:rPr>
-              <w:t xml:space="preserve">{{ </w:t>
-            </w:r>
-            <w:proofErr w:type="spellStart"/>
-            <w:r>
-              <w:rPr>
-                <w:color w:val="FFFFFF" w:themeColor="background1"/>
-              </w:rPr>
-              <w:t>giro</w:t>
-            </w:r>
-            <w:proofErr w:type="gramEnd"/>
-            <w:r>
-              <w:rPr>
-                <w:color w:val="FFFFFF" w:themeColor="background1"/>
-              </w:rPr>
-              <w:t>_comercial</w:t>
-            </w:r>
-            <w:proofErr w:type="spellEnd"/>
-            <w:r>
-              <w:rPr>
-                <w:color w:val="FFFFFF" w:themeColor="background1"/>
-              </w:rPr>
-              <w:t xml:space="preserve"> }}</w:t>
+              <w:t>{{ giro_comercial }}</w:t>
             </w:r>
           </w:p>
         </w:tc>
@@ -1029,27 +857,11 @@
                 <w:color w:val="FFFFFF" w:themeColor="background1"/>
               </w:rPr>
             </w:pPr>
-            <w:proofErr w:type="gramStart"/>
             <w:r>
               <w:rPr>
                 <w:color w:val="FFFFFF" w:themeColor="background1"/>
               </w:rPr>
-              <w:t xml:space="preserve">{{ </w:t>
-            </w:r>
-            <w:proofErr w:type="spellStart"/>
-            <w:r>
-              <w:rPr>
-                <w:color w:val="FFFFFF" w:themeColor="background1"/>
-              </w:rPr>
-              <w:t>dias</w:t>
-            </w:r>
-            <w:proofErr w:type="spellEnd"/>
-            <w:proofErr w:type="gramEnd"/>
-            <w:r>
-              <w:rPr>
-                <w:color w:val="FFFFFF" w:themeColor="background1"/>
-              </w:rPr>
-              <w:t xml:space="preserve"> }}</w:t>
+              <w:t>{{ dias }}</w:t>
             </w:r>
           </w:p>
         </w:tc>
@@ -1103,19 +915,11 @@
                 <w:color w:val="FFFFFF" w:themeColor="background1"/>
               </w:rPr>
             </w:pPr>
-            <w:proofErr w:type="gramStart"/>
             <w:r>
               <w:rPr>
                 <w:color w:val="FFFFFF" w:themeColor="background1"/>
               </w:rPr>
-              <w:t>{{ horario</w:t>
-            </w:r>
-            <w:proofErr w:type="gramEnd"/>
-            <w:r>
-              <w:rPr>
-                <w:color w:val="FFFFFF" w:themeColor="background1"/>
-              </w:rPr>
-              <w:t xml:space="preserve"> }}</w:t>
+              <w:t>{{ horario }}</w:t>
             </w:r>
           </w:p>
         </w:tc>
@@ -1169,33 +973,11 @@
                 <w:color w:val="FFFFFF" w:themeColor="background1"/>
               </w:rPr>
             </w:pPr>
-            <w:proofErr w:type="gramStart"/>
             <w:r>
               <w:rPr>
                 <w:color w:val="FFFFFF" w:themeColor="background1"/>
               </w:rPr>
-              <w:t xml:space="preserve">{{ </w:t>
-            </w:r>
-            <w:proofErr w:type="spellStart"/>
-            <w:r>
-              <w:rPr>
-                <w:color w:val="FFFFFF" w:themeColor="background1"/>
-              </w:rPr>
-              <w:t>antiguedad</w:t>
-            </w:r>
-            <w:proofErr w:type="gramEnd"/>
-            <w:r>
-              <w:rPr>
-                <w:color w:val="FFFFFF" w:themeColor="background1"/>
-              </w:rPr>
-              <w:t>_inmueble</w:t>
-            </w:r>
-            <w:proofErr w:type="spellEnd"/>
-            <w:r>
-              <w:rPr>
-                <w:color w:val="FFFFFF" w:themeColor="background1"/>
-              </w:rPr>
-              <w:t xml:space="preserve"> }} AÑOS</w:t>
+              <w:t>{{ antiguedad_inmueble }} AÑOS</w:t>
             </w:r>
           </w:p>
         </w:tc>
@@ -1249,33 +1031,11 @@
                 <w:color w:val="FFFFFF" w:themeColor="background1"/>
               </w:rPr>
             </w:pPr>
-            <w:proofErr w:type="gramStart"/>
             <w:r>
               <w:rPr>
                 <w:color w:val="FFFFFF" w:themeColor="background1"/>
               </w:rPr>
-              <w:t xml:space="preserve">{{ </w:t>
-            </w:r>
-            <w:proofErr w:type="spellStart"/>
-            <w:r>
-              <w:rPr>
-                <w:color w:val="FFFFFF" w:themeColor="background1"/>
-              </w:rPr>
-              <w:t>inicio</w:t>
-            </w:r>
-            <w:proofErr w:type="gramEnd"/>
-            <w:r>
-              <w:rPr>
-                <w:color w:val="FFFFFF" w:themeColor="background1"/>
-              </w:rPr>
-              <w:t>_operaciones</w:t>
-            </w:r>
-            <w:proofErr w:type="spellEnd"/>
-            <w:r>
-              <w:rPr>
-                <w:color w:val="FFFFFF" w:themeColor="background1"/>
-              </w:rPr>
-              <w:t xml:space="preserve"> }}</w:t>
+              <w:t>{{ inicio_operaciones }}</w:t>
             </w:r>
           </w:p>
         </w:tc>
@@ -1329,19 +1089,11 @@
                 <w:color w:val="FFFFFF" w:themeColor="background1"/>
               </w:rPr>
             </w:pPr>
-            <w:proofErr w:type="gramStart"/>
             <w:r>
               <w:rPr>
                 <w:color w:val="FFFFFF" w:themeColor="background1"/>
               </w:rPr>
-              <w:t>{{ edificios</w:t>
-            </w:r>
-            <w:proofErr w:type="gramEnd"/>
-            <w:r>
-              <w:rPr>
-                <w:color w:val="FFFFFF" w:themeColor="background1"/>
-              </w:rPr>
-              <w:t xml:space="preserve"> }}</w:t>
+              <w:t>{{ edificios }}</w:t>
             </w:r>
           </w:p>
         </w:tc>
@@ -1395,19 +1147,11 @@
                 <w:color w:val="FFFFFF" w:themeColor="background1"/>
               </w:rPr>
             </w:pPr>
-            <w:proofErr w:type="gramStart"/>
             <w:r>
               <w:rPr>
                 <w:color w:val="FFFFFF" w:themeColor="background1"/>
               </w:rPr>
-              <w:t>{{ niveles</w:t>
-            </w:r>
-            <w:proofErr w:type="gramEnd"/>
-            <w:r>
-              <w:rPr>
-                <w:color w:val="FFFFFF" w:themeColor="background1"/>
-              </w:rPr>
-              <w:t xml:space="preserve"> }}</w:t>
+              <w:t>{{ niveles }}</w:t>
             </w:r>
           </w:p>
         </w:tc>
@@ -1461,19 +1205,11 @@
                 <w:color w:val="FFFFFF" w:themeColor="background1"/>
               </w:rPr>
             </w:pPr>
-            <w:proofErr w:type="gramStart"/>
             <w:r>
               <w:rPr>
                 <w:color w:val="FFFFFF" w:themeColor="background1"/>
               </w:rPr>
-              <w:t>{{ accesos</w:t>
-            </w:r>
-            <w:proofErr w:type="gramEnd"/>
-            <w:r>
-              <w:rPr>
-                <w:color w:val="FFFFFF" w:themeColor="background1"/>
-              </w:rPr>
-              <w:t xml:space="preserve"> }}</w:t>
+              <w:t>{{ accesos }}</w:t>
             </w:r>
           </w:p>
         </w:tc>
@@ -1527,33 +1263,11 @@
                 <w:color w:val="FFFFFF" w:themeColor="background1"/>
               </w:rPr>
             </w:pPr>
-            <w:proofErr w:type="gramStart"/>
             <w:r>
               <w:rPr>
                 <w:color w:val="FFFFFF" w:themeColor="background1"/>
               </w:rPr>
-              <w:t xml:space="preserve">{{ </w:t>
-            </w:r>
-            <w:proofErr w:type="spellStart"/>
-            <w:r>
-              <w:rPr>
-                <w:color w:val="FFFFFF" w:themeColor="background1"/>
-              </w:rPr>
-              <w:t>salidas</w:t>
-            </w:r>
-            <w:proofErr w:type="gramEnd"/>
-            <w:r>
-              <w:rPr>
-                <w:color w:val="FFFFFF" w:themeColor="background1"/>
-              </w:rPr>
-              <w:t>_emergencia</w:t>
-            </w:r>
-            <w:proofErr w:type="spellEnd"/>
-            <w:r>
-              <w:rPr>
-                <w:color w:val="FFFFFF" w:themeColor="background1"/>
-              </w:rPr>
-              <w:t xml:space="preserve"> }}</w:t>
+              <w:t>{{ salidas_emergencia }}</w:t>
             </w:r>
           </w:p>
         </w:tc>
@@ -1607,19 +1321,11 @@
                 <w:color w:val="FFFFFF" w:themeColor="background1"/>
               </w:rPr>
             </w:pPr>
-            <w:proofErr w:type="gramStart"/>
             <w:r>
               <w:rPr>
                 <w:color w:val="FFFFFF" w:themeColor="background1"/>
               </w:rPr>
-              <w:t>{{ escaleras</w:t>
-            </w:r>
-            <w:proofErr w:type="gramEnd"/>
-            <w:r>
-              <w:rPr>
-                <w:color w:val="FFFFFF" w:themeColor="background1"/>
-              </w:rPr>
-              <w:t xml:space="preserve"> }}</w:t>
+              <w:t>{{ escaleras }}</w:t>
             </w:r>
           </w:p>
         </w:tc>
@@ -1673,33 +1379,11 @@
                 <w:color w:val="FFFFFF" w:themeColor="background1"/>
               </w:rPr>
             </w:pPr>
-            <w:proofErr w:type="gramStart"/>
             <w:r>
               <w:rPr>
                 <w:color w:val="FFFFFF" w:themeColor="background1"/>
               </w:rPr>
-              <w:t xml:space="preserve">{{ </w:t>
-            </w:r>
-            <w:proofErr w:type="spellStart"/>
-            <w:r>
-              <w:rPr>
-                <w:color w:val="FFFFFF" w:themeColor="background1"/>
-              </w:rPr>
-              <w:t>escaleras</w:t>
-            </w:r>
-            <w:proofErr w:type="gramEnd"/>
-            <w:r>
-              <w:rPr>
-                <w:color w:val="FFFFFF" w:themeColor="background1"/>
-              </w:rPr>
-              <w:t>_emergencia</w:t>
-            </w:r>
-            <w:proofErr w:type="spellEnd"/>
-            <w:r>
-              <w:rPr>
-                <w:color w:val="FFFFFF" w:themeColor="background1"/>
-              </w:rPr>
-              <w:t xml:space="preserve"> }}</w:t>
+              <w:t>{{ escaleras_emergencia }}</w:t>
             </w:r>
           </w:p>
         </w:tc>
@@ -1753,19 +1437,11 @@
                 <w:color w:val="FFFFFF" w:themeColor="background1"/>
               </w:rPr>
             </w:pPr>
-            <w:proofErr w:type="gramStart"/>
             <w:r>
               <w:rPr>
                 <w:color w:val="FFFFFF" w:themeColor="background1"/>
               </w:rPr>
-              <w:t>{{ estacionamiento</w:t>
-            </w:r>
-            <w:proofErr w:type="gramEnd"/>
-            <w:r>
-              <w:rPr>
-                <w:color w:val="FFFFFF" w:themeColor="background1"/>
-              </w:rPr>
-              <w:t xml:space="preserve"> }}</w:t>
+              <w:t>{{ estacionamiento }}</w:t>
             </w:r>
           </w:p>
         </w:tc>
@@ -1820,19 +1496,11 @@
                 <w:color w:val="FFFFFF" w:themeColor="background1"/>
               </w:rPr>
             </w:pPr>
-            <w:proofErr w:type="gramStart"/>
             <w:r>
               <w:rPr>
                 <w:color w:val="FFFFFF" w:themeColor="background1"/>
               </w:rPr>
-              <w:t>{{ terreno</w:t>
-            </w:r>
-            <w:proofErr w:type="gramEnd"/>
-            <w:r>
-              <w:rPr>
-                <w:color w:val="FFFFFF" w:themeColor="background1"/>
-              </w:rPr>
-              <w:t>_m2 }} M2</w:t>
+              <w:t>{{ terreno_m2 }} M2</w:t>
             </w:r>
           </w:p>
         </w:tc>
@@ -1887,19 +1555,11 @@
                 <w:color w:val="FFFFFF" w:themeColor="background1"/>
               </w:rPr>
             </w:pPr>
-            <w:proofErr w:type="gramStart"/>
             <w:r>
               <w:rPr>
                 <w:color w:val="FFFFFF" w:themeColor="background1"/>
               </w:rPr>
-              <w:t>{{ construccion</w:t>
-            </w:r>
-            <w:proofErr w:type="gramEnd"/>
-            <w:r>
-              <w:rPr>
-                <w:color w:val="FFFFFF" w:themeColor="background1"/>
-              </w:rPr>
-              <w:t>_m2 }} M2</w:t>
+              <w:t>{{ construccion_m2 }} M2</w:t>
             </w:r>
           </w:p>
         </w:tc>
@@ -2001,33 +1661,11 @@
                 <w:color w:val="FFFFFF" w:themeColor="background1"/>
               </w:rPr>
             </w:pPr>
-            <w:proofErr w:type="gramStart"/>
             <w:r>
               <w:rPr>
                 <w:color w:val="FFFFFF" w:themeColor="background1"/>
               </w:rPr>
-              <w:t xml:space="preserve">{{ </w:t>
-            </w:r>
-            <w:proofErr w:type="spellStart"/>
-            <w:r>
-              <w:rPr>
-                <w:color w:val="FFFFFF" w:themeColor="background1"/>
-              </w:rPr>
-              <w:t>representante</w:t>
-            </w:r>
-            <w:proofErr w:type="gramEnd"/>
-            <w:r>
-              <w:rPr>
-                <w:color w:val="FFFFFF" w:themeColor="background1"/>
-              </w:rPr>
-              <w:t>_legal</w:t>
-            </w:r>
-            <w:proofErr w:type="spellEnd"/>
-            <w:r>
-              <w:rPr>
-                <w:color w:val="FFFFFF" w:themeColor="background1"/>
-              </w:rPr>
-              <w:t xml:space="preserve"> }}</w:t>
+              <w:t>{{ representante_legal }}</w:t>
             </w:r>
           </w:p>
         </w:tc>
@@ -2138,21 +1776,7 @@
               <w:rPr>
                 <w:color w:val="FFFFFF" w:themeColor="background1"/>
               </w:rPr>
-              <w:t xml:space="preserve">Visitantes: </w:t>
-            </w:r>
-            <w:proofErr w:type="gramStart"/>
-            <w:r>
-              <w:rPr>
-                <w:color w:val="FFFFFF" w:themeColor="background1"/>
-              </w:rPr>
-              <w:t>{{ visitantes</w:t>
-            </w:r>
-            <w:proofErr w:type="gramEnd"/>
-            <w:r>
-              <w:rPr>
-                <w:color w:val="FFFFFF" w:themeColor="background1"/>
-              </w:rPr>
-              <w:t xml:space="preserve"> }} - Proveedores: {{ proveedores }}</w:t>
+              <w:t>Visitantes: {{ visitantes }} - Proveedores: {{ proveedores }}</w:t>
             </w:r>
           </w:p>
         </w:tc>
@@ -2507,7 +2131,6 @@
         </w:rPr>
         <w:t xml:space="preserve"> </w:t>
       </w:r>
-      <w:proofErr w:type="gramStart"/>
       <w:r>
         <w:rPr>
           <w:b/>
@@ -2515,17 +2138,7 @@
           <w:sz w:val="24"/>
           <w:szCs w:val="24"/>
         </w:rPr>
-        <w:t>{{ municipio</w:t>
-      </w:r>
-      <w:proofErr w:type="gramEnd"/>
-      <w:r>
-        <w:rPr>
-          <w:b/>
-          <w:bCs/>
-          <w:sz w:val="24"/>
-          <w:szCs w:val="24"/>
-        </w:rPr>
-        <w:t xml:space="preserve"> }}</w:t>
+        <w:t>{{ municipio }}</w:t>
       </w:r>
       <w:r>
         <w:rPr>
@@ -2576,27 +2189,7 @@
           <w:sz w:val="24"/>
           <w:szCs w:val="24"/>
         </w:rPr>
-        <w:t xml:space="preserve">{{ calle }} #{{ </w:t>
-      </w:r>
-      <w:proofErr w:type="spellStart"/>
-      <w:r>
-        <w:rPr>
-          <w:rFonts w:cstheme="minorHAnsi"/>
-          <w:b/>
-          <w:sz w:val="24"/>
-          <w:szCs w:val="24"/>
-        </w:rPr>
-        <w:t>no_exterior</w:t>
-      </w:r>
-      <w:proofErr w:type="spellEnd"/>
-      <w:r>
-        <w:rPr>
-          <w:rFonts w:cstheme="minorHAnsi"/>
-          <w:b/>
-          <w:sz w:val="24"/>
-          <w:szCs w:val="24"/>
-        </w:rPr>
-        <w:t xml:space="preserve"> }} </w:t>
+        <w:t xml:space="preserve">{{ calle }} #{{ no_exterior }} </w:t>
       </w:r>
       <w:r>
         <w:rPr>
@@ -2614,27 +2207,7 @@
           <w:sz w:val="24"/>
           <w:szCs w:val="24"/>
         </w:rPr>
-        <w:t xml:space="preserve">. {{ </w:t>
-      </w:r>
-      <w:proofErr w:type="spellStart"/>
-      <w:r>
-        <w:rPr>
-          <w:rFonts w:cstheme="minorHAnsi"/>
-          <w:b/>
-          <w:sz w:val="24"/>
-          <w:szCs w:val="24"/>
-        </w:rPr>
-        <w:t>colonia_barrio</w:t>
-      </w:r>
-      <w:proofErr w:type="spellEnd"/>
-      <w:r>
-        <w:rPr>
-          <w:rFonts w:cstheme="minorHAnsi"/>
-          <w:b/>
-          <w:sz w:val="24"/>
-          <w:szCs w:val="24"/>
-        </w:rPr>
-        <w:t xml:space="preserve"> }} </w:t>
+        <w:t xml:space="preserve">. {{ colonia_barrio }} </w:t>
       </w:r>
       <w:bookmarkEnd w:id="0"/>
       <w:r>
@@ -2679,7 +2252,6 @@
         </w:rPr>
         <w:t xml:space="preserve">nmueble denominado. </w:t>
       </w:r>
-      <w:proofErr w:type="gramStart"/>
       <w:r>
         <w:rPr>
           <w:rFonts w:cstheme="minorHAnsi"/>
@@ -2687,37 +2259,7 @@
           <w:sz w:val="24"/>
           <w:szCs w:val="24"/>
         </w:rPr>
-        <w:t xml:space="preserve">{{ </w:t>
-      </w:r>
-      <w:proofErr w:type="spellStart"/>
-      <w:r>
-        <w:rPr>
-          <w:rFonts w:cstheme="minorHAnsi"/>
-          <w:b/>
-          <w:sz w:val="24"/>
-          <w:szCs w:val="24"/>
-        </w:rPr>
-        <w:t>razon</w:t>
-      </w:r>
-      <w:proofErr w:type="gramEnd"/>
-      <w:r>
-        <w:rPr>
-          <w:rFonts w:cstheme="minorHAnsi"/>
-          <w:b/>
-          <w:sz w:val="24"/>
-          <w:szCs w:val="24"/>
-        </w:rPr>
-        <w:t>_social</w:t>
-      </w:r>
-      <w:proofErr w:type="spellEnd"/>
-      <w:r>
-        <w:rPr>
-          <w:rFonts w:cstheme="minorHAnsi"/>
-          <w:b/>
-          <w:sz w:val="24"/>
-          <w:szCs w:val="24"/>
-        </w:rPr>
-        <w:t xml:space="preserve"> }}</w:t>
+        <w:t>{{ razon_social }}</w:t>
       </w:r>
       <w:r>
         <w:rPr>
@@ -2735,27 +2277,7 @@
           <w:sz w:val="24"/>
           <w:szCs w:val="24"/>
         </w:rPr>
-        <w:t xml:space="preserve">{{ </w:t>
-      </w:r>
-      <w:proofErr w:type="spellStart"/>
-      <w:r>
-        <w:rPr>
-          <w:rFonts w:cstheme="minorHAnsi"/>
-          <w:b/>
-          <w:sz w:val="24"/>
-          <w:szCs w:val="24"/>
-        </w:rPr>
-        <w:t>nombre_comercial</w:t>
-      </w:r>
-      <w:proofErr w:type="spellEnd"/>
-      <w:r>
-        <w:rPr>
-          <w:rFonts w:cstheme="minorHAnsi"/>
-          <w:b/>
-          <w:sz w:val="24"/>
-          <w:szCs w:val="24"/>
-        </w:rPr>
-        <w:t xml:space="preserve"> }}</w:t>
+        <w:t>{{ nombre_comercial }}</w:t>
       </w:r>
       <w:r>
         <w:rPr>
@@ -4548,7 +4070,6 @@
               </w:rPr>
               <w:t xml:space="preserve">Nombre, denominación o razón social:  </w:t>
             </w:r>
-            <w:proofErr w:type="gramStart"/>
             <w:r>
               <w:rPr>
                 <w:rFonts w:eastAsia="Calibri" w:cs="Calibri"/>
@@ -4565,17 +4086,7 @@
                 <w:szCs w:val="20"/>
                 <w:u w:val="single"/>
               </w:rPr>
-              <w:t>{</w:t>
-            </w:r>
-            <w:proofErr w:type="gramEnd"/>
-            <w:r>
-              <w:rPr>
-                <w:noProof/>
-                <w:sz w:val="20"/>
-                <w:szCs w:val="20"/>
-                <w:u w:val="single"/>
-              </w:rPr>
-              <w:t>{ nombre_comercial}}</w:t>
+              <w:t>{{ nombre_comercial}}</w:t>
             </w:r>
             <w:r>
               <w:rPr>
@@ -4620,7 +4131,6 @@
               </w:rPr>
               <w:t xml:space="preserve">Giro o actividad productiva principal del establecimiento:  </w:t>
             </w:r>
-            <w:proofErr w:type="gramStart"/>
             <w:r>
               <w:rPr>
                 <w:rFonts w:eastAsia="Calibri" w:cs="Calibri"/>
@@ -4628,37 +4138,7 @@
                 <w:sz w:val="20"/>
                 <w:u w:val="single"/>
               </w:rPr>
-              <w:t>_{</w:t>
-            </w:r>
-            <w:proofErr w:type="gramEnd"/>
-            <w:r>
-              <w:rPr>
-                <w:rFonts w:eastAsia="Calibri" w:cs="Calibri"/>
-                <w:color w:val="000000"/>
-                <w:sz w:val="20"/>
-                <w:u w:val="single"/>
-              </w:rPr>
-              <w:t xml:space="preserve">{ </w:t>
-            </w:r>
-            <w:proofErr w:type="spellStart"/>
-            <w:r>
-              <w:rPr>
-                <w:rFonts w:eastAsia="Calibri" w:cs="Calibri"/>
-                <w:color w:val="000000"/>
-                <w:sz w:val="20"/>
-                <w:u w:val="single"/>
-              </w:rPr>
-              <w:t>giro_comercial</w:t>
-            </w:r>
-            <w:proofErr w:type="spellEnd"/>
-            <w:r>
-              <w:rPr>
-                <w:rFonts w:eastAsia="Calibri" w:cs="Calibri"/>
-                <w:color w:val="000000"/>
-                <w:sz w:val="20"/>
-                <w:u w:val="single"/>
-              </w:rPr>
-              <w:t xml:space="preserve"> }}_______________________</w:t>
+              <w:t>_{{ giro_comercial }}_______________________</w:t>
             </w:r>
           </w:p>
         </w:tc>
@@ -4702,18 +4182,15 @@
                 <w:szCs w:val="20"/>
                 <w:u w:val="single"/>
               </w:rPr>
-              <w:t>_</w:t>
-            </w:r>
-            <w:proofErr w:type="gramStart"/>
-            <w:r>
-              <w:rPr>
-                <w:rFonts w:eastAsia="Calibri" w:cs="Calibri"/>
-                <w:color w:val="000000"/>
+              <w:t>__</w:t>
+            </w:r>
+            <w:r>
+              <w:rPr>
                 <w:sz w:val="20"/>
                 <w:szCs w:val="20"/>
                 <w:u w:val="single"/>
               </w:rPr>
-              <w:t>_</w:t>
+              <w:t>{{ calle }} #{{ no_exterior }}</w:t>
             </w:r>
             <w:r>
               <w:rPr>
@@ -4721,68 +4198,15 @@
                 <w:szCs w:val="20"/>
                 <w:u w:val="single"/>
               </w:rPr>
-              <w:t>{</w:t>
-            </w:r>
-            <w:proofErr w:type="gramEnd"/>
+              <w:t xml:space="preserve"> </w:t>
+            </w:r>
             <w:r>
               <w:rPr>
                 <w:sz w:val="20"/>
                 <w:szCs w:val="20"/>
                 <w:u w:val="single"/>
               </w:rPr>
-              <w:t xml:space="preserve">{ calle }} #{{ </w:t>
-            </w:r>
-            <w:proofErr w:type="spellStart"/>
-            <w:r>
-              <w:rPr>
-                <w:sz w:val="20"/>
-                <w:szCs w:val="20"/>
-                <w:u w:val="single"/>
-              </w:rPr>
-              <w:t>no_exterior</w:t>
-            </w:r>
-            <w:proofErr w:type="spellEnd"/>
-            <w:r>
-              <w:rPr>
-                <w:sz w:val="20"/>
-                <w:szCs w:val="20"/>
-                <w:u w:val="single"/>
-              </w:rPr>
-              <w:t xml:space="preserve"> }}</w:t>
-            </w:r>
-            <w:r>
-              <w:rPr>
-                <w:sz w:val="20"/>
-                <w:szCs w:val="20"/>
-                <w:u w:val="single"/>
-              </w:rPr>
-              <w:t xml:space="preserve"> </w:t>
-            </w:r>
-            <w:r>
-              <w:rPr>
-                <w:sz w:val="20"/>
-                <w:szCs w:val="20"/>
-                <w:u w:val="single"/>
-              </w:rPr>
-              <w:t xml:space="preserve">Col. {{ </w:t>
-            </w:r>
-            <w:proofErr w:type="spellStart"/>
-            <w:r>
-              <w:rPr>
-                <w:sz w:val="20"/>
-                <w:szCs w:val="20"/>
-                <w:u w:val="single"/>
-              </w:rPr>
-              <w:t>colonia_barrio</w:t>
-            </w:r>
-            <w:proofErr w:type="spellEnd"/>
-            <w:r>
-              <w:rPr>
-                <w:sz w:val="20"/>
-                <w:szCs w:val="20"/>
-                <w:u w:val="single"/>
-              </w:rPr>
-              <w:t xml:space="preserve"> }}</w:t>
+              <w:t>Col. {{ colonia_barrio }}</w:t>
             </w:r>
             <w:r>
               <w:rPr>
@@ -5456,21 +4880,12 @@
                 <w:color w:val="000000"/>
               </w:rPr>
             </w:pPr>
-            <w:proofErr w:type="gramStart"/>
-            <w:r>
-              <w:rPr>
-                <w:rFonts w:eastAsia="Calibri" w:cs="Calibri"/>
-                <w:color w:val="000000"/>
-              </w:rPr>
-              <w:t>{{ niveles</w:t>
-            </w:r>
-            <w:proofErr w:type="gramEnd"/>
-            <w:r>
-              <w:rPr>
-                <w:rFonts w:eastAsia="Calibri" w:cs="Calibri"/>
-                <w:color w:val="000000"/>
-              </w:rPr>
-              <w:t xml:space="preserve"> }}</w:t>
+            <w:r>
+              <w:rPr>
+                <w:rFonts w:eastAsia="Calibri" w:cs="Calibri"/>
+                <w:color w:val="000000"/>
+              </w:rPr>
+              <w:t>{{ niveles }}</w:t>
             </w:r>
           </w:p>
         </w:tc>
@@ -5524,21 +4939,12 @@
                 <w:color w:val="000000"/>
               </w:rPr>
             </w:pPr>
-            <w:proofErr w:type="gramStart"/>
-            <w:r>
-              <w:rPr>
-                <w:rFonts w:eastAsia="Calibri" w:cs="Calibri"/>
-                <w:color w:val="000000"/>
-              </w:rPr>
-              <w:t>{{ estacionamiento</w:t>
-            </w:r>
-            <w:proofErr w:type="gramEnd"/>
-            <w:r>
-              <w:rPr>
-                <w:rFonts w:eastAsia="Calibri" w:cs="Calibri"/>
-                <w:color w:val="000000"/>
-              </w:rPr>
-              <w:t xml:space="preserve"> }}</w:t>
+            <w:r>
+              <w:rPr>
+                <w:rFonts w:eastAsia="Calibri" w:cs="Calibri"/>
+                <w:color w:val="000000"/>
+              </w:rPr>
+              <w:t>{{ estacionamiento }}</w:t>
             </w:r>
           </w:p>
         </w:tc>
@@ -6072,7 +5478,6 @@
                 <w:color w:val="000000"/>
               </w:rPr>
             </w:pPr>
-            <w:proofErr w:type="gramStart"/>
             <w:r>
               <w:rPr>
                 <w:rFonts w:eastAsia="Calibri" w:cs="Calibri"/>
@@ -6087,7 +5492,6 @@
               </w:rPr>
               <w:t>ntes</w:t>
             </w:r>
-            <w:proofErr w:type="gramEnd"/>
             <w:r>
               <w:rPr>
                 <w:rFonts w:eastAsia="Calibri" w:cs="Calibri"/>
@@ -10054,7 +9458,6 @@
               </w:rPr>
               <w:t xml:space="preserve">            </w:t>
             </w:r>
-            <w:proofErr w:type="gramStart"/>
             <w:r>
               <w:rPr>
                 <w:rFonts w:eastAsia="Calibri" w:cs="Calibri"/>
@@ -10076,7 +9479,6 @@
               </w:rPr>
               <w:t></w:t>
             </w:r>
-            <w:proofErr w:type="gramEnd"/>
             <w:r>
               <w:rPr>
                 <w:rFonts w:ascii="Arial" w:eastAsia="Arial" w:hAnsi="Arial" w:cs="Arial"/>
@@ -10692,23 +10094,7 @@
                 <w:rFonts w:eastAsia="Calibri" w:cs="Calibri"/>
                 <w:sz w:val="20"/>
               </w:rPr>
-              <w:t xml:space="preserve">Otra                </w:t>
-            </w:r>
-            <w:proofErr w:type="gramStart"/>
-            <w:r>
-              <w:rPr>
-                <w:rFonts w:eastAsia="Calibri" w:cs="Calibri"/>
-                <w:sz w:val="20"/>
-              </w:rPr>
-              <w:t xml:space="preserve">   ¿</w:t>
-            </w:r>
-            <w:proofErr w:type="gramEnd"/>
-            <w:r>
-              <w:rPr>
-                <w:rFonts w:eastAsia="Calibri" w:cs="Calibri"/>
-                <w:sz w:val="20"/>
-              </w:rPr>
-              <w:t xml:space="preserve">Cuentan con equipo de identificación?          SI     </w:t>
+              <w:t xml:space="preserve">Otra                   ¿Cuentan con equipo de identificación?          SI     </w:t>
             </w:r>
             <w:r>
               <w:rPr>
@@ -11223,22 +10609,12 @@
               </w:rPr>
               <w:t xml:space="preserve"> </w:t>
             </w:r>
-            <w:proofErr w:type="spellStart"/>
-            <w:proofErr w:type="gramStart"/>
-            <w:r>
-              <w:rPr>
-                <w:rFonts w:eastAsia="Calibri" w:cs="Calibri"/>
-                <w:sz w:val="20"/>
-              </w:rPr>
-              <w:t>Otras:_</w:t>
-            </w:r>
-            <w:proofErr w:type="gramEnd"/>
-            <w:r>
-              <w:rPr>
-                <w:rFonts w:eastAsia="Calibri" w:cs="Calibri"/>
-                <w:sz w:val="20"/>
-              </w:rPr>
-              <w:t>____</w:t>
+            <w:r>
+              <w:rPr>
+                <w:rFonts w:eastAsia="Calibri" w:cs="Calibri"/>
+                <w:sz w:val="20"/>
+              </w:rPr>
+              <w:t>Otras:_____</w:t>
             </w:r>
             <w:r>
               <w:rPr>
@@ -11248,7 +10624,6 @@
               </w:rPr>
               <w:t>Ninguna</w:t>
             </w:r>
-            <w:proofErr w:type="spellEnd"/>
             <w:r>
               <w:rPr>
                 <w:rFonts w:eastAsia="Calibri" w:cs="Calibri"/>
@@ -14015,12 +13390,13 @@
             </w:pPr>
             <w:r>
               <w:rPr>
+                <w:rFonts w:ascii="Calibri" w:hAnsi="Calibri" w:cs="Calibri"/>
                 <w:b/>
                 <w:bCs/>
                 <w:sz w:val="14"/>
                 <w:szCs w:val="14"/>
               </w:rPr>
-              <w:t>FEB</w:t>
+              <w:t>MAY</w:t>
             </w:r>
           </w:p>
         </w:tc>
@@ -14051,7 +13427,7 @@
                 <w:sz w:val="14"/>
                 <w:szCs w:val="14"/>
               </w:rPr>
-              <w:t>MAR</w:t>
+              <w:t>JUN</w:t>
             </w:r>
           </w:p>
         </w:tc>
@@ -14082,7 +13458,7 @@
                 <w:sz w:val="14"/>
                 <w:szCs w:val="14"/>
               </w:rPr>
-              <w:t>ABR</w:t>
+              <w:t>JUL</w:t>
             </w:r>
           </w:p>
         </w:tc>
@@ -14114,7 +13490,7 @@
                 <w:sz w:val="14"/>
                 <w:szCs w:val="14"/>
               </w:rPr>
-              <w:t>MAY</w:t>
+              <w:t>AGO</w:t>
             </w:r>
           </w:p>
         </w:tc>
@@ -14140,12 +13516,13 @@
             </w:pPr>
             <w:r>
               <w:rPr>
+                <w:rFonts w:ascii="Calibri" w:hAnsi="Calibri" w:cs="Calibri"/>
                 <w:b/>
                 <w:bCs/>
                 <w:sz w:val="14"/>
                 <w:szCs w:val="14"/>
               </w:rPr>
-              <w:t>JUN</w:t>
+              <w:t>SEP</w:t>
             </w:r>
           </w:p>
         </w:tc>
@@ -14176,7 +13553,7 @@
                 <w:sz w:val="14"/>
                 <w:szCs w:val="14"/>
               </w:rPr>
-              <w:t>JUL</w:t>
+              <w:t>OCT</w:t>
             </w:r>
           </w:p>
         </w:tc>
@@ -14202,13 +13579,12 @@
             </w:pPr>
             <w:r>
               <w:rPr>
-                <w:rFonts w:ascii="Calibri" w:hAnsi="Calibri" w:cs="Calibri"/>
                 <w:b/>
                 <w:bCs/>
                 <w:sz w:val="14"/>
                 <w:szCs w:val="14"/>
               </w:rPr>
-              <w:t>AGO</w:t>
+              <w:t>NOV</w:t>
             </w:r>
           </w:p>
         </w:tc>
@@ -14234,13 +13610,12 @@
             </w:pPr>
             <w:r>
               <w:rPr>
-                <w:rFonts w:ascii="Calibri" w:hAnsi="Calibri" w:cs="Calibri"/>
                 <w:b/>
                 <w:bCs/>
                 <w:sz w:val="14"/>
                 <w:szCs w:val="14"/>
               </w:rPr>
-              <w:t>SEP</w:t>
+              <w:t>DIC</w:t>
             </w:r>
           </w:p>
         </w:tc>
@@ -14271,7 +13646,7 @@
                 <w:sz w:val="14"/>
                 <w:szCs w:val="14"/>
               </w:rPr>
-              <w:t>OCT</w:t>
+              <w:t>ENE</w:t>
             </w:r>
           </w:p>
         </w:tc>
@@ -14297,12 +13672,13 @@
             </w:pPr>
             <w:r>
               <w:rPr>
+                <w:rFonts w:ascii="Calibri" w:hAnsi="Calibri" w:cs="Calibri"/>
                 <w:b/>
                 <w:bCs/>
                 <w:sz w:val="14"/>
                 <w:szCs w:val="14"/>
               </w:rPr>
-              <w:t>NOV</w:t>
+              <w:t>FEB</w:t>
             </w:r>
           </w:p>
         </w:tc>
@@ -14333,7 +13709,7 @@
                 <w:sz w:val="14"/>
                 <w:szCs w:val="14"/>
               </w:rPr>
-              <w:t>DIC</w:t>
+              <w:t>MAR</w:t>
             </w:r>
           </w:p>
         </w:tc>
@@ -14364,7 +13740,7 @@
                 <w:sz w:val="14"/>
                 <w:szCs w:val="14"/>
               </w:rPr>
-              <w:t>ENE</w:t>
+              <w:t>ABR</w:t>
             </w:r>
           </w:p>
         </w:tc>
@@ -19048,21 +18424,21 @@
         <w:tblLook w:val="04A0" w:firstRow="1" w:lastRow="0" w:firstColumn="1" w:lastColumn="0" w:noHBand="0" w:noVBand="1"/>
       </w:tblPr>
       <w:tblGrid>
-        <w:gridCol w:w="5649"/>
-        <w:gridCol w:w="664"/>
+        <w:gridCol w:w="5553"/>
+        <w:gridCol w:w="641"/>
         <w:gridCol w:w="382"/>
-        <w:gridCol w:w="345"/>
-        <w:gridCol w:w="392"/>
+        <w:gridCol w:w="383"/>
+        <w:gridCol w:w="391"/>
         <w:gridCol w:w="368"/>
-        <w:gridCol w:w="392"/>
-        <w:gridCol w:w="334"/>
-        <w:gridCol w:w="334"/>
+        <w:gridCol w:w="391"/>
+        <w:gridCol w:w="350"/>
+        <w:gridCol w:w="372"/>
         <w:gridCol w:w="368"/>
-        <w:gridCol w:w="357"/>
-        <w:gridCol w:w="381"/>
+        <w:gridCol w:w="361"/>
+        <w:gridCol w:w="380"/>
         <w:gridCol w:w="368"/>
-        <w:gridCol w:w="368"/>
-        <w:gridCol w:w="350"/>
+        <w:gridCol w:w="383"/>
+        <w:gridCol w:w="361"/>
       </w:tblGrid>
       <w:tr>
         <w:trPr>
@@ -19145,7 +18521,6 @@
             <w:tcW w:w="345" w:type="dxa"/>
             <w:shd w:val="clear" w:color="000000" w:fill="BFBFBF"/>
             <w:vAlign w:val="center"/>
-            <w:hideMark/>
           </w:tcPr>
           <w:p>
             <w:pPr>
@@ -19169,7 +18544,7 @@
                 <w:sz w:val="20"/>
                 <w:szCs w:val="20"/>
               </w:rPr>
-              <w:t>F</w:t>
+              <w:t>M</w:t>
             </w:r>
           </w:p>
         </w:tc>
@@ -19178,7 +18553,6 @@
             <w:tcW w:w="392" w:type="dxa"/>
             <w:shd w:val="clear" w:color="000000" w:fill="BFBFBF"/>
             <w:vAlign w:val="center"/>
-            <w:hideMark/>
           </w:tcPr>
           <w:p>
             <w:pPr>
@@ -19202,7 +18576,7 @@
                 <w:sz w:val="20"/>
                 <w:szCs w:val="20"/>
               </w:rPr>
-              <w:t>M</w:t>
+              <w:t>J</w:t>
             </w:r>
           </w:p>
         </w:tc>
@@ -19211,7 +18585,6 @@
             <w:tcW w:w="368" w:type="dxa"/>
             <w:shd w:val="clear" w:color="000000" w:fill="BFBFBF"/>
             <w:vAlign w:val="center"/>
-            <w:hideMark/>
           </w:tcPr>
           <w:p>
             <w:pPr>
@@ -19235,7 +18608,7 @@
                 <w:sz w:val="20"/>
                 <w:szCs w:val="20"/>
               </w:rPr>
-              <w:t>A</w:t>
+              <w:t>J</w:t>
             </w:r>
           </w:p>
         </w:tc>
@@ -19244,7 +18617,6 @@
             <w:tcW w:w="392" w:type="dxa"/>
             <w:shd w:val="clear" w:color="000000" w:fill="BFBFBF"/>
             <w:vAlign w:val="center"/>
-            <w:hideMark/>
           </w:tcPr>
           <w:p>
             <w:pPr>
@@ -19268,7 +18640,7 @@
                 <w:sz w:val="20"/>
                 <w:szCs w:val="20"/>
               </w:rPr>
-              <w:t>M</w:t>
+              <w:t>A</w:t>
             </w:r>
           </w:p>
         </w:tc>
@@ -19277,7 +18649,6 @@
             <w:tcW w:w="334" w:type="dxa"/>
             <w:shd w:val="clear" w:color="000000" w:fill="BFBFBF"/>
             <w:vAlign w:val="center"/>
-            <w:hideMark/>
           </w:tcPr>
           <w:p>
             <w:pPr>
@@ -19301,7 +18672,7 @@
                 <w:sz w:val="20"/>
                 <w:szCs w:val="20"/>
               </w:rPr>
-              <w:t>J</w:t>
+              <w:t>S</w:t>
             </w:r>
           </w:p>
         </w:tc>
@@ -19310,7 +18681,6 @@
             <w:tcW w:w="334" w:type="dxa"/>
             <w:shd w:val="clear" w:color="000000" w:fill="BFBFBF"/>
             <w:vAlign w:val="center"/>
-            <w:hideMark/>
           </w:tcPr>
           <w:p>
             <w:pPr>
@@ -19334,7 +18704,7 @@
                 <w:sz w:val="20"/>
                 <w:szCs w:val="20"/>
               </w:rPr>
-              <w:t>J</w:t>
+              <w:t>O</w:t>
             </w:r>
           </w:p>
         </w:tc>
@@ -19343,7 +18713,6 @@
             <w:tcW w:w="368" w:type="dxa"/>
             <w:shd w:val="clear" w:color="000000" w:fill="BFBFBF"/>
             <w:vAlign w:val="center"/>
-            <w:hideMark/>
           </w:tcPr>
           <w:p>
             <w:pPr>
@@ -19367,7 +18736,7 @@
                 <w:sz w:val="20"/>
                 <w:szCs w:val="20"/>
               </w:rPr>
-              <w:t>A</w:t>
+              <w:t>N</w:t>
             </w:r>
           </w:p>
         </w:tc>
@@ -19376,7 +18745,6 @@
             <w:tcW w:w="357" w:type="dxa"/>
             <w:shd w:val="clear" w:color="000000" w:fill="BFBFBF"/>
             <w:vAlign w:val="center"/>
-            <w:hideMark/>
           </w:tcPr>
           <w:p>
             <w:pPr>
@@ -19400,7 +18768,7 @@
                 <w:sz w:val="20"/>
                 <w:szCs w:val="20"/>
               </w:rPr>
-              <w:t>S</w:t>
+              <w:t>D</w:t>
             </w:r>
           </w:p>
         </w:tc>
@@ -19409,7 +18777,6 @@
             <w:tcW w:w="381" w:type="dxa"/>
             <w:shd w:val="clear" w:color="000000" w:fill="BFBFBF"/>
             <w:vAlign w:val="center"/>
-            <w:hideMark/>
           </w:tcPr>
           <w:p>
             <w:pPr>
@@ -19433,7 +18800,7 @@
                 <w:sz w:val="20"/>
                 <w:szCs w:val="20"/>
               </w:rPr>
-              <w:t>O</w:t>
+              <w:t>E</w:t>
             </w:r>
           </w:p>
         </w:tc>
@@ -19442,7 +18809,6 @@
             <w:tcW w:w="368" w:type="dxa"/>
             <w:shd w:val="clear" w:color="000000" w:fill="BFBFBF"/>
             <w:vAlign w:val="center"/>
-            <w:hideMark/>
           </w:tcPr>
           <w:p>
             <w:pPr>
@@ -19466,7 +18832,7 @@
                 <w:sz w:val="20"/>
                 <w:szCs w:val="20"/>
               </w:rPr>
-              <w:t>N</w:t>
+              <w:t>F</w:t>
             </w:r>
           </w:p>
         </w:tc>
@@ -19475,7 +18841,6 @@
             <w:tcW w:w="368" w:type="dxa"/>
             <w:shd w:val="clear" w:color="000000" w:fill="BFBFBF"/>
             <w:vAlign w:val="center"/>
-            <w:hideMark/>
           </w:tcPr>
           <w:p>
             <w:pPr>
@@ -19499,7 +18864,7 @@
                 <w:sz w:val="20"/>
                 <w:szCs w:val="20"/>
               </w:rPr>
-              <w:t>D</w:t>
+              <w:t>M</w:t>
             </w:r>
           </w:p>
         </w:tc>
@@ -19508,7 +18873,6 @@
             <w:tcW w:w="252" w:type="dxa"/>
             <w:shd w:val="clear" w:color="000000" w:fill="BFBFBF"/>
             <w:vAlign w:val="center"/>
-            <w:hideMark/>
           </w:tcPr>
           <w:p>
             <w:pPr>
@@ -19532,7 +18896,7 @@
                 <w:sz w:val="20"/>
                 <w:szCs w:val="20"/>
               </w:rPr>
-              <w:t>E</w:t>
+              <w:t>A</w:t>
             </w:r>
           </w:p>
         </w:tc>
@@ -26705,27 +26069,7 @@
                 <w:sz w:val="20"/>
                 <w:szCs w:val="20"/>
               </w:rPr>
-              <w:t xml:space="preserve">Pintar las tuberías </w:t>
-            </w:r>
-            <w:proofErr w:type="gramStart"/>
-            <w:r>
-              <w:rPr>
-                <w:rFonts w:ascii="Arial" w:eastAsia="Times New Roman" w:hAnsi="Arial" w:cs="Arial"/>
-                <w:color w:val="000000"/>
-                <w:sz w:val="20"/>
-                <w:szCs w:val="20"/>
-              </w:rPr>
-              <w:t>de acuerdo al</w:t>
-            </w:r>
-            <w:proofErr w:type="gramEnd"/>
-            <w:r>
-              <w:rPr>
-                <w:rFonts w:ascii="Arial" w:eastAsia="Times New Roman" w:hAnsi="Arial" w:cs="Arial"/>
-                <w:color w:val="000000"/>
-                <w:sz w:val="20"/>
-                <w:szCs w:val="20"/>
-              </w:rPr>
-              <w:t xml:space="preserve"> código de colores.</w:t>
+              <w:t>Pintar las tuberías de acuerdo al código de colores.</w:t>
             </w:r>
           </w:p>
         </w:tc>
@@ -34001,7 +33345,7 @@
       </w:tr>
       <w:tr>
         <w:trPr>
-          <w:trHeight w:val="496"/>
+          <w:trHeight w:val="1467"/>
           <w:jc w:val="center"/>
         </w:trPr>
         <w:tc>
@@ -34011,6 +33355,7 @@
           </w:tcPr>
           <w:p>
             <w:pPr>
+              <w:spacing w:after="0"/>
               <w:jc w:val="center"/>
               <w:rPr>
                 <w:rFonts w:ascii="Arial" w:hAnsi="Arial" w:cs="Arial"/>
@@ -34019,6 +33364,7 @@
           </w:p>
           <w:p>
             <w:pPr>
+              <w:spacing w:after="0"/>
               <w:jc w:val="center"/>
               <w:rPr>
                 <w:rFonts w:ascii="Arial" w:hAnsi="Arial" w:cs="Arial"/>
@@ -34080,6 +33426,7 @@
           </w:tcPr>
           <w:p>
             <w:pPr>
+              <w:spacing w:after="0"/>
               <w:jc w:val="center"/>
               <w:rPr>
                 <w:rFonts w:ascii="Arial" w:hAnsi="Arial" w:cs="Arial"/>
@@ -34088,6 +33435,7 @@
           </w:p>
           <w:p>
             <w:pPr>
+              <w:spacing w:after="0"/>
               <w:jc w:val="center"/>
               <w:rPr>
                 <w:rFonts w:ascii="Arial" w:hAnsi="Arial" w:cs="Arial"/>
@@ -34156,21 +33504,21 @@
         <w:tblLook w:val="04A0" w:firstRow="1" w:lastRow="0" w:firstColumn="1" w:lastColumn="0" w:noHBand="0" w:noVBand="1"/>
       </w:tblPr>
       <w:tblGrid>
-        <w:gridCol w:w="2353"/>
-        <w:gridCol w:w="391"/>
-        <w:gridCol w:w="746"/>
+        <w:gridCol w:w="2308"/>
+        <w:gridCol w:w="390"/>
+        <w:gridCol w:w="740"/>
+        <w:gridCol w:w="668"/>
+        <w:gridCol w:w="731"/>
+        <w:gridCol w:w="474"/>
+        <w:gridCol w:w="331"/>
+        <w:gridCol w:w="663"/>
+        <w:gridCol w:w="697"/>
+        <w:gridCol w:w="795"/>
+        <w:gridCol w:w="771"/>
+        <w:gridCol w:w="649"/>
+        <w:gridCol w:w="769"/>
         <w:gridCol w:w="672"/>
-        <w:gridCol w:w="741"/>
-        <w:gridCol w:w="424"/>
-        <w:gridCol w:w="295"/>
-        <w:gridCol w:w="666"/>
-        <w:gridCol w:w="701"/>
-        <w:gridCol w:w="805"/>
-        <w:gridCol w:w="786"/>
-        <w:gridCol w:w="650"/>
-        <w:gridCol w:w="778"/>
-        <w:gridCol w:w="642"/>
-        <w:gridCol w:w="756"/>
+        <w:gridCol w:w="748"/>
         <w:gridCol w:w="7"/>
       </w:tblGrid>
       <w:tr>
@@ -34221,6 +33569,15 @@
                 <w:sz w:val="24"/>
               </w:rPr>
               <w:t>5</w:t>
+            </w:r>
+            <w:r>
+              <w:rPr>
+                <w:rFonts w:ascii="Arial" w:hAnsi="Arial" w:cs="Arial"/>
+                <w:b/>
+                <w:bCs/>
+                <w:sz w:val="24"/>
+              </w:rPr>
+              <w:t xml:space="preserve"> - 2026</w:t>
             </w:r>
           </w:p>
         </w:tc>
@@ -34234,7 +33591,7 @@
         </w:trPr>
         <w:tc>
           <w:tcPr>
-            <w:tcW w:w="2744" w:type="dxa"/>
+            <w:tcW w:w="2712" w:type="dxa"/>
             <w:gridSpan w:val="2"/>
             <w:shd w:val="clear" w:color="auto" w:fill="BFBFBF" w:themeFill="background1" w:themeFillShade="BF"/>
             <w:vAlign w:val="center"/>
@@ -34258,7 +33615,7 @@
         </w:tc>
         <w:tc>
           <w:tcPr>
-            <w:tcW w:w="746" w:type="dxa"/>
+            <w:tcW w:w="742" w:type="dxa"/>
             <w:shd w:val="clear" w:color="auto" w:fill="BFBFBF" w:themeFill="background1" w:themeFillShade="BF"/>
             <w:vAlign w:val="center"/>
           </w:tcPr>
@@ -34279,13 +33636,13 @@
                 <w:sz w:val="20"/>
                 <w:szCs w:val="16"/>
               </w:rPr>
-              <w:t>FEB</w:t>
-            </w:r>
-          </w:p>
-        </w:tc>
-        <w:tc>
-          <w:tcPr>
-            <w:tcW w:w="672" w:type="dxa"/>
+              <w:t>MAY</w:t>
+            </w:r>
+          </w:p>
+        </w:tc>
+        <w:tc>
+          <w:tcPr>
+            <w:tcW w:w="669" w:type="dxa"/>
             <w:shd w:val="clear" w:color="auto" w:fill="BFBFBF" w:themeFill="background1" w:themeFillShade="BF"/>
             <w:vAlign w:val="center"/>
           </w:tcPr>
@@ -34306,13 +33663,13 @@
                 <w:sz w:val="20"/>
                 <w:szCs w:val="16"/>
               </w:rPr>
-              <w:t>MAR</w:t>
-            </w:r>
-          </w:p>
-        </w:tc>
-        <w:tc>
-          <w:tcPr>
-            <w:tcW w:w="741" w:type="dxa"/>
+              <w:t>JUN</w:t>
+            </w:r>
+          </w:p>
+        </w:tc>
+        <w:tc>
+          <w:tcPr>
+            <w:tcW w:w="734" w:type="dxa"/>
             <w:shd w:val="clear" w:color="auto" w:fill="BFBFBF" w:themeFill="background1" w:themeFillShade="BF"/>
             <w:vAlign w:val="center"/>
           </w:tcPr>
@@ -34333,13 +33690,13 @@
                 <w:sz w:val="20"/>
                 <w:szCs w:val="16"/>
               </w:rPr>
-              <w:t>ABR</w:t>
-            </w:r>
-          </w:p>
-        </w:tc>
-        <w:tc>
-          <w:tcPr>
-            <w:tcW w:w="719" w:type="dxa"/>
+              <w:t>JUL</w:t>
+            </w:r>
+          </w:p>
+        </w:tc>
+        <w:tc>
+          <w:tcPr>
+            <w:tcW w:w="805" w:type="dxa"/>
             <w:gridSpan w:val="2"/>
             <w:shd w:val="clear" w:color="auto" w:fill="BFBFBF" w:themeFill="background1" w:themeFillShade="BF"/>
             <w:vAlign w:val="center"/>
@@ -34361,13 +33718,13 @@
                 <w:sz w:val="20"/>
                 <w:szCs w:val="16"/>
               </w:rPr>
-              <w:t>MAY</w:t>
-            </w:r>
-          </w:p>
-        </w:tc>
-        <w:tc>
-          <w:tcPr>
-            <w:tcW w:w="666" w:type="dxa"/>
+              <w:t>AGOS</w:t>
+            </w:r>
+          </w:p>
+        </w:tc>
+        <w:tc>
+          <w:tcPr>
+            <w:tcW w:w="664" w:type="dxa"/>
             <w:shd w:val="clear" w:color="auto" w:fill="BFBFBF" w:themeFill="background1" w:themeFillShade="BF"/>
             <w:vAlign w:val="center"/>
           </w:tcPr>
@@ -34388,13 +33745,13 @@
                 <w:sz w:val="20"/>
                 <w:szCs w:val="16"/>
               </w:rPr>
-              <w:t>JUN</w:t>
-            </w:r>
-          </w:p>
-        </w:tc>
-        <w:tc>
-          <w:tcPr>
-            <w:tcW w:w="701" w:type="dxa"/>
+              <w:t>SEP</w:t>
+            </w:r>
+          </w:p>
+        </w:tc>
+        <w:tc>
+          <w:tcPr>
+            <w:tcW w:w="698" w:type="dxa"/>
             <w:shd w:val="clear" w:color="auto" w:fill="BFBFBF" w:themeFill="background1" w:themeFillShade="BF"/>
             <w:vAlign w:val="center"/>
           </w:tcPr>
@@ -34415,13 +33772,13 @@
                 <w:sz w:val="20"/>
                 <w:szCs w:val="16"/>
               </w:rPr>
-              <w:t>JUL</w:t>
-            </w:r>
-          </w:p>
-        </w:tc>
-        <w:tc>
-          <w:tcPr>
-            <w:tcW w:w="805" w:type="dxa"/>
+              <w:t>OCT</w:t>
+            </w:r>
+          </w:p>
+        </w:tc>
+        <w:tc>
+          <w:tcPr>
+            <w:tcW w:w="798" w:type="dxa"/>
             <w:shd w:val="clear" w:color="auto" w:fill="BFBFBF" w:themeFill="background1" w:themeFillShade="BF"/>
             <w:vAlign w:val="center"/>
           </w:tcPr>
@@ -34442,13 +33799,13 @@
                 <w:sz w:val="20"/>
                 <w:szCs w:val="16"/>
               </w:rPr>
-              <w:t>AGOS</w:t>
-            </w:r>
-          </w:p>
-        </w:tc>
-        <w:tc>
-          <w:tcPr>
-            <w:tcW w:w="786" w:type="dxa"/>
+              <w:t>NOV</w:t>
+            </w:r>
+          </w:p>
+        </w:tc>
+        <w:tc>
+          <w:tcPr>
+            <w:tcW w:w="775" w:type="dxa"/>
             <w:shd w:val="clear" w:color="auto" w:fill="BFBFBF" w:themeFill="background1" w:themeFillShade="BF"/>
             <w:vAlign w:val="center"/>
           </w:tcPr>
@@ -34469,13 +33826,13 @@
                 <w:sz w:val="20"/>
                 <w:szCs w:val="16"/>
               </w:rPr>
-              <w:t>SEP</w:t>
-            </w:r>
-          </w:p>
-        </w:tc>
-        <w:tc>
-          <w:tcPr>
-            <w:tcW w:w="650" w:type="dxa"/>
+              <w:t>DIC</w:t>
+            </w:r>
+          </w:p>
+        </w:tc>
+        <w:tc>
+          <w:tcPr>
+            <w:tcW w:w="649" w:type="dxa"/>
             <w:shd w:val="clear" w:color="auto" w:fill="BFBFBF" w:themeFill="background1" w:themeFillShade="BF"/>
             <w:vAlign w:val="center"/>
           </w:tcPr>
@@ -34496,13 +33853,13 @@
                 <w:sz w:val="20"/>
                 <w:szCs w:val="16"/>
               </w:rPr>
-              <w:t>OCT</w:t>
-            </w:r>
-          </w:p>
-        </w:tc>
-        <w:tc>
-          <w:tcPr>
-            <w:tcW w:w="778" w:type="dxa"/>
+              <w:t>ENE</w:t>
+            </w:r>
+          </w:p>
+        </w:tc>
+        <w:tc>
+          <w:tcPr>
+            <w:tcW w:w="772" w:type="dxa"/>
             <w:shd w:val="clear" w:color="auto" w:fill="BFBFBF" w:themeFill="background1" w:themeFillShade="BF"/>
             <w:vAlign w:val="center"/>
           </w:tcPr>
@@ -34523,13 +33880,13 @@
                 <w:sz w:val="20"/>
                 <w:szCs w:val="16"/>
               </w:rPr>
-              <w:t>NOV</w:t>
-            </w:r>
-          </w:p>
-        </w:tc>
-        <w:tc>
-          <w:tcPr>
-            <w:tcW w:w="642" w:type="dxa"/>
+              <w:t>FEB</w:t>
+            </w:r>
+          </w:p>
+        </w:tc>
+        <w:tc>
+          <w:tcPr>
+            <w:tcW w:w="638" w:type="dxa"/>
             <w:shd w:val="clear" w:color="auto" w:fill="BFBFBF" w:themeFill="background1" w:themeFillShade="BF"/>
             <w:vAlign w:val="center"/>
           </w:tcPr>
@@ -34550,13 +33907,13 @@
                 <w:sz w:val="20"/>
                 <w:szCs w:val="16"/>
               </w:rPr>
-              <w:t>DIC</w:t>
-            </w:r>
-          </w:p>
-        </w:tc>
-        <w:tc>
-          <w:tcPr>
-            <w:tcW w:w="756" w:type="dxa"/>
+              <w:t>MAR</w:t>
+            </w:r>
+          </w:p>
+        </w:tc>
+        <w:tc>
+          <w:tcPr>
+            <w:tcW w:w="750" w:type="dxa"/>
             <w:shd w:val="clear" w:color="auto" w:fill="BFBFBF" w:themeFill="background1" w:themeFillShade="BF"/>
             <w:vAlign w:val="center"/>
           </w:tcPr>
@@ -34577,7 +33934,7 @@
                 <w:sz w:val="20"/>
                 <w:szCs w:val="16"/>
               </w:rPr>
-              <w:t>ENE</w:t>
+              <w:t>ABR</w:t>
             </w:r>
           </w:p>
         </w:tc>
@@ -34591,7 +33948,7 @@
         </w:trPr>
         <w:tc>
           <w:tcPr>
-            <w:tcW w:w="2353" w:type="dxa"/>
+            <w:tcW w:w="2322" w:type="dxa"/>
             <w:vMerge w:val="restart"/>
             <w:vAlign w:val="center"/>
           </w:tcPr>
@@ -34611,7 +33968,7 @@
         </w:tc>
         <w:tc>
           <w:tcPr>
-            <w:tcW w:w="391" w:type="dxa"/>
+            <w:tcW w:w="390" w:type="dxa"/>
             <w:vAlign w:val="center"/>
           </w:tcPr>
           <w:p>
@@ -34633,7 +33990,8 @@
         </w:tc>
         <w:tc>
           <w:tcPr>
-            <w:tcW w:w="746" w:type="dxa"/>
+            <w:tcW w:w="742" w:type="dxa"/>
+            <w:shd w:val="clear" w:color="auto" w:fill="auto"/>
             <w:vAlign w:val="center"/>
           </w:tcPr>
           <w:p>
@@ -34646,7 +34004,8 @@
         </w:tc>
         <w:tc>
           <w:tcPr>
-            <w:tcW w:w="672" w:type="dxa"/>
+            <w:tcW w:w="669" w:type="dxa"/>
+            <w:shd w:val="clear" w:color="auto" w:fill="auto"/>
             <w:vAlign w:val="center"/>
           </w:tcPr>
           <w:p>
@@ -34659,7 +34018,8 @@
         </w:tc>
         <w:tc>
           <w:tcPr>
-            <w:tcW w:w="741" w:type="dxa"/>
+            <w:tcW w:w="734" w:type="dxa"/>
+            <w:shd w:val="clear" w:color="auto" w:fill="auto"/>
             <w:vAlign w:val="center"/>
           </w:tcPr>
           <w:p>
@@ -34672,8 +34032,9 @@
         </w:tc>
         <w:tc>
           <w:tcPr>
-            <w:tcW w:w="719" w:type="dxa"/>
+            <w:tcW w:w="805" w:type="dxa"/>
             <w:gridSpan w:val="2"/>
+            <w:shd w:val="clear" w:color="auto" w:fill="auto"/>
             <w:vAlign w:val="center"/>
           </w:tcPr>
           <w:p>
@@ -34686,7 +34047,8 @@
         </w:tc>
         <w:tc>
           <w:tcPr>
-            <w:tcW w:w="666" w:type="dxa"/>
+            <w:tcW w:w="664" w:type="dxa"/>
+            <w:shd w:val="clear" w:color="auto" w:fill="auto"/>
             <w:vAlign w:val="center"/>
           </w:tcPr>
           <w:p>
@@ -34699,7 +34061,8 @@
         </w:tc>
         <w:tc>
           <w:tcPr>
-            <w:tcW w:w="701" w:type="dxa"/>
+            <w:tcW w:w="698" w:type="dxa"/>
+            <w:shd w:val="clear" w:color="auto" w:fill="auto"/>
             <w:vAlign w:val="center"/>
           </w:tcPr>
           <w:p>
@@ -34712,8 +34075,8 @@
         </w:tc>
         <w:tc>
           <w:tcPr>
-            <w:tcW w:w="805" w:type="dxa"/>
-            <w:shd w:val="clear" w:color="auto" w:fill="000000" w:themeFill="text1"/>
+            <w:tcW w:w="798" w:type="dxa"/>
+            <w:shd w:val="clear" w:color="auto" w:fill="auto"/>
             <w:vAlign w:val="center"/>
           </w:tcPr>
           <w:p>
@@ -34726,7 +34089,8 @@
         </w:tc>
         <w:tc>
           <w:tcPr>
-            <w:tcW w:w="786" w:type="dxa"/>
+            <w:tcW w:w="775" w:type="dxa"/>
+            <w:shd w:val="clear" w:color="auto" w:fill="auto"/>
             <w:vAlign w:val="center"/>
           </w:tcPr>
           <w:p>
@@ -34739,7 +34103,8 @@
         </w:tc>
         <w:tc>
           <w:tcPr>
-            <w:tcW w:w="650" w:type="dxa"/>
+            <w:tcW w:w="649" w:type="dxa"/>
+            <w:shd w:val="clear" w:color="auto" w:fill="auto"/>
             <w:vAlign w:val="center"/>
           </w:tcPr>
           <w:p>
@@ -34752,7 +34117,7 @@
         </w:tc>
         <w:tc>
           <w:tcPr>
-            <w:tcW w:w="778" w:type="dxa"/>
+            <w:tcW w:w="772" w:type="dxa"/>
             <w:vAlign w:val="center"/>
           </w:tcPr>
           <w:p>
@@ -34765,7 +34130,7 @@
         </w:tc>
         <w:tc>
           <w:tcPr>
-            <w:tcW w:w="642" w:type="dxa"/>
+            <w:tcW w:w="638" w:type="dxa"/>
             <w:vAlign w:val="center"/>
           </w:tcPr>
           <w:p>
@@ -34778,7 +34143,7 @@
         </w:tc>
         <w:tc>
           <w:tcPr>
-            <w:tcW w:w="756" w:type="dxa"/>
+            <w:tcW w:w="750" w:type="dxa"/>
             <w:vAlign w:val="center"/>
           </w:tcPr>
           <w:p>
@@ -34799,7 +34164,7 @@
         </w:trPr>
         <w:tc>
           <w:tcPr>
-            <w:tcW w:w="2353" w:type="dxa"/>
+            <w:tcW w:w="2322" w:type="dxa"/>
             <w:vMerge/>
             <w:vAlign w:val="center"/>
           </w:tcPr>
@@ -34813,7 +34178,7 @@
         </w:tc>
         <w:tc>
           <w:tcPr>
-            <w:tcW w:w="391" w:type="dxa"/>
+            <w:tcW w:w="390" w:type="dxa"/>
             <w:vAlign w:val="center"/>
           </w:tcPr>
           <w:p>
@@ -34835,8 +34200,8 @@
         </w:tc>
         <w:tc>
           <w:tcPr>
-            <w:tcW w:w="746" w:type="dxa"/>
-            <w:shd w:val="clear" w:color="auto" w:fill="00B050"/>
+            <w:tcW w:w="742" w:type="dxa"/>
+            <w:shd w:val="clear" w:color="auto" w:fill="auto"/>
             <w:vAlign w:val="center"/>
           </w:tcPr>
           <w:p>
@@ -34849,7 +34214,8 @@
         </w:tc>
         <w:tc>
           <w:tcPr>
-            <w:tcW w:w="672" w:type="dxa"/>
+            <w:tcW w:w="669" w:type="dxa"/>
+            <w:shd w:val="clear" w:color="auto" w:fill="auto"/>
             <w:vAlign w:val="center"/>
           </w:tcPr>
           <w:p>
@@ -34862,7 +34228,8 @@
         </w:tc>
         <w:tc>
           <w:tcPr>
-            <w:tcW w:w="741" w:type="dxa"/>
+            <w:tcW w:w="734" w:type="dxa"/>
+            <w:shd w:val="clear" w:color="auto" w:fill="auto"/>
             <w:vAlign w:val="center"/>
           </w:tcPr>
           <w:p>
@@ -34875,7 +34242,7 @@
         </w:tc>
         <w:tc>
           <w:tcPr>
-            <w:tcW w:w="719" w:type="dxa"/>
+            <w:tcW w:w="805" w:type="dxa"/>
             <w:gridSpan w:val="2"/>
             <w:shd w:val="clear" w:color="auto" w:fill="auto"/>
             <w:vAlign w:val="center"/>
@@ -34890,7 +34257,7 @@
         </w:tc>
         <w:tc>
           <w:tcPr>
-            <w:tcW w:w="666" w:type="dxa"/>
+            <w:tcW w:w="664" w:type="dxa"/>
             <w:shd w:val="clear" w:color="auto" w:fill="auto"/>
             <w:vAlign w:val="center"/>
           </w:tcPr>
@@ -34904,7 +34271,7 @@
         </w:tc>
         <w:tc>
           <w:tcPr>
-            <w:tcW w:w="701" w:type="dxa"/>
+            <w:tcW w:w="698" w:type="dxa"/>
             <w:shd w:val="clear" w:color="auto" w:fill="auto"/>
             <w:vAlign w:val="center"/>
           </w:tcPr>
@@ -34918,7 +34285,7 @@
         </w:tc>
         <w:tc>
           <w:tcPr>
-            <w:tcW w:w="805" w:type="dxa"/>
+            <w:tcW w:w="798" w:type="dxa"/>
             <w:shd w:val="clear" w:color="auto" w:fill="auto"/>
             <w:vAlign w:val="center"/>
           </w:tcPr>
@@ -34932,7 +34299,7 @@
         </w:tc>
         <w:tc>
           <w:tcPr>
-            <w:tcW w:w="786" w:type="dxa"/>
+            <w:tcW w:w="775" w:type="dxa"/>
             <w:shd w:val="clear" w:color="auto" w:fill="auto"/>
             <w:vAlign w:val="center"/>
           </w:tcPr>
@@ -34946,7 +34313,8 @@
         </w:tc>
         <w:tc>
           <w:tcPr>
-            <w:tcW w:w="650" w:type="dxa"/>
+            <w:tcW w:w="649" w:type="dxa"/>
+            <w:shd w:val="clear" w:color="auto" w:fill="auto"/>
             <w:vAlign w:val="center"/>
           </w:tcPr>
           <w:p>
@@ -34959,7 +34327,7 @@
         </w:tc>
         <w:tc>
           <w:tcPr>
-            <w:tcW w:w="778" w:type="dxa"/>
+            <w:tcW w:w="772" w:type="dxa"/>
             <w:shd w:val="clear" w:color="auto" w:fill="auto"/>
             <w:vAlign w:val="center"/>
           </w:tcPr>
@@ -34973,7 +34341,7 @@
         </w:tc>
         <w:tc>
           <w:tcPr>
-            <w:tcW w:w="642" w:type="dxa"/>
+            <w:tcW w:w="638" w:type="dxa"/>
             <w:vAlign w:val="center"/>
           </w:tcPr>
           <w:p>
@@ -34986,7 +34354,7 @@
         </w:tc>
         <w:tc>
           <w:tcPr>
-            <w:tcW w:w="756" w:type="dxa"/>
+            <w:tcW w:w="750" w:type="dxa"/>
             <w:vAlign w:val="center"/>
           </w:tcPr>
           <w:p>
@@ -35007,7 +34375,7 @@
         </w:trPr>
         <w:tc>
           <w:tcPr>
-            <w:tcW w:w="2353" w:type="dxa"/>
+            <w:tcW w:w="2322" w:type="dxa"/>
             <w:vMerge w:val="restart"/>
             <w:vAlign w:val="center"/>
           </w:tcPr>
@@ -35027,7 +34395,7 @@
         </w:tc>
         <w:tc>
           <w:tcPr>
-            <w:tcW w:w="391" w:type="dxa"/>
+            <w:tcW w:w="390" w:type="dxa"/>
             <w:vAlign w:val="center"/>
           </w:tcPr>
           <w:p>
@@ -35048,7 +34416,8 @@
         </w:tc>
         <w:tc>
           <w:tcPr>
-            <w:tcW w:w="746" w:type="dxa"/>
+            <w:tcW w:w="742" w:type="dxa"/>
+            <w:shd w:val="clear" w:color="auto" w:fill="auto"/>
             <w:vAlign w:val="center"/>
           </w:tcPr>
           <w:p>
@@ -35061,7 +34430,8 @@
         </w:tc>
         <w:tc>
           <w:tcPr>
-            <w:tcW w:w="672" w:type="dxa"/>
+            <w:tcW w:w="669" w:type="dxa"/>
+            <w:shd w:val="clear" w:color="auto" w:fill="auto"/>
             <w:vAlign w:val="center"/>
           </w:tcPr>
           <w:p>
@@ -35074,7 +34444,8 @@
         </w:tc>
         <w:tc>
           <w:tcPr>
-            <w:tcW w:w="741" w:type="dxa"/>
+            <w:tcW w:w="734" w:type="dxa"/>
+            <w:shd w:val="clear" w:color="auto" w:fill="auto"/>
             <w:vAlign w:val="center"/>
           </w:tcPr>
           <w:p>
@@ -35087,7 +34458,7 @@
         </w:tc>
         <w:tc>
           <w:tcPr>
-            <w:tcW w:w="719" w:type="dxa"/>
+            <w:tcW w:w="805" w:type="dxa"/>
             <w:gridSpan w:val="2"/>
             <w:shd w:val="clear" w:color="auto" w:fill="auto"/>
             <w:vAlign w:val="center"/>
@@ -35102,7 +34473,7 @@
         </w:tc>
         <w:tc>
           <w:tcPr>
-            <w:tcW w:w="666" w:type="dxa"/>
+            <w:tcW w:w="664" w:type="dxa"/>
             <w:shd w:val="clear" w:color="auto" w:fill="auto"/>
             <w:vAlign w:val="center"/>
           </w:tcPr>
@@ -35116,7 +34487,7 @@
         </w:tc>
         <w:tc>
           <w:tcPr>
-            <w:tcW w:w="701" w:type="dxa"/>
+            <w:tcW w:w="698" w:type="dxa"/>
             <w:shd w:val="clear" w:color="auto" w:fill="auto"/>
             <w:vAlign w:val="center"/>
           </w:tcPr>
@@ -35130,8 +34501,8 @@
         </w:tc>
         <w:tc>
           <w:tcPr>
-            <w:tcW w:w="805" w:type="dxa"/>
-            <w:shd w:val="clear" w:color="auto" w:fill="000000" w:themeFill="text1"/>
+            <w:tcW w:w="798" w:type="dxa"/>
+            <w:shd w:val="clear" w:color="auto" w:fill="auto"/>
             <w:vAlign w:val="center"/>
           </w:tcPr>
           <w:p>
@@ -35144,7 +34515,7 @@
         </w:tc>
         <w:tc>
           <w:tcPr>
-            <w:tcW w:w="786" w:type="dxa"/>
+            <w:tcW w:w="775" w:type="dxa"/>
             <w:shd w:val="clear" w:color="auto" w:fill="auto"/>
             <w:vAlign w:val="center"/>
           </w:tcPr>
@@ -35158,7 +34529,8 @@
         </w:tc>
         <w:tc>
           <w:tcPr>
-            <w:tcW w:w="650" w:type="dxa"/>
+            <w:tcW w:w="649" w:type="dxa"/>
+            <w:shd w:val="clear" w:color="auto" w:fill="auto"/>
             <w:vAlign w:val="center"/>
           </w:tcPr>
           <w:p>
@@ -35171,7 +34543,7 @@
         </w:tc>
         <w:tc>
           <w:tcPr>
-            <w:tcW w:w="778" w:type="dxa"/>
+            <w:tcW w:w="772" w:type="dxa"/>
             <w:shd w:val="clear" w:color="auto" w:fill="auto"/>
             <w:vAlign w:val="center"/>
           </w:tcPr>
@@ -35185,7 +34557,7 @@
         </w:tc>
         <w:tc>
           <w:tcPr>
-            <w:tcW w:w="642" w:type="dxa"/>
+            <w:tcW w:w="638" w:type="dxa"/>
             <w:vAlign w:val="center"/>
           </w:tcPr>
           <w:p>
@@ -35198,7 +34570,7 @@
         </w:tc>
         <w:tc>
           <w:tcPr>
-            <w:tcW w:w="756" w:type="dxa"/>
+            <w:tcW w:w="750" w:type="dxa"/>
             <w:vAlign w:val="center"/>
           </w:tcPr>
           <w:p>
@@ -35219,7 +34591,7 @@
         </w:trPr>
         <w:tc>
           <w:tcPr>
-            <w:tcW w:w="2353" w:type="dxa"/>
+            <w:tcW w:w="2322" w:type="dxa"/>
             <w:vMerge/>
             <w:vAlign w:val="center"/>
           </w:tcPr>
@@ -35233,7 +34605,7 @@
         </w:tc>
         <w:tc>
           <w:tcPr>
-            <w:tcW w:w="391" w:type="dxa"/>
+            <w:tcW w:w="390" w:type="dxa"/>
             <w:vAlign w:val="center"/>
           </w:tcPr>
           <w:p>
@@ -35254,8 +34626,8 @@
         </w:tc>
         <w:tc>
           <w:tcPr>
-            <w:tcW w:w="746" w:type="dxa"/>
-            <w:shd w:val="clear" w:color="auto" w:fill="00B050"/>
+            <w:tcW w:w="742" w:type="dxa"/>
+            <w:shd w:val="clear" w:color="auto" w:fill="auto"/>
             <w:vAlign w:val="center"/>
           </w:tcPr>
           <w:p>
@@ -35268,7 +34640,8 @@
         </w:tc>
         <w:tc>
           <w:tcPr>
-            <w:tcW w:w="672" w:type="dxa"/>
+            <w:tcW w:w="669" w:type="dxa"/>
+            <w:shd w:val="clear" w:color="auto" w:fill="auto"/>
             <w:vAlign w:val="center"/>
           </w:tcPr>
           <w:p>
@@ -35281,7 +34654,8 @@
         </w:tc>
         <w:tc>
           <w:tcPr>
-            <w:tcW w:w="741" w:type="dxa"/>
+            <w:tcW w:w="734" w:type="dxa"/>
+            <w:shd w:val="clear" w:color="auto" w:fill="auto"/>
             <w:vAlign w:val="center"/>
           </w:tcPr>
           <w:p>
@@ -35294,7 +34668,7 @@
         </w:tc>
         <w:tc>
           <w:tcPr>
-            <w:tcW w:w="719" w:type="dxa"/>
+            <w:tcW w:w="805" w:type="dxa"/>
             <w:gridSpan w:val="2"/>
             <w:shd w:val="clear" w:color="auto" w:fill="auto"/>
             <w:vAlign w:val="center"/>
@@ -35309,7 +34683,7 @@
         </w:tc>
         <w:tc>
           <w:tcPr>
-            <w:tcW w:w="666" w:type="dxa"/>
+            <w:tcW w:w="664" w:type="dxa"/>
             <w:shd w:val="clear" w:color="auto" w:fill="auto"/>
             <w:vAlign w:val="center"/>
           </w:tcPr>
@@ -35323,7 +34697,7 @@
         </w:tc>
         <w:tc>
           <w:tcPr>
-            <w:tcW w:w="701" w:type="dxa"/>
+            <w:tcW w:w="698" w:type="dxa"/>
             <w:shd w:val="clear" w:color="auto" w:fill="auto"/>
             <w:vAlign w:val="center"/>
           </w:tcPr>
@@ -35337,7 +34711,7 @@
         </w:tc>
         <w:tc>
           <w:tcPr>
-            <w:tcW w:w="805" w:type="dxa"/>
+            <w:tcW w:w="798" w:type="dxa"/>
             <w:shd w:val="clear" w:color="auto" w:fill="auto"/>
             <w:vAlign w:val="center"/>
           </w:tcPr>
@@ -35351,7 +34725,7 @@
         </w:tc>
         <w:tc>
           <w:tcPr>
-            <w:tcW w:w="786" w:type="dxa"/>
+            <w:tcW w:w="775" w:type="dxa"/>
             <w:shd w:val="clear" w:color="auto" w:fill="auto"/>
             <w:vAlign w:val="center"/>
           </w:tcPr>
@@ -35365,7 +34739,8 @@
         </w:tc>
         <w:tc>
           <w:tcPr>
-            <w:tcW w:w="650" w:type="dxa"/>
+            <w:tcW w:w="649" w:type="dxa"/>
+            <w:shd w:val="clear" w:color="auto" w:fill="auto"/>
             <w:vAlign w:val="center"/>
           </w:tcPr>
           <w:p>
@@ -35378,7 +34753,7 @@
         </w:tc>
         <w:tc>
           <w:tcPr>
-            <w:tcW w:w="778" w:type="dxa"/>
+            <w:tcW w:w="772" w:type="dxa"/>
             <w:shd w:val="clear" w:color="auto" w:fill="auto"/>
             <w:vAlign w:val="center"/>
           </w:tcPr>
@@ -35392,7 +34767,7 @@
         </w:tc>
         <w:tc>
           <w:tcPr>
-            <w:tcW w:w="642" w:type="dxa"/>
+            <w:tcW w:w="638" w:type="dxa"/>
             <w:vAlign w:val="center"/>
           </w:tcPr>
           <w:p>
@@ -35405,7 +34780,7 @@
         </w:tc>
         <w:tc>
           <w:tcPr>
-            <w:tcW w:w="756" w:type="dxa"/>
+            <w:tcW w:w="750" w:type="dxa"/>
             <w:vAlign w:val="center"/>
           </w:tcPr>
           <w:p>
@@ -35426,7 +34801,7 @@
         </w:trPr>
         <w:tc>
           <w:tcPr>
-            <w:tcW w:w="2353" w:type="dxa"/>
+            <w:tcW w:w="2322" w:type="dxa"/>
             <w:vMerge w:val="restart"/>
             <w:vAlign w:val="center"/>
           </w:tcPr>
@@ -35446,7 +34821,7 @@
         </w:tc>
         <w:tc>
           <w:tcPr>
-            <w:tcW w:w="391" w:type="dxa"/>
+            <w:tcW w:w="390" w:type="dxa"/>
             <w:vAlign w:val="center"/>
           </w:tcPr>
           <w:p>
@@ -35467,7 +34842,8 @@
         </w:tc>
         <w:tc>
           <w:tcPr>
-            <w:tcW w:w="746" w:type="dxa"/>
+            <w:tcW w:w="742" w:type="dxa"/>
+            <w:shd w:val="clear" w:color="auto" w:fill="auto"/>
             <w:vAlign w:val="center"/>
           </w:tcPr>
           <w:p>
@@ -35480,7 +34856,8 @@
         </w:tc>
         <w:tc>
           <w:tcPr>
-            <w:tcW w:w="672" w:type="dxa"/>
+            <w:tcW w:w="669" w:type="dxa"/>
+            <w:shd w:val="clear" w:color="auto" w:fill="auto"/>
             <w:vAlign w:val="center"/>
           </w:tcPr>
           <w:p>
@@ -35493,7 +34870,8 @@
         </w:tc>
         <w:tc>
           <w:tcPr>
-            <w:tcW w:w="741" w:type="dxa"/>
+            <w:tcW w:w="734" w:type="dxa"/>
+            <w:shd w:val="clear" w:color="auto" w:fill="auto"/>
             <w:vAlign w:val="center"/>
           </w:tcPr>
           <w:p>
@@ -35506,7 +34884,7 @@
         </w:tc>
         <w:tc>
           <w:tcPr>
-            <w:tcW w:w="719" w:type="dxa"/>
+            <w:tcW w:w="805" w:type="dxa"/>
             <w:gridSpan w:val="2"/>
             <w:shd w:val="clear" w:color="auto" w:fill="auto"/>
             <w:vAlign w:val="center"/>
@@ -35521,7 +34899,7 @@
         </w:tc>
         <w:tc>
           <w:tcPr>
-            <w:tcW w:w="666" w:type="dxa"/>
+            <w:tcW w:w="664" w:type="dxa"/>
             <w:shd w:val="clear" w:color="auto" w:fill="auto"/>
             <w:vAlign w:val="center"/>
           </w:tcPr>
@@ -35535,7 +34913,7 @@
         </w:tc>
         <w:tc>
           <w:tcPr>
-            <w:tcW w:w="701" w:type="dxa"/>
+            <w:tcW w:w="698" w:type="dxa"/>
             <w:shd w:val="clear" w:color="auto" w:fill="auto"/>
             <w:vAlign w:val="center"/>
           </w:tcPr>
@@ -35549,8 +34927,8 @@
         </w:tc>
         <w:tc>
           <w:tcPr>
-            <w:tcW w:w="805" w:type="dxa"/>
-            <w:shd w:val="clear" w:color="auto" w:fill="000000" w:themeFill="text1"/>
+            <w:tcW w:w="798" w:type="dxa"/>
+            <w:shd w:val="clear" w:color="auto" w:fill="auto"/>
             <w:vAlign w:val="center"/>
           </w:tcPr>
           <w:p>
@@ -35563,7 +34941,7 @@
         </w:tc>
         <w:tc>
           <w:tcPr>
-            <w:tcW w:w="786" w:type="dxa"/>
+            <w:tcW w:w="775" w:type="dxa"/>
             <w:shd w:val="clear" w:color="auto" w:fill="auto"/>
             <w:vAlign w:val="center"/>
           </w:tcPr>
@@ -35577,7 +34955,8 @@
         </w:tc>
         <w:tc>
           <w:tcPr>
-            <w:tcW w:w="650" w:type="dxa"/>
+            <w:tcW w:w="649" w:type="dxa"/>
+            <w:shd w:val="clear" w:color="auto" w:fill="auto"/>
             <w:vAlign w:val="center"/>
           </w:tcPr>
           <w:p>
@@ -35590,7 +34969,7 @@
         </w:tc>
         <w:tc>
           <w:tcPr>
-            <w:tcW w:w="778" w:type="dxa"/>
+            <w:tcW w:w="772" w:type="dxa"/>
             <w:shd w:val="clear" w:color="auto" w:fill="auto"/>
             <w:vAlign w:val="center"/>
           </w:tcPr>
@@ -35604,7 +34983,7 @@
         </w:tc>
         <w:tc>
           <w:tcPr>
-            <w:tcW w:w="642" w:type="dxa"/>
+            <w:tcW w:w="638" w:type="dxa"/>
             <w:vAlign w:val="center"/>
           </w:tcPr>
           <w:p>
@@ -35617,7 +34996,7 @@
         </w:tc>
         <w:tc>
           <w:tcPr>
-            <w:tcW w:w="756" w:type="dxa"/>
+            <w:tcW w:w="750" w:type="dxa"/>
             <w:vAlign w:val="center"/>
           </w:tcPr>
           <w:p>
@@ -35638,7 +35017,7 @@
         </w:trPr>
         <w:tc>
           <w:tcPr>
-            <w:tcW w:w="2353" w:type="dxa"/>
+            <w:tcW w:w="2322" w:type="dxa"/>
             <w:vMerge/>
             <w:vAlign w:val="center"/>
           </w:tcPr>
@@ -35652,7 +35031,7 @@
         </w:tc>
         <w:tc>
           <w:tcPr>
-            <w:tcW w:w="391" w:type="dxa"/>
+            <w:tcW w:w="390" w:type="dxa"/>
             <w:vAlign w:val="center"/>
           </w:tcPr>
           <w:p>
@@ -35673,8 +35052,8 @@
         </w:tc>
         <w:tc>
           <w:tcPr>
-            <w:tcW w:w="746" w:type="dxa"/>
-            <w:shd w:val="clear" w:color="auto" w:fill="00B050"/>
+            <w:tcW w:w="742" w:type="dxa"/>
+            <w:shd w:val="clear" w:color="auto" w:fill="auto"/>
             <w:vAlign w:val="center"/>
           </w:tcPr>
           <w:p>
@@ -35687,7 +35066,8 @@
         </w:tc>
         <w:tc>
           <w:tcPr>
-            <w:tcW w:w="672" w:type="dxa"/>
+            <w:tcW w:w="669" w:type="dxa"/>
+            <w:shd w:val="clear" w:color="auto" w:fill="auto"/>
             <w:vAlign w:val="center"/>
           </w:tcPr>
           <w:p>
@@ -35700,7 +35080,8 @@
         </w:tc>
         <w:tc>
           <w:tcPr>
-            <w:tcW w:w="741" w:type="dxa"/>
+            <w:tcW w:w="734" w:type="dxa"/>
+            <w:shd w:val="clear" w:color="auto" w:fill="auto"/>
             <w:vAlign w:val="center"/>
           </w:tcPr>
           <w:p>
@@ -35713,7 +35094,7 @@
         </w:tc>
         <w:tc>
           <w:tcPr>
-            <w:tcW w:w="719" w:type="dxa"/>
+            <w:tcW w:w="805" w:type="dxa"/>
             <w:gridSpan w:val="2"/>
             <w:shd w:val="clear" w:color="auto" w:fill="auto"/>
             <w:vAlign w:val="center"/>
@@ -35728,7 +35109,7 @@
         </w:tc>
         <w:tc>
           <w:tcPr>
-            <w:tcW w:w="666" w:type="dxa"/>
+            <w:tcW w:w="664" w:type="dxa"/>
             <w:shd w:val="clear" w:color="auto" w:fill="auto"/>
             <w:vAlign w:val="center"/>
           </w:tcPr>
@@ -35742,7 +35123,7 @@
         </w:tc>
         <w:tc>
           <w:tcPr>
-            <w:tcW w:w="701" w:type="dxa"/>
+            <w:tcW w:w="698" w:type="dxa"/>
             <w:shd w:val="clear" w:color="auto" w:fill="auto"/>
             <w:vAlign w:val="center"/>
           </w:tcPr>
@@ -35756,7 +35137,7 @@
         </w:tc>
         <w:tc>
           <w:tcPr>
-            <w:tcW w:w="805" w:type="dxa"/>
+            <w:tcW w:w="798" w:type="dxa"/>
             <w:shd w:val="clear" w:color="auto" w:fill="auto"/>
             <w:vAlign w:val="center"/>
           </w:tcPr>
@@ -35770,7 +35151,7 @@
         </w:tc>
         <w:tc>
           <w:tcPr>
-            <w:tcW w:w="786" w:type="dxa"/>
+            <w:tcW w:w="775" w:type="dxa"/>
             <w:shd w:val="clear" w:color="auto" w:fill="auto"/>
             <w:vAlign w:val="center"/>
           </w:tcPr>
@@ -35784,7 +35165,8 @@
         </w:tc>
         <w:tc>
           <w:tcPr>
-            <w:tcW w:w="650" w:type="dxa"/>
+            <w:tcW w:w="649" w:type="dxa"/>
+            <w:shd w:val="clear" w:color="auto" w:fill="auto"/>
             <w:vAlign w:val="center"/>
           </w:tcPr>
           <w:p>
@@ -35797,7 +35179,7 @@
         </w:tc>
         <w:tc>
           <w:tcPr>
-            <w:tcW w:w="778" w:type="dxa"/>
+            <w:tcW w:w="772" w:type="dxa"/>
             <w:shd w:val="clear" w:color="auto" w:fill="auto"/>
             <w:vAlign w:val="center"/>
           </w:tcPr>
@@ -35811,7 +35193,7 @@
         </w:tc>
         <w:tc>
           <w:tcPr>
-            <w:tcW w:w="642" w:type="dxa"/>
+            <w:tcW w:w="638" w:type="dxa"/>
             <w:vAlign w:val="center"/>
           </w:tcPr>
           <w:p>
@@ -35824,7 +35206,7 @@
         </w:tc>
         <w:tc>
           <w:tcPr>
-            <w:tcW w:w="756" w:type="dxa"/>
+            <w:tcW w:w="750" w:type="dxa"/>
             <w:vAlign w:val="center"/>
           </w:tcPr>
           <w:p>
@@ -35845,7 +35227,7 @@
         </w:trPr>
         <w:tc>
           <w:tcPr>
-            <w:tcW w:w="5327" w:type="dxa"/>
+            <w:tcW w:w="5331" w:type="dxa"/>
             <w:gridSpan w:val="6"/>
             <w:vAlign w:val="center"/>
           </w:tcPr>
@@ -35926,7 +35308,7 @@
         </w:tc>
         <w:tc>
           <w:tcPr>
-            <w:tcW w:w="6079" w:type="dxa"/>
+            <w:tcW w:w="6075" w:type="dxa"/>
             <w:gridSpan w:val="9"/>
             <w:vAlign w:val="center"/>
           </w:tcPr>
@@ -36037,21 +35419,21 @@
         <w:tblLook w:val="04A0" w:firstRow="1" w:lastRow="0" w:firstColumn="1" w:lastColumn="0" w:noHBand="0" w:noVBand="1"/>
       </w:tblPr>
       <w:tblGrid>
-        <w:gridCol w:w="2290"/>
-        <w:gridCol w:w="390"/>
-        <w:gridCol w:w="749"/>
-        <w:gridCol w:w="735"/>
-        <w:gridCol w:w="732"/>
-        <w:gridCol w:w="446"/>
-        <w:gridCol w:w="266"/>
-        <w:gridCol w:w="667"/>
-        <w:gridCol w:w="693"/>
-        <w:gridCol w:w="805"/>
-        <w:gridCol w:w="790"/>
-        <w:gridCol w:w="657"/>
-        <w:gridCol w:w="781"/>
-        <w:gridCol w:w="645"/>
-        <w:gridCol w:w="760"/>
+        <w:gridCol w:w="2247"/>
+        <w:gridCol w:w="389"/>
+        <w:gridCol w:w="743"/>
+        <w:gridCol w:w="727"/>
+        <w:gridCol w:w="723"/>
+        <w:gridCol w:w="503"/>
+        <w:gridCol w:w="302"/>
+        <w:gridCol w:w="664"/>
+        <w:gridCol w:w="689"/>
+        <w:gridCol w:w="795"/>
+        <w:gridCol w:w="774"/>
+        <w:gridCol w:w="655"/>
+        <w:gridCol w:w="770"/>
+        <w:gridCol w:w="672"/>
+        <w:gridCol w:w="753"/>
         <w:gridCol w:w="7"/>
       </w:tblGrid>
       <w:tr>
@@ -36092,6 +35474,15 @@
                 <w:sz w:val="24"/>
               </w:rPr>
               <w:t>5</w:t>
+            </w:r>
+            <w:r>
+              <w:rPr>
+                <w:rFonts w:ascii="Arial" w:hAnsi="Arial" w:cs="Arial"/>
+                <w:b/>
+                <w:bCs/>
+                <w:sz w:val="24"/>
+              </w:rPr>
+              <w:t xml:space="preserve"> - 2026</w:t>
             </w:r>
           </w:p>
         </w:tc>
@@ -36105,7 +35496,7 @@
         </w:trPr>
         <w:tc>
           <w:tcPr>
-            <w:tcW w:w="2736" w:type="dxa"/>
+            <w:tcW w:w="2680" w:type="dxa"/>
             <w:gridSpan w:val="2"/>
             <w:shd w:val="clear" w:color="auto" w:fill="BFBFBF" w:themeFill="background1" w:themeFillShade="BF"/>
             <w:vAlign w:val="center"/>
@@ -36129,6 +35520,304 @@
         </w:tc>
         <w:tc>
           <w:tcPr>
+            <w:tcW w:w="749" w:type="dxa"/>
+            <w:shd w:val="clear" w:color="auto" w:fill="BFBFBF" w:themeFill="background1" w:themeFillShade="BF"/>
+            <w:vAlign w:val="center"/>
+          </w:tcPr>
+          <w:p>
+            <w:pPr>
+              <w:jc w:val="center"/>
+              <w:rPr>
+                <w:rFonts w:ascii="Arial" w:hAnsi="Arial" w:cs="Arial"/>
+                <w:b/>
+                <w:sz w:val="20"/>
+                <w:szCs w:val="16"/>
+              </w:rPr>
+            </w:pPr>
+            <w:r>
+              <w:rPr>
+                <w:rFonts w:ascii="Arial" w:hAnsi="Arial" w:cs="Arial"/>
+                <w:b/>
+                <w:sz w:val="20"/>
+                <w:szCs w:val="16"/>
+              </w:rPr>
+              <w:t>MAY</w:t>
+            </w:r>
+          </w:p>
+        </w:tc>
+        <w:tc>
+          <w:tcPr>
+            <w:tcW w:w="735" w:type="dxa"/>
+            <w:shd w:val="clear" w:color="auto" w:fill="BFBFBF" w:themeFill="background1" w:themeFillShade="BF"/>
+            <w:vAlign w:val="center"/>
+          </w:tcPr>
+          <w:p>
+            <w:pPr>
+              <w:jc w:val="center"/>
+              <w:rPr>
+                <w:rFonts w:ascii="Arial" w:hAnsi="Arial" w:cs="Arial"/>
+                <w:b/>
+                <w:sz w:val="20"/>
+                <w:szCs w:val="16"/>
+              </w:rPr>
+            </w:pPr>
+            <w:r>
+              <w:rPr>
+                <w:rFonts w:ascii="Arial" w:hAnsi="Arial" w:cs="Arial"/>
+                <w:b/>
+                <w:sz w:val="20"/>
+                <w:szCs w:val="16"/>
+              </w:rPr>
+              <w:t>JUN</w:t>
+            </w:r>
+          </w:p>
+        </w:tc>
+        <w:tc>
+          <w:tcPr>
+            <w:tcW w:w="732" w:type="dxa"/>
+            <w:shd w:val="clear" w:color="auto" w:fill="BFBFBF" w:themeFill="background1" w:themeFillShade="BF"/>
+            <w:vAlign w:val="center"/>
+          </w:tcPr>
+          <w:p>
+            <w:pPr>
+              <w:jc w:val="center"/>
+              <w:rPr>
+                <w:rFonts w:ascii="Arial" w:hAnsi="Arial" w:cs="Arial"/>
+                <w:b/>
+                <w:sz w:val="20"/>
+                <w:szCs w:val="16"/>
+              </w:rPr>
+            </w:pPr>
+            <w:r>
+              <w:rPr>
+                <w:rFonts w:ascii="Arial" w:hAnsi="Arial" w:cs="Arial"/>
+                <w:b/>
+                <w:sz w:val="20"/>
+                <w:szCs w:val="16"/>
+              </w:rPr>
+              <w:t>JUL</w:t>
+            </w:r>
+          </w:p>
+        </w:tc>
+        <w:tc>
+          <w:tcPr>
+            <w:tcW w:w="712" w:type="dxa"/>
+            <w:gridSpan w:val="2"/>
+            <w:shd w:val="clear" w:color="auto" w:fill="BFBFBF" w:themeFill="background1" w:themeFillShade="BF"/>
+            <w:vAlign w:val="center"/>
+          </w:tcPr>
+          <w:p>
+            <w:pPr>
+              <w:jc w:val="center"/>
+              <w:rPr>
+                <w:rFonts w:ascii="Arial" w:hAnsi="Arial" w:cs="Arial"/>
+                <w:b/>
+                <w:sz w:val="20"/>
+                <w:szCs w:val="16"/>
+              </w:rPr>
+            </w:pPr>
+            <w:r>
+              <w:rPr>
+                <w:rFonts w:ascii="Arial" w:hAnsi="Arial" w:cs="Arial"/>
+                <w:b/>
+                <w:sz w:val="20"/>
+                <w:szCs w:val="16"/>
+              </w:rPr>
+              <w:t>AGOS</w:t>
+            </w:r>
+          </w:p>
+        </w:tc>
+        <w:tc>
+          <w:tcPr>
+            <w:tcW w:w="667" w:type="dxa"/>
+            <w:shd w:val="clear" w:color="auto" w:fill="BFBFBF" w:themeFill="background1" w:themeFillShade="BF"/>
+            <w:vAlign w:val="center"/>
+          </w:tcPr>
+          <w:p>
+            <w:pPr>
+              <w:jc w:val="center"/>
+              <w:rPr>
+                <w:rFonts w:ascii="Arial" w:hAnsi="Arial" w:cs="Arial"/>
+                <w:b/>
+                <w:sz w:val="20"/>
+                <w:szCs w:val="16"/>
+              </w:rPr>
+            </w:pPr>
+            <w:r>
+              <w:rPr>
+                <w:rFonts w:ascii="Arial" w:hAnsi="Arial" w:cs="Arial"/>
+                <w:b/>
+                <w:sz w:val="20"/>
+                <w:szCs w:val="16"/>
+              </w:rPr>
+              <w:t>SEP</w:t>
+            </w:r>
+          </w:p>
+        </w:tc>
+        <w:tc>
+          <w:tcPr>
+            <w:tcW w:w="693" w:type="dxa"/>
+            <w:shd w:val="clear" w:color="auto" w:fill="BFBFBF" w:themeFill="background1" w:themeFillShade="BF"/>
+            <w:vAlign w:val="center"/>
+          </w:tcPr>
+          <w:p>
+            <w:pPr>
+              <w:jc w:val="center"/>
+              <w:rPr>
+                <w:rFonts w:ascii="Arial" w:hAnsi="Arial" w:cs="Arial"/>
+                <w:b/>
+                <w:sz w:val="20"/>
+                <w:szCs w:val="16"/>
+              </w:rPr>
+            </w:pPr>
+            <w:r>
+              <w:rPr>
+                <w:rFonts w:ascii="Arial" w:hAnsi="Arial" w:cs="Arial"/>
+                <w:b/>
+                <w:sz w:val="20"/>
+                <w:szCs w:val="16"/>
+              </w:rPr>
+              <w:t>OCT</w:t>
+            </w:r>
+          </w:p>
+        </w:tc>
+        <w:tc>
+          <w:tcPr>
+            <w:tcW w:w="805" w:type="dxa"/>
+            <w:shd w:val="clear" w:color="auto" w:fill="BFBFBF" w:themeFill="background1" w:themeFillShade="BF"/>
+            <w:vAlign w:val="center"/>
+          </w:tcPr>
+          <w:p>
+            <w:pPr>
+              <w:jc w:val="center"/>
+              <w:rPr>
+                <w:rFonts w:ascii="Arial" w:hAnsi="Arial" w:cs="Arial"/>
+                <w:b/>
+                <w:sz w:val="20"/>
+                <w:szCs w:val="16"/>
+              </w:rPr>
+            </w:pPr>
+            <w:r>
+              <w:rPr>
+                <w:rFonts w:ascii="Arial" w:hAnsi="Arial" w:cs="Arial"/>
+                <w:b/>
+                <w:sz w:val="20"/>
+                <w:szCs w:val="16"/>
+              </w:rPr>
+              <w:t>NOV</w:t>
+            </w:r>
+          </w:p>
+        </w:tc>
+        <w:tc>
+          <w:tcPr>
+            <w:tcW w:w="790" w:type="dxa"/>
+            <w:shd w:val="clear" w:color="auto" w:fill="BFBFBF" w:themeFill="background1" w:themeFillShade="BF"/>
+            <w:vAlign w:val="center"/>
+          </w:tcPr>
+          <w:p>
+            <w:pPr>
+              <w:jc w:val="center"/>
+              <w:rPr>
+                <w:rFonts w:ascii="Arial" w:hAnsi="Arial" w:cs="Arial"/>
+                <w:b/>
+                <w:sz w:val="20"/>
+                <w:szCs w:val="16"/>
+              </w:rPr>
+            </w:pPr>
+            <w:r>
+              <w:rPr>
+                <w:rFonts w:ascii="Arial" w:hAnsi="Arial" w:cs="Arial"/>
+                <w:b/>
+                <w:sz w:val="20"/>
+                <w:szCs w:val="16"/>
+              </w:rPr>
+              <w:t>DIC</w:t>
+            </w:r>
+          </w:p>
+        </w:tc>
+        <w:tc>
+          <w:tcPr>
+            <w:tcW w:w="657" w:type="dxa"/>
+            <w:shd w:val="clear" w:color="auto" w:fill="BFBFBF" w:themeFill="background1" w:themeFillShade="BF"/>
+            <w:vAlign w:val="center"/>
+          </w:tcPr>
+          <w:p>
+            <w:pPr>
+              <w:jc w:val="center"/>
+              <w:rPr>
+                <w:rFonts w:ascii="Arial" w:hAnsi="Arial" w:cs="Arial"/>
+                <w:b/>
+                <w:sz w:val="20"/>
+                <w:szCs w:val="16"/>
+              </w:rPr>
+            </w:pPr>
+            <w:r>
+              <w:rPr>
+                <w:rFonts w:ascii="Arial" w:hAnsi="Arial" w:cs="Arial"/>
+                <w:b/>
+                <w:sz w:val="20"/>
+                <w:szCs w:val="16"/>
+              </w:rPr>
+              <w:t>ENE</w:t>
+            </w:r>
+          </w:p>
+        </w:tc>
+        <w:tc>
+          <w:tcPr>
+            <w:tcW w:w="781" w:type="dxa"/>
+            <w:shd w:val="clear" w:color="auto" w:fill="BFBFBF" w:themeFill="background1" w:themeFillShade="BF"/>
+            <w:vAlign w:val="center"/>
+          </w:tcPr>
+          <w:p>
+            <w:pPr>
+              <w:jc w:val="center"/>
+              <w:rPr>
+                <w:rFonts w:ascii="Arial" w:hAnsi="Arial" w:cs="Arial"/>
+                <w:b/>
+                <w:sz w:val="20"/>
+                <w:szCs w:val="16"/>
+              </w:rPr>
+            </w:pPr>
+            <w:r>
+              <w:rPr>
+                <w:rFonts w:ascii="Arial" w:hAnsi="Arial" w:cs="Arial"/>
+                <w:b/>
+                <w:sz w:val="20"/>
+                <w:szCs w:val="16"/>
+              </w:rPr>
+              <w:t>FEB</w:t>
+            </w:r>
+          </w:p>
+        </w:tc>
+        <w:tc>
+          <w:tcPr>
+            <w:tcW w:w="645" w:type="dxa"/>
+            <w:shd w:val="clear" w:color="auto" w:fill="BFBFBF" w:themeFill="background1" w:themeFillShade="BF"/>
+            <w:vAlign w:val="center"/>
+          </w:tcPr>
+          <w:p>
+            <w:pPr>
+              <w:jc w:val="center"/>
+              <w:rPr>
+                <w:rFonts w:ascii="Arial" w:hAnsi="Arial" w:cs="Arial"/>
+                <w:b/>
+                <w:sz w:val="20"/>
+                <w:szCs w:val="16"/>
+              </w:rPr>
+            </w:pPr>
+            <w:r>
+              <w:rPr>
+                <w:rFonts w:ascii="Arial" w:hAnsi="Arial" w:cs="Arial"/>
+                <w:b/>
+                <w:sz w:val="20"/>
+                <w:szCs w:val="16"/>
+              </w:rPr>
+              <w:t>MAR</w:t>
+            </w:r>
+          </w:p>
+        </w:tc>
+        <w:tc>
+          <w:tcPr>
             <w:tcW w:w="760" w:type="dxa"/>
             <w:shd w:val="clear" w:color="auto" w:fill="BFBFBF" w:themeFill="background1" w:themeFillShade="BF"/>
             <w:vAlign w:val="center"/>
@@ -36150,305 +35839,7 @@
                 <w:sz w:val="20"/>
                 <w:szCs w:val="16"/>
               </w:rPr>
-              <w:t>FEB</w:t>
-            </w:r>
-          </w:p>
-        </w:tc>
-        <w:tc>
-          <w:tcPr>
-            <w:tcW w:w="740" w:type="dxa"/>
-            <w:shd w:val="clear" w:color="auto" w:fill="BFBFBF" w:themeFill="background1" w:themeFillShade="BF"/>
-            <w:vAlign w:val="center"/>
-          </w:tcPr>
-          <w:p>
-            <w:pPr>
-              <w:jc w:val="center"/>
-              <w:rPr>
-                <w:rFonts w:ascii="Arial" w:hAnsi="Arial" w:cs="Arial"/>
-                <w:b/>
-                <w:sz w:val="20"/>
-                <w:szCs w:val="16"/>
-              </w:rPr>
-            </w:pPr>
-            <w:r>
-              <w:rPr>
-                <w:rFonts w:ascii="Arial" w:hAnsi="Arial" w:cs="Arial"/>
-                <w:b/>
-                <w:sz w:val="20"/>
-                <w:szCs w:val="16"/>
-              </w:rPr>
-              <w:t>MAR</w:t>
-            </w:r>
-          </w:p>
-        </w:tc>
-        <w:tc>
-          <w:tcPr>
-            <w:tcW w:w="739" w:type="dxa"/>
-            <w:shd w:val="clear" w:color="auto" w:fill="BFBFBF" w:themeFill="background1" w:themeFillShade="BF"/>
-            <w:vAlign w:val="center"/>
-          </w:tcPr>
-          <w:p>
-            <w:pPr>
-              <w:jc w:val="center"/>
-              <w:rPr>
-                <w:rFonts w:ascii="Arial" w:hAnsi="Arial" w:cs="Arial"/>
-                <w:b/>
-                <w:sz w:val="20"/>
-                <w:szCs w:val="16"/>
-              </w:rPr>
-            </w:pPr>
-            <w:r>
-              <w:rPr>
-                <w:rFonts w:ascii="Arial" w:hAnsi="Arial" w:cs="Arial"/>
-                <w:b/>
-                <w:sz w:val="20"/>
-                <w:szCs w:val="16"/>
-              </w:rPr>
               <w:t>ABR</w:t>
-            </w:r>
-          </w:p>
-        </w:tc>
-        <w:tc>
-          <w:tcPr>
-            <w:tcW w:w="716" w:type="dxa"/>
-            <w:gridSpan w:val="2"/>
-            <w:shd w:val="clear" w:color="auto" w:fill="BFBFBF" w:themeFill="background1" w:themeFillShade="BF"/>
-            <w:vAlign w:val="center"/>
-          </w:tcPr>
-          <w:p>
-            <w:pPr>
-              <w:jc w:val="center"/>
-              <w:rPr>
-                <w:rFonts w:ascii="Arial" w:hAnsi="Arial" w:cs="Arial"/>
-                <w:b/>
-                <w:sz w:val="20"/>
-                <w:szCs w:val="16"/>
-              </w:rPr>
-            </w:pPr>
-            <w:r>
-              <w:rPr>
-                <w:rFonts w:ascii="Arial" w:hAnsi="Arial" w:cs="Arial"/>
-                <w:b/>
-                <w:sz w:val="20"/>
-                <w:szCs w:val="16"/>
-              </w:rPr>
-              <w:t>MAY</w:t>
-            </w:r>
-          </w:p>
-        </w:tc>
-        <w:tc>
-          <w:tcPr>
-            <w:tcW w:w="671" w:type="dxa"/>
-            <w:shd w:val="clear" w:color="auto" w:fill="BFBFBF" w:themeFill="background1" w:themeFillShade="BF"/>
-            <w:vAlign w:val="center"/>
-          </w:tcPr>
-          <w:p>
-            <w:pPr>
-              <w:jc w:val="center"/>
-              <w:rPr>
-                <w:rFonts w:ascii="Arial" w:hAnsi="Arial" w:cs="Arial"/>
-                <w:b/>
-                <w:sz w:val="20"/>
-                <w:szCs w:val="16"/>
-              </w:rPr>
-            </w:pPr>
-            <w:r>
-              <w:rPr>
-                <w:rFonts w:ascii="Arial" w:hAnsi="Arial" w:cs="Arial"/>
-                <w:b/>
-                <w:sz w:val="20"/>
-                <w:szCs w:val="16"/>
-              </w:rPr>
-              <w:t>JUN</w:t>
-            </w:r>
-          </w:p>
-        </w:tc>
-        <w:tc>
-          <w:tcPr>
-            <w:tcW w:w="701" w:type="dxa"/>
-            <w:shd w:val="clear" w:color="auto" w:fill="BFBFBF" w:themeFill="background1" w:themeFillShade="BF"/>
-            <w:vAlign w:val="center"/>
-          </w:tcPr>
-          <w:p>
-            <w:pPr>
-              <w:jc w:val="center"/>
-              <w:rPr>
-                <w:rFonts w:ascii="Arial" w:hAnsi="Arial" w:cs="Arial"/>
-                <w:b/>
-                <w:sz w:val="20"/>
-                <w:szCs w:val="16"/>
-              </w:rPr>
-            </w:pPr>
-            <w:r>
-              <w:rPr>
-                <w:rFonts w:ascii="Arial" w:hAnsi="Arial" w:cs="Arial"/>
-                <w:b/>
-                <w:sz w:val="20"/>
-                <w:szCs w:val="16"/>
-              </w:rPr>
-              <w:t>JUL</w:t>
-            </w:r>
-          </w:p>
-        </w:tc>
-        <w:tc>
-          <w:tcPr>
-            <w:tcW w:w="665" w:type="dxa"/>
-            <w:shd w:val="clear" w:color="auto" w:fill="BFBFBF" w:themeFill="background1" w:themeFillShade="BF"/>
-            <w:vAlign w:val="center"/>
-          </w:tcPr>
-          <w:p>
-            <w:pPr>
-              <w:jc w:val="center"/>
-              <w:rPr>
-                <w:rFonts w:ascii="Arial" w:hAnsi="Arial" w:cs="Arial"/>
-                <w:b/>
-                <w:sz w:val="20"/>
-                <w:szCs w:val="16"/>
-              </w:rPr>
-            </w:pPr>
-            <w:r>
-              <w:rPr>
-                <w:rFonts w:ascii="Arial" w:hAnsi="Arial" w:cs="Arial"/>
-                <w:b/>
-                <w:sz w:val="20"/>
-                <w:szCs w:val="16"/>
-              </w:rPr>
-              <w:t>AGOS</w:t>
-            </w:r>
-          </w:p>
-        </w:tc>
-        <w:tc>
-          <w:tcPr>
-            <w:tcW w:w="805" w:type="dxa"/>
-            <w:shd w:val="clear" w:color="auto" w:fill="BFBFBF" w:themeFill="background1" w:themeFillShade="BF"/>
-            <w:vAlign w:val="center"/>
-          </w:tcPr>
-          <w:p>
-            <w:pPr>
-              <w:jc w:val="center"/>
-              <w:rPr>
-                <w:rFonts w:ascii="Arial" w:hAnsi="Arial" w:cs="Arial"/>
-                <w:b/>
-                <w:sz w:val="20"/>
-                <w:szCs w:val="16"/>
-              </w:rPr>
-            </w:pPr>
-            <w:r>
-              <w:rPr>
-                <w:rFonts w:ascii="Arial" w:hAnsi="Arial" w:cs="Arial"/>
-                <w:b/>
-                <w:sz w:val="20"/>
-                <w:szCs w:val="16"/>
-              </w:rPr>
-              <w:t>SEP</w:t>
-            </w:r>
-          </w:p>
-        </w:tc>
-        <w:tc>
-          <w:tcPr>
-            <w:tcW w:w="658" w:type="dxa"/>
-            <w:shd w:val="clear" w:color="auto" w:fill="BFBFBF" w:themeFill="background1" w:themeFillShade="BF"/>
-            <w:vAlign w:val="center"/>
-          </w:tcPr>
-          <w:p>
-            <w:pPr>
-              <w:jc w:val="center"/>
-              <w:rPr>
-                <w:rFonts w:ascii="Arial" w:hAnsi="Arial" w:cs="Arial"/>
-                <w:b/>
-                <w:sz w:val="20"/>
-                <w:szCs w:val="16"/>
-              </w:rPr>
-            </w:pPr>
-            <w:r>
-              <w:rPr>
-                <w:rFonts w:ascii="Arial" w:hAnsi="Arial" w:cs="Arial"/>
-                <w:b/>
-                <w:sz w:val="20"/>
-                <w:szCs w:val="16"/>
-              </w:rPr>
-              <w:t>OCT</w:t>
-            </w:r>
-          </w:p>
-        </w:tc>
-        <w:tc>
-          <w:tcPr>
-            <w:tcW w:w="792" w:type="dxa"/>
-            <w:shd w:val="clear" w:color="auto" w:fill="BFBFBF" w:themeFill="background1" w:themeFillShade="BF"/>
-            <w:vAlign w:val="center"/>
-          </w:tcPr>
-          <w:p>
-            <w:pPr>
-              <w:jc w:val="center"/>
-              <w:rPr>
-                <w:rFonts w:ascii="Arial" w:hAnsi="Arial" w:cs="Arial"/>
-                <w:b/>
-                <w:sz w:val="20"/>
-                <w:szCs w:val="16"/>
-              </w:rPr>
-            </w:pPr>
-            <w:r>
-              <w:rPr>
-                <w:rFonts w:ascii="Arial" w:hAnsi="Arial" w:cs="Arial"/>
-                <w:b/>
-                <w:sz w:val="20"/>
-                <w:szCs w:val="16"/>
-              </w:rPr>
-              <w:t>NOV</w:t>
-            </w:r>
-          </w:p>
-        </w:tc>
-        <w:tc>
-          <w:tcPr>
-            <w:tcW w:w="652" w:type="dxa"/>
-            <w:shd w:val="clear" w:color="auto" w:fill="BFBFBF" w:themeFill="background1" w:themeFillShade="BF"/>
-            <w:vAlign w:val="center"/>
-          </w:tcPr>
-          <w:p>
-            <w:pPr>
-              <w:jc w:val="center"/>
-              <w:rPr>
-                <w:rFonts w:ascii="Arial" w:hAnsi="Arial" w:cs="Arial"/>
-                <w:b/>
-                <w:sz w:val="20"/>
-                <w:szCs w:val="16"/>
-              </w:rPr>
-            </w:pPr>
-            <w:r>
-              <w:rPr>
-                <w:rFonts w:ascii="Arial" w:hAnsi="Arial" w:cs="Arial"/>
-                <w:b/>
-                <w:sz w:val="20"/>
-                <w:szCs w:val="16"/>
-              </w:rPr>
-              <w:t>DIC</w:t>
-            </w:r>
-          </w:p>
-        </w:tc>
-        <w:tc>
-          <w:tcPr>
-            <w:tcW w:w="771" w:type="dxa"/>
-            <w:shd w:val="clear" w:color="auto" w:fill="BFBFBF" w:themeFill="background1" w:themeFillShade="BF"/>
-            <w:vAlign w:val="center"/>
-          </w:tcPr>
-          <w:p>
-            <w:pPr>
-              <w:jc w:val="center"/>
-              <w:rPr>
-                <w:rFonts w:ascii="Arial" w:hAnsi="Arial" w:cs="Arial"/>
-                <w:b/>
-                <w:sz w:val="20"/>
-                <w:szCs w:val="16"/>
-              </w:rPr>
-            </w:pPr>
-            <w:r>
-              <w:rPr>
-                <w:rFonts w:ascii="Arial" w:hAnsi="Arial" w:cs="Arial"/>
-                <w:b/>
-                <w:sz w:val="20"/>
-                <w:szCs w:val="16"/>
-              </w:rPr>
-              <w:t>ENE</w:t>
             </w:r>
           </w:p>
         </w:tc>
@@ -36462,7 +35853,7 @@
         </w:trPr>
         <w:tc>
           <w:tcPr>
-            <w:tcW w:w="2344" w:type="dxa"/>
+            <w:tcW w:w="2290" w:type="dxa"/>
             <w:vMerge w:val="restart"/>
             <w:vAlign w:val="center"/>
           </w:tcPr>
@@ -36482,7 +35873,7 @@
         </w:tc>
         <w:tc>
           <w:tcPr>
-            <w:tcW w:w="392" w:type="dxa"/>
+            <w:tcW w:w="390" w:type="dxa"/>
             <w:vAlign w:val="center"/>
           </w:tcPr>
           <w:p>
@@ -36504,152 +35895,159 @@
         </w:tc>
         <w:tc>
           <w:tcPr>
+            <w:tcW w:w="749" w:type="dxa"/>
+            <w:shd w:val="clear" w:color="auto" w:fill="auto"/>
+            <w:vAlign w:val="center"/>
+          </w:tcPr>
+          <w:p>
+            <w:pPr>
+              <w:rPr>
+                <w:rFonts w:ascii="Arial" w:hAnsi="Arial" w:cs="Arial"/>
+              </w:rPr>
+            </w:pPr>
+          </w:p>
+        </w:tc>
+        <w:tc>
+          <w:tcPr>
+            <w:tcW w:w="735" w:type="dxa"/>
+            <w:shd w:val="clear" w:color="auto" w:fill="auto"/>
+            <w:vAlign w:val="center"/>
+          </w:tcPr>
+          <w:p>
+            <w:pPr>
+              <w:rPr>
+                <w:rFonts w:ascii="Arial" w:hAnsi="Arial" w:cs="Arial"/>
+              </w:rPr>
+            </w:pPr>
+          </w:p>
+        </w:tc>
+        <w:tc>
+          <w:tcPr>
+            <w:tcW w:w="732" w:type="dxa"/>
+            <w:shd w:val="clear" w:color="auto" w:fill="auto"/>
+            <w:vAlign w:val="center"/>
+          </w:tcPr>
+          <w:p>
+            <w:pPr>
+              <w:rPr>
+                <w:rFonts w:ascii="Arial" w:hAnsi="Arial" w:cs="Arial"/>
+              </w:rPr>
+            </w:pPr>
+          </w:p>
+        </w:tc>
+        <w:tc>
+          <w:tcPr>
+            <w:tcW w:w="712" w:type="dxa"/>
+            <w:gridSpan w:val="2"/>
+            <w:shd w:val="clear" w:color="auto" w:fill="auto"/>
+            <w:vAlign w:val="center"/>
+          </w:tcPr>
+          <w:p>
+            <w:pPr>
+              <w:rPr>
+                <w:rFonts w:ascii="Arial" w:hAnsi="Arial" w:cs="Arial"/>
+              </w:rPr>
+            </w:pPr>
+          </w:p>
+        </w:tc>
+        <w:tc>
+          <w:tcPr>
+            <w:tcW w:w="667" w:type="dxa"/>
+            <w:shd w:val="clear" w:color="auto" w:fill="auto"/>
+            <w:vAlign w:val="center"/>
+          </w:tcPr>
+          <w:p>
+            <w:pPr>
+              <w:rPr>
+                <w:rFonts w:ascii="Arial" w:hAnsi="Arial" w:cs="Arial"/>
+              </w:rPr>
+            </w:pPr>
+          </w:p>
+        </w:tc>
+        <w:tc>
+          <w:tcPr>
+            <w:tcW w:w="693" w:type="dxa"/>
+            <w:shd w:val="clear" w:color="auto" w:fill="auto"/>
+            <w:vAlign w:val="center"/>
+          </w:tcPr>
+          <w:p>
+            <w:pPr>
+              <w:rPr>
+                <w:rFonts w:ascii="Arial" w:hAnsi="Arial" w:cs="Arial"/>
+              </w:rPr>
+            </w:pPr>
+          </w:p>
+        </w:tc>
+        <w:tc>
+          <w:tcPr>
+            <w:tcW w:w="805" w:type="dxa"/>
+            <w:shd w:val="clear" w:color="auto" w:fill="auto"/>
+            <w:vAlign w:val="center"/>
+          </w:tcPr>
+          <w:p>
+            <w:pPr>
+              <w:rPr>
+                <w:rFonts w:ascii="Arial" w:hAnsi="Arial" w:cs="Arial"/>
+              </w:rPr>
+            </w:pPr>
+          </w:p>
+        </w:tc>
+        <w:tc>
+          <w:tcPr>
+            <w:tcW w:w="790" w:type="dxa"/>
+            <w:shd w:val="clear" w:color="auto" w:fill="auto"/>
+            <w:vAlign w:val="center"/>
+          </w:tcPr>
+          <w:p>
+            <w:pPr>
+              <w:rPr>
+                <w:rFonts w:ascii="Arial" w:hAnsi="Arial" w:cs="Arial"/>
+              </w:rPr>
+            </w:pPr>
+          </w:p>
+        </w:tc>
+        <w:tc>
+          <w:tcPr>
+            <w:tcW w:w="657" w:type="dxa"/>
+            <w:vAlign w:val="center"/>
+          </w:tcPr>
+          <w:p>
+            <w:pPr>
+              <w:rPr>
+                <w:rFonts w:ascii="Arial" w:hAnsi="Arial" w:cs="Arial"/>
+              </w:rPr>
+            </w:pPr>
+          </w:p>
+        </w:tc>
+        <w:tc>
+          <w:tcPr>
+            <w:tcW w:w="781" w:type="dxa"/>
+            <w:vAlign w:val="center"/>
+          </w:tcPr>
+          <w:p>
+            <w:pPr>
+              <w:rPr>
+                <w:rFonts w:ascii="Arial" w:hAnsi="Arial" w:cs="Arial"/>
+              </w:rPr>
+            </w:pPr>
+          </w:p>
+        </w:tc>
+        <w:tc>
+          <w:tcPr>
+            <w:tcW w:w="645" w:type="dxa"/>
+            <w:vAlign w:val="center"/>
+          </w:tcPr>
+          <w:p>
+            <w:pPr>
+              <w:rPr>
+                <w:rFonts w:ascii="Arial" w:hAnsi="Arial" w:cs="Arial"/>
+              </w:rPr>
+            </w:pPr>
+          </w:p>
+        </w:tc>
+        <w:tc>
+          <w:tcPr>
             <w:tcW w:w="760" w:type="dxa"/>
-            <w:vAlign w:val="center"/>
-          </w:tcPr>
-          <w:p>
-            <w:pPr>
-              <w:rPr>
-                <w:rFonts w:ascii="Arial" w:hAnsi="Arial" w:cs="Arial"/>
-              </w:rPr>
-            </w:pPr>
-          </w:p>
-        </w:tc>
-        <w:tc>
-          <w:tcPr>
-            <w:tcW w:w="740" w:type="dxa"/>
-            <w:vAlign w:val="center"/>
-          </w:tcPr>
-          <w:p>
-            <w:pPr>
-              <w:rPr>
-                <w:rFonts w:ascii="Arial" w:hAnsi="Arial" w:cs="Arial"/>
-              </w:rPr>
-            </w:pPr>
-          </w:p>
-        </w:tc>
-        <w:tc>
-          <w:tcPr>
-            <w:tcW w:w="739" w:type="dxa"/>
-            <w:vAlign w:val="center"/>
-          </w:tcPr>
-          <w:p>
-            <w:pPr>
-              <w:rPr>
-                <w:rFonts w:ascii="Arial" w:hAnsi="Arial" w:cs="Arial"/>
-              </w:rPr>
-            </w:pPr>
-          </w:p>
-        </w:tc>
-        <w:tc>
-          <w:tcPr>
-            <w:tcW w:w="716" w:type="dxa"/>
-            <w:gridSpan w:val="2"/>
-            <w:vAlign w:val="center"/>
-          </w:tcPr>
-          <w:p>
-            <w:pPr>
-              <w:rPr>
-                <w:rFonts w:ascii="Arial" w:hAnsi="Arial" w:cs="Arial"/>
-              </w:rPr>
-            </w:pPr>
-          </w:p>
-        </w:tc>
-        <w:tc>
-          <w:tcPr>
-            <w:tcW w:w="671" w:type="dxa"/>
-            <w:vAlign w:val="center"/>
-          </w:tcPr>
-          <w:p>
-            <w:pPr>
-              <w:rPr>
-                <w:rFonts w:ascii="Arial" w:hAnsi="Arial" w:cs="Arial"/>
-              </w:rPr>
-            </w:pPr>
-          </w:p>
-        </w:tc>
-        <w:tc>
-          <w:tcPr>
-            <w:tcW w:w="701" w:type="dxa"/>
-            <w:vAlign w:val="center"/>
-          </w:tcPr>
-          <w:p>
-            <w:pPr>
-              <w:rPr>
-                <w:rFonts w:ascii="Arial" w:hAnsi="Arial" w:cs="Arial"/>
-              </w:rPr>
-            </w:pPr>
-          </w:p>
-        </w:tc>
-        <w:tc>
-          <w:tcPr>
-            <w:tcW w:w="665" w:type="dxa"/>
-            <w:shd w:val="clear" w:color="auto" w:fill="000000" w:themeFill="text1"/>
-            <w:vAlign w:val="center"/>
-          </w:tcPr>
-          <w:p>
-            <w:pPr>
-              <w:rPr>
-                <w:rFonts w:ascii="Arial" w:hAnsi="Arial" w:cs="Arial"/>
-              </w:rPr>
-            </w:pPr>
-          </w:p>
-        </w:tc>
-        <w:tc>
-          <w:tcPr>
-            <w:tcW w:w="805" w:type="dxa"/>
-            <w:vAlign w:val="center"/>
-          </w:tcPr>
-          <w:p>
-            <w:pPr>
-              <w:rPr>
-                <w:rFonts w:ascii="Arial" w:hAnsi="Arial" w:cs="Arial"/>
-              </w:rPr>
-            </w:pPr>
-          </w:p>
-        </w:tc>
-        <w:tc>
-          <w:tcPr>
-            <w:tcW w:w="658" w:type="dxa"/>
-            <w:vAlign w:val="center"/>
-          </w:tcPr>
-          <w:p>
-            <w:pPr>
-              <w:rPr>
-                <w:rFonts w:ascii="Arial" w:hAnsi="Arial" w:cs="Arial"/>
-              </w:rPr>
-            </w:pPr>
-          </w:p>
-        </w:tc>
-        <w:tc>
-          <w:tcPr>
-            <w:tcW w:w="792" w:type="dxa"/>
-            <w:vAlign w:val="center"/>
-          </w:tcPr>
-          <w:p>
-            <w:pPr>
-              <w:rPr>
-                <w:rFonts w:ascii="Arial" w:hAnsi="Arial" w:cs="Arial"/>
-              </w:rPr>
-            </w:pPr>
-          </w:p>
-        </w:tc>
-        <w:tc>
-          <w:tcPr>
-            <w:tcW w:w="652" w:type="dxa"/>
-            <w:vAlign w:val="center"/>
-          </w:tcPr>
-          <w:p>
-            <w:pPr>
-              <w:rPr>
-                <w:rFonts w:ascii="Arial" w:hAnsi="Arial" w:cs="Arial"/>
-              </w:rPr>
-            </w:pPr>
-          </w:p>
-        </w:tc>
-        <w:tc>
-          <w:tcPr>
-            <w:tcW w:w="771" w:type="dxa"/>
             <w:vAlign w:val="center"/>
           </w:tcPr>
           <w:p>
@@ -36670,7 +36068,7 @@
         </w:trPr>
         <w:tc>
           <w:tcPr>
-            <w:tcW w:w="2344" w:type="dxa"/>
+            <w:tcW w:w="2290" w:type="dxa"/>
             <w:vMerge/>
             <w:vAlign w:val="center"/>
           </w:tcPr>
@@ -36684,7 +36082,7 @@
         </w:tc>
         <w:tc>
           <w:tcPr>
-            <w:tcW w:w="392" w:type="dxa"/>
+            <w:tcW w:w="390" w:type="dxa"/>
             <w:vAlign w:val="center"/>
           </w:tcPr>
           <w:p>
@@ -36706,158 +36104,160 @@
         </w:tc>
         <w:tc>
           <w:tcPr>
+            <w:tcW w:w="749" w:type="dxa"/>
+            <w:shd w:val="clear" w:color="auto" w:fill="auto"/>
+            <w:vAlign w:val="center"/>
+          </w:tcPr>
+          <w:p>
+            <w:pPr>
+              <w:rPr>
+                <w:rFonts w:ascii="Arial" w:hAnsi="Arial" w:cs="Arial"/>
+              </w:rPr>
+            </w:pPr>
+          </w:p>
+        </w:tc>
+        <w:tc>
+          <w:tcPr>
+            <w:tcW w:w="735" w:type="dxa"/>
+            <w:shd w:val="clear" w:color="auto" w:fill="auto"/>
+            <w:vAlign w:val="center"/>
+          </w:tcPr>
+          <w:p>
+            <w:pPr>
+              <w:rPr>
+                <w:rFonts w:ascii="Arial" w:hAnsi="Arial" w:cs="Arial"/>
+              </w:rPr>
+            </w:pPr>
+          </w:p>
+        </w:tc>
+        <w:tc>
+          <w:tcPr>
+            <w:tcW w:w="732" w:type="dxa"/>
+            <w:shd w:val="clear" w:color="auto" w:fill="auto"/>
+            <w:vAlign w:val="center"/>
+          </w:tcPr>
+          <w:p>
+            <w:pPr>
+              <w:rPr>
+                <w:rFonts w:ascii="Arial" w:hAnsi="Arial" w:cs="Arial"/>
+              </w:rPr>
+            </w:pPr>
+          </w:p>
+        </w:tc>
+        <w:tc>
+          <w:tcPr>
+            <w:tcW w:w="712" w:type="dxa"/>
+            <w:gridSpan w:val="2"/>
+            <w:shd w:val="clear" w:color="auto" w:fill="auto"/>
+            <w:vAlign w:val="center"/>
+          </w:tcPr>
+          <w:p>
+            <w:pPr>
+              <w:rPr>
+                <w:rFonts w:ascii="Arial" w:hAnsi="Arial" w:cs="Arial"/>
+              </w:rPr>
+            </w:pPr>
+          </w:p>
+        </w:tc>
+        <w:tc>
+          <w:tcPr>
+            <w:tcW w:w="667" w:type="dxa"/>
+            <w:shd w:val="clear" w:color="auto" w:fill="auto"/>
+            <w:vAlign w:val="center"/>
+          </w:tcPr>
+          <w:p>
+            <w:pPr>
+              <w:rPr>
+                <w:rFonts w:ascii="Arial" w:hAnsi="Arial" w:cs="Arial"/>
+              </w:rPr>
+            </w:pPr>
+          </w:p>
+        </w:tc>
+        <w:tc>
+          <w:tcPr>
+            <w:tcW w:w="693" w:type="dxa"/>
+            <w:shd w:val="clear" w:color="auto" w:fill="auto"/>
+            <w:vAlign w:val="center"/>
+          </w:tcPr>
+          <w:p>
+            <w:pPr>
+              <w:rPr>
+                <w:rFonts w:ascii="Arial" w:hAnsi="Arial" w:cs="Arial"/>
+              </w:rPr>
+            </w:pPr>
+          </w:p>
+        </w:tc>
+        <w:tc>
+          <w:tcPr>
+            <w:tcW w:w="805" w:type="dxa"/>
+            <w:shd w:val="clear" w:color="auto" w:fill="auto"/>
+            <w:vAlign w:val="center"/>
+          </w:tcPr>
+          <w:p>
+            <w:pPr>
+              <w:rPr>
+                <w:rFonts w:ascii="Arial" w:hAnsi="Arial" w:cs="Arial"/>
+              </w:rPr>
+            </w:pPr>
+          </w:p>
+        </w:tc>
+        <w:tc>
+          <w:tcPr>
+            <w:tcW w:w="790" w:type="dxa"/>
+            <w:shd w:val="clear" w:color="auto" w:fill="auto"/>
+            <w:vAlign w:val="center"/>
+          </w:tcPr>
+          <w:p>
+            <w:pPr>
+              <w:rPr>
+                <w:rFonts w:ascii="Arial" w:hAnsi="Arial" w:cs="Arial"/>
+              </w:rPr>
+            </w:pPr>
+          </w:p>
+        </w:tc>
+        <w:tc>
+          <w:tcPr>
+            <w:tcW w:w="657" w:type="dxa"/>
+            <w:vAlign w:val="center"/>
+          </w:tcPr>
+          <w:p>
+            <w:pPr>
+              <w:rPr>
+                <w:rFonts w:ascii="Arial" w:hAnsi="Arial" w:cs="Arial"/>
+              </w:rPr>
+            </w:pPr>
+          </w:p>
+        </w:tc>
+        <w:tc>
+          <w:tcPr>
+            <w:tcW w:w="781" w:type="dxa"/>
+            <w:shd w:val="clear" w:color="auto" w:fill="auto"/>
+            <w:vAlign w:val="center"/>
+          </w:tcPr>
+          <w:p>
+            <w:pPr>
+              <w:rPr>
+                <w:rFonts w:ascii="Arial" w:hAnsi="Arial" w:cs="Arial"/>
+              </w:rPr>
+            </w:pPr>
+          </w:p>
+        </w:tc>
+        <w:tc>
+          <w:tcPr>
+            <w:tcW w:w="645" w:type="dxa"/>
+            <w:vAlign w:val="center"/>
+          </w:tcPr>
+          <w:p>
+            <w:pPr>
+              <w:rPr>
+                <w:rFonts w:ascii="Arial" w:hAnsi="Arial" w:cs="Arial"/>
+              </w:rPr>
+            </w:pPr>
+          </w:p>
+        </w:tc>
+        <w:tc>
+          <w:tcPr>
             <w:tcW w:w="760" w:type="dxa"/>
-            <w:shd w:val="clear" w:color="auto" w:fill="00B050"/>
-            <w:vAlign w:val="center"/>
-          </w:tcPr>
-          <w:p>
-            <w:pPr>
-              <w:rPr>
-                <w:rFonts w:ascii="Arial" w:hAnsi="Arial" w:cs="Arial"/>
-              </w:rPr>
-            </w:pPr>
-          </w:p>
-        </w:tc>
-        <w:tc>
-          <w:tcPr>
-            <w:tcW w:w="740" w:type="dxa"/>
-            <w:vAlign w:val="center"/>
-          </w:tcPr>
-          <w:p>
-            <w:pPr>
-              <w:rPr>
-                <w:rFonts w:ascii="Arial" w:hAnsi="Arial" w:cs="Arial"/>
-              </w:rPr>
-            </w:pPr>
-          </w:p>
-        </w:tc>
-        <w:tc>
-          <w:tcPr>
-            <w:tcW w:w="739" w:type="dxa"/>
-            <w:vAlign w:val="center"/>
-          </w:tcPr>
-          <w:p>
-            <w:pPr>
-              <w:rPr>
-                <w:rFonts w:ascii="Arial" w:hAnsi="Arial" w:cs="Arial"/>
-              </w:rPr>
-            </w:pPr>
-          </w:p>
-        </w:tc>
-        <w:tc>
-          <w:tcPr>
-            <w:tcW w:w="716" w:type="dxa"/>
-            <w:gridSpan w:val="2"/>
-            <w:shd w:val="clear" w:color="auto" w:fill="auto"/>
-            <w:vAlign w:val="center"/>
-          </w:tcPr>
-          <w:p>
-            <w:pPr>
-              <w:rPr>
-                <w:rFonts w:ascii="Arial" w:hAnsi="Arial" w:cs="Arial"/>
-              </w:rPr>
-            </w:pPr>
-          </w:p>
-        </w:tc>
-        <w:tc>
-          <w:tcPr>
-            <w:tcW w:w="671" w:type="dxa"/>
-            <w:shd w:val="clear" w:color="auto" w:fill="auto"/>
-            <w:vAlign w:val="center"/>
-          </w:tcPr>
-          <w:p>
-            <w:pPr>
-              <w:rPr>
-                <w:rFonts w:ascii="Arial" w:hAnsi="Arial" w:cs="Arial"/>
-              </w:rPr>
-            </w:pPr>
-          </w:p>
-        </w:tc>
-        <w:tc>
-          <w:tcPr>
-            <w:tcW w:w="701" w:type="dxa"/>
-            <w:shd w:val="clear" w:color="auto" w:fill="auto"/>
-            <w:vAlign w:val="center"/>
-          </w:tcPr>
-          <w:p>
-            <w:pPr>
-              <w:rPr>
-                <w:rFonts w:ascii="Arial" w:hAnsi="Arial" w:cs="Arial"/>
-              </w:rPr>
-            </w:pPr>
-          </w:p>
-        </w:tc>
-        <w:tc>
-          <w:tcPr>
-            <w:tcW w:w="665" w:type="dxa"/>
-            <w:shd w:val="clear" w:color="auto" w:fill="auto"/>
-            <w:vAlign w:val="center"/>
-          </w:tcPr>
-          <w:p>
-            <w:pPr>
-              <w:rPr>
-                <w:rFonts w:ascii="Arial" w:hAnsi="Arial" w:cs="Arial"/>
-              </w:rPr>
-            </w:pPr>
-          </w:p>
-        </w:tc>
-        <w:tc>
-          <w:tcPr>
-            <w:tcW w:w="805" w:type="dxa"/>
-            <w:shd w:val="clear" w:color="auto" w:fill="auto"/>
-            <w:vAlign w:val="center"/>
-          </w:tcPr>
-          <w:p>
-            <w:pPr>
-              <w:rPr>
-                <w:rFonts w:ascii="Arial" w:hAnsi="Arial" w:cs="Arial"/>
-              </w:rPr>
-            </w:pPr>
-          </w:p>
-        </w:tc>
-        <w:tc>
-          <w:tcPr>
-            <w:tcW w:w="658" w:type="dxa"/>
-            <w:vAlign w:val="center"/>
-          </w:tcPr>
-          <w:p>
-            <w:pPr>
-              <w:rPr>
-                <w:rFonts w:ascii="Arial" w:hAnsi="Arial" w:cs="Arial"/>
-              </w:rPr>
-            </w:pPr>
-          </w:p>
-        </w:tc>
-        <w:tc>
-          <w:tcPr>
-            <w:tcW w:w="792" w:type="dxa"/>
-            <w:shd w:val="clear" w:color="auto" w:fill="auto"/>
-            <w:vAlign w:val="center"/>
-          </w:tcPr>
-          <w:p>
-            <w:pPr>
-              <w:rPr>
-                <w:rFonts w:ascii="Arial" w:hAnsi="Arial" w:cs="Arial"/>
-              </w:rPr>
-            </w:pPr>
-          </w:p>
-        </w:tc>
-        <w:tc>
-          <w:tcPr>
-            <w:tcW w:w="652" w:type="dxa"/>
-            <w:vAlign w:val="center"/>
-          </w:tcPr>
-          <w:p>
-            <w:pPr>
-              <w:rPr>
-                <w:rFonts w:ascii="Arial" w:hAnsi="Arial" w:cs="Arial"/>
-              </w:rPr>
-            </w:pPr>
-          </w:p>
-        </w:tc>
-        <w:tc>
-          <w:tcPr>
-            <w:tcW w:w="771" w:type="dxa"/>
             <w:vAlign w:val="center"/>
           </w:tcPr>
           <w:p>
@@ -36878,7 +36278,7 @@
         </w:trPr>
         <w:tc>
           <w:tcPr>
-            <w:tcW w:w="2344" w:type="dxa"/>
+            <w:tcW w:w="2290" w:type="dxa"/>
             <w:vMerge w:val="restart"/>
             <w:vAlign w:val="center"/>
           </w:tcPr>
@@ -36898,7 +36298,7 @@
         </w:tc>
         <w:tc>
           <w:tcPr>
-            <w:tcW w:w="392" w:type="dxa"/>
+            <w:tcW w:w="390" w:type="dxa"/>
             <w:vAlign w:val="center"/>
           </w:tcPr>
           <w:p>
@@ -36919,157 +36319,160 @@
         </w:tc>
         <w:tc>
           <w:tcPr>
+            <w:tcW w:w="749" w:type="dxa"/>
+            <w:shd w:val="clear" w:color="auto" w:fill="auto"/>
+            <w:vAlign w:val="center"/>
+          </w:tcPr>
+          <w:p>
+            <w:pPr>
+              <w:rPr>
+                <w:rFonts w:ascii="Arial" w:hAnsi="Arial" w:cs="Arial"/>
+              </w:rPr>
+            </w:pPr>
+          </w:p>
+        </w:tc>
+        <w:tc>
+          <w:tcPr>
+            <w:tcW w:w="735" w:type="dxa"/>
+            <w:shd w:val="clear" w:color="auto" w:fill="auto"/>
+            <w:vAlign w:val="center"/>
+          </w:tcPr>
+          <w:p>
+            <w:pPr>
+              <w:rPr>
+                <w:rFonts w:ascii="Arial" w:hAnsi="Arial" w:cs="Arial"/>
+              </w:rPr>
+            </w:pPr>
+          </w:p>
+        </w:tc>
+        <w:tc>
+          <w:tcPr>
+            <w:tcW w:w="732" w:type="dxa"/>
+            <w:shd w:val="clear" w:color="auto" w:fill="auto"/>
+            <w:vAlign w:val="center"/>
+          </w:tcPr>
+          <w:p>
+            <w:pPr>
+              <w:rPr>
+                <w:rFonts w:ascii="Arial" w:hAnsi="Arial" w:cs="Arial"/>
+              </w:rPr>
+            </w:pPr>
+          </w:p>
+        </w:tc>
+        <w:tc>
+          <w:tcPr>
+            <w:tcW w:w="712" w:type="dxa"/>
+            <w:gridSpan w:val="2"/>
+            <w:shd w:val="clear" w:color="auto" w:fill="auto"/>
+            <w:vAlign w:val="center"/>
+          </w:tcPr>
+          <w:p>
+            <w:pPr>
+              <w:rPr>
+                <w:rFonts w:ascii="Arial" w:hAnsi="Arial" w:cs="Arial"/>
+              </w:rPr>
+            </w:pPr>
+          </w:p>
+        </w:tc>
+        <w:tc>
+          <w:tcPr>
+            <w:tcW w:w="667" w:type="dxa"/>
+            <w:shd w:val="clear" w:color="auto" w:fill="auto"/>
+            <w:vAlign w:val="center"/>
+          </w:tcPr>
+          <w:p>
+            <w:pPr>
+              <w:rPr>
+                <w:rFonts w:ascii="Arial" w:hAnsi="Arial" w:cs="Arial"/>
+              </w:rPr>
+            </w:pPr>
+          </w:p>
+        </w:tc>
+        <w:tc>
+          <w:tcPr>
+            <w:tcW w:w="693" w:type="dxa"/>
+            <w:shd w:val="clear" w:color="auto" w:fill="auto"/>
+            <w:vAlign w:val="center"/>
+          </w:tcPr>
+          <w:p>
+            <w:pPr>
+              <w:rPr>
+                <w:rFonts w:ascii="Arial" w:hAnsi="Arial" w:cs="Arial"/>
+              </w:rPr>
+            </w:pPr>
+          </w:p>
+        </w:tc>
+        <w:tc>
+          <w:tcPr>
+            <w:tcW w:w="805" w:type="dxa"/>
+            <w:shd w:val="clear" w:color="auto" w:fill="auto"/>
+            <w:vAlign w:val="center"/>
+          </w:tcPr>
+          <w:p>
+            <w:pPr>
+              <w:rPr>
+                <w:rFonts w:ascii="Arial" w:hAnsi="Arial" w:cs="Arial"/>
+              </w:rPr>
+            </w:pPr>
+          </w:p>
+        </w:tc>
+        <w:tc>
+          <w:tcPr>
+            <w:tcW w:w="790" w:type="dxa"/>
+            <w:shd w:val="clear" w:color="auto" w:fill="auto"/>
+            <w:vAlign w:val="center"/>
+          </w:tcPr>
+          <w:p>
+            <w:pPr>
+              <w:rPr>
+                <w:rFonts w:ascii="Arial" w:hAnsi="Arial" w:cs="Arial"/>
+              </w:rPr>
+            </w:pPr>
+          </w:p>
+        </w:tc>
+        <w:tc>
+          <w:tcPr>
+            <w:tcW w:w="657" w:type="dxa"/>
+            <w:vAlign w:val="center"/>
+          </w:tcPr>
+          <w:p>
+            <w:pPr>
+              <w:rPr>
+                <w:rFonts w:ascii="Arial" w:hAnsi="Arial" w:cs="Arial"/>
+              </w:rPr>
+            </w:pPr>
+          </w:p>
+        </w:tc>
+        <w:tc>
+          <w:tcPr>
+            <w:tcW w:w="781" w:type="dxa"/>
+            <w:shd w:val="clear" w:color="auto" w:fill="auto"/>
+            <w:vAlign w:val="center"/>
+          </w:tcPr>
+          <w:p>
+            <w:pPr>
+              <w:rPr>
+                <w:rFonts w:ascii="Arial" w:hAnsi="Arial" w:cs="Arial"/>
+              </w:rPr>
+            </w:pPr>
+          </w:p>
+        </w:tc>
+        <w:tc>
+          <w:tcPr>
+            <w:tcW w:w="645" w:type="dxa"/>
+            <w:vAlign w:val="center"/>
+          </w:tcPr>
+          <w:p>
+            <w:pPr>
+              <w:rPr>
+                <w:rFonts w:ascii="Arial" w:hAnsi="Arial" w:cs="Arial"/>
+              </w:rPr>
+            </w:pPr>
+          </w:p>
+        </w:tc>
+        <w:tc>
+          <w:tcPr>
             <w:tcW w:w="760" w:type="dxa"/>
-            <w:vAlign w:val="center"/>
-          </w:tcPr>
-          <w:p>
-            <w:pPr>
-              <w:rPr>
-                <w:rFonts w:ascii="Arial" w:hAnsi="Arial" w:cs="Arial"/>
-              </w:rPr>
-            </w:pPr>
-          </w:p>
-        </w:tc>
-        <w:tc>
-          <w:tcPr>
-            <w:tcW w:w="740" w:type="dxa"/>
-            <w:vAlign w:val="center"/>
-          </w:tcPr>
-          <w:p>
-            <w:pPr>
-              <w:rPr>
-                <w:rFonts w:ascii="Arial" w:hAnsi="Arial" w:cs="Arial"/>
-              </w:rPr>
-            </w:pPr>
-          </w:p>
-        </w:tc>
-        <w:tc>
-          <w:tcPr>
-            <w:tcW w:w="739" w:type="dxa"/>
-            <w:vAlign w:val="center"/>
-          </w:tcPr>
-          <w:p>
-            <w:pPr>
-              <w:rPr>
-                <w:rFonts w:ascii="Arial" w:hAnsi="Arial" w:cs="Arial"/>
-              </w:rPr>
-            </w:pPr>
-          </w:p>
-        </w:tc>
-        <w:tc>
-          <w:tcPr>
-            <w:tcW w:w="716" w:type="dxa"/>
-            <w:gridSpan w:val="2"/>
-            <w:shd w:val="clear" w:color="auto" w:fill="auto"/>
-            <w:vAlign w:val="center"/>
-          </w:tcPr>
-          <w:p>
-            <w:pPr>
-              <w:rPr>
-                <w:rFonts w:ascii="Arial" w:hAnsi="Arial" w:cs="Arial"/>
-              </w:rPr>
-            </w:pPr>
-          </w:p>
-        </w:tc>
-        <w:tc>
-          <w:tcPr>
-            <w:tcW w:w="671" w:type="dxa"/>
-            <w:shd w:val="clear" w:color="auto" w:fill="auto"/>
-            <w:vAlign w:val="center"/>
-          </w:tcPr>
-          <w:p>
-            <w:pPr>
-              <w:rPr>
-                <w:rFonts w:ascii="Arial" w:hAnsi="Arial" w:cs="Arial"/>
-              </w:rPr>
-            </w:pPr>
-          </w:p>
-        </w:tc>
-        <w:tc>
-          <w:tcPr>
-            <w:tcW w:w="701" w:type="dxa"/>
-            <w:shd w:val="clear" w:color="auto" w:fill="auto"/>
-            <w:vAlign w:val="center"/>
-          </w:tcPr>
-          <w:p>
-            <w:pPr>
-              <w:rPr>
-                <w:rFonts w:ascii="Arial" w:hAnsi="Arial" w:cs="Arial"/>
-              </w:rPr>
-            </w:pPr>
-          </w:p>
-        </w:tc>
-        <w:tc>
-          <w:tcPr>
-            <w:tcW w:w="665" w:type="dxa"/>
-            <w:shd w:val="clear" w:color="auto" w:fill="000000" w:themeFill="text1"/>
-            <w:vAlign w:val="center"/>
-          </w:tcPr>
-          <w:p>
-            <w:pPr>
-              <w:rPr>
-                <w:rFonts w:ascii="Arial" w:hAnsi="Arial" w:cs="Arial"/>
-              </w:rPr>
-            </w:pPr>
-          </w:p>
-        </w:tc>
-        <w:tc>
-          <w:tcPr>
-            <w:tcW w:w="805" w:type="dxa"/>
-            <w:shd w:val="clear" w:color="auto" w:fill="auto"/>
-            <w:vAlign w:val="center"/>
-          </w:tcPr>
-          <w:p>
-            <w:pPr>
-              <w:rPr>
-                <w:rFonts w:ascii="Arial" w:hAnsi="Arial" w:cs="Arial"/>
-              </w:rPr>
-            </w:pPr>
-          </w:p>
-        </w:tc>
-        <w:tc>
-          <w:tcPr>
-            <w:tcW w:w="658" w:type="dxa"/>
-            <w:vAlign w:val="center"/>
-          </w:tcPr>
-          <w:p>
-            <w:pPr>
-              <w:rPr>
-                <w:rFonts w:ascii="Arial" w:hAnsi="Arial" w:cs="Arial"/>
-              </w:rPr>
-            </w:pPr>
-          </w:p>
-        </w:tc>
-        <w:tc>
-          <w:tcPr>
-            <w:tcW w:w="792" w:type="dxa"/>
-            <w:shd w:val="clear" w:color="auto" w:fill="auto"/>
-            <w:vAlign w:val="center"/>
-          </w:tcPr>
-          <w:p>
-            <w:pPr>
-              <w:rPr>
-                <w:rFonts w:ascii="Arial" w:hAnsi="Arial" w:cs="Arial"/>
-              </w:rPr>
-            </w:pPr>
-          </w:p>
-        </w:tc>
-        <w:tc>
-          <w:tcPr>
-            <w:tcW w:w="652" w:type="dxa"/>
-            <w:vAlign w:val="center"/>
-          </w:tcPr>
-          <w:p>
-            <w:pPr>
-              <w:rPr>
-                <w:rFonts w:ascii="Arial" w:hAnsi="Arial" w:cs="Arial"/>
-              </w:rPr>
-            </w:pPr>
-          </w:p>
-        </w:tc>
-        <w:tc>
-          <w:tcPr>
-            <w:tcW w:w="771" w:type="dxa"/>
             <w:vAlign w:val="center"/>
           </w:tcPr>
           <w:p>
@@ -37090,7 +36493,7 @@
         </w:trPr>
         <w:tc>
           <w:tcPr>
-            <w:tcW w:w="2344" w:type="dxa"/>
+            <w:tcW w:w="2290" w:type="dxa"/>
             <w:vMerge/>
             <w:vAlign w:val="center"/>
           </w:tcPr>
@@ -37104,7 +36507,7 @@
         </w:tc>
         <w:tc>
           <w:tcPr>
-            <w:tcW w:w="392" w:type="dxa"/>
+            <w:tcW w:w="390" w:type="dxa"/>
             <w:vAlign w:val="center"/>
           </w:tcPr>
           <w:p>
@@ -37125,158 +36528,160 @@
         </w:tc>
         <w:tc>
           <w:tcPr>
+            <w:tcW w:w="749" w:type="dxa"/>
+            <w:shd w:val="clear" w:color="auto" w:fill="auto"/>
+            <w:vAlign w:val="center"/>
+          </w:tcPr>
+          <w:p>
+            <w:pPr>
+              <w:rPr>
+                <w:rFonts w:ascii="Arial" w:hAnsi="Arial" w:cs="Arial"/>
+              </w:rPr>
+            </w:pPr>
+          </w:p>
+        </w:tc>
+        <w:tc>
+          <w:tcPr>
+            <w:tcW w:w="735" w:type="dxa"/>
+            <w:shd w:val="clear" w:color="auto" w:fill="auto"/>
+            <w:vAlign w:val="center"/>
+          </w:tcPr>
+          <w:p>
+            <w:pPr>
+              <w:rPr>
+                <w:rFonts w:ascii="Arial" w:hAnsi="Arial" w:cs="Arial"/>
+              </w:rPr>
+            </w:pPr>
+          </w:p>
+        </w:tc>
+        <w:tc>
+          <w:tcPr>
+            <w:tcW w:w="732" w:type="dxa"/>
+            <w:shd w:val="clear" w:color="auto" w:fill="auto"/>
+            <w:vAlign w:val="center"/>
+          </w:tcPr>
+          <w:p>
+            <w:pPr>
+              <w:rPr>
+                <w:rFonts w:ascii="Arial" w:hAnsi="Arial" w:cs="Arial"/>
+              </w:rPr>
+            </w:pPr>
+          </w:p>
+        </w:tc>
+        <w:tc>
+          <w:tcPr>
+            <w:tcW w:w="712" w:type="dxa"/>
+            <w:gridSpan w:val="2"/>
+            <w:shd w:val="clear" w:color="auto" w:fill="auto"/>
+            <w:vAlign w:val="center"/>
+          </w:tcPr>
+          <w:p>
+            <w:pPr>
+              <w:rPr>
+                <w:rFonts w:ascii="Arial" w:hAnsi="Arial" w:cs="Arial"/>
+              </w:rPr>
+            </w:pPr>
+          </w:p>
+        </w:tc>
+        <w:tc>
+          <w:tcPr>
+            <w:tcW w:w="667" w:type="dxa"/>
+            <w:shd w:val="clear" w:color="auto" w:fill="auto"/>
+            <w:vAlign w:val="center"/>
+          </w:tcPr>
+          <w:p>
+            <w:pPr>
+              <w:rPr>
+                <w:rFonts w:ascii="Arial" w:hAnsi="Arial" w:cs="Arial"/>
+              </w:rPr>
+            </w:pPr>
+          </w:p>
+        </w:tc>
+        <w:tc>
+          <w:tcPr>
+            <w:tcW w:w="693" w:type="dxa"/>
+            <w:shd w:val="clear" w:color="auto" w:fill="auto"/>
+            <w:vAlign w:val="center"/>
+          </w:tcPr>
+          <w:p>
+            <w:pPr>
+              <w:rPr>
+                <w:rFonts w:ascii="Arial" w:hAnsi="Arial" w:cs="Arial"/>
+              </w:rPr>
+            </w:pPr>
+          </w:p>
+        </w:tc>
+        <w:tc>
+          <w:tcPr>
+            <w:tcW w:w="805" w:type="dxa"/>
+            <w:shd w:val="clear" w:color="auto" w:fill="auto"/>
+            <w:vAlign w:val="center"/>
+          </w:tcPr>
+          <w:p>
+            <w:pPr>
+              <w:rPr>
+                <w:rFonts w:ascii="Arial" w:hAnsi="Arial" w:cs="Arial"/>
+              </w:rPr>
+            </w:pPr>
+          </w:p>
+        </w:tc>
+        <w:tc>
+          <w:tcPr>
+            <w:tcW w:w="790" w:type="dxa"/>
+            <w:shd w:val="clear" w:color="auto" w:fill="auto"/>
+            <w:vAlign w:val="center"/>
+          </w:tcPr>
+          <w:p>
+            <w:pPr>
+              <w:rPr>
+                <w:rFonts w:ascii="Arial" w:hAnsi="Arial" w:cs="Arial"/>
+              </w:rPr>
+            </w:pPr>
+          </w:p>
+        </w:tc>
+        <w:tc>
+          <w:tcPr>
+            <w:tcW w:w="657" w:type="dxa"/>
+            <w:vAlign w:val="center"/>
+          </w:tcPr>
+          <w:p>
+            <w:pPr>
+              <w:rPr>
+                <w:rFonts w:ascii="Arial" w:hAnsi="Arial" w:cs="Arial"/>
+              </w:rPr>
+            </w:pPr>
+          </w:p>
+        </w:tc>
+        <w:tc>
+          <w:tcPr>
+            <w:tcW w:w="781" w:type="dxa"/>
+            <w:shd w:val="clear" w:color="auto" w:fill="auto"/>
+            <w:vAlign w:val="center"/>
+          </w:tcPr>
+          <w:p>
+            <w:pPr>
+              <w:rPr>
+                <w:rFonts w:ascii="Arial" w:hAnsi="Arial" w:cs="Arial"/>
+              </w:rPr>
+            </w:pPr>
+          </w:p>
+        </w:tc>
+        <w:tc>
+          <w:tcPr>
+            <w:tcW w:w="645" w:type="dxa"/>
+            <w:vAlign w:val="center"/>
+          </w:tcPr>
+          <w:p>
+            <w:pPr>
+              <w:rPr>
+                <w:rFonts w:ascii="Arial" w:hAnsi="Arial" w:cs="Arial"/>
+              </w:rPr>
+            </w:pPr>
+          </w:p>
+        </w:tc>
+        <w:tc>
+          <w:tcPr>
             <w:tcW w:w="760" w:type="dxa"/>
-            <w:shd w:val="clear" w:color="auto" w:fill="00B050"/>
-            <w:vAlign w:val="center"/>
-          </w:tcPr>
-          <w:p>
-            <w:pPr>
-              <w:rPr>
-                <w:rFonts w:ascii="Arial" w:hAnsi="Arial" w:cs="Arial"/>
-              </w:rPr>
-            </w:pPr>
-          </w:p>
-        </w:tc>
-        <w:tc>
-          <w:tcPr>
-            <w:tcW w:w="740" w:type="dxa"/>
-            <w:vAlign w:val="center"/>
-          </w:tcPr>
-          <w:p>
-            <w:pPr>
-              <w:rPr>
-                <w:rFonts w:ascii="Arial" w:hAnsi="Arial" w:cs="Arial"/>
-              </w:rPr>
-            </w:pPr>
-          </w:p>
-        </w:tc>
-        <w:tc>
-          <w:tcPr>
-            <w:tcW w:w="739" w:type="dxa"/>
-            <w:vAlign w:val="center"/>
-          </w:tcPr>
-          <w:p>
-            <w:pPr>
-              <w:rPr>
-                <w:rFonts w:ascii="Arial" w:hAnsi="Arial" w:cs="Arial"/>
-              </w:rPr>
-            </w:pPr>
-          </w:p>
-        </w:tc>
-        <w:tc>
-          <w:tcPr>
-            <w:tcW w:w="716" w:type="dxa"/>
-            <w:gridSpan w:val="2"/>
-            <w:shd w:val="clear" w:color="auto" w:fill="auto"/>
-            <w:vAlign w:val="center"/>
-          </w:tcPr>
-          <w:p>
-            <w:pPr>
-              <w:rPr>
-                <w:rFonts w:ascii="Arial" w:hAnsi="Arial" w:cs="Arial"/>
-              </w:rPr>
-            </w:pPr>
-          </w:p>
-        </w:tc>
-        <w:tc>
-          <w:tcPr>
-            <w:tcW w:w="671" w:type="dxa"/>
-            <w:shd w:val="clear" w:color="auto" w:fill="auto"/>
-            <w:vAlign w:val="center"/>
-          </w:tcPr>
-          <w:p>
-            <w:pPr>
-              <w:rPr>
-                <w:rFonts w:ascii="Arial" w:hAnsi="Arial" w:cs="Arial"/>
-              </w:rPr>
-            </w:pPr>
-          </w:p>
-        </w:tc>
-        <w:tc>
-          <w:tcPr>
-            <w:tcW w:w="701" w:type="dxa"/>
-            <w:shd w:val="clear" w:color="auto" w:fill="auto"/>
-            <w:vAlign w:val="center"/>
-          </w:tcPr>
-          <w:p>
-            <w:pPr>
-              <w:rPr>
-                <w:rFonts w:ascii="Arial" w:hAnsi="Arial" w:cs="Arial"/>
-              </w:rPr>
-            </w:pPr>
-          </w:p>
-        </w:tc>
-        <w:tc>
-          <w:tcPr>
-            <w:tcW w:w="665" w:type="dxa"/>
-            <w:shd w:val="clear" w:color="auto" w:fill="auto"/>
-            <w:vAlign w:val="center"/>
-          </w:tcPr>
-          <w:p>
-            <w:pPr>
-              <w:rPr>
-                <w:rFonts w:ascii="Arial" w:hAnsi="Arial" w:cs="Arial"/>
-              </w:rPr>
-            </w:pPr>
-          </w:p>
-        </w:tc>
-        <w:tc>
-          <w:tcPr>
-            <w:tcW w:w="805" w:type="dxa"/>
-            <w:shd w:val="clear" w:color="auto" w:fill="auto"/>
-            <w:vAlign w:val="center"/>
-          </w:tcPr>
-          <w:p>
-            <w:pPr>
-              <w:rPr>
-                <w:rFonts w:ascii="Arial" w:hAnsi="Arial" w:cs="Arial"/>
-              </w:rPr>
-            </w:pPr>
-          </w:p>
-        </w:tc>
-        <w:tc>
-          <w:tcPr>
-            <w:tcW w:w="658" w:type="dxa"/>
-            <w:vAlign w:val="center"/>
-          </w:tcPr>
-          <w:p>
-            <w:pPr>
-              <w:rPr>
-                <w:rFonts w:ascii="Arial" w:hAnsi="Arial" w:cs="Arial"/>
-              </w:rPr>
-            </w:pPr>
-          </w:p>
-        </w:tc>
-        <w:tc>
-          <w:tcPr>
-            <w:tcW w:w="792" w:type="dxa"/>
-            <w:shd w:val="clear" w:color="auto" w:fill="auto"/>
-            <w:vAlign w:val="center"/>
-          </w:tcPr>
-          <w:p>
-            <w:pPr>
-              <w:rPr>
-                <w:rFonts w:ascii="Arial" w:hAnsi="Arial" w:cs="Arial"/>
-              </w:rPr>
-            </w:pPr>
-          </w:p>
-        </w:tc>
-        <w:tc>
-          <w:tcPr>
-            <w:tcW w:w="652" w:type="dxa"/>
-            <w:vAlign w:val="center"/>
-          </w:tcPr>
-          <w:p>
-            <w:pPr>
-              <w:rPr>
-                <w:rFonts w:ascii="Arial" w:hAnsi="Arial" w:cs="Arial"/>
-              </w:rPr>
-            </w:pPr>
-          </w:p>
-        </w:tc>
-        <w:tc>
-          <w:tcPr>
-            <w:tcW w:w="771" w:type="dxa"/>
             <w:vAlign w:val="center"/>
           </w:tcPr>
           <w:p>
@@ -37297,7 +36702,7 @@
         </w:trPr>
         <w:tc>
           <w:tcPr>
-            <w:tcW w:w="2344" w:type="dxa"/>
+            <w:tcW w:w="2290" w:type="dxa"/>
             <w:vMerge w:val="restart"/>
             <w:vAlign w:val="center"/>
           </w:tcPr>
@@ -37317,7 +36722,7 @@
         </w:tc>
         <w:tc>
           <w:tcPr>
-            <w:tcW w:w="392" w:type="dxa"/>
+            <w:tcW w:w="390" w:type="dxa"/>
             <w:vAlign w:val="center"/>
           </w:tcPr>
           <w:p>
@@ -37338,157 +36743,160 @@
         </w:tc>
         <w:tc>
           <w:tcPr>
+            <w:tcW w:w="749" w:type="dxa"/>
+            <w:shd w:val="clear" w:color="auto" w:fill="auto"/>
+            <w:vAlign w:val="center"/>
+          </w:tcPr>
+          <w:p>
+            <w:pPr>
+              <w:rPr>
+                <w:rFonts w:ascii="Arial" w:hAnsi="Arial" w:cs="Arial"/>
+              </w:rPr>
+            </w:pPr>
+          </w:p>
+        </w:tc>
+        <w:tc>
+          <w:tcPr>
+            <w:tcW w:w="735" w:type="dxa"/>
+            <w:shd w:val="clear" w:color="auto" w:fill="auto"/>
+            <w:vAlign w:val="center"/>
+          </w:tcPr>
+          <w:p>
+            <w:pPr>
+              <w:rPr>
+                <w:rFonts w:ascii="Arial" w:hAnsi="Arial" w:cs="Arial"/>
+              </w:rPr>
+            </w:pPr>
+          </w:p>
+        </w:tc>
+        <w:tc>
+          <w:tcPr>
+            <w:tcW w:w="732" w:type="dxa"/>
+            <w:shd w:val="clear" w:color="auto" w:fill="auto"/>
+            <w:vAlign w:val="center"/>
+          </w:tcPr>
+          <w:p>
+            <w:pPr>
+              <w:rPr>
+                <w:rFonts w:ascii="Arial" w:hAnsi="Arial" w:cs="Arial"/>
+              </w:rPr>
+            </w:pPr>
+          </w:p>
+        </w:tc>
+        <w:tc>
+          <w:tcPr>
+            <w:tcW w:w="712" w:type="dxa"/>
+            <w:gridSpan w:val="2"/>
+            <w:shd w:val="clear" w:color="auto" w:fill="auto"/>
+            <w:vAlign w:val="center"/>
+          </w:tcPr>
+          <w:p>
+            <w:pPr>
+              <w:rPr>
+                <w:rFonts w:ascii="Arial" w:hAnsi="Arial" w:cs="Arial"/>
+              </w:rPr>
+            </w:pPr>
+          </w:p>
+        </w:tc>
+        <w:tc>
+          <w:tcPr>
+            <w:tcW w:w="667" w:type="dxa"/>
+            <w:shd w:val="clear" w:color="auto" w:fill="auto"/>
+            <w:vAlign w:val="center"/>
+          </w:tcPr>
+          <w:p>
+            <w:pPr>
+              <w:rPr>
+                <w:rFonts w:ascii="Arial" w:hAnsi="Arial" w:cs="Arial"/>
+              </w:rPr>
+            </w:pPr>
+          </w:p>
+        </w:tc>
+        <w:tc>
+          <w:tcPr>
+            <w:tcW w:w="693" w:type="dxa"/>
+            <w:shd w:val="clear" w:color="auto" w:fill="auto"/>
+            <w:vAlign w:val="center"/>
+          </w:tcPr>
+          <w:p>
+            <w:pPr>
+              <w:rPr>
+                <w:rFonts w:ascii="Arial" w:hAnsi="Arial" w:cs="Arial"/>
+              </w:rPr>
+            </w:pPr>
+          </w:p>
+        </w:tc>
+        <w:tc>
+          <w:tcPr>
+            <w:tcW w:w="805" w:type="dxa"/>
+            <w:shd w:val="clear" w:color="auto" w:fill="auto"/>
+            <w:vAlign w:val="center"/>
+          </w:tcPr>
+          <w:p>
+            <w:pPr>
+              <w:rPr>
+                <w:rFonts w:ascii="Arial" w:hAnsi="Arial" w:cs="Arial"/>
+              </w:rPr>
+            </w:pPr>
+          </w:p>
+        </w:tc>
+        <w:tc>
+          <w:tcPr>
+            <w:tcW w:w="790" w:type="dxa"/>
+            <w:shd w:val="clear" w:color="auto" w:fill="auto"/>
+            <w:vAlign w:val="center"/>
+          </w:tcPr>
+          <w:p>
+            <w:pPr>
+              <w:rPr>
+                <w:rFonts w:ascii="Arial" w:hAnsi="Arial" w:cs="Arial"/>
+              </w:rPr>
+            </w:pPr>
+          </w:p>
+        </w:tc>
+        <w:tc>
+          <w:tcPr>
+            <w:tcW w:w="657" w:type="dxa"/>
+            <w:vAlign w:val="center"/>
+          </w:tcPr>
+          <w:p>
+            <w:pPr>
+              <w:rPr>
+                <w:rFonts w:ascii="Arial" w:hAnsi="Arial" w:cs="Arial"/>
+              </w:rPr>
+            </w:pPr>
+          </w:p>
+        </w:tc>
+        <w:tc>
+          <w:tcPr>
+            <w:tcW w:w="781" w:type="dxa"/>
+            <w:shd w:val="clear" w:color="auto" w:fill="auto"/>
+            <w:vAlign w:val="center"/>
+          </w:tcPr>
+          <w:p>
+            <w:pPr>
+              <w:rPr>
+                <w:rFonts w:ascii="Arial" w:hAnsi="Arial" w:cs="Arial"/>
+              </w:rPr>
+            </w:pPr>
+          </w:p>
+        </w:tc>
+        <w:tc>
+          <w:tcPr>
+            <w:tcW w:w="645" w:type="dxa"/>
+            <w:vAlign w:val="center"/>
+          </w:tcPr>
+          <w:p>
+            <w:pPr>
+              <w:rPr>
+                <w:rFonts w:ascii="Arial" w:hAnsi="Arial" w:cs="Arial"/>
+              </w:rPr>
+            </w:pPr>
+          </w:p>
+        </w:tc>
+        <w:tc>
+          <w:tcPr>
             <w:tcW w:w="760" w:type="dxa"/>
-            <w:vAlign w:val="center"/>
-          </w:tcPr>
-          <w:p>
-            <w:pPr>
-              <w:rPr>
-                <w:rFonts w:ascii="Arial" w:hAnsi="Arial" w:cs="Arial"/>
-              </w:rPr>
-            </w:pPr>
-          </w:p>
-        </w:tc>
-        <w:tc>
-          <w:tcPr>
-            <w:tcW w:w="740" w:type="dxa"/>
-            <w:vAlign w:val="center"/>
-          </w:tcPr>
-          <w:p>
-            <w:pPr>
-              <w:rPr>
-                <w:rFonts w:ascii="Arial" w:hAnsi="Arial" w:cs="Arial"/>
-              </w:rPr>
-            </w:pPr>
-          </w:p>
-        </w:tc>
-        <w:tc>
-          <w:tcPr>
-            <w:tcW w:w="739" w:type="dxa"/>
-            <w:vAlign w:val="center"/>
-          </w:tcPr>
-          <w:p>
-            <w:pPr>
-              <w:rPr>
-                <w:rFonts w:ascii="Arial" w:hAnsi="Arial" w:cs="Arial"/>
-              </w:rPr>
-            </w:pPr>
-          </w:p>
-        </w:tc>
-        <w:tc>
-          <w:tcPr>
-            <w:tcW w:w="716" w:type="dxa"/>
-            <w:gridSpan w:val="2"/>
-            <w:shd w:val="clear" w:color="auto" w:fill="auto"/>
-            <w:vAlign w:val="center"/>
-          </w:tcPr>
-          <w:p>
-            <w:pPr>
-              <w:rPr>
-                <w:rFonts w:ascii="Arial" w:hAnsi="Arial" w:cs="Arial"/>
-              </w:rPr>
-            </w:pPr>
-          </w:p>
-        </w:tc>
-        <w:tc>
-          <w:tcPr>
-            <w:tcW w:w="671" w:type="dxa"/>
-            <w:shd w:val="clear" w:color="auto" w:fill="auto"/>
-            <w:vAlign w:val="center"/>
-          </w:tcPr>
-          <w:p>
-            <w:pPr>
-              <w:rPr>
-                <w:rFonts w:ascii="Arial" w:hAnsi="Arial" w:cs="Arial"/>
-              </w:rPr>
-            </w:pPr>
-          </w:p>
-        </w:tc>
-        <w:tc>
-          <w:tcPr>
-            <w:tcW w:w="701" w:type="dxa"/>
-            <w:shd w:val="clear" w:color="auto" w:fill="auto"/>
-            <w:vAlign w:val="center"/>
-          </w:tcPr>
-          <w:p>
-            <w:pPr>
-              <w:rPr>
-                <w:rFonts w:ascii="Arial" w:hAnsi="Arial" w:cs="Arial"/>
-              </w:rPr>
-            </w:pPr>
-          </w:p>
-        </w:tc>
-        <w:tc>
-          <w:tcPr>
-            <w:tcW w:w="665" w:type="dxa"/>
-            <w:shd w:val="clear" w:color="auto" w:fill="000000" w:themeFill="text1"/>
-            <w:vAlign w:val="center"/>
-          </w:tcPr>
-          <w:p>
-            <w:pPr>
-              <w:rPr>
-                <w:rFonts w:ascii="Arial" w:hAnsi="Arial" w:cs="Arial"/>
-              </w:rPr>
-            </w:pPr>
-          </w:p>
-        </w:tc>
-        <w:tc>
-          <w:tcPr>
-            <w:tcW w:w="805" w:type="dxa"/>
-            <w:shd w:val="clear" w:color="auto" w:fill="auto"/>
-            <w:vAlign w:val="center"/>
-          </w:tcPr>
-          <w:p>
-            <w:pPr>
-              <w:rPr>
-                <w:rFonts w:ascii="Arial" w:hAnsi="Arial" w:cs="Arial"/>
-              </w:rPr>
-            </w:pPr>
-          </w:p>
-        </w:tc>
-        <w:tc>
-          <w:tcPr>
-            <w:tcW w:w="658" w:type="dxa"/>
-            <w:vAlign w:val="center"/>
-          </w:tcPr>
-          <w:p>
-            <w:pPr>
-              <w:rPr>
-                <w:rFonts w:ascii="Arial" w:hAnsi="Arial" w:cs="Arial"/>
-              </w:rPr>
-            </w:pPr>
-          </w:p>
-        </w:tc>
-        <w:tc>
-          <w:tcPr>
-            <w:tcW w:w="792" w:type="dxa"/>
-            <w:shd w:val="clear" w:color="auto" w:fill="auto"/>
-            <w:vAlign w:val="center"/>
-          </w:tcPr>
-          <w:p>
-            <w:pPr>
-              <w:rPr>
-                <w:rFonts w:ascii="Arial" w:hAnsi="Arial" w:cs="Arial"/>
-              </w:rPr>
-            </w:pPr>
-          </w:p>
-        </w:tc>
-        <w:tc>
-          <w:tcPr>
-            <w:tcW w:w="652" w:type="dxa"/>
-            <w:vAlign w:val="center"/>
-          </w:tcPr>
-          <w:p>
-            <w:pPr>
-              <w:rPr>
-                <w:rFonts w:ascii="Arial" w:hAnsi="Arial" w:cs="Arial"/>
-              </w:rPr>
-            </w:pPr>
-          </w:p>
-        </w:tc>
-        <w:tc>
-          <w:tcPr>
-            <w:tcW w:w="771" w:type="dxa"/>
             <w:vAlign w:val="center"/>
           </w:tcPr>
           <w:p>
@@ -37509,7 +36917,7 @@
         </w:trPr>
         <w:tc>
           <w:tcPr>
-            <w:tcW w:w="2344" w:type="dxa"/>
+            <w:tcW w:w="2290" w:type="dxa"/>
             <w:vMerge/>
             <w:vAlign w:val="center"/>
           </w:tcPr>
@@ -37523,7 +36931,7 @@
         </w:tc>
         <w:tc>
           <w:tcPr>
-            <w:tcW w:w="392" w:type="dxa"/>
+            <w:tcW w:w="390" w:type="dxa"/>
             <w:vAlign w:val="center"/>
           </w:tcPr>
           <w:p>
@@ -37544,158 +36952,160 @@
         </w:tc>
         <w:tc>
           <w:tcPr>
+            <w:tcW w:w="749" w:type="dxa"/>
+            <w:shd w:val="clear" w:color="auto" w:fill="auto"/>
+            <w:vAlign w:val="center"/>
+          </w:tcPr>
+          <w:p>
+            <w:pPr>
+              <w:rPr>
+                <w:rFonts w:ascii="Arial" w:hAnsi="Arial" w:cs="Arial"/>
+              </w:rPr>
+            </w:pPr>
+          </w:p>
+        </w:tc>
+        <w:tc>
+          <w:tcPr>
+            <w:tcW w:w="735" w:type="dxa"/>
+            <w:shd w:val="clear" w:color="auto" w:fill="auto"/>
+            <w:vAlign w:val="center"/>
+          </w:tcPr>
+          <w:p>
+            <w:pPr>
+              <w:rPr>
+                <w:rFonts w:ascii="Arial" w:hAnsi="Arial" w:cs="Arial"/>
+              </w:rPr>
+            </w:pPr>
+          </w:p>
+        </w:tc>
+        <w:tc>
+          <w:tcPr>
+            <w:tcW w:w="732" w:type="dxa"/>
+            <w:shd w:val="clear" w:color="auto" w:fill="auto"/>
+            <w:vAlign w:val="center"/>
+          </w:tcPr>
+          <w:p>
+            <w:pPr>
+              <w:rPr>
+                <w:rFonts w:ascii="Arial" w:hAnsi="Arial" w:cs="Arial"/>
+              </w:rPr>
+            </w:pPr>
+          </w:p>
+        </w:tc>
+        <w:tc>
+          <w:tcPr>
+            <w:tcW w:w="712" w:type="dxa"/>
+            <w:gridSpan w:val="2"/>
+            <w:shd w:val="clear" w:color="auto" w:fill="auto"/>
+            <w:vAlign w:val="center"/>
+          </w:tcPr>
+          <w:p>
+            <w:pPr>
+              <w:rPr>
+                <w:rFonts w:ascii="Arial" w:hAnsi="Arial" w:cs="Arial"/>
+              </w:rPr>
+            </w:pPr>
+          </w:p>
+        </w:tc>
+        <w:tc>
+          <w:tcPr>
+            <w:tcW w:w="667" w:type="dxa"/>
+            <w:shd w:val="clear" w:color="auto" w:fill="auto"/>
+            <w:vAlign w:val="center"/>
+          </w:tcPr>
+          <w:p>
+            <w:pPr>
+              <w:rPr>
+                <w:rFonts w:ascii="Arial" w:hAnsi="Arial" w:cs="Arial"/>
+              </w:rPr>
+            </w:pPr>
+          </w:p>
+        </w:tc>
+        <w:tc>
+          <w:tcPr>
+            <w:tcW w:w="693" w:type="dxa"/>
+            <w:shd w:val="clear" w:color="auto" w:fill="auto"/>
+            <w:vAlign w:val="center"/>
+          </w:tcPr>
+          <w:p>
+            <w:pPr>
+              <w:rPr>
+                <w:rFonts w:ascii="Arial" w:hAnsi="Arial" w:cs="Arial"/>
+              </w:rPr>
+            </w:pPr>
+          </w:p>
+        </w:tc>
+        <w:tc>
+          <w:tcPr>
+            <w:tcW w:w="805" w:type="dxa"/>
+            <w:shd w:val="clear" w:color="auto" w:fill="auto"/>
+            <w:vAlign w:val="center"/>
+          </w:tcPr>
+          <w:p>
+            <w:pPr>
+              <w:rPr>
+                <w:rFonts w:ascii="Arial" w:hAnsi="Arial" w:cs="Arial"/>
+              </w:rPr>
+            </w:pPr>
+          </w:p>
+        </w:tc>
+        <w:tc>
+          <w:tcPr>
+            <w:tcW w:w="790" w:type="dxa"/>
+            <w:shd w:val="clear" w:color="auto" w:fill="auto"/>
+            <w:vAlign w:val="center"/>
+          </w:tcPr>
+          <w:p>
+            <w:pPr>
+              <w:rPr>
+                <w:rFonts w:ascii="Arial" w:hAnsi="Arial" w:cs="Arial"/>
+              </w:rPr>
+            </w:pPr>
+          </w:p>
+        </w:tc>
+        <w:tc>
+          <w:tcPr>
+            <w:tcW w:w="657" w:type="dxa"/>
+            <w:vAlign w:val="center"/>
+          </w:tcPr>
+          <w:p>
+            <w:pPr>
+              <w:rPr>
+                <w:rFonts w:ascii="Arial" w:hAnsi="Arial" w:cs="Arial"/>
+              </w:rPr>
+            </w:pPr>
+          </w:p>
+        </w:tc>
+        <w:tc>
+          <w:tcPr>
+            <w:tcW w:w="781" w:type="dxa"/>
+            <w:shd w:val="clear" w:color="auto" w:fill="auto"/>
+            <w:vAlign w:val="center"/>
+          </w:tcPr>
+          <w:p>
+            <w:pPr>
+              <w:rPr>
+                <w:rFonts w:ascii="Arial" w:hAnsi="Arial" w:cs="Arial"/>
+              </w:rPr>
+            </w:pPr>
+          </w:p>
+        </w:tc>
+        <w:tc>
+          <w:tcPr>
+            <w:tcW w:w="645" w:type="dxa"/>
+            <w:vAlign w:val="center"/>
+          </w:tcPr>
+          <w:p>
+            <w:pPr>
+              <w:rPr>
+                <w:rFonts w:ascii="Arial" w:hAnsi="Arial" w:cs="Arial"/>
+              </w:rPr>
+            </w:pPr>
+          </w:p>
+        </w:tc>
+        <w:tc>
+          <w:tcPr>
             <w:tcW w:w="760" w:type="dxa"/>
-            <w:shd w:val="clear" w:color="auto" w:fill="00B050"/>
-            <w:vAlign w:val="center"/>
-          </w:tcPr>
-          <w:p>
-            <w:pPr>
-              <w:rPr>
-                <w:rFonts w:ascii="Arial" w:hAnsi="Arial" w:cs="Arial"/>
-              </w:rPr>
-            </w:pPr>
-          </w:p>
-        </w:tc>
-        <w:tc>
-          <w:tcPr>
-            <w:tcW w:w="740" w:type="dxa"/>
-            <w:vAlign w:val="center"/>
-          </w:tcPr>
-          <w:p>
-            <w:pPr>
-              <w:rPr>
-                <w:rFonts w:ascii="Arial" w:hAnsi="Arial" w:cs="Arial"/>
-              </w:rPr>
-            </w:pPr>
-          </w:p>
-        </w:tc>
-        <w:tc>
-          <w:tcPr>
-            <w:tcW w:w="739" w:type="dxa"/>
-            <w:vAlign w:val="center"/>
-          </w:tcPr>
-          <w:p>
-            <w:pPr>
-              <w:rPr>
-                <w:rFonts w:ascii="Arial" w:hAnsi="Arial" w:cs="Arial"/>
-              </w:rPr>
-            </w:pPr>
-          </w:p>
-        </w:tc>
-        <w:tc>
-          <w:tcPr>
-            <w:tcW w:w="716" w:type="dxa"/>
-            <w:gridSpan w:val="2"/>
-            <w:shd w:val="clear" w:color="auto" w:fill="auto"/>
-            <w:vAlign w:val="center"/>
-          </w:tcPr>
-          <w:p>
-            <w:pPr>
-              <w:rPr>
-                <w:rFonts w:ascii="Arial" w:hAnsi="Arial" w:cs="Arial"/>
-              </w:rPr>
-            </w:pPr>
-          </w:p>
-        </w:tc>
-        <w:tc>
-          <w:tcPr>
-            <w:tcW w:w="671" w:type="dxa"/>
-            <w:shd w:val="clear" w:color="auto" w:fill="auto"/>
-            <w:vAlign w:val="center"/>
-          </w:tcPr>
-          <w:p>
-            <w:pPr>
-              <w:rPr>
-                <w:rFonts w:ascii="Arial" w:hAnsi="Arial" w:cs="Arial"/>
-              </w:rPr>
-            </w:pPr>
-          </w:p>
-        </w:tc>
-        <w:tc>
-          <w:tcPr>
-            <w:tcW w:w="701" w:type="dxa"/>
-            <w:shd w:val="clear" w:color="auto" w:fill="auto"/>
-            <w:vAlign w:val="center"/>
-          </w:tcPr>
-          <w:p>
-            <w:pPr>
-              <w:rPr>
-                <w:rFonts w:ascii="Arial" w:hAnsi="Arial" w:cs="Arial"/>
-              </w:rPr>
-            </w:pPr>
-          </w:p>
-        </w:tc>
-        <w:tc>
-          <w:tcPr>
-            <w:tcW w:w="665" w:type="dxa"/>
-            <w:shd w:val="clear" w:color="auto" w:fill="auto"/>
-            <w:vAlign w:val="center"/>
-          </w:tcPr>
-          <w:p>
-            <w:pPr>
-              <w:rPr>
-                <w:rFonts w:ascii="Arial" w:hAnsi="Arial" w:cs="Arial"/>
-              </w:rPr>
-            </w:pPr>
-          </w:p>
-        </w:tc>
-        <w:tc>
-          <w:tcPr>
-            <w:tcW w:w="805" w:type="dxa"/>
-            <w:shd w:val="clear" w:color="auto" w:fill="auto"/>
-            <w:vAlign w:val="center"/>
-          </w:tcPr>
-          <w:p>
-            <w:pPr>
-              <w:rPr>
-                <w:rFonts w:ascii="Arial" w:hAnsi="Arial" w:cs="Arial"/>
-              </w:rPr>
-            </w:pPr>
-          </w:p>
-        </w:tc>
-        <w:tc>
-          <w:tcPr>
-            <w:tcW w:w="658" w:type="dxa"/>
-            <w:vAlign w:val="center"/>
-          </w:tcPr>
-          <w:p>
-            <w:pPr>
-              <w:rPr>
-                <w:rFonts w:ascii="Arial" w:hAnsi="Arial" w:cs="Arial"/>
-              </w:rPr>
-            </w:pPr>
-          </w:p>
-        </w:tc>
-        <w:tc>
-          <w:tcPr>
-            <w:tcW w:w="792" w:type="dxa"/>
-            <w:shd w:val="clear" w:color="auto" w:fill="auto"/>
-            <w:vAlign w:val="center"/>
-          </w:tcPr>
-          <w:p>
-            <w:pPr>
-              <w:rPr>
-                <w:rFonts w:ascii="Arial" w:hAnsi="Arial" w:cs="Arial"/>
-              </w:rPr>
-            </w:pPr>
-          </w:p>
-        </w:tc>
-        <w:tc>
-          <w:tcPr>
-            <w:tcW w:w="652" w:type="dxa"/>
-            <w:vAlign w:val="center"/>
-          </w:tcPr>
-          <w:p>
-            <w:pPr>
-              <w:rPr>
-                <w:rFonts w:ascii="Arial" w:hAnsi="Arial" w:cs="Arial"/>
-              </w:rPr>
-            </w:pPr>
-          </w:p>
-        </w:tc>
-        <w:tc>
-          <w:tcPr>
-            <w:tcW w:w="771" w:type="dxa"/>
             <w:vAlign w:val="center"/>
           </w:tcPr>
           <w:p>
@@ -37716,7 +37126,7 @@
         </w:trPr>
         <w:tc>
           <w:tcPr>
-            <w:tcW w:w="2344" w:type="dxa"/>
+            <w:tcW w:w="2290" w:type="dxa"/>
             <w:vMerge w:val="restart"/>
             <w:vAlign w:val="center"/>
           </w:tcPr>
@@ -37736,7 +37146,7 @@
         </w:tc>
         <w:tc>
           <w:tcPr>
-            <w:tcW w:w="392" w:type="dxa"/>
+            <w:tcW w:w="390" w:type="dxa"/>
             <w:vAlign w:val="center"/>
           </w:tcPr>
           <w:p>
@@ -37757,158 +37167,160 @@
         </w:tc>
         <w:tc>
           <w:tcPr>
+            <w:tcW w:w="749" w:type="dxa"/>
+            <w:shd w:val="clear" w:color="auto" w:fill="auto"/>
+            <w:vAlign w:val="center"/>
+          </w:tcPr>
+          <w:p>
+            <w:pPr>
+              <w:rPr>
+                <w:rFonts w:ascii="Arial" w:hAnsi="Arial" w:cs="Arial"/>
+              </w:rPr>
+            </w:pPr>
+          </w:p>
+        </w:tc>
+        <w:tc>
+          <w:tcPr>
+            <w:tcW w:w="735" w:type="dxa"/>
+            <w:shd w:val="clear" w:color="auto" w:fill="auto"/>
+            <w:vAlign w:val="center"/>
+          </w:tcPr>
+          <w:p>
+            <w:pPr>
+              <w:rPr>
+                <w:rFonts w:ascii="Arial" w:hAnsi="Arial" w:cs="Arial"/>
+              </w:rPr>
+            </w:pPr>
+          </w:p>
+        </w:tc>
+        <w:tc>
+          <w:tcPr>
+            <w:tcW w:w="732" w:type="dxa"/>
+            <w:shd w:val="clear" w:color="auto" w:fill="auto"/>
+            <w:vAlign w:val="center"/>
+          </w:tcPr>
+          <w:p>
+            <w:pPr>
+              <w:rPr>
+                <w:rFonts w:ascii="Arial" w:hAnsi="Arial" w:cs="Arial"/>
+              </w:rPr>
+            </w:pPr>
+          </w:p>
+        </w:tc>
+        <w:tc>
+          <w:tcPr>
+            <w:tcW w:w="712" w:type="dxa"/>
+            <w:gridSpan w:val="2"/>
+            <w:shd w:val="clear" w:color="auto" w:fill="auto"/>
+            <w:vAlign w:val="center"/>
+          </w:tcPr>
+          <w:p>
+            <w:pPr>
+              <w:rPr>
+                <w:rFonts w:ascii="Arial" w:hAnsi="Arial" w:cs="Arial"/>
+              </w:rPr>
+            </w:pPr>
+          </w:p>
+        </w:tc>
+        <w:tc>
+          <w:tcPr>
+            <w:tcW w:w="667" w:type="dxa"/>
+            <w:shd w:val="clear" w:color="auto" w:fill="auto"/>
+            <w:vAlign w:val="center"/>
+          </w:tcPr>
+          <w:p>
+            <w:pPr>
+              <w:rPr>
+                <w:rFonts w:ascii="Arial" w:hAnsi="Arial" w:cs="Arial"/>
+              </w:rPr>
+            </w:pPr>
+          </w:p>
+        </w:tc>
+        <w:tc>
+          <w:tcPr>
+            <w:tcW w:w="693" w:type="dxa"/>
+            <w:shd w:val="clear" w:color="auto" w:fill="auto"/>
+            <w:vAlign w:val="center"/>
+          </w:tcPr>
+          <w:p>
+            <w:pPr>
+              <w:rPr>
+                <w:rFonts w:ascii="Arial" w:hAnsi="Arial" w:cs="Arial"/>
+              </w:rPr>
+            </w:pPr>
+          </w:p>
+        </w:tc>
+        <w:tc>
+          <w:tcPr>
+            <w:tcW w:w="805" w:type="dxa"/>
+            <w:shd w:val="clear" w:color="auto" w:fill="auto"/>
+            <w:vAlign w:val="center"/>
+          </w:tcPr>
+          <w:p>
+            <w:pPr>
+              <w:rPr>
+                <w:rFonts w:ascii="Arial" w:hAnsi="Arial" w:cs="Arial"/>
+              </w:rPr>
+            </w:pPr>
+          </w:p>
+        </w:tc>
+        <w:tc>
+          <w:tcPr>
+            <w:tcW w:w="790" w:type="dxa"/>
+            <w:shd w:val="clear" w:color="auto" w:fill="auto"/>
+            <w:vAlign w:val="center"/>
+          </w:tcPr>
+          <w:p>
+            <w:pPr>
+              <w:rPr>
+                <w:rFonts w:ascii="Arial" w:hAnsi="Arial" w:cs="Arial"/>
+              </w:rPr>
+            </w:pPr>
+          </w:p>
+        </w:tc>
+        <w:tc>
+          <w:tcPr>
+            <w:tcW w:w="657" w:type="dxa"/>
+            <w:vAlign w:val="center"/>
+          </w:tcPr>
+          <w:p>
+            <w:pPr>
+              <w:rPr>
+                <w:rFonts w:ascii="Arial" w:hAnsi="Arial" w:cs="Arial"/>
+              </w:rPr>
+            </w:pPr>
+          </w:p>
+        </w:tc>
+        <w:tc>
+          <w:tcPr>
+            <w:tcW w:w="781" w:type="dxa"/>
+            <w:shd w:val="clear" w:color="auto" w:fill="auto"/>
+            <w:vAlign w:val="center"/>
+          </w:tcPr>
+          <w:p>
+            <w:pPr>
+              <w:rPr>
+                <w:rFonts w:ascii="Arial" w:hAnsi="Arial" w:cs="Arial"/>
+              </w:rPr>
+            </w:pPr>
+          </w:p>
+        </w:tc>
+        <w:tc>
+          <w:tcPr>
+            <w:tcW w:w="645" w:type="dxa"/>
+            <w:vAlign w:val="center"/>
+          </w:tcPr>
+          <w:p>
+            <w:pPr>
+              <w:rPr>
+                <w:rFonts w:ascii="Arial" w:hAnsi="Arial" w:cs="Arial"/>
+              </w:rPr>
+            </w:pPr>
+          </w:p>
+        </w:tc>
+        <w:tc>
+          <w:tcPr>
             <w:tcW w:w="760" w:type="dxa"/>
-            <w:shd w:val="clear" w:color="auto" w:fill="auto"/>
-            <w:vAlign w:val="center"/>
-          </w:tcPr>
-          <w:p>
-            <w:pPr>
-              <w:rPr>
-                <w:rFonts w:ascii="Arial" w:hAnsi="Arial" w:cs="Arial"/>
-              </w:rPr>
-            </w:pPr>
-          </w:p>
-        </w:tc>
-        <w:tc>
-          <w:tcPr>
-            <w:tcW w:w="740" w:type="dxa"/>
-            <w:vAlign w:val="center"/>
-          </w:tcPr>
-          <w:p>
-            <w:pPr>
-              <w:rPr>
-                <w:rFonts w:ascii="Arial" w:hAnsi="Arial" w:cs="Arial"/>
-              </w:rPr>
-            </w:pPr>
-          </w:p>
-        </w:tc>
-        <w:tc>
-          <w:tcPr>
-            <w:tcW w:w="739" w:type="dxa"/>
-            <w:vAlign w:val="center"/>
-          </w:tcPr>
-          <w:p>
-            <w:pPr>
-              <w:rPr>
-                <w:rFonts w:ascii="Arial" w:hAnsi="Arial" w:cs="Arial"/>
-              </w:rPr>
-            </w:pPr>
-          </w:p>
-        </w:tc>
-        <w:tc>
-          <w:tcPr>
-            <w:tcW w:w="716" w:type="dxa"/>
-            <w:gridSpan w:val="2"/>
-            <w:shd w:val="clear" w:color="auto" w:fill="auto"/>
-            <w:vAlign w:val="center"/>
-          </w:tcPr>
-          <w:p>
-            <w:pPr>
-              <w:rPr>
-                <w:rFonts w:ascii="Arial" w:hAnsi="Arial" w:cs="Arial"/>
-              </w:rPr>
-            </w:pPr>
-          </w:p>
-        </w:tc>
-        <w:tc>
-          <w:tcPr>
-            <w:tcW w:w="671" w:type="dxa"/>
-            <w:shd w:val="clear" w:color="auto" w:fill="auto"/>
-            <w:vAlign w:val="center"/>
-          </w:tcPr>
-          <w:p>
-            <w:pPr>
-              <w:rPr>
-                <w:rFonts w:ascii="Arial" w:hAnsi="Arial" w:cs="Arial"/>
-              </w:rPr>
-            </w:pPr>
-          </w:p>
-        </w:tc>
-        <w:tc>
-          <w:tcPr>
-            <w:tcW w:w="701" w:type="dxa"/>
-            <w:shd w:val="clear" w:color="auto" w:fill="auto"/>
-            <w:vAlign w:val="center"/>
-          </w:tcPr>
-          <w:p>
-            <w:pPr>
-              <w:rPr>
-                <w:rFonts w:ascii="Arial" w:hAnsi="Arial" w:cs="Arial"/>
-              </w:rPr>
-            </w:pPr>
-          </w:p>
-        </w:tc>
-        <w:tc>
-          <w:tcPr>
-            <w:tcW w:w="665" w:type="dxa"/>
-            <w:shd w:val="clear" w:color="auto" w:fill="000000" w:themeFill="text1"/>
-            <w:vAlign w:val="center"/>
-          </w:tcPr>
-          <w:p>
-            <w:pPr>
-              <w:rPr>
-                <w:rFonts w:ascii="Arial" w:hAnsi="Arial" w:cs="Arial"/>
-              </w:rPr>
-            </w:pPr>
-          </w:p>
-        </w:tc>
-        <w:tc>
-          <w:tcPr>
-            <w:tcW w:w="805" w:type="dxa"/>
-            <w:shd w:val="clear" w:color="auto" w:fill="auto"/>
-            <w:vAlign w:val="center"/>
-          </w:tcPr>
-          <w:p>
-            <w:pPr>
-              <w:rPr>
-                <w:rFonts w:ascii="Arial" w:hAnsi="Arial" w:cs="Arial"/>
-              </w:rPr>
-            </w:pPr>
-          </w:p>
-        </w:tc>
-        <w:tc>
-          <w:tcPr>
-            <w:tcW w:w="658" w:type="dxa"/>
-            <w:vAlign w:val="center"/>
-          </w:tcPr>
-          <w:p>
-            <w:pPr>
-              <w:rPr>
-                <w:rFonts w:ascii="Arial" w:hAnsi="Arial" w:cs="Arial"/>
-              </w:rPr>
-            </w:pPr>
-          </w:p>
-        </w:tc>
-        <w:tc>
-          <w:tcPr>
-            <w:tcW w:w="792" w:type="dxa"/>
-            <w:shd w:val="clear" w:color="auto" w:fill="auto"/>
-            <w:vAlign w:val="center"/>
-          </w:tcPr>
-          <w:p>
-            <w:pPr>
-              <w:rPr>
-                <w:rFonts w:ascii="Arial" w:hAnsi="Arial" w:cs="Arial"/>
-              </w:rPr>
-            </w:pPr>
-          </w:p>
-        </w:tc>
-        <w:tc>
-          <w:tcPr>
-            <w:tcW w:w="652" w:type="dxa"/>
-            <w:vAlign w:val="center"/>
-          </w:tcPr>
-          <w:p>
-            <w:pPr>
-              <w:rPr>
-                <w:rFonts w:ascii="Arial" w:hAnsi="Arial" w:cs="Arial"/>
-              </w:rPr>
-            </w:pPr>
-          </w:p>
-        </w:tc>
-        <w:tc>
-          <w:tcPr>
-            <w:tcW w:w="771" w:type="dxa"/>
             <w:vAlign w:val="center"/>
           </w:tcPr>
           <w:p>
@@ -37929,7 +37341,7 @@
         </w:trPr>
         <w:tc>
           <w:tcPr>
-            <w:tcW w:w="2344" w:type="dxa"/>
+            <w:tcW w:w="2290" w:type="dxa"/>
             <w:vMerge/>
             <w:vAlign w:val="center"/>
           </w:tcPr>
@@ -37943,7 +37355,7 @@
         </w:tc>
         <w:tc>
           <w:tcPr>
-            <w:tcW w:w="392" w:type="dxa"/>
+            <w:tcW w:w="390" w:type="dxa"/>
             <w:vAlign w:val="center"/>
           </w:tcPr>
           <w:p>
@@ -37964,158 +37376,160 @@
         </w:tc>
         <w:tc>
           <w:tcPr>
+            <w:tcW w:w="749" w:type="dxa"/>
+            <w:shd w:val="clear" w:color="auto" w:fill="auto"/>
+            <w:vAlign w:val="center"/>
+          </w:tcPr>
+          <w:p>
+            <w:pPr>
+              <w:rPr>
+                <w:rFonts w:ascii="Arial" w:hAnsi="Arial" w:cs="Arial"/>
+              </w:rPr>
+            </w:pPr>
+          </w:p>
+        </w:tc>
+        <w:tc>
+          <w:tcPr>
+            <w:tcW w:w="735" w:type="dxa"/>
+            <w:shd w:val="clear" w:color="auto" w:fill="auto"/>
+            <w:vAlign w:val="center"/>
+          </w:tcPr>
+          <w:p>
+            <w:pPr>
+              <w:rPr>
+                <w:rFonts w:ascii="Arial" w:hAnsi="Arial" w:cs="Arial"/>
+              </w:rPr>
+            </w:pPr>
+          </w:p>
+        </w:tc>
+        <w:tc>
+          <w:tcPr>
+            <w:tcW w:w="732" w:type="dxa"/>
+            <w:shd w:val="clear" w:color="auto" w:fill="auto"/>
+            <w:vAlign w:val="center"/>
+          </w:tcPr>
+          <w:p>
+            <w:pPr>
+              <w:rPr>
+                <w:rFonts w:ascii="Arial" w:hAnsi="Arial" w:cs="Arial"/>
+              </w:rPr>
+            </w:pPr>
+          </w:p>
+        </w:tc>
+        <w:tc>
+          <w:tcPr>
+            <w:tcW w:w="712" w:type="dxa"/>
+            <w:gridSpan w:val="2"/>
+            <w:shd w:val="clear" w:color="auto" w:fill="auto"/>
+            <w:vAlign w:val="center"/>
+          </w:tcPr>
+          <w:p>
+            <w:pPr>
+              <w:rPr>
+                <w:rFonts w:ascii="Arial" w:hAnsi="Arial" w:cs="Arial"/>
+              </w:rPr>
+            </w:pPr>
+          </w:p>
+        </w:tc>
+        <w:tc>
+          <w:tcPr>
+            <w:tcW w:w="667" w:type="dxa"/>
+            <w:shd w:val="clear" w:color="auto" w:fill="auto"/>
+            <w:vAlign w:val="center"/>
+          </w:tcPr>
+          <w:p>
+            <w:pPr>
+              <w:rPr>
+                <w:rFonts w:ascii="Arial" w:hAnsi="Arial" w:cs="Arial"/>
+              </w:rPr>
+            </w:pPr>
+          </w:p>
+        </w:tc>
+        <w:tc>
+          <w:tcPr>
+            <w:tcW w:w="693" w:type="dxa"/>
+            <w:shd w:val="clear" w:color="auto" w:fill="auto"/>
+            <w:vAlign w:val="center"/>
+          </w:tcPr>
+          <w:p>
+            <w:pPr>
+              <w:rPr>
+                <w:rFonts w:ascii="Arial" w:hAnsi="Arial" w:cs="Arial"/>
+              </w:rPr>
+            </w:pPr>
+          </w:p>
+        </w:tc>
+        <w:tc>
+          <w:tcPr>
+            <w:tcW w:w="805" w:type="dxa"/>
+            <w:shd w:val="clear" w:color="auto" w:fill="auto"/>
+            <w:vAlign w:val="center"/>
+          </w:tcPr>
+          <w:p>
+            <w:pPr>
+              <w:rPr>
+                <w:rFonts w:ascii="Arial" w:hAnsi="Arial" w:cs="Arial"/>
+              </w:rPr>
+            </w:pPr>
+          </w:p>
+        </w:tc>
+        <w:tc>
+          <w:tcPr>
+            <w:tcW w:w="790" w:type="dxa"/>
+            <w:shd w:val="clear" w:color="auto" w:fill="auto"/>
+            <w:vAlign w:val="center"/>
+          </w:tcPr>
+          <w:p>
+            <w:pPr>
+              <w:rPr>
+                <w:rFonts w:ascii="Arial" w:hAnsi="Arial" w:cs="Arial"/>
+              </w:rPr>
+            </w:pPr>
+          </w:p>
+        </w:tc>
+        <w:tc>
+          <w:tcPr>
+            <w:tcW w:w="657" w:type="dxa"/>
+            <w:vAlign w:val="center"/>
+          </w:tcPr>
+          <w:p>
+            <w:pPr>
+              <w:rPr>
+                <w:rFonts w:ascii="Arial" w:hAnsi="Arial" w:cs="Arial"/>
+              </w:rPr>
+            </w:pPr>
+          </w:p>
+        </w:tc>
+        <w:tc>
+          <w:tcPr>
+            <w:tcW w:w="781" w:type="dxa"/>
+            <w:shd w:val="clear" w:color="auto" w:fill="auto"/>
+            <w:vAlign w:val="center"/>
+          </w:tcPr>
+          <w:p>
+            <w:pPr>
+              <w:rPr>
+                <w:rFonts w:ascii="Arial" w:hAnsi="Arial" w:cs="Arial"/>
+              </w:rPr>
+            </w:pPr>
+          </w:p>
+        </w:tc>
+        <w:tc>
+          <w:tcPr>
+            <w:tcW w:w="645" w:type="dxa"/>
+            <w:vAlign w:val="center"/>
+          </w:tcPr>
+          <w:p>
+            <w:pPr>
+              <w:rPr>
+                <w:rFonts w:ascii="Arial" w:hAnsi="Arial" w:cs="Arial"/>
+              </w:rPr>
+            </w:pPr>
+          </w:p>
+        </w:tc>
+        <w:tc>
+          <w:tcPr>
             <w:tcW w:w="760" w:type="dxa"/>
-            <w:shd w:val="clear" w:color="auto" w:fill="00B050"/>
-            <w:vAlign w:val="center"/>
-          </w:tcPr>
-          <w:p>
-            <w:pPr>
-              <w:rPr>
-                <w:rFonts w:ascii="Arial" w:hAnsi="Arial" w:cs="Arial"/>
-              </w:rPr>
-            </w:pPr>
-          </w:p>
-        </w:tc>
-        <w:tc>
-          <w:tcPr>
-            <w:tcW w:w="740" w:type="dxa"/>
-            <w:vAlign w:val="center"/>
-          </w:tcPr>
-          <w:p>
-            <w:pPr>
-              <w:rPr>
-                <w:rFonts w:ascii="Arial" w:hAnsi="Arial" w:cs="Arial"/>
-              </w:rPr>
-            </w:pPr>
-          </w:p>
-        </w:tc>
-        <w:tc>
-          <w:tcPr>
-            <w:tcW w:w="739" w:type="dxa"/>
-            <w:vAlign w:val="center"/>
-          </w:tcPr>
-          <w:p>
-            <w:pPr>
-              <w:rPr>
-                <w:rFonts w:ascii="Arial" w:hAnsi="Arial" w:cs="Arial"/>
-              </w:rPr>
-            </w:pPr>
-          </w:p>
-        </w:tc>
-        <w:tc>
-          <w:tcPr>
-            <w:tcW w:w="716" w:type="dxa"/>
-            <w:gridSpan w:val="2"/>
-            <w:shd w:val="clear" w:color="auto" w:fill="auto"/>
-            <w:vAlign w:val="center"/>
-          </w:tcPr>
-          <w:p>
-            <w:pPr>
-              <w:rPr>
-                <w:rFonts w:ascii="Arial" w:hAnsi="Arial" w:cs="Arial"/>
-              </w:rPr>
-            </w:pPr>
-          </w:p>
-        </w:tc>
-        <w:tc>
-          <w:tcPr>
-            <w:tcW w:w="671" w:type="dxa"/>
-            <w:shd w:val="clear" w:color="auto" w:fill="auto"/>
-            <w:vAlign w:val="center"/>
-          </w:tcPr>
-          <w:p>
-            <w:pPr>
-              <w:rPr>
-                <w:rFonts w:ascii="Arial" w:hAnsi="Arial" w:cs="Arial"/>
-              </w:rPr>
-            </w:pPr>
-          </w:p>
-        </w:tc>
-        <w:tc>
-          <w:tcPr>
-            <w:tcW w:w="701" w:type="dxa"/>
-            <w:shd w:val="clear" w:color="auto" w:fill="auto"/>
-            <w:vAlign w:val="center"/>
-          </w:tcPr>
-          <w:p>
-            <w:pPr>
-              <w:rPr>
-                <w:rFonts w:ascii="Arial" w:hAnsi="Arial" w:cs="Arial"/>
-              </w:rPr>
-            </w:pPr>
-          </w:p>
-        </w:tc>
-        <w:tc>
-          <w:tcPr>
-            <w:tcW w:w="665" w:type="dxa"/>
-            <w:shd w:val="clear" w:color="auto" w:fill="auto"/>
-            <w:vAlign w:val="center"/>
-          </w:tcPr>
-          <w:p>
-            <w:pPr>
-              <w:rPr>
-                <w:rFonts w:ascii="Arial" w:hAnsi="Arial" w:cs="Arial"/>
-              </w:rPr>
-            </w:pPr>
-          </w:p>
-        </w:tc>
-        <w:tc>
-          <w:tcPr>
-            <w:tcW w:w="805" w:type="dxa"/>
-            <w:shd w:val="clear" w:color="auto" w:fill="auto"/>
-            <w:vAlign w:val="center"/>
-          </w:tcPr>
-          <w:p>
-            <w:pPr>
-              <w:rPr>
-                <w:rFonts w:ascii="Arial" w:hAnsi="Arial" w:cs="Arial"/>
-              </w:rPr>
-            </w:pPr>
-          </w:p>
-        </w:tc>
-        <w:tc>
-          <w:tcPr>
-            <w:tcW w:w="658" w:type="dxa"/>
-            <w:vAlign w:val="center"/>
-          </w:tcPr>
-          <w:p>
-            <w:pPr>
-              <w:rPr>
-                <w:rFonts w:ascii="Arial" w:hAnsi="Arial" w:cs="Arial"/>
-              </w:rPr>
-            </w:pPr>
-          </w:p>
-        </w:tc>
-        <w:tc>
-          <w:tcPr>
-            <w:tcW w:w="792" w:type="dxa"/>
-            <w:shd w:val="clear" w:color="auto" w:fill="auto"/>
-            <w:vAlign w:val="center"/>
-          </w:tcPr>
-          <w:p>
-            <w:pPr>
-              <w:rPr>
-                <w:rFonts w:ascii="Arial" w:hAnsi="Arial" w:cs="Arial"/>
-              </w:rPr>
-            </w:pPr>
-          </w:p>
-        </w:tc>
-        <w:tc>
-          <w:tcPr>
-            <w:tcW w:w="652" w:type="dxa"/>
-            <w:vAlign w:val="center"/>
-          </w:tcPr>
-          <w:p>
-            <w:pPr>
-              <w:rPr>
-                <w:rFonts w:ascii="Arial" w:hAnsi="Arial" w:cs="Arial"/>
-              </w:rPr>
-            </w:pPr>
-          </w:p>
-        </w:tc>
-        <w:tc>
-          <w:tcPr>
-            <w:tcW w:w="771" w:type="dxa"/>
             <w:vAlign w:val="center"/>
           </w:tcPr>
           <w:p>
@@ -38136,7 +37550,7 @@
         </w:trPr>
         <w:tc>
           <w:tcPr>
-            <w:tcW w:w="5421" w:type="dxa"/>
+            <w:tcW w:w="5342" w:type="dxa"/>
             <w:gridSpan w:val="6"/>
             <w:vAlign w:val="center"/>
           </w:tcPr>
@@ -38217,7 +37631,7 @@
         </w:tc>
         <w:tc>
           <w:tcPr>
-            <w:tcW w:w="5985" w:type="dxa"/>
+            <w:tcW w:w="6064" w:type="dxa"/>
             <w:gridSpan w:val="9"/>
             <w:vAlign w:val="center"/>
           </w:tcPr>
@@ -39299,7 +38713,7 @@
                 <w:szCs w:val="18"/>
               </w:rPr>
               <w:drawing>
-                <wp:anchor distT="0" distB="0" distL="114300" distR="114300" simplePos="0" relativeHeight="251674624" behindDoc="0" locked="0" layoutInCell="1" allowOverlap="1" wp14:anchorId="114D277A" wp14:editId="3CDA101B">
+                <wp:anchor distT="0" distB="0" distL="114300" distR="114300" simplePos="0" relativeHeight="251674624" behindDoc="0" locked="0" layoutInCell="1" allowOverlap="1" wp14:anchorId="114D277A" wp14:editId="262AB3DB">
                   <wp:simplePos x="0" y="0"/>
                   <wp:positionH relativeFrom="column">
                     <wp:posOffset>417830</wp:posOffset>
@@ -40343,7 +39757,7 @@
                 <w:szCs w:val="18"/>
               </w:rPr>
               <w:drawing>
-                <wp:anchor distT="0" distB="0" distL="114300" distR="114300" simplePos="0" relativeHeight="251677696" behindDoc="1" locked="0" layoutInCell="1" allowOverlap="1" wp14:anchorId="1FDFE95E" wp14:editId="4FD1C0B0">
+                <wp:anchor distT="0" distB="0" distL="114300" distR="114300" simplePos="0" relativeHeight="251677696" behindDoc="1" locked="0" layoutInCell="1" allowOverlap="1" wp14:anchorId="1FDFE95E" wp14:editId="5233BEC7">
                   <wp:simplePos x="0" y="0"/>
                   <wp:positionH relativeFrom="column">
                     <wp:posOffset>398780</wp:posOffset>
@@ -43674,6 +43088,14 @@
               </w:rPr>
               <w:t>Periodo de Realización 2025</w:t>
             </w:r>
+            <w:r>
+              <w:rPr>
+                <w:rFonts w:ascii="Arial" w:hAnsi="Arial" w:cs="Arial"/>
+                <w:b/>
+                <w:color w:val="FFFFFF"/>
+              </w:rPr>
+              <w:t xml:space="preserve"> - 2026</w:t>
+            </w:r>
           </w:p>
         </w:tc>
         <w:tc>
@@ -43803,7 +43225,7 @@
                 <w:b/>
                 <w:color w:val="FFFFFF"/>
               </w:rPr>
-              <w:t>F</w:t>
+              <w:t>M</w:t>
             </w:r>
           </w:p>
         </w:tc>
@@ -43836,7 +43258,7 @@
                 <w:b/>
                 <w:color w:val="FFFFFF"/>
               </w:rPr>
-              <w:t>M</w:t>
+              <w:t>J</w:t>
             </w:r>
           </w:p>
         </w:tc>
@@ -43869,7 +43291,7 @@
                 <w:b/>
                 <w:color w:val="FFFFFF"/>
               </w:rPr>
-              <w:t>A</w:t>
+              <w:t>J</w:t>
             </w:r>
           </w:p>
         </w:tc>
@@ -43902,7 +43324,7 @@
                 <w:b/>
                 <w:color w:val="FFFFFF"/>
               </w:rPr>
-              <w:t>M</w:t>
+              <w:t>A</w:t>
             </w:r>
           </w:p>
         </w:tc>
@@ -43935,7 +43357,7 @@
                 <w:b/>
                 <w:color w:val="FFFFFF"/>
               </w:rPr>
-              <w:t>J</w:t>
+              <w:t>S</w:t>
             </w:r>
           </w:p>
         </w:tc>
@@ -43968,7 +43390,7 @@
                 <w:b/>
                 <w:color w:val="FFFFFF"/>
               </w:rPr>
-              <w:t>J</w:t>
+              <w:t>O</w:t>
             </w:r>
           </w:p>
         </w:tc>
@@ -44001,7 +43423,7 @@
                 <w:b/>
                 <w:color w:val="FFFFFF"/>
               </w:rPr>
-              <w:t>A</w:t>
+              <w:t>N</w:t>
             </w:r>
           </w:p>
         </w:tc>
@@ -44034,7 +43456,7 @@
                 <w:b/>
                 <w:color w:val="FFFFFF"/>
               </w:rPr>
-              <w:t>S</w:t>
+              <w:t>D</w:t>
             </w:r>
           </w:p>
         </w:tc>
@@ -44067,7 +43489,7 @@
                 <w:b/>
                 <w:color w:val="FFFFFF"/>
               </w:rPr>
-              <w:t>O</w:t>
+              <w:t>E</w:t>
             </w:r>
           </w:p>
         </w:tc>
@@ -44100,7 +43522,7 @@
                 <w:b/>
                 <w:color w:val="FFFFFF"/>
               </w:rPr>
-              <w:t>N</w:t>
+              <w:t>F</w:t>
             </w:r>
           </w:p>
         </w:tc>
@@ -44133,7 +43555,7 @@
                 <w:b/>
                 <w:color w:val="FFFFFF"/>
               </w:rPr>
-              <w:t>D</w:t>
+              <w:t>M</w:t>
             </w:r>
           </w:p>
         </w:tc>
@@ -44166,7 +43588,7 @@
                 <w:b/>
                 <w:color w:val="FFFFFF"/>
               </w:rPr>
-              <w:t>E</w:t>
+              <w:t>A</w:t>
             </w:r>
           </w:p>
         </w:tc>

--- a/Inputs/Templates/Levantamiento.docx
+++ b/Inputs/Templates/Levantamiento.docx
@@ -103,8 +103,21 @@
               <w:spacing w:after="0"/>
               <w:jc w:val="both"/>
             </w:pPr>
-            <w:r>
-              <w:t>{{ razon_social }}</w:t>
+            <w:proofErr w:type="gramStart"/>
+            <w:r>
+              <w:t xml:space="preserve">{{ </w:t>
+            </w:r>
+            <w:proofErr w:type="spellStart"/>
+            <w:r>
+              <w:t>razon</w:t>
+            </w:r>
+            <w:proofErr w:type="gramEnd"/>
+            <w:r>
+              <w:t>_social</w:t>
+            </w:r>
+            <w:proofErr w:type="spellEnd"/>
+            <w:r>
+              <w:t xml:space="preserve"> }}</w:t>
             </w:r>
           </w:p>
         </w:tc>
@@ -157,8 +170,21 @@
               <w:spacing w:after="0"/>
               <w:jc w:val="both"/>
             </w:pPr>
-            <w:r>
-              <w:t>{{ nombre_comercial }}</w:t>
+            <w:proofErr w:type="gramStart"/>
+            <w:r>
+              <w:t xml:space="preserve">{{ </w:t>
+            </w:r>
+            <w:proofErr w:type="spellStart"/>
+            <w:r>
+              <w:t>nombre</w:t>
+            </w:r>
+            <w:proofErr w:type="gramEnd"/>
+            <w:r>
+              <w:t>_comercial</w:t>
+            </w:r>
+            <w:proofErr w:type="spellEnd"/>
+            <w:r>
+              <w:t xml:space="preserve"> }}</w:t>
             </w:r>
           </w:p>
         </w:tc>
@@ -211,8 +237,18 @@
               <w:spacing w:after="0"/>
               <w:jc w:val="both"/>
             </w:pPr>
-            <w:r>
-              <w:t>{{ rfc }}</w:t>
+            <w:proofErr w:type="gramStart"/>
+            <w:r>
+              <w:t xml:space="preserve">{{ </w:t>
+            </w:r>
+            <w:proofErr w:type="spellStart"/>
+            <w:r>
+              <w:t>rfc</w:t>
+            </w:r>
+            <w:proofErr w:type="spellEnd"/>
+            <w:proofErr w:type="gramEnd"/>
+            <w:r>
+              <w:t xml:space="preserve"> }}</w:t>
             </w:r>
           </w:p>
         </w:tc>
@@ -263,8 +299,13 @@
               <w:spacing w:after="0"/>
               <w:jc w:val="both"/>
             </w:pPr>
-            <w:r>
-              <w:t>{{ calle }}</w:t>
+            <w:proofErr w:type="gramStart"/>
+            <w:r>
+              <w:t>{{ calle</w:t>
+            </w:r>
+            <w:proofErr w:type="gramEnd"/>
+            <w:r>
+              <w:t xml:space="preserve"> }}</w:t>
             </w:r>
           </w:p>
         </w:tc>
@@ -318,8 +359,21 @@
               <w:spacing w:after="0"/>
               <w:jc w:val="both"/>
             </w:pPr>
-            <w:r>
-              <w:t>{{ no_exterior }}</w:t>
+            <w:proofErr w:type="gramStart"/>
+            <w:r>
+              <w:t xml:space="preserve">{{ </w:t>
+            </w:r>
+            <w:proofErr w:type="spellStart"/>
+            <w:r>
+              <w:t>no</w:t>
+            </w:r>
+            <w:proofErr w:type="gramEnd"/>
+            <w:r>
+              <w:t>_exterior</w:t>
+            </w:r>
+            <w:proofErr w:type="spellEnd"/>
+            <w:r>
+              <w:t xml:space="preserve"> }}</w:t>
             </w:r>
           </w:p>
         </w:tc>
@@ -370,8 +424,21 @@
               <w:spacing w:after="0"/>
               <w:jc w:val="both"/>
             </w:pPr>
-            <w:r>
-              <w:t>{{ colonia_barrio }}</w:t>
+            <w:proofErr w:type="gramStart"/>
+            <w:r>
+              <w:t xml:space="preserve">{{ </w:t>
+            </w:r>
+            <w:proofErr w:type="spellStart"/>
+            <w:r>
+              <w:t>colonia</w:t>
+            </w:r>
+            <w:proofErr w:type="gramEnd"/>
+            <w:r>
+              <w:t>_barrio</w:t>
+            </w:r>
+            <w:proofErr w:type="spellEnd"/>
+            <w:r>
+              <w:t xml:space="preserve"> }}</w:t>
             </w:r>
           </w:p>
         </w:tc>
@@ -422,8 +489,21 @@
               <w:spacing w:after="0"/>
               <w:jc w:val="both"/>
             </w:pPr>
-            <w:r>
-              <w:t>{{ codigo_postal }}</w:t>
+            <w:proofErr w:type="gramStart"/>
+            <w:r>
+              <w:t xml:space="preserve">{{ </w:t>
+            </w:r>
+            <w:proofErr w:type="spellStart"/>
+            <w:r>
+              <w:t>codigo</w:t>
+            </w:r>
+            <w:proofErr w:type="gramEnd"/>
+            <w:r>
+              <w:t>_postal</w:t>
+            </w:r>
+            <w:proofErr w:type="spellEnd"/>
+            <w:r>
+              <w:t xml:space="preserve"> }}</w:t>
             </w:r>
           </w:p>
         </w:tc>
@@ -474,8 +554,13 @@
               <w:spacing w:after="0"/>
               <w:jc w:val="both"/>
             </w:pPr>
-            <w:r>
-              <w:t>{{ municipio }}</w:t>
+            <w:proofErr w:type="gramStart"/>
+            <w:r>
+              <w:t>{{ municipio</w:t>
+            </w:r>
+            <w:proofErr w:type="gramEnd"/>
+            <w:r>
+              <w:t xml:space="preserve"> }}</w:t>
             </w:r>
           </w:p>
         </w:tc>
@@ -526,8 +611,13 @@
               <w:spacing w:after="0"/>
               <w:jc w:val="both"/>
             </w:pPr>
-            <w:r>
-              <w:t>{{ estado }}</w:t>
+            <w:proofErr w:type="gramStart"/>
+            <w:r>
+              <w:t>{{ estado</w:t>
+            </w:r>
+            <w:proofErr w:type="gramEnd"/>
+            <w:r>
+              <w:t xml:space="preserve"> }}</w:t>
             </w:r>
           </w:p>
         </w:tc>
@@ -580,8 +670,21 @@
               <w:spacing w:after="0"/>
               <w:jc w:val="both"/>
             </w:pPr>
-            <w:r>
-              <w:t>{{ giro_comercial }}</w:t>
+            <w:proofErr w:type="gramStart"/>
+            <w:r>
+              <w:t xml:space="preserve">{{ </w:t>
+            </w:r>
+            <w:proofErr w:type="spellStart"/>
+            <w:r>
+              <w:t>giro</w:t>
+            </w:r>
+            <w:proofErr w:type="gramEnd"/>
+            <w:r>
+              <w:t>_comercial</w:t>
+            </w:r>
+            <w:proofErr w:type="spellEnd"/>
+            <w:r>
+              <w:t xml:space="preserve"> }}</w:t>
             </w:r>
           </w:p>
         </w:tc>
@@ -782,8 +885,21 @@
               <w:spacing w:after="0"/>
               <w:jc w:val="both"/>
             </w:pPr>
-            <w:r>
-              <w:t>{{ dias_trabajo }}</w:t>
+            <w:proofErr w:type="gramStart"/>
+            <w:r>
+              <w:t xml:space="preserve">{{ </w:t>
+            </w:r>
+            <w:proofErr w:type="spellStart"/>
+            <w:r>
+              <w:t>dias</w:t>
+            </w:r>
+            <w:proofErr w:type="gramEnd"/>
+            <w:r>
+              <w:t>_trabajo</w:t>
+            </w:r>
+            <w:proofErr w:type="spellEnd"/>
+            <w:r>
+              <w:t xml:space="preserve"> }}</w:t>
             </w:r>
           </w:p>
         </w:tc>
@@ -834,8 +950,13 @@
               <w:spacing w:after="0"/>
               <w:jc w:val="both"/>
             </w:pPr>
-            <w:r>
-              <w:t>{{ horario }}</w:t>
+            <w:proofErr w:type="gramStart"/>
+            <w:r>
+              <w:t>{{ horario</w:t>
+            </w:r>
+            <w:proofErr w:type="gramEnd"/>
+            <w:r>
+              <w:t xml:space="preserve"> }}</w:t>
             </w:r>
           </w:p>
         </w:tc>
@@ -886,8 +1007,29 @@
               <w:spacing w:after="0"/>
               <w:jc w:val="both"/>
             </w:pPr>
-            <w:r>
-              <w:t>{{ antiguedad_inmueble }}</w:t>
+            <w:proofErr w:type="gramStart"/>
+            <w:r>
+              <w:t xml:space="preserve">{{ </w:t>
+            </w:r>
+            <w:proofErr w:type="spellStart"/>
+            <w:r>
+              <w:t>antiguedad</w:t>
+            </w:r>
+            <w:proofErr w:type="gramEnd"/>
+            <w:r>
+              <w:t>_</w:t>
+            </w:r>
+            <w:proofErr w:type="gramStart"/>
+            <w:r>
+              <w:t>inmueble</w:t>
+            </w:r>
+            <w:proofErr w:type="spellEnd"/>
+            <w:r>
+              <w:t xml:space="preserve"> }</w:t>
+            </w:r>
+            <w:proofErr w:type="gramEnd"/>
+            <w:r>
+              <w:t>}</w:t>
             </w:r>
             <w:r>
               <w:t xml:space="preserve"> AÑOS</w:t>
@@ -941,8 +1083,21 @@
               <w:spacing w:after="0"/>
               <w:jc w:val="both"/>
             </w:pPr>
-            <w:r>
-              <w:t>{{ inicio_operaciones }}</w:t>
+            <w:proofErr w:type="gramStart"/>
+            <w:r>
+              <w:t xml:space="preserve">{{ </w:t>
+            </w:r>
+            <w:proofErr w:type="spellStart"/>
+            <w:r>
+              <w:t>inicio</w:t>
+            </w:r>
+            <w:proofErr w:type="gramEnd"/>
+            <w:r>
+              <w:t>_operaciones</w:t>
+            </w:r>
+            <w:proofErr w:type="spellEnd"/>
+            <w:r>
+              <w:t xml:space="preserve"> }}</w:t>
             </w:r>
           </w:p>
         </w:tc>
@@ -993,8 +1148,13 @@
               <w:spacing w:after="0"/>
               <w:jc w:val="both"/>
             </w:pPr>
-            <w:r>
-              <w:t>{{ edificios }}</w:t>
+            <w:proofErr w:type="gramStart"/>
+            <w:r>
+              <w:t>{{ edificios</w:t>
+            </w:r>
+            <w:proofErr w:type="gramEnd"/>
+            <w:r>
+              <w:t xml:space="preserve"> }}</w:t>
             </w:r>
           </w:p>
         </w:tc>
@@ -1045,8 +1205,13 @@
               <w:spacing w:after="0"/>
               <w:jc w:val="both"/>
             </w:pPr>
-            <w:r>
-              <w:t>{{ niveles }}</w:t>
+            <w:proofErr w:type="gramStart"/>
+            <w:r>
+              <w:t>{{ niveles</w:t>
+            </w:r>
+            <w:proofErr w:type="gramEnd"/>
+            <w:r>
+              <w:t xml:space="preserve"> }}</w:t>
             </w:r>
           </w:p>
         </w:tc>
@@ -1097,8 +1262,13 @@
               <w:spacing w:after="0"/>
               <w:jc w:val="both"/>
             </w:pPr>
-            <w:r>
-              <w:t>{{ accesos }}</w:t>
+            <w:proofErr w:type="gramStart"/>
+            <w:r>
+              <w:t>{{ accesos</w:t>
+            </w:r>
+            <w:proofErr w:type="gramEnd"/>
+            <w:r>
+              <w:t xml:space="preserve"> }}</w:t>
             </w:r>
           </w:p>
         </w:tc>
@@ -1149,8 +1319,21 @@
               <w:spacing w:after="0"/>
               <w:jc w:val="both"/>
             </w:pPr>
-            <w:r>
-              <w:t>{{ salidas_emergencia }}</w:t>
+            <w:proofErr w:type="gramStart"/>
+            <w:r>
+              <w:t xml:space="preserve">{{ </w:t>
+            </w:r>
+            <w:proofErr w:type="spellStart"/>
+            <w:r>
+              <w:t>salidas</w:t>
+            </w:r>
+            <w:proofErr w:type="gramEnd"/>
+            <w:r>
+              <w:t>_emergencia</w:t>
+            </w:r>
+            <w:proofErr w:type="spellEnd"/>
+            <w:r>
+              <w:t xml:space="preserve"> }}</w:t>
             </w:r>
           </w:p>
         </w:tc>
@@ -1201,8 +1384,13 @@
               <w:spacing w:after="0"/>
               <w:jc w:val="both"/>
             </w:pPr>
-            <w:r>
-              <w:t>{{ escaleras }}</w:t>
+            <w:proofErr w:type="gramStart"/>
+            <w:r>
+              <w:t>{{ escaleras</w:t>
+            </w:r>
+            <w:proofErr w:type="gramEnd"/>
+            <w:r>
+              <w:t xml:space="preserve"> }}</w:t>
             </w:r>
           </w:p>
         </w:tc>
@@ -1253,8 +1441,21 @@
               <w:spacing w:after="0"/>
               <w:jc w:val="both"/>
             </w:pPr>
-            <w:r>
-              <w:t>{{ escaleras_emergencia }}</w:t>
+            <w:proofErr w:type="gramStart"/>
+            <w:r>
+              <w:t xml:space="preserve">{{ </w:t>
+            </w:r>
+            <w:proofErr w:type="spellStart"/>
+            <w:r>
+              <w:t>escaleras</w:t>
+            </w:r>
+            <w:proofErr w:type="gramEnd"/>
+            <w:r>
+              <w:t>_emergencia</w:t>
+            </w:r>
+            <w:proofErr w:type="spellEnd"/>
+            <w:r>
+              <w:t xml:space="preserve"> }}</w:t>
             </w:r>
           </w:p>
         </w:tc>
@@ -1305,8 +1506,13 @@
               <w:spacing w:after="0"/>
               <w:jc w:val="both"/>
             </w:pPr>
-            <w:r>
-              <w:t>{{ estacionamiento }}</w:t>
+            <w:proofErr w:type="gramStart"/>
+            <w:r>
+              <w:t>{{ estacionamiento</w:t>
+            </w:r>
+            <w:proofErr w:type="gramEnd"/>
+            <w:r>
+              <w:t xml:space="preserve"> }}</w:t>
             </w:r>
           </w:p>
         </w:tc>
@@ -1358,8 +1564,21 @@
               <w:spacing w:after="0"/>
               <w:jc w:val="both"/>
             </w:pPr>
-            <w:r>
-              <w:t>{{ terreno_m2 }}</w:t>
+            <w:proofErr w:type="gramStart"/>
+            <w:r>
+              <w:t>{{ terreno</w:t>
+            </w:r>
+            <w:proofErr w:type="gramEnd"/>
+            <w:r>
+              <w:t>_m</w:t>
+            </w:r>
+            <w:proofErr w:type="gramStart"/>
+            <w:r>
+              <w:t>2 }</w:t>
+            </w:r>
+            <w:proofErr w:type="gramEnd"/>
+            <w:r>
+              <w:t>}</w:t>
             </w:r>
             <w:r>
               <w:t xml:space="preserve"> M2</w:t>
@@ -1414,8 +1633,21 @@
               <w:spacing w:after="0"/>
               <w:jc w:val="both"/>
             </w:pPr>
-            <w:r>
-              <w:t>{{ construccion_m2 }}</w:t>
+            <w:proofErr w:type="gramStart"/>
+            <w:r>
+              <w:t>{{ construccion</w:t>
+            </w:r>
+            <w:proofErr w:type="gramEnd"/>
+            <w:r>
+              <w:t>_m</w:t>
+            </w:r>
+            <w:proofErr w:type="gramStart"/>
+            <w:r>
+              <w:t>2 }</w:t>
+            </w:r>
+            <w:proofErr w:type="gramEnd"/>
+            <w:r>
+              <w:t>}</w:t>
             </w:r>
             <w:r>
               <w:t xml:space="preserve"> M2</w:t>
@@ -1517,8 +1749,21 @@
               <w:spacing w:after="0"/>
               <w:jc w:val="both"/>
             </w:pPr>
-            <w:r>
-              <w:t>{{ representante_legal }}</w:t>
+            <w:proofErr w:type="gramStart"/>
+            <w:r>
+              <w:t xml:space="preserve">{{ </w:t>
+            </w:r>
+            <w:proofErr w:type="spellStart"/>
+            <w:r>
+              <w:t>representante</w:t>
+            </w:r>
+            <w:proofErr w:type="gramEnd"/>
+            <w:r>
+              <w:t>_legal</w:t>
+            </w:r>
+            <w:proofErr w:type="spellEnd"/>
+            <w:r>
+              <w:t xml:space="preserve"> }}</w:t>
             </w:r>
           </w:p>
         </w:tc>
@@ -1569,8 +1814,13 @@
               <w:spacing w:after="0"/>
               <w:jc w:val="both"/>
             </w:pPr>
-            <w:r>
-              <w:t>{{ coordinador }}</w:t>
+            <w:proofErr w:type="gramStart"/>
+            <w:r>
+              <w:t>{{ coordinador</w:t>
+            </w:r>
+            <w:proofErr w:type="gramEnd"/>
+            <w:r>
+              <w:t xml:space="preserve"> }}</w:t>
             </w:r>
           </w:p>
         </w:tc>
@@ -1625,14 +1875,24 @@
             <w:r>
               <w:t xml:space="preserve">Visitantes: </w:t>
             </w:r>
-            <w:r>
-              <w:t>{{ visitantes }}</w:t>
+            <w:proofErr w:type="gramStart"/>
+            <w:r>
+              <w:t>{{ visitantes</w:t>
+            </w:r>
+            <w:proofErr w:type="gramEnd"/>
+            <w:r>
+              <w:t xml:space="preserve"> }}</w:t>
             </w:r>
             <w:r>
               <w:t xml:space="preserve"> - Proveedores: </w:t>
             </w:r>
-            <w:r>
-              <w:t>{{ proveedores }}</w:t>
+            <w:proofErr w:type="gramStart"/>
+            <w:r>
+              <w:t>{{ proveedores</w:t>
+            </w:r>
+            <w:proofErr w:type="gramEnd"/>
+            <w:r>
+              <w:t xml:space="preserve"> }}</w:t>
             </w:r>
           </w:p>
         </w:tc>
@@ -1917,6 +2177,7 @@
         </w:rPr>
         <w:t xml:space="preserve">del mes de </w:t>
       </w:r>
+      <w:proofErr w:type="gramStart"/>
       <w:r>
         <w:rPr>
           <w:rFonts w:cstheme="minorHAnsi"/>
@@ -1937,6 +2198,7 @@
         </w:rPr>
         <w:t>mes</w:t>
       </w:r>
+      <w:proofErr w:type="gramEnd"/>
       <w:r>
         <w:rPr>
           <w:rFonts w:cstheme="minorHAnsi"/>
@@ -1965,6 +2227,7 @@
         </w:rPr>
         <w:t xml:space="preserve">del año </w:t>
       </w:r>
+      <w:proofErr w:type="gramStart"/>
       <w:r>
         <w:rPr>
           <w:rFonts w:cstheme="minorHAnsi"/>
@@ -1973,7 +2236,30 @@
           <w:sz w:val="24"/>
           <w:szCs w:val="24"/>
         </w:rPr>
-        <w:t>{{ anio }}</w:t>
+        <w:t xml:space="preserve">{{ </w:t>
+      </w:r>
+      <w:proofErr w:type="spellStart"/>
+      <w:r>
+        <w:rPr>
+          <w:rFonts w:cstheme="minorHAnsi"/>
+          <w:b/>
+          <w:bCs/>
+          <w:sz w:val="24"/>
+          <w:szCs w:val="24"/>
+        </w:rPr>
+        <w:t>anio</w:t>
+      </w:r>
+      <w:proofErr w:type="spellEnd"/>
+      <w:proofErr w:type="gramEnd"/>
+      <w:r>
+        <w:rPr>
+          <w:rFonts w:cstheme="minorHAnsi"/>
+          <w:b/>
+          <w:bCs/>
+          <w:sz w:val="24"/>
+          <w:szCs w:val="24"/>
+        </w:rPr>
+        <w:t xml:space="preserve"> }}</w:t>
       </w:r>
       <w:r>
         <w:rPr>
@@ -2013,6 +2299,7 @@
         </w:rPr>
         <w:t xml:space="preserve"> </w:t>
       </w:r>
+      <w:proofErr w:type="gramStart"/>
       <w:r>
         <w:rPr>
           <w:b/>
@@ -2020,7 +2307,17 @@
           <w:sz w:val="24"/>
           <w:szCs w:val="24"/>
         </w:rPr>
-        <w:t>{{ municipio }}</w:t>
+        <w:t>{{ municipio</w:t>
+      </w:r>
+      <w:proofErr w:type="gramEnd"/>
+      <w:r>
+        <w:rPr>
+          <w:b/>
+          <w:bCs/>
+          <w:sz w:val="24"/>
+          <w:szCs w:val="24"/>
+        </w:rPr>
+        <w:t xml:space="preserve"> }}</w:t>
       </w:r>
       <w:r>
         <w:rPr>
@@ -2030,6 +2327,7 @@
         </w:rPr>
         <w:t xml:space="preserve">; del Estado de </w:t>
       </w:r>
+      <w:proofErr w:type="gramStart"/>
       <w:r>
         <w:rPr>
           <w:b/>
@@ -2037,7 +2335,17 @@
           <w:sz w:val="24"/>
           <w:szCs w:val="24"/>
         </w:rPr>
-        <w:t>{{ estado }}</w:t>
+        <w:t>{{ estado</w:t>
+      </w:r>
+      <w:proofErr w:type="gramEnd"/>
+      <w:r>
+        <w:rPr>
+          <w:b/>
+          <w:bCs/>
+          <w:sz w:val="24"/>
+          <w:szCs w:val="24"/>
+        </w:rPr>
+        <w:t xml:space="preserve"> }}</w:t>
       </w:r>
       <w:r>
         <w:rPr>
@@ -2064,6 +2372,7 @@
         </w:rPr>
         <w:t xml:space="preserve">, </w:t>
       </w:r>
+      <w:proofErr w:type="gramStart"/>
       <w:r>
         <w:rPr>
           <w:rFonts w:cstheme="minorHAnsi"/>
@@ -2071,7 +2380,77 @@
           <w:sz w:val="24"/>
           <w:szCs w:val="24"/>
         </w:rPr>
-        <w:t xml:space="preserve">{{ calle }} #{{ no_exterior }} </w:t>
+        <w:t>{{ calle</w:t>
+      </w:r>
+      <w:proofErr w:type="gramEnd"/>
+      <w:r>
+        <w:rPr>
+          <w:rFonts w:cstheme="minorHAnsi"/>
+          <w:b/>
+          <w:sz w:val="24"/>
+          <w:szCs w:val="24"/>
+        </w:rPr>
+        <w:t xml:space="preserve"> }} </w:t>
+      </w:r>
+      <w:proofErr w:type="gramStart"/>
+      <w:r>
+        <w:rPr>
+          <w:rFonts w:cstheme="minorHAnsi"/>
+          <w:b/>
+          <w:sz w:val="24"/>
+          <w:szCs w:val="24"/>
+        </w:rPr>
+        <w:t xml:space="preserve">#{{ </w:t>
+      </w:r>
+      <w:proofErr w:type="spellStart"/>
+      <w:r>
+        <w:rPr>
+          <w:rFonts w:cstheme="minorHAnsi"/>
+          <w:b/>
+          <w:sz w:val="24"/>
+          <w:szCs w:val="24"/>
+        </w:rPr>
+        <w:t>no</w:t>
+      </w:r>
+      <w:proofErr w:type="gramEnd"/>
+      <w:r>
+        <w:rPr>
+          <w:rFonts w:cstheme="minorHAnsi"/>
+          <w:b/>
+          <w:sz w:val="24"/>
+          <w:szCs w:val="24"/>
+        </w:rPr>
+        <w:t>_</w:t>
+      </w:r>
+      <w:proofErr w:type="gramStart"/>
+      <w:r>
+        <w:rPr>
+          <w:rFonts w:cstheme="minorHAnsi"/>
+          <w:b/>
+          <w:sz w:val="24"/>
+          <w:szCs w:val="24"/>
+        </w:rPr>
+        <w:t>exterior</w:t>
+      </w:r>
+      <w:proofErr w:type="spellEnd"/>
+      <w:r>
+        <w:rPr>
+          <w:rFonts w:cstheme="minorHAnsi"/>
+          <w:b/>
+          <w:sz w:val="24"/>
+          <w:szCs w:val="24"/>
+        </w:rPr>
+        <w:t xml:space="preserve"> }</w:t>
+      </w:r>
+      <w:proofErr w:type="gramEnd"/>
+      <w:r>
+        <w:rPr>
+          <w:rFonts w:cstheme="minorHAnsi"/>
+          <w:b/>
+          <w:sz w:val="24"/>
+          <w:szCs w:val="24"/>
+        </w:rPr>
+        <w:t xml:space="preserve">} </w:t>
       </w:r>
       <w:r>
         <w:rPr>
@@ -2089,7 +2468,67 @@
           <w:sz w:val="24"/>
           <w:szCs w:val="24"/>
         </w:rPr>
-        <w:t xml:space="preserve">. {{ colonia_barrio }} </w:t>
+        <w:t xml:space="preserve">. </w:t>
+      </w:r>
+      <w:proofErr w:type="gramStart"/>
+      <w:r>
+        <w:rPr>
+          <w:rFonts w:cstheme="minorHAnsi"/>
+          <w:b/>
+          <w:sz w:val="24"/>
+          <w:szCs w:val="24"/>
+        </w:rPr>
+        <w:t xml:space="preserve">{{ </w:t>
+      </w:r>
+      <w:proofErr w:type="spellStart"/>
+      <w:r>
+        <w:rPr>
+          <w:rFonts w:cstheme="minorHAnsi"/>
+          <w:b/>
+          <w:sz w:val="24"/>
+          <w:szCs w:val="24"/>
+        </w:rPr>
+        <w:t>colonia</w:t>
+      </w:r>
+      <w:proofErr w:type="gramEnd"/>
+      <w:r>
+        <w:rPr>
+          <w:rFonts w:cstheme="minorHAnsi"/>
+          <w:b/>
+          <w:sz w:val="24"/>
+          <w:szCs w:val="24"/>
+        </w:rPr>
+        <w:t>_</w:t>
+      </w:r>
+      <w:proofErr w:type="gramStart"/>
+      <w:r>
+        <w:rPr>
+          <w:rFonts w:cstheme="minorHAnsi"/>
+          <w:b/>
+          <w:sz w:val="24"/>
+          <w:szCs w:val="24"/>
+        </w:rPr>
+        <w:t>barrio</w:t>
+      </w:r>
+      <w:proofErr w:type="spellEnd"/>
+      <w:r>
+        <w:rPr>
+          <w:rFonts w:cstheme="minorHAnsi"/>
+          <w:b/>
+          <w:sz w:val="24"/>
+          <w:szCs w:val="24"/>
+        </w:rPr>
+        <w:t xml:space="preserve"> }</w:t>
+      </w:r>
+      <w:proofErr w:type="gramEnd"/>
+      <w:r>
+        <w:rPr>
+          <w:rFonts w:cstheme="minorHAnsi"/>
+          <w:b/>
+          <w:sz w:val="24"/>
+          <w:szCs w:val="24"/>
+        </w:rPr>
+        <w:t xml:space="preserve">} </w:t>
       </w:r>
       <w:bookmarkEnd w:id="0"/>
       <w:r>
@@ -2134,6 +2573,7 @@
         </w:rPr>
         <w:t xml:space="preserve">nmueble denominado. </w:t>
       </w:r>
+      <w:proofErr w:type="gramStart"/>
       <w:r>
         <w:rPr>
           <w:rFonts w:cstheme="minorHAnsi"/>
@@ -2141,7 +2581,57 @@
           <w:sz w:val="24"/>
           <w:szCs w:val="24"/>
         </w:rPr>
-        <w:t>{{ razon_social }}</w:t>
+        <w:t xml:space="preserve">{{ </w:t>
+      </w:r>
+      <w:proofErr w:type="spellStart"/>
+      <w:r>
+        <w:rPr>
+          <w:rFonts w:cstheme="minorHAnsi"/>
+          <w:b/>
+          <w:sz w:val="24"/>
+          <w:szCs w:val="24"/>
+        </w:rPr>
+        <w:t>razon</w:t>
+      </w:r>
+      <w:proofErr w:type="gramEnd"/>
+      <w:r>
+        <w:rPr>
+          <w:rFonts w:cstheme="minorHAnsi"/>
+          <w:b/>
+          <w:sz w:val="24"/>
+          <w:szCs w:val="24"/>
+        </w:rPr>
+        <w:t>_</w:t>
+      </w:r>
+      <w:proofErr w:type="gramStart"/>
+      <w:r>
+        <w:rPr>
+          <w:rFonts w:cstheme="minorHAnsi"/>
+          <w:b/>
+          <w:sz w:val="24"/>
+          <w:szCs w:val="24"/>
+        </w:rPr>
+        <w:t>social</w:t>
+      </w:r>
+      <w:proofErr w:type="spellEnd"/>
+      <w:r>
+        <w:rPr>
+          <w:rFonts w:cstheme="minorHAnsi"/>
+          <w:b/>
+          <w:sz w:val="24"/>
+          <w:szCs w:val="24"/>
+        </w:rPr>
+        <w:t xml:space="preserve"> }</w:t>
+      </w:r>
+      <w:proofErr w:type="gramEnd"/>
+      <w:r>
+        <w:rPr>
+          <w:rFonts w:cstheme="minorHAnsi"/>
+          <w:b/>
+          <w:sz w:val="24"/>
+          <w:szCs w:val="24"/>
+        </w:rPr>
+        <w:t>}</w:t>
       </w:r>
       <w:r>
         <w:rPr>
@@ -2152,6 +2642,7 @@
         </w:rPr>
         <w:t xml:space="preserve">, </w:t>
       </w:r>
+      <w:proofErr w:type="gramStart"/>
       <w:r>
         <w:rPr>
           <w:rFonts w:cstheme="minorHAnsi"/>
@@ -2159,7 +2650,57 @@
           <w:sz w:val="24"/>
           <w:szCs w:val="24"/>
         </w:rPr>
-        <w:t>{{ nombre_comercial }}</w:t>
+        <w:t xml:space="preserve">{{ </w:t>
+      </w:r>
+      <w:proofErr w:type="spellStart"/>
+      <w:r>
+        <w:rPr>
+          <w:rFonts w:cstheme="minorHAnsi"/>
+          <w:b/>
+          <w:sz w:val="24"/>
+          <w:szCs w:val="24"/>
+        </w:rPr>
+        <w:t>nombre</w:t>
+      </w:r>
+      <w:proofErr w:type="gramEnd"/>
+      <w:r>
+        <w:rPr>
+          <w:rFonts w:cstheme="minorHAnsi"/>
+          <w:b/>
+          <w:sz w:val="24"/>
+          <w:szCs w:val="24"/>
+        </w:rPr>
+        <w:t>_</w:t>
+      </w:r>
+      <w:proofErr w:type="gramStart"/>
+      <w:r>
+        <w:rPr>
+          <w:rFonts w:cstheme="minorHAnsi"/>
+          <w:b/>
+          <w:sz w:val="24"/>
+          <w:szCs w:val="24"/>
+        </w:rPr>
+        <w:t>comercial</w:t>
+      </w:r>
+      <w:proofErr w:type="spellEnd"/>
+      <w:r>
+        <w:rPr>
+          <w:rFonts w:cstheme="minorHAnsi"/>
+          <w:b/>
+          <w:sz w:val="24"/>
+          <w:szCs w:val="24"/>
+        </w:rPr>
+        <w:t xml:space="preserve"> }</w:t>
+      </w:r>
+      <w:proofErr w:type="gramEnd"/>
+      <w:r>
+        <w:rPr>
+          <w:rFonts w:cstheme="minorHAnsi"/>
+          <w:b/>
+          <w:sz w:val="24"/>
+          <w:szCs w:val="24"/>
+        </w:rPr>
+        <w:t>}</w:t>
       </w:r>
       <w:r>
         <w:rPr>
@@ -3724,6 +4265,7 @@
         </w:rPr>
         <w:t xml:space="preserve">______ horas del día ______ del mes de </w:t>
       </w:r>
+      <w:proofErr w:type="gramStart"/>
       <w:r>
         <w:rPr>
           <w:rFonts w:cstheme="minorHAnsi"/>
@@ -3732,15 +4274,18 @@
           <w:sz w:val="24"/>
           <w:szCs w:val="24"/>
         </w:rPr>
-        <w:t>febrero</w:t>
+        <w:t>{{ mes</w:t>
       </w:r>
+      <w:proofErr w:type="gramEnd"/>
       <w:r>
         <w:rPr>
           <w:rFonts w:cstheme="minorHAnsi"/>
+          <w:b/>
+          <w:bCs/>
           <w:sz w:val="24"/>
           <w:szCs w:val="24"/>
         </w:rPr>
-        <w:t xml:space="preserve"> del año </w:t>
+        <w:t xml:space="preserve"> }}</w:t>
       </w:r>
       <w:r>
         <w:rPr>
@@ -3750,7 +4295,49 @@
           <w:sz w:val="24"/>
           <w:szCs w:val="24"/>
         </w:rPr>
-        <w:t>2025</w:t>
+        <w:t xml:space="preserve"> </w:t>
+      </w:r>
+      <w:r>
+        <w:rPr>
+          <w:rFonts w:cstheme="minorHAnsi"/>
+          <w:sz w:val="24"/>
+          <w:szCs w:val="24"/>
+        </w:rPr>
+        <w:t xml:space="preserve">del año </w:t>
+      </w:r>
+      <w:proofErr w:type="gramStart"/>
+      <w:r>
+        <w:rPr>
+          <w:rFonts w:cstheme="minorHAnsi"/>
+          <w:b/>
+          <w:bCs/>
+          <w:sz w:val="24"/>
+          <w:szCs w:val="24"/>
+        </w:rPr>
+        <w:t xml:space="preserve">{{ </w:t>
+      </w:r>
+      <w:proofErr w:type="spellStart"/>
+      <w:r>
+        <w:rPr>
+          <w:rFonts w:cstheme="minorHAnsi"/>
+          <w:b/>
+          <w:bCs/>
+          <w:sz w:val="24"/>
+          <w:szCs w:val="24"/>
+        </w:rPr>
+        <w:t>anio</w:t>
+      </w:r>
+      <w:proofErr w:type="spellEnd"/>
+      <w:proofErr w:type="gramEnd"/>
+      <w:r>
+        <w:rPr>
+          <w:rFonts w:cstheme="minorHAnsi"/>
+          <w:b/>
+          <w:bCs/>
+          <w:sz w:val="24"/>
+          <w:szCs w:val="24"/>
+        </w:rPr>
+        <w:t xml:space="preserve"> }}</w:t>
       </w:r>
       <w:r>
         <w:rPr>
@@ -3812,14 +4399,36 @@
                 <w:sz w:val="20"/>
               </w:rPr>
             </w:pPr>
-            <w:r>
-              <w:rPr>
-                <w:rFonts w:eastAsia="Calibri" w:cs="Calibri"/>
-                <w:b/>
-                <w:color w:val="000000"/>
-                <w:sz w:val="20"/>
-              </w:rPr>
-              <w:t>{{ dia }}</w:t>
+            <w:proofErr w:type="gramStart"/>
+            <w:r>
+              <w:rPr>
+                <w:rFonts w:eastAsia="Calibri" w:cs="Calibri"/>
+                <w:b/>
+                <w:color w:val="000000"/>
+                <w:sz w:val="20"/>
+              </w:rPr>
+              <w:t xml:space="preserve">{{ </w:t>
+            </w:r>
+            <w:proofErr w:type="spellStart"/>
+            <w:r>
+              <w:rPr>
+                <w:rFonts w:eastAsia="Calibri" w:cs="Calibri"/>
+                <w:b/>
+                <w:color w:val="000000"/>
+                <w:sz w:val="20"/>
+              </w:rPr>
+              <w:t>dia</w:t>
+            </w:r>
+            <w:proofErr w:type="spellEnd"/>
+            <w:proofErr w:type="gramEnd"/>
+            <w:r>
+              <w:rPr>
+                <w:rFonts w:eastAsia="Calibri" w:cs="Calibri"/>
+                <w:b/>
+                <w:color w:val="000000"/>
+                <w:sz w:val="20"/>
+              </w:rPr>
+              <w:t xml:space="preserve"> }}</w:t>
             </w:r>
           </w:p>
         </w:tc>
@@ -3838,14 +4447,25 @@
                 <w:sz w:val="20"/>
               </w:rPr>
             </w:pPr>
-            <w:r>
-              <w:rPr>
-                <w:rFonts w:eastAsia="Calibri" w:cs="Calibri"/>
-                <w:b/>
-                <w:color w:val="000000"/>
-                <w:sz w:val="20"/>
-              </w:rPr>
-              <w:t>{{ mes }}</w:t>
+            <w:proofErr w:type="gramStart"/>
+            <w:r>
+              <w:rPr>
+                <w:rFonts w:eastAsia="Calibri" w:cs="Calibri"/>
+                <w:b/>
+                <w:color w:val="000000"/>
+                <w:sz w:val="20"/>
+              </w:rPr>
+              <w:t>{{ mes</w:t>
+            </w:r>
+            <w:proofErr w:type="gramEnd"/>
+            <w:r>
+              <w:rPr>
+                <w:rFonts w:eastAsia="Calibri" w:cs="Calibri"/>
+                <w:b/>
+                <w:color w:val="000000"/>
+                <w:sz w:val="20"/>
+              </w:rPr>
+              <w:t xml:space="preserve"> }}</w:t>
             </w:r>
           </w:p>
         </w:tc>
@@ -3864,14 +4484,36 @@
                 <w:sz w:val="20"/>
               </w:rPr>
             </w:pPr>
-            <w:r>
-              <w:rPr>
-                <w:rFonts w:eastAsia="Calibri" w:cs="Calibri"/>
-                <w:b/>
-                <w:color w:val="000000"/>
-                <w:sz w:val="20"/>
-              </w:rPr>
-              <w:t>{{ anio }}</w:t>
+            <w:proofErr w:type="gramStart"/>
+            <w:r>
+              <w:rPr>
+                <w:rFonts w:eastAsia="Calibri" w:cs="Calibri"/>
+                <w:b/>
+                <w:color w:val="000000"/>
+                <w:sz w:val="20"/>
+              </w:rPr>
+              <w:t xml:space="preserve">{{ </w:t>
+            </w:r>
+            <w:proofErr w:type="spellStart"/>
+            <w:r>
+              <w:rPr>
+                <w:rFonts w:eastAsia="Calibri" w:cs="Calibri"/>
+                <w:b/>
+                <w:color w:val="000000"/>
+                <w:sz w:val="20"/>
+              </w:rPr>
+              <w:t>anio</w:t>
+            </w:r>
+            <w:proofErr w:type="spellEnd"/>
+            <w:proofErr w:type="gramEnd"/>
+            <w:r>
+              <w:rPr>
+                <w:rFonts w:eastAsia="Calibri" w:cs="Calibri"/>
+                <w:b/>
+                <w:color w:val="000000"/>
+                <w:sz w:val="20"/>
+              </w:rPr>
+              <w:t xml:space="preserve"> }}</w:t>
             </w:r>
           </w:p>
         </w:tc>
@@ -3961,6 +4603,7 @@
               </w:rPr>
               <w:t xml:space="preserve">Nombre, denominación o razón social:  </w:t>
             </w:r>
+            <w:proofErr w:type="gramStart"/>
             <w:r>
               <w:rPr>
                 <w:rFonts w:eastAsia="Calibri" w:cs="Calibri"/>
@@ -3977,16 +4620,46 @@
                 <w:szCs w:val="20"/>
                 <w:u w:val="single"/>
               </w:rPr>
-              <w:t>{{ nombre_comercial}}</w:t>
-            </w:r>
-            <w:r>
-              <w:rPr>
-                <w:rFonts w:eastAsia="Calibri" w:cs="Calibri"/>
-                <w:color w:val="000000"/>
-                <w:sz w:val="20"/>
+              <w:t>{</w:t>
+            </w:r>
+            <w:proofErr w:type="gramEnd"/>
+            <w:r>
+              <w:rPr>
+                <w:noProof/>
+                <w:sz w:val="20"/>
+                <w:szCs w:val="20"/>
                 <w:u w:val="single"/>
               </w:rPr>
-              <w:t>________</w:t>
+              <w:t>{ nombre_comercial</w:t>
+            </w:r>
+            <w:proofErr w:type="gramStart"/>
+            <w:r>
+              <w:rPr>
+                <w:noProof/>
+                <w:sz w:val="20"/>
+                <w:szCs w:val="20"/>
+                <w:u w:val="single"/>
+              </w:rPr>
+              <w:t>}}</w:t>
+            </w:r>
+            <w:r>
+              <w:rPr>
+                <w:rFonts w:eastAsia="Calibri" w:cs="Calibri"/>
+                <w:color w:val="000000"/>
+                <w:sz w:val="20"/>
+                <w:u w:val="single"/>
+              </w:rPr>
+              <w:t>_</w:t>
+            </w:r>
+            <w:proofErr w:type="gramEnd"/>
+            <w:r>
+              <w:rPr>
+                <w:rFonts w:eastAsia="Calibri" w:cs="Calibri"/>
+                <w:color w:val="000000"/>
+                <w:sz w:val="20"/>
+                <w:u w:val="single"/>
+              </w:rPr>
+              <w:t>_______</w:t>
             </w:r>
           </w:p>
         </w:tc>
@@ -4022,6 +4695,7 @@
               </w:rPr>
               <w:t xml:space="preserve">Giro o actividad productiva principal del establecimiento:  </w:t>
             </w:r>
+            <w:proofErr w:type="gramStart"/>
             <w:r>
               <w:rPr>
                 <w:rFonts w:eastAsia="Calibri" w:cs="Calibri"/>
@@ -4029,7 +4703,57 @@
                 <w:sz w:val="20"/>
                 <w:u w:val="single"/>
               </w:rPr>
-              <w:t>_{{ giro_comercial }}_______________________</w:t>
+              <w:t xml:space="preserve">_{{ </w:t>
+            </w:r>
+            <w:proofErr w:type="spellStart"/>
+            <w:r>
+              <w:rPr>
+                <w:rFonts w:eastAsia="Calibri" w:cs="Calibri"/>
+                <w:color w:val="000000"/>
+                <w:sz w:val="20"/>
+                <w:u w:val="single"/>
+              </w:rPr>
+              <w:t>giro</w:t>
+            </w:r>
+            <w:proofErr w:type="gramEnd"/>
+            <w:r>
+              <w:rPr>
+                <w:rFonts w:eastAsia="Calibri" w:cs="Calibri"/>
+                <w:color w:val="000000"/>
+                <w:sz w:val="20"/>
+                <w:u w:val="single"/>
+              </w:rPr>
+              <w:t>_</w:t>
+            </w:r>
+            <w:proofErr w:type="gramStart"/>
+            <w:r>
+              <w:rPr>
+                <w:rFonts w:eastAsia="Calibri" w:cs="Calibri"/>
+                <w:color w:val="000000"/>
+                <w:sz w:val="20"/>
+                <w:u w:val="single"/>
+              </w:rPr>
+              <w:t>comercial</w:t>
+            </w:r>
+            <w:proofErr w:type="spellEnd"/>
+            <w:r>
+              <w:rPr>
+                <w:rFonts w:eastAsia="Calibri" w:cs="Calibri"/>
+                <w:color w:val="000000"/>
+                <w:sz w:val="20"/>
+                <w:u w:val="single"/>
+              </w:rPr>
+              <w:t xml:space="preserve"> }}_</w:t>
+            </w:r>
+            <w:proofErr w:type="gramEnd"/>
+            <w:r>
+              <w:rPr>
+                <w:rFonts w:eastAsia="Calibri" w:cs="Calibri"/>
+                <w:color w:val="000000"/>
+                <w:sz w:val="20"/>
+                <w:u w:val="single"/>
+              </w:rPr>
+              <w:t>______________________</w:t>
             </w:r>
           </w:p>
         </w:tc>
@@ -4073,15 +4797,18 @@
                 <w:szCs w:val="20"/>
                 <w:u w:val="single"/>
               </w:rPr>
-              <w:t>__</w:t>
-            </w:r>
-            <w:r>
-              <w:rPr>
+              <w:t>_</w:t>
+            </w:r>
+            <w:proofErr w:type="gramStart"/>
+            <w:r>
+              <w:rPr>
+                <w:rFonts w:eastAsia="Calibri" w:cs="Calibri"/>
+                <w:color w:val="000000"/>
                 <w:sz w:val="20"/>
                 <w:szCs w:val="20"/>
                 <w:u w:val="single"/>
               </w:rPr>
-              <w:t>{{ calle }} #{{ no_exterior }}</w:t>
+              <w:t>_</w:t>
             </w:r>
             <w:r>
               <w:rPr>
@@ -4089,6 +4816,77 @@
                 <w:szCs w:val="20"/>
                 <w:u w:val="single"/>
               </w:rPr>
+              <w:t>{{ calle</w:t>
+            </w:r>
+            <w:proofErr w:type="gramEnd"/>
+            <w:r>
+              <w:rPr>
+                <w:sz w:val="20"/>
+                <w:szCs w:val="20"/>
+                <w:u w:val="single"/>
+              </w:rPr>
+              <w:t xml:space="preserve"> }} </w:t>
+            </w:r>
+            <w:proofErr w:type="gramStart"/>
+            <w:r>
+              <w:rPr>
+                <w:sz w:val="20"/>
+                <w:szCs w:val="20"/>
+                <w:u w:val="single"/>
+              </w:rPr>
+              <w:t xml:space="preserve">#{{ </w:t>
+            </w:r>
+            <w:proofErr w:type="spellStart"/>
+            <w:r>
+              <w:rPr>
+                <w:sz w:val="20"/>
+                <w:szCs w:val="20"/>
+                <w:u w:val="single"/>
+              </w:rPr>
+              <w:t>no</w:t>
+            </w:r>
+            <w:proofErr w:type="gramEnd"/>
+            <w:r>
+              <w:rPr>
+                <w:sz w:val="20"/>
+                <w:szCs w:val="20"/>
+                <w:u w:val="single"/>
+              </w:rPr>
+              <w:t>_</w:t>
+            </w:r>
+            <w:proofErr w:type="gramStart"/>
+            <w:r>
+              <w:rPr>
+                <w:sz w:val="20"/>
+                <w:szCs w:val="20"/>
+                <w:u w:val="single"/>
+              </w:rPr>
+              <w:t>exterior</w:t>
+            </w:r>
+            <w:proofErr w:type="spellEnd"/>
+            <w:r>
+              <w:rPr>
+                <w:sz w:val="20"/>
+                <w:szCs w:val="20"/>
+                <w:u w:val="single"/>
+              </w:rPr>
+              <w:t xml:space="preserve"> }</w:t>
+            </w:r>
+            <w:proofErr w:type="gramEnd"/>
+            <w:r>
+              <w:rPr>
+                <w:sz w:val="20"/>
+                <w:szCs w:val="20"/>
+                <w:u w:val="single"/>
+              </w:rPr>
+              <w:t>}</w:t>
+            </w:r>
+            <w:r>
+              <w:rPr>
+                <w:sz w:val="20"/>
+                <w:szCs w:val="20"/>
+                <w:u w:val="single"/>
+              </w:rPr>
               <w:t xml:space="preserve"> </w:t>
             </w:r>
             <w:r>
@@ -4097,17 +4895,73 @@
                 <w:szCs w:val="20"/>
                 <w:u w:val="single"/>
               </w:rPr>
-              <w:t>Col. {{ colonia_barrio }}</w:t>
-            </w:r>
-            <w:r>
-              <w:rPr>
-                <w:rFonts w:eastAsia="Calibri" w:cs="Calibri"/>
-                <w:color w:val="000000"/>
+              <w:t xml:space="preserve">Col. </w:t>
+            </w:r>
+            <w:proofErr w:type="gramStart"/>
+            <w:r>
+              <w:rPr>
                 <w:sz w:val="20"/>
                 <w:szCs w:val="20"/>
                 <w:u w:val="single"/>
               </w:rPr>
-              <w:t>______</w:t>
+              <w:t xml:space="preserve">{{ </w:t>
+            </w:r>
+            <w:proofErr w:type="spellStart"/>
+            <w:r>
+              <w:rPr>
+                <w:sz w:val="20"/>
+                <w:szCs w:val="20"/>
+                <w:u w:val="single"/>
+              </w:rPr>
+              <w:t>colonia</w:t>
+            </w:r>
+            <w:proofErr w:type="gramEnd"/>
+            <w:r>
+              <w:rPr>
+                <w:sz w:val="20"/>
+                <w:szCs w:val="20"/>
+                <w:u w:val="single"/>
+              </w:rPr>
+              <w:t>_</w:t>
+            </w:r>
+            <w:proofErr w:type="gramStart"/>
+            <w:r>
+              <w:rPr>
+                <w:sz w:val="20"/>
+                <w:szCs w:val="20"/>
+                <w:u w:val="single"/>
+              </w:rPr>
+              <w:t>barrio</w:t>
+            </w:r>
+            <w:proofErr w:type="spellEnd"/>
+            <w:r>
+              <w:rPr>
+                <w:sz w:val="20"/>
+                <w:szCs w:val="20"/>
+                <w:u w:val="single"/>
+              </w:rPr>
+              <w:t xml:space="preserve"> }}</w:t>
+            </w:r>
+            <w:r>
+              <w:rPr>
+                <w:rFonts w:eastAsia="Calibri" w:cs="Calibri"/>
+                <w:color w:val="000000"/>
+                <w:sz w:val="20"/>
+                <w:szCs w:val="20"/>
+                <w:u w:val="single"/>
+              </w:rPr>
+              <w:t>_</w:t>
+            </w:r>
+            <w:proofErr w:type="gramEnd"/>
+            <w:r>
+              <w:rPr>
+                <w:rFonts w:eastAsia="Calibri" w:cs="Calibri"/>
+                <w:color w:val="000000"/>
+                <w:sz w:val="20"/>
+                <w:szCs w:val="20"/>
+                <w:u w:val="single"/>
+              </w:rPr>
+              <w:t>_____</w:t>
             </w:r>
           </w:p>
           <w:p>
@@ -4771,14 +5625,25 @@
                 <w:color w:val="000000"/>
               </w:rPr>
             </w:pPr>
-            <w:r>
-              <w:rPr>
-                <w:rFonts w:eastAsia="Calibri" w:cs="Calibri"/>
-                <w:color w:val="000000"/>
-                <w:sz w:val="20"/>
-                <w:szCs w:val="20"/>
-              </w:rPr>
-              <w:t>{{ niveles }}</w:t>
+            <w:proofErr w:type="gramStart"/>
+            <w:r>
+              <w:rPr>
+                <w:rFonts w:eastAsia="Calibri" w:cs="Calibri"/>
+                <w:color w:val="000000"/>
+                <w:sz w:val="20"/>
+                <w:szCs w:val="20"/>
+              </w:rPr>
+              <w:t>{{ niveles</w:t>
+            </w:r>
+            <w:proofErr w:type="gramEnd"/>
+            <w:r>
+              <w:rPr>
+                <w:rFonts w:eastAsia="Calibri" w:cs="Calibri"/>
+                <w:color w:val="000000"/>
+                <w:sz w:val="20"/>
+                <w:szCs w:val="20"/>
+              </w:rPr>
+              <w:t xml:space="preserve"> }}</w:t>
             </w:r>
           </w:p>
         </w:tc>
@@ -4832,12 +5697,21 @@
                 <w:color w:val="000000"/>
               </w:rPr>
             </w:pPr>
-            <w:r>
-              <w:rPr>
-                <w:rFonts w:eastAsia="Calibri" w:cs="Calibri"/>
-                <w:color w:val="000000"/>
-              </w:rPr>
-              <w:t>{{ estacionamiento }}</w:t>
+            <w:proofErr w:type="gramStart"/>
+            <w:r>
+              <w:rPr>
+                <w:rFonts w:eastAsia="Calibri" w:cs="Calibri"/>
+                <w:color w:val="000000"/>
+              </w:rPr>
+              <w:t>{{ estacionamiento</w:t>
+            </w:r>
+            <w:proofErr w:type="gramEnd"/>
+            <w:r>
+              <w:rPr>
+                <w:rFonts w:eastAsia="Calibri" w:cs="Calibri"/>
+                <w:color w:val="000000"/>
+              </w:rPr>
+              <w:t xml:space="preserve"> }}</w:t>
             </w:r>
           </w:p>
         </w:tc>
@@ -5239,6 +6113,7 @@
               </w:rPr>
               <w:t xml:space="preserve"> </w:t>
             </w:r>
+            <w:proofErr w:type="gramStart"/>
             <w:r>
               <w:rPr>
                 <w:rFonts w:eastAsia="Calibri" w:cs="Calibri"/>
@@ -5247,6 +6122,7 @@
               </w:rPr>
               <w:t>{{ turno</w:t>
             </w:r>
+            <w:proofErr w:type="gramEnd"/>
             <w:r>
               <w:rPr>
                 <w:rFonts w:eastAsia="Calibri" w:cs="Calibri"/>
@@ -5293,13 +6169,41 @@
                 <w:color w:val="000000"/>
               </w:rPr>
             </w:pPr>
-            <w:r>
-              <w:rPr>
-                <w:rFonts w:eastAsia="Calibri" w:cs="Calibri"/>
-                <w:color w:val="000000"/>
-                <w:sz w:val="20"/>
-              </w:rPr>
-              <w:t>{{ turno_2 }}</w:t>
+            <w:proofErr w:type="gramStart"/>
+            <w:r>
+              <w:rPr>
+                <w:rFonts w:eastAsia="Calibri" w:cs="Calibri"/>
+                <w:color w:val="000000"/>
+                <w:sz w:val="20"/>
+              </w:rPr>
+              <w:t>{{ turno</w:t>
+            </w:r>
+            <w:proofErr w:type="gramEnd"/>
+            <w:r>
+              <w:rPr>
+                <w:rFonts w:eastAsia="Calibri" w:cs="Calibri"/>
+                <w:color w:val="000000"/>
+                <w:sz w:val="20"/>
+              </w:rPr>
+              <w:t>_</w:t>
+            </w:r>
+            <w:proofErr w:type="gramStart"/>
+            <w:r>
+              <w:rPr>
+                <w:rFonts w:eastAsia="Calibri" w:cs="Calibri"/>
+                <w:color w:val="000000"/>
+                <w:sz w:val="20"/>
+              </w:rPr>
+              <w:t>2 }</w:t>
+            </w:r>
+            <w:proofErr w:type="gramEnd"/>
+            <w:r>
+              <w:rPr>
+                <w:rFonts w:eastAsia="Calibri" w:cs="Calibri"/>
+                <w:color w:val="000000"/>
+                <w:sz w:val="20"/>
+              </w:rPr>
+              <w:t>}</w:t>
             </w:r>
             <w:r>
               <w:rPr>
@@ -5331,13 +6235,41 @@
                 <w:color w:val="000000"/>
               </w:rPr>
             </w:pPr>
-            <w:r>
-              <w:rPr>
-                <w:rFonts w:eastAsia="Calibri" w:cs="Calibri"/>
-                <w:color w:val="000000"/>
-                <w:sz w:val="20"/>
-              </w:rPr>
-              <w:t>{{ turno_3 }}</w:t>
+            <w:proofErr w:type="gramStart"/>
+            <w:r>
+              <w:rPr>
+                <w:rFonts w:eastAsia="Calibri" w:cs="Calibri"/>
+                <w:color w:val="000000"/>
+                <w:sz w:val="20"/>
+              </w:rPr>
+              <w:t>{{ turno</w:t>
+            </w:r>
+            <w:proofErr w:type="gramEnd"/>
+            <w:r>
+              <w:rPr>
+                <w:rFonts w:eastAsia="Calibri" w:cs="Calibri"/>
+                <w:color w:val="000000"/>
+                <w:sz w:val="20"/>
+              </w:rPr>
+              <w:t>_</w:t>
+            </w:r>
+            <w:proofErr w:type="gramStart"/>
+            <w:r>
+              <w:rPr>
+                <w:rFonts w:eastAsia="Calibri" w:cs="Calibri"/>
+                <w:color w:val="000000"/>
+                <w:sz w:val="20"/>
+              </w:rPr>
+              <w:t>3 }</w:t>
+            </w:r>
+            <w:proofErr w:type="gramEnd"/>
+            <w:r>
+              <w:rPr>
+                <w:rFonts w:eastAsia="Calibri" w:cs="Calibri"/>
+                <w:color w:val="000000"/>
+                <w:sz w:val="20"/>
+              </w:rPr>
+              <w:t>}</w:t>
             </w:r>
             <w:r>
               <w:rPr>
@@ -5399,14 +6331,25 @@
                 <w:szCs w:val="20"/>
               </w:rPr>
             </w:pPr>
-            <w:r>
-              <w:rPr>
-                <w:rFonts w:eastAsia="Calibri" w:cs="Calibri"/>
-                <w:color w:val="000000"/>
-                <w:sz w:val="20"/>
-                <w:szCs w:val="20"/>
-              </w:rPr>
-              <w:t>{{ visitantes }}</w:t>
+            <w:proofErr w:type="gramStart"/>
+            <w:r>
+              <w:rPr>
+                <w:rFonts w:eastAsia="Calibri" w:cs="Calibri"/>
+                <w:color w:val="000000"/>
+                <w:sz w:val="20"/>
+                <w:szCs w:val="20"/>
+              </w:rPr>
+              <w:t>{{ visitantes</w:t>
+            </w:r>
+            <w:proofErr w:type="gramEnd"/>
+            <w:r>
+              <w:rPr>
+                <w:rFonts w:eastAsia="Calibri" w:cs="Calibri"/>
+                <w:color w:val="000000"/>
+                <w:sz w:val="20"/>
+                <w:szCs w:val="20"/>
+              </w:rPr>
+              <w:t xml:space="preserve"> }}</w:t>
             </w:r>
           </w:p>
         </w:tc>
@@ -5432,6 +6375,7 @@
                 <w:szCs w:val="20"/>
               </w:rPr>
             </w:pPr>
+            <w:proofErr w:type="gramStart"/>
             <w:r>
               <w:rPr>
                 <w:rFonts w:eastAsia="Calibri" w:cs="Calibri"/>
@@ -5450,6 +6394,7 @@
               </w:rPr>
               <w:t>proveedores</w:t>
             </w:r>
+            <w:proofErr w:type="gramEnd"/>
             <w:r>
               <w:rPr>
                 <w:rFonts w:eastAsia="Calibri" w:cs="Calibri"/>
@@ -5481,6 +6426,7 @@
                 <w:sz w:val="20"/>
               </w:rPr>
             </w:pPr>
+            <w:proofErr w:type="gramStart"/>
             <w:r>
               <w:rPr>
                 <w:rFonts w:eastAsia="Calibri" w:cs="Calibri"/>
@@ -5489,6 +6435,7 @@
               </w:rPr>
               <w:t>{{ trabajadores</w:t>
             </w:r>
+            <w:proofErr w:type="gramEnd"/>
             <w:r>
               <w:rPr>
                 <w:rFonts w:eastAsia="Calibri" w:cs="Calibri"/>
@@ -7215,12 +8162,21 @@
                 <w:color w:val="000000"/>
               </w:rPr>
             </w:pPr>
-            <w:r>
-              <w:rPr>
-                <w:rFonts w:eastAsia="Calibri" w:cs="Calibri"/>
-                <w:color w:val="000000"/>
-              </w:rPr>
-              <w:t>{{ turno_1 }}</w:t>
+            <w:proofErr w:type="gramStart"/>
+            <w:r>
+              <w:rPr>
+                <w:rFonts w:eastAsia="Calibri" w:cs="Calibri"/>
+                <w:color w:val="000000"/>
+              </w:rPr>
+              <w:t>{{ turno</w:t>
+            </w:r>
+            <w:proofErr w:type="gramEnd"/>
+            <w:r>
+              <w:rPr>
+                <w:rFonts w:eastAsia="Calibri" w:cs="Calibri"/>
+                <w:color w:val="000000"/>
+              </w:rPr>
+              <w:t>_1 }}</w:t>
             </w:r>
           </w:p>
         </w:tc>
@@ -9442,6 +10398,7 @@
               </w:rPr>
               <w:t xml:space="preserve">            </w:t>
             </w:r>
+            <w:proofErr w:type="gramStart"/>
             <w:r>
               <w:rPr>
                 <w:rFonts w:eastAsia="Calibri" w:cs="Calibri"/>
@@ -9463,6 +10420,7 @@
               </w:rPr>
               <w:t></w:t>
             </w:r>
+            <w:proofErr w:type="gramEnd"/>
             <w:r>
               <w:rPr>
                 <w:rFonts w:ascii="Arial" w:eastAsia="Arial" w:hAnsi="Arial" w:cs="Arial"/>
@@ -10078,7 +11036,23 @@
                 <w:rFonts w:eastAsia="Calibri" w:cs="Calibri"/>
                 <w:sz w:val="20"/>
               </w:rPr>
-              <w:t xml:space="preserve">Otra                   ¿Cuentan con equipo de identificación?          SI     </w:t>
+              <w:t xml:space="preserve">Otra                </w:t>
+            </w:r>
+            <w:proofErr w:type="gramStart"/>
+            <w:r>
+              <w:rPr>
+                <w:rFonts w:eastAsia="Calibri" w:cs="Calibri"/>
+                <w:sz w:val="20"/>
+              </w:rPr>
+              <w:t xml:space="preserve">   ¿</w:t>
+            </w:r>
+            <w:proofErr w:type="gramEnd"/>
+            <w:r>
+              <w:rPr>
+                <w:rFonts w:eastAsia="Calibri" w:cs="Calibri"/>
+                <w:sz w:val="20"/>
+              </w:rPr>
+              <w:t xml:space="preserve">Cuentan con equipo de identificación?          SI     </w:t>
             </w:r>
             <w:r>
               <w:rPr>
@@ -10593,12 +11567,22 @@
               </w:rPr>
               <w:t xml:space="preserve"> </w:t>
             </w:r>
-            <w:r>
-              <w:rPr>
-                <w:rFonts w:eastAsia="Calibri" w:cs="Calibri"/>
-                <w:sz w:val="20"/>
-              </w:rPr>
-              <w:t>Otras:_____</w:t>
+            <w:proofErr w:type="spellStart"/>
+            <w:proofErr w:type="gramStart"/>
+            <w:r>
+              <w:rPr>
+                <w:rFonts w:eastAsia="Calibri" w:cs="Calibri"/>
+                <w:sz w:val="20"/>
+              </w:rPr>
+              <w:t>Otras:_</w:t>
+            </w:r>
+            <w:proofErr w:type="gramEnd"/>
+            <w:r>
+              <w:rPr>
+                <w:rFonts w:eastAsia="Calibri" w:cs="Calibri"/>
+                <w:sz w:val="20"/>
+              </w:rPr>
+              <w:t>____</w:t>
             </w:r>
             <w:r>
               <w:rPr>
@@ -10608,6 +11592,7 @@
               </w:rPr>
               <w:t>Ninguna</w:t>
             </w:r>
+            <w:proofErr w:type="spellEnd"/>
             <w:r>
               <w:rPr>
                 <w:rFonts w:eastAsia="Calibri" w:cs="Calibri"/>
@@ -13024,8 +14009,7 @@
         <w:tblLook w:val="04A0" w:firstRow="1" w:lastRow="0" w:firstColumn="1" w:lastColumn="0" w:noHBand="0" w:noVBand="1"/>
       </w:tblPr>
       <w:tblGrid>
-        <w:gridCol w:w="5539"/>
-        <w:gridCol w:w="5341"/>
+        <w:gridCol w:w="10880"/>
       </w:tblGrid>
       <w:tr>
         <w:trPr>
@@ -13035,7 +14019,6 @@
         <w:tc>
           <w:tcPr>
             <w:tcW w:w="10880" w:type="dxa"/>
-            <w:gridSpan w:val="2"/>
             <w:tcBorders>
               <w:top w:val="single" w:sz="3" w:space="0" w:color="000000"/>
               <w:left w:val="single" w:sz="3" w:space="0" w:color="000000"/>
@@ -13069,7 +14052,7 @@
         </w:trPr>
         <w:tc>
           <w:tcPr>
-            <w:tcW w:w="5539" w:type="dxa"/>
+            <w:tcW w:w="10880" w:type="dxa"/>
             <w:tcBorders>
               <w:top w:val="single" w:sz="3" w:space="0" w:color="000000"/>
               <w:left w:val="single" w:sz="3" w:space="0" w:color="000000"/>
@@ -13080,52 +14063,65 @@
           </w:tcPr>
           <w:p>
             <w:pPr>
-              <w:jc w:val="center"/>
-              <w:rPr>
-                <w:rFonts w:eastAsia="Calibri" w:cs="Calibri"/>
-                <w:color w:val="000000"/>
-              </w:rPr>
-            </w:pPr>
-          </w:p>
-        </w:tc>
-        <w:tc>
-          <w:tcPr>
-            <w:tcW w:w="5341" w:type="dxa"/>
+              <w:ind w:left="108"/>
+              <w:jc w:val="center"/>
+              <w:rPr>
+                <w:rFonts w:eastAsia="Calibri" w:cs="Calibri"/>
+                <w:color w:val="000000"/>
+              </w:rPr>
+            </w:pPr>
+          </w:p>
+        </w:tc>
+      </w:tr>
+      <w:tr>
+        <w:trPr>
+          <w:trHeight w:val="173"/>
+          <w:jc w:val="center"/>
+        </w:trPr>
+        <w:tc>
+          <w:tcPr>
+            <w:tcW w:w="10880" w:type="dxa"/>
             <w:tcBorders>
               <w:top w:val="single" w:sz="3" w:space="0" w:color="000000"/>
               <w:left w:val="single" w:sz="3" w:space="0" w:color="000000"/>
               <w:bottom w:val="single" w:sz="3" w:space="0" w:color="000000"/>
               <w:right w:val="single" w:sz="3" w:space="0" w:color="000000"/>
             </w:tcBorders>
-            <w:vAlign w:val="center"/>
-          </w:tcPr>
-          <w:p>
-            <w:pPr>
-              <w:ind w:left="108"/>
-              <w:jc w:val="center"/>
-              <w:rPr>
-                <w:rFonts w:eastAsia="Calibri" w:cs="Calibri"/>
-                <w:color w:val="000000"/>
-              </w:rPr>
-            </w:pPr>
+          </w:tcPr>
+          <w:p>
+            <w:pPr>
+              <w:ind w:left="32"/>
+              <w:jc w:val="center"/>
+              <w:rPr>
+                <w:rFonts w:eastAsia="Calibri" w:cs="Calibri"/>
+                <w:color w:val="000000"/>
+              </w:rPr>
+            </w:pPr>
+            <w:r>
+              <w:rPr>
+                <w:rFonts w:eastAsia="Calibri" w:cs="Calibri"/>
+                <w:color w:val="000000"/>
+              </w:rPr>
+              <w:t>POR PARTE DEL PERITO ACREDITADO EN MATERIA DE PROTECCIÓN CIVIL</w:t>
+            </w:r>
           </w:p>
         </w:tc>
       </w:tr>
       <w:tr>
         <w:trPr>
-          <w:trHeight w:val="173"/>
+          <w:trHeight w:val="567"/>
           <w:jc w:val="center"/>
         </w:trPr>
         <w:tc>
           <w:tcPr>
             <w:tcW w:w="10880" w:type="dxa"/>
-            <w:gridSpan w:val="2"/>
             <w:tcBorders>
               <w:top w:val="single" w:sz="3" w:space="0" w:color="000000"/>
               <w:left w:val="single" w:sz="3" w:space="0" w:color="000000"/>
               <w:bottom w:val="single" w:sz="3" w:space="0" w:color="000000"/>
               <w:right w:val="single" w:sz="3" w:space="0" w:color="000000"/>
             </w:tcBorders>
+            <w:vAlign w:val="center"/>
           </w:tcPr>
           <w:p>
             <w:pPr>
@@ -13138,39 +14134,67 @@
             </w:pPr>
             <w:r>
               <w:rPr>
-                <w:rFonts w:eastAsia="Calibri" w:cs="Calibri"/>
-                <w:color w:val="000000"/>
-              </w:rPr>
-              <w:t>POR PARTE DEL PERITO ACREDITADO EN MATERIA DE PROTECCIÓN CIVIL</w:t>
-            </w:r>
-          </w:p>
-        </w:tc>
-      </w:tr>
-      <w:tr>
-        <w:trPr>
-          <w:trHeight w:val="567"/>
-          <w:jc w:val="center"/>
-        </w:trPr>
-        <w:tc>
-          <w:tcPr>
-            <w:tcW w:w="5539" w:type="dxa"/>
-            <w:tcBorders>
-              <w:top w:val="single" w:sz="3" w:space="0" w:color="000000"/>
-              <w:left w:val="single" w:sz="3" w:space="0" w:color="000000"/>
-              <w:bottom w:val="single" w:sz="3" w:space="0" w:color="000000"/>
-              <w:right w:val="single" w:sz="3" w:space="0" w:color="000000"/>
-            </w:tcBorders>
-            <w:vAlign w:val="center"/>
-          </w:tcPr>
-          <w:p>
-            <w:pPr>
-              <w:ind w:left="32"/>
-              <w:jc w:val="center"/>
-              <w:rPr>
-                <w:rFonts w:eastAsia="Calibri" w:cs="Calibri"/>
-                <w:color w:val="000000"/>
-              </w:rPr>
-            </w:pPr>
+                <w:rFonts w:ascii="Arial" w:hAnsi="Arial" w:cs="Arial"/>
+                <w:b/>
+                <w:bCs/>
+                <w:noProof/>
+              </w:rPr>
+              <w:drawing>
+                <wp:anchor distT="0" distB="0" distL="114300" distR="114300" simplePos="0" relativeHeight="251660300" behindDoc="1" locked="0" layoutInCell="1" allowOverlap="1" wp14:anchorId="665F4267" wp14:editId="3ECA70B8">
+                  <wp:simplePos x="0" y="0"/>
+                  <wp:positionH relativeFrom="column">
+                    <wp:posOffset>2979420</wp:posOffset>
+                  </wp:positionH>
+                  <wp:positionV relativeFrom="paragraph">
+                    <wp:posOffset>-668655</wp:posOffset>
+                  </wp:positionV>
+                  <wp:extent cx="906780" cy="1295400"/>
+                  <wp:effectExtent l="0" t="0" r="0" b="0"/>
+                  <wp:wrapNone/>
+                  <wp:docPr id="1380790903" name="Imagen 2" descr="Imagen que contiene animal&#10;&#10;El contenido generado por IA puede ser incorrecto."/>
+                  <wp:cNvGraphicFramePr>
+                    <a:graphicFrameLocks xmlns:a="http://schemas.openxmlformats.org/drawingml/2006/main" noChangeAspect="1"/>
+                  </wp:cNvGraphicFramePr>
+                  <a:graphic xmlns:a="http://schemas.openxmlformats.org/drawingml/2006/main">
+                    <a:graphicData uri="http://schemas.openxmlformats.org/drawingml/2006/picture">
+                      <pic:pic xmlns:pic="http://schemas.openxmlformats.org/drawingml/2006/picture">
+                        <pic:nvPicPr>
+                          <pic:cNvPr id="1616221648" name="Imagen 2" descr="Imagen que contiene animal&#10;&#10;El contenido generado por IA puede ser incorrecto."/>
+                          <pic:cNvPicPr/>
+                        </pic:nvPicPr>
+                        <pic:blipFill>
+                          <a:blip r:embed="rId5" cstate="print">
+                            <a:extLst>
+                              <a:ext uri="{28A0092B-C50C-407E-A947-70E740481C1C}">
+                                <a14:useLocalDpi xmlns:a14="http://schemas.microsoft.com/office/drawing/2010/main" val="0"/>
+                              </a:ext>
+                            </a:extLst>
+                          </a:blip>
+                          <a:stretch>
+                            <a:fillRect/>
+                          </a:stretch>
+                        </pic:blipFill>
+                        <pic:spPr>
+                          <a:xfrm rot="5400000">
+                            <a:off x="0" y="0"/>
+                            <a:ext cx="906780" cy="1295400"/>
+                          </a:xfrm>
+                          <a:prstGeom prst="rect">
+                            <a:avLst/>
+                          </a:prstGeom>
+                        </pic:spPr>
+                      </pic:pic>
+                    </a:graphicData>
+                  </a:graphic>
+                  <wp14:sizeRelH relativeFrom="margin">
+                    <wp14:pctWidth>0</wp14:pctWidth>
+                  </wp14:sizeRelH>
+                  <wp14:sizeRelV relativeFrom="margin">
+                    <wp14:pctHeight>0</wp14:pctHeight>
+                  </wp14:sizeRelV>
+                </wp:anchor>
+              </w:drawing>
+            </w:r>
             <w:r>
               <w:rPr>
                 <w:rFonts w:eastAsia="Calibri" w:cs="Calibri"/>
@@ -13179,17 +14203,6 @@
               <w:t>NOÉ MORA RAMÍREZ</w:t>
             </w:r>
           </w:p>
-        </w:tc>
-        <w:tc>
-          <w:tcPr>
-            <w:tcW w:w="5341" w:type="dxa"/>
-            <w:tcBorders>
-              <w:top w:val="single" w:sz="3" w:space="0" w:color="000000"/>
-              <w:left w:val="single" w:sz="3" w:space="0" w:color="000000"/>
-              <w:bottom w:val="single" w:sz="3" w:space="0" w:color="000000"/>
-              <w:right w:val="single" w:sz="3" w:space="0" w:color="000000"/>
-            </w:tcBorders>
-          </w:tcPr>
           <w:p>
             <w:pPr>
               <w:ind w:left="75"/>
@@ -13379,7 +14392,7 @@
                 <w:sz w:val="14"/>
                 <w:szCs w:val="14"/>
               </w:rPr>
-              <w:t>FEB</w:t>
+              <w:t>ABR</w:t>
             </w:r>
           </w:p>
         </w:tc>
@@ -13405,12 +14418,13 @@
             </w:pPr>
             <w:r>
               <w:rPr>
+                <w:rFonts w:ascii="Calibri" w:hAnsi="Calibri" w:cs="Calibri"/>
                 <w:b/>
                 <w:bCs/>
                 <w:sz w:val="14"/>
                 <w:szCs w:val="14"/>
               </w:rPr>
-              <w:t>MAR</w:t>
+              <w:t>MAY</w:t>
             </w:r>
           </w:p>
         </w:tc>
@@ -13441,7 +14455,7 @@
                 <w:sz w:val="14"/>
                 <w:szCs w:val="14"/>
               </w:rPr>
-              <w:t>ABR</w:t>
+              <w:t>JUN</w:t>
             </w:r>
           </w:p>
         </w:tc>
@@ -13467,13 +14481,12 @@
             </w:pPr>
             <w:r>
               <w:rPr>
-                <w:rFonts w:ascii="Calibri" w:hAnsi="Calibri" w:cs="Calibri"/>
                 <w:b/>
                 <w:bCs/>
                 <w:sz w:val="14"/>
                 <w:szCs w:val="14"/>
               </w:rPr>
-              <w:t>MAY</w:t>
+              <w:t>JUL</w:t>
             </w:r>
           </w:p>
         </w:tc>
@@ -13499,12 +14512,13 @@
             </w:pPr>
             <w:r>
               <w:rPr>
+                <w:rFonts w:ascii="Calibri" w:hAnsi="Calibri" w:cs="Calibri"/>
                 <w:b/>
                 <w:bCs/>
                 <w:sz w:val="14"/>
                 <w:szCs w:val="14"/>
               </w:rPr>
-              <w:t>JUN</w:t>
+              <w:t>AGO</w:t>
             </w:r>
           </w:p>
         </w:tc>
@@ -13530,12 +14544,13 @@
             </w:pPr>
             <w:r>
               <w:rPr>
+                <w:rFonts w:ascii="Calibri" w:hAnsi="Calibri" w:cs="Calibri"/>
                 <w:b/>
                 <w:bCs/>
                 <w:sz w:val="14"/>
                 <w:szCs w:val="14"/>
               </w:rPr>
-              <w:t>JUL</w:t>
+              <w:t>SEP</w:t>
             </w:r>
           </w:p>
         </w:tc>
@@ -13561,13 +14576,12 @@
             </w:pPr>
             <w:r>
               <w:rPr>
-                <w:rFonts w:ascii="Calibri" w:hAnsi="Calibri" w:cs="Calibri"/>
                 <w:b/>
                 <w:bCs/>
                 <w:sz w:val="14"/>
                 <w:szCs w:val="14"/>
               </w:rPr>
-              <w:t>AGO</w:t>
+              <w:t>OCT</w:t>
             </w:r>
           </w:p>
         </w:tc>
@@ -13593,13 +14607,12 @@
             </w:pPr>
             <w:r>
               <w:rPr>
-                <w:rFonts w:ascii="Calibri" w:hAnsi="Calibri" w:cs="Calibri"/>
                 <w:b/>
                 <w:bCs/>
                 <w:sz w:val="14"/>
                 <w:szCs w:val="14"/>
               </w:rPr>
-              <w:t>SEP</w:t>
+              <w:t>NOV</w:t>
             </w:r>
           </w:p>
         </w:tc>
@@ -13630,7 +14643,7 @@
                 <w:sz w:val="14"/>
                 <w:szCs w:val="14"/>
               </w:rPr>
-              <w:t>OCT</w:t>
+              <w:t>DIC</w:t>
             </w:r>
           </w:p>
         </w:tc>
@@ -13661,7 +14674,7 @@
                 <w:sz w:val="14"/>
                 <w:szCs w:val="14"/>
               </w:rPr>
-              <w:t>NOV</w:t>
+              <w:t>ENE</w:t>
             </w:r>
           </w:p>
         </w:tc>
@@ -13692,7 +14705,7 @@
                 <w:sz w:val="14"/>
                 <w:szCs w:val="14"/>
               </w:rPr>
-              <w:t>DIC</w:t>
+              <w:t>FEB</w:t>
             </w:r>
           </w:p>
         </w:tc>
@@ -13723,7 +14736,7 @@
                 <w:sz w:val="14"/>
                 <w:szCs w:val="14"/>
               </w:rPr>
-              <w:t>ENE</w:t>
+              <w:t>MAR</w:t>
             </w:r>
           </w:p>
         </w:tc>
@@ -14469,7 +15482,7 @@
       </w:tr>
       <w:tr>
         <w:trPr>
-          <w:trHeight w:val="302"/>
+          <w:trHeight w:val="63"/>
           <w:jc w:val="center"/>
         </w:trPr>
         <w:tc>
@@ -18314,6 +19327,69 @@
                 <w:bCs/>
               </w:rPr>
             </w:pPr>
+            <w:r>
+              <w:rPr>
+                <w:rFonts w:ascii="Arial" w:hAnsi="Arial" w:cs="Arial"/>
+                <w:b/>
+                <w:bCs/>
+                <w:noProof/>
+              </w:rPr>
+              <w:drawing>
+                <wp:anchor distT="0" distB="0" distL="114300" distR="114300" simplePos="0" relativeHeight="251662348" behindDoc="1" locked="0" layoutInCell="1" allowOverlap="1" wp14:anchorId="0094AB10" wp14:editId="505F0BF5">
+                  <wp:simplePos x="0" y="0"/>
+                  <wp:positionH relativeFrom="column">
+                    <wp:posOffset>737235</wp:posOffset>
+                  </wp:positionH>
+                  <wp:positionV relativeFrom="paragraph">
+                    <wp:posOffset>-958215</wp:posOffset>
+                  </wp:positionV>
+                  <wp:extent cx="1445895" cy="2065655"/>
+                  <wp:effectExtent l="0" t="0" r="0" b="0"/>
+                  <wp:wrapNone/>
+                  <wp:docPr id="1616221648" name="Imagen 2" descr="Imagen que contiene animal&#10;&#10;El contenido generado por IA puede ser incorrecto."/>
+                  <wp:cNvGraphicFramePr>
+                    <a:graphicFrameLocks xmlns:a="http://schemas.openxmlformats.org/drawingml/2006/main" noChangeAspect="1"/>
+                  </wp:cNvGraphicFramePr>
+                  <a:graphic xmlns:a="http://schemas.openxmlformats.org/drawingml/2006/main">
+                    <a:graphicData uri="http://schemas.openxmlformats.org/drawingml/2006/picture">
+                      <pic:pic xmlns:pic="http://schemas.openxmlformats.org/drawingml/2006/picture">
+                        <pic:nvPicPr>
+                          <pic:cNvPr id="1616221648" name="Imagen 2" descr="Imagen que contiene animal&#10;&#10;El contenido generado por IA puede ser incorrecto."/>
+                          <pic:cNvPicPr/>
+                        </pic:nvPicPr>
+                        <pic:blipFill>
+                          <a:blip r:embed="rId6">
+                            <a:extLst>
+                              <a:ext uri="{28A0092B-C50C-407E-A947-70E740481C1C}">
+                                <a14:useLocalDpi xmlns:a14="http://schemas.microsoft.com/office/drawing/2010/main" val="0"/>
+                              </a:ext>
+                            </a:extLst>
+                          </a:blip>
+                          <a:stretch>
+                            <a:fillRect/>
+                          </a:stretch>
+                        </pic:blipFill>
+                        <pic:spPr>
+                          <a:xfrm rot="5400000">
+                            <a:off x="0" y="0"/>
+                            <a:ext cx="1445895" cy="2065655"/>
+                          </a:xfrm>
+                          <a:prstGeom prst="rect">
+                            <a:avLst/>
+                          </a:prstGeom>
+                        </pic:spPr>
+                      </pic:pic>
+                    </a:graphicData>
+                  </a:graphic>
+                  <wp14:sizeRelH relativeFrom="margin">
+                    <wp14:pctWidth>0</wp14:pctWidth>
+                  </wp14:sizeRelH>
+                  <wp14:sizeRelV relativeFrom="margin">
+                    <wp14:pctHeight>0</wp14:pctHeight>
+                  </wp14:sizeRelV>
+                </wp:anchor>
+              </w:drawing>
+            </w:r>
           </w:p>
           <w:p>
             <w:pPr>
@@ -18407,21 +19483,21 @@
         <w:tblLook w:val="04A0" w:firstRow="1" w:lastRow="0" w:firstColumn="1" w:lastColumn="0" w:noHBand="0" w:noVBand="1"/>
       </w:tblPr>
       <w:tblGrid>
-        <w:gridCol w:w="5649"/>
-        <w:gridCol w:w="664"/>
-        <w:gridCol w:w="382"/>
-        <w:gridCol w:w="345"/>
+        <w:gridCol w:w="5570"/>
+        <w:gridCol w:w="644"/>
+        <w:gridCol w:w="381"/>
+        <w:gridCol w:w="361"/>
         <w:gridCol w:w="392"/>
         <w:gridCol w:w="368"/>
         <w:gridCol w:w="392"/>
-        <w:gridCol w:w="334"/>
-        <w:gridCol w:w="334"/>
-        <w:gridCol w:w="368"/>
-        <w:gridCol w:w="357"/>
+        <w:gridCol w:w="361"/>
+        <w:gridCol w:w="350"/>
+        <w:gridCol w:w="372"/>
+        <w:gridCol w:w="361"/>
         <w:gridCol w:w="381"/>
         <w:gridCol w:w="368"/>
         <w:gridCol w:w="368"/>
-        <w:gridCol w:w="350"/>
+        <w:gridCol w:w="383"/>
       </w:tblGrid>
       <w:tr>
         <w:trPr>
@@ -18467,7 +19543,7 @@
         </w:trPr>
         <w:tc>
           <w:tcPr>
-            <w:tcW w:w="6793" w:type="dxa"/>
+            <w:tcW w:w="6695" w:type="dxa"/>
             <w:gridSpan w:val="3"/>
             <w:shd w:val="clear" w:color="000000" w:fill="BFBFBF"/>
             <w:vAlign w:val="center"/>
@@ -18528,7 +19604,7 @@
                 <w:sz w:val="20"/>
                 <w:szCs w:val="20"/>
               </w:rPr>
-              <w:t>F</w:t>
+              <w:t>A</w:t>
             </w:r>
           </w:p>
         </w:tc>
@@ -18594,7 +19670,7 @@
                 <w:sz w:val="20"/>
                 <w:szCs w:val="20"/>
               </w:rPr>
-              <w:t>A</w:t>
+              <w:t>J</w:t>
             </w:r>
           </w:p>
         </w:tc>
@@ -18627,7 +19703,7 @@
                 <w:sz w:val="20"/>
                 <w:szCs w:val="20"/>
               </w:rPr>
-              <w:t>M</w:t>
+              <w:t>J</w:t>
             </w:r>
           </w:p>
         </w:tc>
@@ -18660,7 +19736,7 @@
                 <w:sz w:val="20"/>
                 <w:szCs w:val="20"/>
               </w:rPr>
-              <w:t>J</w:t>
+              <w:t>A</w:t>
             </w:r>
           </w:p>
         </w:tc>
@@ -18693,7 +19769,7 @@
                 <w:sz w:val="20"/>
                 <w:szCs w:val="20"/>
               </w:rPr>
-              <w:t>J</w:t>
+              <w:t>S</w:t>
             </w:r>
           </w:p>
         </w:tc>
@@ -18726,7 +19802,7 @@
                 <w:sz w:val="20"/>
                 <w:szCs w:val="20"/>
               </w:rPr>
-              <w:t>A</w:t>
+              <w:t>O</w:t>
             </w:r>
           </w:p>
         </w:tc>
@@ -18759,7 +19835,7 @@
                 <w:sz w:val="20"/>
                 <w:szCs w:val="20"/>
               </w:rPr>
-              <w:t>S</w:t>
+              <w:t>N</w:t>
             </w:r>
           </w:p>
         </w:tc>
@@ -18792,7 +19868,7 @@
                 <w:sz w:val="20"/>
                 <w:szCs w:val="20"/>
               </w:rPr>
-              <w:t>O</w:t>
+              <w:t>D</w:t>
             </w:r>
           </w:p>
         </w:tc>
@@ -18825,7 +19901,7 @@
                 <w:sz w:val="20"/>
                 <w:szCs w:val="20"/>
               </w:rPr>
-              <w:t>N</w:t>
+              <w:t>E</w:t>
             </w:r>
           </w:p>
         </w:tc>
@@ -18858,13 +19934,13 @@
                 <w:sz w:val="20"/>
                 <w:szCs w:val="20"/>
               </w:rPr>
-              <w:t>D</w:t>
-            </w:r>
-          </w:p>
-        </w:tc>
-        <w:tc>
-          <w:tcPr>
-            <w:tcW w:w="252" w:type="dxa"/>
+              <w:t>F</w:t>
+            </w:r>
+          </w:p>
+        </w:tc>
+        <w:tc>
+          <w:tcPr>
+            <w:tcW w:w="350" w:type="dxa"/>
             <w:shd w:val="clear" w:color="000000" w:fill="BFBFBF"/>
             <w:vAlign w:val="center"/>
             <w:hideMark/>
@@ -18891,7 +19967,7 @@
                 <w:sz w:val="20"/>
                 <w:szCs w:val="20"/>
               </w:rPr>
-              <w:t>E</w:t>
+              <w:t>M</w:t>
             </w:r>
           </w:p>
         </w:tc>
@@ -18903,7 +19979,7 @@
         </w:trPr>
         <w:tc>
           <w:tcPr>
-            <w:tcW w:w="6410" w:type="dxa"/>
+            <w:tcW w:w="6313" w:type="dxa"/>
             <w:gridSpan w:val="2"/>
             <w:vMerge w:val="restart"/>
             <w:shd w:val="clear" w:color="auto" w:fill="auto"/>
@@ -18933,7 +20009,7 @@
         </w:tc>
         <w:tc>
           <w:tcPr>
-            <w:tcW w:w="383" w:type="dxa"/>
+            <w:tcW w:w="382" w:type="dxa"/>
             <w:shd w:val="clear" w:color="auto" w:fill="auto"/>
             <w:vAlign w:val="center"/>
             <w:hideMark/>
@@ -19198,7 +20274,7 @@
         </w:tc>
         <w:tc>
           <w:tcPr>
-            <w:tcW w:w="252" w:type="dxa"/>
+            <w:tcW w:w="350" w:type="dxa"/>
             <w:shd w:val="clear" w:color="000000" w:fill="FFC000"/>
             <w:vAlign w:val="center"/>
             <w:hideMark/>
@@ -19224,7 +20300,7 @@
         </w:trPr>
         <w:tc>
           <w:tcPr>
-            <w:tcW w:w="6410" w:type="dxa"/>
+            <w:tcW w:w="6313" w:type="dxa"/>
             <w:gridSpan w:val="2"/>
             <w:vMerge/>
             <w:vAlign w:val="center"/>
@@ -19244,7 +20320,7 @@
         </w:tc>
         <w:tc>
           <w:tcPr>
-            <w:tcW w:w="383" w:type="dxa"/>
+            <w:tcW w:w="382" w:type="dxa"/>
             <w:shd w:val="clear" w:color="auto" w:fill="auto"/>
             <w:vAlign w:val="center"/>
             <w:hideMark/>
@@ -19497,7 +20573,7 @@
         </w:tc>
         <w:tc>
           <w:tcPr>
-            <w:tcW w:w="252" w:type="dxa"/>
+            <w:tcW w:w="350" w:type="dxa"/>
             <w:shd w:val="clear" w:color="auto" w:fill="auto"/>
             <w:vAlign w:val="center"/>
             <w:hideMark/>
@@ -19523,7 +20599,7 @@
         </w:trPr>
         <w:tc>
           <w:tcPr>
-            <w:tcW w:w="6410" w:type="dxa"/>
+            <w:tcW w:w="6313" w:type="dxa"/>
             <w:gridSpan w:val="2"/>
             <w:vMerge w:val="restart"/>
             <w:shd w:val="clear" w:color="auto" w:fill="auto"/>
@@ -19553,7 +20629,7 @@
         </w:tc>
         <w:tc>
           <w:tcPr>
-            <w:tcW w:w="383" w:type="dxa"/>
+            <w:tcW w:w="382" w:type="dxa"/>
             <w:shd w:val="clear" w:color="auto" w:fill="auto"/>
             <w:vAlign w:val="center"/>
             <w:hideMark/>
@@ -19806,7 +20882,7 @@
         </w:tc>
         <w:tc>
           <w:tcPr>
-            <w:tcW w:w="252" w:type="dxa"/>
+            <w:tcW w:w="350" w:type="dxa"/>
             <w:shd w:val="clear" w:color="000000" w:fill="FFC000"/>
             <w:vAlign w:val="center"/>
             <w:hideMark/>
@@ -19832,7 +20908,7 @@
         </w:trPr>
         <w:tc>
           <w:tcPr>
-            <w:tcW w:w="6410" w:type="dxa"/>
+            <w:tcW w:w="6313" w:type="dxa"/>
             <w:gridSpan w:val="2"/>
             <w:vMerge/>
             <w:vAlign w:val="center"/>
@@ -19852,7 +20928,7 @@
         </w:tc>
         <w:tc>
           <w:tcPr>
-            <w:tcW w:w="383" w:type="dxa"/>
+            <w:tcW w:w="382" w:type="dxa"/>
             <w:shd w:val="clear" w:color="auto" w:fill="auto"/>
             <w:vAlign w:val="center"/>
             <w:hideMark/>
@@ -20105,7 +21181,7 @@
         </w:tc>
         <w:tc>
           <w:tcPr>
-            <w:tcW w:w="252" w:type="dxa"/>
+            <w:tcW w:w="350" w:type="dxa"/>
             <w:shd w:val="clear" w:color="auto" w:fill="auto"/>
             <w:vAlign w:val="center"/>
             <w:hideMark/>
@@ -20131,7 +21207,7 @@
         </w:trPr>
         <w:tc>
           <w:tcPr>
-            <w:tcW w:w="6410" w:type="dxa"/>
+            <w:tcW w:w="6313" w:type="dxa"/>
             <w:gridSpan w:val="2"/>
             <w:vMerge w:val="restart"/>
             <w:shd w:val="clear" w:color="auto" w:fill="auto"/>
@@ -20161,7 +21237,7 @@
         </w:tc>
         <w:tc>
           <w:tcPr>
-            <w:tcW w:w="383" w:type="dxa"/>
+            <w:tcW w:w="382" w:type="dxa"/>
             <w:shd w:val="clear" w:color="auto" w:fill="auto"/>
             <w:vAlign w:val="center"/>
             <w:hideMark/>
@@ -20414,7 +21490,7 @@
         </w:tc>
         <w:tc>
           <w:tcPr>
-            <w:tcW w:w="252" w:type="dxa"/>
+            <w:tcW w:w="350" w:type="dxa"/>
             <w:shd w:val="clear" w:color="auto" w:fill="auto"/>
             <w:vAlign w:val="center"/>
             <w:hideMark/>
@@ -20440,7 +21516,7 @@
         </w:trPr>
         <w:tc>
           <w:tcPr>
-            <w:tcW w:w="6410" w:type="dxa"/>
+            <w:tcW w:w="6313" w:type="dxa"/>
             <w:gridSpan w:val="2"/>
             <w:vMerge/>
             <w:vAlign w:val="center"/>
@@ -20460,7 +21536,7 @@
         </w:tc>
         <w:tc>
           <w:tcPr>
-            <w:tcW w:w="383" w:type="dxa"/>
+            <w:tcW w:w="382" w:type="dxa"/>
             <w:shd w:val="clear" w:color="auto" w:fill="auto"/>
             <w:vAlign w:val="center"/>
             <w:hideMark/>
@@ -20713,7 +21789,7 @@
         </w:tc>
         <w:tc>
           <w:tcPr>
-            <w:tcW w:w="252" w:type="dxa"/>
+            <w:tcW w:w="350" w:type="dxa"/>
             <w:shd w:val="clear" w:color="auto" w:fill="auto"/>
             <w:vAlign w:val="center"/>
             <w:hideMark/>
@@ -20739,7 +21815,7 @@
         </w:trPr>
         <w:tc>
           <w:tcPr>
-            <w:tcW w:w="6410" w:type="dxa"/>
+            <w:tcW w:w="6313" w:type="dxa"/>
             <w:gridSpan w:val="2"/>
             <w:vMerge w:val="restart"/>
             <w:shd w:val="clear" w:color="auto" w:fill="auto"/>
@@ -20769,7 +21845,7 @@
         </w:tc>
         <w:tc>
           <w:tcPr>
-            <w:tcW w:w="383" w:type="dxa"/>
+            <w:tcW w:w="382" w:type="dxa"/>
             <w:shd w:val="clear" w:color="auto" w:fill="auto"/>
             <w:vAlign w:val="center"/>
             <w:hideMark/>
@@ -21022,7 +22098,7 @@
         </w:tc>
         <w:tc>
           <w:tcPr>
-            <w:tcW w:w="252" w:type="dxa"/>
+            <w:tcW w:w="350" w:type="dxa"/>
             <w:shd w:val="clear" w:color="000000" w:fill="FFC000"/>
             <w:vAlign w:val="center"/>
             <w:hideMark/>
@@ -21048,7 +22124,7 @@
         </w:trPr>
         <w:tc>
           <w:tcPr>
-            <w:tcW w:w="6410" w:type="dxa"/>
+            <w:tcW w:w="6313" w:type="dxa"/>
             <w:gridSpan w:val="2"/>
             <w:vMerge/>
             <w:vAlign w:val="center"/>
@@ -21068,7 +22144,7 @@
         </w:tc>
         <w:tc>
           <w:tcPr>
-            <w:tcW w:w="383" w:type="dxa"/>
+            <w:tcW w:w="382" w:type="dxa"/>
             <w:shd w:val="clear" w:color="auto" w:fill="auto"/>
             <w:vAlign w:val="center"/>
             <w:hideMark/>
@@ -21321,7 +22397,7 @@
         </w:tc>
         <w:tc>
           <w:tcPr>
-            <w:tcW w:w="252" w:type="dxa"/>
+            <w:tcW w:w="350" w:type="dxa"/>
             <w:shd w:val="clear" w:color="auto" w:fill="auto"/>
             <w:vAlign w:val="center"/>
             <w:hideMark/>
@@ -21347,7 +22423,7 @@
         </w:trPr>
         <w:tc>
           <w:tcPr>
-            <w:tcW w:w="6410" w:type="dxa"/>
+            <w:tcW w:w="6313" w:type="dxa"/>
             <w:gridSpan w:val="2"/>
             <w:vMerge w:val="restart"/>
             <w:shd w:val="clear" w:color="auto" w:fill="auto"/>
@@ -21377,7 +22453,7 @@
         </w:tc>
         <w:tc>
           <w:tcPr>
-            <w:tcW w:w="383" w:type="dxa"/>
+            <w:tcW w:w="382" w:type="dxa"/>
             <w:shd w:val="clear" w:color="auto" w:fill="auto"/>
             <w:vAlign w:val="center"/>
             <w:hideMark/>
@@ -21630,7 +22706,7 @@
         </w:tc>
         <w:tc>
           <w:tcPr>
-            <w:tcW w:w="252" w:type="dxa"/>
+            <w:tcW w:w="350" w:type="dxa"/>
             <w:shd w:val="clear" w:color="000000" w:fill="FFC000"/>
             <w:vAlign w:val="center"/>
             <w:hideMark/>
@@ -21656,7 +22732,7 @@
         </w:trPr>
         <w:tc>
           <w:tcPr>
-            <w:tcW w:w="6410" w:type="dxa"/>
+            <w:tcW w:w="6313" w:type="dxa"/>
             <w:gridSpan w:val="2"/>
             <w:vMerge/>
             <w:vAlign w:val="center"/>
@@ -21676,7 +22752,7 @@
         </w:tc>
         <w:tc>
           <w:tcPr>
-            <w:tcW w:w="383" w:type="dxa"/>
+            <w:tcW w:w="382" w:type="dxa"/>
             <w:shd w:val="clear" w:color="auto" w:fill="auto"/>
             <w:vAlign w:val="center"/>
             <w:hideMark/>
@@ -21929,7 +23005,7 @@
         </w:tc>
         <w:tc>
           <w:tcPr>
-            <w:tcW w:w="252" w:type="dxa"/>
+            <w:tcW w:w="350" w:type="dxa"/>
             <w:shd w:val="clear" w:color="auto" w:fill="auto"/>
             <w:vAlign w:val="center"/>
             <w:hideMark/>
@@ -21955,7 +23031,7 @@
         </w:trPr>
         <w:tc>
           <w:tcPr>
-            <w:tcW w:w="6410" w:type="dxa"/>
+            <w:tcW w:w="6313" w:type="dxa"/>
             <w:gridSpan w:val="2"/>
             <w:vMerge w:val="restart"/>
             <w:shd w:val="clear" w:color="auto" w:fill="auto"/>
@@ -21985,7 +23061,7 @@
         </w:tc>
         <w:tc>
           <w:tcPr>
-            <w:tcW w:w="383" w:type="dxa"/>
+            <w:tcW w:w="382" w:type="dxa"/>
             <w:shd w:val="clear" w:color="auto" w:fill="auto"/>
             <w:vAlign w:val="center"/>
             <w:hideMark/>
@@ -22238,7 +23314,7 @@
         </w:tc>
         <w:tc>
           <w:tcPr>
-            <w:tcW w:w="252" w:type="dxa"/>
+            <w:tcW w:w="350" w:type="dxa"/>
             <w:shd w:val="clear" w:color="000000" w:fill="FFC000"/>
             <w:vAlign w:val="center"/>
             <w:hideMark/>
@@ -22264,7 +23340,7 @@
         </w:trPr>
         <w:tc>
           <w:tcPr>
-            <w:tcW w:w="6410" w:type="dxa"/>
+            <w:tcW w:w="6313" w:type="dxa"/>
             <w:gridSpan w:val="2"/>
             <w:vMerge/>
             <w:vAlign w:val="center"/>
@@ -22284,7 +23360,7 @@
         </w:tc>
         <w:tc>
           <w:tcPr>
-            <w:tcW w:w="383" w:type="dxa"/>
+            <w:tcW w:w="382" w:type="dxa"/>
             <w:shd w:val="clear" w:color="auto" w:fill="auto"/>
             <w:vAlign w:val="center"/>
             <w:hideMark/>
@@ -22537,7 +23613,7 @@
         </w:tc>
         <w:tc>
           <w:tcPr>
-            <w:tcW w:w="252" w:type="dxa"/>
+            <w:tcW w:w="350" w:type="dxa"/>
             <w:shd w:val="clear" w:color="auto" w:fill="auto"/>
             <w:vAlign w:val="center"/>
             <w:hideMark/>
@@ -22563,7 +23639,7 @@
         </w:trPr>
         <w:tc>
           <w:tcPr>
-            <w:tcW w:w="6410" w:type="dxa"/>
+            <w:tcW w:w="6313" w:type="dxa"/>
             <w:gridSpan w:val="2"/>
             <w:vMerge w:val="restart"/>
             <w:shd w:val="clear" w:color="auto" w:fill="auto"/>
@@ -22593,7 +23669,7 @@
         </w:tc>
         <w:tc>
           <w:tcPr>
-            <w:tcW w:w="383" w:type="dxa"/>
+            <w:tcW w:w="382" w:type="dxa"/>
             <w:shd w:val="clear" w:color="auto" w:fill="auto"/>
             <w:vAlign w:val="center"/>
             <w:hideMark/>
@@ -22846,7 +23922,7 @@
         </w:tc>
         <w:tc>
           <w:tcPr>
-            <w:tcW w:w="252" w:type="dxa"/>
+            <w:tcW w:w="350" w:type="dxa"/>
             <w:shd w:val="clear" w:color="auto" w:fill="auto"/>
             <w:vAlign w:val="center"/>
             <w:hideMark/>
@@ -22872,7 +23948,7 @@
         </w:trPr>
         <w:tc>
           <w:tcPr>
-            <w:tcW w:w="6410" w:type="dxa"/>
+            <w:tcW w:w="6313" w:type="dxa"/>
             <w:gridSpan w:val="2"/>
             <w:vMerge/>
             <w:vAlign w:val="center"/>
@@ -22892,7 +23968,7 @@
         </w:tc>
         <w:tc>
           <w:tcPr>
-            <w:tcW w:w="383" w:type="dxa"/>
+            <w:tcW w:w="382" w:type="dxa"/>
             <w:shd w:val="clear" w:color="auto" w:fill="auto"/>
             <w:vAlign w:val="center"/>
             <w:hideMark/>
@@ -23145,7 +24221,7 @@
         </w:tc>
         <w:tc>
           <w:tcPr>
-            <w:tcW w:w="252" w:type="dxa"/>
+            <w:tcW w:w="350" w:type="dxa"/>
             <w:shd w:val="clear" w:color="auto" w:fill="auto"/>
             <w:vAlign w:val="center"/>
             <w:hideMark/>
@@ -23171,7 +24247,7 @@
         </w:trPr>
         <w:tc>
           <w:tcPr>
-            <w:tcW w:w="6410" w:type="dxa"/>
+            <w:tcW w:w="6313" w:type="dxa"/>
             <w:gridSpan w:val="2"/>
             <w:vMerge w:val="restart"/>
             <w:shd w:val="clear" w:color="auto" w:fill="auto"/>
@@ -23201,7 +24277,7 @@
         </w:tc>
         <w:tc>
           <w:tcPr>
-            <w:tcW w:w="383" w:type="dxa"/>
+            <w:tcW w:w="382" w:type="dxa"/>
             <w:shd w:val="clear" w:color="auto" w:fill="auto"/>
             <w:vAlign w:val="center"/>
             <w:hideMark/>
@@ -23454,7 +24530,7 @@
         </w:tc>
         <w:tc>
           <w:tcPr>
-            <w:tcW w:w="252" w:type="dxa"/>
+            <w:tcW w:w="350" w:type="dxa"/>
             <w:shd w:val="clear" w:color="000000" w:fill="FFC000"/>
             <w:vAlign w:val="center"/>
             <w:hideMark/>
@@ -23480,7 +24556,7 @@
         </w:trPr>
         <w:tc>
           <w:tcPr>
-            <w:tcW w:w="6410" w:type="dxa"/>
+            <w:tcW w:w="6313" w:type="dxa"/>
             <w:gridSpan w:val="2"/>
             <w:vMerge/>
             <w:vAlign w:val="center"/>
@@ -23501,7 +24577,7 @@
         </w:tc>
         <w:tc>
           <w:tcPr>
-            <w:tcW w:w="383" w:type="dxa"/>
+            <w:tcW w:w="382" w:type="dxa"/>
             <w:shd w:val="clear" w:color="auto" w:fill="auto"/>
             <w:vAlign w:val="center"/>
             <w:hideMark/>
@@ -23754,7 +24830,7 @@
         </w:tc>
         <w:tc>
           <w:tcPr>
-            <w:tcW w:w="252" w:type="dxa"/>
+            <w:tcW w:w="350" w:type="dxa"/>
             <w:shd w:val="clear" w:color="auto" w:fill="auto"/>
             <w:vAlign w:val="center"/>
             <w:hideMark/>
@@ -23780,7 +24856,7 @@
         </w:trPr>
         <w:tc>
           <w:tcPr>
-            <w:tcW w:w="6793" w:type="dxa"/>
+            <w:tcW w:w="6695" w:type="dxa"/>
             <w:gridSpan w:val="3"/>
             <w:shd w:val="clear" w:color="000000" w:fill="BFBFBF"/>
             <w:vAlign w:val="center"/>
@@ -24177,7 +25253,7 @@
         </w:tc>
         <w:tc>
           <w:tcPr>
-            <w:tcW w:w="252" w:type="dxa"/>
+            <w:tcW w:w="350" w:type="dxa"/>
             <w:shd w:val="clear" w:color="000000" w:fill="BFBFBF"/>
             <w:vAlign w:val="center"/>
             <w:hideMark/>
@@ -24216,7 +25292,7 @@
         </w:trPr>
         <w:tc>
           <w:tcPr>
-            <w:tcW w:w="6410" w:type="dxa"/>
+            <w:tcW w:w="6313" w:type="dxa"/>
             <w:gridSpan w:val="2"/>
             <w:vMerge w:val="restart"/>
             <w:shd w:val="clear" w:color="auto" w:fill="auto"/>
@@ -24246,7 +25322,7 @@
         </w:tc>
         <w:tc>
           <w:tcPr>
-            <w:tcW w:w="383" w:type="dxa"/>
+            <w:tcW w:w="382" w:type="dxa"/>
             <w:shd w:val="clear" w:color="auto" w:fill="auto"/>
             <w:vAlign w:val="center"/>
             <w:hideMark/>
@@ -24499,7 +25575,7 @@
         </w:tc>
         <w:tc>
           <w:tcPr>
-            <w:tcW w:w="252" w:type="dxa"/>
+            <w:tcW w:w="350" w:type="dxa"/>
             <w:shd w:val="clear" w:color="auto" w:fill="auto"/>
             <w:vAlign w:val="center"/>
             <w:hideMark/>
@@ -24525,7 +25601,7 @@
         </w:trPr>
         <w:tc>
           <w:tcPr>
-            <w:tcW w:w="6410" w:type="dxa"/>
+            <w:tcW w:w="6313" w:type="dxa"/>
             <w:gridSpan w:val="2"/>
             <w:vMerge/>
             <w:vAlign w:val="center"/>
@@ -24545,7 +25621,7 @@
         </w:tc>
         <w:tc>
           <w:tcPr>
-            <w:tcW w:w="383" w:type="dxa"/>
+            <w:tcW w:w="382" w:type="dxa"/>
             <w:shd w:val="clear" w:color="auto" w:fill="auto"/>
             <w:vAlign w:val="center"/>
             <w:hideMark/>
@@ -24798,7 +25874,7 @@
         </w:tc>
         <w:tc>
           <w:tcPr>
-            <w:tcW w:w="252" w:type="dxa"/>
+            <w:tcW w:w="350" w:type="dxa"/>
             <w:shd w:val="clear" w:color="auto" w:fill="auto"/>
             <w:vAlign w:val="center"/>
             <w:hideMark/>
@@ -24824,7 +25900,7 @@
         </w:trPr>
         <w:tc>
           <w:tcPr>
-            <w:tcW w:w="6410" w:type="dxa"/>
+            <w:tcW w:w="6313" w:type="dxa"/>
             <w:gridSpan w:val="2"/>
             <w:vMerge w:val="restart"/>
             <w:shd w:val="clear" w:color="auto" w:fill="auto"/>
@@ -24854,7 +25930,7 @@
         </w:tc>
         <w:tc>
           <w:tcPr>
-            <w:tcW w:w="383" w:type="dxa"/>
+            <w:tcW w:w="382" w:type="dxa"/>
             <w:shd w:val="clear" w:color="auto" w:fill="auto"/>
             <w:vAlign w:val="center"/>
             <w:hideMark/>
@@ -25107,7 +26183,7 @@
         </w:tc>
         <w:tc>
           <w:tcPr>
-            <w:tcW w:w="252" w:type="dxa"/>
+            <w:tcW w:w="350" w:type="dxa"/>
             <w:shd w:val="clear" w:color="auto" w:fill="auto"/>
             <w:vAlign w:val="center"/>
             <w:hideMark/>
@@ -25133,7 +26209,7 @@
         </w:trPr>
         <w:tc>
           <w:tcPr>
-            <w:tcW w:w="6410" w:type="dxa"/>
+            <w:tcW w:w="6313" w:type="dxa"/>
             <w:gridSpan w:val="2"/>
             <w:vMerge/>
             <w:vAlign w:val="center"/>
@@ -25153,7 +26229,7 @@
         </w:tc>
         <w:tc>
           <w:tcPr>
-            <w:tcW w:w="383" w:type="dxa"/>
+            <w:tcW w:w="382" w:type="dxa"/>
             <w:shd w:val="clear" w:color="auto" w:fill="auto"/>
             <w:vAlign w:val="center"/>
             <w:hideMark/>
@@ -25406,7 +26482,7 @@
         </w:tc>
         <w:tc>
           <w:tcPr>
-            <w:tcW w:w="252" w:type="dxa"/>
+            <w:tcW w:w="350" w:type="dxa"/>
             <w:shd w:val="clear" w:color="auto" w:fill="auto"/>
             <w:vAlign w:val="center"/>
             <w:hideMark/>
@@ -25432,7 +26508,7 @@
         </w:trPr>
         <w:tc>
           <w:tcPr>
-            <w:tcW w:w="6410" w:type="dxa"/>
+            <w:tcW w:w="6313" w:type="dxa"/>
             <w:gridSpan w:val="2"/>
             <w:vMerge w:val="restart"/>
             <w:shd w:val="clear" w:color="auto" w:fill="auto"/>
@@ -25462,7 +26538,7 @@
         </w:tc>
         <w:tc>
           <w:tcPr>
-            <w:tcW w:w="383" w:type="dxa"/>
+            <w:tcW w:w="382" w:type="dxa"/>
             <w:shd w:val="clear" w:color="auto" w:fill="auto"/>
             <w:vAlign w:val="center"/>
             <w:hideMark/>
@@ -25715,7 +26791,7 @@
         </w:tc>
         <w:tc>
           <w:tcPr>
-            <w:tcW w:w="252" w:type="dxa"/>
+            <w:tcW w:w="350" w:type="dxa"/>
             <w:shd w:val="clear" w:color="000000" w:fill="8496B0"/>
             <w:vAlign w:val="center"/>
             <w:hideMark/>
@@ -25741,7 +26817,7 @@
         </w:trPr>
         <w:tc>
           <w:tcPr>
-            <w:tcW w:w="6410" w:type="dxa"/>
+            <w:tcW w:w="6313" w:type="dxa"/>
             <w:gridSpan w:val="2"/>
             <w:vMerge/>
             <w:vAlign w:val="center"/>
@@ -25761,7 +26837,7 @@
         </w:tc>
         <w:tc>
           <w:tcPr>
-            <w:tcW w:w="383" w:type="dxa"/>
+            <w:tcW w:w="382" w:type="dxa"/>
             <w:shd w:val="clear" w:color="auto" w:fill="auto"/>
             <w:vAlign w:val="center"/>
             <w:hideMark/>
@@ -26014,7 +27090,7 @@
         </w:tc>
         <w:tc>
           <w:tcPr>
-            <w:tcW w:w="252" w:type="dxa"/>
+            <w:tcW w:w="350" w:type="dxa"/>
             <w:shd w:val="clear" w:color="auto" w:fill="auto"/>
             <w:vAlign w:val="center"/>
             <w:hideMark/>
@@ -26040,7 +27116,7 @@
         </w:trPr>
         <w:tc>
           <w:tcPr>
-            <w:tcW w:w="6410" w:type="dxa"/>
+            <w:tcW w:w="6313" w:type="dxa"/>
             <w:gridSpan w:val="2"/>
             <w:vMerge w:val="restart"/>
             <w:shd w:val="clear" w:color="auto" w:fill="auto"/>
@@ -26064,13 +27140,33 @@
                 <w:sz w:val="20"/>
                 <w:szCs w:val="20"/>
               </w:rPr>
-              <w:t>Pintar las tuberías de acuerdo al código de colores.</w:t>
-            </w:r>
-          </w:p>
-        </w:tc>
-        <w:tc>
-          <w:tcPr>
-            <w:tcW w:w="383" w:type="dxa"/>
+              <w:t xml:space="preserve">Pintar las tuberías </w:t>
+            </w:r>
+            <w:proofErr w:type="gramStart"/>
+            <w:r>
+              <w:rPr>
+                <w:rFonts w:ascii="Arial" w:eastAsia="Times New Roman" w:hAnsi="Arial" w:cs="Arial"/>
+                <w:color w:val="000000"/>
+                <w:sz w:val="20"/>
+                <w:szCs w:val="20"/>
+              </w:rPr>
+              <w:t>de acuerdo al</w:t>
+            </w:r>
+            <w:proofErr w:type="gramEnd"/>
+            <w:r>
+              <w:rPr>
+                <w:rFonts w:ascii="Arial" w:eastAsia="Times New Roman" w:hAnsi="Arial" w:cs="Arial"/>
+                <w:color w:val="000000"/>
+                <w:sz w:val="20"/>
+                <w:szCs w:val="20"/>
+              </w:rPr>
+              <w:t xml:space="preserve"> código de colores.</w:t>
+            </w:r>
+          </w:p>
+        </w:tc>
+        <w:tc>
+          <w:tcPr>
+            <w:tcW w:w="382" w:type="dxa"/>
             <w:shd w:val="clear" w:color="auto" w:fill="auto"/>
             <w:vAlign w:val="center"/>
             <w:hideMark/>
@@ -26323,7 +27419,7 @@
         </w:tc>
         <w:tc>
           <w:tcPr>
-            <w:tcW w:w="252" w:type="dxa"/>
+            <w:tcW w:w="350" w:type="dxa"/>
             <w:shd w:val="clear" w:color="000000" w:fill="8496B0"/>
             <w:vAlign w:val="center"/>
             <w:hideMark/>
@@ -26349,7 +27445,7 @@
         </w:trPr>
         <w:tc>
           <w:tcPr>
-            <w:tcW w:w="6410" w:type="dxa"/>
+            <w:tcW w:w="6313" w:type="dxa"/>
             <w:gridSpan w:val="2"/>
             <w:vMerge/>
             <w:vAlign w:val="center"/>
@@ -26369,7 +27465,7 @@
         </w:tc>
         <w:tc>
           <w:tcPr>
-            <w:tcW w:w="383" w:type="dxa"/>
+            <w:tcW w:w="382" w:type="dxa"/>
             <w:shd w:val="clear" w:color="auto" w:fill="auto"/>
             <w:vAlign w:val="center"/>
             <w:hideMark/>
@@ -26622,7 +27718,7 @@
         </w:tc>
         <w:tc>
           <w:tcPr>
-            <w:tcW w:w="252" w:type="dxa"/>
+            <w:tcW w:w="350" w:type="dxa"/>
             <w:shd w:val="clear" w:color="auto" w:fill="auto"/>
             <w:vAlign w:val="center"/>
             <w:hideMark/>
@@ -26648,7 +27744,7 @@
         </w:trPr>
         <w:tc>
           <w:tcPr>
-            <w:tcW w:w="6410" w:type="dxa"/>
+            <w:tcW w:w="6313" w:type="dxa"/>
             <w:gridSpan w:val="2"/>
             <w:shd w:val="clear" w:color="000000" w:fill="BFBFBF"/>
             <w:vAlign w:val="center"/>
@@ -26682,7 +27778,7 @@
         </w:tc>
         <w:tc>
           <w:tcPr>
-            <w:tcW w:w="383" w:type="dxa"/>
+            <w:tcW w:w="382" w:type="dxa"/>
             <w:shd w:val="clear" w:color="000000" w:fill="BFBFBF"/>
             <w:vAlign w:val="center"/>
             <w:hideMark/>
@@ -27067,7 +28163,7 @@
         </w:tc>
         <w:tc>
           <w:tcPr>
-            <w:tcW w:w="252" w:type="dxa"/>
+            <w:tcW w:w="350" w:type="dxa"/>
             <w:shd w:val="clear" w:color="000000" w:fill="BFBFBF"/>
             <w:vAlign w:val="center"/>
             <w:hideMark/>
@@ -27106,7 +28202,7 @@
         </w:trPr>
         <w:tc>
           <w:tcPr>
-            <w:tcW w:w="6410" w:type="dxa"/>
+            <w:tcW w:w="6313" w:type="dxa"/>
             <w:gridSpan w:val="2"/>
             <w:vMerge w:val="restart"/>
             <w:shd w:val="clear" w:color="auto" w:fill="auto"/>
@@ -27136,7 +28232,7 @@
         </w:tc>
         <w:tc>
           <w:tcPr>
-            <w:tcW w:w="383" w:type="dxa"/>
+            <w:tcW w:w="382" w:type="dxa"/>
             <w:shd w:val="clear" w:color="auto" w:fill="auto"/>
             <w:vAlign w:val="center"/>
             <w:hideMark/>
@@ -27389,7 +28485,7 @@
         </w:tc>
         <w:tc>
           <w:tcPr>
-            <w:tcW w:w="252" w:type="dxa"/>
+            <w:tcW w:w="350" w:type="dxa"/>
             <w:shd w:val="clear" w:color="000000" w:fill="FFC000"/>
             <w:vAlign w:val="center"/>
             <w:hideMark/>
@@ -27415,7 +28511,7 @@
         </w:trPr>
         <w:tc>
           <w:tcPr>
-            <w:tcW w:w="6410" w:type="dxa"/>
+            <w:tcW w:w="6313" w:type="dxa"/>
             <w:gridSpan w:val="2"/>
             <w:vMerge/>
             <w:vAlign w:val="center"/>
@@ -27435,7 +28531,7 @@
         </w:tc>
         <w:tc>
           <w:tcPr>
-            <w:tcW w:w="383" w:type="dxa"/>
+            <w:tcW w:w="382" w:type="dxa"/>
             <w:shd w:val="clear" w:color="auto" w:fill="auto"/>
             <w:vAlign w:val="center"/>
             <w:hideMark/>
@@ -27688,7 +28784,7 @@
         </w:tc>
         <w:tc>
           <w:tcPr>
-            <w:tcW w:w="252" w:type="dxa"/>
+            <w:tcW w:w="350" w:type="dxa"/>
             <w:shd w:val="clear" w:color="auto" w:fill="auto"/>
             <w:vAlign w:val="center"/>
             <w:hideMark/>
@@ -27714,7 +28810,7 @@
         </w:trPr>
         <w:tc>
           <w:tcPr>
-            <w:tcW w:w="6410" w:type="dxa"/>
+            <w:tcW w:w="6313" w:type="dxa"/>
             <w:gridSpan w:val="2"/>
             <w:shd w:val="clear" w:color="000000" w:fill="BFBFBF"/>
             <w:vAlign w:val="center"/>
@@ -27748,7 +28844,7 @@
         </w:tc>
         <w:tc>
           <w:tcPr>
-            <w:tcW w:w="383" w:type="dxa"/>
+            <w:tcW w:w="382" w:type="dxa"/>
             <w:shd w:val="clear" w:color="000000" w:fill="BFBFBF"/>
             <w:vAlign w:val="center"/>
             <w:hideMark/>
@@ -28133,7 +29229,7 @@
         </w:tc>
         <w:tc>
           <w:tcPr>
-            <w:tcW w:w="252" w:type="dxa"/>
+            <w:tcW w:w="350" w:type="dxa"/>
             <w:shd w:val="clear" w:color="000000" w:fill="BFBFBF"/>
             <w:vAlign w:val="center"/>
             <w:hideMark/>
@@ -28172,7 +29268,7 @@
         </w:trPr>
         <w:tc>
           <w:tcPr>
-            <w:tcW w:w="6410" w:type="dxa"/>
+            <w:tcW w:w="6313" w:type="dxa"/>
             <w:gridSpan w:val="2"/>
             <w:vMerge w:val="restart"/>
             <w:shd w:val="clear" w:color="auto" w:fill="auto"/>
@@ -28202,7 +29298,7 @@
         </w:tc>
         <w:tc>
           <w:tcPr>
-            <w:tcW w:w="383" w:type="dxa"/>
+            <w:tcW w:w="382" w:type="dxa"/>
             <w:shd w:val="clear" w:color="auto" w:fill="auto"/>
             <w:vAlign w:val="center"/>
             <w:hideMark/>
@@ -28455,7 +29551,7 @@
         </w:tc>
         <w:tc>
           <w:tcPr>
-            <w:tcW w:w="252" w:type="dxa"/>
+            <w:tcW w:w="350" w:type="dxa"/>
             <w:shd w:val="clear" w:color="000000" w:fill="70AD47"/>
             <w:vAlign w:val="center"/>
             <w:hideMark/>
@@ -28481,7 +29577,7 @@
         </w:trPr>
         <w:tc>
           <w:tcPr>
-            <w:tcW w:w="6410" w:type="dxa"/>
+            <w:tcW w:w="6313" w:type="dxa"/>
             <w:gridSpan w:val="2"/>
             <w:vMerge/>
             <w:vAlign w:val="center"/>
@@ -28501,7 +29597,7 @@
         </w:tc>
         <w:tc>
           <w:tcPr>
-            <w:tcW w:w="383" w:type="dxa"/>
+            <w:tcW w:w="382" w:type="dxa"/>
             <w:shd w:val="clear" w:color="auto" w:fill="auto"/>
             <w:vAlign w:val="center"/>
             <w:hideMark/>
@@ -28754,7 +29850,7 @@
         </w:tc>
         <w:tc>
           <w:tcPr>
-            <w:tcW w:w="252" w:type="dxa"/>
+            <w:tcW w:w="350" w:type="dxa"/>
             <w:shd w:val="clear" w:color="auto" w:fill="auto"/>
             <w:vAlign w:val="center"/>
             <w:hideMark/>
@@ -28780,7 +29876,7 @@
         </w:trPr>
         <w:tc>
           <w:tcPr>
-            <w:tcW w:w="6410" w:type="dxa"/>
+            <w:tcW w:w="6313" w:type="dxa"/>
             <w:gridSpan w:val="2"/>
             <w:vMerge w:val="restart"/>
             <w:shd w:val="clear" w:color="auto" w:fill="auto"/>
@@ -28810,7 +29906,7 @@
         </w:tc>
         <w:tc>
           <w:tcPr>
-            <w:tcW w:w="383" w:type="dxa"/>
+            <w:tcW w:w="382" w:type="dxa"/>
             <w:shd w:val="clear" w:color="auto" w:fill="auto"/>
             <w:vAlign w:val="center"/>
             <w:hideMark/>
@@ -29063,7 +30159,7 @@
         </w:tc>
         <w:tc>
           <w:tcPr>
-            <w:tcW w:w="252" w:type="dxa"/>
+            <w:tcW w:w="350" w:type="dxa"/>
             <w:shd w:val="clear" w:color="000000" w:fill="70AD47"/>
             <w:vAlign w:val="center"/>
             <w:hideMark/>
@@ -29089,7 +30185,7 @@
         </w:trPr>
         <w:tc>
           <w:tcPr>
-            <w:tcW w:w="6410" w:type="dxa"/>
+            <w:tcW w:w="6313" w:type="dxa"/>
             <w:gridSpan w:val="2"/>
             <w:vMerge/>
             <w:vAlign w:val="center"/>
@@ -29109,7 +30205,7 @@
         </w:tc>
         <w:tc>
           <w:tcPr>
-            <w:tcW w:w="383" w:type="dxa"/>
+            <w:tcW w:w="382" w:type="dxa"/>
             <w:shd w:val="clear" w:color="auto" w:fill="auto"/>
             <w:vAlign w:val="center"/>
             <w:hideMark/>
@@ -29362,7 +30458,7 @@
         </w:tc>
         <w:tc>
           <w:tcPr>
-            <w:tcW w:w="252" w:type="dxa"/>
+            <w:tcW w:w="350" w:type="dxa"/>
             <w:shd w:val="clear" w:color="auto" w:fill="auto"/>
             <w:vAlign w:val="center"/>
             <w:hideMark/>
@@ -29388,7 +30484,7 @@
         </w:trPr>
         <w:tc>
           <w:tcPr>
-            <w:tcW w:w="6410" w:type="dxa"/>
+            <w:tcW w:w="6313" w:type="dxa"/>
             <w:gridSpan w:val="2"/>
             <w:vMerge w:val="restart"/>
             <w:shd w:val="clear" w:color="auto" w:fill="auto"/>
@@ -29418,7 +30514,7 @@
         </w:tc>
         <w:tc>
           <w:tcPr>
-            <w:tcW w:w="383" w:type="dxa"/>
+            <w:tcW w:w="382" w:type="dxa"/>
             <w:shd w:val="clear" w:color="auto" w:fill="auto"/>
             <w:vAlign w:val="center"/>
             <w:hideMark/>
@@ -29671,7 +30767,7 @@
         </w:tc>
         <w:tc>
           <w:tcPr>
-            <w:tcW w:w="252" w:type="dxa"/>
+            <w:tcW w:w="350" w:type="dxa"/>
             <w:shd w:val="clear" w:color="000000" w:fill="70AD47"/>
             <w:vAlign w:val="center"/>
             <w:hideMark/>
@@ -29697,7 +30793,7 @@
         </w:trPr>
         <w:tc>
           <w:tcPr>
-            <w:tcW w:w="6410" w:type="dxa"/>
+            <w:tcW w:w="6313" w:type="dxa"/>
             <w:gridSpan w:val="2"/>
             <w:vMerge/>
             <w:vAlign w:val="center"/>
@@ -29717,7 +30813,7 @@
         </w:tc>
         <w:tc>
           <w:tcPr>
-            <w:tcW w:w="383" w:type="dxa"/>
+            <w:tcW w:w="382" w:type="dxa"/>
             <w:shd w:val="clear" w:color="auto" w:fill="auto"/>
             <w:vAlign w:val="center"/>
             <w:hideMark/>
@@ -29970,7 +31066,7 @@
         </w:tc>
         <w:tc>
           <w:tcPr>
-            <w:tcW w:w="252" w:type="dxa"/>
+            <w:tcW w:w="350" w:type="dxa"/>
             <w:shd w:val="clear" w:color="auto" w:fill="auto"/>
             <w:vAlign w:val="center"/>
             <w:hideMark/>
@@ -29996,7 +31092,7 @@
         </w:trPr>
         <w:tc>
           <w:tcPr>
-            <w:tcW w:w="6410" w:type="dxa"/>
+            <w:tcW w:w="6313" w:type="dxa"/>
             <w:gridSpan w:val="2"/>
             <w:shd w:val="clear" w:color="000000" w:fill="BFBFBF"/>
             <w:vAlign w:val="center"/>
@@ -30030,7 +31126,7 @@
         </w:tc>
         <w:tc>
           <w:tcPr>
-            <w:tcW w:w="383" w:type="dxa"/>
+            <w:tcW w:w="382" w:type="dxa"/>
             <w:shd w:val="clear" w:color="000000" w:fill="BFBFBF"/>
             <w:vAlign w:val="center"/>
             <w:hideMark/>
@@ -30415,7 +31511,7 @@
         </w:tc>
         <w:tc>
           <w:tcPr>
-            <w:tcW w:w="252" w:type="dxa"/>
+            <w:tcW w:w="350" w:type="dxa"/>
             <w:shd w:val="clear" w:color="000000" w:fill="BFBFBF"/>
             <w:vAlign w:val="center"/>
             <w:hideMark/>
@@ -30454,7 +31550,7 @@
         </w:trPr>
         <w:tc>
           <w:tcPr>
-            <w:tcW w:w="6410" w:type="dxa"/>
+            <w:tcW w:w="6313" w:type="dxa"/>
             <w:gridSpan w:val="2"/>
             <w:vMerge w:val="restart"/>
             <w:shd w:val="clear" w:color="auto" w:fill="auto"/>
@@ -30484,7 +31580,7 @@
         </w:tc>
         <w:tc>
           <w:tcPr>
-            <w:tcW w:w="383" w:type="dxa"/>
+            <w:tcW w:w="382" w:type="dxa"/>
             <w:shd w:val="clear" w:color="auto" w:fill="auto"/>
             <w:vAlign w:val="center"/>
             <w:hideMark/>
@@ -30737,7 +31833,7 @@
         </w:tc>
         <w:tc>
           <w:tcPr>
-            <w:tcW w:w="252" w:type="dxa"/>
+            <w:tcW w:w="350" w:type="dxa"/>
             <w:shd w:val="clear" w:color="000000" w:fill="C45911"/>
             <w:vAlign w:val="center"/>
             <w:hideMark/>
@@ -30763,7 +31859,7 @@
         </w:trPr>
         <w:tc>
           <w:tcPr>
-            <w:tcW w:w="6410" w:type="dxa"/>
+            <w:tcW w:w="6313" w:type="dxa"/>
             <w:gridSpan w:val="2"/>
             <w:vMerge/>
             <w:vAlign w:val="center"/>
@@ -30783,7 +31879,7 @@
         </w:tc>
         <w:tc>
           <w:tcPr>
-            <w:tcW w:w="383" w:type="dxa"/>
+            <w:tcW w:w="382" w:type="dxa"/>
             <w:shd w:val="clear" w:color="auto" w:fill="auto"/>
             <w:vAlign w:val="center"/>
             <w:hideMark/>
@@ -31036,7 +32132,7 @@
         </w:tc>
         <w:tc>
           <w:tcPr>
-            <w:tcW w:w="252" w:type="dxa"/>
+            <w:tcW w:w="350" w:type="dxa"/>
             <w:shd w:val="clear" w:color="auto" w:fill="auto"/>
             <w:vAlign w:val="center"/>
             <w:hideMark/>
@@ -31062,7 +32158,7 @@
         </w:trPr>
         <w:tc>
           <w:tcPr>
-            <w:tcW w:w="6410" w:type="dxa"/>
+            <w:tcW w:w="6313" w:type="dxa"/>
             <w:gridSpan w:val="2"/>
             <w:vMerge w:val="restart"/>
             <w:shd w:val="clear" w:color="auto" w:fill="auto"/>
@@ -31092,7 +32188,7 @@
         </w:tc>
         <w:tc>
           <w:tcPr>
-            <w:tcW w:w="383" w:type="dxa"/>
+            <w:tcW w:w="382" w:type="dxa"/>
             <w:shd w:val="clear" w:color="auto" w:fill="auto"/>
             <w:vAlign w:val="center"/>
             <w:hideMark/>
@@ -31345,7 +32441,7 @@
         </w:tc>
         <w:tc>
           <w:tcPr>
-            <w:tcW w:w="252" w:type="dxa"/>
+            <w:tcW w:w="350" w:type="dxa"/>
             <w:shd w:val="clear" w:color="000000" w:fill="C45911"/>
             <w:vAlign w:val="center"/>
             <w:hideMark/>
@@ -31371,7 +32467,7 @@
         </w:trPr>
         <w:tc>
           <w:tcPr>
-            <w:tcW w:w="6410" w:type="dxa"/>
+            <w:tcW w:w="6313" w:type="dxa"/>
             <w:gridSpan w:val="2"/>
             <w:vMerge/>
             <w:vAlign w:val="center"/>
@@ -31391,7 +32487,7 @@
         </w:tc>
         <w:tc>
           <w:tcPr>
-            <w:tcW w:w="383" w:type="dxa"/>
+            <w:tcW w:w="382" w:type="dxa"/>
             <w:shd w:val="clear" w:color="auto" w:fill="auto"/>
             <w:vAlign w:val="center"/>
             <w:hideMark/>
@@ -31644,7 +32740,7 @@
         </w:tc>
         <w:tc>
           <w:tcPr>
-            <w:tcW w:w="252" w:type="dxa"/>
+            <w:tcW w:w="350" w:type="dxa"/>
             <w:shd w:val="clear" w:color="auto" w:fill="auto"/>
             <w:vAlign w:val="center"/>
             <w:hideMark/>
@@ -31670,7 +32766,7 @@
         </w:trPr>
         <w:tc>
           <w:tcPr>
-            <w:tcW w:w="6410" w:type="dxa"/>
+            <w:tcW w:w="6313" w:type="dxa"/>
             <w:gridSpan w:val="2"/>
             <w:vMerge w:val="restart"/>
             <w:shd w:val="clear" w:color="auto" w:fill="auto"/>
@@ -31700,7 +32796,7 @@
         </w:tc>
         <w:tc>
           <w:tcPr>
-            <w:tcW w:w="383" w:type="dxa"/>
+            <w:tcW w:w="382" w:type="dxa"/>
             <w:shd w:val="clear" w:color="auto" w:fill="auto"/>
             <w:vAlign w:val="center"/>
             <w:hideMark/>
@@ -31953,7 +33049,7 @@
         </w:tc>
         <w:tc>
           <w:tcPr>
-            <w:tcW w:w="252" w:type="dxa"/>
+            <w:tcW w:w="350" w:type="dxa"/>
             <w:shd w:val="clear" w:color="000000" w:fill="C45911"/>
             <w:vAlign w:val="center"/>
             <w:hideMark/>
@@ -31979,7 +33075,7 @@
         </w:trPr>
         <w:tc>
           <w:tcPr>
-            <w:tcW w:w="6410" w:type="dxa"/>
+            <w:tcW w:w="6313" w:type="dxa"/>
             <w:gridSpan w:val="2"/>
             <w:vMerge/>
             <w:vAlign w:val="center"/>
@@ -32000,7 +33096,7 @@
         </w:tc>
         <w:tc>
           <w:tcPr>
-            <w:tcW w:w="383" w:type="dxa"/>
+            <w:tcW w:w="382" w:type="dxa"/>
             <w:shd w:val="clear" w:color="auto" w:fill="auto"/>
             <w:vAlign w:val="center"/>
             <w:hideMark/>
@@ -32253,7 +33349,7 @@
         </w:tc>
         <w:tc>
           <w:tcPr>
-            <w:tcW w:w="252" w:type="dxa"/>
+            <w:tcW w:w="350" w:type="dxa"/>
             <w:shd w:val="clear" w:color="auto" w:fill="auto"/>
             <w:vAlign w:val="center"/>
             <w:hideMark/>
@@ -32279,7 +33375,7 @@
         </w:trPr>
         <w:tc>
           <w:tcPr>
-            <w:tcW w:w="6410" w:type="dxa"/>
+            <w:tcW w:w="6313" w:type="dxa"/>
             <w:gridSpan w:val="2"/>
             <w:shd w:val="clear" w:color="000000" w:fill="BFBFBF"/>
             <w:vAlign w:val="center"/>
@@ -32313,7 +33409,7 @@
         </w:tc>
         <w:tc>
           <w:tcPr>
-            <w:tcW w:w="383" w:type="dxa"/>
+            <w:tcW w:w="382" w:type="dxa"/>
             <w:shd w:val="clear" w:color="000000" w:fill="BFBFBF"/>
             <w:vAlign w:val="center"/>
             <w:hideMark/>
@@ -32698,7 +33794,7 @@
         </w:tc>
         <w:tc>
           <w:tcPr>
-            <w:tcW w:w="252" w:type="dxa"/>
+            <w:tcW w:w="350" w:type="dxa"/>
             <w:shd w:val="clear" w:color="000000" w:fill="BFBFBF"/>
             <w:vAlign w:val="center"/>
             <w:hideMark/>
@@ -32737,7 +33833,7 @@
         </w:trPr>
         <w:tc>
           <w:tcPr>
-            <w:tcW w:w="6410" w:type="dxa"/>
+            <w:tcW w:w="6313" w:type="dxa"/>
             <w:gridSpan w:val="2"/>
             <w:vMerge w:val="restart"/>
             <w:shd w:val="clear" w:color="auto" w:fill="auto"/>
@@ -32767,7 +33863,7 @@
         </w:tc>
         <w:tc>
           <w:tcPr>
-            <w:tcW w:w="383" w:type="dxa"/>
+            <w:tcW w:w="382" w:type="dxa"/>
             <w:shd w:val="clear" w:color="auto" w:fill="auto"/>
             <w:vAlign w:val="center"/>
             <w:hideMark/>
@@ -33020,7 +34116,7 @@
         </w:tc>
         <w:tc>
           <w:tcPr>
-            <w:tcW w:w="252" w:type="dxa"/>
+            <w:tcW w:w="350" w:type="dxa"/>
             <w:shd w:val="clear" w:color="000000" w:fill="FFFF00"/>
             <w:vAlign w:val="center"/>
             <w:hideMark/>
@@ -33046,7 +34142,7 @@
         </w:trPr>
         <w:tc>
           <w:tcPr>
-            <w:tcW w:w="6410" w:type="dxa"/>
+            <w:tcW w:w="6313" w:type="dxa"/>
             <w:gridSpan w:val="2"/>
             <w:vMerge/>
             <w:vAlign w:val="center"/>
@@ -33066,7 +34162,7 @@
         </w:tc>
         <w:tc>
           <w:tcPr>
-            <w:tcW w:w="383" w:type="dxa"/>
+            <w:tcW w:w="382" w:type="dxa"/>
             <w:shd w:val="clear" w:color="auto" w:fill="auto"/>
             <w:vAlign w:val="center"/>
             <w:hideMark/>
@@ -33319,7 +34415,7 @@
         </w:tc>
         <w:tc>
           <w:tcPr>
-            <w:tcW w:w="252" w:type="dxa"/>
+            <w:tcW w:w="350" w:type="dxa"/>
             <w:shd w:val="clear" w:color="auto" w:fill="auto"/>
             <w:vAlign w:val="center"/>
             <w:hideMark/>
@@ -33345,7 +34441,7 @@
         </w:trPr>
         <w:tc>
           <w:tcPr>
-            <w:tcW w:w="5726" w:type="dxa"/>
+            <w:tcW w:w="5649" w:type="dxa"/>
             <w:vAlign w:val="center"/>
           </w:tcPr>
           <w:p>
@@ -33413,7 +34509,7 @@
         </w:tc>
         <w:tc>
           <w:tcPr>
-            <w:tcW w:w="5326" w:type="dxa"/>
+            <w:tcW w:w="5403" w:type="dxa"/>
             <w:gridSpan w:val="14"/>
             <w:vAlign w:val="center"/>
           </w:tcPr>
@@ -33424,6 +34520,69 @@
                 <w:rFonts w:ascii="Arial" w:hAnsi="Arial" w:cs="Arial"/>
               </w:rPr>
             </w:pPr>
+            <w:r>
+              <w:rPr>
+                <w:rFonts w:ascii="Arial" w:hAnsi="Arial" w:cs="Arial"/>
+                <w:b/>
+                <w:bCs/>
+                <w:noProof/>
+              </w:rPr>
+              <w:drawing>
+                <wp:anchor distT="0" distB="0" distL="114300" distR="114300" simplePos="0" relativeHeight="251664396" behindDoc="1" locked="0" layoutInCell="1" allowOverlap="1" wp14:anchorId="2DFB2644" wp14:editId="3C45911A">
+                  <wp:simplePos x="0" y="0"/>
+                  <wp:positionH relativeFrom="column">
+                    <wp:posOffset>915035</wp:posOffset>
+                  </wp:positionH>
+                  <wp:positionV relativeFrom="paragraph">
+                    <wp:posOffset>-538480</wp:posOffset>
+                  </wp:positionV>
+                  <wp:extent cx="1445895" cy="2065655"/>
+                  <wp:effectExtent l="0" t="0" r="0" b="0"/>
+                  <wp:wrapNone/>
+                  <wp:docPr id="199850502" name="Imagen 2" descr="Imagen que contiene animal&#10;&#10;El contenido generado por IA puede ser incorrecto."/>
+                  <wp:cNvGraphicFramePr>
+                    <a:graphicFrameLocks xmlns:a="http://schemas.openxmlformats.org/drawingml/2006/main" noChangeAspect="1"/>
+                  </wp:cNvGraphicFramePr>
+                  <a:graphic xmlns:a="http://schemas.openxmlformats.org/drawingml/2006/main">
+                    <a:graphicData uri="http://schemas.openxmlformats.org/drawingml/2006/picture">
+                      <pic:pic xmlns:pic="http://schemas.openxmlformats.org/drawingml/2006/picture">
+                        <pic:nvPicPr>
+                          <pic:cNvPr id="1616221648" name="Imagen 2" descr="Imagen que contiene animal&#10;&#10;El contenido generado por IA puede ser incorrecto."/>
+                          <pic:cNvPicPr/>
+                        </pic:nvPicPr>
+                        <pic:blipFill>
+                          <a:blip r:embed="rId6">
+                            <a:extLst>
+                              <a:ext uri="{28A0092B-C50C-407E-A947-70E740481C1C}">
+                                <a14:useLocalDpi xmlns:a14="http://schemas.microsoft.com/office/drawing/2010/main" val="0"/>
+                              </a:ext>
+                            </a:extLst>
+                          </a:blip>
+                          <a:stretch>
+                            <a:fillRect/>
+                          </a:stretch>
+                        </pic:blipFill>
+                        <pic:spPr>
+                          <a:xfrm rot="5400000">
+                            <a:off x="0" y="0"/>
+                            <a:ext cx="1445895" cy="2065655"/>
+                          </a:xfrm>
+                          <a:prstGeom prst="rect">
+                            <a:avLst/>
+                          </a:prstGeom>
+                        </pic:spPr>
+                      </pic:pic>
+                    </a:graphicData>
+                  </a:graphic>
+                  <wp14:sizeRelH relativeFrom="margin">
+                    <wp14:pctWidth>0</wp14:pctWidth>
+                  </wp14:sizeRelH>
+                  <wp14:sizeRelV relativeFrom="margin">
+                    <wp14:pctHeight>0</wp14:pctHeight>
+                  </wp14:sizeRelV>
+                </wp:anchor>
+              </w:drawing>
+            </w:r>
           </w:p>
           <w:p>
             <w:pPr>
@@ -33495,21 +34654,21 @@
         <w:tblLook w:val="04A0" w:firstRow="1" w:lastRow="0" w:firstColumn="1" w:lastColumn="0" w:noHBand="0" w:noVBand="1"/>
       </w:tblPr>
       <w:tblGrid>
-        <w:gridCol w:w="2353"/>
-        <w:gridCol w:w="391"/>
-        <w:gridCol w:w="746"/>
-        <w:gridCol w:w="672"/>
-        <w:gridCol w:w="741"/>
+        <w:gridCol w:w="2302"/>
+        <w:gridCol w:w="390"/>
+        <w:gridCol w:w="738"/>
+        <w:gridCol w:w="671"/>
+        <w:gridCol w:w="731"/>
         <w:gridCol w:w="424"/>
-        <w:gridCol w:w="295"/>
-        <w:gridCol w:w="666"/>
-        <w:gridCol w:w="701"/>
+        <w:gridCol w:w="286"/>
         <w:gridCol w:w="805"/>
-        <w:gridCol w:w="786"/>
-        <w:gridCol w:w="650"/>
-        <w:gridCol w:w="778"/>
-        <w:gridCol w:w="642"/>
-        <w:gridCol w:w="756"/>
+        <w:gridCol w:w="694"/>
+        <w:gridCol w:w="792"/>
+        <w:gridCol w:w="775"/>
+        <w:gridCol w:w="643"/>
+        <w:gridCol w:w="766"/>
+        <w:gridCol w:w="640"/>
+        <w:gridCol w:w="749"/>
         <w:gridCol w:w="7"/>
       </w:tblGrid>
       <w:tr>
@@ -33618,7 +34777,7 @@
                 <w:sz w:val="20"/>
                 <w:szCs w:val="16"/>
               </w:rPr>
-              <w:t>FEB</w:t>
+              <w:t>ABR</w:t>
             </w:r>
           </w:p>
         </w:tc>
@@ -33645,7 +34804,7 @@
                 <w:sz w:val="20"/>
                 <w:szCs w:val="16"/>
               </w:rPr>
-              <w:t>MAR</w:t>
+              <w:t>MAY</w:t>
             </w:r>
           </w:p>
         </w:tc>
@@ -33672,7 +34831,7 @@
                 <w:sz w:val="20"/>
                 <w:szCs w:val="16"/>
               </w:rPr>
-              <w:t>ABR</w:t>
+              <w:t>JUN</w:t>
             </w:r>
           </w:p>
         </w:tc>
@@ -33700,7 +34859,7 @@
                 <w:sz w:val="20"/>
                 <w:szCs w:val="16"/>
               </w:rPr>
-              <w:t>MAY</w:t>
+              <w:t>JUL</w:t>
             </w:r>
           </w:p>
         </w:tc>
@@ -33727,7 +34886,7 @@
                 <w:sz w:val="20"/>
                 <w:szCs w:val="16"/>
               </w:rPr>
-              <w:t>JUN</w:t>
+              <w:t>AGOS</w:t>
             </w:r>
           </w:p>
         </w:tc>
@@ -33754,7 +34913,7 @@
                 <w:sz w:val="20"/>
                 <w:szCs w:val="16"/>
               </w:rPr>
-              <w:t>JUL</w:t>
+              <w:t>SEP</w:t>
             </w:r>
           </w:p>
         </w:tc>
@@ -33781,7 +34940,7 @@
                 <w:sz w:val="20"/>
                 <w:szCs w:val="16"/>
               </w:rPr>
-              <w:t>AGOS</w:t>
+              <w:t>OCT</w:t>
             </w:r>
           </w:p>
         </w:tc>
@@ -33808,7 +34967,7 @@
                 <w:sz w:val="20"/>
                 <w:szCs w:val="16"/>
               </w:rPr>
-              <w:t>SEP</w:t>
+              <w:t>NOV</w:t>
             </w:r>
           </w:p>
         </w:tc>
@@ -33835,7 +34994,7 @@
                 <w:sz w:val="20"/>
                 <w:szCs w:val="16"/>
               </w:rPr>
-              <w:t>OCT</w:t>
+              <w:t>DIC</w:t>
             </w:r>
           </w:p>
         </w:tc>
@@ -33862,7 +35021,7 @@
                 <w:sz w:val="20"/>
                 <w:szCs w:val="16"/>
               </w:rPr>
-              <w:t>NOV</w:t>
+              <w:t>ENE</w:t>
             </w:r>
           </w:p>
         </w:tc>
@@ -33889,7 +35048,7 @@
                 <w:sz w:val="20"/>
                 <w:szCs w:val="16"/>
               </w:rPr>
-              <w:t>DIC</w:t>
+              <w:t>FEB</w:t>
             </w:r>
           </w:p>
         </w:tc>
@@ -33916,7 +35075,7 @@
                 <w:sz w:val="20"/>
                 <w:szCs w:val="16"/>
               </w:rPr>
-              <w:t>ENE</w:t>
+              <w:t>MAR</w:t>
             </w:r>
           </w:p>
         </w:tc>
@@ -35276,6 +36435,69 @@
                 <w:rFonts w:ascii="Arial" w:hAnsi="Arial" w:cs="Arial"/>
               </w:rPr>
             </w:pPr>
+            <w:r>
+              <w:rPr>
+                <w:rFonts w:ascii="Arial" w:hAnsi="Arial" w:cs="Arial"/>
+                <w:b/>
+                <w:bCs/>
+                <w:noProof/>
+              </w:rPr>
+              <w:drawing>
+                <wp:anchor distT="0" distB="0" distL="114300" distR="114300" simplePos="0" relativeHeight="251666444" behindDoc="1" locked="0" layoutInCell="1" allowOverlap="1" wp14:anchorId="0E6C6606" wp14:editId="5C8A9D42">
+                  <wp:simplePos x="0" y="0"/>
+                  <wp:positionH relativeFrom="column">
+                    <wp:posOffset>1193800</wp:posOffset>
+                  </wp:positionH>
+                  <wp:positionV relativeFrom="paragraph">
+                    <wp:posOffset>-610235</wp:posOffset>
+                  </wp:positionV>
+                  <wp:extent cx="1445895" cy="2065655"/>
+                  <wp:effectExtent l="0" t="0" r="0" b="0"/>
+                  <wp:wrapNone/>
+                  <wp:docPr id="1553741009" name="Imagen 2" descr="Imagen que contiene animal&#10;&#10;El contenido generado por IA puede ser incorrecto."/>
+                  <wp:cNvGraphicFramePr>
+                    <a:graphicFrameLocks xmlns:a="http://schemas.openxmlformats.org/drawingml/2006/main" noChangeAspect="1"/>
+                  </wp:cNvGraphicFramePr>
+                  <a:graphic xmlns:a="http://schemas.openxmlformats.org/drawingml/2006/main">
+                    <a:graphicData uri="http://schemas.openxmlformats.org/drawingml/2006/picture">
+                      <pic:pic xmlns:pic="http://schemas.openxmlformats.org/drawingml/2006/picture">
+                        <pic:nvPicPr>
+                          <pic:cNvPr id="1616221648" name="Imagen 2" descr="Imagen que contiene animal&#10;&#10;El contenido generado por IA puede ser incorrecto."/>
+                          <pic:cNvPicPr/>
+                        </pic:nvPicPr>
+                        <pic:blipFill>
+                          <a:blip r:embed="rId6">
+                            <a:extLst>
+                              <a:ext uri="{28A0092B-C50C-407E-A947-70E740481C1C}">
+                                <a14:useLocalDpi xmlns:a14="http://schemas.microsoft.com/office/drawing/2010/main" val="0"/>
+                              </a:ext>
+                            </a:extLst>
+                          </a:blip>
+                          <a:stretch>
+                            <a:fillRect/>
+                          </a:stretch>
+                        </pic:blipFill>
+                        <pic:spPr>
+                          <a:xfrm rot="5400000">
+                            <a:off x="0" y="0"/>
+                            <a:ext cx="1445895" cy="2065655"/>
+                          </a:xfrm>
+                          <a:prstGeom prst="rect">
+                            <a:avLst/>
+                          </a:prstGeom>
+                        </pic:spPr>
+                      </pic:pic>
+                    </a:graphicData>
+                  </a:graphic>
+                  <wp14:sizeRelH relativeFrom="margin">
+                    <wp14:pctWidth>0</wp14:pctWidth>
+                  </wp14:sizeRelH>
+                  <wp14:sizeRelV relativeFrom="margin">
+                    <wp14:pctHeight>0</wp14:pctHeight>
+                  </wp14:sizeRelV>
+                </wp:anchor>
+              </w:drawing>
+            </w:r>
           </w:p>
           <w:p>
             <w:pPr>
@@ -35376,21 +36598,21 @@
         <w:tblLook w:val="04A0" w:firstRow="1" w:lastRow="0" w:firstColumn="1" w:lastColumn="0" w:noHBand="0" w:noVBand="1"/>
       </w:tblPr>
       <w:tblGrid>
-        <w:gridCol w:w="2290"/>
-        <w:gridCol w:w="390"/>
-        <w:gridCol w:w="749"/>
-        <w:gridCol w:w="735"/>
-        <w:gridCol w:w="732"/>
-        <w:gridCol w:w="446"/>
-        <w:gridCol w:w="266"/>
-        <w:gridCol w:w="667"/>
-        <w:gridCol w:w="693"/>
+        <w:gridCol w:w="2243"/>
+        <w:gridCol w:w="389"/>
+        <w:gridCol w:w="741"/>
+        <w:gridCol w:w="729"/>
+        <w:gridCol w:w="723"/>
+        <w:gridCol w:w="445"/>
+        <w:gridCol w:w="258"/>
         <w:gridCol w:w="805"/>
-        <w:gridCol w:w="790"/>
-        <w:gridCol w:w="657"/>
-        <w:gridCol w:w="781"/>
-        <w:gridCol w:w="645"/>
-        <w:gridCol w:w="760"/>
+        <w:gridCol w:w="687"/>
+        <w:gridCol w:w="792"/>
+        <w:gridCol w:w="779"/>
+        <w:gridCol w:w="650"/>
+        <w:gridCol w:w="769"/>
+        <w:gridCol w:w="643"/>
+        <w:gridCol w:w="753"/>
         <w:gridCol w:w="7"/>
       </w:tblGrid>
       <w:tr>
@@ -35444,7 +36666,7 @@
         </w:trPr>
         <w:tc>
           <w:tcPr>
-            <w:tcW w:w="2736" w:type="dxa"/>
+            <w:tcW w:w="2680" w:type="dxa"/>
             <w:gridSpan w:val="2"/>
             <w:shd w:val="clear" w:color="auto" w:fill="BFBFBF" w:themeFill="background1" w:themeFillShade="BF"/>
             <w:vAlign w:val="center"/>
@@ -35468,6 +36690,304 @@
         </w:tc>
         <w:tc>
           <w:tcPr>
+            <w:tcW w:w="749" w:type="dxa"/>
+            <w:shd w:val="clear" w:color="auto" w:fill="BFBFBF" w:themeFill="background1" w:themeFillShade="BF"/>
+            <w:vAlign w:val="center"/>
+          </w:tcPr>
+          <w:p>
+            <w:pPr>
+              <w:jc w:val="center"/>
+              <w:rPr>
+                <w:rFonts w:ascii="Arial" w:hAnsi="Arial" w:cs="Arial"/>
+                <w:b/>
+                <w:sz w:val="20"/>
+                <w:szCs w:val="16"/>
+              </w:rPr>
+            </w:pPr>
+            <w:r>
+              <w:rPr>
+                <w:rFonts w:ascii="Arial" w:hAnsi="Arial" w:cs="Arial"/>
+                <w:b/>
+                <w:sz w:val="20"/>
+                <w:szCs w:val="16"/>
+              </w:rPr>
+              <w:t>ABR</w:t>
+            </w:r>
+          </w:p>
+        </w:tc>
+        <w:tc>
+          <w:tcPr>
+            <w:tcW w:w="735" w:type="dxa"/>
+            <w:shd w:val="clear" w:color="auto" w:fill="BFBFBF" w:themeFill="background1" w:themeFillShade="BF"/>
+            <w:vAlign w:val="center"/>
+          </w:tcPr>
+          <w:p>
+            <w:pPr>
+              <w:jc w:val="center"/>
+              <w:rPr>
+                <w:rFonts w:ascii="Arial" w:hAnsi="Arial" w:cs="Arial"/>
+                <w:b/>
+                <w:sz w:val="20"/>
+                <w:szCs w:val="16"/>
+              </w:rPr>
+            </w:pPr>
+            <w:r>
+              <w:rPr>
+                <w:rFonts w:ascii="Arial" w:hAnsi="Arial" w:cs="Arial"/>
+                <w:b/>
+                <w:sz w:val="20"/>
+                <w:szCs w:val="16"/>
+              </w:rPr>
+              <w:t>MAY</w:t>
+            </w:r>
+          </w:p>
+        </w:tc>
+        <w:tc>
+          <w:tcPr>
+            <w:tcW w:w="732" w:type="dxa"/>
+            <w:shd w:val="clear" w:color="auto" w:fill="BFBFBF" w:themeFill="background1" w:themeFillShade="BF"/>
+            <w:vAlign w:val="center"/>
+          </w:tcPr>
+          <w:p>
+            <w:pPr>
+              <w:jc w:val="center"/>
+              <w:rPr>
+                <w:rFonts w:ascii="Arial" w:hAnsi="Arial" w:cs="Arial"/>
+                <w:b/>
+                <w:sz w:val="20"/>
+                <w:szCs w:val="16"/>
+              </w:rPr>
+            </w:pPr>
+            <w:r>
+              <w:rPr>
+                <w:rFonts w:ascii="Arial" w:hAnsi="Arial" w:cs="Arial"/>
+                <w:b/>
+                <w:sz w:val="20"/>
+                <w:szCs w:val="16"/>
+              </w:rPr>
+              <w:t>JUN</w:t>
+            </w:r>
+          </w:p>
+        </w:tc>
+        <w:tc>
+          <w:tcPr>
+            <w:tcW w:w="712" w:type="dxa"/>
+            <w:gridSpan w:val="2"/>
+            <w:shd w:val="clear" w:color="auto" w:fill="BFBFBF" w:themeFill="background1" w:themeFillShade="BF"/>
+            <w:vAlign w:val="center"/>
+          </w:tcPr>
+          <w:p>
+            <w:pPr>
+              <w:jc w:val="center"/>
+              <w:rPr>
+                <w:rFonts w:ascii="Arial" w:hAnsi="Arial" w:cs="Arial"/>
+                <w:b/>
+                <w:sz w:val="20"/>
+                <w:szCs w:val="16"/>
+              </w:rPr>
+            </w:pPr>
+            <w:r>
+              <w:rPr>
+                <w:rFonts w:ascii="Arial" w:hAnsi="Arial" w:cs="Arial"/>
+                <w:b/>
+                <w:sz w:val="20"/>
+                <w:szCs w:val="16"/>
+              </w:rPr>
+              <w:t>JUL</w:t>
+            </w:r>
+          </w:p>
+        </w:tc>
+        <w:tc>
+          <w:tcPr>
+            <w:tcW w:w="667" w:type="dxa"/>
+            <w:shd w:val="clear" w:color="auto" w:fill="BFBFBF" w:themeFill="background1" w:themeFillShade="BF"/>
+            <w:vAlign w:val="center"/>
+          </w:tcPr>
+          <w:p>
+            <w:pPr>
+              <w:jc w:val="center"/>
+              <w:rPr>
+                <w:rFonts w:ascii="Arial" w:hAnsi="Arial" w:cs="Arial"/>
+                <w:b/>
+                <w:sz w:val="20"/>
+                <w:szCs w:val="16"/>
+              </w:rPr>
+            </w:pPr>
+            <w:r>
+              <w:rPr>
+                <w:rFonts w:ascii="Arial" w:hAnsi="Arial" w:cs="Arial"/>
+                <w:b/>
+                <w:sz w:val="20"/>
+                <w:szCs w:val="16"/>
+              </w:rPr>
+              <w:t>AGOS</w:t>
+            </w:r>
+          </w:p>
+        </w:tc>
+        <w:tc>
+          <w:tcPr>
+            <w:tcW w:w="693" w:type="dxa"/>
+            <w:shd w:val="clear" w:color="auto" w:fill="BFBFBF" w:themeFill="background1" w:themeFillShade="BF"/>
+            <w:vAlign w:val="center"/>
+          </w:tcPr>
+          <w:p>
+            <w:pPr>
+              <w:jc w:val="center"/>
+              <w:rPr>
+                <w:rFonts w:ascii="Arial" w:hAnsi="Arial" w:cs="Arial"/>
+                <w:b/>
+                <w:sz w:val="20"/>
+                <w:szCs w:val="16"/>
+              </w:rPr>
+            </w:pPr>
+            <w:r>
+              <w:rPr>
+                <w:rFonts w:ascii="Arial" w:hAnsi="Arial" w:cs="Arial"/>
+                <w:b/>
+                <w:sz w:val="20"/>
+                <w:szCs w:val="16"/>
+              </w:rPr>
+              <w:t>SEP</w:t>
+            </w:r>
+          </w:p>
+        </w:tc>
+        <w:tc>
+          <w:tcPr>
+            <w:tcW w:w="805" w:type="dxa"/>
+            <w:shd w:val="clear" w:color="auto" w:fill="BFBFBF" w:themeFill="background1" w:themeFillShade="BF"/>
+            <w:vAlign w:val="center"/>
+          </w:tcPr>
+          <w:p>
+            <w:pPr>
+              <w:jc w:val="center"/>
+              <w:rPr>
+                <w:rFonts w:ascii="Arial" w:hAnsi="Arial" w:cs="Arial"/>
+                <w:b/>
+                <w:sz w:val="20"/>
+                <w:szCs w:val="16"/>
+              </w:rPr>
+            </w:pPr>
+            <w:r>
+              <w:rPr>
+                <w:rFonts w:ascii="Arial" w:hAnsi="Arial" w:cs="Arial"/>
+                <w:b/>
+                <w:sz w:val="20"/>
+                <w:szCs w:val="16"/>
+              </w:rPr>
+              <w:t>OCT</w:t>
+            </w:r>
+          </w:p>
+        </w:tc>
+        <w:tc>
+          <w:tcPr>
+            <w:tcW w:w="790" w:type="dxa"/>
+            <w:shd w:val="clear" w:color="auto" w:fill="BFBFBF" w:themeFill="background1" w:themeFillShade="BF"/>
+            <w:vAlign w:val="center"/>
+          </w:tcPr>
+          <w:p>
+            <w:pPr>
+              <w:jc w:val="center"/>
+              <w:rPr>
+                <w:rFonts w:ascii="Arial" w:hAnsi="Arial" w:cs="Arial"/>
+                <w:b/>
+                <w:sz w:val="20"/>
+                <w:szCs w:val="16"/>
+              </w:rPr>
+            </w:pPr>
+            <w:r>
+              <w:rPr>
+                <w:rFonts w:ascii="Arial" w:hAnsi="Arial" w:cs="Arial"/>
+                <w:b/>
+                <w:sz w:val="20"/>
+                <w:szCs w:val="16"/>
+              </w:rPr>
+              <w:t>NOV</w:t>
+            </w:r>
+          </w:p>
+        </w:tc>
+        <w:tc>
+          <w:tcPr>
+            <w:tcW w:w="657" w:type="dxa"/>
+            <w:shd w:val="clear" w:color="auto" w:fill="BFBFBF" w:themeFill="background1" w:themeFillShade="BF"/>
+            <w:vAlign w:val="center"/>
+          </w:tcPr>
+          <w:p>
+            <w:pPr>
+              <w:jc w:val="center"/>
+              <w:rPr>
+                <w:rFonts w:ascii="Arial" w:hAnsi="Arial" w:cs="Arial"/>
+                <w:b/>
+                <w:sz w:val="20"/>
+                <w:szCs w:val="16"/>
+              </w:rPr>
+            </w:pPr>
+            <w:r>
+              <w:rPr>
+                <w:rFonts w:ascii="Arial" w:hAnsi="Arial" w:cs="Arial"/>
+                <w:b/>
+                <w:sz w:val="20"/>
+                <w:szCs w:val="16"/>
+              </w:rPr>
+              <w:t>DIC</w:t>
+            </w:r>
+          </w:p>
+        </w:tc>
+        <w:tc>
+          <w:tcPr>
+            <w:tcW w:w="781" w:type="dxa"/>
+            <w:shd w:val="clear" w:color="auto" w:fill="BFBFBF" w:themeFill="background1" w:themeFillShade="BF"/>
+            <w:vAlign w:val="center"/>
+          </w:tcPr>
+          <w:p>
+            <w:pPr>
+              <w:jc w:val="center"/>
+              <w:rPr>
+                <w:rFonts w:ascii="Arial" w:hAnsi="Arial" w:cs="Arial"/>
+                <w:b/>
+                <w:sz w:val="20"/>
+                <w:szCs w:val="16"/>
+              </w:rPr>
+            </w:pPr>
+            <w:r>
+              <w:rPr>
+                <w:rFonts w:ascii="Arial" w:hAnsi="Arial" w:cs="Arial"/>
+                <w:b/>
+                <w:sz w:val="20"/>
+                <w:szCs w:val="16"/>
+              </w:rPr>
+              <w:t>ENE</w:t>
+            </w:r>
+          </w:p>
+        </w:tc>
+        <w:tc>
+          <w:tcPr>
+            <w:tcW w:w="645" w:type="dxa"/>
+            <w:shd w:val="clear" w:color="auto" w:fill="BFBFBF" w:themeFill="background1" w:themeFillShade="BF"/>
+            <w:vAlign w:val="center"/>
+          </w:tcPr>
+          <w:p>
+            <w:pPr>
+              <w:jc w:val="center"/>
+              <w:rPr>
+                <w:rFonts w:ascii="Arial" w:hAnsi="Arial" w:cs="Arial"/>
+                <w:b/>
+                <w:sz w:val="20"/>
+                <w:szCs w:val="16"/>
+              </w:rPr>
+            </w:pPr>
+            <w:r>
+              <w:rPr>
+                <w:rFonts w:ascii="Arial" w:hAnsi="Arial" w:cs="Arial"/>
+                <w:b/>
+                <w:sz w:val="20"/>
+                <w:szCs w:val="16"/>
+              </w:rPr>
+              <w:t>FEB</w:t>
+            </w:r>
+          </w:p>
+        </w:tc>
+        <w:tc>
+          <w:tcPr>
             <w:tcW w:w="760" w:type="dxa"/>
             <w:shd w:val="clear" w:color="auto" w:fill="BFBFBF" w:themeFill="background1" w:themeFillShade="BF"/>
             <w:vAlign w:val="center"/>
@@ -35489,305 +37009,7 @@
                 <w:sz w:val="20"/>
                 <w:szCs w:val="16"/>
               </w:rPr>
-              <w:t>FEB</w:t>
-            </w:r>
-          </w:p>
-        </w:tc>
-        <w:tc>
-          <w:tcPr>
-            <w:tcW w:w="740" w:type="dxa"/>
-            <w:shd w:val="clear" w:color="auto" w:fill="BFBFBF" w:themeFill="background1" w:themeFillShade="BF"/>
-            <w:vAlign w:val="center"/>
-          </w:tcPr>
-          <w:p>
-            <w:pPr>
-              <w:jc w:val="center"/>
-              <w:rPr>
-                <w:rFonts w:ascii="Arial" w:hAnsi="Arial" w:cs="Arial"/>
-                <w:b/>
-                <w:sz w:val="20"/>
-                <w:szCs w:val="16"/>
-              </w:rPr>
-            </w:pPr>
-            <w:r>
-              <w:rPr>
-                <w:rFonts w:ascii="Arial" w:hAnsi="Arial" w:cs="Arial"/>
-                <w:b/>
-                <w:sz w:val="20"/>
-                <w:szCs w:val="16"/>
-              </w:rPr>
               <w:t>MAR</w:t>
-            </w:r>
-          </w:p>
-        </w:tc>
-        <w:tc>
-          <w:tcPr>
-            <w:tcW w:w="739" w:type="dxa"/>
-            <w:shd w:val="clear" w:color="auto" w:fill="BFBFBF" w:themeFill="background1" w:themeFillShade="BF"/>
-            <w:vAlign w:val="center"/>
-          </w:tcPr>
-          <w:p>
-            <w:pPr>
-              <w:jc w:val="center"/>
-              <w:rPr>
-                <w:rFonts w:ascii="Arial" w:hAnsi="Arial" w:cs="Arial"/>
-                <w:b/>
-                <w:sz w:val="20"/>
-                <w:szCs w:val="16"/>
-              </w:rPr>
-            </w:pPr>
-            <w:r>
-              <w:rPr>
-                <w:rFonts w:ascii="Arial" w:hAnsi="Arial" w:cs="Arial"/>
-                <w:b/>
-                <w:sz w:val="20"/>
-                <w:szCs w:val="16"/>
-              </w:rPr>
-              <w:t>ABR</w:t>
-            </w:r>
-          </w:p>
-        </w:tc>
-        <w:tc>
-          <w:tcPr>
-            <w:tcW w:w="716" w:type="dxa"/>
-            <w:gridSpan w:val="2"/>
-            <w:shd w:val="clear" w:color="auto" w:fill="BFBFBF" w:themeFill="background1" w:themeFillShade="BF"/>
-            <w:vAlign w:val="center"/>
-          </w:tcPr>
-          <w:p>
-            <w:pPr>
-              <w:jc w:val="center"/>
-              <w:rPr>
-                <w:rFonts w:ascii="Arial" w:hAnsi="Arial" w:cs="Arial"/>
-                <w:b/>
-                <w:sz w:val="20"/>
-                <w:szCs w:val="16"/>
-              </w:rPr>
-            </w:pPr>
-            <w:r>
-              <w:rPr>
-                <w:rFonts w:ascii="Arial" w:hAnsi="Arial" w:cs="Arial"/>
-                <w:b/>
-                <w:sz w:val="20"/>
-                <w:szCs w:val="16"/>
-              </w:rPr>
-              <w:t>MAY</w:t>
-            </w:r>
-          </w:p>
-        </w:tc>
-        <w:tc>
-          <w:tcPr>
-            <w:tcW w:w="671" w:type="dxa"/>
-            <w:shd w:val="clear" w:color="auto" w:fill="BFBFBF" w:themeFill="background1" w:themeFillShade="BF"/>
-            <w:vAlign w:val="center"/>
-          </w:tcPr>
-          <w:p>
-            <w:pPr>
-              <w:jc w:val="center"/>
-              <w:rPr>
-                <w:rFonts w:ascii="Arial" w:hAnsi="Arial" w:cs="Arial"/>
-                <w:b/>
-                <w:sz w:val="20"/>
-                <w:szCs w:val="16"/>
-              </w:rPr>
-            </w:pPr>
-            <w:r>
-              <w:rPr>
-                <w:rFonts w:ascii="Arial" w:hAnsi="Arial" w:cs="Arial"/>
-                <w:b/>
-                <w:sz w:val="20"/>
-                <w:szCs w:val="16"/>
-              </w:rPr>
-              <w:t>JUN</w:t>
-            </w:r>
-          </w:p>
-        </w:tc>
-        <w:tc>
-          <w:tcPr>
-            <w:tcW w:w="701" w:type="dxa"/>
-            <w:shd w:val="clear" w:color="auto" w:fill="BFBFBF" w:themeFill="background1" w:themeFillShade="BF"/>
-            <w:vAlign w:val="center"/>
-          </w:tcPr>
-          <w:p>
-            <w:pPr>
-              <w:jc w:val="center"/>
-              <w:rPr>
-                <w:rFonts w:ascii="Arial" w:hAnsi="Arial" w:cs="Arial"/>
-                <w:b/>
-                <w:sz w:val="20"/>
-                <w:szCs w:val="16"/>
-              </w:rPr>
-            </w:pPr>
-            <w:r>
-              <w:rPr>
-                <w:rFonts w:ascii="Arial" w:hAnsi="Arial" w:cs="Arial"/>
-                <w:b/>
-                <w:sz w:val="20"/>
-                <w:szCs w:val="16"/>
-              </w:rPr>
-              <w:t>JUL</w:t>
-            </w:r>
-          </w:p>
-        </w:tc>
-        <w:tc>
-          <w:tcPr>
-            <w:tcW w:w="665" w:type="dxa"/>
-            <w:shd w:val="clear" w:color="auto" w:fill="BFBFBF" w:themeFill="background1" w:themeFillShade="BF"/>
-            <w:vAlign w:val="center"/>
-          </w:tcPr>
-          <w:p>
-            <w:pPr>
-              <w:jc w:val="center"/>
-              <w:rPr>
-                <w:rFonts w:ascii="Arial" w:hAnsi="Arial" w:cs="Arial"/>
-                <w:b/>
-                <w:sz w:val="20"/>
-                <w:szCs w:val="16"/>
-              </w:rPr>
-            </w:pPr>
-            <w:r>
-              <w:rPr>
-                <w:rFonts w:ascii="Arial" w:hAnsi="Arial" w:cs="Arial"/>
-                <w:b/>
-                <w:sz w:val="20"/>
-                <w:szCs w:val="16"/>
-              </w:rPr>
-              <w:t>AGOS</w:t>
-            </w:r>
-          </w:p>
-        </w:tc>
-        <w:tc>
-          <w:tcPr>
-            <w:tcW w:w="805" w:type="dxa"/>
-            <w:shd w:val="clear" w:color="auto" w:fill="BFBFBF" w:themeFill="background1" w:themeFillShade="BF"/>
-            <w:vAlign w:val="center"/>
-          </w:tcPr>
-          <w:p>
-            <w:pPr>
-              <w:jc w:val="center"/>
-              <w:rPr>
-                <w:rFonts w:ascii="Arial" w:hAnsi="Arial" w:cs="Arial"/>
-                <w:b/>
-                <w:sz w:val="20"/>
-                <w:szCs w:val="16"/>
-              </w:rPr>
-            </w:pPr>
-            <w:r>
-              <w:rPr>
-                <w:rFonts w:ascii="Arial" w:hAnsi="Arial" w:cs="Arial"/>
-                <w:b/>
-                <w:sz w:val="20"/>
-                <w:szCs w:val="16"/>
-              </w:rPr>
-              <w:t>SEP</w:t>
-            </w:r>
-          </w:p>
-        </w:tc>
-        <w:tc>
-          <w:tcPr>
-            <w:tcW w:w="658" w:type="dxa"/>
-            <w:shd w:val="clear" w:color="auto" w:fill="BFBFBF" w:themeFill="background1" w:themeFillShade="BF"/>
-            <w:vAlign w:val="center"/>
-          </w:tcPr>
-          <w:p>
-            <w:pPr>
-              <w:jc w:val="center"/>
-              <w:rPr>
-                <w:rFonts w:ascii="Arial" w:hAnsi="Arial" w:cs="Arial"/>
-                <w:b/>
-                <w:sz w:val="20"/>
-                <w:szCs w:val="16"/>
-              </w:rPr>
-            </w:pPr>
-            <w:r>
-              <w:rPr>
-                <w:rFonts w:ascii="Arial" w:hAnsi="Arial" w:cs="Arial"/>
-                <w:b/>
-                <w:sz w:val="20"/>
-                <w:szCs w:val="16"/>
-              </w:rPr>
-              <w:t>OCT</w:t>
-            </w:r>
-          </w:p>
-        </w:tc>
-        <w:tc>
-          <w:tcPr>
-            <w:tcW w:w="792" w:type="dxa"/>
-            <w:shd w:val="clear" w:color="auto" w:fill="BFBFBF" w:themeFill="background1" w:themeFillShade="BF"/>
-            <w:vAlign w:val="center"/>
-          </w:tcPr>
-          <w:p>
-            <w:pPr>
-              <w:jc w:val="center"/>
-              <w:rPr>
-                <w:rFonts w:ascii="Arial" w:hAnsi="Arial" w:cs="Arial"/>
-                <w:b/>
-                <w:sz w:val="20"/>
-                <w:szCs w:val="16"/>
-              </w:rPr>
-            </w:pPr>
-            <w:r>
-              <w:rPr>
-                <w:rFonts w:ascii="Arial" w:hAnsi="Arial" w:cs="Arial"/>
-                <w:b/>
-                <w:sz w:val="20"/>
-                <w:szCs w:val="16"/>
-              </w:rPr>
-              <w:t>NOV</w:t>
-            </w:r>
-          </w:p>
-        </w:tc>
-        <w:tc>
-          <w:tcPr>
-            <w:tcW w:w="652" w:type="dxa"/>
-            <w:shd w:val="clear" w:color="auto" w:fill="BFBFBF" w:themeFill="background1" w:themeFillShade="BF"/>
-            <w:vAlign w:val="center"/>
-          </w:tcPr>
-          <w:p>
-            <w:pPr>
-              <w:jc w:val="center"/>
-              <w:rPr>
-                <w:rFonts w:ascii="Arial" w:hAnsi="Arial" w:cs="Arial"/>
-                <w:b/>
-                <w:sz w:val="20"/>
-                <w:szCs w:val="16"/>
-              </w:rPr>
-            </w:pPr>
-            <w:r>
-              <w:rPr>
-                <w:rFonts w:ascii="Arial" w:hAnsi="Arial" w:cs="Arial"/>
-                <w:b/>
-                <w:sz w:val="20"/>
-                <w:szCs w:val="16"/>
-              </w:rPr>
-              <w:t>DIC</w:t>
-            </w:r>
-          </w:p>
-        </w:tc>
-        <w:tc>
-          <w:tcPr>
-            <w:tcW w:w="771" w:type="dxa"/>
-            <w:shd w:val="clear" w:color="auto" w:fill="BFBFBF" w:themeFill="background1" w:themeFillShade="BF"/>
-            <w:vAlign w:val="center"/>
-          </w:tcPr>
-          <w:p>
-            <w:pPr>
-              <w:jc w:val="center"/>
-              <w:rPr>
-                <w:rFonts w:ascii="Arial" w:hAnsi="Arial" w:cs="Arial"/>
-                <w:b/>
-                <w:sz w:val="20"/>
-                <w:szCs w:val="16"/>
-              </w:rPr>
-            </w:pPr>
-            <w:r>
-              <w:rPr>
-                <w:rFonts w:ascii="Arial" w:hAnsi="Arial" w:cs="Arial"/>
-                <w:b/>
-                <w:sz w:val="20"/>
-                <w:szCs w:val="16"/>
-              </w:rPr>
-              <w:t>ENE</w:t>
             </w:r>
           </w:p>
         </w:tc>
@@ -35801,7 +37023,7 @@
         </w:trPr>
         <w:tc>
           <w:tcPr>
-            <w:tcW w:w="2344" w:type="dxa"/>
+            <w:tcW w:w="2290" w:type="dxa"/>
             <w:vMerge w:val="restart"/>
             <w:vAlign w:val="center"/>
           </w:tcPr>
@@ -35821,7 +37043,7 @@
         </w:tc>
         <w:tc>
           <w:tcPr>
-            <w:tcW w:w="392" w:type="dxa"/>
+            <w:tcW w:w="390" w:type="dxa"/>
             <w:vAlign w:val="center"/>
           </w:tcPr>
           <w:p>
@@ -35843,152 +37065,152 @@
         </w:tc>
         <w:tc>
           <w:tcPr>
+            <w:tcW w:w="749" w:type="dxa"/>
+            <w:vAlign w:val="center"/>
+          </w:tcPr>
+          <w:p>
+            <w:pPr>
+              <w:rPr>
+                <w:rFonts w:ascii="Arial" w:hAnsi="Arial" w:cs="Arial"/>
+              </w:rPr>
+            </w:pPr>
+          </w:p>
+        </w:tc>
+        <w:tc>
+          <w:tcPr>
+            <w:tcW w:w="735" w:type="dxa"/>
+            <w:vAlign w:val="center"/>
+          </w:tcPr>
+          <w:p>
+            <w:pPr>
+              <w:rPr>
+                <w:rFonts w:ascii="Arial" w:hAnsi="Arial" w:cs="Arial"/>
+              </w:rPr>
+            </w:pPr>
+          </w:p>
+        </w:tc>
+        <w:tc>
+          <w:tcPr>
+            <w:tcW w:w="732" w:type="dxa"/>
+            <w:vAlign w:val="center"/>
+          </w:tcPr>
+          <w:p>
+            <w:pPr>
+              <w:rPr>
+                <w:rFonts w:ascii="Arial" w:hAnsi="Arial" w:cs="Arial"/>
+              </w:rPr>
+            </w:pPr>
+          </w:p>
+        </w:tc>
+        <w:tc>
+          <w:tcPr>
+            <w:tcW w:w="712" w:type="dxa"/>
+            <w:gridSpan w:val="2"/>
+            <w:vAlign w:val="center"/>
+          </w:tcPr>
+          <w:p>
+            <w:pPr>
+              <w:rPr>
+                <w:rFonts w:ascii="Arial" w:hAnsi="Arial" w:cs="Arial"/>
+              </w:rPr>
+            </w:pPr>
+          </w:p>
+        </w:tc>
+        <w:tc>
+          <w:tcPr>
+            <w:tcW w:w="667" w:type="dxa"/>
+            <w:vAlign w:val="center"/>
+          </w:tcPr>
+          <w:p>
+            <w:pPr>
+              <w:rPr>
+                <w:rFonts w:ascii="Arial" w:hAnsi="Arial" w:cs="Arial"/>
+              </w:rPr>
+            </w:pPr>
+          </w:p>
+        </w:tc>
+        <w:tc>
+          <w:tcPr>
+            <w:tcW w:w="693" w:type="dxa"/>
+            <w:vAlign w:val="center"/>
+          </w:tcPr>
+          <w:p>
+            <w:pPr>
+              <w:rPr>
+                <w:rFonts w:ascii="Arial" w:hAnsi="Arial" w:cs="Arial"/>
+              </w:rPr>
+            </w:pPr>
+          </w:p>
+        </w:tc>
+        <w:tc>
+          <w:tcPr>
+            <w:tcW w:w="805" w:type="dxa"/>
+            <w:shd w:val="clear" w:color="auto" w:fill="000000" w:themeFill="text1"/>
+            <w:vAlign w:val="center"/>
+          </w:tcPr>
+          <w:p>
+            <w:pPr>
+              <w:rPr>
+                <w:rFonts w:ascii="Arial" w:hAnsi="Arial" w:cs="Arial"/>
+              </w:rPr>
+            </w:pPr>
+          </w:p>
+        </w:tc>
+        <w:tc>
+          <w:tcPr>
+            <w:tcW w:w="790" w:type="dxa"/>
+            <w:vAlign w:val="center"/>
+          </w:tcPr>
+          <w:p>
+            <w:pPr>
+              <w:rPr>
+                <w:rFonts w:ascii="Arial" w:hAnsi="Arial" w:cs="Arial"/>
+              </w:rPr>
+            </w:pPr>
+          </w:p>
+        </w:tc>
+        <w:tc>
+          <w:tcPr>
+            <w:tcW w:w="657" w:type="dxa"/>
+            <w:vAlign w:val="center"/>
+          </w:tcPr>
+          <w:p>
+            <w:pPr>
+              <w:rPr>
+                <w:rFonts w:ascii="Arial" w:hAnsi="Arial" w:cs="Arial"/>
+              </w:rPr>
+            </w:pPr>
+          </w:p>
+        </w:tc>
+        <w:tc>
+          <w:tcPr>
+            <w:tcW w:w="781" w:type="dxa"/>
+            <w:vAlign w:val="center"/>
+          </w:tcPr>
+          <w:p>
+            <w:pPr>
+              <w:rPr>
+                <w:rFonts w:ascii="Arial" w:hAnsi="Arial" w:cs="Arial"/>
+              </w:rPr>
+            </w:pPr>
+          </w:p>
+        </w:tc>
+        <w:tc>
+          <w:tcPr>
+            <w:tcW w:w="645" w:type="dxa"/>
+            <w:vAlign w:val="center"/>
+          </w:tcPr>
+          <w:p>
+            <w:pPr>
+              <w:rPr>
+                <w:rFonts w:ascii="Arial" w:hAnsi="Arial" w:cs="Arial"/>
+              </w:rPr>
+            </w:pPr>
+          </w:p>
+        </w:tc>
+        <w:tc>
+          <w:tcPr>
             <w:tcW w:w="760" w:type="dxa"/>
-            <w:vAlign w:val="center"/>
-          </w:tcPr>
-          <w:p>
-            <w:pPr>
-              <w:rPr>
-                <w:rFonts w:ascii="Arial" w:hAnsi="Arial" w:cs="Arial"/>
-              </w:rPr>
-            </w:pPr>
-          </w:p>
-        </w:tc>
-        <w:tc>
-          <w:tcPr>
-            <w:tcW w:w="740" w:type="dxa"/>
-            <w:vAlign w:val="center"/>
-          </w:tcPr>
-          <w:p>
-            <w:pPr>
-              <w:rPr>
-                <w:rFonts w:ascii="Arial" w:hAnsi="Arial" w:cs="Arial"/>
-              </w:rPr>
-            </w:pPr>
-          </w:p>
-        </w:tc>
-        <w:tc>
-          <w:tcPr>
-            <w:tcW w:w="739" w:type="dxa"/>
-            <w:vAlign w:val="center"/>
-          </w:tcPr>
-          <w:p>
-            <w:pPr>
-              <w:rPr>
-                <w:rFonts w:ascii="Arial" w:hAnsi="Arial" w:cs="Arial"/>
-              </w:rPr>
-            </w:pPr>
-          </w:p>
-        </w:tc>
-        <w:tc>
-          <w:tcPr>
-            <w:tcW w:w="716" w:type="dxa"/>
-            <w:gridSpan w:val="2"/>
-            <w:vAlign w:val="center"/>
-          </w:tcPr>
-          <w:p>
-            <w:pPr>
-              <w:rPr>
-                <w:rFonts w:ascii="Arial" w:hAnsi="Arial" w:cs="Arial"/>
-              </w:rPr>
-            </w:pPr>
-          </w:p>
-        </w:tc>
-        <w:tc>
-          <w:tcPr>
-            <w:tcW w:w="671" w:type="dxa"/>
-            <w:vAlign w:val="center"/>
-          </w:tcPr>
-          <w:p>
-            <w:pPr>
-              <w:rPr>
-                <w:rFonts w:ascii="Arial" w:hAnsi="Arial" w:cs="Arial"/>
-              </w:rPr>
-            </w:pPr>
-          </w:p>
-        </w:tc>
-        <w:tc>
-          <w:tcPr>
-            <w:tcW w:w="701" w:type="dxa"/>
-            <w:vAlign w:val="center"/>
-          </w:tcPr>
-          <w:p>
-            <w:pPr>
-              <w:rPr>
-                <w:rFonts w:ascii="Arial" w:hAnsi="Arial" w:cs="Arial"/>
-              </w:rPr>
-            </w:pPr>
-          </w:p>
-        </w:tc>
-        <w:tc>
-          <w:tcPr>
-            <w:tcW w:w="665" w:type="dxa"/>
-            <w:shd w:val="clear" w:color="auto" w:fill="000000" w:themeFill="text1"/>
-            <w:vAlign w:val="center"/>
-          </w:tcPr>
-          <w:p>
-            <w:pPr>
-              <w:rPr>
-                <w:rFonts w:ascii="Arial" w:hAnsi="Arial" w:cs="Arial"/>
-              </w:rPr>
-            </w:pPr>
-          </w:p>
-        </w:tc>
-        <w:tc>
-          <w:tcPr>
-            <w:tcW w:w="805" w:type="dxa"/>
-            <w:vAlign w:val="center"/>
-          </w:tcPr>
-          <w:p>
-            <w:pPr>
-              <w:rPr>
-                <w:rFonts w:ascii="Arial" w:hAnsi="Arial" w:cs="Arial"/>
-              </w:rPr>
-            </w:pPr>
-          </w:p>
-        </w:tc>
-        <w:tc>
-          <w:tcPr>
-            <w:tcW w:w="658" w:type="dxa"/>
-            <w:vAlign w:val="center"/>
-          </w:tcPr>
-          <w:p>
-            <w:pPr>
-              <w:rPr>
-                <w:rFonts w:ascii="Arial" w:hAnsi="Arial" w:cs="Arial"/>
-              </w:rPr>
-            </w:pPr>
-          </w:p>
-        </w:tc>
-        <w:tc>
-          <w:tcPr>
-            <w:tcW w:w="792" w:type="dxa"/>
-            <w:vAlign w:val="center"/>
-          </w:tcPr>
-          <w:p>
-            <w:pPr>
-              <w:rPr>
-                <w:rFonts w:ascii="Arial" w:hAnsi="Arial" w:cs="Arial"/>
-              </w:rPr>
-            </w:pPr>
-          </w:p>
-        </w:tc>
-        <w:tc>
-          <w:tcPr>
-            <w:tcW w:w="652" w:type="dxa"/>
-            <w:vAlign w:val="center"/>
-          </w:tcPr>
-          <w:p>
-            <w:pPr>
-              <w:rPr>
-                <w:rFonts w:ascii="Arial" w:hAnsi="Arial" w:cs="Arial"/>
-              </w:rPr>
-            </w:pPr>
-          </w:p>
-        </w:tc>
-        <w:tc>
-          <w:tcPr>
-            <w:tcW w:w="771" w:type="dxa"/>
             <w:vAlign w:val="center"/>
           </w:tcPr>
           <w:p>
@@ -36009,7 +37231,7 @@
         </w:trPr>
         <w:tc>
           <w:tcPr>
-            <w:tcW w:w="2344" w:type="dxa"/>
+            <w:tcW w:w="2290" w:type="dxa"/>
             <w:vMerge/>
             <w:vAlign w:val="center"/>
           </w:tcPr>
@@ -36023,7 +37245,7 @@
         </w:tc>
         <w:tc>
           <w:tcPr>
-            <w:tcW w:w="392" w:type="dxa"/>
+            <w:tcW w:w="390" w:type="dxa"/>
             <w:vAlign w:val="center"/>
           </w:tcPr>
           <w:p>
@@ -36045,158 +37267,158 @@
         </w:tc>
         <w:tc>
           <w:tcPr>
+            <w:tcW w:w="749" w:type="dxa"/>
+            <w:shd w:val="clear" w:color="auto" w:fill="00B050"/>
+            <w:vAlign w:val="center"/>
+          </w:tcPr>
+          <w:p>
+            <w:pPr>
+              <w:rPr>
+                <w:rFonts w:ascii="Arial" w:hAnsi="Arial" w:cs="Arial"/>
+              </w:rPr>
+            </w:pPr>
+          </w:p>
+        </w:tc>
+        <w:tc>
+          <w:tcPr>
+            <w:tcW w:w="735" w:type="dxa"/>
+            <w:vAlign w:val="center"/>
+          </w:tcPr>
+          <w:p>
+            <w:pPr>
+              <w:rPr>
+                <w:rFonts w:ascii="Arial" w:hAnsi="Arial" w:cs="Arial"/>
+              </w:rPr>
+            </w:pPr>
+          </w:p>
+        </w:tc>
+        <w:tc>
+          <w:tcPr>
+            <w:tcW w:w="732" w:type="dxa"/>
+            <w:vAlign w:val="center"/>
+          </w:tcPr>
+          <w:p>
+            <w:pPr>
+              <w:rPr>
+                <w:rFonts w:ascii="Arial" w:hAnsi="Arial" w:cs="Arial"/>
+              </w:rPr>
+            </w:pPr>
+          </w:p>
+        </w:tc>
+        <w:tc>
+          <w:tcPr>
+            <w:tcW w:w="712" w:type="dxa"/>
+            <w:gridSpan w:val="2"/>
+            <w:shd w:val="clear" w:color="auto" w:fill="auto"/>
+            <w:vAlign w:val="center"/>
+          </w:tcPr>
+          <w:p>
+            <w:pPr>
+              <w:rPr>
+                <w:rFonts w:ascii="Arial" w:hAnsi="Arial" w:cs="Arial"/>
+              </w:rPr>
+            </w:pPr>
+          </w:p>
+        </w:tc>
+        <w:tc>
+          <w:tcPr>
+            <w:tcW w:w="667" w:type="dxa"/>
+            <w:shd w:val="clear" w:color="auto" w:fill="auto"/>
+            <w:vAlign w:val="center"/>
+          </w:tcPr>
+          <w:p>
+            <w:pPr>
+              <w:rPr>
+                <w:rFonts w:ascii="Arial" w:hAnsi="Arial" w:cs="Arial"/>
+              </w:rPr>
+            </w:pPr>
+          </w:p>
+        </w:tc>
+        <w:tc>
+          <w:tcPr>
+            <w:tcW w:w="693" w:type="dxa"/>
+            <w:shd w:val="clear" w:color="auto" w:fill="auto"/>
+            <w:vAlign w:val="center"/>
+          </w:tcPr>
+          <w:p>
+            <w:pPr>
+              <w:rPr>
+                <w:rFonts w:ascii="Arial" w:hAnsi="Arial" w:cs="Arial"/>
+              </w:rPr>
+            </w:pPr>
+          </w:p>
+        </w:tc>
+        <w:tc>
+          <w:tcPr>
+            <w:tcW w:w="805" w:type="dxa"/>
+            <w:shd w:val="clear" w:color="auto" w:fill="auto"/>
+            <w:vAlign w:val="center"/>
+          </w:tcPr>
+          <w:p>
+            <w:pPr>
+              <w:rPr>
+                <w:rFonts w:ascii="Arial" w:hAnsi="Arial" w:cs="Arial"/>
+              </w:rPr>
+            </w:pPr>
+          </w:p>
+        </w:tc>
+        <w:tc>
+          <w:tcPr>
+            <w:tcW w:w="790" w:type="dxa"/>
+            <w:shd w:val="clear" w:color="auto" w:fill="auto"/>
+            <w:vAlign w:val="center"/>
+          </w:tcPr>
+          <w:p>
+            <w:pPr>
+              <w:rPr>
+                <w:rFonts w:ascii="Arial" w:hAnsi="Arial" w:cs="Arial"/>
+              </w:rPr>
+            </w:pPr>
+          </w:p>
+        </w:tc>
+        <w:tc>
+          <w:tcPr>
+            <w:tcW w:w="657" w:type="dxa"/>
+            <w:vAlign w:val="center"/>
+          </w:tcPr>
+          <w:p>
+            <w:pPr>
+              <w:rPr>
+                <w:rFonts w:ascii="Arial" w:hAnsi="Arial" w:cs="Arial"/>
+              </w:rPr>
+            </w:pPr>
+          </w:p>
+        </w:tc>
+        <w:tc>
+          <w:tcPr>
+            <w:tcW w:w="781" w:type="dxa"/>
+            <w:shd w:val="clear" w:color="auto" w:fill="auto"/>
+            <w:vAlign w:val="center"/>
+          </w:tcPr>
+          <w:p>
+            <w:pPr>
+              <w:rPr>
+                <w:rFonts w:ascii="Arial" w:hAnsi="Arial" w:cs="Arial"/>
+              </w:rPr>
+            </w:pPr>
+          </w:p>
+        </w:tc>
+        <w:tc>
+          <w:tcPr>
+            <w:tcW w:w="645" w:type="dxa"/>
+            <w:vAlign w:val="center"/>
+          </w:tcPr>
+          <w:p>
+            <w:pPr>
+              <w:rPr>
+                <w:rFonts w:ascii="Arial" w:hAnsi="Arial" w:cs="Arial"/>
+              </w:rPr>
+            </w:pPr>
+          </w:p>
+        </w:tc>
+        <w:tc>
+          <w:tcPr>
             <w:tcW w:w="760" w:type="dxa"/>
-            <w:shd w:val="clear" w:color="auto" w:fill="00B050"/>
-            <w:vAlign w:val="center"/>
-          </w:tcPr>
-          <w:p>
-            <w:pPr>
-              <w:rPr>
-                <w:rFonts w:ascii="Arial" w:hAnsi="Arial" w:cs="Arial"/>
-              </w:rPr>
-            </w:pPr>
-          </w:p>
-        </w:tc>
-        <w:tc>
-          <w:tcPr>
-            <w:tcW w:w="740" w:type="dxa"/>
-            <w:vAlign w:val="center"/>
-          </w:tcPr>
-          <w:p>
-            <w:pPr>
-              <w:rPr>
-                <w:rFonts w:ascii="Arial" w:hAnsi="Arial" w:cs="Arial"/>
-              </w:rPr>
-            </w:pPr>
-          </w:p>
-        </w:tc>
-        <w:tc>
-          <w:tcPr>
-            <w:tcW w:w="739" w:type="dxa"/>
-            <w:vAlign w:val="center"/>
-          </w:tcPr>
-          <w:p>
-            <w:pPr>
-              <w:rPr>
-                <w:rFonts w:ascii="Arial" w:hAnsi="Arial" w:cs="Arial"/>
-              </w:rPr>
-            </w:pPr>
-          </w:p>
-        </w:tc>
-        <w:tc>
-          <w:tcPr>
-            <w:tcW w:w="716" w:type="dxa"/>
-            <w:gridSpan w:val="2"/>
-            <w:shd w:val="clear" w:color="auto" w:fill="auto"/>
-            <w:vAlign w:val="center"/>
-          </w:tcPr>
-          <w:p>
-            <w:pPr>
-              <w:rPr>
-                <w:rFonts w:ascii="Arial" w:hAnsi="Arial" w:cs="Arial"/>
-              </w:rPr>
-            </w:pPr>
-          </w:p>
-        </w:tc>
-        <w:tc>
-          <w:tcPr>
-            <w:tcW w:w="671" w:type="dxa"/>
-            <w:shd w:val="clear" w:color="auto" w:fill="auto"/>
-            <w:vAlign w:val="center"/>
-          </w:tcPr>
-          <w:p>
-            <w:pPr>
-              <w:rPr>
-                <w:rFonts w:ascii="Arial" w:hAnsi="Arial" w:cs="Arial"/>
-              </w:rPr>
-            </w:pPr>
-          </w:p>
-        </w:tc>
-        <w:tc>
-          <w:tcPr>
-            <w:tcW w:w="701" w:type="dxa"/>
-            <w:shd w:val="clear" w:color="auto" w:fill="auto"/>
-            <w:vAlign w:val="center"/>
-          </w:tcPr>
-          <w:p>
-            <w:pPr>
-              <w:rPr>
-                <w:rFonts w:ascii="Arial" w:hAnsi="Arial" w:cs="Arial"/>
-              </w:rPr>
-            </w:pPr>
-          </w:p>
-        </w:tc>
-        <w:tc>
-          <w:tcPr>
-            <w:tcW w:w="665" w:type="dxa"/>
-            <w:shd w:val="clear" w:color="auto" w:fill="auto"/>
-            <w:vAlign w:val="center"/>
-          </w:tcPr>
-          <w:p>
-            <w:pPr>
-              <w:rPr>
-                <w:rFonts w:ascii="Arial" w:hAnsi="Arial" w:cs="Arial"/>
-              </w:rPr>
-            </w:pPr>
-          </w:p>
-        </w:tc>
-        <w:tc>
-          <w:tcPr>
-            <w:tcW w:w="805" w:type="dxa"/>
-            <w:shd w:val="clear" w:color="auto" w:fill="auto"/>
-            <w:vAlign w:val="center"/>
-          </w:tcPr>
-          <w:p>
-            <w:pPr>
-              <w:rPr>
-                <w:rFonts w:ascii="Arial" w:hAnsi="Arial" w:cs="Arial"/>
-              </w:rPr>
-            </w:pPr>
-          </w:p>
-        </w:tc>
-        <w:tc>
-          <w:tcPr>
-            <w:tcW w:w="658" w:type="dxa"/>
-            <w:vAlign w:val="center"/>
-          </w:tcPr>
-          <w:p>
-            <w:pPr>
-              <w:rPr>
-                <w:rFonts w:ascii="Arial" w:hAnsi="Arial" w:cs="Arial"/>
-              </w:rPr>
-            </w:pPr>
-          </w:p>
-        </w:tc>
-        <w:tc>
-          <w:tcPr>
-            <w:tcW w:w="792" w:type="dxa"/>
-            <w:shd w:val="clear" w:color="auto" w:fill="auto"/>
-            <w:vAlign w:val="center"/>
-          </w:tcPr>
-          <w:p>
-            <w:pPr>
-              <w:rPr>
-                <w:rFonts w:ascii="Arial" w:hAnsi="Arial" w:cs="Arial"/>
-              </w:rPr>
-            </w:pPr>
-          </w:p>
-        </w:tc>
-        <w:tc>
-          <w:tcPr>
-            <w:tcW w:w="652" w:type="dxa"/>
-            <w:vAlign w:val="center"/>
-          </w:tcPr>
-          <w:p>
-            <w:pPr>
-              <w:rPr>
-                <w:rFonts w:ascii="Arial" w:hAnsi="Arial" w:cs="Arial"/>
-              </w:rPr>
-            </w:pPr>
-          </w:p>
-        </w:tc>
-        <w:tc>
-          <w:tcPr>
-            <w:tcW w:w="771" w:type="dxa"/>
             <w:vAlign w:val="center"/>
           </w:tcPr>
           <w:p>
@@ -36217,7 +37439,7 @@
         </w:trPr>
         <w:tc>
           <w:tcPr>
-            <w:tcW w:w="2344" w:type="dxa"/>
+            <w:tcW w:w="2290" w:type="dxa"/>
             <w:vMerge w:val="restart"/>
             <w:vAlign w:val="center"/>
           </w:tcPr>
@@ -36237,7 +37459,7 @@
         </w:tc>
         <w:tc>
           <w:tcPr>
-            <w:tcW w:w="392" w:type="dxa"/>
+            <w:tcW w:w="390" w:type="dxa"/>
             <w:vAlign w:val="center"/>
           </w:tcPr>
           <w:p>
@@ -36258,157 +37480,157 @@
         </w:tc>
         <w:tc>
           <w:tcPr>
+            <w:tcW w:w="749" w:type="dxa"/>
+            <w:vAlign w:val="center"/>
+          </w:tcPr>
+          <w:p>
+            <w:pPr>
+              <w:rPr>
+                <w:rFonts w:ascii="Arial" w:hAnsi="Arial" w:cs="Arial"/>
+              </w:rPr>
+            </w:pPr>
+          </w:p>
+        </w:tc>
+        <w:tc>
+          <w:tcPr>
+            <w:tcW w:w="735" w:type="dxa"/>
+            <w:vAlign w:val="center"/>
+          </w:tcPr>
+          <w:p>
+            <w:pPr>
+              <w:rPr>
+                <w:rFonts w:ascii="Arial" w:hAnsi="Arial" w:cs="Arial"/>
+              </w:rPr>
+            </w:pPr>
+          </w:p>
+        </w:tc>
+        <w:tc>
+          <w:tcPr>
+            <w:tcW w:w="732" w:type="dxa"/>
+            <w:vAlign w:val="center"/>
+          </w:tcPr>
+          <w:p>
+            <w:pPr>
+              <w:rPr>
+                <w:rFonts w:ascii="Arial" w:hAnsi="Arial" w:cs="Arial"/>
+              </w:rPr>
+            </w:pPr>
+          </w:p>
+        </w:tc>
+        <w:tc>
+          <w:tcPr>
+            <w:tcW w:w="712" w:type="dxa"/>
+            <w:gridSpan w:val="2"/>
+            <w:shd w:val="clear" w:color="auto" w:fill="auto"/>
+            <w:vAlign w:val="center"/>
+          </w:tcPr>
+          <w:p>
+            <w:pPr>
+              <w:rPr>
+                <w:rFonts w:ascii="Arial" w:hAnsi="Arial" w:cs="Arial"/>
+              </w:rPr>
+            </w:pPr>
+          </w:p>
+        </w:tc>
+        <w:tc>
+          <w:tcPr>
+            <w:tcW w:w="667" w:type="dxa"/>
+            <w:shd w:val="clear" w:color="auto" w:fill="auto"/>
+            <w:vAlign w:val="center"/>
+          </w:tcPr>
+          <w:p>
+            <w:pPr>
+              <w:rPr>
+                <w:rFonts w:ascii="Arial" w:hAnsi="Arial" w:cs="Arial"/>
+              </w:rPr>
+            </w:pPr>
+          </w:p>
+        </w:tc>
+        <w:tc>
+          <w:tcPr>
+            <w:tcW w:w="693" w:type="dxa"/>
+            <w:shd w:val="clear" w:color="auto" w:fill="auto"/>
+            <w:vAlign w:val="center"/>
+          </w:tcPr>
+          <w:p>
+            <w:pPr>
+              <w:rPr>
+                <w:rFonts w:ascii="Arial" w:hAnsi="Arial" w:cs="Arial"/>
+              </w:rPr>
+            </w:pPr>
+          </w:p>
+        </w:tc>
+        <w:tc>
+          <w:tcPr>
+            <w:tcW w:w="805" w:type="dxa"/>
+            <w:shd w:val="clear" w:color="auto" w:fill="000000" w:themeFill="text1"/>
+            <w:vAlign w:val="center"/>
+          </w:tcPr>
+          <w:p>
+            <w:pPr>
+              <w:rPr>
+                <w:rFonts w:ascii="Arial" w:hAnsi="Arial" w:cs="Arial"/>
+              </w:rPr>
+            </w:pPr>
+          </w:p>
+        </w:tc>
+        <w:tc>
+          <w:tcPr>
+            <w:tcW w:w="790" w:type="dxa"/>
+            <w:shd w:val="clear" w:color="auto" w:fill="auto"/>
+            <w:vAlign w:val="center"/>
+          </w:tcPr>
+          <w:p>
+            <w:pPr>
+              <w:rPr>
+                <w:rFonts w:ascii="Arial" w:hAnsi="Arial" w:cs="Arial"/>
+              </w:rPr>
+            </w:pPr>
+          </w:p>
+        </w:tc>
+        <w:tc>
+          <w:tcPr>
+            <w:tcW w:w="657" w:type="dxa"/>
+            <w:vAlign w:val="center"/>
+          </w:tcPr>
+          <w:p>
+            <w:pPr>
+              <w:rPr>
+                <w:rFonts w:ascii="Arial" w:hAnsi="Arial" w:cs="Arial"/>
+              </w:rPr>
+            </w:pPr>
+          </w:p>
+        </w:tc>
+        <w:tc>
+          <w:tcPr>
+            <w:tcW w:w="781" w:type="dxa"/>
+            <w:shd w:val="clear" w:color="auto" w:fill="auto"/>
+            <w:vAlign w:val="center"/>
+          </w:tcPr>
+          <w:p>
+            <w:pPr>
+              <w:rPr>
+                <w:rFonts w:ascii="Arial" w:hAnsi="Arial" w:cs="Arial"/>
+              </w:rPr>
+            </w:pPr>
+          </w:p>
+        </w:tc>
+        <w:tc>
+          <w:tcPr>
+            <w:tcW w:w="645" w:type="dxa"/>
+            <w:vAlign w:val="center"/>
+          </w:tcPr>
+          <w:p>
+            <w:pPr>
+              <w:rPr>
+                <w:rFonts w:ascii="Arial" w:hAnsi="Arial" w:cs="Arial"/>
+              </w:rPr>
+            </w:pPr>
+          </w:p>
+        </w:tc>
+        <w:tc>
+          <w:tcPr>
             <w:tcW w:w="760" w:type="dxa"/>
-            <w:vAlign w:val="center"/>
-          </w:tcPr>
-          <w:p>
-            <w:pPr>
-              <w:rPr>
-                <w:rFonts w:ascii="Arial" w:hAnsi="Arial" w:cs="Arial"/>
-              </w:rPr>
-            </w:pPr>
-          </w:p>
-        </w:tc>
-        <w:tc>
-          <w:tcPr>
-            <w:tcW w:w="740" w:type="dxa"/>
-            <w:vAlign w:val="center"/>
-          </w:tcPr>
-          <w:p>
-            <w:pPr>
-              <w:rPr>
-                <w:rFonts w:ascii="Arial" w:hAnsi="Arial" w:cs="Arial"/>
-              </w:rPr>
-            </w:pPr>
-          </w:p>
-        </w:tc>
-        <w:tc>
-          <w:tcPr>
-            <w:tcW w:w="739" w:type="dxa"/>
-            <w:vAlign w:val="center"/>
-          </w:tcPr>
-          <w:p>
-            <w:pPr>
-              <w:rPr>
-                <w:rFonts w:ascii="Arial" w:hAnsi="Arial" w:cs="Arial"/>
-              </w:rPr>
-            </w:pPr>
-          </w:p>
-        </w:tc>
-        <w:tc>
-          <w:tcPr>
-            <w:tcW w:w="716" w:type="dxa"/>
-            <w:gridSpan w:val="2"/>
-            <w:shd w:val="clear" w:color="auto" w:fill="auto"/>
-            <w:vAlign w:val="center"/>
-          </w:tcPr>
-          <w:p>
-            <w:pPr>
-              <w:rPr>
-                <w:rFonts w:ascii="Arial" w:hAnsi="Arial" w:cs="Arial"/>
-              </w:rPr>
-            </w:pPr>
-          </w:p>
-        </w:tc>
-        <w:tc>
-          <w:tcPr>
-            <w:tcW w:w="671" w:type="dxa"/>
-            <w:shd w:val="clear" w:color="auto" w:fill="auto"/>
-            <w:vAlign w:val="center"/>
-          </w:tcPr>
-          <w:p>
-            <w:pPr>
-              <w:rPr>
-                <w:rFonts w:ascii="Arial" w:hAnsi="Arial" w:cs="Arial"/>
-              </w:rPr>
-            </w:pPr>
-          </w:p>
-        </w:tc>
-        <w:tc>
-          <w:tcPr>
-            <w:tcW w:w="701" w:type="dxa"/>
-            <w:shd w:val="clear" w:color="auto" w:fill="auto"/>
-            <w:vAlign w:val="center"/>
-          </w:tcPr>
-          <w:p>
-            <w:pPr>
-              <w:rPr>
-                <w:rFonts w:ascii="Arial" w:hAnsi="Arial" w:cs="Arial"/>
-              </w:rPr>
-            </w:pPr>
-          </w:p>
-        </w:tc>
-        <w:tc>
-          <w:tcPr>
-            <w:tcW w:w="665" w:type="dxa"/>
-            <w:shd w:val="clear" w:color="auto" w:fill="000000" w:themeFill="text1"/>
-            <w:vAlign w:val="center"/>
-          </w:tcPr>
-          <w:p>
-            <w:pPr>
-              <w:rPr>
-                <w:rFonts w:ascii="Arial" w:hAnsi="Arial" w:cs="Arial"/>
-              </w:rPr>
-            </w:pPr>
-          </w:p>
-        </w:tc>
-        <w:tc>
-          <w:tcPr>
-            <w:tcW w:w="805" w:type="dxa"/>
-            <w:shd w:val="clear" w:color="auto" w:fill="auto"/>
-            <w:vAlign w:val="center"/>
-          </w:tcPr>
-          <w:p>
-            <w:pPr>
-              <w:rPr>
-                <w:rFonts w:ascii="Arial" w:hAnsi="Arial" w:cs="Arial"/>
-              </w:rPr>
-            </w:pPr>
-          </w:p>
-        </w:tc>
-        <w:tc>
-          <w:tcPr>
-            <w:tcW w:w="658" w:type="dxa"/>
-            <w:vAlign w:val="center"/>
-          </w:tcPr>
-          <w:p>
-            <w:pPr>
-              <w:rPr>
-                <w:rFonts w:ascii="Arial" w:hAnsi="Arial" w:cs="Arial"/>
-              </w:rPr>
-            </w:pPr>
-          </w:p>
-        </w:tc>
-        <w:tc>
-          <w:tcPr>
-            <w:tcW w:w="792" w:type="dxa"/>
-            <w:shd w:val="clear" w:color="auto" w:fill="auto"/>
-            <w:vAlign w:val="center"/>
-          </w:tcPr>
-          <w:p>
-            <w:pPr>
-              <w:rPr>
-                <w:rFonts w:ascii="Arial" w:hAnsi="Arial" w:cs="Arial"/>
-              </w:rPr>
-            </w:pPr>
-          </w:p>
-        </w:tc>
-        <w:tc>
-          <w:tcPr>
-            <w:tcW w:w="652" w:type="dxa"/>
-            <w:vAlign w:val="center"/>
-          </w:tcPr>
-          <w:p>
-            <w:pPr>
-              <w:rPr>
-                <w:rFonts w:ascii="Arial" w:hAnsi="Arial" w:cs="Arial"/>
-              </w:rPr>
-            </w:pPr>
-          </w:p>
-        </w:tc>
-        <w:tc>
-          <w:tcPr>
-            <w:tcW w:w="771" w:type="dxa"/>
             <w:vAlign w:val="center"/>
           </w:tcPr>
           <w:p>
@@ -36429,7 +37651,7 @@
         </w:trPr>
         <w:tc>
           <w:tcPr>
-            <w:tcW w:w="2344" w:type="dxa"/>
+            <w:tcW w:w="2290" w:type="dxa"/>
             <w:vMerge/>
             <w:vAlign w:val="center"/>
           </w:tcPr>
@@ -36443,7 +37665,7 @@
         </w:tc>
         <w:tc>
           <w:tcPr>
-            <w:tcW w:w="392" w:type="dxa"/>
+            <w:tcW w:w="390" w:type="dxa"/>
             <w:vAlign w:val="center"/>
           </w:tcPr>
           <w:p>
@@ -36464,158 +37686,158 @@
         </w:tc>
         <w:tc>
           <w:tcPr>
+            <w:tcW w:w="749" w:type="dxa"/>
+            <w:shd w:val="clear" w:color="auto" w:fill="00B050"/>
+            <w:vAlign w:val="center"/>
+          </w:tcPr>
+          <w:p>
+            <w:pPr>
+              <w:rPr>
+                <w:rFonts w:ascii="Arial" w:hAnsi="Arial" w:cs="Arial"/>
+              </w:rPr>
+            </w:pPr>
+          </w:p>
+        </w:tc>
+        <w:tc>
+          <w:tcPr>
+            <w:tcW w:w="735" w:type="dxa"/>
+            <w:vAlign w:val="center"/>
+          </w:tcPr>
+          <w:p>
+            <w:pPr>
+              <w:rPr>
+                <w:rFonts w:ascii="Arial" w:hAnsi="Arial" w:cs="Arial"/>
+              </w:rPr>
+            </w:pPr>
+          </w:p>
+        </w:tc>
+        <w:tc>
+          <w:tcPr>
+            <w:tcW w:w="732" w:type="dxa"/>
+            <w:vAlign w:val="center"/>
+          </w:tcPr>
+          <w:p>
+            <w:pPr>
+              <w:rPr>
+                <w:rFonts w:ascii="Arial" w:hAnsi="Arial" w:cs="Arial"/>
+              </w:rPr>
+            </w:pPr>
+          </w:p>
+        </w:tc>
+        <w:tc>
+          <w:tcPr>
+            <w:tcW w:w="712" w:type="dxa"/>
+            <w:gridSpan w:val="2"/>
+            <w:shd w:val="clear" w:color="auto" w:fill="auto"/>
+            <w:vAlign w:val="center"/>
+          </w:tcPr>
+          <w:p>
+            <w:pPr>
+              <w:rPr>
+                <w:rFonts w:ascii="Arial" w:hAnsi="Arial" w:cs="Arial"/>
+              </w:rPr>
+            </w:pPr>
+          </w:p>
+        </w:tc>
+        <w:tc>
+          <w:tcPr>
+            <w:tcW w:w="667" w:type="dxa"/>
+            <w:shd w:val="clear" w:color="auto" w:fill="auto"/>
+            <w:vAlign w:val="center"/>
+          </w:tcPr>
+          <w:p>
+            <w:pPr>
+              <w:rPr>
+                <w:rFonts w:ascii="Arial" w:hAnsi="Arial" w:cs="Arial"/>
+              </w:rPr>
+            </w:pPr>
+          </w:p>
+        </w:tc>
+        <w:tc>
+          <w:tcPr>
+            <w:tcW w:w="693" w:type="dxa"/>
+            <w:shd w:val="clear" w:color="auto" w:fill="auto"/>
+            <w:vAlign w:val="center"/>
+          </w:tcPr>
+          <w:p>
+            <w:pPr>
+              <w:rPr>
+                <w:rFonts w:ascii="Arial" w:hAnsi="Arial" w:cs="Arial"/>
+              </w:rPr>
+            </w:pPr>
+          </w:p>
+        </w:tc>
+        <w:tc>
+          <w:tcPr>
+            <w:tcW w:w="805" w:type="dxa"/>
+            <w:shd w:val="clear" w:color="auto" w:fill="auto"/>
+            <w:vAlign w:val="center"/>
+          </w:tcPr>
+          <w:p>
+            <w:pPr>
+              <w:rPr>
+                <w:rFonts w:ascii="Arial" w:hAnsi="Arial" w:cs="Arial"/>
+              </w:rPr>
+            </w:pPr>
+          </w:p>
+        </w:tc>
+        <w:tc>
+          <w:tcPr>
+            <w:tcW w:w="790" w:type="dxa"/>
+            <w:shd w:val="clear" w:color="auto" w:fill="auto"/>
+            <w:vAlign w:val="center"/>
+          </w:tcPr>
+          <w:p>
+            <w:pPr>
+              <w:rPr>
+                <w:rFonts w:ascii="Arial" w:hAnsi="Arial" w:cs="Arial"/>
+              </w:rPr>
+            </w:pPr>
+          </w:p>
+        </w:tc>
+        <w:tc>
+          <w:tcPr>
+            <w:tcW w:w="657" w:type="dxa"/>
+            <w:vAlign w:val="center"/>
+          </w:tcPr>
+          <w:p>
+            <w:pPr>
+              <w:rPr>
+                <w:rFonts w:ascii="Arial" w:hAnsi="Arial" w:cs="Arial"/>
+              </w:rPr>
+            </w:pPr>
+          </w:p>
+        </w:tc>
+        <w:tc>
+          <w:tcPr>
+            <w:tcW w:w="781" w:type="dxa"/>
+            <w:shd w:val="clear" w:color="auto" w:fill="auto"/>
+            <w:vAlign w:val="center"/>
+          </w:tcPr>
+          <w:p>
+            <w:pPr>
+              <w:rPr>
+                <w:rFonts w:ascii="Arial" w:hAnsi="Arial" w:cs="Arial"/>
+              </w:rPr>
+            </w:pPr>
+          </w:p>
+        </w:tc>
+        <w:tc>
+          <w:tcPr>
+            <w:tcW w:w="645" w:type="dxa"/>
+            <w:vAlign w:val="center"/>
+          </w:tcPr>
+          <w:p>
+            <w:pPr>
+              <w:rPr>
+                <w:rFonts w:ascii="Arial" w:hAnsi="Arial" w:cs="Arial"/>
+              </w:rPr>
+            </w:pPr>
+          </w:p>
+        </w:tc>
+        <w:tc>
+          <w:tcPr>
             <w:tcW w:w="760" w:type="dxa"/>
-            <w:shd w:val="clear" w:color="auto" w:fill="00B050"/>
-            <w:vAlign w:val="center"/>
-          </w:tcPr>
-          <w:p>
-            <w:pPr>
-              <w:rPr>
-                <w:rFonts w:ascii="Arial" w:hAnsi="Arial" w:cs="Arial"/>
-              </w:rPr>
-            </w:pPr>
-          </w:p>
-        </w:tc>
-        <w:tc>
-          <w:tcPr>
-            <w:tcW w:w="740" w:type="dxa"/>
-            <w:vAlign w:val="center"/>
-          </w:tcPr>
-          <w:p>
-            <w:pPr>
-              <w:rPr>
-                <w:rFonts w:ascii="Arial" w:hAnsi="Arial" w:cs="Arial"/>
-              </w:rPr>
-            </w:pPr>
-          </w:p>
-        </w:tc>
-        <w:tc>
-          <w:tcPr>
-            <w:tcW w:w="739" w:type="dxa"/>
-            <w:vAlign w:val="center"/>
-          </w:tcPr>
-          <w:p>
-            <w:pPr>
-              <w:rPr>
-                <w:rFonts w:ascii="Arial" w:hAnsi="Arial" w:cs="Arial"/>
-              </w:rPr>
-            </w:pPr>
-          </w:p>
-        </w:tc>
-        <w:tc>
-          <w:tcPr>
-            <w:tcW w:w="716" w:type="dxa"/>
-            <w:gridSpan w:val="2"/>
-            <w:shd w:val="clear" w:color="auto" w:fill="auto"/>
-            <w:vAlign w:val="center"/>
-          </w:tcPr>
-          <w:p>
-            <w:pPr>
-              <w:rPr>
-                <w:rFonts w:ascii="Arial" w:hAnsi="Arial" w:cs="Arial"/>
-              </w:rPr>
-            </w:pPr>
-          </w:p>
-        </w:tc>
-        <w:tc>
-          <w:tcPr>
-            <w:tcW w:w="671" w:type="dxa"/>
-            <w:shd w:val="clear" w:color="auto" w:fill="auto"/>
-            <w:vAlign w:val="center"/>
-          </w:tcPr>
-          <w:p>
-            <w:pPr>
-              <w:rPr>
-                <w:rFonts w:ascii="Arial" w:hAnsi="Arial" w:cs="Arial"/>
-              </w:rPr>
-            </w:pPr>
-          </w:p>
-        </w:tc>
-        <w:tc>
-          <w:tcPr>
-            <w:tcW w:w="701" w:type="dxa"/>
-            <w:shd w:val="clear" w:color="auto" w:fill="auto"/>
-            <w:vAlign w:val="center"/>
-          </w:tcPr>
-          <w:p>
-            <w:pPr>
-              <w:rPr>
-                <w:rFonts w:ascii="Arial" w:hAnsi="Arial" w:cs="Arial"/>
-              </w:rPr>
-            </w:pPr>
-          </w:p>
-        </w:tc>
-        <w:tc>
-          <w:tcPr>
-            <w:tcW w:w="665" w:type="dxa"/>
-            <w:shd w:val="clear" w:color="auto" w:fill="auto"/>
-            <w:vAlign w:val="center"/>
-          </w:tcPr>
-          <w:p>
-            <w:pPr>
-              <w:rPr>
-                <w:rFonts w:ascii="Arial" w:hAnsi="Arial" w:cs="Arial"/>
-              </w:rPr>
-            </w:pPr>
-          </w:p>
-        </w:tc>
-        <w:tc>
-          <w:tcPr>
-            <w:tcW w:w="805" w:type="dxa"/>
-            <w:shd w:val="clear" w:color="auto" w:fill="auto"/>
-            <w:vAlign w:val="center"/>
-          </w:tcPr>
-          <w:p>
-            <w:pPr>
-              <w:rPr>
-                <w:rFonts w:ascii="Arial" w:hAnsi="Arial" w:cs="Arial"/>
-              </w:rPr>
-            </w:pPr>
-          </w:p>
-        </w:tc>
-        <w:tc>
-          <w:tcPr>
-            <w:tcW w:w="658" w:type="dxa"/>
-            <w:vAlign w:val="center"/>
-          </w:tcPr>
-          <w:p>
-            <w:pPr>
-              <w:rPr>
-                <w:rFonts w:ascii="Arial" w:hAnsi="Arial" w:cs="Arial"/>
-              </w:rPr>
-            </w:pPr>
-          </w:p>
-        </w:tc>
-        <w:tc>
-          <w:tcPr>
-            <w:tcW w:w="792" w:type="dxa"/>
-            <w:shd w:val="clear" w:color="auto" w:fill="auto"/>
-            <w:vAlign w:val="center"/>
-          </w:tcPr>
-          <w:p>
-            <w:pPr>
-              <w:rPr>
-                <w:rFonts w:ascii="Arial" w:hAnsi="Arial" w:cs="Arial"/>
-              </w:rPr>
-            </w:pPr>
-          </w:p>
-        </w:tc>
-        <w:tc>
-          <w:tcPr>
-            <w:tcW w:w="652" w:type="dxa"/>
-            <w:vAlign w:val="center"/>
-          </w:tcPr>
-          <w:p>
-            <w:pPr>
-              <w:rPr>
-                <w:rFonts w:ascii="Arial" w:hAnsi="Arial" w:cs="Arial"/>
-              </w:rPr>
-            </w:pPr>
-          </w:p>
-        </w:tc>
-        <w:tc>
-          <w:tcPr>
-            <w:tcW w:w="771" w:type="dxa"/>
             <w:vAlign w:val="center"/>
           </w:tcPr>
           <w:p>
@@ -36636,7 +37858,7 @@
         </w:trPr>
         <w:tc>
           <w:tcPr>
-            <w:tcW w:w="2344" w:type="dxa"/>
+            <w:tcW w:w="2290" w:type="dxa"/>
             <w:vMerge w:val="restart"/>
             <w:vAlign w:val="center"/>
           </w:tcPr>
@@ -36656,7 +37878,7 @@
         </w:tc>
         <w:tc>
           <w:tcPr>
-            <w:tcW w:w="392" w:type="dxa"/>
+            <w:tcW w:w="390" w:type="dxa"/>
             <w:vAlign w:val="center"/>
           </w:tcPr>
           <w:p>
@@ -36677,157 +37899,157 @@
         </w:tc>
         <w:tc>
           <w:tcPr>
+            <w:tcW w:w="749" w:type="dxa"/>
+            <w:vAlign w:val="center"/>
+          </w:tcPr>
+          <w:p>
+            <w:pPr>
+              <w:rPr>
+                <w:rFonts w:ascii="Arial" w:hAnsi="Arial" w:cs="Arial"/>
+              </w:rPr>
+            </w:pPr>
+          </w:p>
+        </w:tc>
+        <w:tc>
+          <w:tcPr>
+            <w:tcW w:w="735" w:type="dxa"/>
+            <w:vAlign w:val="center"/>
+          </w:tcPr>
+          <w:p>
+            <w:pPr>
+              <w:rPr>
+                <w:rFonts w:ascii="Arial" w:hAnsi="Arial" w:cs="Arial"/>
+              </w:rPr>
+            </w:pPr>
+          </w:p>
+        </w:tc>
+        <w:tc>
+          <w:tcPr>
+            <w:tcW w:w="732" w:type="dxa"/>
+            <w:vAlign w:val="center"/>
+          </w:tcPr>
+          <w:p>
+            <w:pPr>
+              <w:rPr>
+                <w:rFonts w:ascii="Arial" w:hAnsi="Arial" w:cs="Arial"/>
+              </w:rPr>
+            </w:pPr>
+          </w:p>
+        </w:tc>
+        <w:tc>
+          <w:tcPr>
+            <w:tcW w:w="712" w:type="dxa"/>
+            <w:gridSpan w:val="2"/>
+            <w:shd w:val="clear" w:color="auto" w:fill="auto"/>
+            <w:vAlign w:val="center"/>
+          </w:tcPr>
+          <w:p>
+            <w:pPr>
+              <w:rPr>
+                <w:rFonts w:ascii="Arial" w:hAnsi="Arial" w:cs="Arial"/>
+              </w:rPr>
+            </w:pPr>
+          </w:p>
+        </w:tc>
+        <w:tc>
+          <w:tcPr>
+            <w:tcW w:w="667" w:type="dxa"/>
+            <w:shd w:val="clear" w:color="auto" w:fill="auto"/>
+            <w:vAlign w:val="center"/>
+          </w:tcPr>
+          <w:p>
+            <w:pPr>
+              <w:rPr>
+                <w:rFonts w:ascii="Arial" w:hAnsi="Arial" w:cs="Arial"/>
+              </w:rPr>
+            </w:pPr>
+          </w:p>
+        </w:tc>
+        <w:tc>
+          <w:tcPr>
+            <w:tcW w:w="693" w:type="dxa"/>
+            <w:shd w:val="clear" w:color="auto" w:fill="auto"/>
+            <w:vAlign w:val="center"/>
+          </w:tcPr>
+          <w:p>
+            <w:pPr>
+              <w:rPr>
+                <w:rFonts w:ascii="Arial" w:hAnsi="Arial" w:cs="Arial"/>
+              </w:rPr>
+            </w:pPr>
+          </w:p>
+        </w:tc>
+        <w:tc>
+          <w:tcPr>
+            <w:tcW w:w="805" w:type="dxa"/>
+            <w:shd w:val="clear" w:color="auto" w:fill="000000" w:themeFill="text1"/>
+            <w:vAlign w:val="center"/>
+          </w:tcPr>
+          <w:p>
+            <w:pPr>
+              <w:rPr>
+                <w:rFonts w:ascii="Arial" w:hAnsi="Arial" w:cs="Arial"/>
+              </w:rPr>
+            </w:pPr>
+          </w:p>
+        </w:tc>
+        <w:tc>
+          <w:tcPr>
+            <w:tcW w:w="790" w:type="dxa"/>
+            <w:shd w:val="clear" w:color="auto" w:fill="auto"/>
+            <w:vAlign w:val="center"/>
+          </w:tcPr>
+          <w:p>
+            <w:pPr>
+              <w:rPr>
+                <w:rFonts w:ascii="Arial" w:hAnsi="Arial" w:cs="Arial"/>
+              </w:rPr>
+            </w:pPr>
+          </w:p>
+        </w:tc>
+        <w:tc>
+          <w:tcPr>
+            <w:tcW w:w="657" w:type="dxa"/>
+            <w:vAlign w:val="center"/>
+          </w:tcPr>
+          <w:p>
+            <w:pPr>
+              <w:rPr>
+                <w:rFonts w:ascii="Arial" w:hAnsi="Arial" w:cs="Arial"/>
+              </w:rPr>
+            </w:pPr>
+          </w:p>
+        </w:tc>
+        <w:tc>
+          <w:tcPr>
+            <w:tcW w:w="781" w:type="dxa"/>
+            <w:shd w:val="clear" w:color="auto" w:fill="auto"/>
+            <w:vAlign w:val="center"/>
+          </w:tcPr>
+          <w:p>
+            <w:pPr>
+              <w:rPr>
+                <w:rFonts w:ascii="Arial" w:hAnsi="Arial" w:cs="Arial"/>
+              </w:rPr>
+            </w:pPr>
+          </w:p>
+        </w:tc>
+        <w:tc>
+          <w:tcPr>
+            <w:tcW w:w="645" w:type="dxa"/>
+            <w:vAlign w:val="center"/>
+          </w:tcPr>
+          <w:p>
+            <w:pPr>
+              <w:rPr>
+                <w:rFonts w:ascii="Arial" w:hAnsi="Arial" w:cs="Arial"/>
+              </w:rPr>
+            </w:pPr>
+          </w:p>
+        </w:tc>
+        <w:tc>
+          <w:tcPr>
             <w:tcW w:w="760" w:type="dxa"/>
-            <w:vAlign w:val="center"/>
-          </w:tcPr>
-          <w:p>
-            <w:pPr>
-              <w:rPr>
-                <w:rFonts w:ascii="Arial" w:hAnsi="Arial" w:cs="Arial"/>
-              </w:rPr>
-            </w:pPr>
-          </w:p>
-        </w:tc>
-        <w:tc>
-          <w:tcPr>
-            <w:tcW w:w="740" w:type="dxa"/>
-            <w:vAlign w:val="center"/>
-          </w:tcPr>
-          <w:p>
-            <w:pPr>
-              <w:rPr>
-                <w:rFonts w:ascii="Arial" w:hAnsi="Arial" w:cs="Arial"/>
-              </w:rPr>
-            </w:pPr>
-          </w:p>
-        </w:tc>
-        <w:tc>
-          <w:tcPr>
-            <w:tcW w:w="739" w:type="dxa"/>
-            <w:vAlign w:val="center"/>
-          </w:tcPr>
-          <w:p>
-            <w:pPr>
-              <w:rPr>
-                <w:rFonts w:ascii="Arial" w:hAnsi="Arial" w:cs="Arial"/>
-              </w:rPr>
-            </w:pPr>
-          </w:p>
-        </w:tc>
-        <w:tc>
-          <w:tcPr>
-            <w:tcW w:w="716" w:type="dxa"/>
-            <w:gridSpan w:val="2"/>
-            <w:shd w:val="clear" w:color="auto" w:fill="auto"/>
-            <w:vAlign w:val="center"/>
-          </w:tcPr>
-          <w:p>
-            <w:pPr>
-              <w:rPr>
-                <w:rFonts w:ascii="Arial" w:hAnsi="Arial" w:cs="Arial"/>
-              </w:rPr>
-            </w:pPr>
-          </w:p>
-        </w:tc>
-        <w:tc>
-          <w:tcPr>
-            <w:tcW w:w="671" w:type="dxa"/>
-            <w:shd w:val="clear" w:color="auto" w:fill="auto"/>
-            <w:vAlign w:val="center"/>
-          </w:tcPr>
-          <w:p>
-            <w:pPr>
-              <w:rPr>
-                <w:rFonts w:ascii="Arial" w:hAnsi="Arial" w:cs="Arial"/>
-              </w:rPr>
-            </w:pPr>
-          </w:p>
-        </w:tc>
-        <w:tc>
-          <w:tcPr>
-            <w:tcW w:w="701" w:type="dxa"/>
-            <w:shd w:val="clear" w:color="auto" w:fill="auto"/>
-            <w:vAlign w:val="center"/>
-          </w:tcPr>
-          <w:p>
-            <w:pPr>
-              <w:rPr>
-                <w:rFonts w:ascii="Arial" w:hAnsi="Arial" w:cs="Arial"/>
-              </w:rPr>
-            </w:pPr>
-          </w:p>
-        </w:tc>
-        <w:tc>
-          <w:tcPr>
-            <w:tcW w:w="665" w:type="dxa"/>
-            <w:shd w:val="clear" w:color="auto" w:fill="000000" w:themeFill="text1"/>
-            <w:vAlign w:val="center"/>
-          </w:tcPr>
-          <w:p>
-            <w:pPr>
-              <w:rPr>
-                <w:rFonts w:ascii="Arial" w:hAnsi="Arial" w:cs="Arial"/>
-              </w:rPr>
-            </w:pPr>
-          </w:p>
-        </w:tc>
-        <w:tc>
-          <w:tcPr>
-            <w:tcW w:w="805" w:type="dxa"/>
-            <w:shd w:val="clear" w:color="auto" w:fill="auto"/>
-            <w:vAlign w:val="center"/>
-          </w:tcPr>
-          <w:p>
-            <w:pPr>
-              <w:rPr>
-                <w:rFonts w:ascii="Arial" w:hAnsi="Arial" w:cs="Arial"/>
-              </w:rPr>
-            </w:pPr>
-          </w:p>
-        </w:tc>
-        <w:tc>
-          <w:tcPr>
-            <w:tcW w:w="658" w:type="dxa"/>
-            <w:vAlign w:val="center"/>
-          </w:tcPr>
-          <w:p>
-            <w:pPr>
-              <w:rPr>
-                <w:rFonts w:ascii="Arial" w:hAnsi="Arial" w:cs="Arial"/>
-              </w:rPr>
-            </w:pPr>
-          </w:p>
-        </w:tc>
-        <w:tc>
-          <w:tcPr>
-            <w:tcW w:w="792" w:type="dxa"/>
-            <w:shd w:val="clear" w:color="auto" w:fill="auto"/>
-            <w:vAlign w:val="center"/>
-          </w:tcPr>
-          <w:p>
-            <w:pPr>
-              <w:rPr>
-                <w:rFonts w:ascii="Arial" w:hAnsi="Arial" w:cs="Arial"/>
-              </w:rPr>
-            </w:pPr>
-          </w:p>
-        </w:tc>
-        <w:tc>
-          <w:tcPr>
-            <w:tcW w:w="652" w:type="dxa"/>
-            <w:vAlign w:val="center"/>
-          </w:tcPr>
-          <w:p>
-            <w:pPr>
-              <w:rPr>
-                <w:rFonts w:ascii="Arial" w:hAnsi="Arial" w:cs="Arial"/>
-              </w:rPr>
-            </w:pPr>
-          </w:p>
-        </w:tc>
-        <w:tc>
-          <w:tcPr>
-            <w:tcW w:w="771" w:type="dxa"/>
             <w:vAlign w:val="center"/>
           </w:tcPr>
           <w:p>
@@ -36848,7 +38070,7 @@
         </w:trPr>
         <w:tc>
           <w:tcPr>
-            <w:tcW w:w="2344" w:type="dxa"/>
+            <w:tcW w:w="2290" w:type="dxa"/>
             <w:vMerge/>
             <w:vAlign w:val="center"/>
           </w:tcPr>
@@ -36862,7 +38084,7 @@
         </w:tc>
         <w:tc>
           <w:tcPr>
-            <w:tcW w:w="392" w:type="dxa"/>
+            <w:tcW w:w="390" w:type="dxa"/>
             <w:vAlign w:val="center"/>
           </w:tcPr>
           <w:p>
@@ -36883,158 +38105,158 @@
         </w:tc>
         <w:tc>
           <w:tcPr>
+            <w:tcW w:w="749" w:type="dxa"/>
+            <w:shd w:val="clear" w:color="auto" w:fill="00B050"/>
+            <w:vAlign w:val="center"/>
+          </w:tcPr>
+          <w:p>
+            <w:pPr>
+              <w:rPr>
+                <w:rFonts w:ascii="Arial" w:hAnsi="Arial" w:cs="Arial"/>
+              </w:rPr>
+            </w:pPr>
+          </w:p>
+        </w:tc>
+        <w:tc>
+          <w:tcPr>
+            <w:tcW w:w="735" w:type="dxa"/>
+            <w:vAlign w:val="center"/>
+          </w:tcPr>
+          <w:p>
+            <w:pPr>
+              <w:rPr>
+                <w:rFonts w:ascii="Arial" w:hAnsi="Arial" w:cs="Arial"/>
+              </w:rPr>
+            </w:pPr>
+          </w:p>
+        </w:tc>
+        <w:tc>
+          <w:tcPr>
+            <w:tcW w:w="732" w:type="dxa"/>
+            <w:vAlign w:val="center"/>
+          </w:tcPr>
+          <w:p>
+            <w:pPr>
+              <w:rPr>
+                <w:rFonts w:ascii="Arial" w:hAnsi="Arial" w:cs="Arial"/>
+              </w:rPr>
+            </w:pPr>
+          </w:p>
+        </w:tc>
+        <w:tc>
+          <w:tcPr>
+            <w:tcW w:w="712" w:type="dxa"/>
+            <w:gridSpan w:val="2"/>
+            <w:shd w:val="clear" w:color="auto" w:fill="auto"/>
+            <w:vAlign w:val="center"/>
+          </w:tcPr>
+          <w:p>
+            <w:pPr>
+              <w:rPr>
+                <w:rFonts w:ascii="Arial" w:hAnsi="Arial" w:cs="Arial"/>
+              </w:rPr>
+            </w:pPr>
+          </w:p>
+        </w:tc>
+        <w:tc>
+          <w:tcPr>
+            <w:tcW w:w="667" w:type="dxa"/>
+            <w:shd w:val="clear" w:color="auto" w:fill="auto"/>
+            <w:vAlign w:val="center"/>
+          </w:tcPr>
+          <w:p>
+            <w:pPr>
+              <w:rPr>
+                <w:rFonts w:ascii="Arial" w:hAnsi="Arial" w:cs="Arial"/>
+              </w:rPr>
+            </w:pPr>
+          </w:p>
+        </w:tc>
+        <w:tc>
+          <w:tcPr>
+            <w:tcW w:w="693" w:type="dxa"/>
+            <w:shd w:val="clear" w:color="auto" w:fill="auto"/>
+            <w:vAlign w:val="center"/>
+          </w:tcPr>
+          <w:p>
+            <w:pPr>
+              <w:rPr>
+                <w:rFonts w:ascii="Arial" w:hAnsi="Arial" w:cs="Arial"/>
+              </w:rPr>
+            </w:pPr>
+          </w:p>
+        </w:tc>
+        <w:tc>
+          <w:tcPr>
+            <w:tcW w:w="805" w:type="dxa"/>
+            <w:shd w:val="clear" w:color="auto" w:fill="auto"/>
+            <w:vAlign w:val="center"/>
+          </w:tcPr>
+          <w:p>
+            <w:pPr>
+              <w:rPr>
+                <w:rFonts w:ascii="Arial" w:hAnsi="Arial" w:cs="Arial"/>
+              </w:rPr>
+            </w:pPr>
+          </w:p>
+        </w:tc>
+        <w:tc>
+          <w:tcPr>
+            <w:tcW w:w="790" w:type="dxa"/>
+            <w:shd w:val="clear" w:color="auto" w:fill="auto"/>
+            <w:vAlign w:val="center"/>
+          </w:tcPr>
+          <w:p>
+            <w:pPr>
+              <w:rPr>
+                <w:rFonts w:ascii="Arial" w:hAnsi="Arial" w:cs="Arial"/>
+              </w:rPr>
+            </w:pPr>
+          </w:p>
+        </w:tc>
+        <w:tc>
+          <w:tcPr>
+            <w:tcW w:w="657" w:type="dxa"/>
+            <w:vAlign w:val="center"/>
+          </w:tcPr>
+          <w:p>
+            <w:pPr>
+              <w:rPr>
+                <w:rFonts w:ascii="Arial" w:hAnsi="Arial" w:cs="Arial"/>
+              </w:rPr>
+            </w:pPr>
+          </w:p>
+        </w:tc>
+        <w:tc>
+          <w:tcPr>
+            <w:tcW w:w="781" w:type="dxa"/>
+            <w:shd w:val="clear" w:color="auto" w:fill="auto"/>
+            <w:vAlign w:val="center"/>
+          </w:tcPr>
+          <w:p>
+            <w:pPr>
+              <w:rPr>
+                <w:rFonts w:ascii="Arial" w:hAnsi="Arial" w:cs="Arial"/>
+              </w:rPr>
+            </w:pPr>
+          </w:p>
+        </w:tc>
+        <w:tc>
+          <w:tcPr>
+            <w:tcW w:w="645" w:type="dxa"/>
+            <w:vAlign w:val="center"/>
+          </w:tcPr>
+          <w:p>
+            <w:pPr>
+              <w:rPr>
+                <w:rFonts w:ascii="Arial" w:hAnsi="Arial" w:cs="Arial"/>
+              </w:rPr>
+            </w:pPr>
+          </w:p>
+        </w:tc>
+        <w:tc>
+          <w:tcPr>
             <w:tcW w:w="760" w:type="dxa"/>
-            <w:shd w:val="clear" w:color="auto" w:fill="00B050"/>
-            <w:vAlign w:val="center"/>
-          </w:tcPr>
-          <w:p>
-            <w:pPr>
-              <w:rPr>
-                <w:rFonts w:ascii="Arial" w:hAnsi="Arial" w:cs="Arial"/>
-              </w:rPr>
-            </w:pPr>
-          </w:p>
-        </w:tc>
-        <w:tc>
-          <w:tcPr>
-            <w:tcW w:w="740" w:type="dxa"/>
-            <w:vAlign w:val="center"/>
-          </w:tcPr>
-          <w:p>
-            <w:pPr>
-              <w:rPr>
-                <w:rFonts w:ascii="Arial" w:hAnsi="Arial" w:cs="Arial"/>
-              </w:rPr>
-            </w:pPr>
-          </w:p>
-        </w:tc>
-        <w:tc>
-          <w:tcPr>
-            <w:tcW w:w="739" w:type="dxa"/>
-            <w:vAlign w:val="center"/>
-          </w:tcPr>
-          <w:p>
-            <w:pPr>
-              <w:rPr>
-                <w:rFonts w:ascii="Arial" w:hAnsi="Arial" w:cs="Arial"/>
-              </w:rPr>
-            </w:pPr>
-          </w:p>
-        </w:tc>
-        <w:tc>
-          <w:tcPr>
-            <w:tcW w:w="716" w:type="dxa"/>
-            <w:gridSpan w:val="2"/>
-            <w:shd w:val="clear" w:color="auto" w:fill="auto"/>
-            <w:vAlign w:val="center"/>
-          </w:tcPr>
-          <w:p>
-            <w:pPr>
-              <w:rPr>
-                <w:rFonts w:ascii="Arial" w:hAnsi="Arial" w:cs="Arial"/>
-              </w:rPr>
-            </w:pPr>
-          </w:p>
-        </w:tc>
-        <w:tc>
-          <w:tcPr>
-            <w:tcW w:w="671" w:type="dxa"/>
-            <w:shd w:val="clear" w:color="auto" w:fill="auto"/>
-            <w:vAlign w:val="center"/>
-          </w:tcPr>
-          <w:p>
-            <w:pPr>
-              <w:rPr>
-                <w:rFonts w:ascii="Arial" w:hAnsi="Arial" w:cs="Arial"/>
-              </w:rPr>
-            </w:pPr>
-          </w:p>
-        </w:tc>
-        <w:tc>
-          <w:tcPr>
-            <w:tcW w:w="701" w:type="dxa"/>
-            <w:shd w:val="clear" w:color="auto" w:fill="auto"/>
-            <w:vAlign w:val="center"/>
-          </w:tcPr>
-          <w:p>
-            <w:pPr>
-              <w:rPr>
-                <w:rFonts w:ascii="Arial" w:hAnsi="Arial" w:cs="Arial"/>
-              </w:rPr>
-            </w:pPr>
-          </w:p>
-        </w:tc>
-        <w:tc>
-          <w:tcPr>
-            <w:tcW w:w="665" w:type="dxa"/>
-            <w:shd w:val="clear" w:color="auto" w:fill="auto"/>
-            <w:vAlign w:val="center"/>
-          </w:tcPr>
-          <w:p>
-            <w:pPr>
-              <w:rPr>
-                <w:rFonts w:ascii="Arial" w:hAnsi="Arial" w:cs="Arial"/>
-              </w:rPr>
-            </w:pPr>
-          </w:p>
-        </w:tc>
-        <w:tc>
-          <w:tcPr>
-            <w:tcW w:w="805" w:type="dxa"/>
-            <w:shd w:val="clear" w:color="auto" w:fill="auto"/>
-            <w:vAlign w:val="center"/>
-          </w:tcPr>
-          <w:p>
-            <w:pPr>
-              <w:rPr>
-                <w:rFonts w:ascii="Arial" w:hAnsi="Arial" w:cs="Arial"/>
-              </w:rPr>
-            </w:pPr>
-          </w:p>
-        </w:tc>
-        <w:tc>
-          <w:tcPr>
-            <w:tcW w:w="658" w:type="dxa"/>
-            <w:vAlign w:val="center"/>
-          </w:tcPr>
-          <w:p>
-            <w:pPr>
-              <w:rPr>
-                <w:rFonts w:ascii="Arial" w:hAnsi="Arial" w:cs="Arial"/>
-              </w:rPr>
-            </w:pPr>
-          </w:p>
-        </w:tc>
-        <w:tc>
-          <w:tcPr>
-            <w:tcW w:w="792" w:type="dxa"/>
-            <w:shd w:val="clear" w:color="auto" w:fill="auto"/>
-            <w:vAlign w:val="center"/>
-          </w:tcPr>
-          <w:p>
-            <w:pPr>
-              <w:rPr>
-                <w:rFonts w:ascii="Arial" w:hAnsi="Arial" w:cs="Arial"/>
-              </w:rPr>
-            </w:pPr>
-          </w:p>
-        </w:tc>
-        <w:tc>
-          <w:tcPr>
-            <w:tcW w:w="652" w:type="dxa"/>
-            <w:vAlign w:val="center"/>
-          </w:tcPr>
-          <w:p>
-            <w:pPr>
-              <w:rPr>
-                <w:rFonts w:ascii="Arial" w:hAnsi="Arial" w:cs="Arial"/>
-              </w:rPr>
-            </w:pPr>
-          </w:p>
-        </w:tc>
-        <w:tc>
-          <w:tcPr>
-            <w:tcW w:w="771" w:type="dxa"/>
             <w:vAlign w:val="center"/>
           </w:tcPr>
           <w:p>
@@ -37055,7 +38277,7 @@
         </w:trPr>
         <w:tc>
           <w:tcPr>
-            <w:tcW w:w="2344" w:type="dxa"/>
+            <w:tcW w:w="2290" w:type="dxa"/>
             <w:vMerge w:val="restart"/>
             <w:vAlign w:val="center"/>
           </w:tcPr>
@@ -37075,7 +38297,7 @@
         </w:tc>
         <w:tc>
           <w:tcPr>
-            <w:tcW w:w="392" w:type="dxa"/>
+            <w:tcW w:w="390" w:type="dxa"/>
             <w:vAlign w:val="center"/>
           </w:tcPr>
           <w:p>
@@ -37096,158 +38318,158 @@
         </w:tc>
         <w:tc>
           <w:tcPr>
+            <w:tcW w:w="749" w:type="dxa"/>
+            <w:shd w:val="clear" w:color="auto" w:fill="auto"/>
+            <w:vAlign w:val="center"/>
+          </w:tcPr>
+          <w:p>
+            <w:pPr>
+              <w:rPr>
+                <w:rFonts w:ascii="Arial" w:hAnsi="Arial" w:cs="Arial"/>
+              </w:rPr>
+            </w:pPr>
+          </w:p>
+        </w:tc>
+        <w:tc>
+          <w:tcPr>
+            <w:tcW w:w="735" w:type="dxa"/>
+            <w:vAlign w:val="center"/>
+          </w:tcPr>
+          <w:p>
+            <w:pPr>
+              <w:rPr>
+                <w:rFonts w:ascii="Arial" w:hAnsi="Arial" w:cs="Arial"/>
+              </w:rPr>
+            </w:pPr>
+          </w:p>
+        </w:tc>
+        <w:tc>
+          <w:tcPr>
+            <w:tcW w:w="732" w:type="dxa"/>
+            <w:vAlign w:val="center"/>
+          </w:tcPr>
+          <w:p>
+            <w:pPr>
+              <w:rPr>
+                <w:rFonts w:ascii="Arial" w:hAnsi="Arial" w:cs="Arial"/>
+              </w:rPr>
+            </w:pPr>
+          </w:p>
+        </w:tc>
+        <w:tc>
+          <w:tcPr>
+            <w:tcW w:w="712" w:type="dxa"/>
+            <w:gridSpan w:val="2"/>
+            <w:shd w:val="clear" w:color="auto" w:fill="auto"/>
+            <w:vAlign w:val="center"/>
+          </w:tcPr>
+          <w:p>
+            <w:pPr>
+              <w:rPr>
+                <w:rFonts w:ascii="Arial" w:hAnsi="Arial" w:cs="Arial"/>
+              </w:rPr>
+            </w:pPr>
+          </w:p>
+        </w:tc>
+        <w:tc>
+          <w:tcPr>
+            <w:tcW w:w="667" w:type="dxa"/>
+            <w:shd w:val="clear" w:color="auto" w:fill="auto"/>
+            <w:vAlign w:val="center"/>
+          </w:tcPr>
+          <w:p>
+            <w:pPr>
+              <w:rPr>
+                <w:rFonts w:ascii="Arial" w:hAnsi="Arial" w:cs="Arial"/>
+              </w:rPr>
+            </w:pPr>
+          </w:p>
+        </w:tc>
+        <w:tc>
+          <w:tcPr>
+            <w:tcW w:w="693" w:type="dxa"/>
+            <w:shd w:val="clear" w:color="auto" w:fill="auto"/>
+            <w:vAlign w:val="center"/>
+          </w:tcPr>
+          <w:p>
+            <w:pPr>
+              <w:rPr>
+                <w:rFonts w:ascii="Arial" w:hAnsi="Arial" w:cs="Arial"/>
+              </w:rPr>
+            </w:pPr>
+          </w:p>
+        </w:tc>
+        <w:tc>
+          <w:tcPr>
+            <w:tcW w:w="805" w:type="dxa"/>
+            <w:shd w:val="clear" w:color="auto" w:fill="000000" w:themeFill="text1"/>
+            <w:vAlign w:val="center"/>
+          </w:tcPr>
+          <w:p>
+            <w:pPr>
+              <w:rPr>
+                <w:rFonts w:ascii="Arial" w:hAnsi="Arial" w:cs="Arial"/>
+              </w:rPr>
+            </w:pPr>
+          </w:p>
+        </w:tc>
+        <w:tc>
+          <w:tcPr>
+            <w:tcW w:w="790" w:type="dxa"/>
+            <w:shd w:val="clear" w:color="auto" w:fill="auto"/>
+            <w:vAlign w:val="center"/>
+          </w:tcPr>
+          <w:p>
+            <w:pPr>
+              <w:rPr>
+                <w:rFonts w:ascii="Arial" w:hAnsi="Arial" w:cs="Arial"/>
+              </w:rPr>
+            </w:pPr>
+          </w:p>
+        </w:tc>
+        <w:tc>
+          <w:tcPr>
+            <w:tcW w:w="657" w:type="dxa"/>
+            <w:vAlign w:val="center"/>
+          </w:tcPr>
+          <w:p>
+            <w:pPr>
+              <w:rPr>
+                <w:rFonts w:ascii="Arial" w:hAnsi="Arial" w:cs="Arial"/>
+              </w:rPr>
+            </w:pPr>
+          </w:p>
+        </w:tc>
+        <w:tc>
+          <w:tcPr>
+            <w:tcW w:w="781" w:type="dxa"/>
+            <w:shd w:val="clear" w:color="auto" w:fill="auto"/>
+            <w:vAlign w:val="center"/>
+          </w:tcPr>
+          <w:p>
+            <w:pPr>
+              <w:rPr>
+                <w:rFonts w:ascii="Arial" w:hAnsi="Arial" w:cs="Arial"/>
+              </w:rPr>
+            </w:pPr>
+          </w:p>
+        </w:tc>
+        <w:tc>
+          <w:tcPr>
+            <w:tcW w:w="645" w:type="dxa"/>
+            <w:vAlign w:val="center"/>
+          </w:tcPr>
+          <w:p>
+            <w:pPr>
+              <w:rPr>
+                <w:rFonts w:ascii="Arial" w:hAnsi="Arial" w:cs="Arial"/>
+              </w:rPr>
+            </w:pPr>
+          </w:p>
+        </w:tc>
+        <w:tc>
+          <w:tcPr>
             <w:tcW w:w="760" w:type="dxa"/>
-            <w:shd w:val="clear" w:color="auto" w:fill="auto"/>
-            <w:vAlign w:val="center"/>
-          </w:tcPr>
-          <w:p>
-            <w:pPr>
-              <w:rPr>
-                <w:rFonts w:ascii="Arial" w:hAnsi="Arial" w:cs="Arial"/>
-              </w:rPr>
-            </w:pPr>
-          </w:p>
-        </w:tc>
-        <w:tc>
-          <w:tcPr>
-            <w:tcW w:w="740" w:type="dxa"/>
-            <w:vAlign w:val="center"/>
-          </w:tcPr>
-          <w:p>
-            <w:pPr>
-              <w:rPr>
-                <w:rFonts w:ascii="Arial" w:hAnsi="Arial" w:cs="Arial"/>
-              </w:rPr>
-            </w:pPr>
-          </w:p>
-        </w:tc>
-        <w:tc>
-          <w:tcPr>
-            <w:tcW w:w="739" w:type="dxa"/>
-            <w:vAlign w:val="center"/>
-          </w:tcPr>
-          <w:p>
-            <w:pPr>
-              <w:rPr>
-                <w:rFonts w:ascii="Arial" w:hAnsi="Arial" w:cs="Arial"/>
-              </w:rPr>
-            </w:pPr>
-          </w:p>
-        </w:tc>
-        <w:tc>
-          <w:tcPr>
-            <w:tcW w:w="716" w:type="dxa"/>
-            <w:gridSpan w:val="2"/>
-            <w:shd w:val="clear" w:color="auto" w:fill="auto"/>
-            <w:vAlign w:val="center"/>
-          </w:tcPr>
-          <w:p>
-            <w:pPr>
-              <w:rPr>
-                <w:rFonts w:ascii="Arial" w:hAnsi="Arial" w:cs="Arial"/>
-              </w:rPr>
-            </w:pPr>
-          </w:p>
-        </w:tc>
-        <w:tc>
-          <w:tcPr>
-            <w:tcW w:w="671" w:type="dxa"/>
-            <w:shd w:val="clear" w:color="auto" w:fill="auto"/>
-            <w:vAlign w:val="center"/>
-          </w:tcPr>
-          <w:p>
-            <w:pPr>
-              <w:rPr>
-                <w:rFonts w:ascii="Arial" w:hAnsi="Arial" w:cs="Arial"/>
-              </w:rPr>
-            </w:pPr>
-          </w:p>
-        </w:tc>
-        <w:tc>
-          <w:tcPr>
-            <w:tcW w:w="701" w:type="dxa"/>
-            <w:shd w:val="clear" w:color="auto" w:fill="auto"/>
-            <w:vAlign w:val="center"/>
-          </w:tcPr>
-          <w:p>
-            <w:pPr>
-              <w:rPr>
-                <w:rFonts w:ascii="Arial" w:hAnsi="Arial" w:cs="Arial"/>
-              </w:rPr>
-            </w:pPr>
-          </w:p>
-        </w:tc>
-        <w:tc>
-          <w:tcPr>
-            <w:tcW w:w="665" w:type="dxa"/>
-            <w:shd w:val="clear" w:color="auto" w:fill="000000" w:themeFill="text1"/>
-            <w:vAlign w:val="center"/>
-          </w:tcPr>
-          <w:p>
-            <w:pPr>
-              <w:rPr>
-                <w:rFonts w:ascii="Arial" w:hAnsi="Arial" w:cs="Arial"/>
-              </w:rPr>
-            </w:pPr>
-          </w:p>
-        </w:tc>
-        <w:tc>
-          <w:tcPr>
-            <w:tcW w:w="805" w:type="dxa"/>
-            <w:shd w:val="clear" w:color="auto" w:fill="auto"/>
-            <w:vAlign w:val="center"/>
-          </w:tcPr>
-          <w:p>
-            <w:pPr>
-              <w:rPr>
-                <w:rFonts w:ascii="Arial" w:hAnsi="Arial" w:cs="Arial"/>
-              </w:rPr>
-            </w:pPr>
-          </w:p>
-        </w:tc>
-        <w:tc>
-          <w:tcPr>
-            <w:tcW w:w="658" w:type="dxa"/>
-            <w:vAlign w:val="center"/>
-          </w:tcPr>
-          <w:p>
-            <w:pPr>
-              <w:rPr>
-                <w:rFonts w:ascii="Arial" w:hAnsi="Arial" w:cs="Arial"/>
-              </w:rPr>
-            </w:pPr>
-          </w:p>
-        </w:tc>
-        <w:tc>
-          <w:tcPr>
-            <w:tcW w:w="792" w:type="dxa"/>
-            <w:shd w:val="clear" w:color="auto" w:fill="auto"/>
-            <w:vAlign w:val="center"/>
-          </w:tcPr>
-          <w:p>
-            <w:pPr>
-              <w:rPr>
-                <w:rFonts w:ascii="Arial" w:hAnsi="Arial" w:cs="Arial"/>
-              </w:rPr>
-            </w:pPr>
-          </w:p>
-        </w:tc>
-        <w:tc>
-          <w:tcPr>
-            <w:tcW w:w="652" w:type="dxa"/>
-            <w:vAlign w:val="center"/>
-          </w:tcPr>
-          <w:p>
-            <w:pPr>
-              <w:rPr>
-                <w:rFonts w:ascii="Arial" w:hAnsi="Arial" w:cs="Arial"/>
-              </w:rPr>
-            </w:pPr>
-          </w:p>
-        </w:tc>
-        <w:tc>
-          <w:tcPr>
-            <w:tcW w:w="771" w:type="dxa"/>
             <w:vAlign w:val="center"/>
           </w:tcPr>
           <w:p>
@@ -37268,7 +38490,7 @@
         </w:trPr>
         <w:tc>
           <w:tcPr>
-            <w:tcW w:w="2344" w:type="dxa"/>
+            <w:tcW w:w="2290" w:type="dxa"/>
             <w:vMerge/>
             <w:vAlign w:val="center"/>
           </w:tcPr>
@@ -37282,7 +38504,7 @@
         </w:tc>
         <w:tc>
           <w:tcPr>
-            <w:tcW w:w="392" w:type="dxa"/>
+            <w:tcW w:w="390" w:type="dxa"/>
             <w:vAlign w:val="center"/>
           </w:tcPr>
           <w:p>
@@ -37303,158 +38525,158 @@
         </w:tc>
         <w:tc>
           <w:tcPr>
+            <w:tcW w:w="749" w:type="dxa"/>
+            <w:shd w:val="clear" w:color="auto" w:fill="00B050"/>
+            <w:vAlign w:val="center"/>
+          </w:tcPr>
+          <w:p>
+            <w:pPr>
+              <w:rPr>
+                <w:rFonts w:ascii="Arial" w:hAnsi="Arial" w:cs="Arial"/>
+              </w:rPr>
+            </w:pPr>
+          </w:p>
+        </w:tc>
+        <w:tc>
+          <w:tcPr>
+            <w:tcW w:w="735" w:type="dxa"/>
+            <w:vAlign w:val="center"/>
+          </w:tcPr>
+          <w:p>
+            <w:pPr>
+              <w:rPr>
+                <w:rFonts w:ascii="Arial" w:hAnsi="Arial" w:cs="Arial"/>
+              </w:rPr>
+            </w:pPr>
+          </w:p>
+        </w:tc>
+        <w:tc>
+          <w:tcPr>
+            <w:tcW w:w="732" w:type="dxa"/>
+            <w:vAlign w:val="center"/>
+          </w:tcPr>
+          <w:p>
+            <w:pPr>
+              <w:rPr>
+                <w:rFonts w:ascii="Arial" w:hAnsi="Arial" w:cs="Arial"/>
+              </w:rPr>
+            </w:pPr>
+          </w:p>
+        </w:tc>
+        <w:tc>
+          <w:tcPr>
+            <w:tcW w:w="712" w:type="dxa"/>
+            <w:gridSpan w:val="2"/>
+            <w:shd w:val="clear" w:color="auto" w:fill="auto"/>
+            <w:vAlign w:val="center"/>
+          </w:tcPr>
+          <w:p>
+            <w:pPr>
+              <w:rPr>
+                <w:rFonts w:ascii="Arial" w:hAnsi="Arial" w:cs="Arial"/>
+              </w:rPr>
+            </w:pPr>
+          </w:p>
+        </w:tc>
+        <w:tc>
+          <w:tcPr>
+            <w:tcW w:w="667" w:type="dxa"/>
+            <w:shd w:val="clear" w:color="auto" w:fill="auto"/>
+            <w:vAlign w:val="center"/>
+          </w:tcPr>
+          <w:p>
+            <w:pPr>
+              <w:rPr>
+                <w:rFonts w:ascii="Arial" w:hAnsi="Arial" w:cs="Arial"/>
+              </w:rPr>
+            </w:pPr>
+          </w:p>
+        </w:tc>
+        <w:tc>
+          <w:tcPr>
+            <w:tcW w:w="693" w:type="dxa"/>
+            <w:shd w:val="clear" w:color="auto" w:fill="auto"/>
+            <w:vAlign w:val="center"/>
+          </w:tcPr>
+          <w:p>
+            <w:pPr>
+              <w:rPr>
+                <w:rFonts w:ascii="Arial" w:hAnsi="Arial" w:cs="Arial"/>
+              </w:rPr>
+            </w:pPr>
+          </w:p>
+        </w:tc>
+        <w:tc>
+          <w:tcPr>
+            <w:tcW w:w="805" w:type="dxa"/>
+            <w:shd w:val="clear" w:color="auto" w:fill="auto"/>
+            <w:vAlign w:val="center"/>
+          </w:tcPr>
+          <w:p>
+            <w:pPr>
+              <w:rPr>
+                <w:rFonts w:ascii="Arial" w:hAnsi="Arial" w:cs="Arial"/>
+              </w:rPr>
+            </w:pPr>
+          </w:p>
+        </w:tc>
+        <w:tc>
+          <w:tcPr>
+            <w:tcW w:w="790" w:type="dxa"/>
+            <w:shd w:val="clear" w:color="auto" w:fill="auto"/>
+            <w:vAlign w:val="center"/>
+          </w:tcPr>
+          <w:p>
+            <w:pPr>
+              <w:rPr>
+                <w:rFonts w:ascii="Arial" w:hAnsi="Arial" w:cs="Arial"/>
+              </w:rPr>
+            </w:pPr>
+          </w:p>
+        </w:tc>
+        <w:tc>
+          <w:tcPr>
+            <w:tcW w:w="657" w:type="dxa"/>
+            <w:vAlign w:val="center"/>
+          </w:tcPr>
+          <w:p>
+            <w:pPr>
+              <w:rPr>
+                <w:rFonts w:ascii="Arial" w:hAnsi="Arial" w:cs="Arial"/>
+              </w:rPr>
+            </w:pPr>
+          </w:p>
+        </w:tc>
+        <w:tc>
+          <w:tcPr>
+            <w:tcW w:w="781" w:type="dxa"/>
+            <w:shd w:val="clear" w:color="auto" w:fill="auto"/>
+            <w:vAlign w:val="center"/>
+          </w:tcPr>
+          <w:p>
+            <w:pPr>
+              <w:rPr>
+                <w:rFonts w:ascii="Arial" w:hAnsi="Arial" w:cs="Arial"/>
+              </w:rPr>
+            </w:pPr>
+          </w:p>
+        </w:tc>
+        <w:tc>
+          <w:tcPr>
+            <w:tcW w:w="645" w:type="dxa"/>
+            <w:vAlign w:val="center"/>
+          </w:tcPr>
+          <w:p>
+            <w:pPr>
+              <w:rPr>
+                <w:rFonts w:ascii="Arial" w:hAnsi="Arial" w:cs="Arial"/>
+              </w:rPr>
+            </w:pPr>
+          </w:p>
+        </w:tc>
+        <w:tc>
+          <w:tcPr>
             <w:tcW w:w="760" w:type="dxa"/>
-            <w:shd w:val="clear" w:color="auto" w:fill="00B050"/>
-            <w:vAlign w:val="center"/>
-          </w:tcPr>
-          <w:p>
-            <w:pPr>
-              <w:rPr>
-                <w:rFonts w:ascii="Arial" w:hAnsi="Arial" w:cs="Arial"/>
-              </w:rPr>
-            </w:pPr>
-          </w:p>
-        </w:tc>
-        <w:tc>
-          <w:tcPr>
-            <w:tcW w:w="740" w:type="dxa"/>
-            <w:vAlign w:val="center"/>
-          </w:tcPr>
-          <w:p>
-            <w:pPr>
-              <w:rPr>
-                <w:rFonts w:ascii="Arial" w:hAnsi="Arial" w:cs="Arial"/>
-              </w:rPr>
-            </w:pPr>
-          </w:p>
-        </w:tc>
-        <w:tc>
-          <w:tcPr>
-            <w:tcW w:w="739" w:type="dxa"/>
-            <w:vAlign w:val="center"/>
-          </w:tcPr>
-          <w:p>
-            <w:pPr>
-              <w:rPr>
-                <w:rFonts w:ascii="Arial" w:hAnsi="Arial" w:cs="Arial"/>
-              </w:rPr>
-            </w:pPr>
-          </w:p>
-        </w:tc>
-        <w:tc>
-          <w:tcPr>
-            <w:tcW w:w="716" w:type="dxa"/>
-            <w:gridSpan w:val="2"/>
-            <w:shd w:val="clear" w:color="auto" w:fill="auto"/>
-            <w:vAlign w:val="center"/>
-          </w:tcPr>
-          <w:p>
-            <w:pPr>
-              <w:rPr>
-                <w:rFonts w:ascii="Arial" w:hAnsi="Arial" w:cs="Arial"/>
-              </w:rPr>
-            </w:pPr>
-          </w:p>
-        </w:tc>
-        <w:tc>
-          <w:tcPr>
-            <w:tcW w:w="671" w:type="dxa"/>
-            <w:shd w:val="clear" w:color="auto" w:fill="auto"/>
-            <w:vAlign w:val="center"/>
-          </w:tcPr>
-          <w:p>
-            <w:pPr>
-              <w:rPr>
-                <w:rFonts w:ascii="Arial" w:hAnsi="Arial" w:cs="Arial"/>
-              </w:rPr>
-            </w:pPr>
-          </w:p>
-        </w:tc>
-        <w:tc>
-          <w:tcPr>
-            <w:tcW w:w="701" w:type="dxa"/>
-            <w:shd w:val="clear" w:color="auto" w:fill="auto"/>
-            <w:vAlign w:val="center"/>
-          </w:tcPr>
-          <w:p>
-            <w:pPr>
-              <w:rPr>
-                <w:rFonts w:ascii="Arial" w:hAnsi="Arial" w:cs="Arial"/>
-              </w:rPr>
-            </w:pPr>
-          </w:p>
-        </w:tc>
-        <w:tc>
-          <w:tcPr>
-            <w:tcW w:w="665" w:type="dxa"/>
-            <w:shd w:val="clear" w:color="auto" w:fill="auto"/>
-            <w:vAlign w:val="center"/>
-          </w:tcPr>
-          <w:p>
-            <w:pPr>
-              <w:rPr>
-                <w:rFonts w:ascii="Arial" w:hAnsi="Arial" w:cs="Arial"/>
-              </w:rPr>
-            </w:pPr>
-          </w:p>
-        </w:tc>
-        <w:tc>
-          <w:tcPr>
-            <w:tcW w:w="805" w:type="dxa"/>
-            <w:shd w:val="clear" w:color="auto" w:fill="auto"/>
-            <w:vAlign w:val="center"/>
-          </w:tcPr>
-          <w:p>
-            <w:pPr>
-              <w:rPr>
-                <w:rFonts w:ascii="Arial" w:hAnsi="Arial" w:cs="Arial"/>
-              </w:rPr>
-            </w:pPr>
-          </w:p>
-        </w:tc>
-        <w:tc>
-          <w:tcPr>
-            <w:tcW w:w="658" w:type="dxa"/>
-            <w:vAlign w:val="center"/>
-          </w:tcPr>
-          <w:p>
-            <w:pPr>
-              <w:rPr>
-                <w:rFonts w:ascii="Arial" w:hAnsi="Arial" w:cs="Arial"/>
-              </w:rPr>
-            </w:pPr>
-          </w:p>
-        </w:tc>
-        <w:tc>
-          <w:tcPr>
-            <w:tcW w:w="792" w:type="dxa"/>
-            <w:shd w:val="clear" w:color="auto" w:fill="auto"/>
-            <w:vAlign w:val="center"/>
-          </w:tcPr>
-          <w:p>
-            <w:pPr>
-              <w:rPr>
-                <w:rFonts w:ascii="Arial" w:hAnsi="Arial" w:cs="Arial"/>
-              </w:rPr>
-            </w:pPr>
-          </w:p>
-        </w:tc>
-        <w:tc>
-          <w:tcPr>
-            <w:tcW w:w="652" w:type="dxa"/>
-            <w:vAlign w:val="center"/>
-          </w:tcPr>
-          <w:p>
-            <w:pPr>
-              <w:rPr>
-                <w:rFonts w:ascii="Arial" w:hAnsi="Arial" w:cs="Arial"/>
-              </w:rPr>
-            </w:pPr>
-          </w:p>
-        </w:tc>
-        <w:tc>
-          <w:tcPr>
-            <w:tcW w:w="771" w:type="dxa"/>
             <w:vAlign w:val="center"/>
           </w:tcPr>
           <w:p>
@@ -37475,7 +38697,7 @@
         </w:trPr>
         <w:tc>
           <w:tcPr>
-            <w:tcW w:w="5421" w:type="dxa"/>
+            <w:tcW w:w="5342" w:type="dxa"/>
             <w:gridSpan w:val="6"/>
             <w:vAlign w:val="center"/>
           </w:tcPr>
@@ -37556,7 +38778,7 @@
         </w:tc>
         <w:tc>
           <w:tcPr>
-            <w:tcW w:w="5985" w:type="dxa"/>
+            <w:tcW w:w="6064" w:type="dxa"/>
             <w:gridSpan w:val="9"/>
             <w:vAlign w:val="center"/>
           </w:tcPr>
@@ -37567,6 +38789,69 @@
                 <w:rFonts w:ascii="Arial" w:hAnsi="Arial" w:cs="Arial"/>
               </w:rPr>
             </w:pPr>
+            <w:r>
+              <w:rPr>
+                <w:rFonts w:ascii="Arial" w:hAnsi="Arial" w:cs="Arial"/>
+                <w:b/>
+                <w:bCs/>
+                <w:noProof/>
+              </w:rPr>
+              <w:drawing>
+                <wp:anchor distT="0" distB="0" distL="114300" distR="114300" simplePos="0" relativeHeight="251668492" behindDoc="1" locked="0" layoutInCell="1" allowOverlap="1" wp14:anchorId="27C71FAF" wp14:editId="624FCE03">
+                  <wp:simplePos x="0" y="0"/>
+                  <wp:positionH relativeFrom="column">
+                    <wp:posOffset>1117600</wp:posOffset>
+                  </wp:positionH>
+                  <wp:positionV relativeFrom="paragraph">
+                    <wp:posOffset>-610235</wp:posOffset>
+                  </wp:positionV>
+                  <wp:extent cx="1445895" cy="2065655"/>
+                  <wp:effectExtent l="0" t="0" r="0" b="0"/>
+                  <wp:wrapNone/>
+                  <wp:docPr id="1395963179" name="Imagen 2" descr="Imagen que contiene animal&#10;&#10;El contenido generado por IA puede ser incorrecto."/>
+                  <wp:cNvGraphicFramePr>
+                    <a:graphicFrameLocks xmlns:a="http://schemas.openxmlformats.org/drawingml/2006/main" noChangeAspect="1"/>
+                  </wp:cNvGraphicFramePr>
+                  <a:graphic xmlns:a="http://schemas.openxmlformats.org/drawingml/2006/main">
+                    <a:graphicData uri="http://schemas.openxmlformats.org/drawingml/2006/picture">
+                      <pic:pic xmlns:pic="http://schemas.openxmlformats.org/drawingml/2006/picture">
+                        <pic:nvPicPr>
+                          <pic:cNvPr id="1616221648" name="Imagen 2" descr="Imagen que contiene animal&#10;&#10;El contenido generado por IA puede ser incorrecto."/>
+                          <pic:cNvPicPr/>
+                        </pic:nvPicPr>
+                        <pic:blipFill>
+                          <a:blip r:embed="rId6">
+                            <a:extLst>
+                              <a:ext uri="{28A0092B-C50C-407E-A947-70E740481C1C}">
+                                <a14:useLocalDpi xmlns:a14="http://schemas.microsoft.com/office/drawing/2010/main" val="0"/>
+                              </a:ext>
+                            </a:extLst>
+                          </a:blip>
+                          <a:stretch>
+                            <a:fillRect/>
+                          </a:stretch>
+                        </pic:blipFill>
+                        <pic:spPr>
+                          <a:xfrm rot="5400000">
+                            <a:off x="0" y="0"/>
+                            <a:ext cx="1445895" cy="2065655"/>
+                          </a:xfrm>
+                          <a:prstGeom prst="rect">
+                            <a:avLst/>
+                          </a:prstGeom>
+                        </pic:spPr>
+                      </pic:pic>
+                    </a:graphicData>
+                  </a:graphic>
+                  <wp14:sizeRelH relativeFrom="margin">
+                    <wp14:pctWidth>0</wp14:pctWidth>
+                  </wp14:sizeRelH>
+                  <wp14:sizeRelV relativeFrom="margin">
+                    <wp14:pctHeight>0</wp14:pctHeight>
+                  </wp14:sizeRelV>
+                </wp:anchor>
+              </w:drawing>
+            </w:r>
           </w:p>
           <w:p>
             <w:pPr>
@@ -37649,7 +38934,7 @@
         </w:rPr>
         <w:sectPr>
           <w:pgSz w:w="12242" w:h="15842" w:code="1"/>
-          <w:pgMar w:top="567" w:right="1701" w:bottom="709" w:left="1701" w:header="709" w:footer="709" w:gutter="0"/>
+          <w:pgMar w:top="426" w:right="1701" w:bottom="709" w:left="1701" w:header="709" w:footer="709" w:gutter="0"/>
           <w:cols w:space="708"/>
           <w:docGrid w:linePitch="360"/>
         </w:sectPr>
@@ -37884,7 +39169,7 @@
                           <pic:cNvPicPr/>
                         </pic:nvPicPr>
                         <pic:blipFill rotWithShape="1">
-                          <a:blip r:embed="rId5" cstate="print">
+                          <a:blip r:embed="rId7" cstate="print">
                             <a:extLst>
                               <a:ext uri="{28A0092B-C50C-407E-A947-70E740481C1C}">
                                 <a14:useLocalDpi xmlns:a14="http://schemas.microsoft.com/office/drawing/2010/main" val="0"/>
@@ -38169,7 +39454,7 @@
                           <pic:cNvPicPr/>
                         </pic:nvPicPr>
                         <pic:blipFill>
-                          <a:blip r:embed="rId6" cstate="print">
+                          <a:blip r:embed="rId8" cstate="print">
                             <a:extLst>
                               <a:ext uri="{28A0092B-C50C-407E-A947-70E740481C1C}">
                                 <a14:useLocalDpi xmlns:a14="http://schemas.microsoft.com/office/drawing/2010/main" val="0"/>
@@ -38312,6 +39597,13 @@
                 <w:b/>
               </w:rPr>
             </w:pPr>
+            <w:r>
+              <w:rPr>
+                <w:rFonts w:ascii="Segoe UI Symbol" w:hAnsi="Segoe UI Symbol" w:cs="Segoe UI Symbol"/>
+                <w:b/>
+              </w:rPr>
+              <w:t>✔️</w:t>
+            </w:r>
           </w:p>
         </w:tc>
         <w:tc>
@@ -38415,7 +39707,7 @@
                           <pic:cNvPicPr/>
                         </pic:nvPicPr>
                         <pic:blipFill>
-                          <a:blip r:embed="rId7" cstate="print">
+                          <a:blip r:embed="rId9" cstate="print">
                             <a:extLst>
                               <a:ext uri="{28A0092B-C50C-407E-A947-70E740481C1C}">
                                 <a14:useLocalDpi xmlns:a14="http://schemas.microsoft.com/office/drawing/2010/main" val="0"/>
@@ -38631,7 +39923,7 @@
                 <w:szCs w:val="18"/>
               </w:rPr>
               <w:drawing>
-                <wp:anchor distT="0" distB="0" distL="114300" distR="114300" simplePos="0" relativeHeight="251658245" behindDoc="0" locked="0" layoutInCell="1" allowOverlap="1" wp14:anchorId="114D277A" wp14:editId="3C39D1D1">
+                <wp:anchor distT="0" distB="0" distL="114300" distR="114300" simplePos="0" relativeHeight="251658245" behindDoc="0" locked="0" layoutInCell="1" allowOverlap="1" wp14:anchorId="114D277A" wp14:editId="0712A809">
                   <wp:simplePos x="0" y="0"/>
                   <wp:positionH relativeFrom="column">
                     <wp:posOffset>417830</wp:posOffset>
@@ -38654,7 +39946,7 @@
                           <pic:cNvPicPr/>
                         </pic:nvPicPr>
                         <pic:blipFill rotWithShape="1">
-                          <a:blip r:embed="rId8" cstate="print">
+                          <a:blip r:embed="rId10" cstate="print">
                             <a:extLst>
                               <a:ext uri="{28A0092B-C50C-407E-A947-70E740481C1C}">
                                 <a14:useLocalDpi xmlns:a14="http://schemas.microsoft.com/office/drawing/2010/main" val="0"/>
@@ -38907,7 +40199,7 @@
                           </pic:cNvPicPr>
                         </pic:nvPicPr>
                         <pic:blipFill>
-                          <a:blip r:embed="rId9" cstate="print">
+                          <a:blip r:embed="rId11" cstate="print">
                             <a:extLst>
                               <a:ext uri="{28A0092B-C50C-407E-A947-70E740481C1C}">
                                 <a14:useLocalDpi xmlns:a14="http://schemas.microsoft.com/office/drawing/2010/main" val="0"/>
@@ -39135,7 +40427,7 @@
                           <pic:cNvPicPr/>
                         </pic:nvPicPr>
                         <pic:blipFill>
-                          <a:blip r:embed="rId10" cstate="print">
+                          <a:blip r:embed="rId12" cstate="print">
                             <a:extLst>
                               <a:ext uri="{28A0092B-C50C-407E-A947-70E740481C1C}">
                                 <a14:useLocalDpi xmlns:a14="http://schemas.microsoft.com/office/drawing/2010/main" val="0"/>
@@ -39405,7 +40697,7 @@
                           <pic:cNvPicPr/>
                         </pic:nvPicPr>
                         <pic:blipFill>
-                          <a:blip r:embed="rId11" cstate="print">
+                          <a:blip r:embed="rId13" cstate="print">
                             <a:extLst>
                               <a:ext uri="{28A0092B-C50C-407E-A947-70E740481C1C}">
                                 <a14:useLocalDpi xmlns:a14="http://schemas.microsoft.com/office/drawing/2010/main" val="0"/>
@@ -39675,7 +40967,7 @@
                 <w:szCs w:val="18"/>
               </w:rPr>
               <w:drawing>
-                <wp:anchor distT="0" distB="0" distL="114300" distR="114300" simplePos="0" relativeHeight="251658248" behindDoc="1" locked="0" layoutInCell="1" allowOverlap="1" wp14:anchorId="1FDFE95E" wp14:editId="4C999D71">
+                <wp:anchor distT="0" distB="0" distL="114300" distR="114300" simplePos="0" relativeHeight="251658248" behindDoc="1" locked="0" layoutInCell="1" allowOverlap="1" wp14:anchorId="1FDFE95E" wp14:editId="13F708A0">
                   <wp:simplePos x="0" y="0"/>
                   <wp:positionH relativeFrom="column">
                     <wp:posOffset>398780</wp:posOffset>
@@ -39698,7 +40990,7 @@
                           <pic:cNvPicPr/>
                         </pic:nvPicPr>
                         <pic:blipFill rotWithShape="1">
-                          <a:blip r:embed="rId12" cstate="print">
+                          <a:blip r:embed="rId14" cstate="print">
                             <a:extLst>
                               <a:ext uri="{28A0092B-C50C-407E-A947-70E740481C1C}">
                                 <a14:useLocalDpi xmlns:a14="http://schemas.microsoft.com/office/drawing/2010/main" val="0"/>
@@ -40015,6 +41307,69 @@
                 <w:bCs/>
               </w:rPr>
             </w:pPr>
+            <w:r>
+              <w:rPr>
+                <w:rFonts w:ascii="Arial" w:hAnsi="Arial" w:cs="Arial"/>
+                <w:b/>
+                <w:bCs/>
+                <w:noProof/>
+              </w:rPr>
+              <w:drawing>
+                <wp:anchor distT="0" distB="0" distL="114300" distR="114300" simplePos="0" relativeHeight="251670540" behindDoc="1" locked="0" layoutInCell="1" allowOverlap="1" wp14:anchorId="6FF20561" wp14:editId="2C5550DC">
+                  <wp:simplePos x="0" y="0"/>
+                  <wp:positionH relativeFrom="column">
+                    <wp:posOffset>643255</wp:posOffset>
+                  </wp:positionH>
+                  <wp:positionV relativeFrom="paragraph">
+                    <wp:posOffset>-1126490</wp:posOffset>
+                  </wp:positionV>
+                  <wp:extent cx="1445895" cy="2065655"/>
+                  <wp:effectExtent l="0" t="0" r="0" b="0"/>
+                  <wp:wrapNone/>
+                  <wp:docPr id="1896130455" name="Imagen 2" descr="Imagen que contiene animal&#10;&#10;El contenido generado por IA puede ser incorrecto."/>
+                  <wp:cNvGraphicFramePr>
+                    <a:graphicFrameLocks xmlns:a="http://schemas.openxmlformats.org/drawingml/2006/main" noChangeAspect="1"/>
+                  </wp:cNvGraphicFramePr>
+                  <a:graphic xmlns:a="http://schemas.openxmlformats.org/drawingml/2006/main">
+                    <a:graphicData uri="http://schemas.openxmlformats.org/drawingml/2006/picture">
+                      <pic:pic xmlns:pic="http://schemas.openxmlformats.org/drawingml/2006/picture">
+                        <pic:nvPicPr>
+                          <pic:cNvPr id="1616221648" name="Imagen 2" descr="Imagen que contiene animal&#10;&#10;El contenido generado por IA puede ser incorrecto."/>
+                          <pic:cNvPicPr/>
+                        </pic:nvPicPr>
+                        <pic:blipFill>
+                          <a:blip r:embed="rId6">
+                            <a:extLst>
+                              <a:ext uri="{28A0092B-C50C-407E-A947-70E740481C1C}">
+                                <a14:useLocalDpi xmlns:a14="http://schemas.microsoft.com/office/drawing/2010/main" val="0"/>
+                              </a:ext>
+                            </a:extLst>
+                          </a:blip>
+                          <a:stretch>
+                            <a:fillRect/>
+                          </a:stretch>
+                        </pic:blipFill>
+                        <pic:spPr>
+                          <a:xfrm rot="5400000">
+                            <a:off x="0" y="0"/>
+                            <a:ext cx="1445895" cy="2065655"/>
+                          </a:xfrm>
+                          <a:prstGeom prst="rect">
+                            <a:avLst/>
+                          </a:prstGeom>
+                        </pic:spPr>
+                      </pic:pic>
+                    </a:graphicData>
+                  </a:graphic>
+                  <wp14:sizeRelH relativeFrom="margin">
+                    <wp14:pctWidth>0</wp14:pctWidth>
+                  </wp14:sizeRelH>
+                  <wp14:sizeRelV relativeFrom="margin">
+                    <wp14:pctHeight>0</wp14:pctHeight>
+                  </wp14:sizeRelV>
+                </wp:anchor>
+              </w:drawing>
+            </w:r>
           </w:p>
           <w:p>
             <w:pPr>
@@ -40112,8 +41467,8 @@
       </w:tblPr>
       <w:tblGrid>
         <w:gridCol w:w="4796"/>
-        <w:gridCol w:w="6965"/>
-        <w:gridCol w:w="2693"/>
+        <w:gridCol w:w="6681"/>
+        <w:gridCol w:w="2977"/>
       </w:tblGrid>
       <w:tr>
         <w:tc>
@@ -40141,11 +41496,39 @@
               </w:rPr>
               <w:t xml:space="preserve"> </w:t>
             </w:r>
-          </w:p>
-        </w:tc>
-        <w:tc>
-          <w:tcPr>
-            <w:tcW w:w="6965" w:type="dxa"/>
+            <w:proofErr w:type="gramStart"/>
+            <w:r>
+              <w:rPr>
+                <w:b/>
+              </w:rPr>
+              <w:t xml:space="preserve">{{ </w:t>
+            </w:r>
+            <w:proofErr w:type="spellStart"/>
+            <w:r>
+              <w:rPr>
+                <w:b/>
+              </w:rPr>
+              <w:t>nombre</w:t>
+            </w:r>
+            <w:proofErr w:type="gramEnd"/>
+            <w:r>
+              <w:rPr>
+                <w:b/>
+              </w:rPr>
+              <w:t>_comercial</w:t>
+            </w:r>
+            <w:proofErr w:type="spellEnd"/>
+            <w:r>
+              <w:rPr>
+                <w:b/>
+              </w:rPr>
+              <w:t xml:space="preserve"> }}</w:t>
+            </w:r>
+          </w:p>
+        </w:tc>
+        <w:tc>
+          <w:tcPr>
+            <w:tcW w:w="6681" w:type="dxa"/>
           </w:tcPr>
           <w:p>
             <w:pPr>
@@ -40166,7 +41549,7 @@
         </w:tc>
         <w:tc>
           <w:tcPr>
-            <w:tcW w:w="2693" w:type="dxa"/>
+            <w:tcW w:w="2977" w:type="dxa"/>
           </w:tcPr>
           <w:p>
             <w:pPr>
@@ -40188,6 +41571,42 @@
                 <w:b/>
               </w:rPr>
               <w:t xml:space="preserve"> </w:t>
+            </w:r>
+            <w:proofErr w:type="gramStart"/>
+            <w:r>
+              <w:rPr>
+                <w:b/>
+              </w:rPr>
+              <w:t>{{ mes</w:t>
+            </w:r>
+            <w:proofErr w:type="gramEnd"/>
+            <w:r>
+              <w:rPr>
+                <w:b/>
+              </w:rPr>
+              <w:t xml:space="preserve"> }} </w:t>
+            </w:r>
+            <w:proofErr w:type="gramStart"/>
+            <w:r>
+              <w:rPr>
+                <w:b/>
+              </w:rPr>
+              <w:t xml:space="preserve">{{ </w:t>
+            </w:r>
+            <w:proofErr w:type="spellStart"/>
+            <w:r>
+              <w:rPr>
+                <w:b/>
+              </w:rPr>
+              <w:t>anio</w:t>
+            </w:r>
+            <w:proofErr w:type="spellEnd"/>
+            <w:proofErr w:type="gramEnd"/>
+            <w:r>
+              <w:rPr>
+                <w:b/>
+              </w:rPr>
+              <w:t xml:space="preserve"> }}</w:t>
             </w:r>
           </w:p>
         </w:tc>
@@ -42421,7 +43840,7 @@
           <w:noProof/>
         </w:rPr>
         <w:drawing>
-          <wp:anchor distT="0" distB="0" distL="114300" distR="114300" simplePos="0" relativeHeight="251658252" behindDoc="0" locked="0" layoutInCell="1" allowOverlap="1" wp14:anchorId="1B48C9DA" wp14:editId="0F536786">
+          <wp:anchor distT="0" distB="0" distL="114300" distR="114300" simplePos="0" relativeHeight="251658252" behindDoc="0" locked="0" layoutInCell="1" allowOverlap="1" wp14:anchorId="1B48C9DA" wp14:editId="709E1152">
             <wp:simplePos x="0" y="0"/>
             <wp:positionH relativeFrom="margin">
               <wp:align>right</wp:align>
@@ -42444,7 +43863,7 @@
                     <pic:cNvPicPr/>
                   </pic:nvPicPr>
                   <pic:blipFill>
-                    <a:blip r:embed="rId13">
+                    <a:blip r:embed="rId15">
                       <a:extLst>
                         <a:ext uri="{28A0092B-C50C-407E-A947-70E740481C1C}">
                           <a14:useLocalDpi xmlns:a14="http://schemas.microsoft.com/office/drawing/2010/main" val="0"/>
@@ -42505,7 +43924,7 @@
                     <pic:cNvPicPr/>
                   </pic:nvPicPr>
                   <pic:blipFill>
-                    <a:blip r:embed="rId14" cstate="print">
+                    <a:blip r:embed="rId16" cstate="print">
                       <a:extLst>
                         <a:ext uri="{28A0092B-C50C-407E-A947-70E740481C1C}">
                           <a14:useLocalDpi xmlns:a14="http://schemas.microsoft.com/office/drawing/2010/main" val="0"/>
@@ -42571,7 +43990,7 @@
                     <pic:cNvPicPr/>
                   </pic:nvPicPr>
                   <pic:blipFill rotWithShape="1">
-                    <a:blip r:embed="rId15">
+                    <a:blip r:embed="rId17">
                       <a:extLst>
                         <a:ext uri="{28A0092B-C50C-407E-A947-70E740481C1C}">
                           <a14:useLocalDpi xmlns:a14="http://schemas.microsoft.com/office/drawing/2010/main" val="0"/>
@@ -42619,6 +44038,69 @@
       </w:pPr>
       <w:r>
         <w:rPr>
+          <w:rFonts w:ascii="Arial" w:hAnsi="Arial" w:cs="Arial"/>
+          <w:b/>
+          <w:bCs/>
+          <w:noProof/>
+        </w:rPr>
+        <w:drawing>
+          <wp:anchor distT="0" distB="0" distL="114300" distR="114300" simplePos="0" relativeHeight="251672588" behindDoc="0" locked="0" layoutInCell="1" allowOverlap="1" wp14:anchorId="2B0C9A63" wp14:editId="77781F66">
+            <wp:simplePos x="0" y="0"/>
+            <wp:positionH relativeFrom="column">
+              <wp:posOffset>6694170</wp:posOffset>
+            </wp:positionH>
+            <wp:positionV relativeFrom="paragraph">
+              <wp:posOffset>118322</wp:posOffset>
+            </wp:positionV>
+            <wp:extent cx="1445895" cy="2065655"/>
+            <wp:effectExtent l="0" t="0" r="0" b="0"/>
+            <wp:wrapNone/>
+            <wp:docPr id="247923502" name="Imagen 2" descr="Imagen que contiene animal&#10;&#10;El contenido generado por IA puede ser incorrecto."/>
+            <wp:cNvGraphicFramePr>
+              <a:graphicFrameLocks xmlns:a="http://schemas.openxmlformats.org/drawingml/2006/main" noChangeAspect="1"/>
+            </wp:cNvGraphicFramePr>
+            <a:graphic xmlns:a="http://schemas.openxmlformats.org/drawingml/2006/main">
+              <a:graphicData uri="http://schemas.openxmlformats.org/drawingml/2006/picture">
+                <pic:pic xmlns:pic="http://schemas.openxmlformats.org/drawingml/2006/picture">
+                  <pic:nvPicPr>
+                    <pic:cNvPr id="1616221648" name="Imagen 2" descr="Imagen que contiene animal&#10;&#10;El contenido generado por IA puede ser incorrecto."/>
+                    <pic:cNvPicPr/>
+                  </pic:nvPicPr>
+                  <pic:blipFill>
+                    <a:blip r:embed="rId6">
+                      <a:extLst>
+                        <a:ext uri="{28A0092B-C50C-407E-A947-70E740481C1C}">
+                          <a14:useLocalDpi xmlns:a14="http://schemas.microsoft.com/office/drawing/2010/main" val="0"/>
+                        </a:ext>
+                      </a:extLst>
+                    </a:blip>
+                    <a:stretch>
+                      <a:fillRect/>
+                    </a:stretch>
+                  </pic:blipFill>
+                  <pic:spPr>
+                    <a:xfrm rot="5400000">
+                      <a:off x="0" y="0"/>
+                      <a:ext cx="1445895" cy="2065655"/>
+                    </a:xfrm>
+                    <a:prstGeom prst="rect">
+                      <a:avLst/>
+                    </a:prstGeom>
+                  </pic:spPr>
+                </pic:pic>
+              </a:graphicData>
+            </a:graphic>
+            <wp14:sizeRelH relativeFrom="margin">
+              <wp14:pctWidth>0</wp14:pctWidth>
+            </wp14:sizeRelH>
+            <wp14:sizeRelV relativeFrom="margin">
+              <wp14:pctHeight>0</wp14:pctHeight>
+            </wp14:sizeRelV>
+          </wp:anchor>
+        </w:drawing>
+      </w:r>
+      <w:r>
+        <w:rPr>
           <w:noProof/>
           <w:lang w:eastAsia="es-MX"/>
         </w:rPr>
@@ -42646,7 +44128,7 @@
                     <pic:cNvPicPr/>
                   </pic:nvPicPr>
                   <pic:blipFill rotWithShape="1">
-                    <a:blip r:embed="rId16">
+                    <a:blip r:embed="rId18">
                       <a:extLst>
                         <a:ext uri="{28A0092B-C50C-407E-A947-70E740481C1C}">
                           <a14:useLocalDpi xmlns:a14="http://schemas.microsoft.com/office/drawing/2010/main" val="0"/>
@@ -43128,7 +44610,7 @@
                 <w:b/>
                 <w:color w:val="FFFFFF"/>
               </w:rPr>
-              <w:t>F</w:t>
+              <w:t>A</w:t>
             </w:r>
           </w:p>
         </w:tc>
@@ -43194,7 +44676,7 @@
                 <w:b/>
                 <w:color w:val="FFFFFF"/>
               </w:rPr>
-              <w:t>A</w:t>
+              <w:t>J</w:t>
             </w:r>
           </w:p>
         </w:tc>
@@ -43227,7 +44709,7 @@
                 <w:b/>
                 <w:color w:val="FFFFFF"/>
               </w:rPr>
-              <w:t>M</w:t>
+              <w:t>J</w:t>
             </w:r>
           </w:p>
         </w:tc>
@@ -43260,7 +44742,7 @@
                 <w:b/>
                 <w:color w:val="FFFFFF"/>
               </w:rPr>
-              <w:t>J</w:t>
+              <w:t>A</w:t>
             </w:r>
           </w:p>
         </w:tc>
@@ -43293,7 +44775,7 @@
                 <w:b/>
                 <w:color w:val="FFFFFF"/>
               </w:rPr>
-              <w:t>J</w:t>
+              <w:t>S</w:t>
             </w:r>
           </w:p>
         </w:tc>
@@ -43326,7 +44808,7 @@
                 <w:b/>
                 <w:color w:val="FFFFFF"/>
               </w:rPr>
-              <w:t>A</w:t>
+              <w:t>O</w:t>
             </w:r>
           </w:p>
         </w:tc>
@@ -43359,7 +44841,7 @@
                 <w:b/>
                 <w:color w:val="FFFFFF"/>
               </w:rPr>
-              <w:t>S</w:t>
+              <w:t>N</w:t>
             </w:r>
           </w:p>
         </w:tc>
@@ -43392,7 +44874,7 @@
                 <w:b/>
                 <w:color w:val="FFFFFF"/>
               </w:rPr>
-              <w:t>O</w:t>
+              <w:t>D</w:t>
             </w:r>
           </w:p>
         </w:tc>
@@ -43425,7 +44907,7 @@
                 <w:b/>
                 <w:color w:val="FFFFFF"/>
               </w:rPr>
-              <w:t>N</w:t>
+              <w:t>E</w:t>
             </w:r>
           </w:p>
         </w:tc>
@@ -43458,7 +44940,7 @@
                 <w:b/>
                 <w:color w:val="FFFFFF"/>
               </w:rPr>
-              <w:t>D</w:t>
+              <w:t>F</w:t>
             </w:r>
           </w:p>
         </w:tc>
@@ -43491,7 +44973,7 @@
                 <w:b/>
                 <w:color w:val="FFFFFF"/>
               </w:rPr>
-              <w:t>E</w:t>
+              <w:t>M</w:t>
             </w:r>
           </w:p>
         </w:tc>
@@ -45276,6 +46758,69 @@
                 <w:color w:val="000000" w:themeColor="text1"/>
               </w:rPr>
             </w:pPr>
+            <w:r>
+              <w:rPr>
+                <w:rFonts w:ascii="Arial" w:hAnsi="Arial" w:cs="Arial"/>
+                <w:b/>
+                <w:bCs/>
+                <w:noProof/>
+              </w:rPr>
+              <w:drawing>
+                <wp:anchor distT="0" distB="0" distL="114300" distR="114300" simplePos="0" relativeHeight="251674636" behindDoc="0" locked="0" layoutInCell="1" allowOverlap="1" wp14:anchorId="45B122ED" wp14:editId="2B71AFDD">
+                  <wp:simplePos x="0" y="0"/>
+                  <wp:positionH relativeFrom="column">
+                    <wp:posOffset>1198880</wp:posOffset>
+                  </wp:positionH>
+                  <wp:positionV relativeFrom="paragraph">
+                    <wp:posOffset>-889635</wp:posOffset>
+                  </wp:positionV>
+                  <wp:extent cx="1445895" cy="2065655"/>
+                  <wp:effectExtent l="0" t="0" r="0" b="0"/>
+                  <wp:wrapNone/>
+                  <wp:docPr id="540941558" name="Imagen 2" descr="Imagen que contiene animal&#10;&#10;El contenido generado por IA puede ser incorrecto."/>
+                  <wp:cNvGraphicFramePr>
+                    <a:graphicFrameLocks xmlns:a="http://schemas.openxmlformats.org/drawingml/2006/main" noChangeAspect="1"/>
+                  </wp:cNvGraphicFramePr>
+                  <a:graphic xmlns:a="http://schemas.openxmlformats.org/drawingml/2006/main">
+                    <a:graphicData uri="http://schemas.openxmlformats.org/drawingml/2006/picture">
+                      <pic:pic xmlns:pic="http://schemas.openxmlformats.org/drawingml/2006/picture">
+                        <pic:nvPicPr>
+                          <pic:cNvPr id="1616221648" name="Imagen 2" descr="Imagen que contiene animal&#10;&#10;El contenido generado por IA puede ser incorrecto."/>
+                          <pic:cNvPicPr/>
+                        </pic:nvPicPr>
+                        <pic:blipFill>
+                          <a:blip r:embed="rId6">
+                            <a:extLst>
+                              <a:ext uri="{28A0092B-C50C-407E-A947-70E740481C1C}">
+                                <a14:useLocalDpi xmlns:a14="http://schemas.microsoft.com/office/drawing/2010/main" val="0"/>
+                              </a:ext>
+                            </a:extLst>
+                          </a:blip>
+                          <a:stretch>
+                            <a:fillRect/>
+                          </a:stretch>
+                        </pic:blipFill>
+                        <pic:spPr>
+                          <a:xfrm rot="5400000">
+                            <a:off x="0" y="0"/>
+                            <a:ext cx="1445895" cy="2065655"/>
+                          </a:xfrm>
+                          <a:prstGeom prst="rect">
+                            <a:avLst/>
+                          </a:prstGeom>
+                        </pic:spPr>
+                      </pic:pic>
+                    </a:graphicData>
+                  </a:graphic>
+                  <wp14:sizeRelH relativeFrom="margin">
+                    <wp14:pctWidth>0</wp14:pctWidth>
+                  </wp14:sizeRelH>
+                  <wp14:sizeRelV relativeFrom="margin">
+                    <wp14:pctHeight>0</wp14:pctHeight>
+                  </wp14:sizeRelV>
+                </wp:anchor>
+              </w:drawing>
+            </w:r>
           </w:p>
           <w:p>
             <w:pPr>
